--- a/docs/scope_of_work.docx
+++ b/docs/scope_of_work.docx
@@ -27,7 +27,7 @@
           <w:sz w:val="20"/>
           <w:szCs w:val="20"/>
         </w:rPr>
-        <w:t xml:space="preserve">Що саме зроблено з шаблоном НБУ, які дані й звідки внесено, що змінено в моделі та як отримано кожен результат. Стан — 8 жовтня 2026 року (дані до вересня 2026). Цифри з результатів — з </w:t>
+        <w:t xml:space="preserve">Що саме зроблено з шаблоном НБУ, які дані й звідки внесено, що змінено в моделі та як отримано кожен результат. Стан — 9 жовтня 2026 року (дані до вересня 2026). Цифри з результатів — з </w:t>
       </w:r>
       <w:r>
         <w:rPr>
@@ -230,7 +230,7 @@
               </w:rPr>
               <w:t xml:space="preserve">Шаблон QPM НБУ для конкурсу (</w:t>
             </w:r>
-            <w:hyperlink w:history="1" r:id="rIdjevzbc4lrtmk9crmc7jnr">
+            <w:hyperlink w:history="1" r:id="rIdlg9aei1othsecumusivru">
               <w:r>
                 <w:rPr>
                   <w:color w:val="1F63B5"/>
@@ -752,7 +752,980 @@
                 <w:sz w:val="17"/>
                 <w:szCs w:val="17"/>
               </w:rPr>
-              <w:t xml:space="preserve">Презентація на 34 слайди з нотатками доповідача (текст на 15 хв) і клікабельними джерелами; методологія, припущення, Q&amp;A для журі</w:t>
+              <w:t xml:space="preserve">Презентація на 36 слайдів з нотатками доповідача (текст на 15 хв) і клікабельними джерелами; методологія, припущення, Q&amp;A для журі</w:t>
+            </w:r>
+          </w:p>
+        </w:tc>
+      </w:tr>
+    </w:tbl>
+    <w:p>
+      <w:pPr>
+        <w:spacing w:after="80" w:before="0"/>
+      </w:pPr>
+    </w:p>
+    <w:p>
+      <w:pPr>
+        <w:pStyle w:val="Heading1"/>
+      </w:pPr>
+      <w:r>
+        <w:rPr>
+          <w:rFonts w:ascii="Cambria" w:cs="Cambria" w:eastAsia="Cambria" w:hAnsi="Cambria"/>
+          <w:b/>
+          <w:bCs/>
+          <w:color w:val="0E3B43"/>
+          <w:sz w:val="28"/>
+          <w:szCs w:val="28"/>
+        </w:rPr>
+        <w:t xml:space="preserve">0а. Вимоги конкурсу → де в презентації</w:t>
+      </w:r>
+    </w:p>
+    <w:p>
+      <w:pPr>
+        <w:spacing w:after="120"/>
+      </w:pPr>
+      <w:r>
+        <w:rPr>
+          <w:sz w:val="20"/>
+          <w:szCs w:val="20"/>
+        </w:rPr>
+        <w:t xml:space="preserve">Ключове питання конкурсу: «Якими мають бути рішення Правління НБУ щодо процентних ставок, офіційного курсу та валютних обмежень під час війни і чому?» (</w:t>
+      </w:r>
+      <w:hyperlink w:history="1" r:id="rIdx3enmvftgiehje5zqec3h">
+        <w:r>
+          <w:rPr>
+            <w:color w:val="1F63B5"/>
+            <w:sz w:val="20"/>
+            <w:szCs w:val="20"/>
+            <w:u w:val="single"/>
+          </w:rPr>
+          <w:t xml:space="preserve">сторінка конкурсу</w:t>
+        </w:r>
+      </w:hyperlink>
+      <w:r>
+        <w:rPr>
+          <w:sz w:val="20"/>
+          <w:szCs w:val="20"/>
+        </w:rPr>
+        <w:t xml:space="preserve">).</w:t>
+      </w:r>
+    </w:p>
+    <w:tbl>
+      <w:tblPr>
+        <w:tblW w:type="dxa" w:w="9864"/>
+        <w:tblBorders>
+          <w:top w:val="single" w:color="auto" w:sz="4"/>
+          <w:left w:val="single" w:color="auto" w:sz="4"/>
+          <w:bottom w:val="single" w:color="auto" w:sz="4"/>
+          <w:right w:val="single" w:color="auto" w:sz="4"/>
+          <w:insideH w:val="single" w:color="auto" w:sz="4"/>
+          <w:insideV w:val="single" w:color="auto" w:sz="4"/>
+        </w:tblBorders>
+        <w:tblLayout w:type="fixed"/>
+      </w:tblPr>
+      <w:tblGrid>
+        <w:gridCol w:w="3156"/>
+        <w:gridCol w:w="6708"/>
+      </w:tblGrid>
+      <w:tr>
+        <w:trPr>
+          <w:cantSplit/>
+          <w:tblHeader/>
+        </w:trPr>
+        <w:tc>
+          <w:tcPr>
+            <w:tcW w:type="dxa" w:w="3156"/>
+            <w:tcBorders>
+              <w:top w:val="single" w:color="C9D6D3" w:sz="4"/>
+              <w:left w:val="single" w:color="C9D6D3" w:sz="4"/>
+              <w:bottom w:val="single" w:color="C9D6D3" w:sz="4"/>
+              <w:right w:val="single" w:color="C9D6D3" w:sz="4"/>
+            </w:tcBorders>
+            <w:shd w:fill="0E3B43" w:color="auto" w:val="clear"/>
+            <w:tcMar>
+              <w:top w:type="dxa" w:w="50"/>
+              <w:left w:type="dxa" w:w="90"/>
+              <w:bottom w:type="dxa" w:w="50"/>
+              <w:right w:type="dxa" w:w="90"/>
+            </w:tcMar>
+          </w:tcPr>
+          <w:p>
+            <w:pPr>
+              <w:spacing w:after="0" w:before="0" w:line="252"/>
+            </w:pPr>
+            <w:r>
+              <w:rPr>
+                <w:b/>
+                <w:bCs/>
+                <w:color w:val="FFFFFF"/>
+                <w:sz w:val="17"/>
+                <w:szCs w:val="17"/>
+              </w:rPr>
+              <w:t xml:space="preserve">Вимога / критерій</w:t>
+            </w:r>
+          </w:p>
+        </w:tc>
+        <w:tc>
+          <w:tcPr>
+            <w:tcW w:type="dxa" w:w="6708"/>
+            <w:tcBorders>
+              <w:top w:val="single" w:color="C9D6D3" w:sz="4"/>
+              <w:left w:val="single" w:color="C9D6D3" w:sz="4"/>
+              <w:bottom w:val="single" w:color="C9D6D3" w:sz="4"/>
+              <w:right w:val="single" w:color="C9D6D3" w:sz="4"/>
+            </w:tcBorders>
+            <w:shd w:fill="0E3B43" w:color="auto" w:val="clear"/>
+            <w:tcMar>
+              <w:top w:type="dxa" w:w="50"/>
+              <w:left w:type="dxa" w:w="90"/>
+              <w:bottom w:type="dxa" w:w="50"/>
+              <w:right w:type="dxa" w:w="90"/>
+            </w:tcMar>
+          </w:tcPr>
+          <w:p>
+            <w:pPr>
+              <w:spacing w:after="0" w:before="0" w:line="252"/>
+            </w:pPr>
+            <w:r>
+              <w:rPr>
+                <w:b/>
+                <w:bCs/>
+                <w:color w:val="FFFFFF"/>
+                <w:sz w:val="17"/>
+                <w:szCs w:val="17"/>
+              </w:rPr>
+              <w:t xml:space="preserve">Де закрито</w:t>
+            </w:r>
+          </w:p>
+        </w:tc>
+      </w:tr>
+      <w:tr>
+        <w:trPr>
+          <w:cantSplit/>
+          <w:tblHeader w:val="off"/>
+        </w:trPr>
+        <w:tc>
+          <w:tcPr>
+            <w:tcW w:type="dxa" w:w="3156"/>
+            <w:tcBorders>
+              <w:top w:val="single" w:color="C9D6D3" w:sz="4"/>
+              <w:left w:val="single" w:color="C9D6D3" w:sz="4"/>
+              <w:bottom w:val="single" w:color="C9D6D3" w:sz="4"/>
+              <w:right w:val="single" w:color="C9D6D3" w:sz="4"/>
+            </w:tcBorders>
+            <w:shd w:fill="FFFFFF" w:color="auto" w:val="clear"/>
+            <w:tcMar>
+              <w:top w:type="dxa" w:w="50"/>
+              <w:left w:type="dxa" w:w="90"/>
+              <w:bottom w:type="dxa" w:w="50"/>
+              <w:right w:type="dxa" w:w="90"/>
+            </w:tcMar>
+          </w:tcPr>
+          <w:p>
+            <w:pPr>
+              <w:spacing w:after="0" w:before="0" w:line="252"/>
+            </w:pPr>
+            <w:r>
+              <w:rPr>
+                <w:b/>
+                <w:bCs/>
+                <w:sz w:val="17"/>
+                <w:szCs w:val="17"/>
+              </w:rPr>
+              <w:t xml:space="preserve">Загальний огляд економічної ситуації</w:t>
+            </w:r>
+          </w:p>
+        </w:tc>
+        <w:tc>
+          <w:tcPr>
+            <w:tcW w:type="dxa" w:w="6708"/>
+            <w:tcBorders>
+              <w:top w:val="single" w:color="C9D6D3" w:sz="4"/>
+              <w:left w:val="single" w:color="C9D6D3" w:sz="4"/>
+              <w:bottom w:val="single" w:color="C9D6D3" w:sz="4"/>
+              <w:right w:val="single" w:color="C9D6D3" w:sz="4"/>
+            </w:tcBorders>
+            <w:shd w:fill="FFFFFF" w:color="auto" w:val="clear"/>
+            <w:tcMar>
+              <w:top w:type="dxa" w:w="50"/>
+              <w:left w:type="dxa" w:w="90"/>
+              <w:bottom w:type="dxa" w:w="50"/>
+              <w:right w:type="dxa" w:w="90"/>
+            </w:tcMar>
+          </w:tcPr>
+          <w:p>
+            <w:pPr>
+              <w:spacing w:after="0" w:before="0" w:line="252"/>
+            </w:pPr>
+            <w:r>
+              <w:rPr>
+                <w:sz w:val="17"/>
+                <w:szCs w:val="17"/>
+              </w:rPr>
+              <w:t xml:space="preserve">Слайди 4–10: зовнішнє середовище, інфляція, очікування й ставки, активність, валютний ринок, </w:t>
+            </w:r>
+            <w:r>
+              <w:rPr>
+                <w:b/>
+                <w:bCs/>
+                <w:sz w:val="17"/>
+                <w:szCs w:val="17"/>
+              </w:rPr>
+              <w:t xml:space="preserve">платіжний баланс</w:t>
+            </w:r>
+            <w:r>
+              <w:rPr>
+                <w:sz w:val="17"/>
+                <w:szCs w:val="17"/>
+              </w:rPr>
+              <w:t xml:space="preserve">, бюджет</w:t>
+            </w:r>
+          </w:p>
+        </w:tc>
+      </w:tr>
+      <w:tr>
+        <w:trPr>
+          <w:cantSplit/>
+          <w:tblHeader w:val="off"/>
+        </w:trPr>
+        <w:tc>
+          <w:tcPr>
+            <w:tcW w:type="dxa" w:w="3156"/>
+            <w:tcBorders>
+              <w:top w:val="single" w:color="C9D6D3" w:sz="4"/>
+              <w:left w:val="single" w:color="C9D6D3" w:sz="4"/>
+              <w:bottom w:val="single" w:color="C9D6D3" w:sz="4"/>
+              <w:right w:val="single" w:color="C9D6D3" w:sz="4"/>
+            </w:tcBorders>
+            <w:shd w:fill="EAF1EF" w:color="auto" w:val="clear"/>
+            <w:tcMar>
+              <w:top w:type="dxa" w:w="50"/>
+              <w:left w:type="dxa" w:w="90"/>
+              <w:bottom w:type="dxa" w:w="50"/>
+              <w:right w:type="dxa" w:w="90"/>
+            </w:tcMar>
+          </w:tcPr>
+          <w:p>
+            <w:pPr>
+              <w:spacing w:after="0" w:before="0" w:line="252"/>
+            </w:pPr>
+            <w:r>
+              <w:rPr>
+                <w:b/>
+                <w:bCs/>
+                <w:sz w:val="17"/>
+                <w:szCs w:val="17"/>
+              </w:rPr>
+              <w:t xml:space="preserve">Прогноз інфляції та інших показників</w:t>
+            </w:r>
+          </w:p>
+        </w:tc>
+        <w:tc>
+          <w:tcPr>
+            <w:tcW w:type="dxa" w:w="6708"/>
+            <w:tcBorders>
+              <w:top w:val="single" w:color="C9D6D3" w:sz="4"/>
+              <w:left w:val="single" w:color="C9D6D3" w:sz="4"/>
+              <w:bottom w:val="single" w:color="C9D6D3" w:sz="4"/>
+              <w:right w:val="single" w:color="C9D6D3" w:sz="4"/>
+            </w:tcBorders>
+            <w:shd w:fill="EAF1EF" w:color="auto" w:val="clear"/>
+            <w:tcMar>
+              <w:top w:type="dxa" w:w="50"/>
+              <w:left w:type="dxa" w:w="90"/>
+              <w:bottom w:type="dxa" w:w="50"/>
+              <w:right w:type="dxa" w:w="90"/>
+            </w:tcMar>
+          </w:tcPr>
+          <w:p>
+            <w:pPr>
+              <w:spacing w:after="0" w:before="0" w:line="252"/>
+            </w:pPr>
+            <w:r>
+              <w:rPr>
+                <w:sz w:val="17"/>
+                <w:szCs w:val="17"/>
+              </w:rPr>
+              <w:t xml:space="preserve">Слайди 12–20: модель, розширення, судження, наукаст, віяло (до 2029), базова інфляція, ВВП, сценарії</w:t>
+            </w:r>
+          </w:p>
+        </w:tc>
+      </w:tr>
+      <w:tr>
+        <w:trPr>
+          <w:cantSplit/>
+          <w:tblHeader w:val="off"/>
+        </w:trPr>
+        <w:tc>
+          <w:tcPr>
+            <w:tcW w:type="dxa" w:w="3156"/>
+            <w:tcBorders>
+              <w:top w:val="single" w:color="C9D6D3" w:sz="4"/>
+              <w:left w:val="single" w:color="C9D6D3" w:sz="4"/>
+              <w:bottom w:val="single" w:color="C9D6D3" w:sz="4"/>
+              <w:right w:val="single" w:color="C9D6D3" w:sz="4"/>
+            </w:tcBorders>
+            <w:shd w:fill="FFFFFF" w:color="auto" w:val="clear"/>
+            <w:tcMar>
+              <w:top w:type="dxa" w:w="50"/>
+              <w:left w:type="dxa" w:w="90"/>
+              <w:bottom w:type="dxa" w:w="50"/>
+              <w:right w:type="dxa" w:w="90"/>
+            </w:tcMar>
+          </w:tcPr>
+          <w:p>
+            <w:pPr>
+              <w:spacing w:after="0" w:before="0" w:line="252"/>
+            </w:pPr>
+            <w:r>
+              <w:rPr>
+                <w:b/>
+                <w:bCs/>
+                <w:sz w:val="17"/>
+                <w:szCs w:val="17"/>
+              </w:rPr>
+              <w:t xml:space="preserve">Ризики прогнозу</w:t>
+            </w:r>
+          </w:p>
+        </w:tc>
+        <w:tc>
+          <w:tcPr>
+            <w:tcW w:type="dxa" w:w="6708"/>
+            <w:tcBorders>
+              <w:top w:val="single" w:color="C9D6D3" w:sz="4"/>
+              <w:left w:val="single" w:color="C9D6D3" w:sz="4"/>
+              <w:bottom w:val="single" w:color="C9D6D3" w:sz="4"/>
+              <w:right w:val="single" w:color="C9D6D3" w:sz="4"/>
+            </w:tcBorders>
+            <w:shd w:fill="FFFFFF" w:color="auto" w:val="clear"/>
+            <w:tcMar>
+              <w:top w:type="dxa" w:w="50"/>
+              <w:left w:type="dxa" w:w="90"/>
+              <w:bottom w:type="dxa" w:w="50"/>
+              <w:right w:type="dxa" w:w="90"/>
+            </w:tcMar>
+          </w:tcPr>
+          <w:p>
+            <w:pPr>
+              <w:spacing w:after="0" w:before="0" w:line="252"/>
+            </w:pPr>
+            <w:r>
+              <w:rPr>
+                <w:sz w:val="17"/>
+                <w:szCs w:val="17"/>
+              </w:rPr>
+              <w:t xml:space="preserve">Сценарії (4) і матриця ризиків</w:t>
+            </w:r>
+          </w:p>
+        </w:tc>
+      </w:tr>
+      <w:tr>
+        <w:trPr>
+          <w:cantSplit/>
+          <w:tblHeader w:val="off"/>
+        </w:trPr>
+        <w:tc>
+          <w:tcPr>
+            <w:tcW w:type="dxa" w:w="3156"/>
+            <w:tcBorders>
+              <w:top w:val="single" w:color="C9D6D3" w:sz="4"/>
+              <w:left w:val="single" w:color="C9D6D3" w:sz="4"/>
+              <w:bottom w:val="single" w:color="C9D6D3" w:sz="4"/>
+              <w:right w:val="single" w:color="C9D6D3" w:sz="4"/>
+            </w:tcBorders>
+            <w:shd w:fill="EAF1EF" w:color="auto" w:val="clear"/>
+            <w:tcMar>
+              <w:top w:type="dxa" w:w="50"/>
+              <w:left w:type="dxa" w:w="90"/>
+              <w:bottom w:type="dxa" w:w="50"/>
+              <w:right w:type="dxa" w:w="90"/>
+            </w:tcMar>
+          </w:tcPr>
+          <w:p>
+            <w:pPr>
+              <w:spacing w:after="0" w:before="0" w:line="252"/>
+            </w:pPr>
+            <w:r>
+              <w:rPr>
+                <w:b/>
+                <w:bCs/>
+                <w:sz w:val="17"/>
+                <w:szCs w:val="17"/>
+              </w:rPr>
+              <w:t xml:space="preserve">Рекомендації щодо монетарної політики</w:t>
+            </w:r>
+          </w:p>
+        </w:tc>
+        <w:tc>
+          <w:tcPr>
+            <w:tcW w:type="dxa" w:w="6708"/>
+            <w:tcBorders>
+              <w:top w:val="single" w:color="C9D6D3" w:sz="4"/>
+              <w:left w:val="single" w:color="C9D6D3" w:sz="4"/>
+              <w:bottom w:val="single" w:color="C9D6D3" w:sz="4"/>
+              <w:right w:val="single" w:color="C9D6D3" w:sz="4"/>
+            </w:tcBorders>
+            <w:shd w:fill="EAF1EF" w:color="auto" w:val="clear"/>
+            <w:tcMar>
+              <w:top w:type="dxa" w:w="50"/>
+              <w:left w:type="dxa" w:w="90"/>
+              <w:bottom w:type="dxa" w:w="50"/>
+              <w:right w:type="dxa" w:w="90"/>
+            </w:tcMar>
+          </w:tcPr>
+          <w:p>
+            <w:pPr>
+              <w:spacing w:after="0" w:before="0" w:line="252"/>
+            </w:pPr>
+            <w:r>
+              <w:rPr>
+                <w:sz w:val="17"/>
+                <w:szCs w:val="17"/>
+              </w:rPr>
+              <w:t xml:space="preserve">Слайди 22–28: рамка рішення, варіанти ставки, ставка, курс і резерви, валютні обмеження, комунікація, підсумок</w:t>
+            </w:r>
+          </w:p>
+        </w:tc>
+      </w:tr>
+      <w:tr>
+        <w:trPr>
+          <w:cantSplit/>
+          <w:tblHeader w:val="off"/>
+        </w:trPr>
+        <w:tc>
+          <w:tcPr>
+            <w:tcW w:type="dxa" w:w="3156"/>
+            <w:tcBorders>
+              <w:top w:val="single" w:color="C9D6D3" w:sz="4"/>
+              <w:left w:val="single" w:color="C9D6D3" w:sz="4"/>
+              <w:bottom w:val="single" w:color="C9D6D3" w:sz="4"/>
+              <w:right w:val="single" w:color="C9D6D3" w:sz="4"/>
+            </w:tcBorders>
+            <w:shd w:fill="FFFFFF" w:color="auto" w:val="clear"/>
+            <w:tcMar>
+              <w:top w:type="dxa" w:w="50"/>
+              <w:left w:type="dxa" w:w="90"/>
+              <w:bottom w:type="dxa" w:w="50"/>
+              <w:right w:type="dxa" w:w="90"/>
+            </w:tcMar>
+          </w:tcPr>
+          <w:p>
+            <w:pPr>
+              <w:spacing w:after="0" w:before="0" w:line="252"/>
+            </w:pPr>
+            <w:r>
+              <w:rPr>
+                <w:b/>
+                <w:bCs/>
+                <w:sz w:val="17"/>
+                <w:szCs w:val="17"/>
+              </w:rPr>
+              <w:t xml:space="preserve">Процентні ставки</w:t>
+            </w:r>
+          </w:p>
+        </w:tc>
+        <w:tc>
+          <w:tcPr>
+            <w:tcW w:type="dxa" w:w="6708"/>
+            <w:tcBorders>
+              <w:top w:val="single" w:color="C9D6D3" w:sz="4"/>
+              <w:left w:val="single" w:color="C9D6D3" w:sz="4"/>
+              <w:bottom w:val="single" w:color="C9D6D3" w:sz="4"/>
+              <w:right w:val="single" w:color="C9D6D3" w:sz="4"/>
+            </w:tcBorders>
+            <w:shd w:fill="FFFFFF" w:color="auto" w:val="clear"/>
+            <w:tcMar>
+              <w:top w:type="dxa" w:w="50"/>
+              <w:left w:type="dxa" w:w="90"/>
+              <w:bottom w:type="dxa" w:w="50"/>
+              <w:right w:type="dxa" w:w="90"/>
+            </w:tcMar>
+          </w:tcPr>
+          <w:p>
+            <w:pPr>
+              <w:spacing w:after="0" w:before="0" w:line="252"/>
+            </w:pPr>
+            <w:r>
+              <w:rPr>
+                <w:sz w:val="17"/>
+                <w:szCs w:val="17"/>
+              </w:rPr>
+              <w:t xml:space="preserve">Облікова ставка 16,5% з орієнтирами; депозитні сертифікати (рамка рішення, Q&amp;A 24)</w:t>
+            </w:r>
+          </w:p>
+        </w:tc>
+      </w:tr>
+      <w:tr>
+        <w:trPr>
+          <w:cantSplit/>
+          <w:tblHeader w:val="off"/>
+        </w:trPr>
+        <w:tc>
+          <w:tcPr>
+            <w:tcW w:type="dxa" w:w="3156"/>
+            <w:tcBorders>
+              <w:top w:val="single" w:color="C9D6D3" w:sz="4"/>
+              <w:left w:val="single" w:color="C9D6D3" w:sz="4"/>
+              <w:bottom w:val="single" w:color="C9D6D3" w:sz="4"/>
+              <w:right w:val="single" w:color="C9D6D3" w:sz="4"/>
+            </w:tcBorders>
+            <w:shd w:fill="EAF1EF" w:color="auto" w:val="clear"/>
+            <w:tcMar>
+              <w:top w:type="dxa" w:w="50"/>
+              <w:left w:type="dxa" w:w="90"/>
+              <w:bottom w:type="dxa" w:w="50"/>
+              <w:right w:type="dxa" w:w="90"/>
+            </w:tcMar>
+          </w:tcPr>
+          <w:p>
+            <w:pPr>
+              <w:spacing w:after="0" w:before="0" w:line="252"/>
+            </w:pPr>
+            <w:r>
+              <w:rPr>
+                <w:b/>
+                <w:bCs/>
+                <w:sz w:val="17"/>
+                <w:szCs w:val="17"/>
+              </w:rPr>
+              <w:t xml:space="preserve">Офіційний курс</w:t>
+            </w:r>
+          </w:p>
+        </w:tc>
+        <w:tc>
+          <w:tcPr>
+            <w:tcW w:type="dxa" w:w="6708"/>
+            <w:tcBorders>
+              <w:top w:val="single" w:color="C9D6D3" w:sz="4"/>
+              <w:left w:val="single" w:color="C9D6D3" w:sz="4"/>
+              <w:bottom w:val="single" w:color="C9D6D3" w:sz="4"/>
+              <w:right w:val="single" w:color="C9D6D3" w:sz="4"/>
+            </w:tcBorders>
+            <w:shd w:fill="EAF1EF" w:color="auto" w:val="clear"/>
+            <w:tcMar>
+              <w:top w:type="dxa" w:w="50"/>
+              <w:left w:type="dxa" w:w="90"/>
+              <w:bottom w:type="dxa" w:w="50"/>
+              <w:right w:type="dxa" w:w="90"/>
+            </w:tcMar>
+          </w:tcPr>
+          <w:p>
+            <w:pPr>
+              <w:spacing w:after="0" w:before="0" w:line="252"/>
+            </w:pPr>
+            <w:r>
+              <w:rPr>
+                <w:sz w:val="17"/>
+                <w:szCs w:val="17"/>
+              </w:rPr>
+              <w:t xml:space="preserve">Керована гнучкість: допускати до ≈4% на рік, інтервенції лише згладжують</w:t>
+            </w:r>
+          </w:p>
+        </w:tc>
+      </w:tr>
+      <w:tr>
+        <w:trPr>
+          <w:cantSplit/>
+          <w:tblHeader w:val="off"/>
+        </w:trPr>
+        <w:tc>
+          <w:tcPr>
+            <w:tcW w:type="dxa" w:w="3156"/>
+            <w:tcBorders>
+              <w:top w:val="single" w:color="C9D6D3" w:sz="4"/>
+              <w:left w:val="single" w:color="C9D6D3" w:sz="4"/>
+              <w:bottom w:val="single" w:color="C9D6D3" w:sz="4"/>
+              <w:right w:val="single" w:color="C9D6D3" w:sz="4"/>
+            </w:tcBorders>
+            <w:shd w:fill="FFFFFF" w:color="auto" w:val="clear"/>
+            <w:tcMar>
+              <w:top w:type="dxa" w:w="50"/>
+              <w:left w:type="dxa" w:w="90"/>
+              <w:bottom w:type="dxa" w:w="50"/>
+              <w:right w:type="dxa" w:w="90"/>
+            </w:tcMar>
+          </w:tcPr>
+          <w:p>
+            <w:pPr>
+              <w:spacing w:after="0" w:before="0" w:line="252"/>
+            </w:pPr>
+            <w:r>
+              <w:rPr>
+                <w:b/>
+                <w:bCs/>
+                <w:sz w:val="17"/>
+                <w:szCs w:val="17"/>
+              </w:rPr>
+              <w:t xml:space="preserve">Валютні обмеження</w:t>
+            </w:r>
+          </w:p>
+        </w:tc>
+        <w:tc>
+          <w:tcPr>
+            <w:tcW w:type="dxa" w:w="6708"/>
+            <w:tcBorders>
+              <w:top w:val="single" w:color="C9D6D3" w:sz="4"/>
+              <w:left w:val="single" w:color="C9D6D3" w:sz="4"/>
+              <w:bottom w:val="single" w:color="C9D6D3" w:sz="4"/>
+              <w:right w:val="single" w:color="C9D6D3" w:sz="4"/>
+            </w:tcBorders>
+            <w:shd w:fill="FFFFFF" w:color="auto" w:val="clear"/>
+            <w:tcMar>
+              <w:top w:type="dxa" w:w="50"/>
+              <w:left w:type="dxa" w:w="90"/>
+              <w:bottom w:type="dxa" w:w="50"/>
+              <w:right w:type="dxa" w:w="90"/>
+            </w:tcMar>
+          </w:tcPr>
+          <w:p>
+            <w:pPr>
+              <w:spacing w:after="0" w:before="0" w:line="252"/>
+            </w:pPr>
+            <w:r>
+              <w:rPr>
+                <w:sz w:val="17"/>
+                <w:szCs w:val="17"/>
+              </w:rPr>
+              <w:t xml:space="preserve">Серпневий пакет зберегти, III етап Стратегії — після відновлення резервів</w:t>
+            </w:r>
+          </w:p>
+        </w:tc>
+      </w:tr>
+      <w:tr>
+        <w:trPr>
+          <w:cantSplit/>
+          <w:tblHeader w:val="off"/>
+        </w:trPr>
+        <w:tc>
+          <w:tcPr>
+            <w:tcW w:type="dxa" w:w="3156"/>
+            <w:tcBorders>
+              <w:top w:val="single" w:color="C9D6D3" w:sz="4"/>
+              <w:left w:val="single" w:color="C9D6D3" w:sz="4"/>
+              <w:bottom w:val="single" w:color="C9D6D3" w:sz="4"/>
+              <w:right w:val="single" w:color="C9D6D3" w:sz="4"/>
+            </w:tcBorders>
+            <w:shd w:fill="EAF1EF" w:color="auto" w:val="clear"/>
+            <w:tcMar>
+              <w:top w:type="dxa" w:w="50"/>
+              <w:left w:type="dxa" w:w="90"/>
+              <w:bottom w:type="dxa" w:w="50"/>
+              <w:right w:type="dxa" w:w="90"/>
+            </w:tcMar>
+          </w:tcPr>
+          <w:p>
+            <w:pPr>
+              <w:spacing w:after="0" w:before="0" w:line="252"/>
+            </w:pPr>
+            <w:r>
+              <w:rPr>
+                <w:b/>
+                <w:bCs/>
+                <w:sz w:val="17"/>
+                <w:szCs w:val="17"/>
+              </w:rPr>
+              <w:t xml:space="preserve">Критерій 1: мета й функції НБУ, поточний стан</w:t>
+            </w:r>
+          </w:p>
+        </w:tc>
+        <w:tc>
+          <w:tcPr>
+            <w:tcW w:type="dxa" w:w="6708"/>
+            <w:tcBorders>
+              <w:top w:val="single" w:color="C9D6D3" w:sz="4"/>
+              <w:left w:val="single" w:color="C9D6D3" w:sz="4"/>
+              <w:bottom w:val="single" w:color="C9D6D3" w:sz="4"/>
+              <w:right w:val="single" w:color="C9D6D3" w:sz="4"/>
+            </w:tcBorders>
+            <w:shd w:fill="EAF1EF" w:color="auto" w:val="clear"/>
+            <w:tcMar>
+              <w:top w:type="dxa" w:w="50"/>
+              <w:left w:type="dxa" w:w="90"/>
+              <w:bottom w:type="dxa" w:w="50"/>
+              <w:right w:type="dxa" w:w="90"/>
+            </w:tcMar>
+          </w:tcPr>
+          <w:p>
+            <w:pPr>
+              <w:spacing w:after="0" w:before="0" w:line="252"/>
+            </w:pPr>
+            <w:r>
+              <w:rPr>
+                <w:sz w:val="17"/>
+                <w:szCs w:val="17"/>
+              </w:rPr>
+              <w:t xml:space="preserve">Слайд «Рамка рішення»: мета (ст. 6 Закону «Про НБУ»), ціль 5% на горизонті до 3 років, інструменти, позиції КМП</w:t>
+            </w:r>
+          </w:p>
+        </w:tc>
+      </w:tr>
+      <w:tr>
+        <w:trPr>
+          <w:cantSplit/>
+          <w:tblHeader w:val="off"/>
+        </w:trPr>
+        <w:tc>
+          <w:tcPr>
+            <w:tcW w:type="dxa" w:w="3156"/>
+            <w:tcBorders>
+              <w:top w:val="single" w:color="C9D6D3" w:sz="4"/>
+              <w:left w:val="single" w:color="C9D6D3" w:sz="4"/>
+              <w:bottom w:val="single" w:color="C9D6D3" w:sz="4"/>
+              <w:right w:val="single" w:color="C9D6D3" w:sz="4"/>
+            </w:tcBorders>
+            <w:shd w:fill="FFFFFF" w:color="auto" w:val="clear"/>
+            <w:tcMar>
+              <w:top w:type="dxa" w:w="50"/>
+              <w:left w:type="dxa" w:w="90"/>
+              <w:bottom w:type="dxa" w:w="50"/>
+              <w:right w:type="dxa" w:w="90"/>
+            </w:tcMar>
+          </w:tcPr>
+          <w:p>
+            <w:pPr>
+              <w:spacing w:after="0" w:before="0" w:line="252"/>
+            </w:pPr>
+            <w:r>
+              <w:rPr>
+                <w:b/>
+                <w:bCs/>
+                <w:sz w:val="17"/>
+                <w:szCs w:val="17"/>
+              </w:rPr>
+              <w:t xml:space="preserve">Критерій 2: концепції макроекономіки</w:t>
+            </w:r>
+          </w:p>
+        </w:tc>
+        <w:tc>
+          <w:tcPr>
+            <w:tcW w:type="dxa" w:w="6708"/>
+            <w:tcBorders>
+              <w:top w:val="single" w:color="C9D6D3" w:sz="4"/>
+              <w:left w:val="single" w:color="C9D6D3" w:sz="4"/>
+              <w:bottom w:val="single" w:color="C9D6D3" w:sz="4"/>
+              <w:right w:val="single" w:color="C9D6D3" w:sz="4"/>
+            </w:tcBorders>
+            <w:shd w:fill="FFFFFF" w:color="auto" w:val="clear"/>
+            <w:tcMar>
+              <w:top w:type="dxa" w:w="50"/>
+              <w:left w:type="dxa" w:w="90"/>
+              <w:bottom w:type="dxa" w:w="50"/>
+              <w:right w:type="dxa" w:w="90"/>
+            </w:tcMar>
+          </w:tcPr>
+          <w:p>
+            <w:pPr>
+              <w:spacing w:after="0" w:before="0" w:line="252"/>
+            </w:pPr>
+            <w:r>
+              <w:rPr>
+                <w:sz w:val="17"/>
+                <w:szCs w:val="17"/>
+              </w:rPr>
+              <w:t xml:space="preserve">Модель (розриви, нейтральна ставка, паритет ставок), перший і другий раунд шоків, функція втрат</w:t>
+            </w:r>
+          </w:p>
+        </w:tc>
+      </w:tr>
+      <w:tr>
+        <w:trPr>
+          <w:cantSplit/>
+          <w:tblHeader w:val="off"/>
+        </w:trPr>
+        <w:tc>
+          <w:tcPr>
+            <w:tcW w:type="dxa" w:w="3156"/>
+            <w:tcBorders>
+              <w:top w:val="single" w:color="C9D6D3" w:sz="4"/>
+              <w:left w:val="single" w:color="C9D6D3" w:sz="4"/>
+              <w:bottom w:val="single" w:color="C9D6D3" w:sz="4"/>
+              <w:right w:val="single" w:color="C9D6D3" w:sz="4"/>
+            </w:tcBorders>
+            <w:shd w:fill="EAF1EF" w:color="auto" w:val="clear"/>
+            <w:tcMar>
+              <w:top w:type="dxa" w:w="50"/>
+              <w:left w:type="dxa" w:w="90"/>
+              <w:bottom w:type="dxa" w:w="50"/>
+              <w:right w:type="dxa" w:w="90"/>
+            </w:tcMar>
+          </w:tcPr>
+          <w:p>
+            <w:pPr>
+              <w:spacing w:after="0" w:before="0" w:line="252"/>
+            </w:pPr>
+            <w:r>
+              <w:rPr>
+                <w:b/>
+                <w:bCs/>
+                <w:sz w:val="17"/>
+                <w:szCs w:val="17"/>
+              </w:rPr>
+              <w:t xml:space="preserve">Критерій 3: змістовність, логіка, доступність</w:t>
+            </w:r>
+          </w:p>
+        </w:tc>
+        <w:tc>
+          <w:tcPr>
+            <w:tcW w:type="dxa" w:w="6708"/>
+            <w:tcBorders>
+              <w:top w:val="single" w:color="C9D6D3" w:sz="4"/>
+              <w:left w:val="single" w:color="C9D6D3" w:sz="4"/>
+              <w:bottom w:val="single" w:color="C9D6D3" w:sz="4"/>
+              <w:right w:val="single" w:color="C9D6D3" w:sz="4"/>
+            </w:tcBorders>
+            <w:shd w:fill="EAF1EF" w:color="auto" w:val="clear"/>
+            <w:tcMar>
+              <w:top w:type="dxa" w:w="50"/>
+              <w:left w:type="dxa" w:w="90"/>
+              <w:bottom w:type="dxa" w:w="50"/>
+              <w:right w:type="dxa" w:w="90"/>
+            </w:tcMar>
+          </w:tcPr>
+          <w:p>
+            <w:pPr>
+              <w:spacing w:after="0" w:before="0" w:line="252"/>
+            </w:pPr>
+            <w:r>
+              <w:rPr>
+                <w:sz w:val="17"/>
+                <w:szCs w:val="17"/>
+              </w:rPr>
+              <w:t xml:space="preserve">Структура «головне → огляд → прогноз → рекомендації», один меседж на слайд, джерела на кожному слайді</w:t>
+            </w:r>
+          </w:p>
+        </w:tc>
+      </w:tr>
+      <w:tr>
+        <w:trPr>
+          <w:cantSplit/>
+          <w:tblHeader w:val="off"/>
+        </w:trPr>
+        <w:tc>
+          <w:tcPr>
+            <w:tcW w:type="dxa" w:w="3156"/>
+            <w:tcBorders>
+              <w:top w:val="single" w:color="C9D6D3" w:sz="4"/>
+              <w:left w:val="single" w:color="C9D6D3" w:sz="4"/>
+              <w:bottom w:val="single" w:color="C9D6D3" w:sz="4"/>
+              <w:right w:val="single" w:color="C9D6D3" w:sz="4"/>
+            </w:tcBorders>
+            <w:shd w:fill="FFFFFF" w:color="auto" w:val="clear"/>
+            <w:tcMar>
+              <w:top w:type="dxa" w:w="50"/>
+              <w:left w:type="dxa" w:w="90"/>
+              <w:bottom w:type="dxa" w:w="50"/>
+              <w:right w:type="dxa" w:w="90"/>
+            </w:tcMar>
+          </w:tcPr>
+          <w:p>
+            <w:pPr>
+              <w:spacing w:after="0" w:before="0" w:line="252"/>
+            </w:pPr>
+            <w:r>
+              <w:rPr>
+                <w:b/>
+                <w:bCs/>
+                <w:sz w:val="17"/>
+                <w:szCs w:val="17"/>
+              </w:rPr>
+              <w:t xml:space="preserve">Критерій 4: якість аналізу</w:t>
+            </w:r>
+          </w:p>
+        </w:tc>
+        <w:tc>
+          <w:tcPr>
+            <w:tcW w:type="dxa" w:w="6708"/>
+            <w:tcBorders>
+              <w:top w:val="single" w:color="C9D6D3" w:sz="4"/>
+              <w:left w:val="single" w:color="C9D6D3" w:sz="4"/>
+              <w:bottom w:val="single" w:color="C9D6D3" w:sz="4"/>
+              <w:right w:val="single" w:color="C9D6D3" w:sz="4"/>
+            </w:tcBorders>
+            <w:shd w:fill="FFFFFF" w:color="auto" w:val="clear"/>
+            <w:tcMar>
+              <w:top w:type="dxa" w:w="50"/>
+              <w:left w:type="dxa" w:w="90"/>
+              <w:bottom w:type="dxa" w:w="50"/>
+              <w:right w:type="dxa" w:w="90"/>
+            </w:tcMar>
+          </w:tcPr>
+          <w:p>
+            <w:pPr>
+              <w:spacing w:after="0" w:before="0" w:line="252"/>
+            </w:pPr>
+            <w:r>
+              <w:rPr>
+                <w:sz w:val="17"/>
+                <w:szCs w:val="17"/>
+              </w:rPr>
+              <w:t xml:space="preserve">Перевірка в MATLAB/IRIS, бектест, сценарії, оптимальна політика, порівняння з НБУ й урядом</w:t>
+            </w:r>
+          </w:p>
+        </w:tc>
+      </w:tr>
+      <w:tr>
+        <w:trPr>
+          <w:cantSplit/>
+          <w:tblHeader w:val="off"/>
+        </w:trPr>
+        <w:tc>
+          <w:tcPr>
+            <w:tcW w:type="dxa" w:w="3156"/>
+            <w:tcBorders>
+              <w:top w:val="single" w:color="C9D6D3" w:sz="4"/>
+              <w:left w:val="single" w:color="C9D6D3" w:sz="4"/>
+              <w:bottom w:val="single" w:color="C9D6D3" w:sz="4"/>
+              <w:right w:val="single" w:color="C9D6D3" w:sz="4"/>
+            </w:tcBorders>
+            <w:shd w:fill="EAF1EF" w:color="auto" w:val="clear"/>
+            <w:tcMar>
+              <w:top w:type="dxa" w:w="50"/>
+              <w:left w:type="dxa" w:w="90"/>
+              <w:bottom w:type="dxa" w:w="50"/>
+              <w:right w:type="dxa" w:w="90"/>
+            </w:tcMar>
+          </w:tcPr>
+          <w:p>
+            <w:pPr>
+              <w:spacing w:after="0" w:before="0" w:line="252"/>
+            </w:pPr>
+            <w:r>
+              <w:rPr>
+                <w:b/>
+                <w:bCs/>
+                <w:sz w:val="17"/>
+                <w:szCs w:val="17"/>
+              </w:rPr>
+              <w:t xml:space="preserve">Критерій 5: командна робота</w:t>
+            </w:r>
+          </w:p>
+        </w:tc>
+        <w:tc>
+          <w:tcPr>
+            <w:tcW w:type="dxa" w:w="6708"/>
+            <w:tcBorders>
+              <w:top w:val="single" w:color="C9D6D3" w:sz="4"/>
+              <w:left w:val="single" w:color="C9D6D3" w:sz="4"/>
+              <w:bottom w:val="single" w:color="C9D6D3" w:sz="4"/>
+              <w:right w:val="single" w:color="C9D6D3" w:sz="4"/>
+            </w:tcBorders>
+            <w:shd w:fill="EAF1EF" w:color="auto" w:val="clear"/>
+            <w:tcMar>
+              <w:top w:type="dxa" w:w="50"/>
+              <w:left w:type="dxa" w:w="90"/>
+              <w:bottom w:type="dxa" w:w="50"/>
+              <w:right w:type="dxa" w:w="90"/>
+            </w:tcMar>
+          </w:tcPr>
+          <w:p>
+            <w:pPr>
+              <w:spacing w:after="0" w:before="0" w:line="252"/>
+            </w:pPr>
+            <w:r>
+              <w:rPr>
+                <w:sz w:val="17"/>
+                <w:szCs w:val="17"/>
+              </w:rPr>
+              <w:t xml:space="preserve">Текст виступу розподілено на трьох доповідачів; Q&amp;A для всіх</w:t>
             </w:r>
           </w:p>
         </w:tc>
@@ -793,9 +1766,9 @@
         <w:tblLayout w:type="fixed"/>
       </w:tblPr>
       <w:tblGrid>
-        <w:gridCol w:w="1392"/>
-        <w:gridCol w:w="3440"/>
-        <w:gridCol w:w="5032"/>
+        <w:gridCol w:w="1357"/>
+        <w:gridCol w:w="3354"/>
+        <w:gridCol w:w="5153"/>
       </w:tblGrid>
       <w:tr>
         <w:trPr>
@@ -804,7 +1777,7 @@
         </w:trPr>
         <w:tc>
           <w:tcPr>
-            <w:tcW w:type="dxa" w:w="1392"/>
+            <w:tcW w:type="dxa" w:w="1357"/>
             <w:tcBorders>
               <w:top w:val="single" w:color="C9D6D3" w:sz="4"/>
               <w:left w:val="single" w:color="C9D6D3" w:sz="4"/>
@@ -837,7 +1810,7 @@
         </w:tc>
         <w:tc>
           <w:tcPr>
-            <w:tcW w:type="dxa" w:w="3440"/>
+            <w:tcW w:type="dxa" w:w="3354"/>
             <w:tcBorders>
               <w:top w:val="single" w:color="C9D6D3" w:sz="4"/>
               <w:left w:val="single" w:color="C9D6D3" w:sz="4"/>
@@ -870,7 +1843,7 @@
         </w:tc>
         <w:tc>
           <w:tcPr>
-            <w:tcW w:type="dxa" w:w="5032"/>
+            <w:tcW w:type="dxa" w:w="5153"/>
             <w:tcBorders>
               <w:top w:val="single" w:color="C9D6D3" w:sz="4"/>
               <w:left w:val="single" w:color="C9D6D3" w:sz="4"/>
@@ -909,7 +1882,7 @@
         </w:trPr>
         <w:tc>
           <w:tcPr>
-            <w:tcW w:type="dxa" w:w="1392"/>
+            <w:tcW w:type="dxa" w:w="1357"/>
             <w:tcBorders>
               <w:top w:val="single" w:color="C9D6D3" w:sz="4"/>
               <w:left w:val="single" w:color="C9D6D3" w:sz="4"/>
@@ -942,7 +1915,7 @@
         </w:tc>
         <w:tc>
           <w:tcPr>
-            <w:tcW w:type="dxa" w:w="3440"/>
+            <w:tcW w:type="dxa" w:w="3354"/>
             <w:tcBorders>
               <w:top w:val="single" w:color="C9D6D3" w:sz="4"/>
               <w:left w:val="single" w:color="C9D6D3" w:sz="4"/>
@@ -972,7 +1945,7 @@
         </w:tc>
         <w:tc>
           <w:tcPr>
-            <w:tcW w:type="dxa" w:w="5032"/>
+            <w:tcW w:type="dxa" w:w="5153"/>
             <w:tcBorders>
               <w:top w:val="single" w:color="C9D6D3" w:sz="4"/>
               <w:left w:val="single" w:color="C9D6D3" w:sz="4"/>
@@ -1016,7 +1989,7 @@
         </w:trPr>
         <w:tc>
           <w:tcPr>
-            <w:tcW w:type="dxa" w:w="1392"/>
+            <w:tcW w:type="dxa" w:w="1357"/>
             <w:tcBorders>
               <w:top w:val="single" w:color="C9D6D3" w:sz="4"/>
               <w:left w:val="single" w:color="C9D6D3" w:sz="4"/>
@@ -1049,7 +2022,7 @@
         </w:tc>
         <w:tc>
           <w:tcPr>
-            <w:tcW w:type="dxa" w:w="3440"/>
+            <w:tcW w:type="dxa" w:w="3354"/>
             <w:tcBorders>
               <w:top w:val="single" w:color="C9D6D3" w:sz="4"/>
               <w:left w:val="single" w:color="C9D6D3" w:sz="4"/>
@@ -1079,7 +2052,7 @@
         </w:tc>
         <w:tc>
           <w:tcPr>
-            <w:tcW w:type="dxa" w:w="5032"/>
+            <w:tcW w:type="dxa" w:w="5153"/>
             <w:tcBorders>
               <w:top w:val="single" w:color="C9D6D3" w:sz="4"/>
               <w:left w:val="single" w:color="C9D6D3" w:sz="4"/>
@@ -1138,7 +2111,7 @@
         </w:trPr>
         <w:tc>
           <w:tcPr>
-            <w:tcW w:type="dxa" w:w="1392"/>
+            <w:tcW w:type="dxa" w:w="1357"/>
             <w:tcBorders>
               <w:top w:val="single" w:color="C9D6D3" w:sz="4"/>
               <w:left w:val="single" w:color="C9D6D3" w:sz="4"/>
@@ -1171,7 +2144,7 @@
         </w:tc>
         <w:tc>
           <w:tcPr>
-            <w:tcW w:type="dxa" w:w="3440"/>
+            <w:tcW w:type="dxa" w:w="3354"/>
             <w:tcBorders>
               <w:top w:val="single" w:color="C9D6D3" w:sz="4"/>
               <w:left w:val="single" w:color="C9D6D3" w:sz="4"/>
@@ -1201,7 +2174,7 @@
         </w:tc>
         <w:tc>
           <w:tcPr>
-            <w:tcW w:type="dxa" w:w="5032"/>
+            <w:tcW w:type="dxa" w:w="5153"/>
             <w:tcBorders>
               <w:top w:val="single" w:color="C9D6D3" w:sz="4"/>
               <w:left w:val="single" w:color="C9D6D3" w:sz="4"/>
@@ -1237,7 +2210,7 @@
         </w:trPr>
         <w:tc>
           <w:tcPr>
-            <w:tcW w:type="dxa" w:w="1392"/>
+            <w:tcW w:type="dxa" w:w="1357"/>
             <w:tcBorders>
               <w:top w:val="single" w:color="C9D6D3" w:sz="4"/>
               <w:left w:val="single" w:color="C9D6D3" w:sz="4"/>
@@ -1270,7 +2243,7 @@
         </w:tc>
         <w:tc>
           <w:tcPr>
-            <w:tcW w:type="dxa" w:w="3440"/>
+            <w:tcW w:type="dxa" w:w="3354"/>
             <w:tcBorders>
               <w:top w:val="single" w:color="C9D6D3" w:sz="4"/>
               <w:left w:val="single" w:color="C9D6D3" w:sz="4"/>
@@ -1300,7 +2273,7 @@
         </w:tc>
         <w:tc>
           <w:tcPr>
-            <w:tcW w:type="dxa" w:w="5032"/>
+            <w:tcW w:type="dxa" w:w="5153"/>
             <w:tcBorders>
               <w:top w:val="single" w:color="C9D6D3" w:sz="4"/>
               <w:left w:val="single" w:color="C9D6D3" w:sz="4"/>
@@ -1336,7 +2309,7 @@
         </w:trPr>
         <w:tc>
           <w:tcPr>
-            <w:tcW w:type="dxa" w:w="1392"/>
+            <w:tcW w:type="dxa" w:w="1357"/>
             <w:tcBorders>
               <w:top w:val="single" w:color="C9D6D3" w:sz="4"/>
               <w:left w:val="single" w:color="C9D6D3" w:sz="4"/>
@@ -1369,7 +2342,7 @@
         </w:tc>
         <w:tc>
           <w:tcPr>
-            <w:tcW w:type="dxa" w:w="3440"/>
+            <w:tcW w:type="dxa" w:w="3354"/>
             <w:tcBorders>
               <w:top w:val="single" w:color="C9D6D3" w:sz="4"/>
               <w:left w:val="single" w:color="C9D6D3" w:sz="4"/>
@@ -1399,7 +2372,7 @@
         </w:tc>
         <w:tc>
           <w:tcPr>
-            <w:tcW w:type="dxa" w:w="5032"/>
+            <w:tcW w:type="dxa" w:w="5153"/>
             <w:tcBorders>
               <w:top w:val="single" w:color="C9D6D3" w:sz="4"/>
               <w:left w:val="single" w:color="C9D6D3" w:sz="4"/>
@@ -1435,7 +2408,7 @@
         </w:trPr>
         <w:tc>
           <w:tcPr>
-            <w:tcW w:type="dxa" w:w="1392"/>
+            <w:tcW w:type="dxa" w:w="1357"/>
             <w:tcBorders>
               <w:top w:val="single" w:color="C9D6D3" w:sz="4"/>
               <w:left w:val="single" w:color="C9D6D3" w:sz="4"/>
@@ -1468,7 +2441,7 @@
         </w:tc>
         <w:tc>
           <w:tcPr>
-            <w:tcW w:type="dxa" w:w="3440"/>
+            <w:tcW w:type="dxa" w:w="3354"/>
             <w:tcBorders>
               <w:top w:val="single" w:color="C9D6D3" w:sz="4"/>
               <w:left w:val="single" w:color="C9D6D3" w:sz="4"/>
@@ -1498,7 +2471,7 @@
         </w:tc>
         <w:tc>
           <w:tcPr>
-            <w:tcW w:type="dxa" w:w="5032"/>
+            <w:tcW w:type="dxa" w:w="5153"/>
             <w:tcBorders>
               <w:top w:val="single" w:color="C9D6D3" w:sz="4"/>
               <w:left w:val="single" w:color="C9D6D3" w:sz="4"/>
@@ -1530,7 +2503,7 @@
                 <w:sz w:val="17"/>
                 <w:szCs w:val="17"/>
               </w:rPr>
-              <w:t xml:space="preserve"> (STL); квартал — лише з повних 3 місяців</w:t>
+              <w:t xml:space="preserve"> (STL, не робастний — див. розділ 10); квартал — лише з повних 3 місяців</w:t>
             </w:r>
           </w:p>
         </w:tc>
@@ -1542,7 +2515,7 @@
         </w:trPr>
         <w:tc>
           <w:tcPr>
-            <w:tcW w:type="dxa" w:w="1392"/>
+            <w:tcW w:type="dxa" w:w="1357"/>
             <w:tcBorders>
               <w:top w:val="single" w:color="C9D6D3" w:sz="4"/>
               <w:left w:val="single" w:color="C9D6D3" w:sz="4"/>
@@ -1575,7 +2548,7 @@
         </w:tc>
         <w:tc>
           <w:tcPr>
-            <w:tcW w:type="dxa" w:w="3440"/>
+            <w:tcW w:type="dxa" w:w="3354"/>
             <w:tcBorders>
               <w:top w:val="single" w:color="C9D6D3" w:sz="4"/>
               <w:left w:val="single" w:color="C9D6D3" w:sz="4"/>
@@ -1621,7 +2594,7 @@
         </w:tc>
         <w:tc>
           <w:tcPr>
-            <w:tcW w:type="dxa" w:w="5032"/>
+            <w:tcW w:type="dxa" w:w="5153"/>
             <w:tcBorders>
               <w:top w:val="single" w:color="C9D6D3" w:sz="4"/>
               <w:left w:val="single" w:color="C9D6D3" w:sz="4"/>
@@ -1680,7 +2653,7 @@
         </w:trPr>
         <w:tc>
           <w:tcPr>
-            <w:tcW w:type="dxa" w:w="1392"/>
+            <w:tcW w:type="dxa" w:w="1357"/>
             <w:tcBorders>
               <w:top w:val="single" w:color="C9D6D3" w:sz="4"/>
               <w:left w:val="single" w:color="C9D6D3" w:sz="4"/>
@@ -1713,7 +2686,7 @@
         </w:tc>
         <w:tc>
           <w:tcPr>
-            <w:tcW w:type="dxa" w:w="3440"/>
+            <w:tcW w:type="dxa" w:w="3354"/>
             <w:tcBorders>
               <w:top w:val="single" w:color="C9D6D3" w:sz="4"/>
               <w:left w:val="single" w:color="C9D6D3" w:sz="4"/>
@@ -1743,7 +2716,7 @@
         </w:tc>
         <w:tc>
           <w:tcPr>
-            <w:tcW w:type="dxa" w:w="5032"/>
+            <w:tcW w:type="dxa" w:w="5153"/>
             <w:tcBorders>
               <w:top w:val="single" w:color="C9D6D3" w:sz="4"/>
               <w:left w:val="single" w:color="C9D6D3" w:sz="4"/>
@@ -1787,7 +2760,7 @@
         </w:trPr>
         <w:tc>
           <w:tcPr>
-            <w:tcW w:type="dxa" w:w="1392"/>
+            <w:tcW w:type="dxa" w:w="1357"/>
             <w:tcBorders>
               <w:top w:val="single" w:color="C9D6D3" w:sz="4"/>
               <w:left w:val="single" w:color="C9D6D3" w:sz="4"/>
@@ -1820,7 +2793,7 @@
         </w:tc>
         <w:tc>
           <w:tcPr>
-            <w:tcW w:type="dxa" w:w="3440"/>
+            <w:tcW w:type="dxa" w:w="3354"/>
             <w:tcBorders>
               <w:top w:val="single" w:color="C9D6D3" w:sz="4"/>
               <w:left w:val="single" w:color="C9D6D3" w:sz="4"/>
@@ -1881,7 +2854,7 @@
         </w:tc>
         <w:tc>
           <w:tcPr>
-            <w:tcW w:type="dxa" w:w="5032"/>
+            <w:tcW w:type="dxa" w:w="5153"/>
             <w:tcBorders>
               <w:top w:val="single" w:color="C9D6D3" w:sz="4"/>
               <w:left w:val="single" w:color="C9D6D3" w:sz="4"/>
@@ -1948,7 +2921,7 @@
         </w:trPr>
         <w:tc>
           <w:tcPr>
-            <w:tcW w:type="dxa" w:w="1392"/>
+            <w:tcW w:type="dxa" w:w="1357"/>
             <w:tcBorders>
               <w:top w:val="single" w:color="C9D6D3" w:sz="4"/>
               <w:left w:val="single" w:color="C9D6D3" w:sz="4"/>
@@ -1981,7 +2954,7 @@
         </w:tc>
         <w:tc>
           <w:tcPr>
-            <w:tcW w:type="dxa" w:w="3440"/>
+            <w:tcW w:type="dxa" w:w="3354"/>
             <w:tcBorders>
               <w:top w:val="single" w:color="C9D6D3" w:sz="4"/>
               <w:left w:val="single" w:color="C9D6D3" w:sz="4"/>
@@ -2011,7 +2984,7 @@
         </w:tc>
         <w:tc>
           <w:tcPr>
-            <w:tcW w:type="dxa" w:w="5032"/>
+            <w:tcW w:type="dxa" w:w="5153"/>
             <w:tcBorders>
               <w:top w:val="single" w:color="C9D6D3" w:sz="4"/>
               <w:left w:val="single" w:color="C9D6D3" w:sz="4"/>
@@ -2381,7 +3354,7 @@
               </w:rPr>
               <w:t xml:space="preserve">Держстат через </w:t>
             </w:r>
-            <w:hyperlink w:history="1" r:id="rIdu8hm5tzuvw3sf1drmseqx">
+            <w:hyperlink w:history="1" r:id="rIdl_obhazh5tz9qufhdaqp4">
               <w:r>
                 <w:rPr>
                   <w:color w:val="1F63B5"/>
@@ -2582,7 +3555,7 @@
             <w:pPr>
               <w:spacing w:after="0" w:before="0" w:line="252"/>
             </w:pPr>
-            <w:hyperlink w:history="1" r:id="rIdqm13vredbiheuyunkcqdn">
+            <w:hyperlink w:history="1" r:id="rIdmroen7d5wj-a4r3vrngmx">
               <w:r>
                 <w:rPr>
                   <w:color w:val="1F63B5"/>
@@ -3092,7 +4065,7 @@
               </w:rPr>
               <w:t xml:space="preserve">Держстат; </w:t>
             </w:r>
-            <w:hyperlink w:history="1" r:id="rIdiq9gkd2d0ot8e9z2q1aci">
+            <w:hyperlink w:history="1" r:id="rIdedwwhy6iwk_4ysnzdohsg">
               <w:r>
                 <w:rPr>
                   <w:color w:val="1F63B5"/>
@@ -3255,7 +4228,7 @@
             <w:pPr>
               <w:spacing w:after="0" w:before="0" w:line="252"/>
             </w:pPr>
-            <w:hyperlink w:history="1" r:id="rIdxowcd2lrmn5id2xgiehur">
+            <w:hyperlink w:history="1" r:id="rIdnpulyounu1jk9a6vriymu">
               <w:r>
                 <w:rPr>
                   <w:color w:val="1F63B5"/>
@@ -3273,7 +4246,7 @@
               </w:rPr>
               <w:t xml:space="preserve">; </w:t>
             </w:r>
-            <w:hyperlink w:history="1" r:id="rId0ic2c3roj2odo0p9hlx5s">
+            <w:hyperlink w:history="1" r:id="rId2kml8lgl0pk1q1fgren7y">
               <w:r>
                 <w:rPr>
                   <w:color w:val="1F63B5"/>
@@ -3436,7 +4409,7 @@
             <w:pPr>
               <w:spacing w:after="0" w:before="0" w:line="252"/>
             </w:pPr>
-            <w:hyperlink w:history="1" r:id="rIdkoecqjlahgpzwg8tmsgwo">
+            <w:hyperlink w:history="1" r:id="rId0ityqmea-osca2akqnw7x">
               <w:r>
                 <w:rPr>
                   <w:color w:val="1F63B5"/>
@@ -3781,7 +4754,7 @@
             <w:pPr>
               <w:spacing w:after="0" w:before="0" w:line="252"/>
             </w:pPr>
-            <w:hyperlink w:history="1" r:id="rIdyjb0vjynmt2d-q-hinsos">
+            <w:hyperlink w:history="1" r:id="rIdxmqh-e9yqq4cgkmwlbloc">
               <w:r>
                 <w:rPr>
                   <w:color w:val="1F63B5"/>
@@ -3799,7 +4772,7 @@
               </w:rPr>
               <w:t xml:space="preserve">; </w:t>
             </w:r>
-            <w:hyperlink w:history="1" r:id="rIdmdj42tsirndqmohqtey_w">
+            <w:hyperlink w:history="1" r:id="rIdtgvdnn4hknjzvp0jc_mhk">
               <w:r>
                 <w:rPr>
                   <w:color w:val="1F63B5"/>
@@ -3817,7 +4790,7 @@
               </w:rPr>
               <w:t xml:space="preserve">; USD/EUR — ЄЦБ, далі </w:t>
             </w:r>
-            <w:hyperlink w:history="1" r:id="rId4rqqg2evrj1muz6qgg4h6">
+            <w:hyperlink w:history="1" r:id="rIdyz_ymef0q2veqsifq_ptu">
               <w:r>
                 <w:rPr>
                   <w:color w:val="1F63B5"/>
@@ -4127,8 +5100,8 @@
         <w:tblLayout w:type="fixed"/>
       </w:tblPr>
       <w:tblGrid>
-        <w:gridCol w:w="4980"/>
-        <w:gridCol w:w="4884"/>
+        <w:gridCol w:w="5473"/>
+        <w:gridCol w:w="4391"/>
       </w:tblGrid>
       <w:tr>
         <w:trPr>
@@ -4137,7 +5110,7 @@
         </w:trPr>
         <w:tc>
           <w:tcPr>
-            <w:tcW w:type="dxa" w:w="4980"/>
+            <w:tcW w:type="dxa" w:w="5473"/>
             <w:tcBorders>
               <w:top w:val="single" w:color="C9D6D3" w:sz="4"/>
               <w:left w:val="single" w:color="C9D6D3" w:sz="4"/>
@@ -4170,7 +5143,7 @@
         </w:tc>
         <w:tc>
           <w:tcPr>
-            <w:tcW w:type="dxa" w:w="4884"/>
+            <w:tcW w:type="dxa" w:w="4391"/>
             <w:tcBorders>
               <w:top w:val="single" w:color="C9D6D3" w:sz="4"/>
               <w:left w:val="single" w:color="C9D6D3" w:sz="4"/>
@@ -4209,7 +5182,7 @@
         </w:trPr>
         <w:tc>
           <w:tcPr>
-            <w:tcW w:type="dxa" w:w="4980"/>
+            <w:tcW w:type="dxa" w:w="5473"/>
             <w:tcBorders>
               <w:top w:val="single" w:color="C9D6D3" w:sz="4"/>
               <w:left w:val="single" w:color="C9D6D3" w:sz="4"/>
@@ -4241,26 +5214,26 @@
         </w:tc>
         <w:tc>
           <w:tcPr>
-            <w:tcW w:type="dxa" w:w="4884"/>
-            <w:tcBorders>
-              <w:top w:val="single" w:color="C9D6D3" w:sz="4"/>
-              <w:left w:val="single" w:color="C9D6D3" w:sz="4"/>
-              <w:bottom w:val="single" w:color="C9D6D3" w:sz="4"/>
-              <w:right w:val="single" w:color="C9D6D3" w:sz="4"/>
-            </w:tcBorders>
-            <w:shd w:fill="FFFFFF" w:color="auto" w:val="clear"/>
-            <w:tcMar>
-              <w:top w:type="dxa" w:w="50"/>
-              <w:left w:type="dxa" w:w="90"/>
-              <w:bottom w:type="dxa" w:w="50"/>
-              <w:right w:type="dxa" w:w="90"/>
-            </w:tcMar>
-          </w:tcPr>
-          <w:p>
-            <w:pPr>
-              <w:spacing w:after="0" w:before="0" w:line="252"/>
-            </w:pPr>
-            <w:hyperlink w:history="1" r:id="rIdnx_lpxd4cvkyk8_qibriz">
+            <w:tcW w:type="dxa" w:w="4391"/>
+            <w:tcBorders>
+              <w:top w:val="single" w:color="C9D6D3" w:sz="4"/>
+              <w:left w:val="single" w:color="C9D6D3" w:sz="4"/>
+              <w:bottom w:val="single" w:color="C9D6D3" w:sz="4"/>
+              <w:right w:val="single" w:color="C9D6D3" w:sz="4"/>
+            </w:tcBorders>
+            <w:shd w:fill="FFFFFF" w:color="auto" w:val="clear"/>
+            <w:tcMar>
+              <w:top w:type="dxa" w:w="50"/>
+              <w:left w:type="dxa" w:w="90"/>
+              <w:bottom w:type="dxa" w:w="50"/>
+              <w:right w:type="dxa" w:w="90"/>
+            </w:tcMar>
+          </w:tcPr>
+          <w:p>
+            <w:pPr>
+              <w:spacing w:after="0" w:before="0" w:line="252"/>
+            </w:pPr>
+            <w:hyperlink w:history="1" r:id="rIdknkwg2mx5n6d-owfcg0yb">
               <w:r>
                 <w:rPr>
                   <w:color w:val="1F63B5"/>
@@ -4278,7 +5251,7 @@
               </w:rPr>
               <w:t xml:space="preserve"> — </w:t>
             </w:r>
-            <w:hyperlink w:history="1" r:id="rId7_ojshn5-0qff_hhffumr">
+            <w:hyperlink w:history="1" r:id="rIdbqivxbrlmnunxokrgo1ks">
               <w:r>
                 <w:rPr>
                   <w:color w:val="1F63B5"/>
@@ -4299,7 +5272,7 @@
         </w:trPr>
         <w:tc>
           <w:tcPr>
-            <w:tcW w:type="dxa" w:w="4980"/>
+            <w:tcW w:type="dxa" w:w="5473"/>
             <w:tcBorders>
               <w:top w:val="single" w:color="C9D6D3" w:sz="4"/>
               <w:left w:val="single" w:color="C9D6D3" w:sz="4"/>
@@ -4331,7 +5304,7 @@
         </w:tc>
         <w:tc>
           <w:tcPr>
-            <w:tcW w:type="dxa" w:w="4884"/>
+            <w:tcW w:type="dxa" w:w="4391"/>
             <w:tcBorders>
               <w:top w:val="single" w:color="C9D6D3" w:sz="4"/>
               <w:left w:val="single" w:color="C9D6D3" w:sz="4"/>
@@ -4350,7 +5323,7 @@
             <w:pPr>
               <w:spacing w:after="0" w:before="0" w:line="252"/>
             </w:pPr>
-            <w:hyperlink w:history="1" r:id="rIdfv4e4cnmy_18ytb9ynszo">
+            <w:hyperlink w:history="1" r:id="rIdhoqcgoino2mn-diq4keae">
               <w:r>
                 <w:rPr>
                   <w:color w:val="1F63B5"/>
@@ -4371,7 +5344,7 @@
         </w:trPr>
         <w:tc>
           <w:tcPr>
-            <w:tcW w:type="dxa" w:w="4980"/>
+            <w:tcW w:type="dxa" w:w="5473"/>
             <w:tcBorders>
               <w:top w:val="single" w:color="C9D6D3" w:sz="4"/>
               <w:left w:val="single" w:color="C9D6D3" w:sz="4"/>
@@ -4403,26 +5376,26 @@
         </w:tc>
         <w:tc>
           <w:tcPr>
-            <w:tcW w:type="dxa" w:w="4884"/>
-            <w:tcBorders>
-              <w:top w:val="single" w:color="C9D6D3" w:sz="4"/>
-              <w:left w:val="single" w:color="C9D6D3" w:sz="4"/>
-              <w:bottom w:val="single" w:color="C9D6D3" w:sz="4"/>
-              <w:right w:val="single" w:color="C9D6D3" w:sz="4"/>
-            </w:tcBorders>
-            <w:shd w:fill="FFFFFF" w:color="auto" w:val="clear"/>
-            <w:tcMar>
-              <w:top w:type="dxa" w:w="50"/>
-              <w:left w:type="dxa" w:w="90"/>
-              <w:bottom w:type="dxa" w:w="50"/>
-              <w:right w:type="dxa" w:w="90"/>
-            </w:tcMar>
-          </w:tcPr>
-          <w:p>
-            <w:pPr>
-              <w:spacing w:after="0" w:before="0" w:line="252"/>
-            </w:pPr>
-            <w:hyperlink w:history="1" r:id="rId4l9lawjnpi4myh2ys2nzj">
+            <w:tcW w:type="dxa" w:w="4391"/>
+            <w:tcBorders>
+              <w:top w:val="single" w:color="C9D6D3" w:sz="4"/>
+              <w:left w:val="single" w:color="C9D6D3" w:sz="4"/>
+              <w:bottom w:val="single" w:color="C9D6D3" w:sz="4"/>
+              <w:right w:val="single" w:color="C9D6D3" w:sz="4"/>
+            </w:tcBorders>
+            <w:shd w:fill="FFFFFF" w:color="auto" w:val="clear"/>
+            <w:tcMar>
+              <w:top w:type="dxa" w:w="50"/>
+              <w:left w:type="dxa" w:w="90"/>
+              <w:bottom w:type="dxa" w:w="50"/>
+              <w:right w:type="dxa" w:w="90"/>
+            </w:tcMar>
+          </w:tcPr>
+          <w:p>
+            <w:pPr>
+              <w:spacing w:after="0" w:before="0" w:line="252"/>
+            </w:pPr>
+            <w:hyperlink w:history="1" r:id="rIdf-zsi2j2thalomlhgfedz">
               <w:r>
                 <w:rPr>
                   <w:color w:val="1F63B5"/>
@@ -4443,7 +5416,7 @@
         </w:trPr>
         <w:tc>
           <w:tcPr>
-            <w:tcW w:type="dxa" w:w="4980"/>
+            <w:tcW w:type="dxa" w:w="5473"/>
             <w:tcBorders>
               <w:top w:val="single" w:color="C9D6D3" w:sz="4"/>
               <w:left w:val="single" w:color="C9D6D3" w:sz="4"/>
@@ -4475,7 +5448,7 @@
         </w:tc>
         <w:tc>
           <w:tcPr>
-            <w:tcW w:type="dxa" w:w="4884"/>
+            <w:tcW w:type="dxa" w:w="4391"/>
             <w:tcBorders>
               <w:top w:val="single" w:color="C9D6D3" w:sz="4"/>
               <w:left w:val="single" w:color="C9D6D3" w:sz="4"/>
@@ -4541,7 +5514,7 @@
         </w:trPr>
         <w:tc>
           <w:tcPr>
-            <w:tcW w:type="dxa" w:w="4980"/>
+            <w:tcW w:type="dxa" w:w="5473"/>
             <w:tcBorders>
               <w:top w:val="single" w:color="C9D6D3" w:sz="4"/>
               <w:left w:val="single" w:color="C9D6D3" w:sz="4"/>
@@ -4573,26 +5546,26 @@
         </w:tc>
         <w:tc>
           <w:tcPr>
-            <w:tcW w:type="dxa" w:w="4884"/>
-            <w:tcBorders>
-              <w:top w:val="single" w:color="C9D6D3" w:sz="4"/>
-              <w:left w:val="single" w:color="C9D6D3" w:sz="4"/>
-              <w:bottom w:val="single" w:color="C9D6D3" w:sz="4"/>
-              <w:right w:val="single" w:color="C9D6D3" w:sz="4"/>
-            </w:tcBorders>
-            <w:shd w:fill="FFFFFF" w:color="auto" w:val="clear"/>
-            <w:tcMar>
-              <w:top w:type="dxa" w:w="50"/>
-              <w:left w:type="dxa" w:w="90"/>
-              <w:bottom w:type="dxa" w:w="50"/>
-              <w:right w:type="dxa" w:w="90"/>
-            </w:tcMar>
-          </w:tcPr>
-          <w:p>
-            <w:pPr>
-              <w:spacing w:after="0" w:before="0" w:line="252"/>
-            </w:pPr>
-            <w:hyperlink w:history="1" r:id="rId-7gj1nd5ckp4rqaumflj0">
+            <w:tcW w:type="dxa" w:w="4391"/>
+            <w:tcBorders>
+              <w:top w:val="single" w:color="C9D6D3" w:sz="4"/>
+              <w:left w:val="single" w:color="C9D6D3" w:sz="4"/>
+              <w:bottom w:val="single" w:color="C9D6D3" w:sz="4"/>
+              <w:right w:val="single" w:color="C9D6D3" w:sz="4"/>
+            </w:tcBorders>
+            <w:shd w:fill="FFFFFF" w:color="auto" w:val="clear"/>
+            <w:tcMar>
+              <w:top w:type="dxa" w:w="50"/>
+              <w:left w:type="dxa" w:w="90"/>
+              <w:bottom w:type="dxa" w:w="50"/>
+              <w:right w:type="dxa" w:w="90"/>
+            </w:tcMar>
+          </w:tcPr>
+          <w:p>
+            <w:pPr>
+              <w:spacing w:after="0" w:before="0" w:line="252"/>
+            </w:pPr>
+            <w:hyperlink w:history="1" r:id="rIdtshw0dn-ixje252vxxkle">
               <w:r>
                 <w:rPr>
                   <w:color w:val="1F63B5"/>
@@ -4610,7 +5583,7 @@
               </w:rPr>
               <w:t xml:space="preserve">, </w:t>
             </w:r>
-            <w:hyperlink w:history="1" r:id="rIdnmdighnjxtogomafjgmuu">
+            <w:hyperlink w:history="1" r:id="rIdjvy0oit1fvkmytpjfh9pk">
               <w:r>
                 <w:rPr>
                   <w:color w:val="1F63B5"/>
@@ -4631,7 +5604,7 @@
         </w:trPr>
         <w:tc>
           <w:tcPr>
-            <w:tcW w:type="dxa" w:w="4980"/>
+            <w:tcW w:type="dxa" w:w="5473"/>
             <w:tcBorders>
               <w:top w:val="single" w:color="C9D6D3" w:sz="4"/>
               <w:left w:val="single" w:color="C9D6D3" w:sz="4"/>
@@ -4663,7 +5636,7 @@
         </w:tc>
         <w:tc>
           <w:tcPr>
-            <w:tcW w:type="dxa" w:w="4884"/>
+            <w:tcW w:type="dxa" w:w="4391"/>
             <w:tcBorders>
               <w:top w:val="single" w:color="C9D6D3" w:sz="4"/>
               <w:left w:val="single" w:color="C9D6D3" w:sz="4"/>
@@ -4682,7 +5655,7 @@
             <w:pPr>
               <w:spacing w:after="0" w:before="0" w:line="252"/>
             </w:pPr>
-            <w:hyperlink w:history="1" r:id="rIdpzxzepummuf6f4nz33lck">
+            <w:hyperlink w:history="1" r:id="rIds-6rhixztui3kcksynmtg">
               <w:r>
                 <w:rPr>
                   <w:color w:val="1F63B5"/>
@@ -4700,7 +5673,7 @@
               </w:rPr>
               <w:t xml:space="preserve">, </w:t>
             </w:r>
-            <w:hyperlink w:history="1" r:id="rIddigsgy9nwa3lg3dcwq1ib">
+            <w:hyperlink w:history="1" r:id="rIdrj4dk9dyqvitqik-qyusv">
               <w:r>
                 <w:rPr>
                   <w:color w:val="1F63B5"/>
@@ -4721,7 +5694,7 @@
         </w:trPr>
         <w:tc>
           <w:tcPr>
-            <w:tcW w:type="dxa" w:w="4980"/>
+            <w:tcW w:type="dxa" w:w="5473"/>
             <w:tcBorders>
               <w:top w:val="single" w:color="C9D6D3" w:sz="4"/>
               <w:left w:val="single" w:color="C9D6D3" w:sz="4"/>
@@ -4753,26 +5726,26 @@
         </w:tc>
         <w:tc>
           <w:tcPr>
-            <w:tcW w:type="dxa" w:w="4884"/>
-            <w:tcBorders>
-              <w:top w:val="single" w:color="C9D6D3" w:sz="4"/>
-              <w:left w:val="single" w:color="C9D6D3" w:sz="4"/>
-              <w:bottom w:val="single" w:color="C9D6D3" w:sz="4"/>
-              <w:right w:val="single" w:color="C9D6D3" w:sz="4"/>
-            </w:tcBorders>
-            <w:shd w:fill="FFFFFF" w:color="auto" w:val="clear"/>
-            <w:tcMar>
-              <w:top w:type="dxa" w:w="50"/>
-              <w:left w:type="dxa" w:w="90"/>
-              <w:bottom w:type="dxa" w:w="50"/>
-              <w:right w:type="dxa" w:w="90"/>
-            </w:tcMar>
-          </w:tcPr>
-          <w:p>
-            <w:pPr>
-              <w:spacing w:after="0" w:before="0" w:line="252"/>
-            </w:pPr>
-            <w:hyperlink w:history="1" r:id="rIdkywvvkctbrr2lbqgmllej">
+            <w:tcW w:type="dxa" w:w="4391"/>
+            <w:tcBorders>
+              <w:top w:val="single" w:color="C9D6D3" w:sz="4"/>
+              <w:left w:val="single" w:color="C9D6D3" w:sz="4"/>
+              <w:bottom w:val="single" w:color="C9D6D3" w:sz="4"/>
+              <w:right w:val="single" w:color="C9D6D3" w:sz="4"/>
+            </w:tcBorders>
+            <w:shd w:fill="FFFFFF" w:color="auto" w:val="clear"/>
+            <w:tcMar>
+              <w:top w:type="dxa" w:w="50"/>
+              <w:left w:type="dxa" w:w="90"/>
+              <w:bottom w:type="dxa" w:w="50"/>
+              <w:right w:type="dxa" w:w="90"/>
+            </w:tcMar>
+          </w:tcPr>
+          <w:p>
+            <w:pPr>
+              <w:spacing w:after="0" w:before="0" w:line="252"/>
+            </w:pPr>
+            <w:hyperlink w:history="1" r:id="rIdp0uqgyf25fbaidokdhjei">
               <w:r>
                 <w:rPr>
                   <w:color w:val="1F63B5"/>
@@ -4800,7 +5773,7 @@
         </w:trPr>
         <w:tc>
           <w:tcPr>
-            <w:tcW w:type="dxa" w:w="4980"/>
+            <w:tcW w:type="dxa" w:w="5473"/>
             <w:tcBorders>
               <w:top w:val="single" w:color="C9D6D3" w:sz="4"/>
               <w:left w:val="single" w:color="C9D6D3" w:sz="4"/>
@@ -4826,32 +5799,409 @@
                 <w:sz w:val="17"/>
                 <w:szCs w:val="17"/>
               </w:rPr>
+              <w:t xml:space="preserve">Платіжний баланс: експорт, імпорт, перекази, поточний рахунок, фінансування (ERA, Ukraine Facility, MFA, нові позики), резерви й критерій МВФ</w:t>
+            </w:r>
+          </w:p>
+        </w:tc>
+        <w:tc>
+          <w:tcPr>
+            <w:tcW w:type="dxa" w:w="4391"/>
+            <w:tcBorders>
+              <w:top w:val="single" w:color="C9D6D3" w:sz="4"/>
+              <w:left w:val="single" w:color="C9D6D3" w:sz="4"/>
+              <w:bottom w:val="single" w:color="C9D6D3" w:sz="4"/>
+              <w:right w:val="single" w:color="C9D6D3" w:sz="4"/>
+            </w:tcBorders>
+            <w:shd w:fill="EAF1EF" w:color="auto" w:val="clear"/>
+            <w:tcMar>
+              <w:top w:type="dxa" w:w="50"/>
+              <w:left w:type="dxa" w:w="90"/>
+              <w:bottom w:type="dxa" w:w="50"/>
+              <w:right w:type="dxa" w:w="90"/>
+            </w:tcMar>
+          </w:tcPr>
+          <w:p>
+            <w:pPr>
+              <w:spacing w:after="0" w:before="0" w:line="252"/>
+            </w:pPr>
+            <w:hyperlink w:history="1" r:id="rIdwpg6m5q8opfqmoske2_nb">
+              <w:r>
+                <w:rPr>
+                  <w:color w:val="1F63B5"/>
+                  <w:sz w:val="17"/>
+                  <w:szCs w:val="17"/>
+                  <w:u w:val="single"/>
+                </w:rPr>
+                <w:t xml:space="preserve">Макропрогноз НБУ</w:t>
+              </w:r>
+            </w:hyperlink>
+            <w:r>
+              <w:rPr>
+                <w:sz w:val="17"/>
+                <w:szCs w:val="17"/>
+              </w:rPr>
+              <w:t xml:space="preserve">; </w:t>
+            </w:r>
+            <w:hyperlink w:history="1" r:id="rIdewbgrsisswy5gqtzltgre">
+              <w:r>
+                <w:rPr>
+                  <w:color w:val="1F63B5"/>
+                  <w:sz w:val="17"/>
+                  <w:szCs w:val="17"/>
+                  <w:u w:val="single"/>
+                </w:rPr>
+                <w:t xml:space="preserve">дані графіків ІЗ</w:t>
+              </w:r>
+            </w:hyperlink>
+            <w:r>
+              <w:rPr>
+                <w:sz w:val="17"/>
+                <w:szCs w:val="17"/>
+              </w:rPr>
+              <w:t xml:space="preserve"> (3.13, 3.14)</w:t>
+            </w:r>
+          </w:p>
+        </w:tc>
+      </w:tr>
+      <w:tr>
+        <w:trPr>
+          <w:cantSplit/>
+          <w:tblHeader w:val="off"/>
+        </w:trPr>
+        <w:tc>
+          <w:tcPr>
+            <w:tcW w:type="dxa" w:w="5473"/>
+            <w:tcBorders>
+              <w:top w:val="single" w:color="C9D6D3" w:sz="4"/>
+              <w:left w:val="single" w:color="C9D6D3" w:sz="4"/>
+              <w:bottom w:val="single" w:color="C9D6D3" w:sz="4"/>
+              <w:right w:val="single" w:color="C9D6D3" w:sz="4"/>
+            </w:tcBorders>
+            <w:shd w:fill="FFFFFF" w:color="auto" w:val="clear"/>
+            <w:tcMar>
+              <w:top w:type="dxa" w:w="50"/>
+              <w:left w:type="dxa" w:w="90"/>
+              <w:bottom w:type="dxa" w:w="50"/>
+              <w:right w:type="dxa" w:w="90"/>
+            </w:tcMar>
+          </w:tcPr>
+          <w:p>
+            <w:pPr>
+              <w:spacing w:after="0" w:before="0" w:line="252"/>
+            </w:pPr>
+            <w:r>
+              <w:rPr>
+                <w:b/>
+                <w:bCs/>
+                <w:sz w:val="17"/>
+                <w:szCs w:val="17"/>
+              </w:rPr>
+              <w:t xml:space="preserve">Курсові очікування, реальна ставка НБУ</w:t>
+            </w:r>
+          </w:p>
+        </w:tc>
+        <w:tc>
+          <w:tcPr>
+            <w:tcW w:type="dxa" w:w="4391"/>
+            <w:tcBorders>
+              <w:top w:val="single" w:color="C9D6D3" w:sz="4"/>
+              <w:left w:val="single" w:color="C9D6D3" w:sz="4"/>
+              <w:bottom w:val="single" w:color="C9D6D3" w:sz="4"/>
+              <w:right w:val="single" w:color="C9D6D3" w:sz="4"/>
+            </w:tcBorders>
+            <w:shd w:fill="FFFFFF" w:color="auto" w:val="clear"/>
+            <w:tcMar>
+              <w:top w:type="dxa" w:w="50"/>
+              <w:left w:type="dxa" w:w="90"/>
+              <w:bottom w:type="dxa" w:w="50"/>
+              <w:right w:type="dxa" w:w="90"/>
+            </w:tcMar>
+          </w:tcPr>
+          <w:p>
+            <w:pPr>
+              <w:spacing w:after="0" w:before="0" w:line="252"/>
+            </w:pPr>
+            <w:r>
+              <w:rPr>
+                <w:sz w:val="17"/>
+                <w:szCs w:val="17"/>
+              </w:rPr>
+              <w:t xml:space="preserve">Дані графіків ІЗ (3.12, 3.18)</w:t>
+            </w:r>
+          </w:p>
+        </w:tc>
+      </w:tr>
+      <w:tr>
+        <w:trPr>
+          <w:cantSplit/>
+          <w:tblHeader w:val="off"/>
+        </w:trPr>
+        <w:tc>
+          <w:tcPr>
+            <w:tcW w:type="dxa" w:w="5473"/>
+            <w:tcBorders>
+              <w:top w:val="single" w:color="C9D6D3" w:sz="4"/>
+              <w:left w:val="single" w:color="C9D6D3" w:sz="4"/>
+              <w:bottom w:val="single" w:color="C9D6D3" w:sz="4"/>
+              <w:right w:val="single" w:color="C9D6D3" w:sz="4"/>
+            </w:tcBorders>
+            <w:shd w:fill="EAF1EF" w:color="auto" w:val="clear"/>
+            <w:tcMar>
+              <w:top w:type="dxa" w:w="50"/>
+              <w:left w:type="dxa" w:w="90"/>
+              <w:bottom w:type="dxa" w:w="50"/>
+              <w:right w:type="dxa" w:w="90"/>
+            </w:tcMar>
+          </w:tcPr>
+          <w:p>
+            <w:pPr>
+              <w:spacing w:after="0" w:before="0" w:line="252"/>
+            </w:pPr>
+            <w:r>
+              <w:rPr>
+                <w:b/>
+                <w:bCs/>
+                <w:sz w:val="17"/>
+                <w:szCs w:val="17"/>
+              </w:rPr>
+              <w:t xml:space="preserve">Бюджетна декларація 2027–2029</w:t>
+            </w:r>
+          </w:p>
+        </w:tc>
+        <w:tc>
+          <w:tcPr>
+            <w:tcW w:type="dxa" w:w="4391"/>
+            <w:tcBorders>
+              <w:top w:val="single" w:color="C9D6D3" w:sz="4"/>
+              <w:left w:val="single" w:color="C9D6D3" w:sz="4"/>
+              <w:bottom w:val="single" w:color="C9D6D3" w:sz="4"/>
+              <w:right w:val="single" w:color="C9D6D3" w:sz="4"/>
+            </w:tcBorders>
+            <w:shd w:fill="EAF1EF" w:color="auto" w:val="clear"/>
+            <w:tcMar>
+              <w:top w:type="dxa" w:w="50"/>
+              <w:left w:type="dxa" w:w="90"/>
+              <w:bottom w:type="dxa" w:w="50"/>
+              <w:right w:type="dxa" w:w="90"/>
+            </w:tcMar>
+          </w:tcPr>
+          <w:p>
+            <w:pPr>
+              <w:spacing w:after="0" w:before="0" w:line="252"/>
+            </w:pPr>
+            <w:r>
+              <w:rPr>
+                <w:sz w:val="17"/>
+                <w:szCs w:val="17"/>
+              </w:rPr>
+              <w:t xml:space="preserve">Дані графіків ІЗ (таблиці B.2.T.1–2)</w:t>
+            </w:r>
+          </w:p>
+        </w:tc>
+      </w:tr>
+      <w:tr>
+        <w:trPr>
+          <w:cantSplit/>
+          <w:tblHeader w:val="off"/>
+        </w:trPr>
+        <w:tc>
+          <w:tcPr>
+            <w:tcW w:type="dxa" w:w="5473"/>
+            <w:tcBorders>
+              <w:top w:val="single" w:color="C9D6D3" w:sz="4"/>
+              <w:left w:val="single" w:color="C9D6D3" w:sz="4"/>
+              <w:bottom w:val="single" w:color="C9D6D3" w:sz="4"/>
+              <w:right w:val="single" w:color="C9D6D3" w:sz="4"/>
+            </w:tcBorders>
+            <w:shd w:fill="FFFFFF" w:color="auto" w:val="clear"/>
+            <w:tcMar>
+              <w:top w:type="dxa" w:w="50"/>
+              <w:left w:type="dxa" w:w="90"/>
+              <w:bottom w:type="dxa" w:w="50"/>
+              <w:right w:type="dxa" w:w="90"/>
+            </w:tcMar>
+          </w:tcPr>
+          <w:p>
+            <w:pPr>
+              <w:spacing w:after="0" w:before="0" w:line="252"/>
+            </w:pPr>
+            <w:r>
+              <w:rPr>
+                <w:b/>
+                <w:bCs/>
+                <w:sz w:val="17"/>
+                <w:szCs w:val="17"/>
+              </w:rPr>
+              <w:t xml:space="preserve">Дохідність ОВДП</w:t>
+            </w:r>
+          </w:p>
+        </w:tc>
+        <w:tc>
+          <w:tcPr>
+            <w:tcW w:type="dxa" w:w="4391"/>
+            <w:tcBorders>
+              <w:top w:val="single" w:color="C9D6D3" w:sz="4"/>
+              <w:left w:val="single" w:color="C9D6D3" w:sz="4"/>
+              <w:bottom w:val="single" w:color="C9D6D3" w:sz="4"/>
+              <w:right w:val="single" w:color="C9D6D3" w:sz="4"/>
+            </w:tcBorders>
+            <w:shd w:fill="FFFFFF" w:color="auto" w:val="clear"/>
+            <w:tcMar>
+              <w:top w:type="dxa" w:w="50"/>
+              <w:left w:type="dxa" w:w="90"/>
+              <w:bottom w:type="dxa" w:w="50"/>
+              <w:right w:type="dxa" w:w="90"/>
+            </w:tcMar>
+          </w:tcPr>
+          <w:p>
+            <w:pPr>
+              <w:spacing w:after="0" w:before="0" w:line="252"/>
+            </w:pPr>
+            <w:hyperlink w:history="1" r:id="rIdikankahzg43yaumftv7pd">
+              <w:r>
+                <w:rPr>
+                  <w:color w:val="1F63B5"/>
+                  <w:sz w:val="17"/>
+                  <w:szCs w:val="17"/>
+                  <w:u w:val="single"/>
+                </w:rPr>
+                <w:t xml:space="preserve">Аукціон 06.10.2026</w:t>
+              </w:r>
+            </w:hyperlink>
+          </w:p>
+        </w:tc>
+      </w:tr>
+      <w:tr>
+        <w:trPr>
+          <w:cantSplit/>
+          <w:tblHeader w:val="off"/>
+        </w:trPr>
+        <w:tc>
+          <w:tcPr>
+            <w:tcW w:type="dxa" w:w="5473"/>
+            <w:tcBorders>
+              <w:top w:val="single" w:color="C9D6D3" w:sz="4"/>
+              <w:left w:val="single" w:color="C9D6D3" w:sz="4"/>
+              <w:bottom w:val="single" w:color="C9D6D3" w:sz="4"/>
+              <w:right w:val="single" w:color="C9D6D3" w:sz="4"/>
+            </w:tcBorders>
+            <w:shd w:fill="EAF1EF" w:color="auto" w:val="clear"/>
+            <w:tcMar>
+              <w:top w:type="dxa" w:w="50"/>
+              <w:left w:type="dxa" w:w="90"/>
+              <w:bottom w:type="dxa" w:w="50"/>
+              <w:right w:type="dxa" w:w="90"/>
+            </w:tcMar>
+          </w:tcPr>
+          <w:p>
+            <w:pPr>
+              <w:spacing w:after="0" w:before="0" w:line="252"/>
+            </w:pPr>
+            <w:r>
+              <w:rPr>
+                <w:b/>
+                <w:bCs/>
+                <w:sz w:val="17"/>
+                <w:szCs w:val="17"/>
+              </w:rPr>
+              <w:t xml:space="preserve">Операційний дизайн: тендери 3-міс. ДС</w:t>
+            </w:r>
+          </w:p>
+        </w:tc>
+        <w:tc>
+          <w:tcPr>
+            <w:tcW w:type="dxa" w:w="4391"/>
+            <w:tcBorders>
+              <w:top w:val="single" w:color="C9D6D3" w:sz="4"/>
+              <w:left w:val="single" w:color="C9D6D3" w:sz="4"/>
+              <w:bottom w:val="single" w:color="C9D6D3" w:sz="4"/>
+              <w:right w:val="single" w:color="C9D6D3" w:sz="4"/>
+            </w:tcBorders>
+            <w:shd w:fill="EAF1EF" w:color="auto" w:val="clear"/>
+            <w:tcMar>
+              <w:top w:type="dxa" w:w="50"/>
+              <w:left w:type="dxa" w:w="90"/>
+              <w:bottom w:type="dxa" w:w="50"/>
+              <w:right w:type="dxa" w:w="90"/>
+            </w:tcMar>
+          </w:tcPr>
+          <w:p>
+            <w:pPr>
+              <w:spacing w:after="0" w:before="0" w:line="252"/>
+            </w:pPr>
+            <w:hyperlink w:history="1" r:id="rIdnitlil8ng6i8gjul_1wqb">
+              <w:r>
+                <w:rPr>
+                  <w:color w:val="1F63B5"/>
+                  <w:sz w:val="17"/>
+                  <w:szCs w:val="17"/>
+                  <w:u w:val="single"/>
+                </w:rPr>
+                <w:t xml:space="preserve">НБУ, 01.10.2026</w:t>
+              </w:r>
+            </w:hyperlink>
+          </w:p>
+        </w:tc>
+      </w:tr>
+      <w:tr>
+        <w:trPr>
+          <w:cantSplit/>
+          <w:tblHeader w:val="off"/>
+        </w:trPr>
+        <w:tc>
+          <w:tcPr>
+            <w:tcW w:type="dxa" w:w="5473"/>
+            <w:tcBorders>
+              <w:top w:val="single" w:color="C9D6D3" w:sz="4"/>
+              <w:left w:val="single" w:color="C9D6D3" w:sz="4"/>
+              <w:bottom w:val="single" w:color="C9D6D3" w:sz="4"/>
+              <w:right w:val="single" w:color="C9D6D3" w:sz="4"/>
+            </w:tcBorders>
+            <w:shd w:fill="FFFFFF" w:color="auto" w:val="clear"/>
+            <w:tcMar>
+              <w:top w:type="dxa" w:w="50"/>
+              <w:left w:type="dxa" w:w="90"/>
+              <w:bottom w:type="dxa" w:w="50"/>
+              <w:right w:type="dxa" w:w="90"/>
+            </w:tcMar>
+          </w:tcPr>
+          <w:p>
+            <w:pPr>
+              <w:spacing w:after="0" w:before="0" w:line="252"/>
+            </w:pPr>
+            <w:r>
+              <w:rPr>
+                <w:b/>
+                <w:bCs/>
+                <w:sz w:val="17"/>
+                <w:szCs w:val="17"/>
+              </w:rPr>
               <w:t xml:space="preserve">Зовнішнє фінансування</w:t>
             </w:r>
           </w:p>
         </w:tc>
         <w:tc>
           <w:tcPr>
-            <w:tcW w:type="dxa" w:w="4884"/>
-            <w:tcBorders>
-              <w:top w:val="single" w:color="C9D6D3" w:sz="4"/>
-              <w:left w:val="single" w:color="C9D6D3" w:sz="4"/>
-              <w:bottom w:val="single" w:color="C9D6D3" w:sz="4"/>
-              <w:right w:val="single" w:color="C9D6D3" w:sz="4"/>
-            </w:tcBorders>
-            <w:shd w:fill="EAF1EF" w:color="auto" w:val="clear"/>
-            <w:tcMar>
-              <w:top w:type="dxa" w:w="50"/>
-              <w:left w:type="dxa" w:w="90"/>
-              <w:bottom w:type="dxa" w:w="50"/>
-              <w:right w:type="dxa" w:w="90"/>
-            </w:tcMar>
-          </w:tcPr>
-          <w:p>
-            <w:pPr>
-              <w:spacing w:after="0" w:before="0" w:line="252"/>
-            </w:pPr>
-            <w:hyperlink w:history="1" r:id="rIdexljksxugqjyjukx8yuib">
+            <w:tcW w:type="dxa" w:w="4391"/>
+            <w:tcBorders>
+              <w:top w:val="single" w:color="C9D6D3" w:sz="4"/>
+              <w:left w:val="single" w:color="C9D6D3" w:sz="4"/>
+              <w:bottom w:val="single" w:color="C9D6D3" w:sz="4"/>
+              <w:right w:val="single" w:color="C9D6D3" w:sz="4"/>
+            </w:tcBorders>
+            <w:shd w:fill="FFFFFF" w:color="auto" w:val="clear"/>
+            <w:tcMar>
+              <w:top w:type="dxa" w:w="50"/>
+              <w:left w:type="dxa" w:w="90"/>
+              <w:bottom w:type="dxa" w:w="50"/>
+              <w:right w:type="dxa" w:w="90"/>
+            </w:tcMar>
+          </w:tcPr>
+          <w:p>
+            <w:pPr>
+              <w:spacing w:after="0" w:before="0" w:line="252"/>
+            </w:pPr>
+            <w:hyperlink w:history="1" r:id="rId12e4dn2ixn7sqwcdiovah">
               <w:r>
                 <w:rPr>
                   <w:color w:val="1F63B5"/>
@@ -4869,7 +6219,7 @@
               </w:rPr>
               <w:t xml:space="preserve">; </w:t>
             </w:r>
-            <w:hyperlink w:history="1" r:id="rIdhh2x2nnan_pemdazqtldb">
+            <w:hyperlink w:history="1" r:id="rIdu7bpiyju2nwpyv442xrwg">
               <w:r>
                 <w:rPr>
                   <w:color w:val="1F63B5"/>
@@ -7662,7 +9012,7 @@
               </w:rPr>
               <w:t xml:space="preserve">Вторинні ефекти атак в опалювальний сезон; НБУ: +0,4–0,6 в. п. (</w:t>
             </w:r>
-            <w:hyperlink w:history="1" r:id="rIdesznfu_5t6hd_xjunqa8i">
+            <w:hyperlink w:history="1" r:id="rIdrdrvhqd1b-ckg5bxdb5tp">
               <w:r>
                 <w:rPr>
                   <w:color w:val="1F63B5"/>
@@ -7797,7 +9147,7 @@
               </w:rPr>
               <w:t xml:space="preserve">Середнє 2016–2026 = 1,7 в. п.; НБУ: адмінціни +14,0% / +11,3% (</w:t>
             </w:r>
-            <w:hyperlink w:history="1" r:id="rIdvxa8dspzir-z27ullr5z2">
+            <w:hyperlink w:history="1" r:id="rIdyyqd8s_jgpdpll4iykila">
               <w:r>
                 <w:rPr>
                   <w:color w:val="1F63B5"/>
@@ -7940,7 +9290,7 @@
               </w:rPr>
               <w:t xml:space="preserve">Оборонний USL ($33,2 / 16,7 млрд), </w:t>
             </w:r>
-            <w:hyperlink w:history="1" r:id="rIdm0k0j9kpitnhltqcxgzml">
+            <w:hyperlink w:history="1" r:id="rId7hxvpc_2xxrnnociookcf">
               <w:r>
                 <w:rPr>
                   <w:color w:val="1F63B5"/>
@@ -8068,7 +9418,7 @@
               </w:rPr>
               <w:t xml:space="preserve">Затримки фінансування, резерви $47,1 млрд (</w:t>
             </w:r>
-            <w:hyperlink w:history="1" r:id="rIdj25ykhxf_p7o9kkklry-y">
+            <w:hyperlink w:history="1" r:id="rIdwffnngm__6ovyiu27w7g0">
               <w:r>
                 <w:rPr>
                   <w:color w:val="1F63B5"/>
@@ -8484,7 +9834,7 @@
                 <w:sz w:val="17"/>
                 <w:szCs w:val="17"/>
               </w:rPr>
-              <w:t xml:space="preserve">16,5% у IV кв. 2026 – II кв. 2027; далі — траєкторія повернення до цілі: 15,5% (кінець 2027), 10,4% (2028), 8,9% (2029)</w:t>
+              <w:t xml:space="preserve">16,5% у IV кв. 2026 – II кв. 2027; далі — траєкторія повернення до цілі: 15,1% (кінець 2027), 10,4% (2028), 9,0% (2029)</w:t>
             </w:r>
           </w:p>
         </w:tc>
@@ -8514,7 +9864,7 @@
                 <w:sz w:val="17"/>
                 <w:szCs w:val="17"/>
               </w:rPr>
-              <w:t xml:space="preserve">Ціль 5% на горизонті до 3 років. Мінімум Σ w·(π−5)² + 0,5·розрив² + (Δi)², w = 5 у 2029. Механічне правило дало б лише 4,3% у 2029</w:t>
+              <w:t xml:space="preserve">Ціль 5% на горизонті до 3 років. Мінімум Σ w·(π−5)² + 0,5·розрив² + (Δi)², w = 5 у 2029. Механічне правило дало б лише 4,4% у 2029</w:t>
             </w:r>
           </w:p>
         </w:tc>
@@ -8555,9 +9905,9 @@
         <w:tblLayout w:type="fixed"/>
       </w:tblPr>
       <w:tblGrid>
-        <w:gridCol w:w="1121"/>
-        <w:gridCol w:w="5701"/>
-        <w:gridCol w:w="3042"/>
+        <w:gridCol w:w="1119"/>
+        <w:gridCol w:w="5690"/>
+        <w:gridCol w:w="3055"/>
       </w:tblGrid>
       <w:tr>
         <w:trPr>
@@ -8566,7 +9916,7 @@
         </w:trPr>
         <w:tc>
           <w:tcPr>
-            <w:tcW w:type="dxa" w:w="1121"/>
+            <w:tcW w:type="dxa" w:w="1119"/>
             <w:tcBorders>
               <w:top w:val="single" w:color="C9D6D3" w:sz="4"/>
               <w:left w:val="single" w:color="C9D6D3" w:sz="4"/>
@@ -8599,7 +9949,7 @@
         </w:tc>
         <w:tc>
           <w:tcPr>
-            <w:tcW w:type="dxa" w:w="5701"/>
+            <w:tcW w:type="dxa" w:w="5690"/>
             <w:tcBorders>
               <w:top w:val="single" w:color="C9D6D3" w:sz="4"/>
               <w:left w:val="single" w:color="C9D6D3" w:sz="4"/>
@@ -8632,7 +9982,7 @@
         </w:tc>
         <w:tc>
           <w:tcPr>
-            <w:tcW w:type="dxa" w:w="3042"/>
+            <w:tcW w:type="dxa" w:w="3055"/>
             <w:tcBorders>
               <w:top w:val="single" w:color="C9D6D3" w:sz="4"/>
               <w:left w:val="single" w:color="C9D6D3" w:sz="4"/>
@@ -8671,7 +10021,7 @@
         </w:trPr>
         <w:tc>
           <w:tcPr>
-            <w:tcW w:type="dxa" w:w="1121"/>
+            <w:tcW w:type="dxa" w:w="1119"/>
             <w:tcBorders>
               <w:top w:val="single" w:color="C9D6D3" w:sz="4"/>
               <w:left w:val="single" w:color="C9D6D3" w:sz="4"/>
@@ -8703,7 +10053,7 @@
         </w:tc>
         <w:tc>
           <w:tcPr>
-            <w:tcW w:type="dxa" w:w="5701"/>
+            <w:tcW w:type="dxa" w:w="5690"/>
             <w:tcBorders>
               <w:top w:val="single" w:color="C9D6D3" w:sz="4"/>
               <w:left w:val="single" w:color="C9D6D3" w:sz="4"/>
@@ -8733,31 +10083,31 @@
         </w:tc>
         <w:tc>
           <w:tcPr>
-            <w:tcW w:type="dxa" w:w="3042"/>
-            <w:tcBorders>
-              <w:top w:val="single" w:color="C9D6D3" w:sz="4"/>
-              <w:left w:val="single" w:color="C9D6D3" w:sz="4"/>
-              <w:bottom w:val="single" w:color="C9D6D3" w:sz="4"/>
-              <w:right w:val="single" w:color="C9D6D3" w:sz="4"/>
-            </w:tcBorders>
-            <w:shd w:fill="FFFFFF" w:color="auto" w:val="clear"/>
-            <w:tcMar>
-              <w:top w:type="dxa" w:w="50"/>
-              <w:left w:type="dxa" w:w="90"/>
-              <w:bottom w:type="dxa" w:w="50"/>
-              <w:right w:type="dxa" w:w="90"/>
-            </w:tcMar>
-          </w:tcPr>
-          <w:p>
-            <w:pPr>
-              <w:spacing w:after="0" w:before="0" w:line="252"/>
-            </w:pPr>
-            <w:r>
-              <w:rPr>
-                <w:sz w:val="17"/>
-                <w:szCs w:val="17"/>
-              </w:rPr>
-              <w:t xml:space="preserve">ІСЦ до 10,4%, ставка ≈17,3%, ВВП-2027 0,1%</w:t>
+            <w:tcW w:type="dxa" w:w="3055"/>
+            <w:tcBorders>
+              <w:top w:val="single" w:color="C9D6D3" w:sz="4"/>
+              <w:left w:val="single" w:color="C9D6D3" w:sz="4"/>
+              <w:bottom w:val="single" w:color="C9D6D3" w:sz="4"/>
+              <w:right w:val="single" w:color="C9D6D3" w:sz="4"/>
+            </w:tcBorders>
+            <w:shd w:fill="FFFFFF" w:color="auto" w:val="clear"/>
+            <w:tcMar>
+              <w:top w:type="dxa" w:w="50"/>
+              <w:left w:type="dxa" w:w="90"/>
+              <w:bottom w:type="dxa" w:w="50"/>
+              <w:right w:type="dxa" w:w="90"/>
+            </w:tcMar>
+          </w:tcPr>
+          <w:p>
+            <w:pPr>
+              <w:spacing w:after="0" w:before="0" w:line="252"/>
+            </w:pPr>
+            <w:r>
+              <w:rPr>
+                <w:sz w:val="17"/>
+                <w:szCs w:val="17"/>
+              </w:rPr>
+              <w:t xml:space="preserve">ІСЦ до 10,6%, ставка ≈17,3%, ВВП-2027 −0,3%</w:t>
             </w:r>
           </w:p>
         </w:tc>
@@ -8769,7 +10119,7 @@
         </w:trPr>
         <w:tc>
           <w:tcPr>
-            <w:tcW w:type="dxa" w:w="1121"/>
+            <w:tcW w:type="dxa" w:w="1119"/>
             <w:tcBorders>
               <w:top w:val="single" w:color="C9D6D3" w:sz="4"/>
               <w:left w:val="single" w:color="C9D6D3" w:sz="4"/>
@@ -8801,7 +10151,7 @@
         </w:tc>
         <w:tc>
           <w:tcPr>
-            <w:tcW w:type="dxa" w:w="5701"/>
+            <w:tcW w:type="dxa" w:w="5690"/>
             <w:tcBorders>
               <w:top w:val="single" w:color="C9D6D3" w:sz="4"/>
               <w:left w:val="single" w:color="C9D6D3" w:sz="4"/>
@@ -8831,7 +10181,7 @@
         </w:tc>
         <w:tc>
           <w:tcPr>
-            <w:tcW w:type="dxa" w:w="3042"/>
+            <w:tcW w:type="dxa" w:w="3055"/>
             <w:tcBorders>
               <w:top w:val="single" w:color="C9D6D3" w:sz="4"/>
               <w:left w:val="single" w:color="C9D6D3" w:sz="4"/>
@@ -8855,7 +10205,7 @@
                 <w:sz w:val="17"/>
                 <w:szCs w:val="17"/>
               </w:rPr>
-              <w:t xml:space="preserve">ІСЦ до 11,5%, ставка до 19,3%, ≈55 грн/€</w:t>
+              <w:t xml:space="preserve">ІСЦ до 11,2%, ставка до 19,0%, ≈55 грн/€</w:t>
             </w:r>
           </w:p>
         </w:tc>
@@ -8867,7 +10217,7 @@
         </w:trPr>
         <w:tc>
           <w:tcPr>
-            <w:tcW w:type="dxa" w:w="1121"/>
+            <w:tcW w:type="dxa" w:w="1119"/>
             <w:tcBorders>
               <w:top w:val="single" w:color="C9D6D3" w:sz="4"/>
               <w:left w:val="single" w:color="C9D6D3" w:sz="4"/>
@@ -8899,7 +10249,7 @@
         </w:tc>
         <w:tc>
           <w:tcPr>
-            <w:tcW w:type="dxa" w:w="5701"/>
+            <w:tcW w:type="dxa" w:w="5690"/>
             <w:tcBorders>
               <w:top w:val="single" w:color="C9D6D3" w:sz="4"/>
               <w:left w:val="single" w:color="C9D6D3" w:sz="4"/>
@@ -8929,31 +10279,31 @@
         </w:tc>
         <w:tc>
           <w:tcPr>
-            <w:tcW w:type="dxa" w:w="3042"/>
-            <w:tcBorders>
-              <w:top w:val="single" w:color="C9D6D3" w:sz="4"/>
-              <w:left w:val="single" w:color="C9D6D3" w:sz="4"/>
-              <w:bottom w:val="single" w:color="C9D6D3" w:sz="4"/>
-              <w:right w:val="single" w:color="C9D6D3" w:sz="4"/>
-            </w:tcBorders>
-            <w:shd w:fill="FFFFFF" w:color="auto" w:val="clear"/>
-            <w:tcMar>
-              <w:top w:type="dxa" w:w="50"/>
-              <w:left w:type="dxa" w:w="90"/>
-              <w:bottom w:type="dxa" w:w="50"/>
-              <w:right w:type="dxa" w:w="90"/>
-            </w:tcMar>
-          </w:tcPr>
-          <w:p>
-            <w:pPr>
-              <w:spacing w:after="0" w:before="0" w:line="252"/>
-            </w:pPr>
-            <w:r>
-              <w:rPr>
-                <w:sz w:val="17"/>
-                <w:szCs w:val="17"/>
-              </w:rPr>
-              <w:t xml:space="preserve">ІСЦ 5,6% наприкінці 2027</w:t>
+            <w:tcW w:type="dxa" w:w="3055"/>
+            <w:tcBorders>
+              <w:top w:val="single" w:color="C9D6D3" w:sz="4"/>
+              <w:left w:val="single" w:color="C9D6D3" w:sz="4"/>
+              <w:bottom w:val="single" w:color="C9D6D3" w:sz="4"/>
+              <w:right w:val="single" w:color="C9D6D3" w:sz="4"/>
+            </w:tcBorders>
+            <w:shd w:fill="FFFFFF" w:color="auto" w:val="clear"/>
+            <w:tcMar>
+              <w:top w:type="dxa" w:w="50"/>
+              <w:left w:type="dxa" w:w="90"/>
+              <w:bottom w:type="dxa" w:w="50"/>
+              <w:right w:type="dxa" w:w="90"/>
+            </w:tcMar>
+          </w:tcPr>
+          <w:p>
+            <w:pPr>
+              <w:spacing w:after="0" w:before="0" w:line="252"/>
+            </w:pPr>
+            <w:r>
+              <w:rPr>
+                <w:sz w:val="17"/>
+                <w:szCs w:val="17"/>
+              </w:rPr>
+              <w:t xml:space="preserve">ІСЦ 5,4% наприкінці 2027</w:t>
             </w:r>
           </w:p>
         </w:tc>
@@ -8965,7 +10315,7 @@
         </w:trPr>
         <w:tc>
           <w:tcPr>
-            <w:tcW w:type="dxa" w:w="1121"/>
+            <w:tcW w:type="dxa" w:w="1119"/>
             <w:tcBorders>
               <w:top w:val="single" w:color="C9D6D3" w:sz="4"/>
               <w:left w:val="single" w:color="C9D6D3" w:sz="4"/>
@@ -8997,7 +10347,7 @@
         </w:tc>
         <w:tc>
           <w:tcPr>
-            <w:tcW w:type="dxa" w:w="5701"/>
+            <w:tcW w:type="dxa" w:w="5690"/>
             <w:tcBorders>
               <w:top w:val="single" w:color="C9D6D3" w:sz="4"/>
               <w:left w:val="single" w:color="C9D6D3" w:sz="4"/>
@@ -9027,7 +10377,7 @@
         </w:tc>
         <w:tc>
           <w:tcPr>
-            <w:tcW w:type="dxa" w:w="3042"/>
+            <w:tcW w:type="dxa" w:w="3055"/>
             <w:tcBorders>
               <w:top w:val="single" w:color="C9D6D3" w:sz="4"/>
               <w:left w:val="single" w:color="C9D6D3" w:sz="4"/>
@@ -9092,9 +10442,9 @@
         <w:tblLayout w:type="fixed"/>
       </w:tblPr>
       <w:tblGrid>
-        <w:gridCol w:w="918"/>
-        <w:gridCol w:w="4961"/>
-        <w:gridCol w:w="3985"/>
+        <w:gridCol w:w="804"/>
+        <w:gridCol w:w="4672"/>
+        <w:gridCol w:w="4388"/>
       </w:tblGrid>
       <w:tr>
         <w:trPr>
@@ -9103,7 +10453,7 @@
         </w:trPr>
         <w:tc>
           <w:tcPr>
-            <w:tcW w:type="dxa" w:w="918"/>
+            <w:tcW w:type="dxa" w:w="804"/>
             <w:tcBorders>
               <w:top w:val="single" w:color="C9D6D3" w:sz="4"/>
               <w:left w:val="single" w:color="C9D6D3" w:sz="4"/>
@@ -9136,7 +10486,7 @@
         </w:tc>
         <w:tc>
           <w:tcPr>
-            <w:tcW w:type="dxa" w:w="4961"/>
+            <w:tcW w:type="dxa" w:w="4672"/>
             <w:tcBorders>
               <w:top w:val="single" w:color="C9D6D3" w:sz="4"/>
               <w:left w:val="single" w:color="C9D6D3" w:sz="4"/>
@@ -9169,7 +10519,7 @@
         </w:tc>
         <w:tc>
           <w:tcPr>
-            <w:tcW w:type="dxa" w:w="3985"/>
+            <w:tcW w:type="dxa" w:w="4388"/>
             <w:tcBorders>
               <w:top w:val="single" w:color="C9D6D3" w:sz="4"/>
               <w:left w:val="single" w:color="C9D6D3" w:sz="4"/>
@@ -9208,7 +10558,7 @@
         </w:trPr>
         <w:tc>
           <w:tcPr>
-            <w:tcW w:type="dxa" w:w="918"/>
+            <w:tcW w:type="dxa" w:w="804"/>
             <w:tcBorders>
               <w:top w:val="single" w:color="C9D6D3" w:sz="4"/>
               <w:left w:val="single" w:color="C9D6D3" w:sz="4"/>
@@ -9240,7 +10590,7 @@
         </w:tc>
         <w:tc>
           <w:tcPr>
-            <w:tcW w:type="dxa" w:w="4961"/>
+            <w:tcW w:type="dxa" w:w="4672"/>
             <w:tcBorders>
               <w:top w:val="single" w:color="C9D6D3" w:sz="4"/>
               <w:left w:val="single" w:color="C9D6D3" w:sz="4"/>
@@ -9270,31 +10620,31 @@
         </w:tc>
         <w:tc>
           <w:tcPr>
-            <w:tcW w:type="dxa" w:w="3985"/>
-            <w:tcBorders>
-              <w:top w:val="single" w:color="C9D6D3" w:sz="4"/>
-              <w:left w:val="single" w:color="C9D6D3" w:sz="4"/>
-              <w:bottom w:val="single" w:color="C9D6D3" w:sz="4"/>
-              <w:right w:val="single" w:color="C9D6D3" w:sz="4"/>
-            </w:tcBorders>
-            <w:shd w:fill="FFFFFF" w:color="auto" w:val="clear"/>
-            <w:tcMar>
-              <w:top w:type="dxa" w:w="50"/>
-              <w:left w:type="dxa" w:w="90"/>
-              <w:bottom w:type="dxa" w:w="50"/>
-              <w:right w:type="dxa" w:w="90"/>
-            </w:tcMar>
-          </w:tcPr>
-          <w:p>
-            <w:pPr>
-              <w:spacing w:after="0" w:before="0" w:line="252"/>
-            </w:pPr>
-            <w:r>
-              <w:rPr>
-                <w:sz w:val="17"/>
-                <w:szCs w:val="17"/>
-              </w:rPr>
-              <w:t xml:space="preserve">Втрати 2027–2029: 48,7 / 44,9 / 41,5 / 38,4</w:t>
+            <w:tcW w:type="dxa" w:w="4388"/>
+            <w:tcBorders>
+              <w:top w:val="single" w:color="C9D6D3" w:sz="4"/>
+              <w:left w:val="single" w:color="C9D6D3" w:sz="4"/>
+              <w:bottom w:val="single" w:color="C9D6D3" w:sz="4"/>
+              <w:right w:val="single" w:color="C9D6D3" w:sz="4"/>
+            </w:tcBorders>
+            <w:shd w:fill="FFFFFF" w:color="auto" w:val="clear"/>
+            <w:tcMar>
+              <w:top w:type="dxa" w:w="50"/>
+              <w:left w:type="dxa" w:w="90"/>
+              <w:bottom w:type="dxa" w:w="50"/>
+              <w:right w:type="dxa" w:w="90"/>
+            </w:tcMar>
+          </w:tcPr>
+          <w:p>
+            <w:pPr>
+              <w:spacing w:after="0" w:before="0" w:line="252"/>
+            </w:pPr>
+            <w:r>
+              <w:rPr>
+                <w:sz w:val="17"/>
+                <w:szCs w:val="17"/>
+              </w:rPr>
+              <w:t xml:space="preserve">Втрати 2027–2029: 48,3 / 44,8 / 41,7 / 39,0</w:t>
             </w:r>
           </w:p>
         </w:tc>
@@ -9306,7 +10656,7 @@
         </w:trPr>
         <w:tc>
           <w:tcPr>
-            <w:tcW w:type="dxa" w:w="918"/>
+            <w:tcW w:type="dxa" w:w="804"/>
             <w:tcBorders>
               <w:top w:val="single" w:color="C9D6D3" w:sz="4"/>
               <w:left w:val="single" w:color="C9D6D3" w:sz="4"/>
@@ -9338,7 +10688,7 @@
         </w:tc>
         <w:tc>
           <w:tcPr>
-            <w:tcW w:type="dxa" w:w="4961"/>
+            <w:tcW w:type="dxa" w:w="4672"/>
             <w:tcBorders>
               <w:top w:val="single" w:color="C9D6D3" w:sz="4"/>
               <w:left w:val="single" w:color="C9D6D3" w:sz="4"/>
@@ -9383,7 +10733,7 @@
         </w:tc>
         <w:tc>
           <w:tcPr>
-            <w:tcW w:type="dxa" w:w="3985"/>
+            <w:tcW w:type="dxa" w:w="4388"/>
             <w:tcBorders>
               <w:top w:val="single" w:color="C9D6D3" w:sz="4"/>
               <w:left w:val="single" w:color="C9D6D3" w:sz="4"/>
@@ -9407,7 +10757,7 @@
                 <w:sz w:val="17"/>
                 <w:szCs w:val="17"/>
               </w:rPr>
-              <w:t xml:space="preserve">16,6% (без реакції / λ = 2) – 17,1% (λ = 1) → рекомендуємо 16,5%</w:t>
+              <w:t xml:space="preserve">16,5% (без реакції / λ = 2) – 16,9% (λ = 1) → рекомендуємо 16,5%</w:t>
             </w:r>
           </w:p>
         </w:tc>
@@ -9419,7 +10769,7 @@
         </w:trPr>
         <w:tc>
           <w:tcPr>
-            <w:tcW w:type="dxa" w:w="918"/>
+            <w:tcW w:type="dxa" w:w="804"/>
             <w:tcBorders>
               <w:top w:val="single" w:color="C9D6D3" w:sz="4"/>
               <w:left w:val="single" w:color="C9D6D3" w:sz="4"/>
@@ -9451,7 +10801,7 @@
         </w:tc>
         <w:tc>
           <w:tcPr>
-            <w:tcW w:type="dxa" w:w="4961"/>
+            <w:tcW w:type="dxa" w:w="4672"/>
             <w:tcBorders>
               <w:top w:val="single" w:color="C9D6D3" w:sz="4"/>
               <w:left w:val="single" w:color="C9D6D3" w:sz="4"/>
@@ -9481,31 +10831,31 @@
         </w:tc>
         <w:tc>
           <w:tcPr>
-            <w:tcW w:type="dxa" w:w="3985"/>
-            <w:tcBorders>
-              <w:top w:val="single" w:color="C9D6D3" w:sz="4"/>
-              <w:left w:val="single" w:color="C9D6D3" w:sz="4"/>
-              <w:bottom w:val="single" w:color="C9D6D3" w:sz="4"/>
-              <w:right w:val="single" w:color="C9D6D3" w:sz="4"/>
-            </w:tcBorders>
-            <w:shd w:fill="FFFFFF" w:color="auto" w:val="clear"/>
-            <w:tcMar>
-              <w:top w:type="dxa" w:w="50"/>
-              <w:left w:type="dxa" w:w="90"/>
-              <w:bottom w:type="dxa" w:w="50"/>
-              <w:right w:type="dxa" w:w="90"/>
-            </w:tcMar>
-          </w:tcPr>
-          <w:p>
-            <w:pPr>
-              <w:spacing w:after="0" w:before="0" w:line="252"/>
-            </w:pPr>
-            <w:r>
-              <w:rPr>
-                <w:sz w:val="17"/>
-                <w:szCs w:val="17"/>
-              </w:rPr>
-              <w:t xml:space="preserve">Інтервал 70% для ІСЦ наприкінці 2027: 2,4–11,0%</w:t>
+            <w:tcW w:type="dxa" w:w="4388"/>
+            <w:tcBorders>
+              <w:top w:val="single" w:color="C9D6D3" w:sz="4"/>
+              <w:left w:val="single" w:color="C9D6D3" w:sz="4"/>
+              <w:bottom w:val="single" w:color="C9D6D3" w:sz="4"/>
+              <w:right w:val="single" w:color="C9D6D3" w:sz="4"/>
+            </w:tcBorders>
+            <w:shd w:fill="FFFFFF" w:color="auto" w:val="clear"/>
+            <w:tcMar>
+              <w:top w:type="dxa" w:w="50"/>
+              <w:left w:type="dxa" w:w="90"/>
+              <w:bottom w:type="dxa" w:w="50"/>
+              <w:right w:type="dxa" w:w="90"/>
+            </w:tcMar>
+          </w:tcPr>
+          <w:p>
+            <w:pPr>
+              <w:spacing w:after="0" w:before="0" w:line="252"/>
+            </w:pPr>
+            <w:r>
+              <w:rPr>
+                <w:sz w:val="17"/>
+                <w:szCs w:val="17"/>
+              </w:rPr>
+              <w:t xml:space="preserve">Інтервал 70% для ІСЦ наприкінці 2027: 3,2–9,9%</w:t>
             </w:r>
           </w:p>
         </w:tc>
@@ -9517,7 +10867,7 @@
         </w:trPr>
         <w:tc>
           <w:tcPr>
-            <w:tcW w:type="dxa" w:w="918"/>
+            <w:tcW w:type="dxa" w:w="804"/>
             <w:tcBorders>
               <w:top w:val="single" w:color="C9D6D3" w:sz="4"/>
               <w:left w:val="single" w:color="C9D6D3" w:sz="4"/>
@@ -9549,7 +10899,7 @@
         </w:tc>
         <w:tc>
           <w:tcPr>
-            <w:tcW w:type="dxa" w:w="4961"/>
+            <w:tcW w:type="dxa" w:w="4672"/>
             <w:tcBorders>
               <w:top w:val="single" w:color="C9D6D3" w:sz="4"/>
               <w:left w:val="single" w:color="C9D6D3" w:sz="4"/>
@@ -9579,7 +10929,7 @@
         </w:tc>
         <w:tc>
           <w:tcPr>
-            <w:tcW w:type="dxa" w:w="3985"/>
+            <w:tcW w:type="dxa" w:w="4388"/>
             <w:tcBorders>
               <w:top w:val="single" w:color="C9D6D3" w:sz="4"/>
               <w:left w:val="single" w:color="C9D6D3" w:sz="4"/>
@@ -9603,7 +10953,7 @@
                 <w:sz w:val="17"/>
                 <w:szCs w:val="17"/>
               </w:rPr>
-              <w:t xml:space="preserve">Помилка ІСЦ на 4 кв. 0,3–1,3 в. п. (наївний: 1,3–5,3)</w:t>
+              <w:t xml:space="preserve">Помилка ІСЦ на 4 кв. 0,8–1,2 в. п. (наївний: 1,2–5,5)</w:t>
             </w:r>
           </w:p>
         </w:tc>
@@ -9615,7 +10965,7 @@
         </w:trPr>
         <w:tc>
           <w:tcPr>
-            <w:tcW w:type="dxa" w:w="918"/>
+            <w:tcW w:type="dxa" w:w="804"/>
             <w:tcBorders>
               <w:top w:val="single" w:color="C9D6D3" w:sz="4"/>
               <w:left w:val="single" w:color="C9D6D3" w:sz="4"/>
@@ -9647,61 +10997,61 @@
         </w:tc>
         <w:tc>
           <w:tcPr>
-            <w:tcW w:type="dxa" w:w="4961"/>
-            <w:tcBorders>
-              <w:top w:val="single" w:color="C9D6D3" w:sz="4"/>
-              <w:left w:val="single" w:color="C9D6D3" w:sz="4"/>
-              <w:bottom w:val="single" w:color="C9D6D3" w:sz="4"/>
-              <w:right w:val="single" w:color="C9D6D3" w:sz="4"/>
-            </w:tcBorders>
-            <w:shd w:fill="FFFFFF" w:color="auto" w:val="clear"/>
-            <w:tcMar>
-              <w:top w:type="dxa" w:w="50"/>
-              <w:left w:type="dxa" w:w="90"/>
-              <w:bottom w:type="dxa" w:w="50"/>
-              <w:right w:type="dxa" w:w="90"/>
-            </w:tcMar>
-          </w:tcPr>
-          <w:p>
-            <w:pPr>
-              <w:spacing w:after="0" w:before="0" w:line="252"/>
-            </w:pPr>
-            <w:r>
-              <w:rPr>
-                <w:sz w:val="17"/>
-                <w:szCs w:val="17"/>
-              </w:rPr>
-              <w:t xml:space="preserve">Баланс: резерви + надходження − продаж валюти НБУ</w:t>
-            </w:r>
-          </w:p>
-        </w:tc>
-        <w:tc>
-          <w:tcPr>
-            <w:tcW w:type="dxa" w:w="3985"/>
-            <w:tcBorders>
-              <w:top w:val="single" w:color="C9D6D3" w:sz="4"/>
-              <w:left w:val="single" w:color="C9D6D3" w:sz="4"/>
-              <w:bottom w:val="single" w:color="C9D6D3" w:sz="4"/>
-              <w:right w:val="single" w:color="C9D6D3" w:sz="4"/>
-            </w:tcBorders>
-            <w:shd w:fill="FFFFFF" w:color="auto" w:val="clear"/>
-            <w:tcMar>
-              <w:top w:type="dxa" w:w="50"/>
-              <w:left w:type="dxa" w:w="90"/>
-              <w:bottom w:type="dxa" w:w="50"/>
-              <w:right w:type="dxa" w:w="90"/>
-            </w:tcMar>
-          </w:tcPr>
-          <w:p>
-            <w:pPr>
-              <w:spacing w:after="0" w:before="0" w:line="252"/>
-            </w:pPr>
-            <w:r>
-              <w:rPr>
-                <w:sz w:val="17"/>
-                <w:szCs w:val="17"/>
-              </w:rPr>
-              <w:t xml:space="preserve">Кінець 2026: $56 / 43 / 38 млрд (3 сценарії допомоги)</w:t>
+            <w:tcW w:type="dxa" w:w="4672"/>
+            <w:tcBorders>
+              <w:top w:val="single" w:color="C9D6D3" w:sz="4"/>
+              <w:left w:val="single" w:color="C9D6D3" w:sz="4"/>
+              <w:bottom w:val="single" w:color="C9D6D3" w:sz="4"/>
+              <w:right w:val="single" w:color="C9D6D3" w:sz="4"/>
+            </w:tcBorders>
+            <w:shd w:fill="FFFFFF" w:color="auto" w:val="clear"/>
+            <w:tcMar>
+              <w:top w:type="dxa" w:w="50"/>
+              <w:left w:type="dxa" w:w="90"/>
+              <w:bottom w:type="dxa" w:w="50"/>
+              <w:right w:type="dxa" w:w="90"/>
+            </w:tcMar>
+          </w:tcPr>
+          <w:p>
+            <w:pPr>
+              <w:spacing w:after="0" w:before="0" w:line="252"/>
+            </w:pPr>
+            <w:r>
+              <w:rPr>
+                <w:sz w:val="17"/>
+                <w:szCs w:val="17"/>
+              </w:rPr>
+              <w:t xml:space="preserve">Баланс: резерви + надходження − продаж валюти НБУ; місяці — за імпортом наступного року, як у НБУ</w:t>
+            </w:r>
+          </w:p>
+        </w:tc>
+        <w:tc>
+          <w:tcPr>
+            <w:tcW w:type="dxa" w:w="4388"/>
+            <w:tcBorders>
+              <w:top w:val="single" w:color="C9D6D3" w:sz="4"/>
+              <w:left w:val="single" w:color="C9D6D3" w:sz="4"/>
+              <w:bottom w:val="single" w:color="C9D6D3" w:sz="4"/>
+              <w:right w:val="single" w:color="C9D6D3" w:sz="4"/>
+            </w:tcBorders>
+            <w:shd w:fill="FFFFFF" w:color="auto" w:val="clear"/>
+            <w:tcMar>
+              <w:top w:type="dxa" w:w="50"/>
+              <w:left w:type="dxa" w:w="90"/>
+              <w:bottom w:type="dxa" w:w="50"/>
+              <w:right w:type="dxa" w:w="90"/>
+            </w:tcMar>
+          </w:tcPr>
+          <w:p>
+            <w:pPr>
+              <w:spacing w:after="0" w:before="0" w:line="252"/>
+            </w:pPr>
+            <w:r>
+              <w:rPr>
+                <w:sz w:val="17"/>
+                <w:szCs w:val="17"/>
+              </w:rPr>
+              <w:t xml:space="preserve">Кінець 2026: $56 / 43 / 38 млрд = 5,0 / 3,8 / 3,4 міс. (НБУ, липень: $69,7 млрд — потрібно ≈$12,6 млрд надходжень щомісяця)</w:t>
             </w:r>
           </w:p>
         </w:tc>
@@ -11499,8 +12849,8 @@
         <w:tblLayout w:type="fixed"/>
       </w:tblPr>
       <w:tblGrid>
-        <w:gridCol w:w="5491"/>
-        <w:gridCol w:w="4373"/>
+        <w:gridCol w:w="6008"/>
+        <w:gridCol w:w="3856"/>
       </w:tblGrid>
       <w:tr>
         <w:trPr>
@@ -11509,7 +12859,7 @@
         </w:trPr>
         <w:tc>
           <w:tcPr>
-            <w:tcW w:type="dxa" w:w="5491"/>
+            <w:tcW w:type="dxa" w:w="6008"/>
             <w:tcBorders>
               <w:top w:val="single" w:color="C9D6D3" w:sz="4"/>
               <w:left w:val="single" w:color="C9D6D3" w:sz="4"/>
@@ -11542,7 +12892,7 @@
         </w:tc>
         <w:tc>
           <w:tcPr>
-            <w:tcW w:type="dxa" w:w="4373"/>
+            <w:tcW w:type="dxa" w:w="3856"/>
             <w:tcBorders>
               <w:top w:val="single" w:color="C9D6D3" w:sz="4"/>
               <w:left w:val="single" w:color="C9D6D3" w:sz="4"/>
@@ -11581,7 +12931,7 @@
         </w:trPr>
         <w:tc>
           <w:tcPr>
-            <w:tcW w:type="dxa" w:w="5491"/>
+            <w:tcW w:type="dxa" w:w="6008"/>
             <w:tcBorders>
               <w:top w:val="single" w:color="C9D6D3" w:sz="4"/>
               <w:left w:val="single" w:color="C9D6D3" w:sz="4"/>
@@ -11613,7 +12963,7 @@
         </w:tc>
         <w:tc>
           <w:tcPr>
-            <w:tcW w:type="dxa" w:w="4373"/>
+            <w:tcW w:type="dxa" w:w="3856"/>
             <w:tcBorders>
               <w:top w:val="single" w:color="C9D6D3" w:sz="4"/>
               <w:left w:val="single" w:color="C9D6D3" w:sz="4"/>
@@ -11649,7 +12999,7 @@
         </w:trPr>
         <w:tc>
           <w:tcPr>
-            <w:tcW w:type="dxa" w:w="5491"/>
+            <w:tcW w:type="dxa" w:w="6008"/>
             <w:tcBorders>
               <w:top w:val="single" w:color="C9D6D3" w:sz="4"/>
               <w:left w:val="single" w:color="C9D6D3" w:sz="4"/>
@@ -11681,7 +13031,7 @@
         </w:tc>
         <w:tc>
           <w:tcPr>
-            <w:tcW w:type="dxa" w:w="4373"/>
+            <w:tcW w:type="dxa" w:w="3856"/>
             <w:tcBorders>
               <w:top w:val="single" w:color="C9D6D3" w:sz="4"/>
               <w:left w:val="single" w:color="C9D6D3" w:sz="4"/>
@@ -11717,7 +13067,7 @@
         </w:trPr>
         <w:tc>
           <w:tcPr>
-            <w:tcW w:type="dxa" w:w="5491"/>
+            <w:tcW w:type="dxa" w:w="6008"/>
             <w:tcBorders>
               <w:top w:val="single" w:color="C9D6D3" w:sz="4"/>
               <w:left w:val="single" w:color="C9D6D3" w:sz="4"/>
@@ -11749,7 +13099,7 @@
         </w:tc>
         <w:tc>
           <w:tcPr>
-            <w:tcW w:type="dxa" w:w="4373"/>
+            <w:tcW w:type="dxa" w:w="3856"/>
             <w:tcBorders>
               <w:top w:val="single" w:color="C9D6D3" w:sz="4"/>
               <w:left w:val="single" w:color="C9D6D3" w:sz="4"/>
@@ -11785,7 +13135,7 @@
         </w:trPr>
         <w:tc>
           <w:tcPr>
-            <w:tcW w:type="dxa" w:w="5491"/>
+            <w:tcW w:type="dxa" w:w="6008"/>
             <w:tcBorders>
               <w:top w:val="single" w:color="C9D6D3" w:sz="4"/>
               <w:left w:val="single" w:color="C9D6D3" w:sz="4"/>
@@ -11817,7 +13167,7 @@
         </w:tc>
         <w:tc>
           <w:tcPr>
-            <w:tcW w:type="dxa" w:w="4373"/>
+            <w:tcW w:type="dxa" w:w="3856"/>
             <w:tcBorders>
               <w:top w:val="single" w:color="C9D6D3" w:sz="4"/>
               <w:left w:val="single" w:color="C9D6D3" w:sz="4"/>
@@ -11853,7 +13203,7 @@
         </w:trPr>
         <w:tc>
           <w:tcPr>
-            <w:tcW w:type="dxa" w:w="5491"/>
+            <w:tcW w:type="dxa" w:w="6008"/>
             <w:tcBorders>
               <w:top w:val="single" w:color="C9D6D3" w:sz="4"/>
               <w:left w:val="single" w:color="C9D6D3" w:sz="4"/>
@@ -11885,7 +13235,7 @@
         </w:tc>
         <w:tc>
           <w:tcPr>
-            <w:tcW w:type="dxa" w:w="4373"/>
+            <w:tcW w:type="dxa" w:w="3856"/>
             <w:tcBorders>
               <w:top w:val="single" w:color="C9D6D3" w:sz="4"/>
               <w:left w:val="single" w:color="C9D6D3" w:sz="4"/>
@@ -11921,7 +13271,7 @@
         </w:trPr>
         <w:tc>
           <w:tcPr>
-            <w:tcW w:type="dxa" w:w="5491"/>
+            <w:tcW w:type="dxa" w:w="6008"/>
             <w:tcBorders>
               <w:top w:val="single" w:color="C9D6D3" w:sz="4"/>
               <w:left w:val="single" w:color="C9D6D3" w:sz="4"/>
@@ -11953,7 +13303,7 @@
         </w:tc>
         <w:tc>
           <w:tcPr>
-            <w:tcW w:type="dxa" w:w="4373"/>
+            <w:tcW w:type="dxa" w:w="3856"/>
             <w:tcBorders>
               <w:top w:val="single" w:color="C9D6D3" w:sz="4"/>
               <w:left w:val="single" w:color="C9D6D3" w:sz="4"/>
@@ -11989,39 +13339,39 @@
         </w:trPr>
         <w:tc>
           <w:tcPr>
-            <w:tcW w:type="dxa" w:w="5491"/>
-            <w:tcBorders>
-              <w:top w:val="single" w:color="C9D6D3" w:sz="4"/>
-              <w:left w:val="single" w:color="C9D6D3" w:sz="4"/>
-              <w:bottom w:val="single" w:color="C9D6D3" w:sz="4"/>
-              <w:right w:val="single" w:color="C9D6D3" w:sz="4"/>
-            </w:tcBorders>
-            <w:shd w:fill="FFFFFF" w:color="auto" w:val="clear"/>
-            <w:tcMar>
-              <w:top w:type="dxa" w:w="50"/>
-              <w:left w:type="dxa" w:w="90"/>
-              <w:bottom w:type="dxa" w:w="50"/>
-              <w:right w:type="dxa" w:w="90"/>
-            </w:tcMar>
-          </w:tcPr>
-          <w:p>
-            <w:pPr>
-              <w:spacing w:after="0" w:before="0" w:line="252"/>
-            </w:pPr>
-            <w:r>
-              <w:rPr>
-                <w:b/>
-                <w:bCs/>
-                <w:sz w:val="17"/>
-                <w:szCs w:val="17"/>
-              </w:rPr>
-              <w:t xml:space="preserve">Ціль НБУ — точкова, горизонт до 3 років; за правилом інфляція 2029 лише 4,3%</w:t>
-            </w:r>
-          </w:p>
-        </w:tc>
-        <w:tc>
-          <w:tcPr>
-            <w:tcW w:type="dxa" w:w="4373"/>
+            <w:tcW w:type="dxa" w:w="6008"/>
+            <w:tcBorders>
+              <w:top w:val="single" w:color="C9D6D3" w:sz="4"/>
+              <w:left w:val="single" w:color="C9D6D3" w:sz="4"/>
+              <w:bottom w:val="single" w:color="C9D6D3" w:sz="4"/>
+              <w:right w:val="single" w:color="C9D6D3" w:sz="4"/>
+            </w:tcBorders>
+            <w:shd w:fill="FFFFFF" w:color="auto" w:val="clear"/>
+            <w:tcMar>
+              <w:top w:type="dxa" w:w="50"/>
+              <w:left w:type="dxa" w:w="90"/>
+              <w:bottom w:type="dxa" w:w="50"/>
+              <w:right w:type="dxa" w:w="90"/>
+            </w:tcMar>
+          </w:tcPr>
+          <w:p>
+            <w:pPr>
+              <w:spacing w:after="0" w:before="0" w:line="252"/>
+            </w:pPr>
+            <w:r>
+              <w:rPr>
+                <w:b/>
+                <w:bCs/>
+                <w:sz w:val="17"/>
+                <w:szCs w:val="17"/>
+              </w:rPr>
+              <w:t xml:space="preserve">Ціль НБУ — точкова, горизонт до 3 років; за правилом інфляція 2029 лише 4,4%</w:t>
+            </w:r>
+          </w:p>
+        </w:tc>
+        <w:tc>
+          <w:tcPr>
+            <w:tcW w:type="dxa" w:w="3856"/>
             <w:tcBorders>
               <w:top w:val="single" w:color="C9D6D3" w:sz="4"/>
               <w:left w:val="single" w:color="C9D6D3" w:sz="4"/>
@@ -12057,7 +13407,7 @@
         </w:trPr>
         <w:tc>
           <w:tcPr>
-            <w:tcW w:type="dxa" w:w="5491"/>
+            <w:tcW w:type="dxa" w:w="6008"/>
             <w:tcBorders>
               <w:top w:val="single" w:color="C9D6D3" w:sz="4"/>
               <w:left w:val="single" w:color="C9D6D3" w:sz="4"/>
@@ -12089,7 +13439,7 @@
         </w:tc>
         <w:tc>
           <w:tcPr>
-            <w:tcW w:type="dxa" w:w="4373"/>
+            <w:tcW w:type="dxa" w:w="3856"/>
             <w:tcBorders>
               <w:top w:val="single" w:color="C9D6D3" w:sz="4"/>
               <w:left w:val="single" w:color="C9D6D3" w:sz="4"/>
@@ -12125,7 +13475,7 @@
         </w:trPr>
         <w:tc>
           <w:tcPr>
-            <w:tcW w:type="dxa" w:w="5491"/>
+            <w:tcW w:type="dxa" w:w="6008"/>
             <w:tcBorders>
               <w:top w:val="single" w:color="C9D6D3" w:sz="4"/>
               <w:left w:val="single" w:color="C9D6D3" w:sz="4"/>
@@ -12157,7 +13507,7 @@
         </w:tc>
         <w:tc>
           <w:tcPr>
-            <w:tcW w:type="dxa" w:w="4373"/>
+            <w:tcW w:type="dxa" w:w="3856"/>
             <w:tcBorders>
               <w:top w:val="single" w:color="C9D6D3" w:sz="4"/>
               <w:left w:val="single" w:color="C9D6D3" w:sz="4"/>
@@ -12182,6 +13532,278 @@
                 <w:szCs w:val="17"/>
               </w:rPr>
               <w:t xml:space="preserve">Оцінка НБУ пунктиром</w:t>
+            </w:r>
+          </w:p>
+        </w:tc>
+      </w:tr>
+      <w:tr>
+        <w:trPr>
+          <w:cantSplit/>
+          <w:tblHeader w:val="off"/>
+        </w:trPr>
+        <w:tc>
+          <w:tcPr>
+            <w:tcW w:type="dxa" w:w="6008"/>
+            <w:tcBorders>
+              <w:top w:val="single" w:color="C9D6D3" w:sz="4"/>
+              <w:left w:val="single" w:color="C9D6D3" w:sz="4"/>
+              <w:bottom w:val="single" w:color="C9D6D3" w:sz="4"/>
+              <w:right w:val="single" w:color="C9D6D3" w:sz="4"/>
+            </w:tcBorders>
+            <w:shd w:fill="EAF1EF" w:color="auto" w:val="clear"/>
+            <w:tcMar>
+              <w:top w:type="dxa" w:w="50"/>
+              <w:left w:type="dxa" w:w="90"/>
+              <w:bottom w:type="dxa" w:w="50"/>
+              <w:right w:type="dxa" w:w="90"/>
+            </w:tcMar>
+          </w:tcPr>
+          <w:p>
+            <w:pPr>
+              <w:spacing w:after="0" w:before="0" w:line="252"/>
+            </w:pPr>
+            <w:r>
+              <w:rPr>
+                <w:b/>
+                <w:bCs/>
+                <w:sz w:val="17"/>
+                <w:szCs w:val="17"/>
+              </w:rPr>
+              <w:t xml:space="preserve">У базовому ІСЦ після сезонного згладжування лишався провал у II кварталі (робастний STL), шоки базової й небазової інфляції ±7 в. п.</w:t>
+            </w:r>
+          </w:p>
+        </w:tc>
+        <w:tc>
+          <w:tcPr>
+            <w:tcW w:type="dxa" w:w="3856"/>
+            <w:tcBorders>
+              <w:top w:val="single" w:color="C9D6D3" w:sz="4"/>
+              <w:left w:val="single" w:color="C9D6D3" w:sz="4"/>
+              <w:bottom w:val="single" w:color="C9D6D3" w:sz="4"/>
+              <w:right w:val="single" w:color="C9D6D3" w:sz="4"/>
+            </w:tcBorders>
+            <w:shd w:fill="EAF1EF" w:color="auto" w:val="clear"/>
+            <w:tcMar>
+              <w:top w:type="dxa" w:w="50"/>
+              <w:left w:type="dxa" w:w="90"/>
+              <w:bottom w:type="dxa" w:w="50"/>
+              <w:right w:type="dxa" w:w="90"/>
+            </w:tcMar>
+          </w:tcPr>
+          <w:p>
+            <w:pPr>
+              <w:spacing w:after="0" w:before="0" w:line="252"/>
+            </w:pPr>
+            <w:r>
+              <w:rPr>
+                <w:sz w:val="17"/>
+                <w:szCs w:val="17"/>
+              </w:rPr>
+              <w:t xml:space="preserve">Не робастний STL: σ шоків ≈3,8 → ≈2,1, віяло реалістичніше</w:t>
+            </w:r>
+          </w:p>
+        </w:tc>
+      </w:tr>
+      <w:tr>
+        <w:trPr>
+          <w:cantSplit/>
+          <w:tblHeader w:val="off"/>
+        </w:trPr>
+        <w:tc>
+          <w:tcPr>
+            <w:tcW w:type="dxa" w:w="6008"/>
+            <w:tcBorders>
+              <w:top w:val="single" w:color="C9D6D3" w:sz="4"/>
+              <w:left w:val="single" w:color="C9D6D3" w:sz="4"/>
+              <w:bottom w:val="single" w:color="C9D6D3" w:sz="4"/>
+              <w:right w:val="single" w:color="C9D6D3" w:sz="4"/>
+            </w:tcBorders>
+            <w:shd w:fill="FFFFFF" w:color="auto" w:val="clear"/>
+            <w:tcMar>
+              <w:top w:type="dxa" w:w="50"/>
+              <w:left w:type="dxa" w:w="90"/>
+              <w:bottom w:type="dxa" w:w="50"/>
+              <w:right w:type="dxa" w:w="90"/>
+            </w:tcMar>
+          </w:tcPr>
+          <w:p>
+            <w:pPr>
+              <w:spacing w:after="0" w:before="0" w:line="252"/>
+            </w:pPr>
+            <w:r>
+              <w:rPr>
+                <w:b/>
+                <w:bCs/>
+                <w:sz w:val="17"/>
+                <w:szCs w:val="17"/>
+              </w:rPr>
+              <w:t xml:space="preserve">Не було платіжного балансу (окремий модуль настановчої сесії) і явної рамки «мета — інструменти — позиції КМП»</w:t>
+            </w:r>
+          </w:p>
+        </w:tc>
+        <w:tc>
+          <w:tcPr>
+            <w:tcW w:type="dxa" w:w="3856"/>
+            <w:tcBorders>
+              <w:top w:val="single" w:color="C9D6D3" w:sz="4"/>
+              <w:left w:val="single" w:color="C9D6D3" w:sz="4"/>
+              <w:bottom w:val="single" w:color="C9D6D3" w:sz="4"/>
+              <w:right w:val="single" w:color="C9D6D3" w:sz="4"/>
+            </w:tcBorders>
+            <w:shd w:fill="FFFFFF" w:color="auto" w:val="clear"/>
+            <w:tcMar>
+              <w:top w:type="dxa" w:w="50"/>
+              <w:left w:type="dxa" w:w="90"/>
+              <w:bottom w:type="dxa" w:w="50"/>
+              <w:right w:type="dxa" w:w="90"/>
+            </w:tcMar>
+          </w:tcPr>
+          <w:p>
+            <w:pPr>
+              <w:spacing w:after="0" w:before="0" w:line="252"/>
+            </w:pPr>
+            <w:r>
+              <w:rPr>
+                <w:sz w:val="17"/>
+                <w:szCs w:val="17"/>
+              </w:rPr>
+              <w:t xml:space="preserve">Два нові слайди</w:t>
+            </w:r>
+          </w:p>
+        </w:tc>
+      </w:tr>
+      <w:tr>
+        <w:trPr>
+          <w:cantSplit/>
+          <w:tblHeader w:val="off"/>
+        </w:trPr>
+        <w:tc>
+          <w:tcPr>
+            <w:tcW w:type="dxa" w:w="6008"/>
+            <w:tcBorders>
+              <w:top w:val="single" w:color="C9D6D3" w:sz="4"/>
+              <w:left w:val="single" w:color="C9D6D3" w:sz="4"/>
+              <w:bottom w:val="single" w:color="C9D6D3" w:sz="4"/>
+              <w:right w:val="single" w:color="C9D6D3" w:sz="4"/>
+            </w:tcBorders>
+            <w:shd w:fill="EAF1EF" w:color="auto" w:val="clear"/>
+            <w:tcMar>
+              <w:top w:type="dxa" w:w="50"/>
+              <w:left w:type="dxa" w:w="90"/>
+              <w:bottom w:type="dxa" w:w="50"/>
+              <w:right w:type="dxa" w:w="90"/>
+            </w:tcMar>
+          </w:tcPr>
+          <w:p>
+            <w:pPr>
+              <w:spacing w:after="0" w:before="0" w:line="252"/>
+            </w:pPr>
+            <w:r>
+              <w:rPr>
+                <w:b/>
+                <w:bCs/>
+                <w:sz w:val="17"/>
+                <w:szCs w:val="17"/>
+              </w:rPr>
+              <w:t xml:space="preserve">Місяці імпорту рахувалися за поточним імпортом, а НБУ — за імпортом наступного року</w:t>
+            </w:r>
+          </w:p>
+        </w:tc>
+        <w:tc>
+          <w:tcPr>
+            <w:tcW w:type="dxa" w:w="3856"/>
+            <w:tcBorders>
+              <w:top w:val="single" w:color="C9D6D3" w:sz="4"/>
+              <w:left w:val="single" w:color="C9D6D3" w:sz="4"/>
+              <w:bottom w:val="single" w:color="C9D6D3" w:sz="4"/>
+              <w:right w:val="single" w:color="C9D6D3" w:sz="4"/>
+            </w:tcBorders>
+            <w:shd w:fill="EAF1EF" w:color="auto" w:val="clear"/>
+            <w:tcMar>
+              <w:top w:type="dxa" w:w="50"/>
+              <w:left w:type="dxa" w:w="90"/>
+              <w:bottom w:type="dxa" w:w="50"/>
+              <w:right w:type="dxa" w:w="90"/>
+            </w:tcMar>
+          </w:tcPr>
+          <w:p>
+            <w:pPr>
+              <w:spacing w:after="0" w:before="0" w:line="252"/>
+            </w:pPr>
+            <w:r>
+              <w:rPr>
+                <w:sz w:val="17"/>
+                <w:szCs w:val="17"/>
+              </w:rPr>
+              <w:t xml:space="preserve">Перейшли на методику НБУ; на графік резервів додано прогноз НБУ</w:t>
+            </w:r>
+          </w:p>
+        </w:tc>
+      </w:tr>
+      <w:tr>
+        <w:trPr>
+          <w:cantSplit/>
+          <w:tblHeader w:val="off"/>
+        </w:trPr>
+        <w:tc>
+          <w:tcPr>
+            <w:tcW w:type="dxa" w:w="6008"/>
+            <w:tcBorders>
+              <w:top w:val="single" w:color="C9D6D3" w:sz="4"/>
+              <w:left w:val="single" w:color="C9D6D3" w:sz="4"/>
+              <w:bottom w:val="single" w:color="C9D6D3" w:sz="4"/>
+              <w:right w:val="single" w:color="C9D6D3" w:sz="4"/>
+            </w:tcBorders>
+            <w:shd w:fill="FFFFFF" w:color="auto" w:val="clear"/>
+            <w:tcMar>
+              <w:top w:type="dxa" w:w="50"/>
+              <w:left w:type="dxa" w:w="90"/>
+              <w:bottom w:type="dxa" w:w="50"/>
+              <w:right w:type="dxa" w:w="90"/>
+            </w:tcMar>
+          </w:tcPr>
+          <w:p>
+            <w:pPr>
+              <w:spacing w:after="0" w:before="0" w:line="252"/>
+            </w:pPr>
+            <w:r>
+              <w:rPr>
+                <w:b/>
+                <w:bCs/>
+                <w:sz w:val="17"/>
+                <w:szCs w:val="17"/>
+              </w:rPr>
+              <w:t xml:space="preserve">Курсові очікування ринку (≈47 грн/$) і дохідність ОВДП не згадувалися</w:t>
+            </w:r>
+          </w:p>
+        </w:tc>
+        <w:tc>
+          <w:tcPr>
+            <w:tcW w:type="dxa" w:w="3856"/>
+            <w:tcBorders>
+              <w:top w:val="single" w:color="C9D6D3" w:sz="4"/>
+              <w:left w:val="single" w:color="C9D6D3" w:sz="4"/>
+              <w:bottom w:val="single" w:color="C9D6D3" w:sz="4"/>
+              <w:right w:val="single" w:color="C9D6D3" w:sz="4"/>
+            </w:tcBorders>
+            <w:shd w:fill="FFFFFF" w:color="auto" w:val="clear"/>
+            <w:tcMar>
+              <w:top w:type="dxa" w:w="50"/>
+              <w:left w:type="dxa" w:w="90"/>
+              <w:bottom w:type="dxa" w:w="50"/>
+              <w:right w:type="dxa" w:w="90"/>
+            </w:tcMar>
+          </w:tcPr>
+          <w:p>
+            <w:pPr>
+              <w:spacing w:after="0" w:before="0" w:line="252"/>
+            </w:pPr>
+            <w:r>
+              <w:rPr>
+                <w:sz w:val="17"/>
+                <w:szCs w:val="17"/>
+              </w:rPr>
+              <w:t xml:space="preserve">Додано на слайди й у Q&amp;A</w:t>
             </w:r>
           </w:p>
         </w:tc>

--- a/docs/scope_of_work.docx
+++ b/docs/scope_of_work.docx
@@ -27,7 +27,7 @@
           <w:sz w:val="20"/>
           <w:szCs w:val="20"/>
         </w:rPr>
-        <w:t xml:space="preserve">Що саме зроблено з шаблоном НБУ, які дані й звідки внесено, що змінено в моделі та як отримано кожен результат. Стан — 9 жовтня 2026 року (дані до вересня 2026). Цифри з результатів — з </w:t>
+        <w:t xml:space="preserve">Що саме зроблено з шаблоном НБУ, які дані й звідки внесено, що змінено в моделі та як отримано кожен результат. Стан — 20 жовтня 2026 року (дані до вересня 2026, включно з вересневим ІСЦ). Цифри з результатів — з </w:t>
       </w:r>
       <w:r>
         <w:rPr>
@@ -230,7 +230,7 @@
               </w:rPr>
               <w:t xml:space="preserve">Шаблон QPM НБУ для конкурсу (</w:t>
             </w:r>
-            <w:hyperlink w:history="1" r:id="rIdlg9aei1othsecumusivru">
+            <w:hyperlink w:history="1" r:id="rIdlegua8wid5mgtobmuzlq8">
               <w:r>
                 <w:rPr>
                   <w:color w:val="1F63B5"/>
@@ -548,7 +548,7 @@
                 <w:sz w:val="17"/>
                 <w:szCs w:val="17"/>
               </w:rPr>
-              <w:t xml:space="preserve">Наукаст ІСЦ, 5 суджень із джерелами, траєкторія курсу, зовнішні припущення. Ставка: рішення 16,5% + утримання до середини 2027, далі — траєкторія повернення до цілі 5% на горизонті до 3 років</w:t>
+              <w:t xml:space="preserve">Наукаст ІСЦ, 5 суджень із джерелами, траєкторія курсу, зовнішні припущення. Ставка: рішення 17% + утримання до середини 2027, далі — траєкторія повернення до цілі 5% на горизонті до 3 років</w:t>
             </w:r>
           </w:p>
         </w:tc>
@@ -790,7 +790,7 @@
         </w:rPr>
         <w:t xml:space="preserve">Ключове питання конкурсу: «Якими мають бути рішення Правління НБУ щодо процентних ставок, офіційного курсу та валютних обмежень під час війни і чому?» (</w:t>
       </w:r>
-      <w:hyperlink w:history="1" r:id="rIdx3enmvftgiehje5zqec3h">
+      <w:hyperlink w:history="1" r:id="rIdoehvyf25b17vgrem0iryu">
         <w:r>
           <w:rPr>
             <w:color w:val="1F63B5"/>
@@ -1249,7 +1249,7 @@
                 <w:sz w:val="17"/>
                 <w:szCs w:val="17"/>
               </w:rPr>
-              <w:t xml:space="preserve">Облікова ставка 16,5% з орієнтирами; депозитні сертифікати (рамка рішення, Q&amp;A 24)</w:t>
+              <w:t xml:space="preserve">Облікова ставка 17% (+1 в. п.) з орієнтирами; депозитні сертифікати (рамка рішення, Q&amp;A 24)</w:t>
             </w:r>
           </w:p>
         </w:tc>
@@ -3354,7 +3354,7 @@
               </w:rPr>
               <w:t xml:space="preserve">Держстат через </w:t>
             </w:r>
-            <w:hyperlink w:history="1" r:id="rIdl_obhazh5tz9qufhdaqp4">
+            <w:hyperlink w:history="1" r:id="rId58do9nwyhxnopdcgp25d3">
               <w:r>
                 <w:rPr>
                   <w:color w:val="1F63B5"/>
@@ -3415,7 +3415,7 @@
                 <w:sz w:val="17"/>
                 <w:szCs w:val="17"/>
               </w:rPr>
-              <w:t xml:space="preserve">факт до 08.2026; 09–12.2026 — наукаст</w:t>
+              <w:t xml:space="preserve">факт до 09.2026; 10–12.2026 — наукаст</w:t>
             </w:r>
           </w:p>
         </w:tc>
@@ -3555,7 +3555,7 @@
             <w:pPr>
               <w:spacing w:after="0" w:before="0" w:line="252"/>
             </w:pPr>
-            <w:hyperlink w:history="1" r:id="rIdmroen7d5wj-a4r3vrngmx">
+            <w:hyperlink w:history="1" r:id="rIdgdwhtgljxqgjdokgb8w7v">
               <w:r>
                 <w:rPr>
                   <w:color w:val="1F63B5"/>
@@ -4065,7 +4065,7 @@
               </w:rPr>
               <w:t xml:space="preserve">Держстат; </w:t>
             </w:r>
-            <w:hyperlink w:history="1" r:id="rIdedwwhy6iwk_4ysnzdohsg">
+            <w:hyperlink w:history="1" r:id="rIdhgn157yonexf50q-xnjq8">
               <w:r>
                 <w:rPr>
                   <w:color w:val="1F63B5"/>
@@ -4228,7 +4228,7 @@
             <w:pPr>
               <w:spacing w:after="0" w:before="0" w:line="252"/>
             </w:pPr>
-            <w:hyperlink w:history="1" r:id="rIdnpulyounu1jk9a6vriymu">
+            <w:hyperlink w:history="1" r:id="rIdvf12uxsssuyadaojvjf3x">
               <w:r>
                 <w:rPr>
                   <w:color w:val="1F63B5"/>
@@ -4246,7 +4246,7 @@
               </w:rPr>
               <w:t xml:space="preserve">; </w:t>
             </w:r>
-            <w:hyperlink w:history="1" r:id="rId2kml8lgl0pk1q1fgren7y">
+            <w:hyperlink w:history="1" r:id="rIdxaddg-93rqfvtunbsh3iz">
               <w:r>
                 <w:rPr>
                   <w:color w:val="1F63B5"/>
@@ -4409,7 +4409,7 @@
             <w:pPr>
               <w:spacing w:after="0" w:before="0" w:line="252"/>
             </w:pPr>
-            <w:hyperlink w:history="1" r:id="rId0ityqmea-osca2akqnw7x">
+            <w:hyperlink w:history="1" r:id="rIdmww4dnse2vn--5wmswpt-">
               <w:r>
                 <w:rPr>
                   <w:color w:val="1F63B5"/>
@@ -4754,7 +4754,7 @@
             <w:pPr>
               <w:spacing w:after="0" w:before="0" w:line="252"/>
             </w:pPr>
-            <w:hyperlink w:history="1" r:id="rIdxmqh-e9yqq4cgkmwlbloc">
+            <w:hyperlink w:history="1" r:id="rId5ppz7rfcri8g5vg-ftias">
               <w:r>
                 <w:rPr>
                   <w:color w:val="1F63B5"/>
@@ -4772,7 +4772,7 @@
               </w:rPr>
               <w:t xml:space="preserve">; </w:t>
             </w:r>
-            <w:hyperlink w:history="1" r:id="rIdtgvdnn4hknjzvp0jc_mhk">
+            <w:hyperlink w:history="1" r:id="rIdekkggs9v2dnnpzpigi8d-">
               <w:r>
                 <w:rPr>
                   <w:color w:val="1F63B5"/>
@@ -4790,7 +4790,7 @@
               </w:rPr>
               <w:t xml:space="preserve">; USD/EUR — ЄЦБ, далі </w:t>
             </w:r>
-            <w:hyperlink w:history="1" r:id="rIdyz_ymef0q2veqsifq_ptu">
+            <w:hyperlink w:history="1" r:id="rIdeowpziolvrjwzv5lcu0y0">
               <w:r>
                 <w:rPr>
                   <w:color w:val="1F63B5"/>
@@ -5233,7 +5233,7 @@
             <w:pPr>
               <w:spacing w:after="0" w:before="0" w:line="252"/>
             </w:pPr>
-            <w:hyperlink w:history="1" r:id="rIdknkwg2mx5n6d-owfcg0yb">
+            <w:hyperlink w:history="1" r:id="rIddwradw9gslut2tc_bugct">
               <w:r>
                 <w:rPr>
                   <w:color w:val="1F63B5"/>
@@ -5251,7 +5251,7 @@
               </w:rPr>
               <w:t xml:space="preserve"> — </w:t>
             </w:r>
-            <w:hyperlink w:history="1" r:id="rIdbqivxbrlmnunxokrgo1ks">
+            <w:hyperlink w:history="1" r:id="rIdoliioxscs1ebdha4eegmj">
               <w:r>
                 <w:rPr>
                   <w:color w:val="1F63B5"/>
@@ -5323,7 +5323,7 @@
             <w:pPr>
               <w:spacing w:after="0" w:before="0" w:line="252"/>
             </w:pPr>
-            <w:hyperlink w:history="1" r:id="rIdhoqcgoino2mn-diq4keae">
+            <w:hyperlink w:history="1" r:id="rIdv2odozwnq9uabb9lhnc9_">
               <w:r>
                 <w:rPr>
                   <w:color w:val="1F63B5"/>
@@ -5395,7 +5395,7 @@
             <w:pPr>
               <w:spacing w:after="0" w:before="0" w:line="252"/>
             </w:pPr>
-            <w:hyperlink w:history="1" r:id="rIdf-zsi2j2thalomlhgfedz">
+            <w:hyperlink w:history="1" r:id="rIdlo1yuxlnct0inzg02tfq0">
               <w:r>
                 <w:rPr>
                   <w:color w:val="1F63B5"/>
@@ -5565,7 +5565,7 @@
             <w:pPr>
               <w:spacing w:after="0" w:before="0" w:line="252"/>
             </w:pPr>
-            <w:hyperlink w:history="1" r:id="rIdtshw0dn-ixje252vxxkle">
+            <w:hyperlink w:history="1" r:id="rIdmppiaazrfj0tkrvfxbtfv">
               <w:r>
                 <w:rPr>
                   <w:color w:val="1F63B5"/>
@@ -5583,7 +5583,7 @@
               </w:rPr>
               <w:t xml:space="preserve">, </w:t>
             </w:r>
-            <w:hyperlink w:history="1" r:id="rIdjvy0oit1fvkmytpjfh9pk">
+            <w:hyperlink w:history="1" r:id="rIdj53hqgnal884pb2fm_q6x">
               <w:r>
                 <w:rPr>
                   <w:color w:val="1F63B5"/>
@@ -5655,7 +5655,7 @@
             <w:pPr>
               <w:spacing w:after="0" w:before="0" w:line="252"/>
             </w:pPr>
-            <w:hyperlink w:history="1" r:id="rIds-6rhixztui3kcksynmtg">
+            <w:hyperlink w:history="1" r:id="rIdqkeaukuuukm0zh4wg79i_">
               <w:r>
                 <w:rPr>
                   <w:color w:val="1F63B5"/>
@@ -5673,7 +5673,7 @@
               </w:rPr>
               <w:t xml:space="preserve">, </w:t>
             </w:r>
-            <w:hyperlink w:history="1" r:id="rIdrj4dk9dyqvitqik-qyusv">
+            <w:hyperlink w:history="1" r:id="rIdgsr918fm_lkrexwz99n4z">
               <w:r>
                 <w:rPr>
                   <w:color w:val="1F63B5"/>
@@ -5745,7 +5745,7 @@
             <w:pPr>
               <w:spacing w:after="0" w:before="0" w:line="252"/>
             </w:pPr>
-            <w:hyperlink w:history="1" r:id="rIdp0uqgyf25fbaidokdhjei">
+            <w:hyperlink w:history="1" r:id="rIdmyd5csx6lrolj_7yehm3q">
               <w:r>
                 <w:rPr>
                   <w:color w:val="1F63B5"/>
@@ -5824,7 +5824,7 @@
             <w:pPr>
               <w:spacing w:after="0" w:before="0" w:line="252"/>
             </w:pPr>
-            <w:hyperlink w:history="1" r:id="rIdwpg6m5q8opfqmoske2_nb">
+            <w:hyperlink w:history="1" r:id="rId3y50xugsxqfld-2iwxzxq">
               <w:r>
                 <w:rPr>
                   <w:color w:val="1F63B5"/>
@@ -5842,7 +5842,7 @@
               </w:rPr>
               <w:t xml:space="preserve">; </w:t>
             </w:r>
-            <w:hyperlink w:history="1" r:id="rIdewbgrsisswy5gqtzltgre">
+            <w:hyperlink w:history="1" r:id="rIdmozz7xsjlbn_orpmdnidv">
               <w:r>
                 <w:rPr>
                   <w:color w:val="1F63B5"/>
@@ -6057,7 +6057,7 @@
             <w:pPr>
               <w:spacing w:after="0" w:before="0" w:line="252"/>
             </w:pPr>
-            <w:hyperlink w:history="1" r:id="rIdikankahzg43yaumftv7pd">
+            <w:hyperlink w:history="1" r:id="rId4o0clbxqgyb6fijfwifoh">
               <w:r>
                 <w:rPr>
                   <w:color w:val="1F63B5"/>
@@ -6129,7 +6129,7 @@
             <w:pPr>
               <w:spacing w:after="0" w:before="0" w:line="252"/>
             </w:pPr>
-            <w:hyperlink w:history="1" r:id="rIdnitlil8ng6i8gjul_1wqb">
+            <w:hyperlink w:history="1" r:id="rIdmbcem3kf2w7jbed2kxoyq">
               <w:r>
                 <w:rPr>
                   <w:color w:val="1F63B5"/>
@@ -6201,7 +6201,7 @@
             <w:pPr>
               <w:spacing w:after="0" w:before="0" w:line="252"/>
             </w:pPr>
-            <w:hyperlink w:history="1" r:id="rId12e4dn2ixn7sqwcdiovah">
+            <w:hyperlink w:history="1" r:id="rIdkqq4seqiyvbizxsjve1aa">
               <w:r>
                 <w:rPr>
                   <w:color w:val="1F63B5"/>
@@ -6219,7 +6219,7 @@
               </w:rPr>
               <w:t xml:space="preserve">; </w:t>
             </w:r>
-            <w:hyperlink w:history="1" r:id="rIdu7bpiyju2nwpyv442xrwg">
+            <w:hyperlink w:history="1" r:id="rIddmvnops4rxyo-qjhmzdjs">
               <w:r>
                 <w:rPr>
                   <w:color w:val="1F63B5"/>
@@ -8593,9 +8593,9 @@
         <w:tblLayout w:type="fixed"/>
       </w:tblPr>
       <w:tblGrid>
-        <w:gridCol w:w="1833"/>
-        <w:gridCol w:w="3531"/>
-        <w:gridCol w:w="4500"/>
+        <w:gridCol w:w="1768"/>
+        <w:gridCol w:w="3754"/>
+        <w:gridCol w:w="4342"/>
       </w:tblGrid>
       <w:tr>
         <w:trPr>
@@ -8604,7 +8604,7 @@
         </w:trPr>
         <w:tc>
           <w:tcPr>
-            <w:tcW w:type="dxa" w:w="1833"/>
+            <w:tcW w:type="dxa" w:w="1768"/>
             <w:tcBorders>
               <w:top w:val="single" w:color="C9D6D3" w:sz="4"/>
               <w:left w:val="single" w:color="C9D6D3" w:sz="4"/>
@@ -8637,7 +8637,7 @@
         </w:tc>
         <w:tc>
           <w:tcPr>
-            <w:tcW w:type="dxa" w:w="3531"/>
+            <w:tcW w:type="dxa" w:w="3754"/>
             <w:tcBorders>
               <w:top w:val="single" w:color="C9D6D3" w:sz="4"/>
               <w:left w:val="single" w:color="C9D6D3" w:sz="4"/>
@@ -8670,7 +8670,7 @@
         </w:tc>
         <w:tc>
           <w:tcPr>
-            <w:tcW w:type="dxa" w:w="4500"/>
+            <w:tcW w:type="dxa" w:w="4342"/>
             <w:tcBorders>
               <w:top w:val="single" w:color="C9D6D3" w:sz="4"/>
               <w:left w:val="single" w:color="C9D6D3" w:sz="4"/>
@@ -8709,69 +8709,69 @@
         </w:trPr>
         <w:tc>
           <w:tcPr>
-            <w:tcW w:type="dxa" w:w="1833"/>
-            <w:tcBorders>
-              <w:top w:val="single" w:color="C9D6D3" w:sz="4"/>
-              <w:left w:val="single" w:color="C9D6D3" w:sz="4"/>
-              <w:bottom w:val="single" w:color="C9D6D3" w:sz="4"/>
-              <w:right w:val="single" w:color="C9D6D3" w:sz="4"/>
-            </w:tcBorders>
-            <w:shd w:fill="FFFFFF" w:color="auto" w:val="clear"/>
-            <w:tcMar>
-              <w:top w:type="dxa" w:w="50"/>
-              <w:left w:type="dxa" w:w="90"/>
-              <w:bottom w:type="dxa" w:w="50"/>
-              <w:right w:type="dxa" w:w="90"/>
-            </w:tcMar>
-          </w:tcPr>
-          <w:p>
-            <w:pPr>
-              <w:spacing w:after="0" w:before="0" w:line="252"/>
-            </w:pPr>
-            <w:r>
-              <w:rPr>
-                <w:b/>
-                <w:bCs/>
-                <w:sz w:val="17"/>
-                <w:szCs w:val="17"/>
-              </w:rPr>
-              <w:t xml:space="preserve">Наукаст ІСЦ (09–12.2026)</w:t>
-            </w:r>
-          </w:p>
-        </w:tc>
-        <w:tc>
-          <w:tcPr>
-            <w:tcW w:type="dxa" w:w="3531"/>
-            <w:tcBorders>
-              <w:top w:val="single" w:color="C9D6D3" w:sz="4"/>
-              <w:left w:val="single" w:color="C9D6D3" w:sz="4"/>
-              <w:bottom w:val="single" w:color="C9D6D3" w:sz="4"/>
-              <w:right w:val="single" w:color="C9D6D3" w:sz="4"/>
-            </w:tcBorders>
-            <w:shd w:fill="FFFFFF" w:color="auto" w:val="clear"/>
-            <w:tcMar>
-              <w:top w:type="dxa" w:w="50"/>
-              <w:left w:type="dxa" w:w="90"/>
-              <w:bottom w:type="dxa" w:w="50"/>
-              <w:right w:type="dxa" w:w="90"/>
-            </w:tcMar>
-          </w:tcPr>
-          <w:p>
-            <w:pPr>
-              <w:spacing w:after="0" w:before="0" w:line="252"/>
-            </w:pPr>
-            <w:r>
-              <w:rPr>
-                <w:sz w:val="17"/>
-                <w:szCs w:val="17"/>
-              </w:rPr>
-              <w:t xml:space="preserve">Тренд 0,65%/міс (SA, 3 міс.) + сезонність STL (5 років) − 0,1 в. п. → грудень 9,9% р/р</w:t>
-            </w:r>
-          </w:p>
-        </w:tc>
-        <w:tc>
-          <w:tcPr>
-            <w:tcW w:type="dxa" w:w="4500"/>
+            <w:tcW w:type="dxa" w:w="1768"/>
+            <w:tcBorders>
+              <w:top w:val="single" w:color="C9D6D3" w:sz="4"/>
+              <w:left w:val="single" w:color="C9D6D3" w:sz="4"/>
+              <w:bottom w:val="single" w:color="C9D6D3" w:sz="4"/>
+              <w:right w:val="single" w:color="C9D6D3" w:sz="4"/>
+            </w:tcBorders>
+            <w:shd w:fill="FFFFFF" w:color="auto" w:val="clear"/>
+            <w:tcMar>
+              <w:top w:type="dxa" w:w="50"/>
+              <w:left w:type="dxa" w:w="90"/>
+              <w:bottom w:type="dxa" w:w="50"/>
+              <w:right w:type="dxa" w:w="90"/>
+            </w:tcMar>
+          </w:tcPr>
+          <w:p>
+            <w:pPr>
+              <w:spacing w:after="0" w:before="0" w:line="252"/>
+            </w:pPr>
+            <w:r>
+              <w:rPr>
+                <w:b/>
+                <w:bCs/>
+                <w:sz w:val="17"/>
+                <w:szCs w:val="17"/>
+              </w:rPr>
+              <w:t xml:space="preserve">Наукаст ІСЦ (10–12.2026)</w:t>
+            </w:r>
+          </w:p>
+        </w:tc>
+        <w:tc>
+          <w:tcPr>
+            <w:tcW w:type="dxa" w:w="3754"/>
+            <w:tcBorders>
+              <w:top w:val="single" w:color="C9D6D3" w:sz="4"/>
+              <w:left w:val="single" w:color="C9D6D3" w:sz="4"/>
+              <w:bottom w:val="single" w:color="C9D6D3" w:sz="4"/>
+              <w:right w:val="single" w:color="C9D6D3" w:sz="4"/>
+            </w:tcBorders>
+            <w:shd w:fill="FFFFFF" w:color="auto" w:val="clear"/>
+            <w:tcMar>
+              <w:top w:type="dxa" w:w="50"/>
+              <w:left w:type="dxa" w:w="90"/>
+              <w:bottom w:type="dxa" w:w="50"/>
+              <w:right w:type="dxa" w:w="90"/>
+            </w:tcMar>
+          </w:tcPr>
+          <w:p>
+            <w:pPr>
+              <w:spacing w:after="0" w:before="0" w:line="252"/>
+            </w:pPr>
+            <w:r>
+              <w:rPr>
+                <w:sz w:val="17"/>
+                <w:szCs w:val="17"/>
+              </w:rPr>
+              <w:t xml:space="preserve">Тренд 0,86%/міс (SA, 3 міс., з вереснем +2,1% м/м) + сезонність STL (5 років) − 0,1 в. п. (разові ефекти вересня) → грудень 12,1% р/р</w:t>
+            </w:r>
+          </w:p>
+        </w:tc>
+        <w:tc>
+          <w:tcPr>
+            <w:tcW w:type="dxa" w:w="4342"/>
             <w:tcBorders>
               <w:top w:val="single" w:color="C9D6D3" w:sz="4"/>
               <w:left w:val="single" w:color="C9D6D3" w:sz="4"/>
@@ -8807,7 +8807,7 @@
         </w:trPr>
         <w:tc>
           <w:tcPr>
-            <w:tcW w:type="dxa" w:w="1833"/>
+            <w:tcW w:type="dxa" w:w="1768"/>
             <w:tcBorders>
               <w:top w:val="single" w:color="C9D6D3" w:sz="4"/>
               <w:left w:val="single" w:color="C9D6D3" w:sz="4"/>
@@ -8839,7 +8839,7 @@
         </w:tc>
         <w:tc>
           <w:tcPr>
-            <w:tcW w:type="dxa" w:w="3531"/>
+            <w:tcW w:type="dxa" w:w="3754"/>
             <w:tcBorders>
               <w:top w:val="single" w:color="C9D6D3" w:sz="4"/>
               <w:left w:val="single" w:color="C9D6D3" w:sz="4"/>
@@ -8869,7 +8869,7 @@
         </w:tc>
         <w:tc>
           <w:tcPr>
-            <w:tcW w:type="dxa" w:w="4500"/>
+            <w:tcW w:type="dxa" w:w="4342"/>
             <w:tcBorders>
               <w:top w:val="single" w:color="C9D6D3" w:sz="4"/>
               <w:left w:val="single" w:color="C9D6D3" w:sz="4"/>
@@ -8905,7 +8905,7 @@
         </w:trPr>
         <w:tc>
           <w:tcPr>
-            <w:tcW w:type="dxa" w:w="1833"/>
+            <w:tcW w:type="dxa" w:w="1768"/>
             <w:tcBorders>
               <w:top w:val="single" w:color="C9D6D3" w:sz="4"/>
               <w:left w:val="single" w:color="C9D6D3" w:sz="4"/>
@@ -8956,7 +8956,7 @@
         </w:tc>
         <w:tc>
           <w:tcPr>
-            <w:tcW w:type="dxa" w:w="3531"/>
+            <w:tcW w:type="dxa" w:w="3754"/>
             <w:tcBorders>
               <w:top w:val="single" w:color="C9D6D3" w:sz="4"/>
               <w:left w:val="single" w:color="C9D6D3" w:sz="4"/>
@@ -8986,7 +8986,7 @@
         </w:tc>
         <w:tc>
           <w:tcPr>
-            <w:tcW w:type="dxa" w:w="4500"/>
+            <w:tcW w:type="dxa" w:w="4342"/>
             <w:tcBorders>
               <w:top w:val="single" w:color="C9D6D3" w:sz="4"/>
               <w:left w:val="single" w:color="C9D6D3" w:sz="4"/>
@@ -9012,7 +9012,7 @@
               </w:rPr>
               <w:t xml:space="preserve">Вторинні ефекти атак в опалювальний сезон; НБУ: +0,4–0,6 в. п. (</w:t>
             </w:r>
-            <w:hyperlink w:history="1" r:id="rIdrdrvhqd1b-ckg5bxdb5tp">
+            <w:hyperlink w:history="1" r:id="rIdzxn0669uhzzchll-lyfn7">
               <w:r>
                 <w:rPr>
                   <w:color w:val="1F63B5"/>
@@ -9040,7 +9040,7 @@
         </w:trPr>
         <w:tc>
           <w:tcPr>
-            <w:tcW w:type="dxa" w:w="1833"/>
+            <w:tcW w:type="dxa" w:w="1768"/>
             <w:tcBorders>
               <w:top w:val="single" w:color="C9D6D3" w:sz="4"/>
               <w:left w:val="single" w:color="C9D6D3" w:sz="4"/>
@@ -9091,7 +9091,7 @@
         </w:tc>
         <w:tc>
           <w:tcPr>
-            <w:tcW w:type="dxa" w:w="3531"/>
+            <w:tcW w:type="dxa" w:w="3754"/>
             <w:tcBorders>
               <w:top w:val="single" w:color="C9D6D3" w:sz="4"/>
               <w:left w:val="single" w:color="C9D6D3" w:sz="4"/>
@@ -9121,7 +9121,7 @@
         </w:tc>
         <w:tc>
           <w:tcPr>
-            <w:tcW w:type="dxa" w:w="4500"/>
+            <w:tcW w:type="dxa" w:w="4342"/>
             <w:tcBorders>
               <w:top w:val="single" w:color="C9D6D3" w:sz="4"/>
               <w:left w:val="single" w:color="C9D6D3" w:sz="4"/>
@@ -9147,7 +9147,7 @@
               </w:rPr>
               <w:t xml:space="preserve">Середнє 2016–2026 = 1,7 в. п.; НБУ: адмінціни +14,0% / +11,3% (</w:t>
             </w:r>
-            <w:hyperlink w:history="1" r:id="rIdyyqd8s_jgpdpll4iykila">
+            <w:hyperlink w:history="1" r:id="rIdcugcxlcuizusja_dpzrnd">
               <w:r>
                 <w:rPr>
                   <w:color w:val="1F63B5"/>
@@ -9183,7 +9183,7 @@
         </w:trPr>
         <w:tc>
           <w:tcPr>
-            <w:tcW w:type="dxa" w:w="1833"/>
+            <w:tcW w:type="dxa" w:w="1768"/>
             <w:tcBorders>
               <w:top w:val="single" w:color="C9D6D3" w:sz="4"/>
               <w:left w:val="single" w:color="C9D6D3" w:sz="4"/>
@@ -9234,7 +9234,7 @@
         </w:tc>
         <w:tc>
           <w:tcPr>
-            <w:tcW w:type="dxa" w:w="3531"/>
+            <w:tcW w:type="dxa" w:w="3754"/>
             <w:tcBorders>
               <w:top w:val="single" w:color="C9D6D3" w:sz="4"/>
               <w:left w:val="single" w:color="C9D6D3" w:sz="4"/>
@@ -9264,7 +9264,7 @@
         </w:tc>
         <w:tc>
           <w:tcPr>
-            <w:tcW w:type="dxa" w:w="4500"/>
+            <w:tcW w:type="dxa" w:w="4342"/>
             <w:tcBorders>
               <w:top w:val="single" w:color="C9D6D3" w:sz="4"/>
               <w:left w:val="single" w:color="C9D6D3" w:sz="4"/>
@@ -9290,7 +9290,7 @@
               </w:rPr>
               <w:t xml:space="preserve">Оборонний USL ($33,2 / 16,7 млрд), </w:t>
             </w:r>
-            <w:hyperlink w:history="1" r:id="rId7hxvpc_2xxrnnociookcf">
+            <w:hyperlink w:history="1" r:id="rIdnuv2_bdri_iraao_4jqwq">
               <w:r>
                 <w:rPr>
                   <w:color w:val="1F63B5"/>
@@ -9311,7 +9311,7 @@
         </w:trPr>
         <w:tc>
           <w:tcPr>
-            <w:tcW w:type="dxa" w:w="1833"/>
+            <w:tcW w:type="dxa" w:w="1768"/>
             <w:tcBorders>
               <w:top w:val="single" w:color="C9D6D3" w:sz="4"/>
               <w:left w:val="single" w:color="C9D6D3" w:sz="4"/>
@@ -9362,7 +9362,7 @@
         </w:tc>
         <w:tc>
           <w:tcPr>
-            <w:tcW w:type="dxa" w:w="3531"/>
+            <w:tcW w:type="dxa" w:w="3754"/>
             <w:tcBorders>
               <w:top w:val="single" w:color="C9D6D3" w:sz="4"/>
               <w:left w:val="single" w:color="C9D6D3" w:sz="4"/>
@@ -9392,7 +9392,7 @@
         </w:tc>
         <w:tc>
           <w:tcPr>
-            <w:tcW w:type="dxa" w:w="4500"/>
+            <w:tcW w:type="dxa" w:w="4342"/>
             <w:tcBorders>
               <w:top w:val="single" w:color="C9D6D3" w:sz="4"/>
               <w:left w:val="single" w:color="C9D6D3" w:sz="4"/>
@@ -9418,7 +9418,7 @@
               </w:rPr>
               <w:t xml:space="preserve">Затримки фінансування, резерви $47,1 млрд (</w:t>
             </w:r>
-            <w:hyperlink w:history="1" r:id="rIdwffnngm__6ovyiu27w7g0">
+            <w:hyperlink w:history="1" r:id="rIdxmpim4jysczdbhx0jlbga">
               <w:r>
                 <w:rPr>
                   <w:color w:val="1F63B5"/>
@@ -9446,7 +9446,7 @@
         </w:trPr>
         <w:tc>
           <w:tcPr>
-            <w:tcW w:type="dxa" w:w="1833"/>
+            <w:tcW w:type="dxa" w:w="1768"/>
             <w:tcBorders>
               <w:top w:val="single" w:color="C9D6D3" w:sz="4"/>
               <w:left w:val="single" w:color="C9D6D3" w:sz="4"/>
@@ -9497,7 +9497,7 @@
         </w:tc>
         <w:tc>
           <w:tcPr>
-            <w:tcW w:type="dxa" w:w="3531"/>
+            <w:tcW w:type="dxa" w:w="3754"/>
             <w:tcBorders>
               <w:top w:val="single" w:color="C9D6D3" w:sz="4"/>
               <w:left w:val="single" w:color="C9D6D3" w:sz="4"/>
@@ -9527,7 +9527,7 @@
         </w:tc>
         <w:tc>
           <w:tcPr>
-            <w:tcW w:type="dxa" w:w="4500"/>
+            <w:tcW w:type="dxa" w:w="4342"/>
             <w:tcBorders>
               <w:top w:val="single" w:color="C9D6D3" w:sz="4"/>
               <w:left w:val="single" w:color="C9D6D3" w:sz="4"/>
@@ -9563,7 +9563,7 @@
         </w:trPr>
         <w:tc>
           <w:tcPr>
-            <w:tcW w:type="dxa" w:w="1833"/>
+            <w:tcW w:type="dxa" w:w="1768"/>
             <w:tcBorders>
               <w:top w:val="single" w:color="C9D6D3" w:sz="4"/>
               <w:left w:val="single" w:color="C9D6D3" w:sz="4"/>
@@ -9614,7 +9614,7 @@
         </w:tc>
         <w:tc>
           <w:tcPr>
-            <w:tcW w:type="dxa" w:w="3531"/>
+            <w:tcW w:type="dxa" w:w="3754"/>
             <w:tcBorders>
               <w:top w:val="single" w:color="C9D6D3" w:sz="4"/>
               <w:left w:val="single" w:color="C9D6D3" w:sz="4"/>
@@ -9644,31 +9644,31 @@
         </w:tc>
         <w:tc>
           <w:tcPr>
-            <w:tcW w:type="dxa" w:w="4500"/>
-            <w:tcBorders>
-              <w:top w:val="single" w:color="C9D6D3" w:sz="4"/>
-              <w:left w:val="single" w:color="C9D6D3" w:sz="4"/>
-              <w:bottom w:val="single" w:color="C9D6D3" w:sz="4"/>
-              <w:right w:val="single" w:color="C9D6D3" w:sz="4"/>
-            </w:tcBorders>
-            <w:shd w:fill="EAF1EF" w:color="auto" w:val="clear"/>
-            <w:tcMar>
-              <w:top w:type="dxa" w:w="50"/>
-              <w:left w:type="dxa" w:w="90"/>
-              <w:bottom w:type="dxa" w:w="50"/>
-              <w:right w:type="dxa" w:w="90"/>
-            </w:tcMar>
-          </w:tcPr>
-          <w:p>
-            <w:pPr>
-              <w:spacing w:after="0" w:before="0" w:line="252"/>
-            </w:pPr>
-            <w:r>
-              <w:rPr>
-                <w:sz w:val="17"/>
-                <w:szCs w:val="17"/>
-              </w:rPr>
-              <w:t xml:space="preserve">Допустиме послаблення; фактичний курс — модельний: 51,6 → 53,6 грн/€ до 2029 (≈1% на рік) через високий процентний диференціал</w:t>
+            <w:tcW w:type="dxa" w:w="4342"/>
+            <w:tcBorders>
+              <w:top w:val="single" w:color="C9D6D3" w:sz="4"/>
+              <w:left w:val="single" w:color="C9D6D3" w:sz="4"/>
+              <w:bottom w:val="single" w:color="C9D6D3" w:sz="4"/>
+              <w:right w:val="single" w:color="C9D6D3" w:sz="4"/>
+            </w:tcBorders>
+            <w:shd w:fill="EAF1EF" w:color="auto" w:val="clear"/>
+            <w:tcMar>
+              <w:top w:type="dxa" w:w="50"/>
+              <w:left w:type="dxa" w:w="90"/>
+              <w:bottom w:type="dxa" w:w="50"/>
+              <w:right w:type="dxa" w:w="90"/>
+            </w:tcMar>
+          </w:tcPr>
+          <w:p>
+            <w:pPr>
+              <w:spacing w:after="0" w:before="0" w:line="252"/>
+            </w:pPr>
+            <w:r>
+              <w:rPr>
+                <w:sz w:val="17"/>
+                <w:szCs w:val="17"/>
+              </w:rPr>
+              <w:t xml:space="preserve">Допустиме послаблення; фактичний курс — модельний: 51,5 → 53,5 грн/€ до 2029 (≈1% на рік) через високий процентний диференціал</w:t>
             </w:r>
           </w:p>
         </w:tc>
@@ -9680,7 +9680,7 @@
         </w:trPr>
         <w:tc>
           <w:tcPr>
-            <w:tcW w:type="dxa" w:w="1833"/>
+            <w:tcW w:type="dxa" w:w="1768"/>
             <w:tcBorders>
               <w:top w:val="single" w:color="C9D6D3" w:sz="4"/>
               <w:left w:val="single" w:color="C9D6D3" w:sz="4"/>
@@ -9712,37 +9712,37 @@
         </w:tc>
         <w:tc>
           <w:tcPr>
-            <w:tcW w:type="dxa" w:w="3531"/>
-            <w:tcBorders>
-              <w:top w:val="single" w:color="C9D6D3" w:sz="4"/>
-              <w:left w:val="single" w:color="C9D6D3" w:sz="4"/>
-              <w:bottom w:val="single" w:color="C9D6D3" w:sz="4"/>
-              <w:right w:val="single" w:color="C9D6D3" w:sz="4"/>
-            </w:tcBorders>
-            <w:shd w:fill="FFFFFF" w:color="auto" w:val="clear"/>
-            <w:tcMar>
-              <w:top w:type="dxa" w:w="50"/>
-              <w:left w:type="dxa" w:w="90"/>
-              <w:bottom w:type="dxa" w:w="50"/>
-              <w:right w:type="dxa" w:w="90"/>
-            </w:tcMar>
-          </w:tcPr>
-          <w:p>
-            <w:pPr>
-              <w:spacing w:after="0" w:before="0" w:line="252"/>
-            </w:pPr>
-            <w:r>
-              <w:rPr>
-                <w:sz w:val="17"/>
-                <w:szCs w:val="17"/>
-              </w:rPr>
-              <w:t xml:space="preserve">Ф'ючерси: $101 (IV кв. 2026) → $83 (кінець 2027) → $76 (кінець 2028)</w:t>
-            </w:r>
-          </w:p>
-        </w:tc>
-        <w:tc>
-          <w:tcPr>
-            <w:tcW w:type="dxa" w:w="4500"/>
+            <w:tcW w:type="dxa" w:w="3754"/>
+            <w:tcBorders>
+              <w:top w:val="single" w:color="C9D6D3" w:sz="4"/>
+              <w:left w:val="single" w:color="C9D6D3" w:sz="4"/>
+              <w:bottom w:val="single" w:color="C9D6D3" w:sz="4"/>
+              <w:right w:val="single" w:color="C9D6D3" w:sz="4"/>
+            </w:tcBorders>
+            <w:shd w:fill="FFFFFF" w:color="auto" w:val="clear"/>
+            <w:tcMar>
+              <w:top w:type="dxa" w:w="50"/>
+              <w:left w:type="dxa" w:w="90"/>
+              <w:bottom w:type="dxa" w:w="50"/>
+              <w:right w:type="dxa" w:w="90"/>
+            </w:tcMar>
+          </w:tcPr>
+          <w:p>
+            <w:pPr>
+              <w:spacing w:after="0" w:before="0" w:line="252"/>
+            </w:pPr>
+            <w:r>
+              <w:rPr>
+                <w:sz w:val="17"/>
+                <w:szCs w:val="17"/>
+              </w:rPr>
+              <w:t xml:space="preserve">Ф'ючерси (20.10): $109 (IV кв. 2026) → $87 (кінець 2027) → $79 (кінець 2028)</w:t>
+            </w:r>
+          </w:p>
+        </w:tc>
+        <w:tc>
+          <w:tcPr>
+            <w:tcW w:type="dxa" w:w="4342"/>
             <w:tcBorders>
               <w:top w:val="single" w:color="C9D6D3" w:sz="4"/>
               <w:left w:val="single" w:color="C9D6D3" w:sz="4"/>
@@ -9778,7 +9778,7 @@
         </w:trPr>
         <w:tc>
           <w:tcPr>
-            <w:tcW w:type="dxa" w:w="1833"/>
+            <w:tcW w:type="dxa" w:w="1768"/>
             <w:tcBorders>
               <w:top w:val="single" w:color="C9D6D3" w:sz="4"/>
               <w:left w:val="single" w:color="C9D6D3" w:sz="4"/>
@@ -9810,37 +9810,37 @@
         </w:tc>
         <w:tc>
           <w:tcPr>
-            <w:tcW w:type="dxa" w:w="3531"/>
-            <w:tcBorders>
-              <w:top w:val="single" w:color="C9D6D3" w:sz="4"/>
-              <w:left w:val="single" w:color="C9D6D3" w:sz="4"/>
-              <w:bottom w:val="single" w:color="C9D6D3" w:sz="4"/>
-              <w:right w:val="single" w:color="C9D6D3" w:sz="4"/>
-            </w:tcBorders>
-            <w:shd w:fill="EAF1EF" w:color="auto" w:val="clear"/>
-            <w:tcMar>
-              <w:top w:type="dxa" w:w="50"/>
-              <w:left w:type="dxa" w:w="90"/>
-              <w:bottom w:type="dxa" w:w="50"/>
-              <w:right w:type="dxa" w:w="90"/>
-            </w:tcMar>
-          </w:tcPr>
-          <w:p>
-            <w:pPr>
-              <w:spacing w:after="0" w:before="0" w:line="252"/>
-            </w:pPr>
-            <w:r>
-              <w:rPr>
-                <w:sz w:val="17"/>
-                <w:szCs w:val="17"/>
-              </w:rPr>
-              <w:t xml:space="preserve">16,5% у IV кв. 2026 – II кв. 2027; далі — траєкторія повернення до цілі: 15,1% (кінець 2027), 10,4% (2028), 9,0% (2029)</w:t>
-            </w:r>
-          </w:p>
-        </w:tc>
-        <w:tc>
-          <w:tcPr>
-            <w:tcW w:type="dxa" w:w="4500"/>
+            <w:tcW w:type="dxa" w:w="3754"/>
+            <w:tcBorders>
+              <w:top w:val="single" w:color="C9D6D3" w:sz="4"/>
+              <w:left w:val="single" w:color="C9D6D3" w:sz="4"/>
+              <w:bottom w:val="single" w:color="C9D6D3" w:sz="4"/>
+              <w:right w:val="single" w:color="C9D6D3" w:sz="4"/>
+            </w:tcBorders>
+            <w:shd w:fill="EAF1EF" w:color="auto" w:val="clear"/>
+            <w:tcMar>
+              <w:top w:type="dxa" w:w="50"/>
+              <w:left w:type="dxa" w:w="90"/>
+              <w:bottom w:type="dxa" w:w="50"/>
+              <w:right w:type="dxa" w:w="90"/>
+            </w:tcMar>
+          </w:tcPr>
+          <w:p>
+            <w:pPr>
+              <w:spacing w:after="0" w:before="0" w:line="252"/>
+            </w:pPr>
+            <w:r>
+              <w:rPr>
+                <w:sz w:val="17"/>
+                <w:szCs w:val="17"/>
+              </w:rPr>
+              <w:t xml:space="preserve">17% у IV кв. 2026 – II кв. 2027; далі — траєкторія повернення до цілі: 15,5% (кінець 2027), 10,3% (2028), 9,0% (2029)</w:t>
+            </w:r>
+          </w:p>
+        </w:tc>
+        <w:tc>
+          <w:tcPr>
+            <w:tcW w:type="dxa" w:w="4342"/>
             <w:tcBorders>
               <w:top w:val="single" w:color="C9D6D3" w:sz="4"/>
               <w:left w:val="single" w:color="C9D6D3" w:sz="4"/>
@@ -10107,7 +10107,7 @@
                 <w:sz w:val="17"/>
                 <w:szCs w:val="17"/>
               </w:rPr>
-              <w:t xml:space="preserve">ІСЦ до 10,6%, ставка ≈17,3%, ВВП-2027 −0,3%</w:t>
+              <w:t xml:space="preserve">ІСЦ до 12,0%, ставка ≈17,8%, ВВП-2027 −0,2%</w:t>
             </w:r>
           </w:p>
         </w:tc>
@@ -10205,7 +10205,7 @@
                 <w:sz w:val="17"/>
                 <w:szCs w:val="17"/>
               </w:rPr>
-              <w:t xml:space="preserve">ІСЦ до 11,2%, ставка до 19,0%, ≈55 грн/€</w:t>
+              <w:t xml:space="preserve">ІСЦ до 12,5%, ставка до 19,5%, ≈55 грн/€</w:t>
             </w:r>
           </w:p>
         </w:tc>
@@ -10401,7 +10401,7 @@
                 <w:sz w:val="17"/>
                 <w:szCs w:val="17"/>
               </w:rPr>
-              <w:t xml:space="preserve">+0,5 в. п. до піку ІСЦ, ставка майже без змін</w:t>
+              <w:t xml:space="preserve">+0,4 в. п. до піку ІСЦ, ставка майже без змін</w:t>
             </w:r>
           </w:p>
         </w:tc>
@@ -10442,9 +10442,9 @@
         <w:tblLayout w:type="fixed"/>
       </w:tblPr>
       <w:tblGrid>
-        <w:gridCol w:w="804"/>
-        <w:gridCol w:w="4672"/>
-        <w:gridCol w:w="4388"/>
+        <w:gridCol w:w="787"/>
+        <w:gridCol w:w="4570"/>
+        <w:gridCol w:w="4507"/>
       </w:tblGrid>
       <w:tr>
         <w:trPr>
@@ -10453,7 +10453,7 @@
         </w:trPr>
         <w:tc>
           <w:tcPr>
-            <w:tcW w:type="dxa" w:w="804"/>
+            <w:tcW w:type="dxa" w:w="787"/>
             <w:tcBorders>
               <w:top w:val="single" w:color="C9D6D3" w:sz="4"/>
               <w:left w:val="single" w:color="C9D6D3" w:sz="4"/>
@@ -10486,7 +10486,7 @@
         </w:tc>
         <w:tc>
           <w:tcPr>
-            <w:tcW w:type="dxa" w:w="4672"/>
+            <w:tcW w:type="dxa" w:w="4570"/>
             <w:tcBorders>
               <w:top w:val="single" w:color="C9D6D3" w:sz="4"/>
               <w:left w:val="single" w:color="C9D6D3" w:sz="4"/>
@@ -10519,7 +10519,7 @@
         </w:tc>
         <w:tc>
           <w:tcPr>
-            <w:tcW w:type="dxa" w:w="4388"/>
+            <w:tcW w:type="dxa" w:w="4507"/>
             <w:tcBorders>
               <w:top w:val="single" w:color="C9D6D3" w:sz="4"/>
               <w:left w:val="single" w:color="C9D6D3" w:sz="4"/>
@@ -10558,7 +10558,7 @@
         </w:trPr>
         <w:tc>
           <w:tcPr>
-            <w:tcW w:type="dxa" w:w="804"/>
+            <w:tcW w:type="dxa" w:w="787"/>
             <w:tcBorders>
               <w:top w:val="single" w:color="C9D6D3" w:sz="4"/>
               <w:left w:val="single" w:color="C9D6D3" w:sz="4"/>
@@ -10590,61 +10590,61 @@
         </w:tc>
         <w:tc>
           <w:tcPr>
-            <w:tcW w:type="dxa" w:w="4672"/>
-            <w:tcBorders>
-              <w:top w:val="single" w:color="C9D6D3" w:sz="4"/>
-              <w:left w:val="single" w:color="C9D6D3" w:sz="4"/>
-              <w:bottom w:val="single" w:color="C9D6D3" w:sz="4"/>
-              <w:right w:val="single" w:color="C9D6D3" w:sz="4"/>
-            </w:tcBorders>
-            <w:shd w:fill="FFFFFF" w:color="auto" w:val="clear"/>
-            <w:tcMar>
-              <w:top w:type="dxa" w:w="50"/>
-              <w:left w:type="dxa" w:w="90"/>
-              <w:bottom w:type="dxa" w:w="50"/>
-              <w:right w:type="dxa" w:w="90"/>
-            </w:tcMar>
-          </w:tcPr>
-          <w:p>
-            <w:pPr>
-              <w:spacing w:after="0" w:before="0" w:line="252"/>
-            </w:pPr>
-            <w:r>
-              <w:rPr>
-                <w:sz w:val="17"/>
-                <w:szCs w:val="17"/>
-              </w:rPr>
-              <w:t xml:space="preserve">15,5 / 16 / 16,5 / 17% до середини 2027, далі — повернення до цілі</w:t>
-            </w:r>
-          </w:p>
-        </w:tc>
-        <w:tc>
-          <w:tcPr>
-            <w:tcW w:type="dxa" w:w="4388"/>
-            <w:tcBorders>
-              <w:top w:val="single" w:color="C9D6D3" w:sz="4"/>
-              <w:left w:val="single" w:color="C9D6D3" w:sz="4"/>
-              <w:bottom w:val="single" w:color="C9D6D3" w:sz="4"/>
-              <w:right w:val="single" w:color="C9D6D3" w:sz="4"/>
-            </w:tcBorders>
-            <w:shd w:fill="FFFFFF" w:color="auto" w:val="clear"/>
-            <w:tcMar>
-              <w:top w:type="dxa" w:w="50"/>
-              <w:left w:type="dxa" w:w="90"/>
-              <w:bottom w:type="dxa" w:w="50"/>
-              <w:right w:type="dxa" w:w="90"/>
-            </w:tcMar>
-          </w:tcPr>
-          <w:p>
-            <w:pPr>
-              <w:spacing w:after="0" w:before="0" w:line="252"/>
-            </w:pPr>
-            <w:r>
-              <w:rPr>
-                <w:sz w:val="17"/>
-                <w:szCs w:val="17"/>
-              </w:rPr>
-              <w:t xml:space="preserve">Втрати 2027–2029: 48,3 / 44,8 / 41,7 / 39,0</w:t>
+            <w:tcW w:type="dxa" w:w="4570"/>
+            <w:tcBorders>
+              <w:top w:val="single" w:color="C9D6D3" w:sz="4"/>
+              <w:left w:val="single" w:color="C9D6D3" w:sz="4"/>
+              <w:bottom w:val="single" w:color="C9D6D3" w:sz="4"/>
+              <w:right w:val="single" w:color="C9D6D3" w:sz="4"/>
+            </w:tcBorders>
+            <w:shd w:fill="FFFFFF" w:color="auto" w:val="clear"/>
+            <w:tcMar>
+              <w:top w:type="dxa" w:w="50"/>
+              <w:left w:type="dxa" w:w="90"/>
+              <w:bottom w:type="dxa" w:w="50"/>
+              <w:right w:type="dxa" w:w="90"/>
+            </w:tcMar>
+          </w:tcPr>
+          <w:p>
+            <w:pPr>
+              <w:spacing w:after="0" w:before="0" w:line="252"/>
+            </w:pPr>
+            <w:r>
+              <w:rPr>
+                <w:sz w:val="17"/>
+                <w:szCs w:val="17"/>
+              </w:rPr>
+              <w:t xml:space="preserve">16 / 16,5 / 17 / 17,5% до середини 2027, далі — повернення до цілі (у всіх — 5% у 2029)</w:t>
+            </w:r>
+          </w:p>
+        </w:tc>
+        <w:tc>
+          <w:tcPr>
+            <w:tcW w:type="dxa" w:w="4507"/>
+            <w:tcBorders>
+              <w:top w:val="single" w:color="C9D6D3" w:sz="4"/>
+              <w:left w:val="single" w:color="C9D6D3" w:sz="4"/>
+              <w:bottom w:val="single" w:color="C9D6D3" w:sz="4"/>
+              <w:right w:val="single" w:color="C9D6D3" w:sz="4"/>
+            </w:tcBorders>
+            <w:shd w:fill="FFFFFF" w:color="auto" w:val="clear"/>
+            <w:tcMar>
+              <w:top w:type="dxa" w:w="50"/>
+              <w:left w:type="dxa" w:w="90"/>
+              <w:bottom w:type="dxa" w:w="50"/>
+              <w:right w:type="dxa" w:w="90"/>
+            </w:tcMar>
+          </w:tcPr>
+          <w:p>
+            <w:pPr>
+              <w:spacing w:after="0" w:before="0" w:line="252"/>
+            </w:pPr>
+            <w:r>
+              <w:rPr>
+                <w:sz w:val="17"/>
+                <w:szCs w:val="17"/>
+              </w:rPr>
+              <w:t xml:space="preserve">Втрати 2027–2029: 77,7 / 73,6 / 69,9 / 66,5</w:t>
             </w:r>
           </w:p>
         </w:tc>
@@ -10656,7 +10656,7 @@
         </w:trPr>
         <w:tc>
           <w:tcPr>
-            <w:tcW w:type="dxa" w:w="804"/>
+            <w:tcW w:type="dxa" w:w="787"/>
             <w:tcBorders>
               <w:top w:val="single" w:color="C9D6D3" w:sz="4"/>
               <w:left w:val="single" w:color="C9D6D3" w:sz="4"/>
@@ -10688,7 +10688,7 @@
         </w:tc>
         <w:tc>
           <w:tcPr>
-            <w:tcW w:type="dxa" w:w="4672"/>
+            <w:tcW w:type="dxa" w:w="4570"/>
             <w:tcBorders>
               <w:top w:val="single" w:color="C9D6D3" w:sz="4"/>
               <w:left w:val="single" w:color="C9D6D3" w:sz="4"/>
@@ -10733,31 +10733,31 @@
         </w:tc>
         <w:tc>
           <w:tcPr>
-            <w:tcW w:type="dxa" w:w="4388"/>
-            <w:tcBorders>
-              <w:top w:val="single" w:color="C9D6D3" w:sz="4"/>
-              <w:left w:val="single" w:color="C9D6D3" w:sz="4"/>
-              <w:bottom w:val="single" w:color="C9D6D3" w:sz="4"/>
-              <w:right w:val="single" w:color="C9D6D3" w:sz="4"/>
-            </w:tcBorders>
-            <w:shd w:fill="EAF1EF" w:color="auto" w:val="clear"/>
-            <w:tcMar>
-              <w:top w:type="dxa" w:w="50"/>
-              <w:left w:type="dxa" w:w="90"/>
-              <w:bottom w:type="dxa" w:w="50"/>
-              <w:right w:type="dxa" w:w="90"/>
-            </w:tcMar>
-          </w:tcPr>
-          <w:p>
-            <w:pPr>
-              <w:spacing w:after="0" w:before="0" w:line="252"/>
-            </w:pPr>
-            <w:r>
-              <w:rPr>
-                <w:sz w:val="17"/>
-                <w:szCs w:val="17"/>
-              </w:rPr>
-              <w:t xml:space="preserve">16,5% (без реакції / λ = 2) – 16,9% (λ = 1) → рекомендуємо 16,5%</w:t>
+            <w:tcW w:type="dxa" w:w="4507"/>
+            <w:tcBorders>
+              <w:top w:val="single" w:color="C9D6D3" w:sz="4"/>
+              <w:left w:val="single" w:color="C9D6D3" w:sz="4"/>
+              <w:bottom w:val="single" w:color="C9D6D3" w:sz="4"/>
+              <w:right w:val="single" w:color="C9D6D3" w:sz="4"/>
+            </w:tcBorders>
+            <w:shd w:fill="EAF1EF" w:color="auto" w:val="clear"/>
+            <w:tcMar>
+              <w:top w:type="dxa" w:w="50"/>
+              <w:left w:type="dxa" w:w="90"/>
+              <w:bottom w:type="dxa" w:w="50"/>
+              <w:right w:type="dxa" w:w="90"/>
+            </w:tcMar>
+          </w:tcPr>
+          <w:p>
+            <w:pPr>
+              <w:spacing w:after="0" w:before="0" w:line="252"/>
+            </w:pPr>
+            <w:r>
+              <w:rPr>
+                <w:sz w:val="17"/>
+                <w:szCs w:val="17"/>
+              </w:rPr>
+              <w:t xml:space="preserve">16,7% (λ = 2), 16,9% (без реакції на адмінціни), 17,3% (λ = 1) → рекомендуємо 17%</w:t>
             </w:r>
           </w:p>
         </w:tc>
@@ -10769,7 +10769,7 @@
         </w:trPr>
         <w:tc>
           <w:tcPr>
-            <w:tcW w:type="dxa" w:w="804"/>
+            <w:tcW w:type="dxa" w:w="787"/>
             <w:tcBorders>
               <w:top w:val="single" w:color="C9D6D3" w:sz="4"/>
               <w:left w:val="single" w:color="C9D6D3" w:sz="4"/>
@@ -10801,7 +10801,7 @@
         </w:tc>
         <w:tc>
           <w:tcPr>
-            <w:tcW w:type="dxa" w:w="4672"/>
+            <w:tcW w:type="dxa" w:w="4570"/>
             <w:tcBorders>
               <w:top w:val="single" w:color="C9D6D3" w:sz="4"/>
               <w:left w:val="single" w:color="C9D6D3" w:sz="4"/>
@@ -10831,7 +10831,7 @@
         </w:tc>
         <w:tc>
           <w:tcPr>
-            <w:tcW w:type="dxa" w:w="4388"/>
+            <w:tcW w:type="dxa" w:w="4507"/>
             <w:tcBorders>
               <w:top w:val="single" w:color="C9D6D3" w:sz="4"/>
               <w:left w:val="single" w:color="C9D6D3" w:sz="4"/>
@@ -10867,7 +10867,7 @@
         </w:trPr>
         <w:tc>
           <w:tcPr>
-            <w:tcW w:type="dxa" w:w="804"/>
+            <w:tcW w:type="dxa" w:w="787"/>
             <w:tcBorders>
               <w:top w:val="single" w:color="C9D6D3" w:sz="4"/>
               <w:left w:val="single" w:color="C9D6D3" w:sz="4"/>
@@ -10899,7 +10899,7 @@
         </w:tc>
         <w:tc>
           <w:tcPr>
-            <w:tcW w:type="dxa" w:w="4672"/>
+            <w:tcW w:type="dxa" w:w="4570"/>
             <w:tcBorders>
               <w:top w:val="single" w:color="C9D6D3" w:sz="4"/>
               <w:left w:val="single" w:color="C9D6D3" w:sz="4"/>
@@ -10929,31 +10929,31 @@
         </w:tc>
         <w:tc>
           <w:tcPr>
-            <w:tcW w:type="dxa" w:w="4388"/>
-            <w:tcBorders>
-              <w:top w:val="single" w:color="C9D6D3" w:sz="4"/>
-              <w:left w:val="single" w:color="C9D6D3" w:sz="4"/>
-              <w:bottom w:val="single" w:color="C9D6D3" w:sz="4"/>
-              <w:right w:val="single" w:color="C9D6D3" w:sz="4"/>
-            </w:tcBorders>
-            <w:shd w:fill="EAF1EF" w:color="auto" w:val="clear"/>
-            <w:tcMar>
-              <w:top w:type="dxa" w:w="50"/>
-              <w:left w:type="dxa" w:w="90"/>
-              <w:bottom w:type="dxa" w:w="50"/>
-              <w:right w:type="dxa" w:w="90"/>
-            </w:tcMar>
-          </w:tcPr>
-          <w:p>
-            <w:pPr>
-              <w:spacing w:after="0" w:before="0" w:line="252"/>
-            </w:pPr>
-            <w:r>
-              <w:rPr>
-                <w:sz w:val="17"/>
-                <w:szCs w:val="17"/>
-              </w:rPr>
-              <w:t xml:space="preserve">Помилка ІСЦ на 4 кв. 0,8–1,2 в. п. (наївний: 1,2–5,5)</w:t>
+            <w:tcW w:type="dxa" w:w="4507"/>
+            <w:tcBorders>
+              <w:top w:val="single" w:color="C9D6D3" w:sz="4"/>
+              <w:left w:val="single" w:color="C9D6D3" w:sz="4"/>
+              <w:bottom w:val="single" w:color="C9D6D3" w:sz="4"/>
+              <w:right w:val="single" w:color="C9D6D3" w:sz="4"/>
+            </w:tcBorders>
+            <w:shd w:fill="EAF1EF" w:color="auto" w:val="clear"/>
+            <w:tcMar>
+              <w:top w:type="dxa" w:w="50"/>
+              <w:left w:type="dxa" w:w="90"/>
+              <w:bottom w:type="dxa" w:w="50"/>
+              <w:right w:type="dxa" w:w="90"/>
+            </w:tcMar>
+          </w:tcPr>
+          <w:p>
+            <w:pPr>
+              <w:spacing w:after="0" w:before="0" w:line="252"/>
+            </w:pPr>
+            <w:r>
+              <w:rPr>
+                <w:sz w:val="17"/>
+                <w:szCs w:val="17"/>
+              </w:rPr>
+              <w:t xml:space="preserve">Помилка ІСЦ на 4 кв. 0,7–1,0 в. п. (наївний: 1,2–5,5)</w:t>
             </w:r>
           </w:p>
         </w:tc>
@@ -10965,7 +10965,7 @@
         </w:trPr>
         <w:tc>
           <w:tcPr>
-            <w:tcW w:type="dxa" w:w="804"/>
+            <w:tcW w:type="dxa" w:w="787"/>
             <w:tcBorders>
               <w:top w:val="single" w:color="C9D6D3" w:sz="4"/>
               <w:left w:val="single" w:color="C9D6D3" w:sz="4"/>
@@ -10997,7 +10997,7 @@
         </w:tc>
         <w:tc>
           <w:tcPr>
-            <w:tcW w:type="dxa" w:w="4672"/>
+            <w:tcW w:type="dxa" w:w="4570"/>
             <w:tcBorders>
               <w:top w:val="single" w:color="C9D6D3" w:sz="4"/>
               <w:left w:val="single" w:color="C9D6D3" w:sz="4"/>
@@ -11027,7 +11027,7 @@
         </w:tc>
         <w:tc>
           <w:tcPr>
-            <w:tcW w:type="dxa" w:w="4388"/>
+            <w:tcW w:type="dxa" w:w="4507"/>
             <w:tcBorders>
               <w:top w:val="single" w:color="C9D6D3" w:sz="4"/>
               <w:left w:val="single" w:color="C9D6D3" w:sz="4"/>
@@ -12849,8 +12849,8 @@
         <w:tblLayout w:type="fixed"/>
       </w:tblPr>
       <w:tblGrid>
-        <w:gridCol w:w="6008"/>
-        <w:gridCol w:w="3856"/>
+        <w:gridCol w:w="5753"/>
+        <w:gridCol w:w="4111"/>
       </w:tblGrid>
       <w:tr>
         <w:trPr>
@@ -12859,7 +12859,7 @@
         </w:trPr>
         <w:tc>
           <w:tcPr>
-            <w:tcW w:type="dxa" w:w="6008"/>
+            <w:tcW w:type="dxa" w:w="5753"/>
             <w:tcBorders>
               <w:top w:val="single" w:color="C9D6D3" w:sz="4"/>
               <w:left w:val="single" w:color="C9D6D3" w:sz="4"/>
@@ -12892,7 +12892,7 @@
         </w:tc>
         <w:tc>
           <w:tcPr>
-            <w:tcW w:type="dxa" w:w="3856"/>
+            <w:tcW w:type="dxa" w:w="4111"/>
             <w:tcBorders>
               <w:top w:val="single" w:color="C9D6D3" w:sz="4"/>
               <w:left w:val="single" w:color="C9D6D3" w:sz="4"/>
@@ -12931,7 +12931,7 @@
         </w:trPr>
         <w:tc>
           <w:tcPr>
-            <w:tcW w:type="dxa" w:w="6008"/>
+            <w:tcW w:type="dxa" w:w="5753"/>
             <w:tcBorders>
               <w:top w:val="single" w:color="C9D6D3" w:sz="4"/>
               <w:left w:val="single" w:color="C9D6D3" w:sz="4"/>
@@ -12963,7 +12963,7 @@
         </w:tc>
         <w:tc>
           <w:tcPr>
-            <w:tcW w:type="dxa" w:w="3856"/>
+            <w:tcW w:type="dxa" w:w="4111"/>
             <w:tcBorders>
               <w:top w:val="single" w:color="C9D6D3" w:sz="4"/>
               <w:left w:val="single" w:color="C9D6D3" w:sz="4"/>
@@ -12999,7 +12999,7 @@
         </w:trPr>
         <w:tc>
           <w:tcPr>
-            <w:tcW w:type="dxa" w:w="6008"/>
+            <w:tcW w:type="dxa" w:w="5753"/>
             <w:tcBorders>
               <w:top w:val="single" w:color="C9D6D3" w:sz="4"/>
               <w:left w:val="single" w:color="C9D6D3" w:sz="4"/>
@@ -13031,7 +13031,7 @@
         </w:tc>
         <w:tc>
           <w:tcPr>
-            <w:tcW w:type="dxa" w:w="3856"/>
+            <w:tcW w:type="dxa" w:w="4111"/>
             <w:tcBorders>
               <w:top w:val="single" w:color="C9D6D3" w:sz="4"/>
               <w:left w:val="single" w:color="C9D6D3" w:sz="4"/>
@@ -13067,7 +13067,7 @@
         </w:trPr>
         <w:tc>
           <w:tcPr>
-            <w:tcW w:type="dxa" w:w="6008"/>
+            <w:tcW w:type="dxa" w:w="5753"/>
             <w:tcBorders>
               <w:top w:val="single" w:color="C9D6D3" w:sz="4"/>
               <w:left w:val="single" w:color="C9D6D3" w:sz="4"/>
@@ -13099,7 +13099,7 @@
         </w:tc>
         <w:tc>
           <w:tcPr>
-            <w:tcW w:type="dxa" w:w="3856"/>
+            <w:tcW w:type="dxa" w:w="4111"/>
             <w:tcBorders>
               <w:top w:val="single" w:color="C9D6D3" w:sz="4"/>
               <w:left w:val="single" w:color="C9D6D3" w:sz="4"/>
@@ -13135,7 +13135,7 @@
         </w:trPr>
         <w:tc>
           <w:tcPr>
-            <w:tcW w:type="dxa" w:w="6008"/>
+            <w:tcW w:type="dxa" w:w="5753"/>
             <w:tcBorders>
               <w:top w:val="single" w:color="C9D6D3" w:sz="4"/>
               <w:left w:val="single" w:color="C9D6D3" w:sz="4"/>
@@ -13167,7 +13167,7 @@
         </w:tc>
         <w:tc>
           <w:tcPr>
-            <w:tcW w:type="dxa" w:w="3856"/>
+            <w:tcW w:type="dxa" w:w="4111"/>
             <w:tcBorders>
               <w:top w:val="single" w:color="C9D6D3" w:sz="4"/>
               <w:left w:val="single" w:color="C9D6D3" w:sz="4"/>
@@ -13203,7 +13203,7 @@
         </w:trPr>
         <w:tc>
           <w:tcPr>
-            <w:tcW w:type="dxa" w:w="6008"/>
+            <w:tcW w:type="dxa" w:w="5753"/>
             <w:tcBorders>
               <w:top w:val="single" w:color="C9D6D3" w:sz="4"/>
               <w:left w:val="single" w:color="C9D6D3" w:sz="4"/>
@@ -13235,7 +13235,7 @@
         </w:tc>
         <w:tc>
           <w:tcPr>
-            <w:tcW w:type="dxa" w:w="3856"/>
+            <w:tcW w:type="dxa" w:w="4111"/>
             <w:tcBorders>
               <w:top w:val="single" w:color="C9D6D3" w:sz="4"/>
               <w:left w:val="single" w:color="C9D6D3" w:sz="4"/>
@@ -13271,7 +13271,7 @@
         </w:trPr>
         <w:tc>
           <w:tcPr>
-            <w:tcW w:type="dxa" w:w="6008"/>
+            <w:tcW w:type="dxa" w:w="5753"/>
             <w:tcBorders>
               <w:top w:val="single" w:color="C9D6D3" w:sz="4"/>
               <w:left w:val="single" w:color="C9D6D3" w:sz="4"/>
@@ -13303,7 +13303,7 @@
         </w:tc>
         <w:tc>
           <w:tcPr>
-            <w:tcW w:type="dxa" w:w="3856"/>
+            <w:tcW w:type="dxa" w:w="4111"/>
             <w:tcBorders>
               <w:top w:val="single" w:color="C9D6D3" w:sz="4"/>
               <w:left w:val="single" w:color="C9D6D3" w:sz="4"/>
@@ -13339,7 +13339,7 @@
         </w:trPr>
         <w:tc>
           <w:tcPr>
-            <w:tcW w:type="dxa" w:w="6008"/>
+            <w:tcW w:type="dxa" w:w="5753"/>
             <w:tcBorders>
               <w:top w:val="single" w:color="C9D6D3" w:sz="4"/>
               <w:left w:val="single" w:color="C9D6D3" w:sz="4"/>
@@ -13371,7 +13371,7 @@
         </w:tc>
         <w:tc>
           <w:tcPr>
-            <w:tcW w:type="dxa" w:w="3856"/>
+            <w:tcW w:type="dxa" w:w="4111"/>
             <w:tcBorders>
               <w:top w:val="single" w:color="C9D6D3" w:sz="4"/>
               <w:left w:val="single" w:color="C9D6D3" w:sz="4"/>
@@ -13407,7 +13407,7 @@
         </w:trPr>
         <w:tc>
           <w:tcPr>
-            <w:tcW w:type="dxa" w:w="6008"/>
+            <w:tcW w:type="dxa" w:w="5753"/>
             <w:tcBorders>
               <w:top w:val="single" w:color="C9D6D3" w:sz="4"/>
               <w:left w:val="single" w:color="C9D6D3" w:sz="4"/>
@@ -13439,31 +13439,31 @@
         </w:tc>
         <w:tc>
           <w:tcPr>
-            <w:tcW w:type="dxa" w:w="3856"/>
-            <w:tcBorders>
-              <w:top w:val="single" w:color="C9D6D3" w:sz="4"/>
-              <w:left w:val="single" w:color="C9D6D3" w:sz="4"/>
-              <w:bottom w:val="single" w:color="C9D6D3" w:sz="4"/>
-              <w:right w:val="single" w:color="C9D6D3" w:sz="4"/>
-            </w:tcBorders>
-            <w:shd w:fill="EAF1EF" w:color="auto" w:val="clear"/>
-            <w:tcMar>
-              <w:top w:type="dxa" w:w="50"/>
-              <w:left w:type="dxa" w:w="90"/>
-              <w:bottom w:type="dxa" w:w="50"/>
-              <w:right w:type="dxa" w:w="90"/>
-            </w:tcMar>
-          </w:tcPr>
-          <w:p>
-            <w:pPr>
-              <w:spacing w:after="0" w:before="0" w:line="252"/>
-            </w:pPr>
-            <w:r>
-              <w:rPr>
-                <w:sz w:val="17"/>
-                <w:szCs w:val="17"/>
-              </w:rPr>
-              <w:t xml:space="preserve">Формулювання: «допускати до 4% на рік; фактичне ≈1% за ставки 16,5%»</w:t>
+            <w:tcW w:type="dxa" w:w="4111"/>
+            <w:tcBorders>
+              <w:top w:val="single" w:color="C9D6D3" w:sz="4"/>
+              <w:left w:val="single" w:color="C9D6D3" w:sz="4"/>
+              <w:bottom w:val="single" w:color="C9D6D3" w:sz="4"/>
+              <w:right w:val="single" w:color="C9D6D3" w:sz="4"/>
+            </w:tcBorders>
+            <w:shd w:fill="EAF1EF" w:color="auto" w:val="clear"/>
+            <w:tcMar>
+              <w:top w:type="dxa" w:w="50"/>
+              <w:left w:type="dxa" w:w="90"/>
+              <w:bottom w:type="dxa" w:w="50"/>
+              <w:right w:type="dxa" w:w="90"/>
+            </w:tcMar>
+          </w:tcPr>
+          <w:p>
+            <w:pPr>
+              <w:spacing w:after="0" w:before="0" w:line="252"/>
+            </w:pPr>
+            <w:r>
+              <w:rPr>
+                <w:sz w:val="17"/>
+                <w:szCs w:val="17"/>
+              </w:rPr>
+              <w:t xml:space="preserve">Формулювання: «допускати до 4% на рік; фактичне ≈1% за рекомендованої ставки (17%)»</w:t>
             </w:r>
           </w:p>
         </w:tc>
@@ -13475,7 +13475,7 @@
         </w:trPr>
         <w:tc>
           <w:tcPr>
-            <w:tcW w:type="dxa" w:w="6008"/>
+            <w:tcW w:type="dxa" w:w="5753"/>
             <w:tcBorders>
               <w:top w:val="single" w:color="C9D6D3" w:sz="4"/>
               <w:left w:val="single" w:color="C9D6D3" w:sz="4"/>
@@ -13507,7 +13507,7 @@
         </w:tc>
         <w:tc>
           <w:tcPr>
-            <w:tcW w:type="dxa" w:w="3856"/>
+            <w:tcW w:type="dxa" w:w="4111"/>
             <w:tcBorders>
               <w:top w:val="single" w:color="C9D6D3" w:sz="4"/>
               <w:left w:val="single" w:color="C9D6D3" w:sz="4"/>
@@ -13543,7 +13543,7 @@
         </w:trPr>
         <w:tc>
           <w:tcPr>
-            <w:tcW w:type="dxa" w:w="6008"/>
+            <w:tcW w:type="dxa" w:w="5753"/>
             <w:tcBorders>
               <w:top w:val="single" w:color="C9D6D3" w:sz="4"/>
               <w:left w:val="single" w:color="C9D6D3" w:sz="4"/>
@@ -13575,7 +13575,7 @@
         </w:tc>
         <w:tc>
           <w:tcPr>
-            <w:tcW w:type="dxa" w:w="3856"/>
+            <w:tcW w:type="dxa" w:w="4111"/>
             <w:tcBorders>
               <w:top w:val="single" w:color="C9D6D3" w:sz="4"/>
               <w:left w:val="single" w:color="C9D6D3" w:sz="4"/>
@@ -13611,63 +13611,63 @@
         </w:trPr>
         <w:tc>
           <w:tcPr>
-            <w:tcW w:type="dxa" w:w="6008"/>
-            <w:tcBorders>
-              <w:top w:val="single" w:color="C9D6D3" w:sz="4"/>
-              <w:left w:val="single" w:color="C9D6D3" w:sz="4"/>
-              <w:bottom w:val="single" w:color="C9D6D3" w:sz="4"/>
-              <w:right w:val="single" w:color="C9D6D3" w:sz="4"/>
-            </w:tcBorders>
-            <w:shd w:fill="FFFFFF" w:color="auto" w:val="clear"/>
-            <w:tcMar>
-              <w:top w:type="dxa" w:w="50"/>
-              <w:left w:type="dxa" w:w="90"/>
-              <w:bottom w:type="dxa" w:w="50"/>
-              <w:right w:type="dxa" w:w="90"/>
-            </w:tcMar>
-          </w:tcPr>
-          <w:p>
-            <w:pPr>
-              <w:spacing w:after="0" w:before="0" w:line="252"/>
-            </w:pPr>
-            <w:r>
-              <w:rPr>
-                <w:b/>
-                <w:bCs/>
-                <w:sz w:val="17"/>
-                <w:szCs w:val="17"/>
-              </w:rPr>
-              <w:t xml:space="preserve">Не було платіжного балансу (окремий модуль настановчої сесії) і явної рамки «мета — інструменти — позиції КМП»</w:t>
-            </w:r>
-          </w:p>
-        </w:tc>
-        <w:tc>
-          <w:tcPr>
-            <w:tcW w:type="dxa" w:w="3856"/>
-            <w:tcBorders>
-              <w:top w:val="single" w:color="C9D6D3" w:sz="4"/>
-              <w:left w:val="single" w:color="C9D6D3" w:sz="4"/>
-              <w:bottom w:val="single" w:color="C9D6D3" w:sz="4"/>
-              <w:right w:val="single" w:color="C9D6D3" w:sz="4"/>
-            </w:tcBorders>
-            <w:shd w:fill="FFFFFF" w:color="auto" w:val="clear"/>
-            <w:tcMar>
-              <w:top w:type="dxa" w:w="50"/>
-              <w:left w:type="dxa" w:w="90"/>
-              <w:bottom w:type="dxa" w:w="50"/>
-              <w:right w:type="dxa" w:w="90"/>
-            </w:tcMar>
-          </w:tcPr>
-          <w:p>
-            <w:pPr>
-              <w:spacing w:after="0" w:before="0" w:line="252"/>
-            </w:pPr>
-            <w:r>
-              <w:rPr>
-                <w:sz w:val="17"/>
-                <w:szCs w:val="17"/>
-              </w:rPr>
-              <w:t xml:space="preserve">Два нові слайди</w:t>
+            <w:tcW w:type="dxa" w:w="5753"/>
+            <w:tcBorders>
+              <w:top w:val="single" w:color="C9D6D3" w:sz="4"/>
+              <w:left w:val="single" w:color="C9D6D3" w:sz="4"/>
+              <w:bottom w:val="single" w:color="C9D6D3" w:sz="4"/>
+              <w:right w:val="single" w:color="C9D6D3" w:sz="4"/>
+            </w:tcBorders>
+            <w:shd w:fill="FFFFFF" w:color="auto" w:val="clear"/>
+            <w:tcMar>
+              <w:top w:type="dxa" w:w="50"/>
+              <w:left w:type="dxa" w:w="90"/>
+              <w:bottom w:type="dxa" w:w="50"/>
+              <w:right w:type="dxa" w:w="90"/>
+            </w:tcMar>
+          </w:tcPr>
+          <w:p>
+            <w:pPr>
+              <w:spacing w:after="0" w:before="0" w:line="252"/>
+            </w:pPr>
+            <w:r>
+              <w:rPr>
+                <w:b/>
+                <w:bCs/>
+                <w:sz w:val="17"/>
+                <w:szCs w:val="17"/>
+              </w:rPr>
+              <w:t xml:space="preserve">Вересневий ІСЦ 10,0% (+2,1% м/м) значно вище прогнозу; оптимум моделі зріс до ≈16,9%</w:t>
+            </w:r>
+          </w:p>
+        </w:tc>
+        <w:tc>
+          <w:tcPr>
+            <w:tcW w:type="dxa" w:w="4111"/>
+            <w:tcBorders>
+              <w:top w:val="single" w:color="C9D6D3" w:sz="4"/>
+              <w:left w:val="single" w:color="C9D6D3" w:sz="4"/>
+              <w:bottom w:val="single" w:color="C9D6D3" w:sz="4"/>
+              <w:right w:val="single" w:color="C9D6D3" w:sz="4"/>
+            </w:tcBorders>
+            <w:shd w:fill="FFFFFF" w:color="auto" w:val="clear"/>
+            <w:tcMar>
+              <w:top w:type="dxa" w:w="50"/>
+              <w:left w:type="dxa" w:w="90"/>
+              <w:bottom w:type="dxa" w:w="50"/>
+              <w:right w:type="dxa" w:w="90"/>
+            </w:tcMar>
+          </w:tcPr>
+          <w:p>
+            <w:pPr>
+              <w:spacing w:after="0" w:before="0" w:line="252"/>
+            </w:pPr>
+            <w:r>
+              <w:rPr>
+                <w:sz w:val="17"/>
+                <w:szCs w:val="17"/>
+              </w:rPr>
+              <w:t xml:space="preserve">Рекомендацію змінено з 16,5% на 17% (+1 в. п.); варіанти рішення — 16 / 16,5 / 17 / 17,5%</w:t>
             </w:r>
           </w:p>
         </w:tc>
@@ -13679,63 +13679,63 @@
         </w:trPr>
         <w:tc>
           <w:tcPr>
-            <w:tcW w:type="dxa" w:w="6008"/>
-            <w:tcBorders>
-              <w:top w:val="single" w:color="C9D6D3" w:sz="4"/>
-              <w:left w:val="single" w:color="C9D6D3" w:sz="4"/>
-              <w:bottom w:val="single" w:color="C9D6D3" w:sz="4"/>
-              <w:right w:val="single" w:color="C9D6D3" w:sz="4"/>
-            </w:tcBorders>
-            <w:shd w:fill="EAF1EF" w:color="auto" w:val="clear"/>
-            <w:tcMar>
-              <w:top w:type="dxa" w:w="50"/>
-              <w:left w:type="dxa" w:w="90"/>
-              <w:bottom w:type="dxa" w:w="50"/>
-              <w:right w:type="dxa" w:w="90"/>
-            </w:tcMar>
-          </w:tcPr>
-          <w:p>
-            <w:pPr>
-              <w:spacing w:after="0" w:before="0" w:line="252"/>
-            </w:pPr>
-            <w:r>
-              <w:rPr>
-                <w:b/>
-                <w:bCs/>
-                <w:sz w:val="17"/>
-                <w:szCs w:val="17"/>
-              </w:rPr>
-              <w:t xml:space="preserve">Місяці імпорту рахувалися за поточним імпортом, а НБУ — за імпортом наступного року</w:t>
-            </w:r>
-          </w:p>
-        </w:tc>
-        <w:tc>
-          <w:tcPr>
-            <w:tcW w:type="dxa" w:w="3856"/>
-            <w:tcBorders>
-              <w:top w:val="single" w:color="C9D6D3" w:sz="4"/>
-              <w:left w:val="single" w:color="C9D6D3" w:sz="4"/>
-              <w:bottom w:val="single" w:color="C9D6D3" w:sz="4"/>
-              <w:right w:val="single" w:color="C9D6D3" w:sz="4"/>
-            </w:tcBorders>
-            <w:shd w:fill="EAF1EF" w:color="auto" w:val="clear"/>
-            <w:tcMar>
-              <w:top w:type="dxa" w:w="50"/>
-              <w:left w:type="dxa" w:w="90"/>
-              <w:bottom w:type="dxa" w:w="50"/>
-              <w:right w:type="dxa" w:w="90"/>
-            </w:tcMar>
-          </w:tcPr>
-          <w:p>
-            <w:pPr>
-              <w:spacing w:after="0" w:before="0" w:line="252"/>
-            </w:pPr>
-            <w:r>
-              <w:rPr>
-                <w:sz w:val="17"/>
-                <w:szCs w:val="17"/>
-              </w:rPr>
-              <w:t xml:space="preserve">Перейшли на методику НБУ; на графік резервів додано прогноз НБУ</w:t>
+            <w:tcW w:type="dxa" w:w="5753"/>
+            <w:tcBorders>
+              <w:top w:val="single" w:color="C9D6D3" w:sz="4"/>
+              <w:left w:val="single" w:color="C9D6D3" w:sz="4"/>
+              <w:bottom w:val="single" w:color="C9D6D3" w:sz="4"/>
+              <w:right w:val="single" w:color="C9D6D3" w:sz="4"/>
+            </w:tcBorders>
+            <w:shd w:fill="EAF1EF" w:color="auto" w:val="clear"/>
+            <w:tcMar>
+              <w:top w:type="dxa" w:w="50"/>
+              <w:left w:type="dxa" w:w="90"/>
+              <w:bottom w:type="dxa" w:w="50"/>
+              <w:right w:type="dxa" w:w="90"/>
+            </w:tcMar>
+          </w:tcPr>
+          <w:p>
+            <w:pPr>
+              <w:spacing w:after="0" w:before="0" w:line="252"/>
+            </w:pPr>
+            <w:r>
+              <w:rPr>
+                <w:b/>
+                <w:bCs/>
+                <w:sz w:val="17"/>
+                <w:szCs w:val="17"/>
+              </w:rPr>
+              <w:t xml:space="preserve">Не було платіжного балансу (окремий модуль настановчої сесії) і явної рамки «мета — інструменти — позиції КМП»</w:t>
+            </w:r>
+          </w:p>
+        </w:tc>
+        <w:tc>
+          <w:tcPr>
+            <w:tcW w:type="dxa" w:w="4111"/>
+            <w:tcBorders>
+              <w:top w:val="single" w:color="C9D6D3" w:sz="4"/>
+              <w:left w:val="single" w:color="C9D6D3" w:sz="4"/>
+              <w:bottom w:val="single" w:color="C9D6D3" w:sz="4"/>
+              <w:right w:val="single" w:color="C9D6D3" w:sz="4"/>
+            </w:tcBorders>
+            <w:shd w:fill="EAF1EF" w:color="auto" w:val="clear"/>
+            <w:tcMar>
+              <w:top w:type="dxa" w:w="50"/>
+              <w:left w:type="dxa" w:w="90"/>
+              <w:bottom w:type="dxa" w:w="50"/>
+              <w:right w:type="dxa" w:w="90"/>
+            </w:tcMar>
+          </w:tcPr>
+          <w:p>
+            <w:pPr>
+              <w:spacing w:after="0" w:before="0" w:line="252"/>
+            </w:pPr>
+            <w:r>
+              <w:rPr>
+                <w:sz w:val="17"/>
+                <w:szCs w:val="17"/>
+              </w:rPr>
+              <w:t xml:space="preserve">Два нові слайди</w:t>
             </w:r>
           </w:p>
         </w:tc>
@@ -13747,14 +13747,82 @@
         </w:trPr>
         <w:tc>
           <w:tcPr>
-            <w:tcW w:type="dxa" w:w="6008"/>
-            <w:tcBorders>
-              <w:top w:val="single" w:color="C9D6D3" w:sz="4"/>
-              <w:left w:val="single" w:color="C9D6D3" w:sz="4"/>
-              <w:bottom w:val="single" w:color="C9D6D3" w:sz="4"/>
-              <w:right w:val="single" w:color="C9D6D3" w:sz="4"/>
-            </w:tcBorders>
-            <w:shd w:fill="FFFFFF" w:color="auto" w:val="clear"/>
+            <w:tcW w:type="dxa" w:w="5753"/>
+            <w:tcBorders>
+              <w:top w:val="single" w:color="C9D6D3" w:sz="4"/>
+              <w:left w:val="single" w:color="C9D6D3" w:sz="4"/>
+              <w:bottom w:val="single" w:color="C9D6D3" w:sz="4"/>
+              <w:right w:val="single" w:color="C9D6D3" w:sz="4"/>
+            </w:tcBorders>
+            <w:shd w:fill="FFFFFF" w:color="auto" w:val="clear"/>
+            <w:tcMar>
+              <w:top w:type="dxa" w:w="50"/>
+              <w:left w:type="dxa" w:w="90"/>
+              <w:bottom w:type="dxa" w:w="50"/>
+              <w:right w:type="dxa" w:w="90"/>
+            </w:tcMar>
+          </w:tcPr>
+          <w:p>
+            <w:pPr>
+              <w:spacing w:after="0" w:before="0" w:line="252"/>
+            </w:pPr>
+            <w:r>
+              <w:rPr>
+                <w:b/>
+                <w:bCs/>
+                <w:sz w:val="17"/>
+                <w:szCs w:val="17"/>
+              </w:rPr>
+              <w:t xml:space="preserve">Місяці імпорту рахувалися за поточним імпортом, а НБУ — за імпортом наступного року</w:t>
+            </w:r>
+          </w:p>
+        </w:tc>
+        <w:tc>
+          <w:tcPr>
+            <w:tcW w:type="dxa" w:w="4111"/>
+            <w:tcBorders>
+              <w:top w:val="single" w:color="C9D6D3" w:sz="4"/>
+              <w:left w:val="single" w:color="C9D6D3" w:sz="4"/>
+              <w:bottom w:val="single" w:color="C9D6D3" w:sz="4"/>
+              <w:right w:val="single" w:color="C9D6D3" w:sz="4"/>
+            </w:tcBorders>
+            <w:shd w:fill="FFFFFF" w:color="auto" w:val="clear"/>
+            <w:tcMar>
+              <w:top w:type="dxa" w:w="50"/>
+              <w:left w:type="dxa" w:w="90"/>
+              <w:bottom w:type="dxa" w:w="50"/>
+              <w:right w:type="dxa" w:w="90"/>
+            </w:tcMar>
+          </w:tcPr>
+          <w:p>
+            <w:pPr>
+              <w:spacing w:after="0" w:before="0" w:line="252"/>
+            </w:pPr>
+            <w:r>
+              <w:rPr>
+                <w:sz w:val="17"/>
+                <w:szCs w:val="17"/>
+              </w:rPr>
+              <w:t xml:space="preserve">Перейшли на методику НБУ; на графік резервів додано прогноз НБУ</w:t>
+            </w:r>
+          </w:p>
+        </w:tc>
+      </w:tr>
+      <w:tr>
+        <w:trPr>
+          <w:cantSplit/>
+          <w:tblHeader w:val="off"/>
+        </w:trPr>
+        <w:tc>
+          <w:tcPr>
+            <w:tcW w:type="dxa" w:w="5753"/>
+            <w:tcBorders>
+              <w:top w:val="single" w:color="C9D6D3" w:sz="4"/>
+              <w:left w:val="single" w:color="C9D6D3" w:sz="4"/>
+              <w:bottom w:val="single" w:color="C9D6D3" w:sz="4"/>
+              <w:right w:val="single" w:color="C9D6D3" w:sz="4"/>
+            </w:tcBorders>
+            <w:shd w:fill="EAF1EF" w:color="auto" w:val="clear"/>
             <w:tcMar>
               <w:top w:type="dxa" w:w="50"/>
               <w:left w:type="dxa" w:w="90"/>
@@ -13779,14 +13847,14 @@
         </w:tc>
         <w:tc>
           <w:tcPr>
-            <w:tcW w:type="dxa" w:w="3856"/>
-            <w:tcBorders>
-              <w:top w:val="single" w:color="C9D6D3" w:sz="4"/>
-              <w:left w:val="single" w:color="C9D6D3" w:sz="4"/>
-              <w:bottom w:val="single" w:color="C9D6D3" w:sz="4"/>
-              <w:right w:val="single" w:color="C9D6D3" w:sz="4"/>
-            </w:tcBorders>
-            <w:shd w:fill="FFFFFF" w:color="auto" w:val="clear"/>
+            <w:tcW w:type="dxa" w:w="4111"/>
+            <w:tcBorders>
+              <w:top w:val="single" w:color="C9D6D3" w:sz="4"/>
+              <w:left w:val="single" w:color="C9D6D3" w:sz="4"/>
+              <w:bottom w:val="single" w:color="C9D6D3" w:sz="4"/>
+              <w:right w:val="single" w:color="C9D6D3" w:sz="4"/>
+            </w:tcBorders>
+            <w:shd w:fill="EAF1EF" w:color="auto" w:val="clear"/>
             <w:tcMar>
               <w:top w:type="dxa" w:w="50"/>
               <w:left w:type="dxa" w:w="90"/>

--- a/docs/scope_of_work.docx
+++ b/docs/scope_of_work.docx
@@ -230,7 +230,7 @@
               </w:rPr>
               <w:t xml:space="preserve">Шаблон QPM НБУ для конкурсу (</w:t>
             </w:r>
-            <w:hyperlink w:history="1" r:id="rIdlegua8wid5mgtobmuzlq8">
+            <w:hyperlink w:history="1" r:id="rIdz_33ddc60qxelcje3ytw_">
               <w:r>
                 <w:rPr>
                   <w:color w:val="1F63B5"/>
@@ -790,7 +790,7 @@
         </w:rPr>
         <w:t xml:space="preserve">Ключове питання конкурсу: «Якими мають бути рішення Правління НБУ щодо процентних ставок, офіційного курсу та валютних обмежень під час війни і чому?» (</w:t>
       </w:r>
-      <w:hyperlink w:history="1" r:id="rIdoehvyf25b17vgrem0iryu">
+      <w:hyperlink w:history="1" r:id="rIddpp2hiao9sbpug00uv93r">
         <w:r>
           <w:rPr>
             <w:color w:val="1F63B5"/>
@@ -3354,7 +3354,7 @@
               </w:rPr>
               <w:t xml:space="preserve">Держстат через </w:t>
             </w:r>
-            <w:hyperlink w:history="1" r:id="rId58do9nwyhxnopdcgp25d3">
+            <w:hyperlink w:history="1" r:id="rIdngbi6xg12lyakdne9sqpq">
               <w:r>
                 <w:rPr>
                   <w:color w:val="1F63B5"/>
@@ -3555,7 +3555,7 @@
             <w:pPr>
               <w:spacing w:after="0" w:before="0" w:line="252"/>
             </w:pPr>
-            <w:hyperlink w:history="1" r:id="rIdgdwhtgljxqgjdokgb8w7v">
+            <w:hyperlink w:history="1" r:id="rId-iic6azqr87nb7gwihhas">
               <w:r>
                 <w:rPr>
                   <w:color w:val="1F63B5"/>
@@ -4065,7 +4065,7 @@
               </w:rPr>
               <w:t xml:space="preserve">Держстат; </w:t>
             </w:r>
-            <w:hyperlink w:history="1" r:id="rIdhgn157yonexf50q-xnjq8">
+            <w:hyperlink w:history="1" r:id="rIdjv01dsdp1lh4z8so_syhv">
               <w:r>
                 <w:rPr>
                   <w:color w:val="1F63B5"/>
@@ -4228,7 +4228,7 @@
             <w:pPr>
               <w:spacing w:after="0" w:before="0" w:line="252"/>
             </w:pPr>
-            <w:hyperlink w:history="1" r:id="rIdvf12uxsssuyadaojvjf3x">
+            <w:hyperlink w:history="1" r:id="rIdumbwvadasigscbjtojuvc">
               <w:r>
                 <w:rPr>
                   <w:color w:val="1F63B5"/>
@@ -4246,7 +4246,7 @@
               </w:rPr>
               <w:t xml:space="preserve">; </w:t>
             </w:r>
-            <w:hyperlink w:history="1" r:id="rIdxaddg-93rqfvtunbsh3iz">
+            <w:hyperlink w:history="1" r:id="rIddnz3eqfluillckmv6-n_k">
               <w:r>
                 <w:rPr>
                   <w:color w:val="1F63B5"/>
@@ -4409,7 +4409,7 @@
             <w:pPr>
               <w:spacing w:after="0" w:before="0" w:line="252"/>
             </w:pPr>
-            <w:hyperlink w:history="1" r:id="rIdmww4dnse2vn--5wmswpt-">
+            <w:hyperlink w:history="1" r:id="rId2kmpqjztyamzpib_tz2zn">
               <w:r>
                 <w:rPr>
                   <w:color w:val="1F63B5"/>
@@ -4754,7 +4754,7 @@
             <w:pPr>
               <w:spacing w:after="0" w:before="0" w:line="252"/>
             </w:pPr>
-            <w:hyperlink w:history="1" r:id="rId5ppz7rfcri8g5vg-ftias">
+            <w:hyperlink w:history="1" r:id="rId6v7c2th1i3b8ujrh_w-6e">
               <w:r>
                 <w:rPr>
                   <w:color w:val="1F63B5"/>
@@ -4772,7 +4772,7 @@
               </w:rPr>
               <w:t xml:space="preserve">; </w:t>
             </w:r>
-            <w:hyperlink w:history="1" r:id="rIdekkggs9v2dnnpzpigi8d-">
+            <w:hyperlink w:history="1" r:id="rIdi9uz811shhamhypo35_k_">
               <w:r>
                 <w:rPr>
                   <w:color w:val="1F63B5"/>
@@ -4790,7 +4790,7 @@
               </w:rPr>
               <w:t xml:space="preserve">; USD/EUR — ЄЦБ, далі </w:t>
             </w:r>
-            <w:hyperlink w:history="1" r:id="rIdeowpziolvrjwzv5lcu0y0">
+            <w:hyperlink w:history="1" r:id="rIdcs6v7pffgnrloq3edcfvl">
               <w:r>
                 <w:rPr>
                   <w:color w:val="1F63B5"/>
@@ -5233,7 +5233,7 @@
             <w:pPr>
               <w:spacing w:after="0" w:before="0" w:line="252"/>
             </w:pPr>
-            <w:hyperlink w:history="1" r:id="rIddwradw9gslut2tc_bugct">
+            <w:hyperlink w:history="1" r:id="rIdoorz-cs97y8v_uow1v9q_">
               <w:r>
                 <w:rPr>
                   <w:color w:val="1F63B5"/>
@@ -5251,7 +5251,7 @@
               </w:rPr>
               <w:t xml:space="preserve"> — </w:t>
             </w:r>
-            <w:hyperlink w:history="1" r:id="rIdoliioxscs1ebdha4eegmj">
+            <w:hyperlink w:history="1" r:id="rIdx62fovrkpztsgsffs6ou1">
               <w:r>
                 <w:rPr>
                   <w:color w:val="1F63B5"/>
@@ -5323,7 +5323,7 @@
             <w:pPr>
               <w:spacing w:after="0" w:before="0" w:line="252"/>
             </w:pPr>
-            <w:hyperlink w:history="1" r:id="rIdv2odozwnq9uabb9lhnc9_">
+            <w:hyperlink w:history="1" r:id="rId8earhsrfyubdwjbjt-yz2">
               <w:r>
                 <w:rPr>
                   <w:color w:val="1F63B5"/>
@@ -5395,7 +5395,7 @@
             <w:pPr>
               <w:spacing w:after="0" w:before="0" w:line="252"/>
             </w:pPr>
-            <w:hyperlink w:history="1" r:id="rIdlo1yuxlnct0inzg02tfq0">
+            <w:hyperlink w:history="1" r:id="rId3lwpa6brn6otzbhjrf9m2">
               <w:r>
                 <w:rPr>
                   <w:color w:val="1F63B5"/>
@@ -5565,7 +5565,7 @@
             <w:pPr>
               <w:spacing w:after="0" w:before="0" w:line="252"/>
             </w:pPr>
-            <w:hyperlink w:history="1" r:id="rIdmppiaazrfj0tkrvfxbtfv">
+            <w:hyperlink w:history="1" r:id="rIdau3znh-07hxgre6oiw7hg">
               <w:r>
                 <w:rPr>
                   <w:color w:val="1F63B5"/>
@@ -5583,7 +5583,7 @@
               </w:rPr>
               <w:t xml:space="preserve">, </w:t>
             </w:r>
-            <w:hyperlink w:history="1" r:id="rIdj53hqgnal884pb2fm_q6x">
+            <w:hyperlink w:history="1" r:id="rIdx0podxypp6pk15m_a2zjo">
               <w:r>
                 <w:rPr>
                   <w:color w:val="1F63B5"/>
@@ -5655,7 +5655,7 @@
             <w:pPr>
               <w:spacing w:after="0" w:before="0" w:line="252"/>
             </w:pPr>
-            <w:hyperlink w:history="1" r:id="rIdqkeaukuuukm0zh4wg79i_">
+            <w:hyperlink w:history="1" r:id="rIdzxdelolk8gtmpwcug5zc4">
               <w:r>
                 <w:rPr>
                   <w:color w:val="1F63B5"/>
@@ -5673,7 +5673,7 @@
               </w:rPr>
               <w:t xml:space="preserve">, </w:t>
             </w:r>
-            <w:hyperlink w:history="1" r:id="rIdgsr918fm_lkrexwz99n4z">
+            <w:hyperlink w:history="1" r:id="rIdvuypxviigwxxhoanbrn7l">
               <w:r>
                 <w:rPr>
                   <w:color w:val="1F63B5"/>
@@ -5745,7 +5745,7 @@
             <w:pPr>
               <w:spacing w:after="0" w:before="0" w:line="252"/>
             </w:pPr>
-            <w:hyperlink w:history="1" r:id="rIdmyd5csx6lrolj_7yehm3q">
+            <w:hyperlink w:history="1" r:id="rIdrwwvldxtx6azpz4nvcgsm">
               <w:r>
                 <w:rPr>
                   <w:color w:val="1F63B5"/>
@@ -5824,7 +5824,7 @@
             <w:pPr>
               <w:spacing w:after="0" w:before="0" w:line="252"/>
             </w:pPr>
-            <w:hyperlink w:history="1" r:id="rId3y50xugsxqfld-2iwxzxq">
+            <w:hyperlink w:history="1" r:id="rIdgdvloytzd6qg0vphrbj-c">
               <w:r>
                 <w:rPr>
                   <w:color w:val="1F63B5"/>
@@ -5842,7 +5842,7 @@
               </w:rPr>
               <w:t xml:space="preserve">; </w:t>
             </w:r>
-            <w:hyperlink w:history="1" r:id="rIdmozz7xsjlbn_orpmdnidv">
+            <w:hyperlink w:history="1" r:id="rId8uosggziseuzshn5y8-xi">
               <w:r>
                 <w:rPr>
                   <w:color w:val="1F63B5"/>
@@ -6057,7 +6057,7 @@
             <w:pPr>
               <w:spacing w:after="0" w:before="0" w:line="252"/>
             </w:pPr>
-            <w:hyperlink w:history="1" r:id="rId4o0clbxqgyb6fijfwifoh">
+            <w:hyperlink w:history="1" r:id="rIdctlivhblhacwabxlhfkyu">
               <w:r>
                 <w:rPr>
                   <w:color w:val="1F63B5"/>
@@ -6129,7 +6129,7 @@
             <w:pPr>
               <w:spacing w:after="0" w:before="0" w:line="252"/>
             </w:pPr>
-            <w:hyperlink w:history="1" r:id="rIdmbcem3kf2w7jbed2kxoyq">
+            <w:hyperlink w:history="1" r:id="rIdkmgdro_mocth-e-sipip-">
               <w:r>
                 <w:rPr>
                   <w:color w:val="1F63B5"/>
@@ -6201,7 +6201,7 @@
             <w:pPr>
               <w:spacing w:after="0" w:before="0" w:line="252"/>
             </w:pPr>
-            <w:hyperlink w:history="1" r:id="rIdkqq4seqiyvbizxsjve1aa">
+            <w:hyperlink w:history="1" r:id="rIdslhlt5j18gjml3gkze7xv">
               <w:r>
                 <w:rPr>
                   <w:color w:val="1F63B5"/>
@@ -6219,7 +6219,7 @@
               </w:rPr>
               <w:t xml:space="preserve">; </w:t>
             </w:r>
-            <w:hyperlink w:history="1" r:id="rIddmvnops4rxyo-qjhmzdjs">
+            <w:hyperlink w:history="1" r:id="rIdm2oagwu7mqy2gbcutx0jb">
               <w:r>
                 <w:rPr>
                   <w:color w:val="1F63B5"/>
@@ -8593,9 +8593,9 @@
         <w:tblLayout w:type="fixed"/>
       </w:tblPr>
       <w:tblGrid>
-        <w:gridCol w:w="1768"/>
-        <w:gridCol w:w="3754"/>
-        <w:gridCol w:w="4342"/>
+        <w:gridCol w:w="1621"/>
+        <w:gridCol w:w="4012"/>
+        <w:gridCol w:w="4231"/>
       </w:tblGrid>
       <w:tr>
         <w:trPr>
@@ -8604,7 +8604,7 @@
         </w:trPr>
         <w:tc>
           <w:tcPr>
-            <w:tcW w:type="dxa" w:w="1768"/>
+            <w:tcW w:type="dxa" w:w="1621"/>
             <w:tcBorders>
               <w:top w:val="single" w:color="C9D6D3" w:sz="4"/>
               <w:left w:val="single" w:color="C9D6D3" w:sz="4"/>
@@ -8637,7 +8637,7 @@
         </w:tc>
         <w:tc>
           <w:tcPr>
-            <w:tcW w:type="dxa" w:w="3754"/>
+            <w:tcW w:type="dxa" w:w="4012"/>
             <w:tcBorders>
               <w:top w:val="single" w:color="C9D6D3" w:sz="4"/>
               <w:left w:val="single" w:color="C9D6D3" w:sz="4"/>
@@ -8670,7 +8670,7 @@
         </w:tc>
         <w:tc>
           <w:tcPr>
-            <w:tcW w:type="dxa" w:w="4342"/>
+            <w:tcW w:type="dxa" w:w="4231"/>
             <w:tcBorders>
               <w:top w:val="single" w:color="C9D6D3" w:sz="4"/>
               <w:left w:val="single" w:color="C9D6D3" w:sz="4"/>
@@ -8709,7 +8709,7 @@
         </w:trPr>
         <w:tc>
           <w:tcPr>
-            <w:tcW w:type="dxa" w:w="1768"/>
+            <w:tcW w:type="dxa" w:w="1621"/>
             <w:tcBorders>
               <w:top w:val="single" w:color="C9D6D3" w:sz="4"/>
               <w:left w:val="single" w:color="C9D6D3" w:sz="4"/>
@@ -8741,7 +8741,7 @@
         </w:tc>
         <w:tc>
           <w:tcPr>
-            <w:tcW w:type="dxa" w:w="3754"/>
+            <w:tcW w:type="dxa" w:w="4012"/>
             <w:tcBorders>
               <w:top w:val="single" w:color="C9D6D3" w:sz="4"/>
               <w:left w:val="single" w:color="C9D6D3" w:sz="4"/>
@@ -8771,7 +8771,7 @@
         </w:tc>
         <w:tc>
           <w:tcPr>
-            <w:tcW w:type="dxa" w:w="4342"/>
+            <w:tcW w:type="dxa" w:w="4231"/>
             <w:tcBorders>
               <w:top w:val="single" w:color="C9D6D3" w:sz="4"/>
               <w:left w:val="single" w:color="C9D6D3" w:sz="4"/>
@@ -8807,7 +8807,7 @@
         </w:trPr>
         <w:tc>
           <w:tcPr>
-            <w:tcW w:type="dxa" w:w="1768"/>
+            <w:tcW w:type="dxa" w:w="1621"/>
             <w:tcBorders>
               <w:top w:val="single" w:color="C9D6D3" w:sz="4"/>
               <w:left w:val="single" w:color="C9D6D3" w:sz="4"/>
@@ -8839,7 +8839,7 @@
         </w:tc>
         <w:tc>
           <w:tcPr>
-            <w:tcW w:type="dxa" w:w="3754"/>
+            <w:tcW w:type="dxa" w:w="4012"/>
             <w:tcBorders>
               <w:top w:val="single" w:color="C9D6D3" w:sz="4"/>
               <w:left w:val="single" w:color="C9D6D3" w:sz="4"/>
@@ -8869,7 +8869,7 @@
         </w:tc>
         <w:tc>
           <w:tcPr>
-            <w:tcW w:type="dxa" w:w="4342"/>
+            <w:tcW w:type="dxa" w:w="4231"/>
             <w:tcBorders>
               <w:top w:val="single" w:color="C9D6D3" w:sz="4"/>
               <w:left w:val="single" w:color="C9D6D3" w:sz="4"/>
@@ -8905,7 +8905,7 @@
         </w:trPr>
         <w:tc>
           <w:tcPr>
-            <w:tcW w:type="dxa" w:w="1768"/>
+            <w:tcW w:type="dxa" w:w="1621"/>
             <w:tcBorders>
               <w:top w:val="single" w:color="C9D6D3" w:sz="4"/>
               <w:left w:val="single" w:color="C9D6D3" w:sz="4"/>
@@ -8956,7 +8956,7 @@
         </w:tc>
         <w:tc>
           <w:tcPr>
-            <w:tcW w:type="dxa" w:w="3754"/>
+            <w:tcW w:type="dxa" w:w="4012"/>
             <w:tcBorders>
               <w:top w:val="single" w:color="C9D6D3" w:sz="4"/>
               <w:left w:val="single" w:color="C9D6D3" w:sz="4"/>
@@ -8986,7 +8986,7 @@
         </w:tc>
         <w:tc>
           <w:tcPr>
-            <w:tcW w:type="dxa" w:w="4342"/>
+            <w:tcW w:type="dxa" w:w="4231"/>
             <w:tcBorders>
               <w:top w:val="single" w:color="C9D6D3" w:sz="4"/>
               <w:left w:val="single" w:color="C9D6D3" w:sz="4"/>
@@ -9012,7 +9012,7 @@
               </w:rPr>
               <w:t xml:space="preserve">Вторинні ефекти атак в опалювальний сезон; НБУ: +0,4–0,6 в. п. (</w:t>
             </w:r>
-            <w:hyperlink w:history="1" r:id="rIdzxn0669uhzzchll-lyfn7">
+            <w:hyperlink w:history="1" r:id="rIdxhljcibverdhixjmtc-ns">
               <w:r>
                 <w:rPr>
                   <w:color w:val="1F63B5"/>
@@ -9040,7 +9040,7 @@
         </w:trPr>
         <w:tc>
           <w:tcPr>
-            <w:tcW w:type="dxa" w:w="1768"/>
+            <w:tcW w:type="dxa" w:w="1621"/>
             <w:tcBorders>
               <w:top w:val="single" w:color="C9D6D3" w:sz="4"/>
               <w:left w:val="single" w:color="C9D6D3" w:sz="4"/>
@@ -9091,7 +9091,7 @@
         </w:tc>
         <w:tc>
           <w:tcPr>
-            <w:tcW w:type="dxa" w:w="3754"/>
+            <w:tcW w:type="dxa" w:w="4012"/>
             <w:tcBorders>
               <w:top w:val="single" w:color="C9D6D3" w:sz="4"/>
               <w:left w:val="single" w:color="C9D6D3" w:sz="4"/>
@@ -9121,7 +9121,7 @@
         </w:tc>
         <w:tc>
           <w:tcPr>
-            <w:tcW w:type="dxa" w:w="4342"/>
+            <w:tcW w:type="dxa" w:w="4231"/>
             <w:tcBorders>
               <w:top w:val="single" w:color="C9D6D3" w:sz="4"/>
               <w:left w:val="single" w:color="C9D6D3" w:sz="4"/>
@@ -9147,7 +9147,7 @@
               </w:rPr>
               <w:t xml:space="preserve">Середнє 2016–2026 = 1,7 в. п.; НБУ: адмінціни +14,0% / +11,3% (</w:t>
             </w:r>
-            <w:hyperlink w:history="1" r:id="rIdcugcxlcuizusja_dpzrnd">
+            <w:hyperlink w:history="1" r:id="rIdbvmh2clo4zsmqezrdrrff">
               <w:r>
                 <w:rPr>
                   <w:color w:val="1F63B5"/>
@@ -9183,7 +9183,7 @@
         </w:trPr>
         <w:tc>
           <w:tcPr>
-            <w:tcW w:type="dxa" w:w="1768"/>
+            <w:tcW w:type="dxa" w:w="1621"/>
             <w:tcBorders>
               <w:top w:val="single" w:color="C9D6D3" w:sz="4"/>
               <w:left w:val="single" w:color="C9D6D3" w:sz="4"/>
@@ -9234,7 +9234,7 @@
         </w:tc>
         <w:tc>
           <w:tcPr>
-            <w:tcW w:type="dxa" w:w="3754"/>
+            <w:tcW w:type="dxa" w:w="4012"/>
             <w:tcBorders>
               <w:top w:val="single" w:color="C9D6D3" w:sz="4"/>
               <w:left w:val="single" w:color="C9D6D3" w:sz="4"/>
@@ -9264,7 +9264,7 @@
         </w:tc>
         <w:tc>
           <w:tcPr>
-            <w:tcW w:type="dxa" w:w="4342"/>
+            <w:tcW w:type="dxa" w:w="4231"/>
             <w:tcBorders>
               <w:top w:val="single" w:color="C9D6D3" w:sz="4"/>
               <w:left w:val="single" w:color="C9D6D3" w:sz="4"/>
@@ -9290,7 +9290,7 @@
               </w:rPr>
               <w:t xml:space="preserve">Оборонний USL ($33,2 / 16,7 млрд), </w:t>
             </w:r>
-            <w:hyperlink w:history="1" r:id="rIdnuv2_bdri_iraao_4jqwq">
+            <w:hyperlink w:history="1" r:id="rIdezia71gqmu7fixu67nd4a">
               <w:r>
                 <w:rPr>
                   <w:color w:val="1F63B5"/>
@@ -9311,7 +9311,7 @@
         </w:trPr>
         <w:tc>
           <w:tcPr>
-            <w:tcW w:type="dxa" w:w="1768"/>
+            <w:tcW w:type="dxa" w:w="1621"/>
             <w:tcBorders>
               <w:top w:val="single" w:color="C9D6D3" w:sz="4"/>
               <w:left w:val="single" w:color="C9D6D3" w:sz="4"/>
@@ -9362,7 +9362,7 @@
         </w:tc>
         <w:tc>
           <w:tcPr>
-            <w:tcW w:type="dxa" w:w="3754"/>
+            <w:tcW w:type="dxa" w:w="4012"/>
             <w:tcBorders>
               <w:top w:val="single" w:color="C9D6D3" w:sz="4"/>
               <w:left w:val="single" w:color="C9D6D3" w:sz="4"/>
@@ -9392,7 +9392,7 @@
         </w:tc>
         <w:tc>
           <w:tcPr>
-            <w:tcW w:type="dxa" w:w="4342"/>
+            <w:tcW w:type="dxa" w:w="4231"/>
             <w:tcBorders>
               <w:top w:val="single" w:color="C9D6D3" w:sz="4"/>
               <w:left w:val="single" w:color="C9D6D3" w:sz="4"/>
@@ -9418,7 +9418,7 @@
               </w:rPr>
               <w:t xml:space="preserve">Затримки фінансування, резерви $47,1 млрд (</w:t>
             </w:r>
-            <w:hyperlink w:history="1" r:id="rIdxmpim4jysczdbhx0jlbga">
+            <w:hyperlink w:history="1" r:id="rIdpncm2so1xirfnnusvzzhc">
               <w:r>
                 <w:rPr>
                   <w:color w:val="1F63B5"/>
@@ -9446,7 +9446,7 @@
         </w:trPr>
         <w:tc>
           <w:tcPr>
-            <w:tcW w:type="dxa" w:w="1768"/>
+            <w:tcW w:type="dxa" w:w="1621"/>
             <w:tcBorders>
               <w:top w:val="single" w:color="C9D6D3" w:sz="4"/>
               <w:left w:val="single" w:color="C9D6D3" w:sz="4"/>
@@ -9497,7 +9497,7 @@
         </w:tc>
         <w:tc>
           <w:tcPr>
-            <w:tcW w:type="dxa" w:w="3754"/>
+            <w:tcW w:type="dxa" w:w="4012"/>
             <w:tcBorders>
               <w:top w:val="single" w:color="C9D6D3" w:sz="4"/>
               <w:left w:val="single" w:color="C9D6D3" w:sz="4"/>
@@ -9527,7 +9527,7 @@
         </w:tc>
         <w:tc>
           <w:tcPr>
-            <w:tcW w:type="dxa" w:w="4342"/>
+            <w:tcW w:type="dxa" w:w="4231"/>
             <w:tcBorders>
               <w:top w:val="single" w:color="C9D6D3" w:sz="4"/>
               <w:left w:val="single" w:color="C9D6D3" w:sz="4"/>
@@ -9563,7 +9563,7 @@
         </w:trPr>
         <w:tc>
           <w:tcPr>
-            <w:tcW w:type="dxa" w:w="1768"/>
+            <w:tcW w:type="dxa" w:w="1621"/>
             <w:tcBorders>
               <w:top w:val="single" w:color="C9D6D3" w:sz="4"/>
               <w:left w:val="single" w:color="C9D6D3" w:sz="4"/>
@@ -9614,7 +9614,7 @@
         </w:tc>
         <w:tc>
           <w:tcPr>
-            <w:tcW w:type="dxa" w:w="3754"/>
+            <w:tcW w:type="dxa" w:w="4012"/>
             <w:tcBorders>
               <w:top w:val="single" w:color="C9D6D3" w:sz="4"/>
               <w:left w:val="single" w:color="C9D6D3" w:sz="4"/>
@@ -9644,7 +9644,7 @@
         </w:tc>
         <w:tc>
           <w:tcPr>
-            <w:tcW w:type="dxa" w:w="4342"/>
+            <w:tcW w:type="dxa" w:w="4231"/>
             <w:tcBorders>
               <w:top w:val="single" w:color="C9D6D3" w:sz="4"/>
               <w:left w:val="single" w:color="C9D6D3" w:sz="4"/>
@@ -9680,7 +9680,7 @@
         </w:trPr>
         <w:tc>
           <w:tcPr>
-            <w:tcW w:type="dxa" w:w="1768"/>
+            <w:tcW w:type="dxa" w:w="1621"/>
             <w:tcBorders>
               <w:top w:val="single" w:color="C9D6D3" w:sz="4"/>
               <w:left w:val="single" w:color="C9D6D3" w:sz="4"/>
@@ -9712,7 +9712,7 @@
         </w:tc>
         <w:tc>
           <w:tcPr>
-            <w:tcW w:type="dxa" w:w="3754"/>
+            <w:tcW w:type="dxa" w:w="4012"/>
             <w:tcBorders>
               <w:top w:val="single" w:color="C9D6D3" w:sz="4"/>
               <w:left w:val="single" w:color="C9D6D3" w:sz="4"/>
@@ -9742,7 +9742,7 @@
         </w:tc>
         <w:tc>
           <w:tcPr>
-            <w:tcW w:type="dxa" w:w="4342"/>
+            <w:tcW w:type="dxa" w:w="4231"/>
             <w:tcBorders>
               <w:top w:val="single" w:color="C9D6D3" w:sz="4"/>
               <w:left w:val="single" w:color="C9D6D3" w:sz="4"/>
@@ -9778,7 +9778,7 @@
         </w:trPr>
         <w:tc>
           <w:tcPr>
-            <w:tcW w:type="dxa" w:w="1768"/>
+            <w:tcW w:type="dxa" w:w="1621"/>
             <w:tcBorders>
               <w:top w:val="single" w:color="C9D6D3" w:sz="4"/>
               <w:left w:val="single" w:color="C9D6D3" w:sz="4"/>
@@ -9810,37 +9810,37 @@
         </w:tc>
         <w:tc>
           <w:tcPr>
-            <w:tcW w:type="dxa" w:w="3754"/>
-            <w:tcBorders>
-              <w:top w:val="single" w:color="C9D6D3" w:sz="4"/>
-              <w:left w:val="single" w:color="C9D6D3" w:sz="4"/>
-              <w:bottom w:val="single" w:color="C9D6D3" w:sz="4"/>
-              <w:right w:val="single" w:color="C9D6D3" w:sz="4"/>
-            </w:tcBorders>
-            <w:shd w:fill="EAF1EF" w:color="auto" w:val="clear"/>
-            <w:tcMar>
-              <w:top w:type="dxa" w:w="50"/>
-              <w:left w:type="dxa" w:w="90"/>
-              <w:bottom w:type="dxa" w:w="50"/>
-              <w:right w:type="dxa" w:w="90"/>
-            </w:tcMar>
-          </w:tcPr>
-          <w:p>
-            <w:pPr>
-              <w:spacing w:after="0" w:before="0" w:line="252"/>
-            </w:pPr>
-            <w:r>
-              <w:rPr>
-                <w:sz w:val="17"/>
-                <w:szCs w:val="17"/>
-              </w:rPr>
-              <w:t xml:space="preserve">17% у IV кв. 2026 – II кв. 2027; далі — траєкторія повернення до цілі: 15,5% (кінець 2027), 10,3% (2028), 9,0% (2029)</w:t>
-            </w:r>
-          </w:p>
-        </w:tc>
-        <w:tc>
-          <w:tcPr>
-            <w:tcW w:type="dxa" w:w="4342"/>
+            <w:tcW w:type="dxa" w:w="4012"/>
+            <w:tcBorders>
+              <w:top w:val="single" w:color="C9D6D3" w:sz="4"/>
+              <w:left w:val="single" w:color="C9D6D3" w:sz="4"/>
+              <w:bottom w:val="single" w:color="C9D6D3" w:sz="4"/>
+              <w:right w:val="single" w:color="C9D6D3" w:sz="4"/>
+            </w:tcBorders>
+            <w:shd w:fill="EAF1EF" w:color="auto" w:val="clear"/>
+            <w:tcMar>
+              <w:top w:type="dxa" w:w="50"/>
+              <w:left w:type="dxa" w:w="90"/>
+              <w:bottom w:type="dxa" w:w="50"/>
+              <w:right w:type="dxa" w:w="90"/>
+            </w:tcMar>
+          </w:tcPr>
+          <w:p>
+            <w:pPr>
+              <w:spacing w:after="0" w:before="0" w:line="252"/>
+            </w:pPr>
+            <w:r>
+              <w:rPr>
+                <w:sz w:val="17"/>
+                <w:szCs w:val="17"/>
+              </w:rPr>
+              <w:t xml:space="preserve">17% у IV кв. 2026 – II кв. 2027; далі — траєкторія повернення до цілі: 15,6% (кінець 2027), 10,3% (2028), 9,0% (2029)</w:t>
+            </w:r>
+          </w:p>
+        </w:tc>
+        <w:tc>
+          <w:tcPr>
+            <w:tcW w:type="dxa" w:w="4231"/>
             <w:tcBorders>
               <w:top w:val="single" w:color="C9D6D3" w:sz="4"/>
               <w:left w:val="single" w:color="C9D6D3" w:sz="4"/>
@@ -9865,6 +9865,104 @@
                 <w:szCs w:val="17"/>
               </w:rPr>
               <w:t xml:space="preserve">Ціль 5% на горизонті до 3 років. Мінімум Σ w·(π−5)² + 0,5·розрив² + (Δi)², w = 5 у 2029. Механічне правило дало б лише 4,4% у 2029</w:t>
+            </w:r>
+          </w:p>
+        </w:tc>
+      </w:tr>
+      <w:tr>
+        <w:trPr>
+          <w:cantSplit/>
+          <w:tblHeader w:val="off"/>
+        </w:trPr>
+        <w:tc>
+          <w:tcPr>
+            <w:tcW w:type="dxa" w:w="1621"/>
+            <w:tcBorders>
+              <w:top w:val="single" w:color="C9D6D3" w:sz="4"/>
+              <w:left w:val="single" w:color="C9D6D3" w:sz="4"/>
+              <w:bottom w:val="single" w:color="C9D6D3" w:sz="4"/>
+              <w:right w:val="single" w:color="C9D6D3" w:sz="4"/>
+            </w:tcBorders>
+            <w:shd w:fill="FFFFFF" w:color="auto" w:val="clear"/>
+            <w:tcMar>
+              <w:top w:type="dxa" w:w="50"/>
+              <w:left w:type="dxa" w:w="90"/>
+              <w:bottom w:type="dxa" w:w="50"/>
+              <w:right w:type="dxa" w:w="90"/>
+            </w:tcMar>
+          </w:tcPr>
+          <w:p>
+            <w:pPr>
+              <w:spacing w:after="0" w:before="0" w:line="252"/>
+            </w:pPr>
+            <w:r>
+              <w:rPr>
+                <w:b/>
+                <w:bCs/>
+                <w:sz w:val="17"/>
+                <w:szCs w:val="17"/>
+              </w:rPr>
+              <w:t xml:space="preserve">Одиниці</w:t>
+            </w:r>
+          </w:p>
+        </w:tc>
+        <w:tc>
+          <w:tcPr>
+            <w:tcW w:type="dxa" w:w="4012"/>
+            <w:tcBorders>
+              <w:top w:val="single" w:color="C9D6D3" w:sz="4"/>
+              <w:left w:val="single" w:color="C9D6D3" w:sz="4"/>
+              <w:bottom w:val="single" w:color="C9D6D3" w:sz="4"/>
+              <w:right w:val="single" w:color="C9D6D3" w:sz="4"/>
+            </w:tcBorders>
+            <w:shd w:fill="FFFFFF" w:color="auto" w:val="clear"/>
+            <w:tcMar>
+              <w:top w:type="dxa" w:w="50"/>
+              <w:left w:type="dxa" w:w="90"/>
+              <w:bottom w:type="dxa" w:w="50"/>
+              <w:right w:type="dxa" w:w="90"/>
+            </w:tcMar>
+          </w:tcPr>
+          <w:p>
+            <w:pPr>
+              <w:spacing w:after="0" w:before="0" w:line="252"/>
+            </w:pPr>
+            <w:r>
+              <w:rPr>
+                <w:sz w:val="17"/>
+                <w:szCs w:val="17"/>
+              </w:rPr>
+              <w:t xml:space="preserve">Модель рахує темпи як 100·ln-різниці (як QPM НБУ); у звітах — звичайні % р/р; ціль у моделі = 100·ln 1,05 = 4,88</w:t>
+            </w:r>
+          </w:p>
+        </w:tc>
+        <w:tc>
+          <w:tcPr>
+            <w:tcW w:type="dxa" w:w="4231"/>
+            <w:tcBorders>
+              <w:top w:val="single" w:color="C9D6D3" w:sz="4"/>
+              <w:left w:val="single" w:color="C9D6D3" w:sz="4"/>
+              <w:bottom w:val="single" w:color="C9D6D3" w:sz="4"/>
+              <w:right w:val="single" w:color="C9D6D3" w:sz="4"/>
+            </w:tcBorders>
+            <w:shd w:fill="FFFFFF" w:color="auto" w:val="clear"/>
+            <w:tcMar>
+              <w:top w:type="dxa" w:w="50"/>
+              <w:left w:type="dxa" w:w="90"/>
+              <w:bottom w:type="dxa" w:w="50"/>
+              <w:right w:type="dxa" w:w="90"/>
+            </w:tcMar>
+          </w:tcPr>
+          <w:p>
+            <w:pPr>
+              <w:spacing w:after="0" w:before="0" w:line="252"/>
+            </w:pPr>
+            <w:r>
+              <w:rPr>
+                <w:sz w:val="17"/>
+                <w:szCs w:val="17"/>
+              </w:rPr>
+              <w:t xml:space="preserve">Без цього IV кв. 2026 показувався б як 10,4% замість 11,0% (середнє місячних даних)</w:t>
             </w:r>
           </w:p>
         </w:tc>
@@ -10107,7 +10205,7 @@
                 <w:sz w:val="17"/>
                 <w:szCs w:val="17"/>
               </w:rPr>
-              <w:t xml:space="preserve">ІСЦ до 12,0%, ставка ≈17,8%, ВВП-2027 −0,2%</w:t>
+              <w:t xml:space="preserve">ІСЦ до 12,7%, ставка до 17,8%, ВВП-2027 −0,2%</w:t>
             </w:r>
           </w:p>
         </w:tc>
@@ -10205,7 +10303,7 @@
                 <w:sz w:val="17"/>
                 <w:szCs w:val="17"/>
               </w:rPr>
-              <w:t xml:space="preserve">ІСЦ до 12,5%, ставка до 19,5%, ≈55 грн/€</w:t>
+              <w:t xml:space="preserve">ІСЦ до 13,3%, ставка до 19,6%, ≈55 грн/€</w:t>
             </w:r>
           </w:p>
         </w:tc>
@@ -10303,7 +10401,7 @@
                 <w:sz w:val="17"/>
                 <w:szCs w:val="17"/>
               </w:rPr>
-              <w:t xml:space="preserve">ІСЦ 5,4% наприкінці 2027</w:t>
+              <w:t xml:space="preserve">ІСЦ 5,5% у IV кв. 2027</w:t>
             </w:r>
           </w:p>
         </w:tc>
@@ -10442,9 +10540,9 @@
         <w:tblLayout w:type="fixed"/>
       </w:tblPr>
       <w:tblGrid>
-        <w:gridCol w:w="787"/>
-        <w:gridCol w:w="4570"/>
-        <w:gridCol w:w="4507"/>
+        <w:gridCol w:w="782"/>
+        <w:gridCol w:w="4540"/>
+        <w:gridCol w:w="4542"/>
       </w:tblGrid>
       <w:tr>
         <w:trPr>
@@ -10453,7 +10551,7 @@
         </w:trPr>
         <w:tc>
           <w:tcPr>
-            <w:tcW w:type="dxa" w:w="787"/>
+            <w:tcW w:type="dxa" w:w="782"/>
             <w:tcBorders>
               <w:top w:val="single" w:color="C9D6D3" w:sz="4"/>
               <w:left w:val="single" w:color="C9D6D3" w:sz="4"/>
@@ -10486,7 +10584,7 @@
         </w:tc>
         <w:tc>
           <w:tcPr>
-            <w:tcW w:type="dxa" w:w="4570"/>
+            <w:tcW w:type="dxa" w:w="4540"/>
             <w:tcBorders>
               <w:top w:val="single" w:color="C9D6D3" w:sz="4"/>
               <w:left w:val="single" w:color="C9D6D3" w:sz="4"/>
@@ -10519,7 +10617,7 @@
         </w:tc>
         <w:tc>
           <w:tcPr>
-            <w:tcW w:type="dxa" w:w="4507"/>
+            <w:tcW w:type="dxa" w:w="4542"/>
             <w:tcBorders>
               <w:top w:val="single" w:color="C9D6D3" w:sz="4"/>
               <w:left w:val="single" w:color="C9D6D3" w:sz="4"/>
@@ -10558,7 +10656,7 @@
         </w:trPr>
         <w:tc>
           <w:tcPr>
-            <w:tcW w:type="dxa" w:w="787"/>
+            <w:tcW w:type="dxa" w:w="782"/>
             <w:tcBorders>
               <w:top w:val="single" w:color="C9D6D3" w:sz="4"/>
               <w:left w:val="single" w:color="C9D6D3" w:sz="4"/>
@@ -10590,7 +10688,7 @@
         </w:tc>
         <w:tc>
           <w:tcPr>
-            <w:tcW w:type="dxa" w:w="4570"/>
+            <w:tcW w:type="dxa" w:w="4540"/>
             <w:tcBorders>
               <w:top w:val="single" w:color="C9D6D3" w:sz="4"/>
               <w:left w:val="single" w:color="C9D6D3" w:sz="4"/>
@@ -10620,31 +10718,31 @@
         </w:tc>
         <w:tc>
           <w:tcPr>
-            <w:tcW w:type="dxa" w:w="4507"/>
-            <w:tcBorders>
-              <w:top w:val="single" w:color="C9D6D3" w:sz="4"/>
-              <w:left w:val="single" w:color="C9D6D3" w:sz="4"/>
-              <w:bottom w:val="single" w:color="C9D6D3" w:sz="4"/>
-              <w:right w:val="single" w:color="C9D6D3" w:sz="4"/>
-            </w:tcBorders>
-            <w:shd w:fill="FFFFFF" w:color="auto" w:val="clear"/>
-            <w:tcMar>
-              <w:top w:type="dxa" w:w="50"/>
-              <w:left w:type="dxa" w:w="90"/>
-              <w:bottom w:type="dxa" w:w="50"/>
-              <w:right w:type="dxa" w:w="90"/>
-            </w:tcMar>
-          </w:tcPr>
-          <w:p>
-            <w:pPr>
-              <w:spacing w:after="0" w:before="0" w:line="252"/>
-            </w:pPr>
-            <w:r>
-              <w:rPr>
-                <w:sz w:val="17"/>
-                <w:szCs w:val="17"/>
-              </w:rPr>
-              <w:t xml:space="preserve">Втрати 2027–2029: 77,7 / 73,6 / 69,9 / 66,5</w:t>
+            <w:tcW w:type="dxa" w:w="4542"/>
+            <w:tcBorders>
+              <w:top w:val="single" w:color="C9D6D3" w:sz="4"/>
+              <w:left w:val="single" w:color="C9D6D3" w:sz="4"/>
+              <w:bottom w:val="single" w:color="C9D6D3" w:sz="4"/>
+              <w:right w:val="single" w:color="C9D6D3" w:sz="4"/>
+            </w:tcBorders>
+            <w:shd w:fill="FFFFFF" w:color="auto" w:val="clear"/>
+            <w:tcMar>
+              <w:top w:type="dxa" w:w="50"/>
+              <w:left w:type="dxa" w:w="90"/>
+              <w:bottom w:type="dxa" w:w="50"/>
+              <w:right w:type="dxa" w:w="90"/>
+            </w:tcMar>
+          </w:tcPr>
+          <w:p>
+            <w:pPr>
+              <w:spacing w:after="0" w:before="0" w:line="252"/>
+            </w:pPr>
+            <w:r>
+              <w:rPr>
+                <w:sz w:val="17"/>
+                <w:szCs w:val="17"/>
+              </w:rPr>
+              <w:t xml:space="preserve">Втрати (та сама функція, що в оптимізації, IV кв. 2026 – 2029, λ = 1): 122,3 / 118,4 / 115,8 / 114,3; найкращий варіант: 17,5% (λ = 0,5 і 1), 17% (λ = 2)</w:t>
             </w:r>
           </w:p>
         </w:tc>
@@ -10656,7 +10754,7 @@
         </w:trPr>
         <w:tc>
           <w:tcPr>
-            <w:tcW w:type="dxa" w:w="787"/>
+            <w:tcW w:type="dxa" w:w="782"/>
             <w:tcBorders>
               <w:top w:val="single" w:color="C9D6D3" w:sz="4"/>
               <w:left w:val="single" w:color="C9D6D3" w:sz="4"/>
@@ -10688,7 +10786,7 @@
         </w:tc>
         <w:tc>
           <w:tcPr>
-            <w:tcW w:type="dxa" w:w="4570"/>
+            <w:tcW w:type="dxa" w:w="4540"/>
             <w:tcBorders>
               <w:top w:val="single" w:color="C9D6D3" w:sz="4"/>
               <w:left w:val="single" w:color="C9D6D3" w:sz="4"/>
@@ -10733,31 +10831,31 @@
         </w:tc>
         <w:tc>
           <w:tcPr>
-            <w:tcW w:type="dxa" w:w="4507"/>
-            <w:tcBorders>
-              <w:top w:val="single" w:color="C9D6D3" w:sz="4"/>
-              <w:left w:val="single" w:color="C9D6D3" w:sz="4"/>
-              <w:bottom w:val="single" w:color="C9D6D3" w:sz="4"/>
-              <w:right w:val="single" w:color="C9D6D3" w:sz="4"/>
-            </w:tcBorders>
-            <w:shd w:fill="EAF1EF" w:color="auto" w:val="clear"/>
-            <w:tcMar>
-              <w:top w:type="dxa" w:w="50"/>
-              <w:left w:type="dxa" w:w="90"/>
-              <w:bottom w:type="dxa" w:w="50"/>
-              <w:right w:type="dxa" w:w="90"/>
-            </w:tcMar>
-          </w:tcPr>
-          <w:p>
-            <w:pPr>
-              <w:spacing w:after="0" w:before="0" w:line="252"/>
-            </w:pPr>
-            <w:r>
-              <w:rPr>
-                <w:sz w:val="17"/>
-                <w:szCs w:val="17"/>
-              </w:rPr>
-              <w:t xml:space="preserve">16,7% (λ = 2), 16,9% (без реакції на адмінціни), 17,3% (λ = 1) → рекомендуємо 17%</w:t>
+            <w:tcW w:type="dxa" w:w="4542"/>
+            <w:tcBorders>
+              <w:top w:val="single" w:color="C9D6D3" w:sz="4"/>
+              <w:left w:val="single" w:color="C9D6D3" w:sz="4"/>
+              <w:bottom w:val="single" w:color="C9D6D3" w:sz="4"/>
+              <w:right w:val="single" w:color="C9D6D3" w:sz="4"/>
+            </w:tcBorders>
+            <w:shd w:fill="EAF1EF" w:color="auto" w:val="clear"/>
+            <w:tcMar>
+              <w:top w:type="dxa" w:w="50"/>
+              <w:left w:type="dxa" w:w="90"/>
+              <w:bottom w:type="dxa" w:w="50"/>
+              <w:right w:type="dxa" w:w="90"/>
+            </w:tcMar>
+          </w:tcPr>
+          <w:p>
+            <w:pPr>
+              <w:spacing w:after="0" w:before="0" w:line="252"/>
+            </w:pPr>
+            <w:r>
+              <w:rPr>
+                <w:sz w:val="17"/>
+                <w:szCs w:val="17"/>
+              </w:rPr>
+              <w:t xml:space="preserve">16,8% (λ = 2), 16,9% (без реакції на адмінціни), 17,4% (λ = 1) → рекомендуємо 17%</w:t>
             </w:r>
           </w:p>
         </w:tc>
@@ -10769,7 +10867,7 @@
         </w:trPr>
         <w:tc>
           <w:tcPr>
-            <w:tcW w:type="dxa" w:w="787"/>
+            <w:tcW w:type="dxa" w:w="782"/>
             <w:tcBorders>
               <w:top w:val="single" w:color="C9D6D3" w:sz="4"/>
               <w:left w:val="single" w:color="C9D6D3" w:sz="4"/>
@@ -10801,7 +10899,7 @@
         </w:tc>
         <w:tc>
           <w:tcPr>
-            <w:tcW w:type="dxa" w:w="4570"/>
+            <w:tcW w:type="dxa" w:w="4540"/>
             <w:tcBorders>
               <w:top w:val="single" w:color="C9D6D3" w:sz="4"/>
               <w:left w:val="single" w:color="C9D6D3" w:sz="4"/>
@@ -10831,31 +10929,31 @@
         </w:tc>
         <w:tc>
           <w:tcPr>
-            <w:tcW w:type="dxa" w:w="4507"/>
-            <w:tcBorders>
-              <w:top w:val="single" w:color="C9D6D3" w:sz="4"/>
-              <w:left w:val="single" w:color="C9D6D3" w:sz="4"/>
-              <w:bottom w:val="single" w:color="C9D6D3" w:sz="4"/>
-              <w:right w:val="single" w:color="C9D6D3" w:sz="4"/>
-            </w:tcBorders>
-            <w:shd w:fill="FFFFFF" w:color="auto" w:val="clear"/>
-            <w:tcMar>
-              <w:top w:type="dxa" w:w="50"/>
-              <w:left w:type="dxa" w:w="90"/>
-              <w:bottom w:type="dxa" w:w="50"/>
-              <w:right w:type="dxa" w:w="90"/>
-            </w:tcMar>
-          </w:tcPr>
-          <w:p>
-            <w:pPr>
-              <w:spacing w:after="0" w:before="0" w:line="252"/>
-            </w:pPr>
-            <w:r>
-              <w:rPr>
-                <w:sz w:val="17"/>
-                <w:szCs w:val="17"/>
-              </w:rPr>
-              <w:t xml:space="preserve">Інтервал 70% для ІСЦ наприкінці 2027: 3,2–9,9%</w:t>
+            <w:tcW w:type="dxa" w:w="4542"/>
+            <w:tcBorders>
+              <w:top w:val="single" w:color="C9D6D3" w:sz="4"/>
+              <w:left w:val="single" w:color="C9D6D3" w:sz="4"/>
+              <w:bottom w:val="single" w:color="C9D6D3" w:sz="4"/>
+              <w:right w:val="single" w:color="C9D6D3" w:sz="4"/>
+            </w:tcBorders>
+            <w:shd w:fill="FFFFFF" w:color="auto" w:val="clear"/>
+            <w:tcMar>
+              <w:top w:type="dxa" w:w="50"/>
+              <w:left w:type="dxa" w:w="90"/>
+              <w:bottom w:type="dxa" w:w="50"/>
+              <w:right w:type="dxa" w:w="90"/>
+            </w:tcMar>
+          </w:tcPr>
+          <w:p>
+            <w:pPr>
+              <w:spacing w:after="0" w:before="0" w:line="252"/>
+            </w:pPr>
+            <w:r>
+              <w:rPr>
+                <w:sz w:val="17"/>
+                <w:szCs w:val="17"/>
+              </w:rPr>
+              <w:t xml:space="preserve">Інтервал 70% для ІСЦ у IV кв. 2027: 3,2–10,3%</w:t>
             </w:r>
           </w:p>
         </w:tc>
@@ -10867,7 +10965,7 @@
         </w:trPr>
         <w:tc>
           <w:tcPr>
-            <w:tcW w:type="dxa" w:w="787"/>
+            <w:tcW w:type="dxa" w:w="782"/>
             <w:tcBorders>
               <w:top w:val="single" w:color="C9D6D3" w:sz="4"/>
               <w:left w:val="single" w:color="C9D6D3" w:sz="4"/>
@@ -10899,7 +10997,7 @@
         </w:tc>
         <w:tc>
           <w:tcPr>
-            <w:tcW w:type="dxa" w:w="4570"/>
+            <w:tcW w:type="dxa" w:w="4540"/>
             <w:tcBorders>
               <w:top w:val="single" w:color="C9D6D3" w:sz="4"/>
               <w:left w:val="single" w:color="C9D6D3" w:sz="4"/>
@@ -10929,31 +11027,31 @@
         </w:tc>
         <w:tc>
           <w:tcPr>
-            <w:tcW w:type="dxa" w:w="4507"/>
-            <w:tcBorders>
-              <w:top w:val="single" w:color="C9D6D3" w:sz="4"/>
-              <w:left w:val="single" w:color="C9D6D3" w:sz="4"/>
-              <w:bottom w:val="single" w:color="C9D6D3" w:sz="4"/>
-              <w:right w:val="single" w:color="C9D6D3" w:sz="4"/>
-            </w:tcBorders>
-            <w:shd w:fill="EAF1EF" w:color="auto" w:val="clear"/>
-            <w:tcMar>
-              <w:top w:type="dxa" w:w="50"/>
-              <w:left w:type="dxa" w:w="90"/>
-              <w:bottom w:type="dxa" w:w="50"/>
-              <w:right w:type="dxa" w:w="90"/>
-            </w:tcMar>
-          </w:tcPr>
-          <w:p>
-            <w:pPr>
-              <w:spacing w:after="0" w:before="0" w:line="252"/>
-            </w:pPr>
-            <w:r>
-              <w:rPr>
-                <w:sz w:val="17"/>
-                <w:szCs w:val="17"/>
-              </w:rPr>
-              <w:t xml:space="preserve">Помилка ІСЦ на 4 кв. 0,7–1,0 в. п. (наївний: 1,2–5,5)</w:t>
+            <w:tcW w:type="dxa" w:w="4542"/>
+            <w:tcBorders>
+              <w:top w:val="single" w:color="C9D6D3" w:sz="4"/>
+              <w:left w:val="single" w:color="C9D6D3" w:sz="4"/>
+              <w:bottom w:val="single" w:color="C9D6D3" w:sz="4"/>
+              <w:right w:val="single" w:color="C9D6D3" w:sz="4"/>
+            </w:tcBorders>
+            <w:shd w:fill="EAF1EF" w:color="auto" w:val="clear"/>
+            <w:tcMar>
+              <w:top w:type="dxa" w:w="50"/>
+              <w:left w:type="dxa" w:w="90"/>
+              <w:bottom w:type="dxa" w:w="50"/>
+              <w:right w:type="dxa" w:w="90"/>
+            </w:tcMar>
+          </w:tcPr>
+          <w:p>
+            <w:pPr>
+              <w:spacing w:after="0" w:before="0" w:line="252"/>
+            </w:pPr>
+            <w:r>
+              <w:rPr>
+                <w:sz w:val="17"/>
+                <w:szCs w:val="17"/>
+              </w:rPr>
+              <w:t xml:space="preserve">Помилка ІСЦ на 4 кв. 0,8–1,0 в. п. (наївний: 1,3–6,1)</w:t>
             </w:r>
           </w:p>
         </w:tc>
@@ -10965,7 +11063,7 @@
         </w:trPr>
         <w:tc>
           <w:tcPr>
-            <w:tcW w:type="dxa" w:w="787"/>
+            <w:tcW w:type="dxa" w:w="782"/>
             <w:tcBorders>
               <w:top w:val="single" w:color="C9D6D3" w:sz="4"/>
               <w:left w:val="single" w:color="C9D6D3" w:sz="4"/>
@@ -10997,7 +11095,7 @@
         </w:tc>
         <w:tc>
           <w:tcPr>
-            <w:tcW w:type="dxa" w:w="4570"/>
+            <w:tcW w:type="dxa" w:w="4540"/>
             <w:tcBorders>
               <w:top w:val="single" w:color="C9D6D3" w:sz="4"/>
               <w:left w:val="single" w:color="C9D6D3" w:sz="4"/>
@@ -11027,7 +11125,7 @@
         </w:tc>
         <w:tc>
           <w:tcPr>
-            <w:tcW w:type="dxa" w:w="4507"/>
+            <w:tcW w:type="dxa" w:w="4542"/>
             <w:tcBorders>
               <w:top w:val="single" w:color="C9D6D3" w:sz="4"/>
               <w:left w:val="single" w:color="C9D6D3" w:sz="4"/>
@@ -12849,8 +12947,8 @@
         <w:tblLayout w:type="fixed"/>
       </w:tblPr>
       <w:tblGrid>
-        <w:gridCol w:w="5753"/>
-        <w:gridCol w:w="4111"/>
+        <w:gridCol w:w="5347"/>
+        <w:gridCol w:w="4517"/>
       </w:tblGrid>
       <w:tr>
         <w:trPr>
@@ -12859,7 +12957,7 @@
         </w:trPr>
         <w:tc>
           <w:tcPr>
-            <w:tcW w:type="dxa" w:w="5753"/>
+            <w:tcW w:type="dxa" w:w="5347"/>
             <w:tcBorders>
               <w:top w:val="single" w:color="C9D6D3" w:sz="4"/>
               <w:left w:val="single" w:color="C9D6D3" w:sz="4"/>
@@ -12892,7 +12990,7 @@
         </w:tc>
         <w:tc>
           <w:tcPr>
-            <w:tcW w:type="dxa" w:w="4111"/>
+            <w:tcW w:type="dxa" w:w="4517"/>
             <w:tcBorders>
               <w:top w:val="single" w:color="C9D6D3" w:sz="4"/>
               <w:left w:val="single" w:color="C9D6D3" w:sz="4"/>
@@ -12931,7 +13029,7 @@
         </w:trPr>
         <w:tc>
           <w:tcPr>
-            <w:tcW w:type="dxa" w:w="5753"/>
+            <w:tcW w:type="dxa" w:w="5347"/>
             <w:tcBorders>
               <w:top w:val="single" w:color="C9D6D3" w:sz="4"/>
               <w:left w:val="single" w:color="C9D6D3" w:sz="4"/>
@@ -12963,7 +13061,7 @@
         </w:tc>
         <w:tc>
           <w:tcPr>
-            <w:tcW w:type="dxa" w:w="4111"/>
+            <w:tcW w:type="dxa" w:w="4517"/>
             <w:tcBorders>
               <w:top w:val="single" w:color="C9D6D3" w:sz="4"/>
               <w:left w:val="single" w:color="C9D6D3" w:sz="4"/>
@@ -12999,7 +13097,7 @@
         </w:trPr>
         <w:tc>
           <w:tcPr>
-            <w:tcW w:type="dxa" w:w="5753"/>
+            <w:tcW w:type="dxa" w:w="5347"/>
             <w:tcBorders>
               <w:top w:val="single" w:color="C9D6D3" w:sz="4"/>
               <w:left w:val="single" w:color="C9D6D3" w:sz="4"/>
@@ -13031,7 +13129,7 @@
         </w:tc>
         <w:tc>
           <w:tcPr>
-            <w:tcW w:type="dxa" w:w="4111"/>
+            <w:tcW w:type="dxa" w:w="4517"/>
             <w:tcBorders>
               <w:top w:val="single" w:color="C9D6D3" w:sz="4"/>
               <w:left w:val="single" w:color="C9D6D3" w:sz="4"/>
@@ -13067,7 +13165,7 @@
         </w:trPr>
         <w:tc>
           <w:tcPr>
-            <w:tcW w:type="dxa" w:w="5753"/>
+            <w:tcW w:type="dxa" w:w="5347"/>
             <w:tcBorders>
               <w:top w:val="single" w:color="C9D6D3" w:sz="4"/>
               <w:left w:val="single" w:color="C9D6D3" w:sz="4"/>
@@ -13099,7 +13197,7 @@
         </w:tc>
         <w:tc>
           <w:tcPr>
-            <w:tcW w:type="dxa" w:w="4111"/>
+            <w:tcW w:type="dxa" w:w="4517"/>
             <w:tcBorders>
               <w:top w:val="single" w:color="C9D6D3" w:sz="4"/>
               <w:left w:val="single" w:color="C9D6D3" w:sz="4"/>
@@ -13135,7 +13233,7 @@
         </w:trPr>
         <w:tc>
           <w:tcPr>
-            <w:tcW w:type="dxa" w:w="5753"/>
+            <w:tcW w:type="dxa" w:w="5347"/>
             <w:tcBorders>
               <w:top w:val="single" w:color="C9D6D3" w:sz="4"/>
               <w:left w:val="single" w:color="C9D6D3" w:sz="4"/>
@@ -13167,7 +13265,7 @@
         </w:tc>
         <w:tc>
           <w:tcPr>
-            <w:tcW w:type="dxa" w:w="4111"/>
+            <w:tcW w:type="dxa" w:w="4517"/>
             <w:tcBorders>
               <w:top w:val="single" w:color="C9D6D3" w:sz="4"/>
               <w:left w:val="single" w:color="C9D6D3" w:sz="4"/>
@@ -13203,7 +13301,7 @@
         </w:trPr>
         <w:tc>
           <w:tcPr>
-            <w:tcW w:type="dxa" w:w="5753"/>
+            <w:tcW w:type="dxa" w:w="5347"/>
             <w:tcBorders>
               <w:top w:val="single" w:color="C9D6D3" w:sz="4"/>
               <w:left w:val="single" w:color="C9D6D3" w:sz="4"/>
@@ -13235,7 +13333,7 @@
         </w:tc>
         <w:tc>
           <w:tcPr>
-            <w:tcW w:type="dxa" w:w="4111"/>
+            <w:tcW w:type="dxa" w:w="4517"/>
             <w:tcBorders>
               <w:top w:val="single" w:color="C9D6D3" w:sz="4"/>
               <w:left w:val="single" w:color="C9D6D3" w:sz="4"/>
@@ -13271,7 +13369,7 @@
         </w:trPr>
         <w:tc>
           <w:tcPr>
-            <w:tcW w:type="dxa" w:w="5753"/>
+            <w:tcW w:type="dxa" w:w="5347"/>
             <w:tcBorders>
               <w:top w:val="single" w:color="C9D6D3" w:sz="4"/>
               <w:left w:val="single" w:color="C9D6D3" w:sz="4"/>
@@ -13303,7 +13401,7 @@
         </w:tc>
         <w:tc>
           <w:tcPr>
-            <w:tcW w:type="dxa" w:w="4111"/>
+            <w:tcW w:type="dxa" w:w="4517"/>
             <w:tcBorders>
               <w:top w:val="single" w:color="C9D6D3" w:sz="4"/>
               <w:left w:val="single" w:color="C9D6D3" w:sz="4"/>
@@ -13339,7 +13437,7 @@
         </w:trPr>
         <w:tc>
           <w:tcPr>
-            <w:tcW w:type="dxa" w:w="5753"/>
+            <w:tcW w:type="dxa" w:w="5347"/>
             <w:tcBorders>
               <w:top w:val="single" w:color="C9D6D3" w:sz="4"/>
               <w:left w:val="single" w:color="C9D6D3" w:sz="4"/>
@@ -13371,7 +13469,7 @@
         </w:tc>
         <w:tc>
           <w:tcPr>
-            <w:tcW w:type="dxa" w:w="4111"/>
+            <w:tcW w:type="dxa" w:w="4517"/>
             <w:tcBorders>
               <w:top w:val="single" w:color="C9D6D3" w:sz="4"/>
               <w:left w:val="single" w:color="C9D6D3" w:sz="4"/>
@@ -13407,7 +13505,7 @@
         </w:trPr>
         <w:tc>
           <w:tcPr>
-            <w:tcW w:type="dxa" w:w="5753"/>
+            <w:tcW w:type="dxa" w:w="5347"/>
             <w:tcBorders>
               <w:top w:val="single" w:color="C9D6D3" w:sz="4"/>
               <w:left w:val="single" w:color="C9D6D3" w:sz="4"/>
@@ -13439,7 +13537,7 @@
         </w:tc>
         <w:tc>
           <w:tcPr>
-            <w:tcW w:type="dxa" w:w="4111"/>
+            <w:tcW w:type="dxa" w:w="4517"/>
             <w:tcBorders>
               <w:top w:val="single" w:color="C9D6D3" w:sz="4"/>
               <w:left w:val="single" w:color="C9D6D3" w:sz="4"/>
@@ -13475,7 +13573,7 @@
         </w:trPr>
         <w:tc>
           <w:tcPr>
-            <w:tcW w:type="dxa" w:w="5753"/>
+            <w:tcW w:type="dxa" w:w="5347"/>
             <w:tcBorders>
               <w:top w:val="single" w:color="C9D6D3" w:sz="4"/>
               <w:left w:val="single" w:color="C9D6D3" w:sz="4"/>
@@ -13507,7 +13605,7 @@
         </w:tc>
         <w:tc>
           <w:tcPr>
-            <w:tcW w:type="dxa" w:w="4111"/>
+            <w:tcW w:type="dxa" w:w="4517"/>
             <w:tcBorders>
               <w:top w:val="single" w:color="C9D6D3" w:sz="4"/>
               <w:left w:val="single" w:color="C9D6D3" w:sz="4"/>
@@ -13543,7 +13641,7 @@
         </w:trPr>
         <w:tc>
           <w:tcPr>
-            <w:tcW w:type="dxa" w:w="5753"/>
+            <w:tcW w:type="dxa" w:w="5347"/>
             <w:tcBorders>
               <w:top w:val="single" w:color="C9D6D3" w:sz="4"/>
               <w:left w:val="single" w:color="C9D6D3" w:sz="4"/>
@@ -13575,7 +13673,7 @@
         </w:tc>
         <w:tc>
           <w:tcPr>
-            <w:tcW w:type="dxa" w:w="4111"/>
+            <w:tcW w:type="dxa" w:w="4517"/>
             <w:tcBorders>
               <w:top w:val="single" w:color="C9D6D3" w:sz="4"/>
               <w:left w:val="single" w:color="C9D6D3" w:sz="4"/>
@@ -13611,7 +13709,7 @@
         </w:trPr>
         <w:tc>
           <w:tcPr>
-            <w:tcW w:type="dxa" w:w="5753"/>
+            <w:tcW w:type="dxa" w:w="5347"/>
             <w:tcBorders>
               <w:top w:val="single" w:color="C9D6D3" w:sz="4"/>
               <w:left w:val="single" w:color="C9D6D3" w:sz="4"/>
@@ -13643,7 +13741,7 @@
         </w:tc>
         <w:tc>
           <w:tcPr>
-            <w:tcW w:type="dxa" w:w="4111"/>
+            <w:tcW w:type="dxa" w:w="4517"/>
             <w:tcBorders>
               <w:top w:val="single" w:color="C9D6D3" w:sz="4"/>
               <w:left w:val="single" w:color="C9D6D3" w:sz="4"/>
@@ -13679,63 +13777,63 @@
         </w:trPr>
         <w:tc>
           <w:tcPr>
-            <w:tcW w:type="dxa" w:w="5753"/>
-            <w:tcBorders>
-              <w:top w:val="single" w:color="C9D6D3" w:sz="4"/>
-              <w:left w:val="single" w:color="C9D6D3" w:sz="4"/>
-              <w:bottom w:val="single" w:color="C9D6D3" w:sz="4"/>
-              <w:right w:val="single" w:color="C9D6D3" w:sz="4"/>
-            </w:tcBorders>
-            <w:shd w:fill="EAF1EF" w:color="auto" w:val="clear"/>
-            <w:tcMar>
-              <w:top w:type="dxa" w:w="50"/>
-              <w:left w:type="dxa" w:w="90"/>
-              <w:bottom w:type="dxa" w:w="50"/>
-              <w:right w:type="dxa" w:w="90"/>
-            </w:tcMar>
-          </w:tcPr>
-          <w:p>
-            <w:pPr>
-              <w:spacing w:after="0" w:before="0" w:line="252"/>
-            </w:pPr>
-            <w:r>
-              <w:rPr>
-                <w:b/>
-                <w:bCs/>
-                <w:sz w:val="17"/>
-                <w:szCs w:val="17"/>
-              </w:rPr>
-              <w:t xml:space="preserve">Не було платіжного балансу (окремий модуль настановчої сесії) і явної рамки «мета — інструменти — позиції КМП»</w:t>
-            </w:r>
-          </w:p>
-        </w:tc>
-        <w:tc>
-          <w:tcPr>
-            <w:tcW w:type="dxa" w:w="4111"/>
-            <w:tcBorders>
-              <w:top w:val="single" w:color="C9D6D3" w:sz="4"/>
-              <w:left w:val="single" w:color="C9D6D3" w:sz="4"/>
-              <w:bottom w:val="single" w:color="C9D6D3" w:sz="4"/>
-              <w:right w:val="single" w:color="C9D6D3" w:sz="4"/>
-            </w:tcBorders>
-            <w:shd w:fill="EAF1EF" w:color="auto" w:val="clear"/>
-            <w:tcMar>
-              <w:top w:type="dxa" w:w="50"/>
-              <w:left w:type="dxa" w:w="90"/>
-              <w:bottom w:type="dxa" w:w="50"/>
-              <w:right w:type="dxa" w:w="90"/>
-            </w:tcMar>
-          </w:tcPr>
-          <w:p>
-            <w:pPr>
-              <w:spacing w:after="0" w:before="0" w:line="252"/>
-            </w:pPr>
-            <w:r>
-              <w:rPr>
-                <w:sz w:val="17"/>
-                <w:szCs w:val="17"/>
-              </w:rPr>
-              <w:t xml:space="preserve">Два нові слайди</w:t>
+            <w:tcW w:type="dxa" w:w="5347"/>
+            <w:tcBorders>
+              <w:top w:val="single" w:color="C9D6D3" w:sz="4"/>
+              <w:left w:val="single" w:color="C9D6D3" w:sz="4"/>
+              <w:bottom w:val="single" w:color="C9D6D3" w:sz="4"/>
+              <w:right w:val="single" w:color="C9D6D3" w:sz="4"/>
+            </w:tcBorders>
+            <w:shd w:fill="EAF1EF" w:color="auto" w:val="clear"/>
+            <w:tcMar>
+              <w:top w:type="dxa" w:w="50"/>
+              <w:left w:type="dxa" w:w="90"/>
+              <w:bottom w:type="dxa" w:w="50"/>
+              <w:right w:type="dxa" w:w="90"/>
+            </w:tcMar>
+          </w:tcPr>
+          <w:p>
+            <w:pPr>
+              <w:spacing w:after="0" w:before="0" w:line="252"/>
+            </w:pPr>
+            <w:r>
+              <w:rPr>
+                <w:b/>
+                <w:bCs/>
+                <w:sz w:val="17"/>
+                <w:szCs w:val="17"/>
+              </w:rPr>
+              <w:t xml:space="preserve">Модельні темпи (100·ln-різниці) показувалися як % р/р: IV кв. 2026 — 10,4% при середньому місячних 11,0%; порівняння з груднем НБУ було некоректним</w:t>
+            </w:r>
+          </w:p>
+        </w:tc>
+        <w:tc>
+          <w:tcPr>
+            <w:tcW w:type="dxa" w:w="4517"/>
+            <w:tcBorders>
+              <w:top w:val="single" w:color="C9D6D3" w:sz="4"/>
+              <w:left w:val="single" w:color="C9D6D3" w:sz="4"/>
+              <w:bottom w:val="single" w:color="C9D6D3" w:sz="4"/>
+              <w:right w:val="single" w:color="C9D6D3" w:sz="4"/>
+            </w:tcBorders>
+            <w:shd w:fill="EAF1EF" w:color="auto" w:val="clear"/>
+            <w:tcMar>
+              <w:top w:type="dxa" w:w="50"/>
+              <w:left w:type="dxa" w:w="90"/>
+              <w:bottom w:type="dxa" w:w="50"/>
+              <w:right w:type="dxa" w:w="90"/>
+            </w:tcMar>
+          </w:tcPr>
+          <w:p>
+            <w:pPr>
+              <w:spacing w:after="0" w:before="0" w:line="252"/>
+            </w:pPr>
+            <w:r>
+              <w:rPr>
+                <w:sz w:val="17"/>
+                <w:szCs w:val="17"/>
+              </w:rPr>
+              <w:t xml:space="preserve">Звіти у звичайних % р/р, ціль у моделі = 100·ln 1,05; тест звіряє квартальну інфляцію моделі з даними Держстату</w:t>
             </w:r>
           </w:p>
         </w:tc>
@@ -13747,63 +13845,63 @@
         </w:trPr>
         <w:tc>
           <w:tcPr>
-            <w:tcW w:type="dxa" w:w="5753"/>
-            <w:tcBorders>
-              <w:top w:val="single" w:color="C9D6D3" w:sz="4"/>
-              <w:left w:val="single" w:color="C9D6D3" w:sz="4"/>
-              <w:bottom w:val="single" w:color="C9D6D3" w:sz="4"/>
-              <w:right w:val="single" w:color="C9D6D3" w:sz="4"/>
-            </w:tcBorders>
-            <w:shd w:fill="FFFFFF" w:color="auto" w:val="clear"/>
-            <w:tcMar>
-              <w:top w:type="dxa" w:w="50"/>
-              <w:left w:type="dxa" w:w="90"/>
-              <w:bottom w:type="dxa" w:w="50"/>
-              <w:right w:type="dxa" w:w="90"/>
-            </w:tcMar>
-          </w:tcPr>
-          <w:p>
-            <w:pPr>
-              <w:spacing w:after="0" w:before="0" w:line="252"/>
-            </w:pPr>
-            <w:r>
-              <w:rPr>
-                <w:b/>
-                <w:bCs/>
-                <w:sz w:val="17"/>
-                <w:szCs w:val="17"/>
-              </w:rPr>
-              <w:t xml:space="preserve">Місяці імпорту рахувалися за поточним імпортом, а НБУ — за імпортом наступного року</w:t>
-            </w:r>
-          </w:p>
-        </w:tc>
-        <w:tc>
-          <w:tcPr>
-            <w:tcW w:type="dxa" w:w="4111"/>
-            <w:tcBorders>
-              <w:top w:val="single" w:color="C9D6D3" w:sz="4"/>
-              <w:left w:val="single" w:color="C9D6D3" w:sz="4"/>
-              <w:bottom w:val="single" w:color="C9D6D3" w:sz="4"/>
-              <w:right w:val="single" w:color="C9D6D3" w:sz="4"/>
-            </w:tcBorders>
-            <w:shd w:fill="FFFFFF" w:color="auto" w:val="clear"/>
-            <w:tcMar>
-              <w:top w:type="dxa" w:w="50"/>
-              <w:left w:type="dxa" w:w="90"/>
-              <w:bottom w:type="dxa" w:w="50"/>
-              <w:right w:type="dxa" w:w="90"/>
-            </w:tcMar>
-          </w:tcPr>
-          <w:p>
-            <w:pPr>
-              <w:spacing w:after="0" w:before="0" w:line="252"/>
-            </w:pPr>
-            <w:r>
-              <w:rPr>
-                <w:sz w:val="17"/>
-                <w:szCs w:val="17"/>
-              </w:rPr>
-              <w:t xml:space="preserve">Перейшли на методику НБУ; на графік резервів додано прогноз НБУ</w:t>
+            <w:tcW w:type="dxa" w:w="5347"/>
+            <w:tcBorders>
+              <w:top w:val="single" w:color="C9D6D3" w:sz="4"/>
+              <w:left w:val="single" w:color="C9D6D3" w:sz="4"/>
+              <w:bottom w:val="single" w:color="C9D6D3" w:sz="4"/>
+              <w:right w:val="single" w:color="C9D6D3" w:sz="4"/>
+            </w:tcBorders>
+            <w:shd w:fill="FFFFFF" w:color="auto" w:val="clear"/>
+            <w:tcMar>
+              <w:top w:type="dxa" w:w="50"/>
+              <w:left w:type="dxa" w:w="90"/>
+              <w:bottom w:type="dxa" w:w="50"/>
+              <w:right w:type="dxa" w:w="90"/>
+            </w:tcMar>
+          </w:tcPr>
+          <w:p>
+            <w:pPr>
+              <w:spacing w:after="0" w:before="0" w:line="252"/>
+            </w:pPr>
+            <w:r>
+              <w:rPr>
+                <w:b/>
+                <w:bCs/>
+                <w:sz w:val="17"/>
+                <w:szCs w:val="17"/>
+              </w:rPr>
+              <w:t xml:space="preserve">Таблиця варіантів рахувала втрати без вартості змін ставки — виходило, що вища ставка завжди краща («кожні +0,5 в. п. знижують втрати»)</w:t>
+            </w:r>
+          </w:p>
+        </w:tc>
+        <w:tc>
+          <w:tcPr>
+            <w:tcW w:type="dxa" w:w="4517"/>
+            <w:tcBorders>
+              <w:top w:val="single" w:color="C9D6D3" w:sz="4"/>
+              <w:left w:val="single" w:color="C9D6D3" w:sz="4"/>
+              <w:bottom w:val="single" w:color="C9D6D3" w:sz="4"/>
+              <w:right w:val="single" w:color="C9D6D3" w:sz="4"/>
+            </w:tcBorders>
+            <w:shd w:fill="FFFFFF" w:color="auto" w:val="clear"/>
+            <w:tcMar>
+              <w:top w:type="dxa" w:w="50"/>
+              <w:left w:type="dxa" w:w="90"/>
+              <w:bottom w:type="dxa" w:w="50"/>
+              <w:right w:type="dxa" w:w="90"/>
+            </w:tcMar>
+          </w:tcPr>
+          <w:p>
+            <w:pPr>
+              <w:spacing w:after="0" w:before="0" w:line="252"/>
+            </w:pPr>
+            <w:r>
+              <w:rPr>
+                <w:sz w:val="17"/>
+                <w:szCs w:val="17"/>
+              </w:rPr>
+              <w:t xml:space="preserve">Та сама функція втрат, що й в оптимізації (з різкими змінами ставки): мінімум усередині, 17–17,5%</w:t>
             </w:r>
           </w:p>
         </w:tc>
@@ -13815,7 +13913,279 @@
         </w:trPr>
         <w:tc>
           <w:tcPr>
-            <w:tcW w:type="dxa" w:w="5753"/>
+            <w:tcW w:type="dxa" w:w="5347"/>
+            <w:tcBorders>
+              <w:top w:val="single" w:color="C9D6D3" w:sz="4"/>
+              <w:left w:val="single" w:color="C9D6D3" w:sz="4"/>
+              <w:bottom w:val="single" w:color="C9D6D3" w:sz="4"/>
+              <w:right w:val="single" w:color="C9D6D3" w:sz="4"/>
+            </w:tcBorders>
+            <w:shd w:fill="EAF1EF" w:color="auto" w:val="clear"/>
+            <w:tcMar>
+              <w:top w:type="dxa" w:w="50"/>
+              <w:left w:type="dxa" w:w="90"/>
+              <w:bottom w:type="dxa" w:w="50"/>
+              <w:right w:type="dxa" w:w="90"/>
+            </w:tcMar>
+          </w:tcPr>
+          <w:p>
+            <w:pPr>
+              <w:spacing w:after="0" w:before="0" w:line="252"/>
+            </w:pPr>
+            <w:r>
+              <w:rPr>
+                <w:b/>
+                <w:bCs/>
+                <w:sz w:val="17"/>
+                <w:szCs w:val="17"/>
+              </w:rPr>
+              <w:t xml:space="preserve">На слайдах «реальна ставка ≈7% — вище нейтральної», а після вересня модель дає ≈6,2% проти нейтральної ≈6,6%</w:t>
+            </w:r>
+          </w:p>
+        </w:tc>
+        <w:tc>
+          <w:tcPr>
+            <w:tcW w:type="dxa" w:w="4517"/>
+            <w:tcBorders>
+              <w:top w:val="single" w:color="C9D6D3" w:sz="4"/>
+              <w:left w:val="single" w:color="C9D6D3" w:sz="4"/>
+              <w:bottom w:val="single" w:color="C9D6D3" w:sz="4"/>
+              <w:right w:val="single" w:color="C9D6D3" w:sz="4"/>
+            </w:tcBorders>
+            <w:shd w:fill="EAF1EF" w:color="auto" w:val="clear"/>
+            <w:tcMar>
+              <w:top w:type="dxa" w:w="50"/>
+              <w:left w:type="dxa" w:w="90"/>
+              <w:bottom w:type="dxa" w:w="50"/>
+              <w:right w:type="dxa" w:w="90"/>
+            </w:tcMar>
+          </w:tcPr>
+          <w:p>
+            <w:pPr>
+              <w:spacing w:after="0" w:before="0" w:line="252"/>
+            </w:pPr>
+            <w:r>
+              <w:rPr>
+                <w:sz w:val="17"/>
+                <w:szCs w:val="17"/>
+              </w:rPr>
+              <w:t xml:space="preserve">Формулювання з моделі: зараз нижче нейтральної, за 17% зросте до ≈8,7% у II кв. 2027</w:t>
+            </w:r>
+          </w:p>
+        </w:tc>
+      </w:tr>
+      <w:tr>
+        <w:trPr>
+          <w:cantSplit/>
+          <w:tblHeader w:val="off"/>
+        </w:trPr>
+        <w:tc>
+          <w:tcPr>
+            <w:tcW w:type="dxa" w:w="5347"/>
+            <w:tcBorders>
+              <w:top w:val="single" w:color="C9D6D3" w:sz="4"/>
+              <w:left w:val="single" w:color="C9D6D3" w:sz="4"/>
+              <w:bottom w:val="single" w:color="C9D6D3" w:sz="4"/>
+              <w:right w:val="single" w:color="C9D6D3" w:sz="4"/>
+            </w:tcBorders>
+            <w:shd w:fill="FFFFFF" w:color="auto" w:val="clear"/>
+            <w:tcMar>
+              <w:top w:type="dxa" w:w="50"/>
+              <w:left w:type="dxa" w:w="90"/>
+              <w:bottom w:type="dxa" w:w="50"/>
+              <w:right w:type="dxa" w:w="90"/>
+            </w:tcMar>
+          </w:tcPr>
+          <w:p>
+            <w:pPr>
+              <w:spacing w:after="0" w:before="0" w:line="252"/>
+            </w:pPr>
+            <w:r>
+              <w:rPr>
+                <w:b/>
+                <w:bCs/>
+                <w:sz w:val="17"/>
+                <w:szCs w:val="17"/>
+              </w:rPr>
+              <w:t xml:space="preserve">Ф'ючерси Brent і реальна ставка на слайдах були вписані вручну й застаріли після оновлення даних</w:t>
+            </w:r>
+          </w:p>
+        </w:tc>
+        <w:tc>
+          <w:tcPr>
+            <w:tcW w:type="dxa" w:w="4517"/>
+            <w:tcBorders>
+              <w:top w:val="single" w:color="C9D6D3" w:sz="4"/>
+              <w:left w:val="single" w:color="C9D6D3" w:sz="4"/>
+              <w:bottom w:val="single" w:color="C9D6D3" w:sz="4"/>
+              <w:right w:val="single" w:color="C9D6D3" w:sz="4"/>
+            </w:tcBorders>
+            <w:shd w:fill="FFFFFF" w:color="auto" w:val="clear"/>
+            <w:tcMar>
+              <w:top w:type="dxa" w:w="50"/>
+              <w:left w:type="dxa" w:w="90"/>
+              <w:bottom w:type="dxa" w:w="50"/>
+              <w:right w:type="dxa" w:w="90"/>
+            </w:tcMar>
+          </w:tcPr>
+          <w:p>
+            <w:pPr>
+              <w:spacing w:after="0" w:before="0" w:line="252"/>
+            </w:pPr>
+            <w:r>
+              <w:rPr>
+                <w:sz w:val="17"/>
+                <w:szCs w:val="17"/>
+              </w:rPr>
+              <w:t xml:space="preserve">Беруться з даних автоматично</w:t>
+            </w:r>
+          </w:p>
+        </w:tc>
+      </w:tr>
+      <w:tr>
+        <w:trPr>
+          <w:cantSplit/>
+          <w:tblHeader w:val="off"/>
+        </w:trPr>
+        <w:tc>
+          <w:tcPr>
+            <w:tcW w:type="dxa" w:w="5347"/>
+            <w:tcBorders>
+              <w:top w:val="single" w:color="C9D6D3" w:sz="4"/>
+              <w:left w:val="single" w:color="C9D6D3" w:sz="4"/>
+              <w:bottom w:val="single" w:color="C9D6D3" w:sz="4"/>
+              <w:right w:val="single" w:color="C9D6D3" w:sz="4"/>
+            </w:tcBorders>
+            <w:shd w:fill="EAF1EF" w:color="auto" w:val="clear"/>
+            <w:tcMar>
+              <w:top w:type="dxa" w:w="50"/>
+              <w:left w:type="dxa" w:w="90"/>
+              <w:bottom w:type="dxa" w:w="50"/>
+              <w:right w:type="dxa" w:w="90"/>
+            </w:tcMar>
+          </w:tcPr>
+          <w:p>
+            <w:pPr>
+              <w:spacing w:after="0" w:before="0" w:line="252"/>
+            </w:pPr>
+            <w:r>
+              <w:rPr>
+                <w:b/>
+                <w:bCs/>
+                <w:sz w:val="17"/>
+                <w:szCs w:val="17"/>
+              </w:rPr>
+              <w:t xml:space="preserve">Не було платіжного балансу (окремий модуль настановчої сесії) і явної рамки «мета — інструменти — позиції КМП»</w:t>
+            </w:r>
+          </w:p>
+        </w:tc>
+        <w:tc>
+          <w:tcPr>
+            <w:tcW w:type="dxa" w:w="4517"/>
+            <w:tcBorders>
+              <w:top w:val="single" w:color="C9D6D3" w:sz="4"/>
+              <w:left w:val="single" w:color="C9D6D3" w:sz="4"/>
+              <w:bottom w:val="single" w:color="C9D6D3" w:sz="4"/>
+              <w:right w:val="single" w:color="C9D6D3" w:sz="4"/>
+            </w:tcBorders>
+            <w:shd w:fill="EAF1EF" w:color="auto" w:val="clear"/>
+            <w:tcMar>
+              <w:top w:type="dxa" w:w="50"/>
+              <w:left w:type="dxa" w:w="90"/>
+              <w:bottom w:type="dxa" w:w="50"/>
+              <w:right w:type="dxa" w:w="90"/>
+            </w:tcMar>
+          </w:tcPr>
+          <w:p>
+            <w:pPr>
+              <w:spacing w:after="0" w:before="0" w:line="252"/>
+            </w:pPr>
+            <w:r>
+              <w:rPr>
+                <w:sz w:val="17"/>
+                <w:szCs w:val="17"/>
+              </w:rPr>
+              <w:t xml:space="preserve">Два нові слайди</w:t>
+            </w:r>
+          </w:p>
+        </w:tc>
+      </w:tr>
+      <w:tr>
+        <w:trPr>
+          <w:cantSplit/>
+          <w:tblHeader w:val="off"/>
+        </w:trPr>
+        <w:tc>
+          <w:tcPr>
+            <w:tcW w:type="dxa" w:w="5347"/>
+            <w:tcBorders>
+              <w:top w:val="single" w:color="C9D6D3" w:sz="4"/>
+              <w:left w:val="single" w:color="C9D6D3" w:sz="4"/>
+              <w:bottom w:val="single" w:color="C9D6D3" w:sz="4"/>
+              <w:right w:val="single" w:color="C9D6D3" w:sz="4"/>
+            </w:tcBorders>
+            <w:shd w:fill="FFFFFF" w:color="auto" w:val="clear"/>
+            <w:tcMar>
+              <w:top w:type="dxa" w:w="50"/>
+              <w:left w:type="dxa" w:w="90"/>
+              <w:bottom w:type="dxa" w:w="50"/>
+              <w:right w:type="dxa" w:w="90"/>
+            </w:tcMar>
+          </w:tcPr>
+          <w:p>
+            <w:pPr>
+              <w:spacing w:after="0" w:before="0" w:line="252"/>
+            </w:pPr>
+            <w:r>
+              <w:rPr>
+                <w:b/>
+                <w:bCs/>
+                <w:sz w:val="17"/>
+                <w:szCs w:val="17"/>
+              </w:rPr>
+              <w:t xml:space="preserve">Місяці імпорту рахувалися за поточним імпортом, а НБУ — за імпортом наступного року</w:t>
+            </w:r>
+          </w:p>
+        </w:tc>
+        <w:tc>
+          <w:tcPr>
+            <w:tcW w:type="dxa" w:w="4517"/>
+            <w:tcBorders>
+              <w:top w:val="single" w:color="C9D6D3" w:sz="4"/>
+              <w:left w:val="single" w:color="C9D6D3" w:sz="4"/>
+              <w:bottom w:val="single" w:color="C9D6D3" w:sz="4"/>
+              <w:right w:val="single" w:color="C9D6D3" w:sz="4"/>
+            </w:tcBorders>
+            <w:shd w:fill="FFFFFF" w:color="auto" w:val="clear"/>
+            <w:tcMar>
+              <w:top w:type="dxa" w:w="50"/>
+              <w:left w:type="dxa" w:w="90"/>
+              <w:bottom w:type="dxa" w:w="50"/>
+              <w:right w:type="dxa" w:w="90"/>
+            </w:tcMar>
+          </w:tcPr>
+          <w:p>
+            <w:pPr>
+              <w:spacing w:after="0" w:before="0" w:line="252"/>
+            </w:pPr>
+            <w:r>
+              <w:rPr>
+                <w:sz w:val="17"/>
+                <w:szCs w:val="17"/>
+              </w:rPr>
+              <w:t xml:space="preserve">Перейшли на методику НБУ; на графік резервів додано прогноз НБУ</w:t>
+            </w:r>
+          </w:p>
+        </w:tc>
+      </w:tr>
+      <w:tr>
+        <w:trPr>
+          <w:cantSplit/>
+          <w:tblHeader w:val="off"/>
+        </w:trPr>
+        <w:tc>
+          <w:tcPr>
+            <w:tcW w:type="dxa" w:w="5347"/>
             <w:tcBorders>
               <w:top w:val="single" w:color="C9D6D3" w:sz="4"/>
               <w:left w:val="single" w:color="C9D6D3" w:sz="4"/>
@@ -13847,7 +14217,7 @@
         </w:tc>
         <w:tc>
           <w:tcPr>
-            <w:tcW w:type="dxa" w:w="4111"/>
+            <w:tcW w:type="dxa" w:w="4517"/>
             <w:tcBorders>
               <w:top w:val="single" w:color="C9D6D3" w:sz="4"/>
               <w:left w:val="single" w:color="C9D6D3" w:sz="4"/>

--- a/docs/scope_of_work.docx
+++ b/docs/scope_of_work.docx
@@ -230,7 +230,7 @@
               </w:rPr>
               <w:t xml:space="preserve">Шаблон QPM НБУ для конкурсу (</w:t>
             </w:r>
-            <w:hyperlink w:history="1" r:id="rIdz_33ddc60qxelcje3ytw_">
+            <w:hyperlink w:history="1" r:id="rIdf4dllzbs4znkbuwdrp4dj">
               <w:r>
                 <w:rPr>
                   <w:color w:val="1F63B5"/>
@@ -790,7 +790,7 @@
         </w:rPr>
         <w:t xml:space="preserve">Ключове питання конкурсу: «Якими мають бути рішення Правління НБУ щодо процентних ставок, офіційного курсу та валютних обмежень під час війни і чому?» (</w:t>
       </w:r>
-      <w:hyperlink w:history="1" r:id="rIddpp2hiao9sbpug00uv93r">
+      <w:hyperlink w:history="1" r:id="rIdxr8laaabuozzoq4cxsc7h">
         <w:r>
           <w:rPr>
             <w:color w:val="1F63B5"/>
@@ -3354,7 +3354,7 @@
               </w:rPr>
               <w:t xml:space="preserve">Держстат через </w:t>
             </w:r>
-            <w:hyperlink w:history="1" r:id="rIdngbi6xg12lyakdne9sqpq">
+            <w:hyperlink w:history="1" r:id="rIdj3k-kffaccyxecy3e9d0y">
               <w:r>
                 <w:rPr>
                   <w:color w:val="1F63B5"/>
@@ -3555,7 +3555,7 @@
             <w:pPr>
               <w:spacing w:after="0" w:before="0" w:line="252"/>
             </w:pPr>
-            <w:hyperlink w:history="1" r:id="rId-iic6azqr87nb7gwihhas">
+            <w:hyperlink w:history="1" r:id="rIdzzbir1gwovzikk0kcfdij">
               <w:r>
                 <w:rPr>
                   <w:color w:val="1F63B5"/>
@@ -4065,7 +4065,7 @@
               </w:rPr>
               <w:t xml:space="preserve">Держстат; </w:t>
             </w:r>
-            <w:hyperlink w:history="1" r:id="rIdjv01dsdp1lh4z8so_syhv">
+            <w:hyperlink w:history="1" r:id="rIdmdicxptvw512smn3dhm88">
               <w:r>
                 <w:rPr>
                   <w:color w:val="1F63B5"/>
@@ -4228,7 +4228,7 @@
             <w:pPr>
               <w:spacing w:after="0" w:before="0" w:line="252"/>
             </w:pPr>
-            <w:hyperlink w:history="1" r:id="rIdumbwvadasigscbjtojuvc">
+            <w:hyperlink w:history="1" r:id="rIdlnd8mpro8o0zbdq6kk481">
               <w:r>
                 <w:rPr>
                   <w:color w:val="1F63B5"/>
@@ -4246,7 +4246,7 @@
               </w:rPr>
               <w:t xml:space="preserve">; </w:t>
             </w:r>
-            <w:hyperlink w:history="1" r:id="rIddnz3eqfluillckmv6-n_k">
+            <w:hyperlink w:history="1" r:id="rIdpajl1zxdqrd6thhv79dxl">
               <w:r>
                 <w:rPr>
                   <w:color w:val="1F63B5"/>
@@ -4409,7 +4409,7 @@
             <w:pPr>
               <w:spacing w:after="0" w:before="0" w:line="252"/>
             </w:pPr>
-            <w:hyperlink w:history="1" r:id="rId2kmpqjztyamzpib_tz2zn">
+            <w:hyperlink w:history="1" r:id="rIdr_pzakwwstwwhrrticrns">
               <w:r>
                 <w:rPr>
                   <w:color w:val="1F63B5"/>
@@ -4754,7 +4754,7 @@
             <w:pPr>
               <w:spacing w:after="0" w:before="0" w:line="252"/>
             </w:pPr>
-            <w:hyperlink w:history="1" r:id="rId6v7c2th1i3b8ujrh_w-6e">
+            <w:hyperlink w:history="1" r:id="rIdedmxpupz4keavtzqwbzze">
               <w:r>
                 <w:rPr>
                   <w:color w:val="1F63B5"/>
@@ -4772,7 +4772,7 @@
               </w:rPr>
               <w:t xml:space="preserve">; </w:t>
             </w:r>
-            <w:hyperlink w:history="1" r:id="rIdi9uz811shhamhypo35_k_">
+            <w:hyperlink w:history="1" r:id="rIdr9dgsjeet04tqqcqysfxi">
               <w:r>
                 <w:rPr>
                   <w:color w:val="1F63B5"/>
@@ -4790,7 +4790,7 @@
               </w:rPr>
               <w:t xml:space="preserve">; USD/EUR — ЄЦБ, далі </w:t>
             </w:r>
-            <w:hyperlink w:history="1" r:id="rIdcs6v7pffgnrloq3edcfvl">
+            <w:hyperlink w:history="1" r:id="rIdrky2zefadwmupy4z-hqza">
               <w:r>
                 <w:rPr>
                   <w:color w:val="1F63B5"/>
@@ -5233,7 +5233,7 @@
             <w:pPr>
               <w:spacing w:after="0" w:before="0" w:line="252"/>
             </w:pPr>
-            <w:hyperlink w:history="1" r:id="rIdoorz-cs97y8v_uow1v9q_">
+            <w:hyperlink w:history="1" r:id="rIdsgsbxd3jxdq-nswrzo4ui">
               <w:r>
                 <w:rPr>
                   <w:color w:val="1F63B5"/>
@@ -5251,7 +5251,7 @@
               </w:rPr>
               <w:t xml:space="preserve"> — </w:t>
             </w:r>
-            <w:hyperlink w:history="1" r:id="rIdx62fovrkpztsgsffs6ou1">
+            <w:hyperlink w:history="1" r:id="rIdod3ic0whg5jy7xy9ka9-t">
               <w:r>
                 <w:rPr>
                   <w:color w:val="1F63B5"/>
@@ -5323,7 +5323,7 @@
             <w:pPr>
               <w:spacing w:after="0" w:before="0" w:line="252"/>
             </w:pPr>
-            <w:hyperlink w:history="1" r:id="rId8earhsrfyubdwjbjt-yz2">
+            <w:hyperlink w:history="1" r:id="rIdcyxuhlsjn2jpbzy-uyodc">
               <w:r>
                 <w:rPr>
                   <w:color w:val="1F63B5"/>
@@ -5395,7 +5395,7 @@
             <w:pPr>
               <w:spacing w:after="0" w:before="0" w:line="252"/>
             </w:pPr>
-            <w:hyperlink w:history="1" r:id="rId3lwpa6brn6otzbhjrf9m2">
+            <w:hyperlink w:history="1" r:id="rIdzvfhmpbl38xsj5j9tp3m3">
               <w:r>
                 <w:rPr>
                   <w:color w:val="1F63B5"/>
@@ -5565,7 +5565,7 @@
             <w:pPr>
               <w:spacing w:after="0" w:before="0" w:line="252"/>
             </w:pPr>
-            <w:hyperlink w:history="1" r:id="rIdau3znh-07hxgre6oiw7hg">
+            <w:hyperlink w:history="1" r:id="rIdnkvfefw9c_deoaoxrkmsm">
               <w:r>
                 <w:rPr>
                   <w:color w:val="1F63B5"/>
@@ -5583,7 +5583,7 @@
               </w:rPr>
               <w:t xml:space="preserve">, </w:t>
             </w:r>
-            <w:hyperlink w:history="1" r:id="rIdx0podxypp6pk15m_a2zjo">
+            <w:hyperlink w:history="1" r:id="rId4abyax0xjqi5jfrakcgcx">
               <w:r>
                 <w:rPr>
                   <w:color w:val="1F63B5"/>
@@ -5655,7 +5655,7 @@
             <w:pPr>
               <w:spacing w:after="0" w:before="0" w:line="252"/>
             </w:pPr>
-            <w:hyperlink w:history="1" r:id="rIdzxdelolk8gtmpwcug5zc4">
+            <w:hyperlink w:history="1" r:id="rIdw3sbgjtlytzaicj_2nrtz">
               <w:r>
                 <w:rPr>
                   <w:color w:val="1F63B5"/>
@@ -5673,7 +5673,7 @@
               </w:rPr>
               <w:t xml:space="preserve">, </w:t>
             </w:r>
-            <w:hyperlink w:history="1" r:id="rIdvuypxviigwxxhoanbrn7l">
+            <w:hyperlink w:history="1" r:id="rIdeu-hgbjb4jobx0nbuwzq5">
               <w:r>
                 <w:rPr>
                   <w:color w:val="1F63B5"/>
@@ -5745,7 +5745,7 @@
             <w:pPr>
               <w:spacing w:after="0" w:before="0" w:line="252"/>
             </w:pPr>
-            <w:hyperlink w:history="1" r:id="rIdrwwvldxtx6azpz4nvcgsm">
+            <w:hyperlink w:history="1" r:id="rIdrs9txikpyweawlcilwe5r">
               <w:r>
                 <w:rPr>
                   <w:color w:val="1F63B5"/>
@@ -5824,7 +5824,7 @@
             <w:pPr>
               <w:spacing w:after="0" w:before="0" w:line="252"/>
             </w:pPr>
-            <w:hyperlink w:history="1" r:id="rIdgdvloytzd6qg0vphrbj-c">
+            <w:hyperlink w:history="1" r:id="rId48eaoatmwgpqxhqpo6184">
               <w:r>
                 <w:rPr>
                   <w:color w:val="1F63B5"/>
@@ -5842,7 +5842,7 @@
               </w:rPr>
               <w:t xml:space="preserve">; </w:t>
             </w:r>
-            <w:hyperlink w:history="1" r:id="rId8uosggziseuzshn5y8-xi">
+            <w:hyperlink w:history="1" r:id="rIdhyu5jqvsbxnyjzvz3shpb">
               <w:r>
                 <w:rPr>
                   <w:color w:val="1F63B5"/>
@@ -6057,7 +6057,7 @@
             <w:pPr>
               <w:spacing w:after="0" w:before="0" w:line="252"/>
             </w:pPr>
-            <w:hyperlink w:history="1" r:id="rIdctlivhblhacwabxlhfkyu">
+            <w:hyperlink w:history="1" r:id="rIduth2fgsr2rlvvtihirnff">
               <w:r>
                 <w:rPr>
                   <w:color w:val="1F63B5"/>
@@ -6129,7 +6129,7 @@
             <w:pPr>
               <w:spacing w:after="0" w:before="0" w:line="252"/>
             </w:pPr>
-            <w:hyperlink w:history="1" r:id="rIdkmgdro_mocth-e-sipip-">
+            <w:hyperlink w:history="1" r:id="rIdxl0pqzoki_zwfp4kwspud">
               <w:r>
                 <w:rPr>
                   <w:color w:val="1F63B5"/>
@@ -6201,7 +6201,7 @@
             <w:pPr>
               <w:spacing w:after="0" w:before="0" w:line="252"/>
             </w:pPr>
-            <w:hyperlink w:history="1" r:id="rIdslhlt5j18gjml3gkze7xv">
+            <w:hyperlink w:history="1" r:id="rIdruft8vcqphizkvl6suba0">
               <w:r>
                 <w:rPr>
                   <w:color w:val="1F63B5"/>
@@ -6219,7 +6219,7 @@
               </w:rPr>
               <w:t xml:space="preserve">; </w:t>
             </w:r>
-            <w:hyperlink w:history="1" r:id="rIdm2oagwu7mqy2gbcutx0jb">
+            <w:hyperlink w:history="1" r:id="rIdchljvwh5ujy0njlakehll">
               <w:r>
                 <w:rPr>
                   <w:color w:val="1F63B5"/>
@@ -9012,7 +9012,7 @@
               </w:rPr>
               <w:t xml:space="preserve">Вторинні ефекти атак в опалювальний сезон; НБУ: +0,4–0,6 в. п. (</w:t>
             </w:r>
-            <w:hyperlink w:history="1" r:id="rIdxhljcibverdhixjmtc-ns">
+            <w:hyperlink w:history="1" r:id="rIdkdu0hnbqu9rp54_8wqn8z">
               <w:r>
                 <w:rPr>
                   <w:color w:val="1F63B5"/>
@@ -9147,7 +9147,7 @@
               </w:rPr>
               <w:t xml:space="preserve">Середнє 2016–2026 = 1,7 в. п.; НБУ: адмінціни +14,0% / +11,3% (</w:t>
             </w:r>
-            <w:hyperlink w:history="1" r:id="rIdbvmh2clo4zsmqezrdrrff">
+            <w:hyperlink w:history="1" r:id="rIdisorauyqr3fxmgx8hmbq0">
               <w:r>
                 <w:rPr>
                   <w:color w:val="1F63B5"/>
@@ -9290,7 +9290,7 @@
               </w:rPr>
               <w:t xml:space="preserve">Оборонний USL ($33,2 / 16,7 млрд), </w:t>
             </w:r>
-            <w:hyperlink w:history="1" r:id="rIdezia71gqmu7fixu67nd4a">
+            <w:hyperlink w:history="1" r:id="rIdpxinzpudkd-artrlz_voy">
               <w:r>
                 <w:rPr>
                   <w:color w:val="1F63B5"/>
@@ -9418,7 +9418,7 @@
               </w:rPr>
               <w:t xml:space="preserve">Затримки фінансування, резерви $47,1 млрд (</w:t>
             </w:r>
-            <w:hyperlink w:history="1" r:id="rIdpncm2so1xirfnnusvzzhc">
+            <w:hyperlink w:history="1" r:id="rIdpchgrnkhrlhygjzxkitry">
               <w:r>
                 <w:rPr>
                   <w:color w:val="1F63B5"/>
@@ -9834,7 +9834,7 @@
                 <w:sz w:val="17"/>
                 <w:szCs w:val="17"/>
               </w:rPr>
-              <w:t xml:space="preserve">17% у IV кв. 2026 – II кв. 2027; далі — траєкторія повернення до цілі: 15,6% (кінець 2027), 10,3% (2028), 9,0% (2029)</w:t>
+              <w:t xml:space="preserve">17% у IV кв. 2026 – II кв. 2027; далі — траєкторія повернення до цілі: 14,7% (кінець 2027), 10,1% (2028), 9,0% (2029)</w:t>
             </w:r>
           </w:p>
         </w:tc>
@@ -9864,7 +9864,22 @@
                 <w:sz w:val="17"/>
                 <w:szCs w:val="17"/>
               </w:rPr>
-              <w:t xml:space="preserve">Ціль 5% на горизонті до 3 років. Мінімум Σ w·(π−5)² + 0,5·розрив² + (Δi)², w = 5 у 2029. Механічне правило дало б лише 4,4% у 2029</w:t>
+              <w:t xml:space="preserve">Ціль 5% на горизонті до 3 років. Мінімум Σ w·(π−5)² + 0,5·розрив² + (Δi)², w = 5 у 2029; адмінціни — з вагою 50% (</w:t>
+            </w:r>
+            <w:r>
+              <w:rPr>
+                <w:rFonts w:ascii="Consolas" w:cs="Consolas" w:eastAsia="Consolas" w:hAnsi="Consolas"/>
+                <w:sz w:val="15"/>
+                <w:szCs w:val="15"/>
+              </w:rPr>
+              <w:t xml:space="preserve">config.ADMIN_REACTION</w:t>
+            </w:r>
+            <w:r>
+              <w:rPr>
+                <w:sz w:val="17"/>
+                <w:szCs w:val="17"/>
+              </w:rPr>
+              <w:t xml:space="preserve">), приземлення у 2029 — за фактичною інфляцією</w:t>
             </w:r>
           </w:p>
         </w:tc>
@@ -10205,7 +10220,7 @@
                 <w:sz w:val="17"/>
                 <w:szCs w:val="17"/>
               </w:rPr>
-              <w:t xml:space="preserve">ІСЦ до 12,7%, ставка до 17,8%, ВВП-2027 −0,2%</w:t>
+              <w:t xml:space="preserve">ІСЦ до 12,8%, ставка до 17,8%, ВВП-2027 −0,1%</w:t>
             </w:r>
           </w:p>
         </w:tc>
@@ -10303,7 +10318,7 @@
                 <w:sz w:val="17"/>
                 <w:szCs w:val="17"/>
               </w:rPr>
-              <w:t xml:space="preserve">ІСЦ до 13,3%, ставка до 19,6%, ≈55 грн/€</w:t>
+              <w:t xml:space="preserve">ІСЦ до 13,3%, ставка до 19,3%, ≈55 грн/€</w:t>
             </w:r>
           </w:p>
         </w:tc>
@@ -10401,7 +10416,7 @@
                 <w:sz w:val="17"/>
                 <w:szCs w:val="17"/>
               </w:rPr>
-              <w:t xml:space="preserve">ІСЦ 5,5% у IV кв. 2027</w:t>
+              <w:t xml:space="preserve">ІСЦ 5,9% у IV кв. 2027</w:t>
             </w:r>
           </w:p>
         </w:tc>
@@ -10742,7 +10757,7 @@
                 <w:sz w:val="17"/>
                 <w:szCs w:val="17"/>
               </w:rPr>
-              <w:t xml:space="preserve">Втрати (та сама функція, що в оптимізації, IV кв. 2026 – 2029, λ = 1): 122,3 / 118,4 / 115,8 / 114,3; найкращий варіант: 17,5% (λ = 0,5 і 1), 17% (λ = 2)</w:t>
+              <w:t xml:space="preserve">Втрати (функція оптимізації, λ = 1): 113,3 / 110,8 / 109,6 / 109,6 — утримати 16% найгірше; між 16,5 і 17,5% різниця мала; найменші втрати серед утримань 16–19,5%: 16,5–18% залежно від λ → крок +1 в. п. — судження за ризиками курсу й очікувань</w:t>
             </w:r>
           </w:p>
         </w:tc>
@@ -10825,7 +10840,7 @@
                 <w:sz w:val="17"/>
                 <w:szCs w:val="17"/>
               </w:rPr>
-              <w:t xml:space="preserve">), λ = 0,5 / 1 / 2; варіант без реакції на перший раунд адмінцін</w:t>
+              <w:t xml:space="preserve">), λ = 0,5 / 1 / 2; адмінціни з вагою 50%; чутливість: повна реакція / без реакції</w:t>
             </w:r>
           </w:p>
         </w:tc>
@@ -10855,7 +10870,7 @@
                 <w:sz w:val="17"/>
                 <w:szCs w:val="17"/>
               </w:rPr>
-              <w:t xml:space="preserve">16,8% (λ = 2), 16,9% (без реакції на адмінціни), 17,4% (λ = 1) → рекомендуємо 17%</w:t>
+              <w:t xml:space="preserve">17,1% (λ = 1; 16,5–17,8% залежно від λ); з повною реакцією 17,4%, без реакції 16,9% → рекомендуємо 17%</w:t>
             </w:r>
           </w:p>
         </w:tc>
@@ -10953,7 +10968,7 @@
                 <w:sz w:val="17"/>
                 <w:szCs w:val="17"/>
               </w:rPr>
-              <w:t xml:space="preserve">Інтервал 70% для ІСЦ у IV кв. 2027: 3,2–10,3%</w:t>
+              <w:t xml:space="preserve">Інтервал 70% для ІСЦ у IV кв. 2027: 3,6–10,8%</w:t>
             </w:r>
           </w:p>
         </w:tc>
@@ -12947,8 +12962,8 @@
         <w:tblLayout w:type="fixed"/>
       </w:tblPr>
       <w:tblGrid>
-        <w:gridCol w:w="5347"/>
-        <w:gridCol w:w="4517"/>
+        <w:gridCol w:w="4932"/>
+        <w:gridCol w:w="4932"/>
       </w:tblGrid>
       <w:tr>
         <w:trPr>
@@ -12957,7 +12972,7 @@
         </w:trPr>
         <w:tc>
           <w:tcPr>
-            <w:tcW w:type="dxa" w:w="5347"/>
+            <w:tcW w:type="dxa" w:w="4932"/>
             <w:tcBorders>
               <w:top w:val="single" w:color="C9D6D3" w:sz="4"/>
               <w:left w:val="single" w:color="C9D6D3" w:sz="4"/>
@@ -12990,7 +13005,7 @@
         </w:tc>
         <w:tc>
           <w:tcPr>
-            <w:tcW w:type="dxa" w:w="4517"/>
+            <w:tcW w:type="dxa" w:w="4932"/>
             <w:tcBorders>
               <w:top w:val="single" w:color="C9D6D3" w:sz="4"/>
               <w:left w:val="single" w:color="C9D6D3" w:sz="4"/>
@@ -13029,7 +13044,7 @@
         </w:trPr>
         <w:tc>
           <w:tcPr>
-            <w:tcW w:type="dxa" w:w="5347"/>
+            <w:tcW w:type="dxa" w:w="4932"/>
             <w:tcBorders>
               <w:top w:val="single" w:color="C9D6D3" w:sz="4"/>
               <w:left w:val="single" w:color="C9D6D3" w:sz="4"/>
@@ -13061,7 +13076,7 @@
         </w:tc>
         <w:tc>
           <w:tcPr>
-            <w:tcW w:type="dxa" w:w="4517"/>
+            <w:tcW w:type="dxa" w:w="4932"/>
             <w:tcBorders>
               <w:top w:val="single" w:color="C9D6D3" w:sz="4"/>
               <w:left w:val="single" w:color="C9D6D3" w:sz="4"/>
@@ -13097,7 +13112,7 @@
         </w:trPr>
         <w:tc>
           <w:tcPr>
-            <w:tcW w:type="dxa" w:w="5347"/>
+            <w:tcW w:type="dxa" w:w="4932"/>
             <w:tcBorders>
               <w:top w:val="single" w:color="C9D6D3" w:sz="4"/>
               <w:left w:val="single" w:color="C9D6D3" w:sz="4"/>
@@ -13129,7 +13144,7 @@
         </w:tc>
         <w:tc>
           <w:tcPr>
-            <w:tcW w:type="dxa" w:w="4517"/>
+            <w:tcW w:type="dxa" w:w="4932"/>
             <w:tcBorders>
               <w:top w:val="single" w:color="C9D6D3" w:sz="4"/>
               <w:left w:val="single" w:color="C9D6D3" w:sz="4"/>
@@ -13165,7 +13180,7 @@
         </w:trPr>
         <w:tc>
           <w:tcPr>
-            <w:tcW w:type="dxa" w:w="5347"/>
+            <w:tcW w:type="dxa" w:w="4932"/>
             <w:tcBorders>
               <w:top w:val="single" w:color="C9D6D3" w:sz="4"/>
               <w:left w:val="single" w:color="C9D6D3" w:sz="4"/>
@@ -13197,7 +13212,7 @@
         </w:tc>
         <w:tc>
           <w:tcPr>
-            <w:tcW w:type="dxa" w:w="4517"/>
+            <w:tcW w:type="dxa" w:w="4932"/>
             <w:tcBorders>
               <w:top w:val="single" w:color="C9D6D3" w:sz="4"/>
               <w:left w:val="single" w:color="C9D6D3" w:sz="4"/>
@@ -13233,7 +13248,7 @@
         </w:trPr>
         <w:tc>
           <w:tcPr>
-            <w:tcW w:type="dxa" w:w="5347"/>
+            <w:tcW w:type="dxa" w:w="4932"/>
             <w:tcBorders>
               <w:top w:val="single" w:color="C9D6D3" w:sz="4"/>
               <w:left w:val="single" w:color="C9D6D3" w:sz="4"/>
@@ -13265,7 +13280,7 @@
         </w:tc>
         <w:tc>
           <w:tcPr>
-            <w:tcW w:type="dxa" w:w="4517"/>
+            <w:tcW w:type="dxa" w:w="4932"/>
             <w:tcBorders>
               <w:top w:val="single" w:color="C9D6D3" w:sz="4"/>
               <w:left w:val="single" w:color="C9D6D3" w:sz="4"/>
@@ -13301,7 +13316,7 @@
         </w:trPr>
         <w:tc>
           <w:tcPr>
-            <w:tcW w:type="dxa" w:w="5347"/>
+            <w:tcW w:type="dxa" w:w="4932"/>
             <w:tcBorders>
               <w:top w:val="single" w:color="C9D6D3" w:sz="4"/>
               <w:left w:val="single" w:color="C9D6D3" w:sz="4"/>
@@ -13333,7 +13348,7 @@
         </w:tc>
         <w:tc>
           <w:tcPr>
-            <w:tcW w:type="dxa" w:w="4517"/>
+            <w:tcW w:type="dxa" w:w="4932"/>
             <w:tcBorders>
               <w:top w:val="single" w:color="C9D6D3" w:sz="4"/>
               <w:left w:val="single" w:color="C9D6D3" w:sz="4"/>
@@ -13369,7 +13384,7 @@
         </w:trPr>
         <w:tc>
           <w:tcPr>
-            <w:tcW w:type="dxa" w:w="5347"/>
+            <w:tcW w:type="dxa" w:w="4932"/>
             <w:tcBorders>
               <w:top w:val="single" w:color="C9D6D3" w:sz="4"/>
               <w:left w:val="single" w:color="C9D6D3" w:sz="4"/>
@@ -13401,7 +13416,7 @@
         </w:tc>
         <w:tc>
           <w:tcPr>
-            <w:tcW w:type="dxa" w:w="4517"/>
+            <w:tcW w:type="dxa" w:w="4932"/>
             <w:tcBorders>
               <w:top w:val="single" w:color="C9D6D3" w:sz="4"/>
               <w:left w:val="single" w:color="C9D6D3" w:sz="4"/>
@@ -13437,7 +13452,7 @@
         </w:trPr>
         <w:tc>
           <w:tcPr>
-            <w:tcW w:type="dxa" w:w="5347"/>
+            <w:tcW w:type="dxa" w:w="4932"/>
             <w:tcBorders>
               <w:top w:val="single" w:color="C9D6D3" w:sz="4"/>
               <w:left w:val="single" w:color="C9D6D3" w:sz="4"/>
@@ -13469,7 +13484,7 @@
         </w:tc>
         <w:tc>
           <w:tcPr>
-            <w:tcW w:type="dxa" w:w="4517"/>
+            <w:tcW w:type="dxa" w:w="4932"/>
             <w:tcBorders>
               <w:top w:val="single" w:color="C9D6D3" w:sz="4"/>
               <w:left w:val="single" w:color="C9D6D3" w:sz="4"/>
@@ -13505,7 +13520,7 @@
         </w:trPr>
         <w:tc>
           <w:tcPr>
-            <w:tcW w:type="dxa" w:w="5347"/>
+            <w:tcW w:type="dxa" w:w="4932"/>
             <w:tcBorders>
               <w:top w:val="single" w:color="C9D6D3" w:sz="4"/>
               <w:left w:val="single" w:color="C9D6D3" w:sz="4"/>
@@ -13537,7 +13552,7 @@
         </w:tc>
         <w:tc>
           <w:tcPr>
-            <w:tcW w:type="dxa" w:w="4517"/>
+            <w:tcW w:type="dxa" w:w="4932"/>
             <w:tcBorders>
               <w:top w:val="single" w:color="C9D6D3" w:sz="4"/>
               <w:left w:val="single" w:color="C9D6D3" w:sz="4"/>
@@ -13573,7 +13588,7 @@
         </w:trPr>
         <w:tc>
           <w:tcPr>
-            <w:tcW w:type="dxa" w:w="5347"/>
+            <w:tcW w:type="dxa" w:w="4932"/>
             <w:tcBorders>
               <w:top w:val="single" w:color="C9D6D3" w:sz="4"/>
               <w:left w:val="single" w:color="C9D6D3" w:sz="4"/>
@@ -13605,7 +13620,7 @@
         </w:tc>
         <w:tc>
           <w:tcPr>
-            <w:tcW w:type="dxa" w:w="4517"/>
+            <w:tcW w:type="dxa" w:w="4932"/>
             <w:tcBorders>
               <w:top w:val="single" w:color="C9D6D3" w:sz="4"/>
               <w:left w:val="single" w:color="C9D6D3" w:sz="4"/>
@@ -13641,7 +13656,7 @@
         </w:trPr>
         <w:tc>
           <w:tcPr>
-            <w:tcW w:type="dxa" w:w="5347"/>
+            <w:tcW w:type="dxa" w:w="4932"/>
             <w:tcBorders>
               <w:top w:val="single" w:color="C9D6D3" w:sz="4"/>
               <w:left w:val="single" w:color="C9D6D3" w:sz="4"/>
@@ -13673,7 +13688,7 @@
         </w:tc>
         <w:tc>
           <w:tcPr>
-            <w:tcW w:type="dxa" w:w="4517"/>
+            <w:tcW w:type="dxa" w:w="4932"/>
             <w:tcBorders>
               <w:top w:val="single" w:color="C9D6D3" w:sz="4"/>
               <w:left w:val="single" w:color="C9D6D3" w:sz="4"/>
@@ -13709,7 +13724,7 @@
         </w:trPr>
         <w:tc>
           <w:tcPr>
-            <w:tcW w:type="dxa" w:w="5347"/>
+            <w:tcW w:type="dxa" w:w="4932"/>
             <w:tcBorders>
               <w:top w:val="single" w:color="C9D6D3" w:sz="4"/>
               <w:left w:val="single" w:color="C9D6D3" w:sz="4"/>
@@ -13741,7 +13756,7 @@
         </w:tc>
         <w:tc>
           <w:tcPr>
-            <w:tcW w:type="dxa" w:w="4517"/>
+            <w:tcW w:type="dxa" w:w="4932"/>
             <w:tcBorders>
               <w:top w:val="single" w:color="C9D6D3" w:sz="4"/>
               <w:left w:val="single" w:color="C9D6D3" w:sz="4"/>
@@ -13777,7 +13792,7 @@
         </w:trPr>
         <w:tc>
           <w:tcPr>
-            <w:tcW w:type="dxa" w:w="5347"/>
+            <w:tcW w:type="dxa" w:w="4932"/>
             <w:tcBorders>
               <w:top w:val="single" w:color="C9D6D3" w:sz="4"/>
               <w:left w:val="single" w:color="C9D6D3" w:sz="4"/>
@@ -13809,7 +13824,7 @@
         </w:tc>
         <w:tc>
           <w:tcPr>
-            <w:tcW w:type="dxa" w:w="4517"/>
+            <w:tcW w:type="dxa" w:w="4932"/>
             <w:tcBorders>
               <w:top w:val="single" w:color="C9D6D3" w:sz="4"/>
               <w:left w:val="single" w:color="C9D6D3" w:sz="4"/>
@@ -13845,63 +13860,63 @@
         </w:trPr>
         <w:tc>
           <w:tcPr>
-            <w:tcW w:type="dxa" w:w="5347"/>
-            <w:tcBorders>
-              <w:top w:val="single" w:color="C9D6D3" w:sz="4"/>
-              <w:left w:val="single" w:color="C9D6D3" w:sz="4"/>
-              <w:bottom w:val="single" w:color="C9D6D3" w:sz="4"/>
-              <w:right w:val="single" w:color="C9D6D3" w:sz="4"/>
-            </w:tcBorders>
-            <w:shd w:fill="FFFFFF" w:color="auto" w:val="clear"/>
-            <w:tcMar>
-              <w:top w:type="dxa" w:w="50"/>
-              <w:left w:type="dxa" w:w="90"/>
-              <w:bottom w:type="dxa" w:w="50"/>
-              <w:right w:type="dxa" w:w="90"/>
-            </w:tcMar>
-          </w:tcPr>
-          <w:p>
-            <w:pPr>
-              <w:spacing w:after="0" w:before="0" w:line="252"/>
-            </w:pPr>
-            <w:r>
-              <w:rPr>
-                <w:b/>
-                <w:bCs/>
-                <w:sz w:val="17"/>
-                <w:szCs w:val="17"/>
-              </w:rPr>
-              <w:t xml:space="preserve">Таблиця варіантів рахувала втрати без вартості змін ставки — виходило, що вища ставка завжди краща («кожні +0,5 в. п. знижують втрати»)</w:t>
-            </w:r>
-          </w:p>
-        </w:tc>
-        <w:tc>
-          <w:tcPr>
-            <w:tcW w:type="dxa" w:w="4517"/>
-            <w:tcBorders>
-              <w:top w:val="single" w:color="C9D6D3" w:sz="4"/>
-              <w:left w:val="single" w:color="C9D6D3" w:sz="4"/>
-              <w:bottom w:val="single" w:color="C9D6D3" w:sz="4"/>
-              <w:right w:val="single" w:color="C9D6D3" w:sz="4"/>
-            </w:tcBorders>
-            <w:shd w:fill="FFFFFF" w:color="auto" w:val="clear"/>
-            <w:tcMar>
-              <w:top w:type="dxa" w:w="50"/>
-              <w:left w:type="dxa" w:w="90"/>
-              <w:bottom w:type="dxa" w:w="50"/>
-              <w:right w:type="dxa" w:w="90"/>
-            </w:tcMar>
-          </w:tcPr>
-          <w:p>
-            <w:pPr>
-              <w:spacing w:after="0" w:before="0" w:line="252"/>
-            </w:pPr>
-            <w:r>
-              <w:rPr>
-                <w:sz w:val="17"/>
-                <w:szCs w:val="17"/>
-              </w:rPr>
-              <w:t xml:space="preserve">Та сама функція втрат, що й в оптимізації (з різкими змінами ставки): мінімум усередині, 17–17,5%</w:t>
+            <w:tcW w:type="dxa" w:w="4932"/>
+            <w:tcBorders>
+              <w:top w:val="single" w:color="C9D6D3" w:sz="4"/>
+              <w:left w:val="single" w:color="C9D6D3" w:sz="4"/>
+              <w:bottom w:val="single" w:color="C9D6D3" w:sz="4"/>
+              <w:right w:val="single" w:color="C9D6D3" w:sz="4"/>
+            </w:tcBorders>
+            <w:shd w:fill="FFFFFF" w:color="auto" w:val="clear"/>
+            <w:tcMar>
+              <w:top w:type="dxa" w:w="50"/>
+              <w:left w:type="dxa" w:w="90"/>
+              <w:bottom w:type="dxa" w:w="50"/>
+              <w:right w:type="dxa" w:w="90"/>
+            </w:tcMar>
+          </w:tcPr>
+          <w:p>
+            <w:pPr>
+              <w:spacing w:after="0" w:before="0" w:line="252"/>
+            </w:pPr>
+            <w:r>
+              <w:rPr>
+                <w:b/>
+                <w:bCs/>
+                <w:sz w:val="17"/>
+                <w:szCs w:val="17"/>
+              </w:rPr>
+              <w:t xml:space="preserve">Таблиця варіантів рахувала втрати без вартості змін ставки — виходило, що вища ставка завжди краща</w:t>
+            </w:r>
+          </w:p>
+        </w:tc>
+        <w:tc>
+          <w:tcPr>
+            <w:tcW w:type="dxa" w:w="4932"/>
+            <w:tcBorders>
+              <w:top w:val="single" w:color="C9D6D3" w:sz="4"/>
+              <w:left w:val="single" w:color="C9D6D3" w:sz="4"/>
+              <w:bottom w:val="single" w:color="C9D6D3" w:sz="4"/>
+              <w:right w:val="single" w:color="C9D6D3" w:sz="4"/>
+            </w:tcBorders>
+            <w:shd w:fill="FFFFFF" w:color="auto" w:val="clear"/>
+            <w:tcMar>
+              <w:top w:type="dxa" w:w="50"/>
+              <w:left w:type="dxa" w:w="90"/>
+              <w:bottom w:type="dxa" w:w="50"/>
+              <w:right w:type="dxa" w:w="90"/>
+            </w:tcMar>
+          </w:tcPr>
+          <w:p>
+            <w:pPr>
+              <w:spacing w:after="0" w:before="0" w:line="252"/>
+            </w:pPr>
+            <w:r>
+              <w:rPr>
+                <w:sz w:val="17"/>
+                <w:szCs w:val="17"/>
+              </w:rPr>
+              <w:t xml:space="preserve">Та сама функція втрат, що й в оптимізації; крок обґрунтовуємо ризиками, бо між 16,5 і 17,5% різниця мала</w:t>
             </w:r>
           </w:p>
         </w:tc>
@@ -13913,63 +13928,63 @@
         </w:trPr>
         <w:tc>
           <w:tcPr>
-            <w:tcW w:type="dxa" w:w="5347"/>
-            <w:tcBorders>
-              <w:top w:val="single" w:color="C9D6D3" w:sz="4"/>
-              <w:left w:val="single" w:color="C9D6D3" w:sz="4"/>
-              <w:bottom w:val="single" w:color="C9D6D3" w:sz="4"/>
-              <w:right w:val="single" w:color="C9D6D3" w:sz="4"/>
-            </w:tcBorders>
-            <w:shd w:fill="EAF1EF" w:color="auto" w:val="clear"/>
-            <w:tcMar>
-              <w:top w:type="dxa" w:w="50"/>
-              <w:left w:type="dxa" w:w="90"/>
-              <w:bottom w:type="dxa" w:w="50"/>
-              <w:right w:type="dxa" w:w="90"/>
-            </w:tcMar>
-          </w:tcPr>
-          <w:p>
-            <w:pPr>
-              <w:spacing w:after="0" w:before="0" w:line="252"/>
-            </w:pPr>
-            <w:r>
-              <w:rPr>
-                <w:b/>
-                <w:bCs/>
-                <w:sz w:val="17"/>
-                <w:szCs w:val="17"/>
-              </w:rPr>
-              <w:t xml:space="preserve">На слайдах «реальна ставка ≈7% — вище нейтральної», а після вересня модель дає ≈6,2% проти нейтральної ≈6,6%</w:t>
-            </w:r>
-          </w:p>
-        </w:tc>
-        <w:tc>
-          <w:tcPr>
-            <w:tcW w:type="dxa" w:w="4517"/>
-            <w:tcBorders>
-              <w:top w:val="single" w:color="C9D6D3" w:sz="4"/>
-              <w:left w:val="single" w:color="C9D6D3" w:sz="4"/>
-              <w:bottom w:val="single" w:color="C9D6D3" w:sz="4"/>
-              <w:right w:val="single" w:color="C9D6D3" w:sz="4"/>
-            </w:tcBorders>
-            <w:shd w:fill="EAF1EF" w:color="auto" w:val="clear"/>
-            <w:tcMar>
-              <w:top w:type="dxa" w:w="50"/>
-              <w:left w:type="dxa" w:w="90"/>
-              <w:bottom w:type="dxa" w:w="50"/>
-              <w:right w:type="dxa" w:w="90"/>
-            </w:tcMar>
-          </w:tcPr>
-          <w:p>
-            <w:pPr>
-              <w:spacing w:after="0" w:before="0" w:line="252"/>
-            </w:pPr>
-            <w:r>
-              <w:rPr>
-                <w:sz w:val="17"/>
-                <w:szCs w:val="17"/>
-              </w:rPr>
-              <w:t xml:space="preserve">Формулювання з моделі: зараз нижче нейтральної, за 17% зросте до ≈8,7% у II кв. 2027</w:t>
+            <w:tcW w:type="dxa" w:w="4932"/>
+            <w:tcBorders>
+              <w:top w:val="single" w:color="C9D6D3" w:sz="4"/>
+              <w:left w:val="single" w:color="C9D6D3" w:sz="4"/>
+              <w:bottom w:val="single" w:color="C9D6D3" w:sz="4"/>
+              <w:right w:val="single" w:color="C9D6D3" w:sz="4"/>
+            </w:tcBorders>
+            <w:shd w:fill="EAF1EF" w:color="auto" w:val="clear"/>
+            <w:tcMar>
+              <w:top w:type="dxa" w:w="50"/>
+              <w:left w:type="dxa" w:w="90"/>
+              <w:bottom w:type="dxa" w:w="50"/>
+              <w:right w:type="dxa" w:w="90"/>
+            </w:tcMar>
+          </w:tcPr>
+          <w:p>
+            <w:pPr>
+              <w:spacing w:after="0" w:before="0" w:line="252"/>
+            </w:pPr>
+            <w:r>
+              <w:rPr>
+                <w:b/>
+                <w:bCs/>
+                <w:sz w:val="17"/>
+                <w:szCs w:val="17"/>
+              </w:rPr>
+              <w:t xml:space="preserve">Рецензія: принцип «не реагувати на перший раунд адмінцін» застосовано непослідовно (рішення — без реакції, траєкторія — з повною), через це інфляція 2028 падала до ≈4%</w:t>
+            </w:r>
+          </w:p>
+        </w:tc>
+        <w:tc>
+          <w:tcPr>
+            <w:tcW w:type="dxa" w:w="4932"/>
+            <w:tcBorders>
+              <w:top w:val="single" w:color="C9D6D3" w:sz="4"/>
+              <w:left w:val="single" w:color="C9D6D3" w:sz="4"/>
+              <w:bottom w:val="single" w:color="C9D6D3" w:sz="4"/>
+              <w:right w:val="single" w:color="C9D6D3" w:sz="4"/>
+            </w:tcBorders>
+            <w:shd w:fill="EAF1EF" w:color="auto" w:val="clear"/>
+            <w:tcMar>
+              <w:top w:type="dxa" w:w="50"/>
+              <w:left w:type="dxa" w:w="90"/>
+              <w:bottom w:type="dxa" w:w="50"/>
+              <w:right w:type="dxa" w:w="90"/>
+            </w:tcMar>
+          </w:tcPr>
+          <w:p>
+            <w:pPr>
+              <w:spacing w:after="0" w:before="0" w:line="252"/>
+            </w:pPr>
+            <w:r>
+              <w:rPr>
+                <w:sz w:val="17"/>
+                <w:szCs w:val="17"/>
+              </w:rPr>
+              <w:t xml:space="preserve">Один принцип — часткова реакція (50%) для рішення й траєкторії; приземлення у 2029 — за фактичною інфляцією. 2028: ≈4,5–5%, базова ≈3,3%</w:t>
             </w:r>
           </w:p>
         </w:tc>
@@ -13981,63 +13996,63 @@
         </w:trPr>
         <w:tc>
           <w:tcPr>
-            <w:tcW w:type="dxa" w:w="5347"/>
-            <w:tcBorders>
-              <w:top w:val="single" w:color="C9D6D3" w:sz="4"/>
-              <w:left w:val="single" w:color="C9D6D3" w:sz="4"/>
-              <w:bottom w:val="single" w:color="C9D6D3" w:sz="4"/>
-              <w:right w:val="single" w:color="C9D6D3" w:sz="4"/>
-            </w:tcBorders>
-            <w:shd w:fill="FFFFFF" w:color="auto" w:val="clear"/>
-            <w:tcMar>
-              <w:top w:type="dxa" w:w="50"/>
-              <w:left w:type="dxa" w:w="90"/>
-              <w:bottom w:type="dxa" w:w="50"/>
-              <w:right w:type="dxa" w:w="90"/>
-            </w:tcMar>
-          </w:tcPr>
-          <w:p>
-            <w:pPr>
-              <w:spacing w:after="0" w:before="0" w:line="252"/>
-            </w:pPr>
-            <w:r>
-              <w:rPr>
-                <w:b/>
-                <w:bCs/>
-                <w:sz w:val="17"/>
-                <w:szCs w:val="17"/>
-              </w:rPr>
-              <w:t xml:space="preserve">Ф'ючерси Brent і реальна ставка на слайдах були вписані вручну й застаріли після оновлення даних</w:t>
-            </w:r>
-          </w:p>
-        </w:tc>
-        <w:tc>
-          <w:tcPr>
-            <w:tcW w:type="dxa" w:w="4517"/>
-            <w:tcBorders>
-              <w:top w:val="single" w:color="C9D6D3" w:sz="4"/>
-              <w:left w:val="single" w:color="C9D6D3" w:sz="4"/>
-              <w:bottom w:val="single" w:color="C9D6D3" w:sz="4"/>
-              <w:right w:val="single" w:color="C9D6D3" w:sz="4"/>
-            </w:tcBorders>
-            <w:shd w:fill="FFFFFF" w:color="auto" w:val="clear"/>
-            <w:tcMar>
-              <w:top w:type="dxa" w:w="50"/>
-              <w:left w:type="dxa" w:w="90"/>
-              <w:bottom w:type="dxa" w:w="50"/>
-              <w:right w:type="dxa" w:w="90"/>
-            </w:tcMar>
-          </w:tcPr>
-          <w:p>
-            <w:pPr>
-              <w:spacing w:after="0" w:before="0" w:line="252"/>
-            </w:pPr>
-            <w:r>
-              <w:rPr>
-                <w:sz w:val="17"/>
-                <w:szCs w:val="17"/>
-              </w:rPr>
-              <w:t xml:space="preserve">Беруться з даних автоматично</w:t>
+            <w:tcW w:type="dxa" w:w="4932"/>
+            <w:tcBorders>
+              <w:top w:val="single" w:color="C9D6D3" w:sz="4"/>
+              <w:left w:val="single" w:color="C9D6D3" w:sz="4"/>
+              <w:bottom w:val="single" w:color="C9D6D3" w:sz="4"/>
+              <w:right w:val="single" w:color="C9D6D3" w:sz="4"/>
+            </w:tcBorders>
+            <w:shd w:fill="FFFFFF" w:color="auto" w:val="clear"/>
+            <w:tcMar>
+              <w:top w:type="dxa" w:w="50"/>
+              <w:left w:type="dxa" w:w="90"/>
+              <w:bottom w:type="dxa" w:w="50"/>
+              <w:right w:type="dxa" w:w="90"/>
+            </w:tcMar>
+          </w:tcPr>
+          <w:p>
+            <w:pPr>
+              <w:spacing w:after="0" w:before="0" w:line="252"/>
+            </w:pPr>
+            <w:r>
+              <w:rPr>
+                <w:b/>
+                <w:bCs/>
+                <w:sz w:val="17"/>
+                <w:szCs w:val="17"/>
+              </w:rPr>
+              <w:t xml:space="preserve">Рецензія: «гнучкий курс збереже ≈$5 млрд/міс» — некоректно: продаж валюти НБУ здебільшого доносить допомогу (у вересні уряд конвертував $3,81 млрд USL)</w:t>
+            </w:r>
+          </w:p>
+        </w:tc>
+        <w:tc>
+          <w:tcPr>
+            <w:tcW w:type="dxa" w:w="4932"/>
+            <w:tcBorders>
+              <w:top w:val="single" w:color="C9D6D3" w:sz="4"/>
+              <w:left w:val="single" w:color="C9D6D3" w:sz="4"/>
+              <w:bottom w:val="single" w:color="C9D6D3" w:sz="4"/>
+              <w:right w:val="single" w:color="C9D6D3" w:sz="4"/>
+            </w:tcBorders>
+            <w:shd w:fill="FFFFFF" w:color="auto" w:val="clear"/>
+            <w:tcMar>
+              <w:top w:type="dxa" w:w="50"/>
+              <w:left w:type="dxa" w:w="90"/>
+              <w:bottom w:type="dxa" w:w="50"/>
+              <w:right w:type="dxa" w:w="90"/>
+            </w:tcMar>
+          </w:tcPr>
+          <w:p>
+            <w:pPr>
+              <w:spacing w:after="0" w:before="0" w:line="252"/>
+            </w:pPr>
+            <w:r>
+              <w:rPr>
+                <w:sz w:val="17"/>
+                <w:szCs w:val="17"/>
+              </w:rPr>
+              <w:t xml:space="preserve">Рекомендація: не заморожувати курс (≈44,7 грн/$ з червня); резерви захищає ритм допомоги й пауза в лібералізації. Додано ризик ринкового послаблення (≈5%/рік → ІСЦ IV кв. 2027 ≈10,5%)</w:t>
             </w:r>
           </w:p>
         </w:tc>
@@ -14049,63 +14064,63 @@
         </w:trPr>
         <w:tc>
           <w:tcPr>
-            <w:tcW w:type="dxa" w:w="5347"/>
-            <w:tcBorders>
-              <w:top w:val="single" w:color="C9D6D3" w:sz="4"/>
-              <w:left w:val="single" w:color="C9D6D3" w:sz="4"/>
-              <w:bottom w:val="single" w:color="C9D6D3" w:sz="4"/>
-              <w:right w:val="single" w:color="C9D6D3" w:sz="4"/>
-            </w:tcBorders>
-            <w:shd w:fill="EAF1EF" w:color="auto" w:val="clear"/>
-            <w:tcMar>
-              <w:top w:type="dxa" w:w="50"/>
-              <w:left w:type="dxa" w:w="90"/>
-              <w:bottom w:type="dxa" w:w="50"/>
-              <w:right w:type="dxa" w:w="90"/>
-            </w:tcMar>
-          </w:tcPr>
-          <w:p>
-            <w:pPr>
-              <w:spacing w:after="0" w:before="0" w:line="252"/>
-            </w:pPr>
-            <w:r>
-              <w:rPr>
-                <w:b/>
-                <w:bCs/>
-                <w:sz w:val="17"/>
-                <w:szCs w:val="17"/>
-              </w:rPr>
-              <w:t xml:space="preserve">Не було платіжного балансу (окремий модуль настановчої сесії) і явної рамки «мета — інструменти — позиції КМП»</w:t>
-            </w:r>
-          </w:p>
-        </w:tc>
-        <w:tc>
-          <w:tcPr>
-            <w:tcW w:type="dxa" w:w="4517"/>
-            <w:tcBorders>
-              <w:top w:val="single" w:color="C9D6D3" w:sz="4"/>
-              <w:left w:val="single" w:color="C9D6D3" w:sz="4"/>
-              <w:bottom w:val="single" w:color="C9D6D3" w:sz="4"/>
-              <w:right w:val="single" w:color="C9D6D3" w:sz="4"/>
-            </w:tcBorders>
-            <w:shd w:fill="EAF1EF" w:color="auto" w:val="clear"/>
-            <w:tcMar>
-              <w:top w:type="dxa" w:w="50"/>
-              <w:left w:type="dxa" w:w="90"/>
-              <w:bottom w:type="dxa" w:w="50"/>
-              <w:right w:type="dxa" w:w="90"/>
-            </w:tcMar>
-          </w:tcPr>
-          <w:p>
-            <w:pPr>
-              <w:spacing w:after="0" w:before="0" w:line="252"/>
-            </w:pPr>
-            <w:r>
-              <w:rPr>
-                <w:sz w:val="17"/>
-                <w:szCs w:val="17"/>
-              </w:rPr>
-              <w:t xml:space="preserve">Два нові слайди</w:t>
+            <w:tcW w:type="dxa" w:w="4932"/>
+            <w:tcBorders>
+              <w:top w:val="single" w:color="C9D6D3" w:sz="4"/>
+              <w:left w:val="single" w:color="C9D6D3" w:sz="4"/>
+              <w:bottom w:val="single" w:color="C9D6D3" w:sz="4"/>
+              <w:right w:val="single" w:color="C9D6D3" w:sz="4"/>
+            </w:tcBorders>
+            <w:shd w:fill="EAF1EF" w:color="auto" w:val="clear"/>
+            <w:tcMar>
+              <w:top w:type="dxa" w:w="50"/>
+              <w:left w:type="dxa" w:w="90"/>
+              <w:bottom w:type="dxa" w:w="50"/>
+              <w:right w:type="dxa" w:w="90"/>
+            </w:tcMar>
+          </w:tcPr>
+          <w:p>
+            <w:pPr>
+              <w:spacing w:after="0" w:before="0" w:line="252"/>
+            </w:pPr>
+            <w:r>
+              <w:rPr>
+                <w:b/>
+                <w:bCs/>
+                <w:sz w:val="17"/>
+                <w:szCs w:val="17"/>
+              </w:rPr>
+              <w:t xml:space="preserve">Рецензія: реальна ставка «≈6%» — лише ex post; слабка трансмісія; зарплати «+25%» — лише червень; умова «резерви &lt; $43 млрд»</w:t>
+            </w:r>
+          </w:p>
+        </w:tc>
+        <w:tc>
+          <w:tcPr>
+            <w:tcW w:type="dxa" w:w="4932"/>
+            <w:tcBorders>
+              <w:top w:val="single" w:color="C9D6D3" w:sz="4"/>
+              <w:left w:val="single" w:color="C9D6D3" w:sz="4"/>
+              <w:bottom w:val="single" w:color="C9D6D3" w:sz="4"/>
+              <w:right w:val="single" w:color="C9D6D3" w:sz="4"/>
+            </w:tcBorders>
+            <w:shd w:fill="EAF1EF" w:color="auto" w:val="clear"/>
+            <w:tcMar>
+              <w:top w:type="dxa" w:w="50"/>
+              <w:left w:type="dxa" w:w="90"/>
+              <w:bottom w:type="dxa" w:w="50"/>
+              <w:right w:type="dxa" w:w="90"/>
+            </w:tcMar>
+          </w:tcPr>
+          <w:p>
+            <w:pPr>
+              <w:spacing w:after="0" w:before="0" w:line="252"/>
+            </w:pPr>
+            <w:r>
+              <w:rPr>
+                <w:sz w:val="17"/>
+                <w:szCs w:val="17"/>
+              </w:rPr>
+              <w:t xml:space="preserve">Реальна ставка трьома методами (6–8%); обмеження обсягів тендерів ДС — у рекомендації; зарплати +21–25% за січень–червень; умова — тиск на курс, що загрожує очікуванням</w:t>
             </w:r>
           </w:p>
         </w:tc>
@@ -14117,63 +14132,63 @@
         </w:trPr>
         <w:tc>
           <w:tcPr>
-            <w:tcW w:type="dxa" w:w="5347"/>
-            <w:tcBorders>
-              <w:top w:val="single" w:color="C9D6D3" w:sz="4"/>
-              <w:left w:val="single" w:color="C9D6D3" w:sz="4"/>
-              <w:bottom w:val="single" w:color="C9D6D3" w:sz="4"/>
-              <w:right w:val="single" w:color="C9D6D3" w:sz="4"/>
-            </w:tcBorders>
-            <w:shd w:fill="FFFFFF" w:color="auto" w:val="clear"/>
-            <w:tcMar>
-              <w:top w:type="dxa" w:w="50"/>
-              <w:left w:type="dxa" w:w="90"/>
-              <w:bottom w:type="dxa" w:w="50"/>
-              <w:right w:type="dxa" w:w="90"/>
-            </w:tcMar>
-          </w:tcPr>
-          <w:p>
-            <w:pPr>
-              <w:spacing w:after="0" w:before="0" w:line="252"/>
-            </w:pPr>
-            <w:r>
-              <w:rPr>
-                <w:b/>
-                <w:bCs/>
-                <w:sz w:val="17"/>
-                <w:szCs w:val="17"/>
-              </w:rPr>
-              <w:t xml:space="preserve">Місяці імпорту рахувалися за поточним імпортом, а НБУ — за імпортом наступного року</w:t>
-            </w:r>
-          </w:p>
-        </w:tc>
-        <w:tc>
-          <w:tcPr>
-            <w:tcW w:type="dxa" w:w="4517"/>
-            <w:tcBorders>
-              <w:top w:val="single" w:color="C9D6D3" w:sz="4"/>
-              <w:left w:val="single" w:color="C9D6D3" w:sz="4"/>
-              <w:bottom w:val="single" w:color="C9D6D3" w:sz="4"/>
-              <w:right w:val="single" w:color="C9D6D3" w:sz="4"/>
-            </w:tcBorders>
-            <w:shd w:fill="FFFFFF" w:color="auto" w:val="clear"/>
-            <w:tcMar>
-              <w:top w:type="dxa" w:w="50"/>
-              <w:left w:type="dxa" w:w="90"/>
-              <w:bottom w:type="dxa" w:w="50"/>
-              <w:right w:type="dxa" w:w="90"/>
-            </w:tcMar>
-          </w:tcPr>
-          <w:p>
-            <w:pPr>
-              <w:spacing w:after="0" w:before="0" w:line="252"/>
-            </w:pPr>
-            <w:r>
-              <w:rPr>
-                <w:sz w:val="17"/>
-                <w:szCs w:val="17"/>
-              </w:rPr>
-              <w:t xml:space="preserve">Перейшли на методику НБУ; на графік резервів додано прогноз НБУ</w:t>
+            <w:tcW w:type="dxa" w:w="4932"/>
+            <w:tcBorders>
+              <w:top w:val="single" w:color="C9D6D3" w:sz="4"/>
+              <w:left w:val="single" w:color="C9D6D3" w:sz="4"/>
+              <w:bottom w:val="single" w:color="C9D6D3" w:sz="4"/>
+              <w:right w:val="single" w:color="C9D6D3" w:sz="4"/>
+            </w:tcBorders>
+            <w:shd w:fill="FFFFFF" w:color="auto" w:val="clear"/>
+            <w:tcMar>
+              <w:top w:type="dxa" w:w="50"/>
+              <w:left w:type="dxa" w:w="90"/>
+              <w:bottom w:type="dxa" w:w="50"/>
+              <w:right w:type="dxa" w:w="90"/>
+            </w:tcMar>
+          </w:tcPr>
+          <w:p>
+            <w:pPr>
+              <w:spacing w:after="0" w:before="0" w:line="252"/>
+            </w:pPr>
+            <w:r>
+              <w:rPr>
+                <w:b/>
+                <w:bCs/>
+                <w:sz w:val="17"/>
+                <w:szCs w:val="17"/>
+              </w:rPr>
+              <w:t xml:space="preserve">На слайдах «реальна ставка ≈7% — вище нейтральної», а після вересня модель дає ≈6,2% проти нейтральної ≈6,6%</w:t>
+            </w:r>
+          </w:p>
+        </w:tc>
+        <w:tc>
+          <w:tcPr>
+            <w:tcW w:type="dxa" w:w="4932"/>
+            <w:tcBorders>
+              <w:top w:val="single" w:color="C9D6D3" w:sz="4"/>
+              <w:left w:val="single" w:color="C9D6D3" w:sz="4"/>
+              <w:bottom w:val="single" w:color="C9D6D3" w:sz="4"/>
+              <w:right w:val="single" w:color="C9D6D3" w:sz="4"/>
+            </w:tcBorders>
+            <w:shd w:fill="FFFFFF" w:color="auto" w:val="clear"/>
+            <w:tcMar>
+              <w:top w:type="dxa" w:w="50"/>
+              <w:left w:type="dxa" w:w="90"/>
+              <w:bottom w:type="dxa" w:w="50"/>
+              <w:right w:type="dxa" w:w="90"/>
+            </w:tcMar>
+          </w:tcPr>
+          <w:p>
+            <w:pPr>
+              <w:spacing w:after="0" w:before="0" w:line="252"/>
+            </w:pPr>
+            <w:r>
+              <w:rPr>
+                <w:sz w:val="17"/>
+                <w:szCs w:val="17"/>
+              </w:rPr>
+              <w:t xml:space="preserve">Формулювання з моделі: зараз нижче нейтральної, за 17% зросте до ≈8,7% у II кв. 2027</w:t>
             </w:r>
           </w:p>
         </w:tc>
@@ -14185,14 +14200,218 @@
         </w:trPr>
         <w:tc>
           <w:tcPr>
-            <w:tcW w:type="dxa" w:w="5347"/>
-            <w:tcBorders>
-              <w:top w:val="single" w:color="C9D6D3" w:sz="4"/>
-              <w:left w:val="single" w:color="C9D6D3" w:sz="4"/>
-              <w:bottom w:val="single" w:color="C9D6D3" w:sz="4"/>
-              <w:right w:val="single" w:color="C9D6D3" w:sz="4"/>
-            </w:tcBorders>
-            <w:shd w:fill="EAF1EF" w:color="auto" w:val="clear"/>
+            <w:tcW w:type="dxa" w:w="4932"/>
+            <w:tcBorders>
+              <w:top w:val="single" w:color="C9D6D3" w:sz="4"/>
+              <w:left w:val="single" w:color="C9D6D3" w:sz="4"/>
+              <w:bottom w:val="single" w:color="C9D6D3" w:sz="4"/>
+              <w:right w:val="single" w:color="C9D6D3" w:sz="4"/>
+            </w:tcBorders>
+            <w:shd w:fill="EAF1EF" w:color="auto" w:val="clear"/>
+            <w:tcMar>
+              <w:top w:type="dxa" w:w="50"/>
+              <w:left w:type="dxa" w:w="90"/>
+              <w:bottom w:type="dxa" w:w="50"/>
+              <w:right w:type="dxa" w:w="90"/>
+            </w:tcMar>
+          </w:tcPr>
+          <w:p>
+            <w:pPr>
+              <w:spacing w:after="0" w:before="0" w:line="252"/>
+            </w:pPr>
+            <w:r>
+              <w:rPr>
+                <w:b/>
+                <w:bCs/>
+                <w:sz w:val="17"/>
+                <w:szCs w:val="17"/>
+              </w:rPr>
+              <w:t xml:space="preserve">Ф'ючерси Brent і реальна ставка на слайдах були вписані вручну й застаріли після оновлення даних</w:t>
+            </w:r>
+          </w:p>
+        </w:tc>
+        <w:tc>
+          <w:tcPr>
+            <w:tcW w:type="dxa" w:w="4932"/>
+            <w:tcBorders>
+              <w:top w:val="single" w:color="C9D6D3" w:sz="4"/>
+              <w:left w:val="single" w:color="C9D6D3" w:sz="4"/>
+              <w:bottom w:val="single" w:color="C9D6D3" w:sz="4"/>
+              <w:right w:val="single" w:color="C9D6D3" w:sz="4"/>
+            </w:tcBorders>
+            <w:shd w:fill="EAF1EF" w:color="auto" w:val="clear"/>
+            <w:tcMar>
+              <w:top w:type="dxa" w:w="50"/>
+              <w:left w:type="dxa" w:w="90"/>
+              <w:bottom w:type="dxa" w:w="50"/>
+              <w:right w:type="dxa" w:w="90"/>
+            </w:tcMar>
+          </w:tcPr>
+          <w:p>
+            <w:pPr>
+              <w:spacing w:after="0" w:before="0" w:line="252"/>
+            </w:pPr>
+            <w:r>
+              <w:rPr>
+                <w:sz w:val="17"/>
+                <w:szCs w:val="17"/>
+              </w:rPr>
+              <w:t xml:space="preserve">Беруться з даних автоматично</w:t>
+            </w:r>
+          </w:p>
+        </w:tc>
+      </w:tr>
+      <w:tr>
+        <w:trPr>
+          <w:cantSplit/>
+          <w:tblHeader w:val="off"/>
+        </w:trPr>
+        <w:tc>
+          <w:tcPr>
+            <w:tcW w:type="dxa" w:w="4932"/>
+            <w:tcBorders>
+              <w:top w:val="single" w:color="C9D6D3" w:sz="4"/>
+              <w:left w:val="single" w:color="C9D6D3" w:sz="4"/>
+              <w:bottom w:val="single" w:color="C9D6D3" w:sz="4"/>
+              <w:right w:val="single" w:color="C9D6D3" w:sz="4"/>
+            </w:tcBorders>
+            <w:shd w:fill="FFFFFF" w:color="auto" w:val="clear"/>
+            <w:tcMar>
+              <w:top w:type="dxa" w:w="50"/>
+              <w:left w:type="dxa" w:w="90"/>
+              <w:bottom w:type="dxa" w:w="50"/>
+              <w:right w:type="dxa" w:w="90"/>
+            </w:tcMar>
+          </w:tcPr>
+          <w:p>
+            <w:pPr>
+              <w:spacing w:after="0" w:before="0" w:line="252"/>
+            </w:pPr>
+            <w:r>
+              <w:rPr>
+                <w:b/>
+                <w:bCs/>
+                <w:sz w:val="17"/>
+                <w:szCs w:val="17"/>
+              </w:rPr>
+              <w:t xml:space="preserve">Не було платіжного балансу (окремий модуль настановчої сесії) і явної рамки «мета — інструменти — позиції КМП»</w:t>
+            </w:r>
+          </w:p>
+        </w:tc>
+        <w:tc>
+          <w:tcPr>
+            <w:tcW w:type="dxa" w:w="4932"/>
+            <w:tcBorders>
+              <w:top w:val="single" w:color="C9D6D3" w:sz="4"/>
+              <w:left w:val="single" w:color="C9D6D3" w:sz="4"/>
+              <w:bottom w:val="single" w:color="C9D6D3" w:sz="4"/>
+              <w:right w:val="single" w:color="C9D6D3" w:sz="4"/>
+            </w:tcBorders>
+            <w:shd w:fill="FFFFFF" w:color="auto" w:val="clear"/>
+            <w:tcMar>
+              <w:top w:type="dxa" w:w="50"/>
+              <w:left w:type="dxa" w:w="90"/>
+              <w:bottom w:type="dxa" w:w="50"/>
+              <w:right w:type="dxa" w:w="90"/>
+            </w:tcMar>
+          </w:tcPr>
+          <w:p>
+            <w:pPr>
+              <w:spacing w:after="0" w:before="0" w:line="252"/>
+            </w:pPr>
+            <w:r>
+              <w:rPr>
+                <w:sz w:val="17"/>
+                <w:szCs w:val="17"/>
+              </w:rPr>
+              <w:t xml:space="preserve">Два нові слайди</w:t>
+            </w:r>
+          </w:p>
+        </w:tc>
+      </w:tr>
+      <w:tr>
+        <w:trPr>
+          <w:cantSplit/>
+          <w:tblHeader w:val="off"/>
+        </w:trPr>
+        <w:tc>
+          <w:tcPr>
+            <w:tcW w:type="dxa" w:w="4932"/>
+            <w:tcBorders>
+              <w:top w:val="single" w:color="C9D6D3" w:sz="4"/>
+              <w:left w:val="single" w:color="C9D6D3" w:sz="4"/>
+              <w:bottom w:val="single" w:color="C9D6D3" w:sz="4"/>
+              <w:right w:val="single" w:color="C9D6D3" w:sz="4"/>
+            </w:tcBorders>
+            <w:shd w:fill="EAF1EF" w:color="auto" w:val="clear"/>
+            <w:tcMar>
+              <w:top w:type="dxa" w:w="50"/>
+              <w:left w:type="dxa" w:w="90"/>
+              <w:bottom w:type="dxa" w:w="50"/>
+              <w:right w:type="dxa" w:w="90"/>
+            </w:tcMar>
+          </w:tcPr>
+          <w:p>
+            <w:pPr>
+              <w:spacing w:after="0" w:before="0" w:line="252"/>
+            </w:pPr>
+            <w:r>
+              <w:rPr>
+                <w:b/>
+                <w:bCs/>
+                <w:sz w:val="17"/>
+                <w:szCs w:val="17"/>
+              </w:rPr>
+              <w:t xml:space="preserve">Місяці імпорту рахувалися за поточним імпортом, а НБУ — за імпортом наступного року</w:t>
+            </w:r>
+          </w:p>
+        </w:tc>
+        <w:tc>
+          <w:tcPr>
+            <w:tcW w:type="dxa" w:w="4932"/>
+            <w:tcBorders>
+              <w:top w:val="single" w:color="C9D6D3" w:sz="4"/>
+              <w:left w:val="single" w:color="C9D6D3" w:sz="4"/>
+              <w:bottom w:val="single" w:color="C9D6D3" w:sz="4"/>
+              <w:right w:val="single" w:color="C9D6D3" w:sz="4"/>
+            </w:tcBorders>
+            <w:shd w:fill="EAF1EF" w:color="auto" w:val="clear"/>
+            <w:tcMar>
+              <w:top w:type="dxa" w:w="50"/>
+              <w:left w:type="dxa" w:w="90"/>
+              <w:bottom w:type="dxa" w:w="50"/>
+              <w:right w:type="dxa" w:w="90"/>
+            </w:tcMar>
+          </w:tcPr>
+          <w:p>
+            <w:pPr>
+              <w:spacing w:after="0" w:before="0" w:line="252"/>
+            </w:pPr>
+            <w:r>
+              <w:rPr>
+                <w:sz w:val="17"/>
+                <w:szCs w:val="17"/>
+              </w:rPr>
+              <w:t xml:space="preserve">Перейшли на методику НБУ; на графік резервів додано прогноз НБУ</w:t>
+            </w:r>
+          </w:p>
+        </w:tc>
+      </w:tr>
+      <w:tr>
+        <w:trPr>
+          <w:cantSplit/>
+          <w:tblHeader w:val="off"/>
+        </w:trPr>
+        <w:tc>
+          <w:tcPr>
+            <w:tcW w:type="dxa" w:w="4932"/>
+            <w:tcBorders>
+              <w:top w:val="single" w:color="C9D6D3" w:sz="4"/>
+              <w:left w:val="single" w:color="C9D6D3" w:sz="4"/>
+              <w:bottom w:val="single" w:color="C9D6D3" w:sz="4"/>
+              <w:right w:val="single" w:color="C9D6D3" w:sz="4"/>
+            </w:tcBorders>
+            <w:shd w:fill="FFFFFF" w:color="auto" w:val="clear"/>
             <w:tcMar>
               <w:top w:type="dxa" w:w="50"/>
               <w:left w:type="dxa" w:w="90"/>
@@ -14217,14 +14436,14 @@
         </w:tc>
         <w:tc>
           <w:tcPr>
-            <w:tcW w:type="dxa" w:w="4517"/>
-            <w:tcBorders>
-              <w:top w:val="single" w:color="C9D6D3" w:sz="4"/>
-              <w:left w:val="single" w:color="C9D6D3" w:sz="4"/>
-              <w:bottom w:val="single" w:color="C9D6D3" w:sz="4"/>
-              <w:right w:val="single" w:color="C9D6D3" w:sz="4"/>
-            </w:tcBorders>
-            <w:shd w:fill="EAF1EF" w:color="auto" w:val="clear"/>
+            <w:tcW w:type="dxa" w:w="4932"/>
+            <w:tcBorders>
+              <w:top w:val="single" w:color="C9D6D3" w:sz="4"/>
+              <w:left w:val="single" w:color="C9D6D3" w:sz="4"/>
+              <w:bottom w:val="single" w:color="C9D6D3" w:sz="4"/>
+              <w:right w:val="single" w:color="C9D6D3" w:sz="4"/>
+            </w:tcBorders>
+            <w:shd w:fill="FFFFFF" w:color="auto" w:val="clear"/>
             <w:tcMar>
               <w:top w:type="dxa" w:w="50"/>
               <w:left w:type="dxa" w:w="90"/>

--- a/docs/scope_of_work.docx
+++ b/docs/scope_of_work.docx
@@ -230,7 +230,7 @@
               </w:rPr>
               <w:t xml:space="preserve">Шаблон QPM НБУ для конкурсу (</w:t>
             </w:r>
-            <w:hyperlink w:history="1" r:id="rIdf4dllzbs4znkbuwdrp4dj">
+            <w:hyperlink w:history="1" r:id="rIdidai2wpc1ltajo6ruk-ci">
               <w:r>
                 <w:rPr>
                   <w:color w:val="1F63B5"/>
@@ -752,7 +752,7 @@
                 <w:sz w:val="17"/>
                 <w:szCs w:val="17"/>
               </w:rPr>
-              <w:t xml:space="preserve">Презентація на 36 слайдів з нотатками доповідача (текст на 15 хв) і клікабельними джерелами; методологія, припущення, Q&amp;A для журі</w:t>
+              <w:t xml:space="preserve">Презентація: 18 основних слайдів + додатки, нотатки доповідача (текст на ≈12 хв мовлення) і клікабельними джерелами; методологія, припущення, Q&amp;A для журі</w:t>
             </w:r>
           </w:p>
         </w:tc>
@@ -790,7 +790,7 @@
         </w:rPr>
         <w:t xml:space="preserve">Ключове питання конкурсу: «Якими мають бути рішення Правління НБУ щодо процентних ставок, офіційного курсу та валютних обмежень під час війни і чому?» (</w:t>
       </w:r>
-      <w:hyperlink w:history="1" r:id="rIdxr8laaabuozzoq4cxsc7h">
+      <w:hyperlink w:history="1" r:id="rIdinjelhqajbc9d3hftrwcs">
         <w:r>
           <w:rPr>
             <w:color w:val="1F63B5"/>
@@ -961,23 +961,7 @@
                 <w:sz w:val="17"/>
                 <w:szCs w:val="17"/>
               </w:rPr>
-              <w:t xml:space="preserve">Слайди 4–10: зовнішнє середовище, інфляція, очікування й ставки, активність, валютний ринок, </w:t>
-            </w:r>
-            <w:r>
-              <w:rPr>
-                <w:b/>
-                <w:bCs/>
-                <w:sz w:val="17"/>
-                <w:szCs w:val="17"/>
-              </w:rPr>
-              <w:t xml:space="preserve">платіжний баланс</w:t>
-            </w:r>
-            <w:r>
-              <w:rPr>
-                <w:sz w:val="17"/>
-                <w:szCs w:val="17"/>
-              </w:rPr>
-              <w:t xml:space="preserve">, бюджет</w:t>
+              <w:t xml:space="preserve">Слайди 4–8: зовнішнє середовище, інфляція, очікування й реальна ставка, активність, валютний ринок і резерви; платіжний баланс і бюджет — у додатках</w:t>
             </w:r>
           </w:p>
         </w:tc>
@@ -1045,7 +1029,7 @@
                 <w:sz w:val="17"/>
                 <w:szCs w:val="17"/>
               </w:rPr>
-              <w:t xml:space="preserve">Слайди 12–20: модель, розширення, судження, наукаст, віяло (до 2029), базова інфляція, ВВП, сценарії</w:t>
+              <w:t xml:space="preserve">Слайди 10–14: модель, короткостроковий прогноз, базовий прогноз із віялом (до 2029), попит і ВВП, сценарії; розширення моделі, судження, базова інфляція — у додатках</w:t>
             </w:r>
           </w:p>
         </w:tc>
@@ -1113,7 +1097,7 @@
                 <w:sz w:val="17"/>
                 <w:szCs w:val="17"/>
               </w:rPr>
-              <w:t xml:space="preserve">Сценарії (4) і матриця ризиків</w:t>
+              <w:t xml:space="preserve">4 сценарії + 3 додаткові ризики (курс, як чекає ринок; розбалансування очікувань; ПДВ 21%) і матриця ризиків (додаток)</w:t>
             </w:r>
           </w:p>
         </w:tc>
@@ -1181,7 +1165,7 @@
                 <w:sz w:val="17"/>
                 <w:szCs w:val="17"/>
               </w:rPr>
-              <w:t xml:space="preserve">Слайди 22–28: рамка рішення, варіанти ставки, ставка, курс і резерви, валютні обмеження, комунікація, підсумок</w:t>
+              <w:t xml:space="preserve">Слайди 16–21: рамка рішення, варіанти ставки, ставка, курс і резерви, валютні обмеження, підсумок; комунікація — у додатку</w:t>
             </w:r>
           </w:p>
         </w:tc>
@@ -1249,7 +1233,7 @@
                 <w:sz w:val="17"/>
                 <w:szCs w:val="17"/>
               </w:rPr>
-              <w:t xml:space="preserve">Облікова ставка 17% (+1 в. п.) з орієнтирами; депозитні сертифікати (рамка рішення, Q&amp;A 24)</w:t>
+              <w:t xml:space="preserve">Облікова ставка 17% (+1 в. п.) з орієнтирами; обмежені обсяги тендерів 3-міс. депсертифікатів, щоб підвищення дійшло до депозитів</w:t>
             </w:r>
           </w:p>
         </w:tc>
@@ -1317,7 +1301,7 @@
                 <w:sz w:val="17"/>
                 <w:szCs w:val="17"/>
               </w:rPr>
-              <w:t xml:space="preserve">Керована гнучкість: допускати до ≈4% на рік, інтервенції лише згладжують</w:t>
+              <w:t xml:space="preserve">Не заморожувати курс (≈44,7 грн/$ з червня): двосторонні коливання, інтервенції лише згладжують</w:t>
             </w:r>
           </w:p>
         </w:tc>
@@ -3354,7 +3338,7 @@
               </w:rPr>
               <w:t xml:space="preserve">Держстат через </w:t>
             </w:r>
-            <w:hyperlink w:history="1" r:id="rIdj3k-kffaccyxecy3e9d0y">
+            <w:hyperlink w:history="1" r:id="rIdzvw2jgfsajp0k7wqf12hz">
               <w:r>
                 <w:rPr>
                   <w:color w:val="1F63B5"/>
@@ -3555,7 +3539,7 @@
             <w:pPr>
               <w:spacing w:after="0" w:before="0" w:line="252"/>
             </w:pPr>
-            <w:hyperlink w:history="1" r:id="rIdzzbir1gwovzikk0kcfdij">
+            <w:hyperlink w:history="1" r:id="rIdrq9ma5am1guqbuwj_mnva">
               <w:r>
                 <w:rPr>
                   <w:color w:val="1F63B5"/>
@@ -4065,7 +4049,7 @@
               </w:rPr>
               <w:t xml:space="preserve">Держстат; </w:t>
             </w:r>
-            <w:hyperlink w:history="1" r:id="rIdmdicxptvw512smn3dhm88">
+            <w:hyperlink w:history="1" r:id="rId-i4f9azoz9xrijqjnxpvt">
               <w:r>
                 <w:rPr>
                   <w:color w:val="1F63B5"/>
@@ -4228,7 +4212,7 @@
             <w:pPr>
               <w:spacing w:after="0" w:before="0" w:line="252"/>
             </w:pPr>
-            <w:hyperlink w:history="1" r:id="rIdlnd8mpro8o0zbdq6kk481">
+            <w:hyperlink w:history="1" r:id="rId6uryye4ps4hs8op5cqofd">
               <w:r>
                 <w:rPr>
                   <w:color w:val="1F63B5"/>
@@ -4246,7 +4230,7 @@
               </w:rPr>
               <w:t xml:space="preserve">; </w:t>
             </w:r>
-            <w:hyperlink w:history="1" r:id="rIdpajl1zxdqrd6thhv79dxl">
+            <w:hyperlink w:history="1" r:id="rIdvse9tqkmaa-sf8iwell9l">
               <w:r>
                 <w:rPr>
                   <w:color w:val="1F63B5"/>
@@ -4409,7 +4393,7 @@
             <w:pPr>
               <w:spacing w:after="0" w:before="0" w:line="252"/>
             </w:pPr>
-            <w:hyperlink w:history="1" r:id="rIdr_pzakwwstwwhrrticrns">
+            <w:hyperlink w:history="1" r:id="rIdlkaw-rl1dic-ao3a5of1s">
               <w:r>
                 <w:rPr>
                   <w:color w:val="1F63B5"/>
@@ -4754,7 +4738,7 @@
             <w:pPr>
               <w:spacing w:after="0" w:before="0" w:line="252"/>
             </w:pPr>
-            <w:hyperlink w:history="1" r:id="rIdedmxpupz4keavtzqwbzze">
+            <w:hyperlink w:history="1" r:id="rIdl2pq8xt4ygkae1nf8g2v0">
               <w:r>
                 <w:rPr>
                   <w:color w:val="1F63B5"/>
@@ -4772,7 +4756,7 @@
               </w:rPr>
               <w:t xml:space="preserve">; </w:t>
             </w:r>
-            <w:hyperlink w:history="1" r:id="rIdr9dgsjeet04tqqcqysfxi">
+            <w:hyperlink w:history="1" r:id="rIdivng8tmaknjqhdv9a5qml">
               <w:r>
                 <w:rPr>
                   <w:color w:val="1F63B5"/>
@@ -4790,7 +4774,7 @@
               </w:rPr>
               <w:t xml:space="preserve">; USD/EUR — ЄЦБ, далі </w:t>
             </w:r>
-            <w:hyperlink w:history="1" r:id="rIdrky2zefadwmupy4z-hqza">
+            <w:hyperlink w:history="1" r:id="rIdlmpg7v1ifmnvziyiitlzp">
               <w:r>
                 <w:rPr>
                   <w:color w:val="1F63B5"/>
@@ -5233,7 +5217,7 @@
             <w:pPr>
               <w:spacing w:after="0" w:before="0" w:line="252"/>
             </w:pPr>
-            <w:hyperlink w:history="1" r:id="rIdsgsbxd3jxdq-nswrzo4ui">
+            <w:hyperlink w:history="1" r:id="rIdls319egmnnzrcluztpyf7">
               <w:r>
                 <w:rPr>
                   <w:color w:val="1F63B5"/>
@@ -5251,7 +5235,7 @@
               </w:rPr>
               <w:t xml:space="preserve"> — </w:t>
             </w:r>
-            <w:hyperlink w:history="1" r:id="rIdod3ic0whg5jy7xy9ka9-t">
+            <w:hyperlink w:history="1" r:id="rIdu-lp9lobmrkyead-tjfbz">
               <w:r>
                 <w:rPr>
                   <w:color w:val="1F63B5"/>
@@ -5323,7 +5307,7 @@
             <w:pPr>
               <w:spacing w:after="0" w:before="0" w:line="252"/>
             </w:pPr>
-            <w:hyperlink w:history="1" r:id="rIdcyxuhlsjn2jpbzy-uyodc">
+            <w:hyperlink w:history="1" r:id="rIdb8gmovsoqvx8dj7lcthtu">
               <w:r>
                 <w:rPr>
                   <w:color w:val="1F63B5"/>
@@ -5395,7 +5379,7 @@
             <w:pPr>
               <w:spacing w:after="0" w:before="0" w:line="252"/>
             </w:pPr>
-            <w:hyperlink w:history="1" r:id="rIdzvfhmpbl38xsj5j9tp3m3">
+            <w:hyperlink w:history="1" r:id="rIdlnolik1x9doccqub5luu7">
               <w:r>
                 <w:rPr>
                   <w:color w:val="1F63B5"/>
@@ -5565,7 +5549,7 @@
             <w:pPr>
               <w:spacing w:after="0" w:before="0" w:line="252"/>
             </w:pPr>
-            <w:hyperlink w:history="1" r:id="rIdnkvfefw9c_deoaoxrkmsm">
+            <w:hyperlink w:history="1" r:id="rIdzmm8xvmtmir2h-nl4juhp">
               <w:r>
                 <w:rPr>
                   <w:color w:val="1F63B5"/>
@@ -5583,7 +5567,7 @@
               </w:rPr>
               <w:t xml:space="preserve">, </w:t>
             </w:r>
-            <w:hyperlink w:history="1" r:id="rId4abyax0xjqi5jfrakcgcx">
+            <w:hyperlink w:history="1" r:id="rIde1xeakol3eznqprso84h4">
               <w:r>
                 <w:rPr>
                   <w:color w:val="1F63B5"/>
@@ -5655,7 +5639,7 @@
             <w:pPr>
               <w:spacing w:after="0" w:before="0" w:line="252"/>
             </w:pPr>
-            <w:hyperlink w:history="1" r:id="rIdw3sbgjtlytzaicj_2nrtz">
+            <w:hyperlink w:history="1" r:id="rIdfvpr83imdk69fmfo2gkax">
               <w:r>
                 <w:rPr>
                   <w:color w:val="1F63B5"/>
@@ -5673,7 +5657,7 @@
               </w:rPr>
               <w:t xml:space="preserve">, </w:t>
             </w:r>
-            <w:hyperlink w:history="1" r:id="rIdeu-hgbjb4jobx0nbuwzq5">
+            <w:hyperlink w:history="1" r:id="rId0ohf52qsxg-l570ejtx5y">
               <w:r>
                 <w:rPr>
                   <w:color w:val="1F63B5"/>
@@ -5745,7 +5729,7 @@
             <w:pPr>
               <w:spacing w:after="0" w:before="0" w:line="252"/>
             </w:pPr>
-            <w:hyperlink w:history="1" r:id="rIdrs9txikpyweawlcilwe5r">
+            <w:hyperlink w:history="1" r:id="rIdc3bdxnkkrz4gaz8e092i3">
               <w:r>
                 <w:rPr>
                   <w:color w:val="1F63B5"/>
@@ -5824,7 +5808,7 @@
             <w:pPr>
               <w:spacing w:after="0" w:before="0" w:line="252"/>
             </w:pPr>
-            <w:hyperlink w:history="1" r:id="rId48eaoatmwgpqxhqpo6184">
+            <w:hyperlink w:history="1" r:id="rId1ld-8bmy3joakjq4rt4iy">
               <w:r>
                 <w:rPr>
                   <w:color w:val="1F63B5"/>
@@ -5842,7 +5826,7 @@
               </w:rPr>
               <w:t xml:space="preserve">; </w:t>
             </w:r>
-            <w:hyperlink w:history="1" r:id="rIdhyu5jqvsbxnyjzvz3shpb">
+            <w:hyperlink w:history="1" r:id="rIddxrimldow15wh9ledcqdr">
               <w:r>
                 <w:rPr>
                   <w:color w:val="1F63B5"/>
@@ -6057,7 +6041,7 @@
             <w:pPr>
               <w:spacing w:after="0" w:before="0" w:line="252"/>
             </w:pPr>
-            <w:hyperlink w:history="1" r:id="rIduth2fgsr2rlvvtihirnff">
+            <w:hyperlink w:history="1" r:id="rIdwf0_kcm6kpg4ldua7jhzj">
               <w:r>
                 <w:rPr>
                   <w:color w:val="1F63B5"/>
@@ -6129,7 +6113,7 @@
             <w:pPr>
               <w:spacing w:after="0" w:before="0" w:line="252"/>
             </w:pPr>
-            <w:hyperlink w:history="1" r:id="rIdxl0pqzoki_zwfp4kwspud">
+            <w:hyperlink w:history="1" r:id="rIdjvlcwalxn97yewncbh7mf">
               <w:r>
                 <w:rPr>
                   <w:color w:val="1F63B5"/>
@@ -6201,7 +6185,7 @@
             <w:pPr>
               <w:spacing w:after="0" w:before="0" w:line="252"/>
             </w:pPr>
-            <w:hyperlink w:history="1" r:id="rIdruft8vcqphizkvl6suba0">
+            <w:hyperlink w:history="1" r:id="rId8yjlkuezfra9n8qhkqjih">
               <w:r>
                 <w:rPr>
                   <w:color w:val="1F63B5"/>
@@ -6219,7 +6203,7 @@
               </w:rPr>
               <w:t xml:space="preserve">; </w:t>
             </w:r>
-            <w:hyperlink w:history="1" r:id="rIdchljvwh5ujy0njlakehll">
+            <w:hyperlink w:history="1" r:id="rIdni7plcvecutzktetvn7v4">
               <w:r>
                 <w:rPr>
                   <w:color w:val="1F63B5"/>
@@ -8593,9 +8577,9 @@
         <w:tblLayout w:type="fixed"/>
       </w:tblPr>
       <w:tblGrid>
-        <w:gridCol w:w="1621"/>
-        <w:gridCol w:w="4012"/>
-        <w:gridCol w:w="4231"/>
+        <w:gridCol w:w="1614"/>
+        <w:gridCol w:w="4021"/>
+        <w:gridCol w:w="4229"/>
       </w:tblGrid>
       <w:tr>
         <w:trPr>
@@ -8604,7 +8588,7 @@
         </w:trPr>
         <w:tc>
           <w:tcPr>
-            <w:tcW w:type="dxa" w:w="1621"/>
+            <w:tcW w:type="dxa" w:w="1614"/>
             <w:tcBorders>
               <w:top w:val="single" w:color="C9D6D3" w:sz="4"/>
               <w:left w:val="single" w:color="C9D6D3" w:sz="4"/>
@@ -8637,7 +8621,7 @@
         </w:tc>
         <w:tc>
           <w:tcPr>
-            <w:tcW w:type="dxa" w:w="4012"/>
+            <w:tcW w:type="dxa" w:w="4021"/>
             <w:tcBorders>
               <w:top w:val="single" w:color="C9D6D3" w:sz="4"/>
               <w:left w:val="single" w:color="C9D6D3" w:sz="4"/>
@@ -8670,7 +8654,7 @@
         </w:tc>
         <w:tc>
           <w:tcPr>
-            <w:tcW w:type="dxa" w:w="4231"/>
+            <w:tcW w:type="dxa" w:w="4229"/>
             <w:tcBorders>
               <w:top w:val="single" w:color="C9D6D3" w:sz="4"/>
               <w:left w:val="single" w:color="C9D6D3" w:sz="4"/>
@@ -8709,93 +8693,93 @@
         </w:trPr>
         <w:tc>
           <w:tcPr>
-            <w:tcW w:type="dxa" w:w="1621"/>
-            <w:tcBorders>
-              <w:top w:val="single" w:color="C9D6D3" w:sz="4"/>
-              <w:left w:val="single" w:color="C9D6D3" w:sz="4"/>
-              <w:bottom w:val="single" w:color="C9D6D3" w:sz="4"/>
-              <w:right w:val="single" w:color="C9D6D3" w:sz="4"/>
-            </w:tcBorders>
-            <w:shd w:fill="FFFFFF" w:color="auto" w:val="clear"/>
-            <w:tcMar>
-              <w:top w:type="dxa" w:w="50"/>
-              <w:left w:type="dxa" w:w="90"/>
-              <w:bottom w:type="dxa" w:w="50"/>
-              <w:right w:type="dxa" w:w="90"/>
-            </w:tcMar>
-          </w:tcPr>
-          <w:p>
-            <w:pPr>
-              <w:spacing w:after="0" w:before="0" w:line="252"/>
-            </w:pPr>
-            <w:r>
-              <w:rPr>
-                <w:b/>
-                <w:bCs/>
-                <w:sz w:val="17"/>
-                <w:szCs w:val="17"/>
-              </w:rPr>
-              <w:t xml:space="preserve">Наукаст ІСЦ (10–12.2026)</w:t>
-            </w:r>
-          </w:p>
-        </w:tc>
-        <w:tc>
-          <w:tcPr>
-            <w:tcW w:type="dxa" w:w="4012"/>
-            <w:tcBorders>
-              <w:top w:val="single" w:color="C9D6D3" w:sz="4"/>
-              <w:left w:val="single" w:color="C9D6D3" w:sz="4"/>
-              <w:bottom w:val="single" w:color="C9D6D3" w:sz="4"/>
-              <w:right w:val="single" w:color="C9D6D3" w:sz="4"/>
-            </w:tcBorders>
-            <w:shd w:fill="FFFFFF" w:color="auto" w:val="clear"/>
-            <w:tcMar>
-              <w:top w:type="dxa" w:w="50"/>
-              <w:left w:type="dxa" w:w="90"/>
-              <w:bottom w:type="dxa" w:w="50"/>
-              <w:right w:type="dxa" w:w="90"/>
-            </w:tcMar>
-          </w:tcPr>
-          <w:p>
-            <w:pPr>
-              <w:spacing w:after="0" w:before="0" w:line="252"/>
-            </w:pPr>
-            <w:r>
-              <w:rPr>
-                <w:sz w:val="17"/>
-                <w:szCs w:val="17"/>
-              </w:rPr>
-              <w:t xml:space="preserve">Тренд 0,86%/міс (SA, 3 міс., з вереснем +2,1% м/м) + сезонність STL (5 років) − 0,1 в. п. (разові ефекти вересня) → грудень 12,1% р/р</w:t>
-            </w:r>
-          </w:p>
-        </w:tc>
-        <w:tc>
-          <w:tcPr>
-            <w:tcW w:type="dxa" w:w="4231"/>
-            <w:tcBorders>
-              <w:top w:val="single" w:color="C9D6D3" w:sz="4"/>
-              <w:left w:val="single" w:color="C9D6D3" w:sz="4"/>
-              <w:bottom w:val="single" w:color="C9D6D3" w:sz="4"/>
-              <w:right w:val="single" w:color="C9D6D3" w:sz="4"/>
-            </w:tcBorders>
-            <w:shd w:fill="FFFFFF" w:color="auto" w:val="clear"/>
-            <w:tcMar>
-              <w:top w:type="dxa" w:w="50"/>
-              <w:left w:type="dxa" w:w="90"/>
-              <w:bottom w:type="dxa" w:w="50"/>
-              <w:right w:type="dxa" w:w="90"/>
-            </w:tcMar>
-          </w:tcPr>
-          <w:p>
-            <w:pPr>
-              <w:spacing w:after="0" w:before="0" w:line="252"/>
-            </w:pPr>
-            <w:r>
-              <w:rPr>
-                <w:sz w:val="17"/>
-                <w:szCs w:val="17"/>
-              </w:rPr>
-              <w:t xml:space="preserve">Держстат; фіксує ІСЦ IV кв. 2026</w:t>
+            <w:tcW w:type="dxa" w:w="1614"/>
+            <w:tcBorders>
+              <w:top w:val="single" w:color="C9D6D3" w:sz="4"/>
+              <w:left w:val="single" w:color="C9D6D3" w:sz="4"/>
+              <w:bottom w:val="single" w:color="C9D6D3" w:sz="4"/>
+              <w:right w:val="single" w:color="C9D6D3" w:sz="4"/>
+            </w:tcBorders>
+            <w:shd w:fill="FFFFFF" w:color="auto" w:val="clear"/>
+            <w:tcMar>
+              <w:top w:type="dxa" w:w="50"/>
+              <w:left w:type="dxa" w:w="90"/>
+              <w:bottom w:type="dxa" w:w="50"/>
+              <w:right w:type="dxa" w:w="90"/>
+            </w:tcMar>
+          </w:tcPr>
+          <w:p>
+            <w:pPr>
+              <w:spacing w:after="0" w:before="0" w:line="252"/>
+            </w:pPr>
+            <w:r>
+              <w:rPr>
+                <w:b/>
+                <w:bCs/>
+                <w:sz w:val="17"/>
+                <w:szCs w:val="17"/>
+              </w:rPr>
+              <w:t xml:space="preserve">Наукаст ІСЦ і базового ІСЦ (10–12.2026)</w:t>
+            </w:r>
+          </w:p>
+        </w:tc>
+        <w:tc>
+          <w:tcPr>
+            <w:tcW w:type="dxa" w:w="4021"/>
+            <w:tcBorders>
+              <w:top w:val="single" w:color="C9D6D3" w:sz="4"/>
+              <w:left w:val="single" w:color="C9D6D3" w:sz="4"/>
+              <w:bottom w:val="single" w:color="C9D6D3" w:sz="4"/>
+              <w:right w:val="single" w:color="C9D6D3" w:sz="4"/>
+            </w:tcBorders>
+            <w:shd w:fill="FFFFFF" w:color="auto" w:val="clear"/>
+            <w:tcMar>
+              <w:top w:type="dxa" w:w="50"/>
+              <w:left w:type="dxa" w:w="90"/>
+              <w:bottom w:type="dxa" w:w="50"/>
+              <w:right w:type="dxa" w:w="90"/>
+            </w:tcMar>
+          </w:tcPr>
+          <w:p>
+            <w:pPr>
+              <w:spacing w:after="0" w:before="0" w:line="252"/>
+            </w:pPr>
+            <w:r>
+              <w:rPr>
+                <w:sz w:val="17"/>
+                <w:szCs w:val="17"/>
+              </w:rPr>
+              <w:t xml:space="preserve">Тренд (SA, 3 міс.) + сезонність STL (5 років) − 0,1 в. п. → грудень: ІСЦ 12,1%, базова 9,2% р/р; у IV кв. фіксуються обидва ряди</w:t>
+            </w:r>
+          </w:p>
+        </w:tc>
+        <w:tc>
+          <w:tcPr>
+            <w:tcW w:type="dxa" w:w="4229"/>
+            <w:tcBorders>
+              <w:top w:val="single" w:color="C9D6D3" w:sz="4"/>
+              <w:left w:val="single" w:color="C9D6D3" w:sz="4"/>
+              <w:bottom w:val="single" w:color="C9D6D3" w:sz="4"/>
+              <w:right w:val="single" w:color="C9D6D3" w:sz="4"/>
+            </w:tcBorders>
+            <w:shd w:fill="FFFFFF" w:color="auto" w:val="clear"/>
+            <w:tcMar>
+              <w:top w:type="dxa" w:w="50"/>
+              <w:left w:type="dxa" w:w="90"/>
+              <w:bottom w:type="dxa" w:w="50"/>
+              <w:right w:type="dxa" w:w="90"/>
+            </w:tcMar>
+          </w:tcPr>
+          <w:p>
+            <w:pPr>
+              <w:spacing w:after="0" w:before="0" w:line="252"/>
+            </w:pPr>
+            <w:r>
+              <w:rPr>
+                <w:sz w:val="17"/>
+                <w:szCs w:val="17"/>
+              </w:rPr>
+              <w:t xml:space="preserve">Держстат; базову без наукасту модель занижувала (весь надлишок ішов у небазові ціни)</w:t>
             </w:r>
           </w:p>
         </w:tc>
@@ -8807,7 +8791,7 @@
         </w:trPr>
         <w:tc>
           <w:tcPr>
-            <w:tcW w:type="dxa" w:w="1621"/>
+            <w:tcW w:type="dxa" w:w="1614"/>
             <w:tcBorders>
               <w:top w:val="single" w:color="C9D6D3" w:sz="4"/>
               <w:left w:val="single" w:color="C9D6D3" w:sz="4"/>
@@ -8839,61 +8823,61 @@
         </w:tc>
         <w:tc>
           <w:tcPr>
-            <w:tcW w:type="dxa" w:w="4012"/>
-            <w:tcBorders>
-              <w:top w:val="single" w:color="C9D6D3" w:sz="4"/>
-              <w:left w:val="single" w:color="C9D6D3" w:sz="4"/>
-              <w:bottom w:val="single" w:color="C9D6D3" w:sz="4"/>
-              <w:right w:val="single" w:color="C9D6D3" w:sz="4"/>
-            </w:tcBorders>
-            <w:shd w:fill="EAF1EF" w:color="auto" w:val="clear"/>
-            <w:tcMar>
-              <w:top w:type="dxa" w:w="50"/>
-              <w:left w:type="dxa" w:w="90"/>
-              <w:bottom w:type="dxa" w:w="50"/>
-              <w:right w:type="dxa" w:w="90"/>
-            </w:tcMar>
-          </w:tcPr>
-          <w:p>
-            <w:pPr>
-              <w:spacing w:after="0" w:before="0" w:line="252"/>
-            </w:pPr>
-            <w:r>
-              <w:rPr>
-                <w:sz w:val="17"/>
-                <w:szCs w:val="17"/>
-              </w:rPr>
-              <w:t xml:space="preserve">−0,3% кв/кв SA</w:t>
-            </w:r>
-          </w:p>
-        </w:tc>
-        <w:tc>
-          <w:tcPr>
-            <w:tcW w:type="dxa" w:w="4231"/>
-            <w:tcBorders>
-              <w:top w:val="single" w:color="C9D6D3" w:sz="4"/>
-              <w:left w:val="single" w:color="C9D6D3" w:sz="4"/>
-              <w:bottom w:val="single" w:color="C9D6D3" w:sz="4"/>
-              <w:right w:val="single" w:color="C9D6D3" w:sz="4"/>
-            </w:tcBorders>
-            <w:shd w:fill="EAF1EF" w:color="auto" w:val="clear"/>
-            <w:tcMar>
-              <w:top w:type="dxa" w:w="50"/>
-              <w:left w:type="dxa" w:w="90"/>
-              <w:bottom w:type="dxa" w:w="50"/>
-              <w:right w:type="dxa" w:w="90"/>
-            </w:tcMar>
-          </w:tcPr>
-          <w:p>
-            <w:pPr>
-              <w:spacing w:after="0" w:before="0" w:line="252"/>
-            </w:pPr>
-            <w:r>
-              <w:rPr>
-                <w:sz w:val="17"/>
-                <w:szCs w:val="17"/>
-              </w:rPr>
-              <w:t xml:space="preserve">КМП: «суттєво гірше прогнозу НБУ»</w:t>
+            <w:tcW w:type="dxa" w:w="4021"/>
+            <w:tcBorders>
+              <w:top w:val="single" w:color="C9D6D3" w:sz="4"/>
+              <w:left w:val="single" w:color="C9D6D3" w:sz="4"/>
+              <w:bottom w:val="single" w:color="C9D6D3" w:sz="4"/>
+              <w:right w:val="single" w:color="C9D6D3" w:sz="4"/>
+            </w:tcBorders>
+            <w:shd w:fill="EAF1EF" w:color="auto" w:val="clear"/>
+            <w:tcMar>
+              <w:top w:type="dxa" w:w="50"/>
+              <w:left w:type="dxa" w:w="90"/>
+              <w:bottom w:type="dxa" w:w="50"/>
+              <w:right w:type="dxa" w:w="90"/>
+            </w:tcMar>
+          </w:tcPr>
+          <w:p>
+            <w:pPr>
+              <w:spacing w:after="0" w:before="0" w:line="252"/>
+            </w:pPr>
+            <w:r>
+              <w:rPr>
+                <w:sz w:val="17"/>
+                <w:szCs w:val="17"/>
+              </w:rPr>
+              <w:t xml:space="preserve">+1,1% кв/кв SA (≈+1% р/р)</w:t>
+            </w:r>
+          </w:p>
+        </w:tc>
+        <w:tc>
+          <w:tcPr>
+            <w:tcW w:type="dxa" w:w="4229"/>
+            <w:tcBorders>
+              <w:top w:val="single" w:color="C9D6D3" w:sz="4"/>
+              <w:left w:val="single" w:color="C9D6D3" w:sz="4"/>
+              <w:bottom w:val="single" w:color="C9D6D3" w:sz="4"/>
+              <w:right w:val="single" w:color="C9D6D3" w:sz="4"/>
+            </w:tcBorders>
+            <w:shd w:fill="EAF1EF" w:color="auto" w:val="clear"/>
+            <w:tcMar>
+              <w:top w:type="dxa" w:w="50"/>
+              <w:left w:type="dxa" w:w="90"/>
+              <w:bottom w:type="dxa" w:w="50"/>
+              <w:right w:type="dxa" w:w="90"/>
+            </w:tcMar>
+          </w:tcPr>
+          <w:p>
+            <w:pPr>
+              <w:spacing w:after="0" w:before="0" w:line="252"/>
+            </w:pPr>
+            <w:r>
+              <w:rPr>
+                <w:sz w:val="17"/>
+                <w:szCs w:val="17"/>
+              </w:rPr>
+              <w:t xml:space="preserve">ІЕД: липень +4,0%, серпень +1,2% р/р; Мінекономіки: серпень ≈0%; КМП: «суттєво гірше» за прогноз НБУ (+2,1%). Чутливість: оптимальна ставка 16,5–16,9%</w:t>
             </w:r>
           </w:p>
         </w:tc>
@@ -8905,7 +8889,7 @@
         </w:trPr>
         <w:tc>
           <w:tcPr>
-            <w:tcW w:type="dxa" w:w="1621"/>
+            <w:tcW w:type="dxa" w:w="1614"/>
             <w:tcBorders>
               <w:top w:val="single" w:color="C9D6D3" w:sz="4"/>
               <w:left w:val="single" w:color="C9D6D3" w:sz="4"/>
@@ -8956,7 +8940,7 @@
         </w:tc>
         <w:tc>
           <w:tcPr>
-            <w:tcW w:type="dxa" w:w="4012"/>
+            <w:tcW w:type="dxa" w:w="4021"/>
             <w:tcBorders>
               <w:top w:val="single" w:color="C9D6D3" w:sz="4"/>
               <w:left w:val="single" w:color="C9D6D3" w:sz="4"/>
@@ -8986,7 +8970,7 @@
         </w:tc>
         <w:tc>
           <w:tcPr>
-            <w:tcW w:type="dxa" w:w="4231"/>
+            <w:tcW w:type="dxa" w:w="4229"/>
             <w:tcBorders>
               <w:top w:val="single" w:color="C9D6D3" w:sz="4"/>
               <w:left w:val="single" w:color="C9D6D3" w:sz="4"/>
@@ -9012,7 +8996,7 @@
               </w:rPr>
               <w:t xml:space="preserve">Вторинні ефекти атак в опалювальний сезон; НБУ: +0,4–0,6 в. п. (</w:t>
             </w:r>
-            <w:hyperlink w:history="1" r:id="rIdkdu0hnbqu9rp54_8wqn8z">
+            <w:hyperlink w:history="1" r:id="rIdmn_6ycxmjcjkvia7ptt-3">
               <w:r>
                 <w:rPr>
                   <w:color w:val="1F63B5"/>
@@ -9040,7 +9024,7 @@
         </w:trPr>
         <w:tc>
           <w:tcPr>
-            <w:tcW w:type="dxa" w:w="1621"/>
+            <w:tcW w:type="dxa" w:w="1614"/>
             <w:tcBorders>
               <w:top w:val="single" w:color="C9D6D3" w:sz="4"/>
               <w:left w:val="single" w:color="C9D6D3" w:sz="4"/>
@@ -9091,7 +9075,7 @@
         </w:tc>
         <w:tc>
           <w:tcPr>
-            <w:tcW w:type="dxa" w:w="4012"/>
+            <w:tcW w:type="dxa" w:w="4021"/>
             <w:tcBorders>
               <w:top w:val="single" w:color="C9D6D3" w:sz="4"/>
               <w:left w:val="single" w:color="C9D6D3" w:sz="4"/>
@@ -9121,7 +9105,7 @@
         </w:tc>
         <w:tc>
           <w:tcPr>
-            <w:tcW w:type="dxa" w:w="4231"/>
+            <w:tcW w:type="dxa" w:w="4229"/>
             <w:tcBorders>
               <w:top w:val="single" w:color="C9D6D3" w:sz="4"/>
               <w:left w:val="single" w:color="C9D6D3" w:sz="4"/>
@@ -9147,7 +9131,7 @@
               </w:rPr>
               <w:t xml:space="preserve">Середнє 2016–2026 = 1,7 в. п.; НБУ: адмінціни +14,0% / +11,3% (</w:t>
             </w:r>
-            <w:hyperlink w:history="1" r:id="rIdisorauyqr3fxmgx8hmbq0">
+            <w:hyperlink w:history="1" r:id="rId9k41nm5gtwajtxrigdsg1">
               <w:r>
                 <w:rPr>
                   <w:color w:val="1F63B5"/>
@@ -9183,124 +9167,94 @@
         </w:trPr>
         <w:tc>
           <w:tcPr>
-            <w:tcW w:type="dxa" w:w="1621"/>
-            <w:tcBorders>
-              <w:top w:val="single" w:color="C9D6D3" w:sz="4"/>
-              <w:left w:val="single" w:color="C9D6D3" w:sz="4"/>
-              <w:bottom w:val="single" w:color="C9D6D3" w:sz="4"/>
-              <w:right w:val="single" w:color="C9D6D3" w:sz="4"/>
-            </w:tcBorders>
-            <w:shd w:fill="FFFFFF" w:color="auto" w:val="clear"/>
-            <w:tcMar>
-              <w:top w:type="dxa" w:w="50"/>
-              <w:left w:type="dxa" w:w="90"/>
-              <w:bottom w:type="dxa" w:w="50"/>
-              <w:right w:type="dxa" w:w="90"/>
-            </w:tcMar>
-          </w:tcPr>
-          <w:p>
-            <w:pPr>
-              <w:spacing w:after="0" w:before="0" w:line="252"/>
-            </w:pPr>
-            <w:r>
-              <w:rPr>
-                <w:b/>
-                <w:bCs/>
-                <w:sz w:val="17"/>
-                <w:szCs w:val="17"/>
-              </w:rPr>
-              <w:t xml:space="preserve">Бюджетний імпульс (</w:t>
-            </w:r>
-            <w:r>
-              <w:rPr>
-                <w:rFonts w:ascii="Consolas" w:cs="Consolas" w:eastAsia="Consolas" w:hAnsi="Consolas"/>
-                <w:b/>
-                <w:bCs/>
-                <w:sz w:val="15"/>
-                <w:szCs w:val="15"/>
-              </w:rPr>
-              <w:t xml:space="preserve">res_l_gdp_gap</w:t>
-            </w:r>
-            <w:r>
-              <w:rPr>
-                <w:b/>
-                <w:bCs/>
-                <w:sz w:val="17"/>
-                <w:szCs w:val="17"/>
-              </w:rPr>
-              <w:t xml:space="preserve">)</w:t>
-            </w:r>
-          </w:p>
-        </w:tc>
-        <w:tc>
-          <w:tcPr>
-            <w:tcW w:type="dxa" w:w="4012"/>
-            <w:tcBorders>
-              <w:top w:val="single" w:color="C9D6D3" w:sz="4"/>
-              <w:left w:val="single" w:color="C9D6D3" w:sz="4"/>
-              <w:bottom w:val="single" w:color="C9D6D3" w:sz="4"/>
-              <w:right w:val="single" w:color="C9D6D3" w:sz="4"/>
-            </w:tcBorders>
-            <w:shd w:fill="FFFFFF" w:color="auto" w:val="clear"/>
-            <w:tcMar>
-              <w:top w:type="dxa" w:w="50"/>
-              <w:left w:type="dxa" w:w="90"/>
-              <w:bottom w:type="dxa" w:w="50"/>
-              <w:right w:type="dxa" w:w="90"/>
-            </w:tcMar>
-          </w:tcPr>
-          <w:p>
-            <w:pPr>
-              <w:spacing w:after="0" w:before="0" w:line="252"/>
-            </w:pPr>
-            <w:r>
-              <w:rPr>
-                <w:sz w:val="17"/>
-                <w:szCs w:val="17"/>
-              </w:rPr>
-              <w:t xml:space="preserve">+0,2…0,6% розриву (IV кв. 2026 – IV кв. 2027)</w:t>
-            </w:r>
-          </w:p>
-        </w:tc>
-        <w:tc>
-          <w:tcPr>
-            <w:tcW w:type="dxa" w:w="4231"/>
-            <w:tcBorders>
-              <w:top w:val="single" w:color="C9D6D3" w:sz="4"/>
-              <w:left w:val="single" w:color="C9D6D3" w:sz="4"/>
-              <w:bottom w:val="single" w:color="C9D6D3" w:sz="4"/>
-              <w:right w:val="single" w:color="C9D6D3" w:sz="4"/>
-            </w:tcBorders>
-            <w:shd w:fill="FFFFFF" w:color="auto" w:val="clear"/>
-            <w:tcMar>
-              <w:top w:type="dxa" w:w="50"/>
-              <w:left w:type="dxa" w:w="90"/>
-              <w:bottom w:type="dxa" w:w="50"/>
-              <w:right w:type="dxa" w:w="90"/>
-            </w:tcMar>
-          </w:tcPr>
-          <w:p>
-            <w:pPr>
-              <w:spacing w:after="0" w:before="0" w:line="252"/>
-            </w:pPr>
-            <w:r>
-              <w:rPr>
-                <w:sz w:val="17"/>
-                <w:szCs w:val="17"/>
-              </w:rPr>
-              <w:t xml:space="preserve">Оборонний USL ($33,2 / 16,7 млрд), </w:t>
-            </w:r>
-            <w:hyperlink w:history="1" r:id="rIdpxinzpudkd-artrlz_voy">
-              <w:r>
-                <w:rPr>
-                  <w:color w:val="1F63B5"/>
-                  <w:sz w:val="17"/>
-                  <w:szCs w:val="17"/>
-                  <w:u w:val="single"/>
-                </w:rPr>
-                <w:t xml:space="preserve">Інфляційний звіт</w:t>
-              </w:r>
-            </w:hyperlink>
+            <w:tcW w:type="dxa" w:w="1614"/>
+            <w:tcBorders>
+              <w:top w:val="single" w:color="C9D6D3" w:sz="4"/>
+              <w:left w:val="single" w:color="C9D6D3" w:sz="4"/>
+              <w:bottom w:val="single" w:color="C9D6D3" w:sz="4"/>
+              <w:right w:val="single" w:color="C9D6D3" w:sz="4"/>
+            </w:tcBorders>
+            <w:shd w:fill="FFFFFF" w:color="auto" w:val="clear"/>
+            <w:tcMar>
+              <w:top w:type="dxa" w:w="50"/>
+              <w:left w:type="dxa" w:w="90"/>
+              <w:bottom w:type="dxa" w:w="50"/>
+              <w:right w:type="dxa" w:w="90"/>
+            </w:tcMar>
+          </w:tcPr>
+          <w:p>
+            <w:pPr>
+              <w:spacing w:after="0" w:before="0" w:line="252"/>
+            </w:pPr>
+            <w:r>
+              <w:rPr>
+                <w:b/>
+                <w:bCs/>
+                <w:sz w:val="17"/>
+                <w:szCs w:val="17"/>
+              </w:rPr>
+              <w:t xml:space="preserve">Бюджетний імпульс</w:t>
+            </w:r>
+          </w:p>
+        </w:tc>
+        <w:tc>
+          <w:tcPr>
+            <w:tcW w:type="dxa" w:w="4021"/>
+            <w:tcBorders>
+              <w:top w:val="single" w:color="C9D6D3" w:sz="4"/>
+              <w:left w:val="single" w:color="C9D6D3" w:sz="4"/>
+              <w:bottom w:val="single" w:color="C9D6D3" w:sz="4"/>
+              <w:right w:val="single" w:color="C9D6D3" w:sz="4"/>
+            </w:tcBorders>
+            <w:shd w:fill="FFFFFF" w:color="auto" w:val="clear"/>
+            <w:tcMar>
+              <w:top w:type="dxa" w:w="50"/>
+              <w:left w:type="dxa" w:w="90"/>
+              <w:bottom w:type="dxa" w:w="50"/>
+              <w:right w:type="dxa" w:w="90"/>
+            </w:tcMar>
+          </w:tcPr>
+          <w:p>
+            <w:pPr>
+              <w:spacing w:after="0" w:before="0" w:line="252"/>
+            </w:pPr>
+            <w:r>
+              <w:rPr>
+                <w:sz w:val="17"/>
+                <w:szCs w:val="17"/>
+              </w:rPr>
+              <w:t xml:space="preserve">Не закладається (прибрано після рецензії)</w:t>
+            </w:r>
+          </w:p>
+        </w:tc>
+        <w:tc>
+          <w:tcPr>
+            <w:tcW w:type="dxa" w:w="4229"/>
+            <w:tcBorders>
+              <w:top w:val="single" w:color="C9D6D3" w:sz="4"/>
+              <w:left w:val="single" w:color="C9D6D3" w:sz="4"/>
+              <w:bottom w:val="single" w:color="C9D6D3" w:sz="4"/>
+              <w:right w:val="single" w:color="C9D6D3" w:sz="4"/>
+            </w:tcBorders>
+            <w:shd w:fill="FFFFFF" w:color="auto" w:val="clear"/>
+            <w:tcMar>
+              <w:top w:type="dxa" w:w="50"/>
+              <w:left w:type="dxa" w:w="90"/>
+              <w:bottom w:type="dxa" w:w="50"/>
+              <w:right w:type="dxa" w:w="90"/>
+            </w:tcMar>
+          </w:tcPr>
+          <w:p>
+            <w:pPr>
+              <w:spacing w:after="0" w:before="0" w:line="252"/>
+            </w:pPr>
+            <w:r>
+              <w:rPr>
+                <w:sz w:val="17"/>
+                <w:szCs w:val="17"/>
+              </w:rPr>
+              <w:t xml:space="preserve">Дефіцит без грантів 35 → 26% ВВП, оборонна частина USL $33,2 → $16,7 млрд — знак імпульсу радше від'ємний; з імпульсом оптимум був би ≈17,2%</w:t>
+            </w:r>
           </w:p>
         </w:tc>
       </w:tr>
@@ -9311,7 +9265,7 @@
         </w:trPr>
         <w:tc>
           <w:tcPr>
-            <w:tcW w:type="dxa" w:w="1621"/>
+            <w:tcW w:type="dxa" w:w="1614"/>
             <w:tcBorders>
               <w:top w:val="single" w:color="C9D6D3" w:sz="4"/>
               <w:left w:val="single" w:color="C9D6D3" w:sz="4"/>
@@ -9362,7 +9316,7 @@
         </w:tc>
         <w:tc>
           <w:tcPr>
-            <w:tcW w:type="dxa" w:w="4012"/>
+            <w:tcW w:type="dxa" w:w="4021"/>
             <w:tcBorders>
               <w:top w:val="single" w:color="C9D6D3" w:sz="4"/>
               <w:left w:val="single" w:color="C9D6D3" w:sz="4"/>
@@ -9392,7 +9346,7 @@
         </w:tc>
         <w:tc>
           <w:tcPr>
-            <w:tcW w:type="dxa" w:w="4231"/>
+            <w:tcW w:type="dxa" w:w="4229"/>
             <w:tcBorders>
               <w:top w:val="single" w:color="C9D6D3" w:sz="4"/>
               <w:left w:val="single" w:color="C9D6D3" w:sz="4"/>
@@ -9418,7 +9372,7 @@
               </w:rPr>
               <w:t xml:space="preserve">Затримки фінансування, резерви $47,1 млрд (</w:t>
             </w:r>
-            <w:hyperlink w:history="1" r:id="rIdpchgrnkhrlhygjzxkitry">
+            <w:hyperlink w:history="1" r:id="rIds23hjgfh9gr4ivlnc-abb">
               <w:r>
                 <w:rPr>
                   <w:color w:val="1F63B5"/>
@@ -9446,7 +9400,7 @@
         </w:trPr>
         <w:tc>
           <w:tcPr>
-            <w:tcW w:type="dxa" w:w="1621"/>
+            <w:tcW w:type="dxa" w:w="1614"/>
             <w:tcBorders>
               <w:top w:val="single" w:color="C9D6D3" w:sz="4"/>
               <w:left w:val="single" w:color="C9D6D3" w:sz="4"/>
@@ -9497,7 +9451,7 @@
         </w:tc>
         <w:tc>
           <w:tcPr>
-            <w:tcW w:type="dxa" w:w="4012"/>
+            <w:tcW w:type="dxa" w:w="4021"/>
             <w:tcBorders>
               <w:top w:val="single" w:color="C9D6D3" w:sz="4"/>
               <w:left w:val="single" w:color="C9D6D3" w:sz="4"/>
@@ -9527,7 +9481,7 @@
         </w:tc>
         <w:tc>
           <w:tcPr>
-            <w:tcW w:type="dxa" w:w="4231"/>
+            <w:tcW w:type="dxa" w:w="4229"/>
             <w:tcBorders>
               <w:top w:val="single" w:color="C9D6D3" w:sz="4"/>
               <w:left w:val="single" w:color="C9D6D3" w:sz="4"/>
@@ -9563,7 +9517,7 @@
         </w:trPr>
         <w:tc>
           <w:tcPr>
-            <w:tcW w:type="dxa" w:w="1621"/>
+            <w:tcW w:type="dxa" w:w="1614"/>
             <w:tcBorders>
               <w:top w:val="single" w:color="C9D6D3" w:sz="4"/>
               <w:left w:val="single" w:color="C9D6D3" w:sz="4"/>
@@ -9614,7 +9568,7 @@
         </w:tc>
         <w:tc>
           <w:tcPr>
-            <w:tcW w:type="dxa" w:w="4012"/>
+            <w:tcW w:type="dxa" w:w="4021"/>
             <w:tcBorders>
               <w:top w:val="single" w:color="C9D6D3" w:sz="4"/>
               <w:left w:val="single" w:color="C9D6D3" w:sz="4"/>
@@ -9644,7 +9598,7 @@
         </w:tc>
         <w:tc>
           <w:tcPr>
-            <w:tcW w:type="dxa" w:w="4231"/>
+            <w:tcW w:type="dxa" w:w="4229"/>
             <w:tcBorders>
               <w:top w:val="single" w:color="C9D6D3" w:sz="4"/>
               <w:left w:val="single" w:color="C9D6D3" w:sz="4"/>
@@ -9680,7 +9634,7 @@
         </w:trPr>
         <w:tc>
           <w:tcPr>
-            <w:tcW w:type="dxa" w:w="1621"/>
+            <w:tcW w:type="dxa" w:w="1614"/>
             <w:tcBorders>
               <w:top w:val="single" w:color="C9D6D3" w:sz="4"/>
               <w:left w:val="single" w:color="C9D6D3" w:sz="4"/>
@@ -9712,7 +9666,7 @@
         </w:tc>
         <w:tc>
           <w:tcPr>
-            <w:tcW w:type="dxa" w:w="4012"/>
+            <w:tcW w:type="dxa" w:w="4021"/>
             <w:tcBorders>
               <w:top w:val="single" w:color="C9D6D3" w:sz="4"/>
               <w:left w:val="single" w:color="C9D6D3" w:sz="4"/>
@@ -9742,7 +9696,7 @@
         </w:tc>
         <w:tc>
           <w:tcPr>
-            <w:tcW w:type="dxa" w:w="4231"/>
+            <w:tcW w:type="dxa" w:w="4229"/>
             <w:tcBorders>
               <w:top w:val="single" w:color="C9D6D3" w:sz="4"/>
               <w:left w:val="single" w:color="C9D6D3" w:sz="4"/>
@@ -9778,7 +9732,7 @@
         </w:trPr>
         <w:tc>
           <w:tcPr>
-            <w:tcW w:type="dxa" w:w="1621"/>
+            <w:tcW w:type="dxa" w:w="1614"/>
             <w:tcBorders>
               <w:top w:val="single" w:color="C9D6D3" w:sz="4"/>
               <w:left w:val="single" w:color="C9D6D3" w:sz="4"/>
@@ -9810,7 +9764,7 @@
         </w:tc>
         <w:tc>
           <w:tcPr>
-            <w:tcW w:type="dxa" w:w="4012"/>
+            <w:tcW w:type="dxa" w:w="4021"/>
             <w:tcBorders>
               <w:top w:val="single" w:color="C9D6D3" w:sz="4"/>
               <w:left w:val="single" w:color="C9D6D3" w:sz="4"/>
@@ -9840,7 +9794,7 @@
         </w:tc>
         <w:tc>
           <w:tcPr>
-            <w:tcW w:type="dxa" w:w="4231"/>
+            <w:tcW w:type="dxa" w:w="4229"/>
             <w:tcBorders>
               <w:top w:val="single" w:color="C9D6D3" w:sz="4"/>
               <w:left w:val="single" w:color="C9D6D3" w:sz="4"/>
@@ -9891,7 +9845,7 @@
         </w:trPr>
         <w:tc>
           <w:tcPr>
-            <w:tcW w:type="dxa" w:w="1621"/>
+            <w:tcW w:type="dxa" w:w="1614"/>
             <w:tcBorders>
               <w:top w:val="single" w:color="C9D6D3" w:sz="4"/>
               <w:left w:val="single" w:color="C9D6D3" w:sz="4"/>
@@ -9923,7 +9877,7 @@
         </w:tc>
         <w:tc>
           <w:tcPr>
-            <w:tcW w:type="dxa" w:w="4012"/>
+            <w:tcW w:type="dxa" w:w="4021"/>
             <w:tcBorders>
               <w:top w:val="single" w:color="C9D6D3" w:sz="4"/>
               <w:left w:val="single" w:color="C9D6D3" w:sz="4"/>
@@ -9953,7 +9907,7 @@
         </w:tc>
         <w:tc>
           <w:tcPr>
-            <w:tcW w:type="dxa" w:w="4231"/>
+            <w:tcW w:type="dxa" w:w="4229"/>
             <w:tcBorders>
               <w:top w:val="single" w:color="C9D6D3" w:sz="4"/>
               <w:left w:val="single" w:color="C9D6D3" w:sz="4"/>
@@ -14158,7 +14112,7 @@
                 <w:sz w:val="17"/>
                 <w:szCs w:val="17"/>
               </w:rPr>
-              <w:t xml:space="preserve">На слайдах «реальна ставка ≈7% — вище нейтральної», а після вересня модель дає ≈6,2% проти нейтральної ≈6,6%</w:t>
+              <w:t xml:space="preserve">Рецензія 2: базова інфляція IV кв. занижена; ВВП III кв. — з однієї фрази КМП; знак бюджетного імпульсу; немає сценаріїв очікувань і ПДВ; 25 основних слайдів на 15 хв; курс у євро</w:t>
             </w:r>
           </w:p>
         </w:tc>
@@ -14188,7 +14142,7 @@
                 <w:sz w:val="17"/>
                 <w:szCs w:val="17"/>
               </w:rPr>
-              <w:t xml:space="preserve">Формулювання з моделі: зараз нижче нейтральної, за 17% зросте до ≈8,7% у II кв. 2027</w:t>
+              <w:t xml:space="preserve">Наукаст базового ІСЦ; ВВП III кв. за ІЕД/Мінекономіки з чутливістю; імпульс прибрано; додаткові ризики (курс, очікування, ПДВ — калібрування за НБУ); основна частина — 18 слайдів, решта в додатках; курс у грн/$</w:t>
             </w:r>
           </w:p>
         </w:tc>
@@ -14226,7 +14180,7 @@
                 <w:sz w:val="17"/>
                 <w:szCs w:val="17"/>
               </w:rPr>
-              <w:t xml:space="preserve">Ф'ючерси Brent і реальна ставка на слайдах були вписані вручну й застаріли після оновлення даних</w:t>
+              <w:t xml:space="preserve">На слайдах «реальна ставка ≈7% — вище нейтральної», а після вересня модель дає ≈6,2% проти нейтральної ≈6,6%</w:t>
             </w:r>
           </w:p>
         </w:tc>
@@ -14256,7 +14210,7 @@
                 <w:sz w:val="17"/>
                 <w:szCs w:val="17"/>
               </w:rPr>
-              <w:t xml:space="preserve">Беруться з даних автоматично</w:t>
+              <w:t xml:space="preserve">Формулювання з моделі: зараз нижче нейтральної, за 17% зросте до ≈8,7% у II кв. 2027</w:t>
             </w:r>
           </w:p>
         </w:tc>
@@ -14294,7 +14248,7 @@
                 <w:sz w:val="17"/>
                 <w:szCs w:val="17"/>
               </w:rPr>
-              <w:t xml:space="preserve">Не було платіжного балансу (окремий модуль настановчої сесії) і явної рамки «мета — інструменти — позиції КМП»</w:t>
+              <w:t xml:space="preserve">Ф'ючерси Brent і реальна ставка на слайдах були вписані вручну й застаріли після оновлення даних</w:t>
             </w:r>
           </w:p>
         </w:tc>
@@ -14324,7 +14278,7 @@
                 <w:sz w:val="17"/>
                 <w:szCs w:val="17"/>
               </w:rPr>
-              <w:t xml:space="preserve">Два нові слайди</w:t>
+              <w:t xml:space="preserve">Беруться з даних автоматично</w:t>
             </w:r>
           </w:p>
         </w:tc>
@@ -14362,7 +14316,7 @@
                 <w:sz w:val="17"/>
                 <w:szCs w:val="17"/>
               </w:rPr>
-              <w:t xml:space="preserve">Місяці імпорту рахувалися за поточним імпортом, а НБУ — за імпортом наступного року</w:t>
+              <w:t xml:space="preserve">Не було платіжного балансу (окремий модуль настановчої сесії) і явної рамки «мета — інструменти — позиції КМП»</w:t>
             </w:r>
           </w:p>
         </w:tc>
@@ -14392,7 +14346,7 @@
                 <w:sz w:val="17"/>
                 <w:szCs w:val="17"/>
               </w:rPr>
-              <w:t xml:space="preserve">Перейшли на методику НБУ; на графік резервів додано прогноз НБУ</w:t>
+              <w:t xml:space="preserve">Два нові слайди</w:t>
             </w:r>
           </w:p>
         </w:tc>
@@ -14430,6 +14384,74 @@
                 <w:sz w:val="17"/>
                 <w:szCs w:val="17"/>
               </w:rPr>
+              <w:t xml:space="preserve">Місяці імпорту рахувалися за поточним імпортом, а НБУ — за імпортом наступного року</w:t>
+            </w:r>
+          </w:p>
+        </w:tc>
+        <w:tc>
+          <w:tcPr>
+            <w:tcW w:type="dxa" w:w="4932"/>
+            <w:tcBorders>
+              <w:top w:val="single" w:color="C9D6D3" w:sz="4"/>
+              <w:left w:val="single" w:color="C9D6D3" w:sz="4"/>
+              <w:bottom w:val="single" w:color="C9D6D3" w:sz="4"/>
+              <w:right w:val="single" w:color="C9D6D3" w:sz="4"/>
+            </w:tcBorders>
+            <w:shd w:fill="FFFFFF" w:color="auto" w:val="clear"/>
+            <w:tcMar>
+              <w:top w:type="dxa" w:w="50"/>
+              <w:left w:type="dxa" w:w="90"/>
+              <w:bottom w:type="dxa" w:w="50"/>
+              <w:right w:type="dxa" w:w="90"/>
+            </w:tcMar>
+          </w:tcPr>
+          <w:p>
+            <w:pPr>
+              <w:spacing w:after="0" w:before="0" w:line="252"/>
+            </w:pPr>
+            <w:r>
+              <w:rPr>
+                <w:sz w:val="17"/>
+                <w:szCs w:val="17"/>
+              </w:rPr>
+              <w:t xml:space="preserve">Перейшли на методику НБУ; на графік резервів додано прогноз НБУ</w:t>
+            </w:r>
+          </w:p>
+        </w:tc>
+      </w:tr>
+      <w:tr>
+        <w:trPr>
+          <w:cantSplit/>
+          <w:tblHeader w:val="off"/>
+        </w:trPr>
+        <w:tc>
+          <w:tcPr>
+            <w:tcW w:type="dxa" w:w="4932"/>
+            <w:tcBorders>
+              <w:top w:val="single" w:color="C9D6D3" w:sz="4"/>
+              <w:left w:val="single" w:color="C9D6D3" w:sz="4"/>
+              <w:bottom w:val="single" w:color="C9D6D3" w:sz="4"/>
+              <w:right w:val="single" w:color="C9D6D3" w:sz="4"/>
+            </w:tcBorders>
+            <w:shd w:fill="EAF1EF" w:color="auto" w:val="clear"/>
+            <w:tcMar>
+              <w:top w:type="dxa" w:w="50"/>
+              <w:left w:type="dxa" w:w="90"/>
+              <w:bottom w:type="dxa" w:w="50"/>
+              <w:right w:type="dxa" w:w="90"/>
+            </w:tcMar>
+          </w:tcPr>
+          <w:p>
+            <w:pPr>
+              <w:spacing w:after="0" w:before="0" w:line="252"/>
+            </w:pPr>
+            <w:r>
+              <w:rPr>
+                <w:b/>
+                <w:bCs/>
+                <w:sz w:val="17"/>
+                <w:szCs w:val="17"/>
+              </w:rPr>
               <w:t xml:space="preserve">Курсові очікування ринку (≈47 грн/$) і дохідність ОВДП не згадувалися</w:t>
             </w:r>
           </w:p>
@@ -14443,7 +14465,7 @@
               <w:bottom w:val="single" w:color="C9D6D3" w:sz="4"/>
               <w:right w:val="single" w:color="C9D6D3" w:sz="4"/>
             </w:tcBorders>
-            <w:shd w:fill="FFFFFF" w:color="auto" w:val="clear"/>
+            <w:shd w:fill="EAF1EF" w:color="auto" w:val="clear"/>
             <w:tcMar>
               <w:top w:type="dxa" w:w="50"/>
               <w:left w:type="dxa" w:w="90"/>

--- a/docs/scope_of_work.docx
+++ b/docs/scope_of_work.docx
@@ -230,7 +230,7 @@
               </w:rPr>
               <w:t xml:space="preserve">Шаблон QPM НБУ для конкурсу (</w:t>
             </w:r>
-            <w:hyperlink w:history="1" r:id="rIdidai2wpc1ltajo6ruk-ci">
+            <w:hyperlink w:history="1" r:id="rIdp5ziissony7rdngkgfvvq">
               <w:r>
                 <w:rPr>
                   <w:color w:val="1F63B5"/>
@@ -790,7 +790,7 @@
         </w:rPr>
         <w:t xml:space="preserve">Ключове питання конкурсу: «Якими мають бути рішення Правління НБУ щодо процентних ставок, офіційного курсу та валютних обмежень під час війни і чому?» (</w:t>
       </w:r>
-      <w:hyperlink w:history="1" r:id="rIdinjelhqajbc9d3hftrwcs">
+      <w:hyperlink w:history="1" r:id="rIdyyztwv6ulusmnbsyuoj5c">
         <w:r>
           <w:rPr>
             <w:color w:val="1F63B5"/>
@@ -3338,7 +3338,7 @@
               </w:rPr>
               <w:t xml:space="preserve">Держстат через </w:t>
             </w:r>
-            <w:hyperlink w:history="1" r:id="rIdzvw2jgfsajp0k7wqf12hz">
+            <w:hyperlink w:history="1" r:id="rIdebrvv1hjszr7pa9-5mrlo">
               <w:r>
                 <w:rPr>
                   <w:color w:val="1F63B5"/>
@@ -3539,7 +3539,7 @@
             <w:pPr>
               <w:spacing w:after="0" w:before="0" w:line="252"/>
             </w:pPr>
-            <w:hyperlink w:history="1" r:id="rIdrq9ma5am1guqbuwj_mnva">
+            <w:hyperlink w:history="1" r:id="rId10x9qdtzv0kr1movaccdv">
               <w:r>
                 <w:rPr>
                   <w:color w:val="1F63B5"/>
@@ -4049,7 +4049,7 @@
               </w:rPr>
               <w:t xml:space="preserve">Держстат; </w:t>
             </w:r>
-            <w:hyperlink w:history="1" r:id="rId-i4f9azoz9xrijqjnxpvt">
+            <w:hyperlink w:history="1" r:id="rIdjt9-7lulo7mak6emhpri7">
               <w:r>
                 <w:rPr>
                   <w:color w:val="1F63B5"/>
@@ -4212,7 +4212,7 @@
             <w:pPr>
               <w:spacing w:after="0" w:before="0" w:line="252"/>
             </w:pPr>
-            <w:hyperlink w:history="1" r:id="rId6uryye4ps4hs8op5cqofd">
+            <w:hyperlink w:history="1" r:id="rId-gcngcwudg71acdzqoy89">
               <w:r>
                 <w:rPr>
                   <w:color w:val="1F63B5"/>
@@ -4230,7 +4230,7 @@
               </w:rPr>
               <w:t xml:space="preserve">; </w:t>
             </w:r>
-            <w:hyperlink w:history="1" r:id="rIdvse9tqkmaa-sf8iwell9l">
+            <w:hyperlink w:history="1" r:id="rIdlaiciqbwi9uimodrdjmcd">
               <w:r>
                 <w:rPr>
                   <w:color w:val="1F63B5"/>
@@ -4393,7 +4393,7 @@
             <w:pPr>
               <w:spacing w:after="0" w:before="0" w:line="252"/>
             </w:pPr>
-            <w:hyperlink w:history="1" r:id="rIdlkaw-rl1dic-ao3a5of1s">
+            <w:hyperlink w:history="1" r:id="rIdcelizfy30md2dei-_anq0">
               <w:r>
                 <w:rPr>
                   <w:color w:val="1F63B5"/>
@@ -4738,7 +4738,7 @@
             <w:pPr>
               <w:spacing w:after="0" w:before="0" w:line="252"/>
             </w:pPr>
-            <w:hyperlink w:history="1" r:id="rIdl2pq8xt4ygkae1nf8g2v0">
+            <w:hyperlink w:history="1" r:id="rIdwcwgxg0ef4mbhiiqzs90q">
               <w:r>
                 <w:rPr>
                   <w:color w:val="1F63B5"/>
@@ -4756,7 +4756,7 @@
               </w:rPr>
               <w:t xml:space="preserve">; </w:t>
             </w:r>
-            <w:hyperlink w:history="1" r:id="rIdivng8tmaknjqhdv9a5qml">
+            <w:hyperlink w:history="1" r:id="rIddeabyk9vsygozrppnfg73">
               <w:r>
                 <w:rPr>
                   <w:color w:val="1F63B5"/>
@@ -4774,7 +4774,7 @@
               </w:rPr>
               <w:t xml:space="preserve">; USD/EUR — ЄЦБ, далі </w:t>
             </w:r>
-            <w:hyperlink w:history="1" r:id="rIdlmpg7v1ifmnvziyiitlzp">
+            <w:hyperlink w:history="1" r:id="rIdddfkjyhku-q2i1fq8s6pv">
               <w:r>
                 <w:rPr>
                   <w:color w:val="1F63B5"/>
@@ -5217,7 +5217,7 @@
             <w:pPr>
               <w:spacing w:after="0" w:before="0" w:line="252"/>
             </w:pPr>
-            <w:hyperlink w:history="1" r:id="rIdls319egmnnzrcluztpyf7">
+            <w:hyperlink w:history="1" r:id="rIdfnpzcuirssukyw4kqjmdf">
               <w:r>
                 <w:rPr>
                   <w:color w:val="1F63B5"/>
@@ -5235,7 +5235,7 @@
               </w:rPr>
               <w:t xml:space="preserve"> — </w:t>
             </w:r>
-            <w:hyperlink w:history="1" r:id="rIdu-lp9lobmrkyead-tjfbz">
+            <w:hyperlink w:history="1" r:id="rIdgqzrixdc7k1jcfswdh7xb">
               <w:r>
                 <w:rPr>
                   <w:color w:val="1F63B5"/>
@@ -5307,7 +5307,7 @@
             <w:pPr>
               <w:spacing w:after="0" w:before="0" w:line="252"/>
             </w:pPr>
-            <w:hyperlink w:history="1" r:id="rIdb8gmovsoqvx8dj7lcthtu">
+            <w:hyperlink w:history="1" r:id="rIdt-rtpkbq5bnb1vx5f-nd_">
               <w:r>
                 <w:rPr>
                   <w:color w:val="1F63B5"/>
@@ -5379,7 +5379,7 @@
             <w:pPr>
               <w:spacing w:after="0" w:before="0" w:line="252"/>
             </w:pPr>
-            <w:hyperlink w:history="1" r:id="rIdlnolik1x9doccqub5luu7">
+            <w:hyperlink w:history="1" r:id="rIdphfcsaenp-wqgdv9ycx6i">
               <w:r>
                 <w:rPr>
                   <w:color w:val="1F63B5"/>
@@ -5549,7 +5549,7 @@
             <w:pPr>
               <w:spacing w:after="0" w:before="0" w:line="252"/>
             </w:pPr>
-            <w:hyperlink w:history="1" r:id="rIdzmm8xvmtmir2h-nl4juhp">
+            <w:hyperlink w:history="1" r:id="rIddwqrtns-h60hgmhz4qqvm">
               <w:r>
                 <w:rPr>
                   <w:color w:val="1F63B5"/>
@@ -5567,7 +5567,7 @@
               </w:rPr>
               <w:t xml:space="preserve">, </w:t>
             </w:r>
-            <w:hyperlink w:history="1" r:id="rIde1xeakol3eznqprso84h4">
+            <w:hyperlink w:history="1" r:id="rIdh7ulkordpq4ytiq5oj19h">
               <w:r>
                 <w:rPr>
                   <w:color w:val="1F63B5"/>
@@ -5639,7 +5639,7 @@
             <w:pPr>
               <w:spacing w:after="0" w:before="0" w:line="252"/>
             </w:pPr>
-            <w:hyperlink w:history="1" r:id="rIdfvpr83imdk69fmfo2gkax">
+            <w:hyperlink w:history="1" r:id="rIdbadpidj4co94wnlph4xl7">
               <w:r>
                 <w:rPr>
                   <w:color w:val="1F63B5"/>
@@ -5657,7 +5657,7 @@
               </w:rPr>
               <w:t xml:space="preserve">, </w:t>
             </w:r>
-            <w:hyperlink w:history="1" r:id="rId0ohf52qsxg-l570ejtx5y">
+            <w:hyperlink w:history="1" r:id="rIdnt80gcppvgza4tvkd4cu4">
               <w:r>
                 <w:rPr>
                   <w:color w:val="1F63B5"/>
@@ -5729,7 +5729,7 @@
             <w:pPr>
               <w:spacing w:after="0" w:before="0" w:line="252"/>
             </w:pPr>
-            <w:hyperlink w:history="1" r:id="rIdc3bdxnkkrz4gaz8e092i3">
+            <w:hyperlink w:history="1" r:id="rIdvxsvdukz7tgz-spwtsnzq">
               <w:r>
                 <w:rPr>
                   <w:color w:val="1F63B5"/>
@@ -5808,7 +5808,7 @@
             <w:pPr>
               <w:spacing w:after="0" w:before="0" w:line="252"/>
             </w:pPr>
-            <w:hyperlink w:history="1" r:id="rId1ld-8bmy3joakjq4rt4iy">
+            <w:hyperlink w:history="1" r:id="rIdhzaj7jn2hfwg9-w6a2ocy">
               <w:r>
                 <w:rPr>
                   <w:color w:val="1F63B5"/>
@@ -5826,7 +5826,7 @@
               </w:rPr>
               <w:t xml:space="preserve">; </w:t>
             </w:r>
-            <w:hyperlink w:history="1" r:id="rIddxrimldow15wh9ledcqdr">
+            <w:hyperlink w:history="1" r:id="rIdwuojbqqqedfiotdsjy-qj">
               <w:r>
                 <w:rPr>
                   <w:color w:val="1F63B5"/>
@@ -6041,7 +6041,7 @@
             <w:pPr>
               <w:spacing w:after="0" w:before="0" w:line="252"/>
             </w:pPr>
-            <w:hyperlink w:history="1" r:id="rIdwf0_kcm6kpg4ldua7jhzj">
+            <w:hyperlink w:history="1" r:id="rIdtqjbc0po9tm3lmpekiwl_">
               <w:r>
                 <w:rPr>
                   <w:color w:val="1F63B5"/>
@@ -6113,7 +6113,7 @@
             <w:pPr>
               <w:spacing w:after="0" w:before="0" w:line="252"/>
             </w:pPr>
-            <w:hyperlink w:history="1" r:id="rIdjvlcwalxn97yewncbh7mf">
+            <w:hyperlink w:history="1" r:id="rIdlhhyk6sytw1zemhyoqiuq">
               <w:r>
                 <w:rPr>
                   <w:color w:val="1F63B5"/>
@@ -6185,7 +6185,7 @@
             <w:pPr>
               <w:spacing w:after="0" w:before="0" w:line="252"/>
             </w:pPr>
-            <w:hyperlink w:history="1" r:id="rId8yjlkuezfra9n8qhkqjih">
+            <w:hyperlink w:history="1" r:id="rId2eis1dxmoixssghoixtlb">
               <w:r>
                 <w:rPr>
                   <w:color w:val="1F63B5"/>
@@ -6203,7 +6203,7 @@
               </w:rPr>
               <w:t xml:space="preserve">; </w:t>
             </w:r>
-            <w:hyperlink w:history="1" r:id="rIdni7plcvecutzktetvn7v4">
+            <w:hyperlink w:history="1" r:id="rIduejeqrfsaox9hyayxw2lp">
               <w:r>
                 <w:rPr>
                   <w:color w:val="1F63B5"/>
@@ -8577,9 +8577,9 @@
         <w:tblLayout w:type="fixed"/>
       </w:tblPr>
       <w:tblGrid>
-        <w:gridCol w:w="1614"/>
-        <w:gridCol w:w="4021"/>
-        <w:gridCol w:w="4229"/>
+        <w:gridCol w:w="1601"/>
+        <w:gridCol w:w="4070"/>
+        <w:gridCol w:w="4193"/>
       </w:tblGrid>
       <w:tr>
         <w:trPr>
@@ -8588,7 +8588,7 @@
         </w:trPr>
         <w:tc>
           <w:tcPr>
-            <w:tcW w:type="dxa" w:w="1614"/>
+            <w:tcW w:type="dxa" w:w="1601"/>
             <w:tcBorders>
               <w:top w:val="single" w:color="C9D6D3" w:sz="4"/>
               <w:left w:val="single" w:color="C9D6D3" w:sz="4"/>
@@ -8621,7 +8621,7 @@
         </w:tc>
         <w:tc>
           <w:tcPr>
-            <w:tcW w:type="dxa" w:w="4021"/>
+            <w:tcW w:type="dxa" w:w="4070"/>
             <w:tcBorders>
               <w:top w:val="single" w:color="C9D6D3" w:sz="4"/>
               <w:left w:val="single" w:color="C9D6D3" w:sz="4"/>
@@ -8654,7 +8654,7 @@
         </w:tc>
         <w:tc>
           <w:tcPr>
-            <w:tcW w:type="dxa" w:w="4229"/>
+            <w:tcW w:type="dxa" w:w="4193"/>
             <w:tcBorders>
               <w:top w:val="single" w:color="C9D6D3" w:sz="4"/>
               <w:left w:val="single" w:color="C9D6D3" w:sz="4"/>
@@ -8693,7 +8693,7 @@
         </w:trPr>
         <w:tc>
           <w:tcPr>
-            <w:tcW w:type="dxa" w:w="1614"/>
+            <w:tcW w:type="dxa" w:w="1601"/>
             <w:tcBorders>
               <w:top w:val="single" w:color="C9D6D3" w:sz="4"/>
               <w:left w:val="single" w:color="C9D6D3" w:sz="4"/>
@@ -8725,61 +8725,61 @@
         </w:tc>
         <w:tc>
           <w:tcPr>
-            <w:tcW w:type="dxa" w:w="4021"/>
-            <w:tcBorders>
-              <w:top w:val="single" w:color="C9D6D3" w:sz="4"/>
-              <w:left w:val="single" w:color="C9D6D3" w:sz="4"/>
-              <w:bottom w:val="single" w:color="C9D6D3" w:sz="4"/>
-              <w:right w:val="single" w:color="C9D6D3" w:sz="4"/>
-            </w:tcBorders>
-            <w:shd w:fill="FFFFFF" w:color="auto" w:val="clear"/>
-            <w:tcMar>
-              <w:top w:type="dxa" w:w="50"/>
-              <w:left w:type="dxa" w:w="90"/>
-              <w:bottom w:type="dxa" w:w="50"/>
-              <w:right w:type="dxa" w:w="90"/>
-            </w:tcMar>
-          </w:tcPr>
-          <w:p>
-            <w:pPr>
-              <w:spacing w:after="0" w:before="0" w:line="252"/>
-            </w:pPr>
-            <w:r>
-              <w:rPr>
-                <w:sz w:val="17"/>
-                <w:szCs w:val="17"/>
-              </w:rPr>
-              <w:t xml:space="preserve">Тренд (SA, 3 міс.) + сезонність STL (5 років) − 0,1 в. п. → грудень: ІСЦ 12,1%, базова 9,2% р/р; у IV кв. фіксуються обидва ряди</w:t>
-            </w:r>
-          </w:p>
-        </w:tc>
-        <w:tc>
-          <w:tcPr>
-            <w:tcW w:type="dxa" w:w="4229"/>
-            <w:tcBorders>
-              <w:top w:val="single" w:color="C9D6D3" w:sz="4"/>
-              <w:left w:val="single" w:color="C9D6D3" w:sz="4"/>
-              <w:bottom w:val="single" w:color="C9D6D3" w:sz="4"/>
-              <w:right w:val="single" w:color="C9D6D3" w:sz="4"/>
-            </w:tcBorders>
-            <w:shd w:fill="FFFFFF" w:color="auto" w:val="clear"/>
-            <w:tcMar>
-              <w:top w:type="dxa" w:w="50"/>
-              <w:left w:type="dxa" w:w="90"/>
-              <w:bottom w:type="dxa" w:w="50"/>
-              <w:right w:type="dxa" w:w="90"/>
-            </w:tcMar>
-          </w:tcPr>
-          <w:p>
-            <w:pPr>
-              <w:spacing w:after="0" w:before="0" w:line="252"/>
-            </w:pPr>
-            <w:r>
-              <w:rPr>
-                <w:sz w:val="17"/>
-                <w:szCs w:val="17"/>
-              </w:rPr>
-              <w:t xml:space="preserve">Держстат; базову без наукасту модель занижувала (весь надлишок ішов у небазові ціни)</w:t>
+            <w:tcW w:type="dxa" w:w="4070"/>
+            <w:tcBorders>
+              <w:top w:val="single" w:color="C9D6D3" w:sz="4"/>
+              <w:left w:val="single" w:color="C9D6D3" w:sz="4"/>
+              <w:bottom w:val="single" w:color="C9D6D3" w:sz="4"/>
+              <w:right w:val="single" w:color="C9D6D3" w:sz="4"/>
+            </w:tcBorders>
+            <w:shd w:fill="FFFFFF" w:color="auto" w:val="clear"/>
+            <w:tcMar>
+              <w:top w:type="dxa" w:w="50"/>
+              <w:left w:type="dxa" w:w="90"/>
+              <w:bottom w:type="dxa" w:w="50"/>
+              <w:right w:type="dxa" w:w="90"/>
+            </w:tcMar>
+          </w:tcPr>
+          <w:p>
+            <w:pPr>
+              <w:spacing w:after="0" w:before="0" w:line="252"/>
+            </w:pPr>
+            <w:r>
+              <w:rPr>
+                <w:sz w:val="17"/>
+                <w:szCs w:val="17"/>
+              </w:rPr>
+              <w:t xml:space="preserve">Тренд (SA, 3 міс.) + сезонність STL (нероб'юстний, 5 років) − 0,1 в. п. → грудень: ІСЦ 11,3%, базова 9,5% р/р; у IV кв. фіксуються обидва ряди</w:t>
+            </w:r>
+          </w:p>
+        </w:tc>
+        <w:tc>
+          <w:tcPr>
+            <w:tcW w:type="dxa" w:w="4193"/>
+            <w:tcBorders>
+              <w:top w:val="single" w:color="C9D6D3" w:sz="4"/>
+              <w:left w:val="single" w:color="C9D6D3" w:sz="4"/>
+              <w:bottom w:val="single" w:color="C9D6D3" w:sz="4"/>
+              <w:right w:val="single" w:color="C9D6D3" w:sz="4"/>
+            </w:tcBorders>
+            <w:shd w:fill="FFFFFF" w:color="auto" w:val="clear"/>
+            <w:tcMar>
+              <w:top w:type="dxa" w:w="50"/>
+              <w:left w:type="dxa" w:w="90"/>
+              <w:bottom w:type="dxa" w:w="50"/>
+              <w:right w:type="dxa" w:w="90"/>
+            </w:tcMar>
+          </w:tcPr>
+          <w:p>
+            <w:pPr>
+              <w:spacing w:after="0" w:before="0" w:line="252"/>
+            </w:pPr>
+            <w:r>
+              <w:rPr>
+                <w:sz w:val="17"/>
+                <w:szCs w:val="17"/>
+              </w:rPr>
+              <w:t xml:space="preserve">Держстат; робастний STL у наукасті давав неправдоподібний грудень (12,1% і 9,2%)</w:t>
             </w:r>
           </w:p>
         </w:tc>
@@ -8791,7 +8791,7 @@
         </w:trPr>
         <w:tc>
           <w:tcPr>
-            <w:tcW w:type="dxa" w:w="1614"/>
+            <w:tcW w:type="dxa" w:w="1601"/>
             <w:tcBorders>
               <w:top w:val="single" w:color="C9D6D3" w:sz="4"/>
               <w:left w:val="single" w:color="C9D6D3" w:sz="4"/>
@@ -8823,7 +8823,7 @@
         </w:tc>
         <w:tc>
           <w:tcPr>
-            <w:tcW w:type="dxa" w:w="4021"/>
+            <w:tcW w:type="dxa" w:w="4070"/>
             <w:tcBorders>
               <w:top w:val="single" w:color="C9D6D3" w:sz="4"/>
               <w:left w:val="single" w:color="C9D6D3" w:sz="4"/>
@@ -8853,7 +8853,7 @@
         </w:tc>
         <w:tc>
           <w:tcPr>
-            <w:tcW w:type="dxa" w:w="4229"/>
+            <w:tcW w:type="dxa" w:w="4193"/>
             <w:tcBorders>
               <w:top w:val="single" w:color="C9D6D3" w:sz="4"/>
               <w:left w:val="single" w:color="C9D6D3" w:sz="4"/>
@@ -8889,7 +8889,7 @@
         </w:trPr>
         <w:tc>
           <w:tcPr>
-            <w:tcW w:type="dxa" w:w="1614"/>
+            <w:tcW w:type="dxa" w:w="1601"/>
             <w:tcBorders>
               <w:top w:val="single" w:color="C9D6D3" w:sz="4"/>
               <w:left w:val="single" w:color="C9D6D3" w:sz="4"/>
@@ -8940,7 +8940,7 @@
         </w:tc>
         <w:tc>
           <w:tcPr>
-            <w:tcW w:type="dxa" w:w="4021"/>
+            <w:tcW w:type="dxa" w:w="4070"/>
             <w:tcBorders>
               <w:top w:val="single" w:color="C9D6D3" w:sz="4"/>
               <w:left w:val="single" w:color="C9D6D3" w:sz="4"/>
@@ -8970,7 +8970,7 @@
         </w:tc>
         <w:tc>
           <w:tcPr>
-            <w:tcW w:type="dxa" w:w="4229"/>
+            <w:tcW w:type="dxa" w:w="4193"/>
             <w:tcBorders>
               <w:top w:val="single" w:color="C9D6D3" w:sz="4"/>
               <w:left w:val="single" w:color="C9D6D3" w:sz="4"/>
@@ -8996,7 +8996,7 @@
               </w:rPr>
               <w:t xml:space="preserve">Вторинні ефекти атак в опалювальний сезон; НБУ: +0,4–0,6 в. п. (</w:t>
             </w:r>
-            <w:hyperlink w:history="1" r:id="rIdmn_6ycxmjcjkvia7ptt-3">
+            <w:hyperlink w:history="1" r:id="rIdjqs4dssx5uz3ulzuti_da">
               <w:r>
                 <w:rPr>
                   <w:color w:val="1F63B5"/>
@@ -9024,7 +9024,7 @@
         </w:trPr>
         <w:tc>
           <w:tcPr>
-            <w:tcW w:type="dxa" w:w="1614"/>
+            <w:tcW w:type="dxa" w:w="1601"/>
             <w:tcBorders>
               <w:top w:val="single" w:color="C9D6D3" w:sz="4"/>
               <w:left w:val="single" w:color="C9D6D3" w:sz="4"/>
@@ -9075,7 +9075,7 @@
         </w:tc>
         <w:tc>
           <w:tcPr>
-            <w:tcW w:type="dxa" w:w="4021"/>
+            <w:tcW w:type="dxa" w:w="4070"/>
             <w:tcBorders>
               <w:top w:val="single" w:color="C9D6D3" w:sz="4"/>
               <w:left w:val="single" w:color="C9D6D3" w:sz="4"/>
@@ -9105,7 +9105,7 @@
         </w:tc>
         <w:tc>
           <w:tcPr>
-            <w:tcW w:type="dxa" w:w="4229"/>
+            <w:tcW w:type="dxa" w:w="4193"/>
             <w:tcBorders>
               <w:top w:val="single" w:color="C9D6D3" w:sz="4"/>
               <w:left w:val="single" w:color="C9D6D3" w:sz="4"/>
@@ -9131,7 +9131,7 @@
               </w:rPr>
               <w:t xml:space="preserve">Середнє 2016–2026 = 1,7 в. п.; НБУ: адмінціни +14,0% / +11,3% (</w:t>
             </w:r>
-            <w:hyperlink w:history="1" r:id="rId9k41nm5gtwajtxrigdsg1">
+            <w:hyperlink w:history="1" r:id="rIdml9rbelruljckcijdxmrg">
               <w:r>
                 <w:rPr>
                   <w:color w:val="1F63B5"/>
@@ -9167,7 +9167,7 @@
         </w:trPr>
         <w:tc>
           <w:tcPr>
-            <w:tcW w:type="dxa" w:w="1614"/>
+            <w:tcW w:type="dxa" w:w="1601"/>
             <w:tcBorders>
               <w:top w:val="single" w:color="C9D6D3" w:sz="4"/>
               <w:left w:val="single" w:color="C9D6D3" w:sz="4"/>
@@ -9199,7 +9199,7 @@
         </w:tc>
         <w:tc>
           <w:tcPr>
-            <w:tcW w:type="dxa" w:w="4021"/>
+            <w:tcW w:type="dxa" w:w="4070"/>
             <w:tcBorders>
               <w:top w:val="single" w:color="C9D6D3" w:sz="4"/>
               <w:left w:val="single" w:color="C9D6D3" w:sz="4"/>
@@ -9229,7 +9229,7 @@
         </w:tc>
         <w:tc>
           <w:tcPr>
-            <w:tcW w:type="dxa" w:w="4229"/>
+            <w:tcW w:type="dxa" w:w="4193"/>
             <w:tcBorders>
               <w:top w:val="single" w:color="C9D6D3" w:sz="4"/>
               <w:left w:val="single" w:color="C9D6D3" w:sz="4"/>
@@ -9265,7 +9265,7 @@
         </w:trPr>
         <w:tc>
           <w:tcPr>
-            <w:tcW w:type="dxa" w:w="1614"/>
+            <w:tcW w:type="dxa" w:w="1601"/>
             <w:tcBorders>
               <w:top w:val="single" w:color="C9D6D3" w:sz="4"/>
               <w:left w:val="single" w:color="C9D6D3" w:sz="4"/>
@@ -9316,7 +9316,7 @@
         </w:tc>
         <w:tc>
           <w:tcPr>
-            <w:tcW w:type="dxa" w:w="4021"/>
+            <w:tcW w:type="dxa" w:w="4070"/>
             <w:tcBorders>
               <w:top w:val="single" w:color="C9D6D3" w:sz="4"/>
               <w:left w:val="single" w:color="C9D6D3" w:sz="4"/>
@@ -9346,7 +9346,7 @@
         </w:tc>
         <w:tc>
           <w:tcPr>
-            <w:tcW w:type="dxa" w:w="4229"/>
+            <w:tcW w:type="dxa" w:w="4193"/>
             <w:tcBorders>
               <w:top w:val="single" w:color="C9D6D3" w:sz="4"/>
               <w:left w:val="single" w:color="C9D6D3" w:sz="4"/>
@@ -9372,7 +9372,7 @@
               </w:rPr>
               <w:t xml:space="preserve">Затримки фінансування, резерви $47,1 млрд (</w:t>
             </w:r>
-            <w:hyperlink w:history="1" r:id="rIds23hjgfh9gr4ivlnc-abb">
+            <w:hyperlink w:history="1" r:id="rIdnf-6f85lzh057r2n57otm">
               <w:r>
                 <w:rPr>
                   <w:color w:val="1F63B5"/>
@@ -9400,7 +9400,7 @@
         </w:trPr>
         <w:tc>
           <w:tcPr>
-            <w:tcW w:type="dxa" w:w="1614"/>
+            <w:tcW w:type="dxa" w:w="1601"/>
             <w:tcBorders>
               <w:top w:val="single" w:color="C9D6D3" w:sz="4"/>
               <w:left w:val="single" w:color="C9D6D3" w:sz="4"/>
@@ -9451,7 +9451,7 @@
         </w:tc>
         <w:tc>
           <w:tcPr>
-            <w:tcW w:type="dxa" w:w="4021"/>
+            <w:tcW w:type="dxa" w:w="4070"/>
             <w:tcBorders>
               <w:top w:val="single" w:color="C9D6D3" w:sz="4"/>
               <w:left w:val="single" w:color="C9D6D3" w:sz="4"/>
@@ -9481,7 +9481,7 @@
         </w:tc>
         <w:tc>
           <w:tcPr>
-            <w:tcW w:type="dxa" w:w="4229"/>
+            <w:tcW w:type="dxa" w:w="4193"/>
             <w:tcBorders>
               <w:top w:val="single" w:color="C9D6D3" w:sz="4"/>
               <w:left w:val="single" w:color="C9D6D3" w:sz="4"/>
@@ -9517,7 +9517,7 @@
         </w:trPr>
         <w:tc>
           <w:tcPr>
-            <w:tcW w:type="dxa" w:w="1614"/>
+            <w:tcW w:type="dxa" w:w="1601"/>
             <w:tcBorders>
               <w:top w:val="single" w:color="C9D6D3" w:sz="4"/>
               <w:left w:val="single" w:color="C9D6D3" w:sz="4"/>
@@ -9568,7 +9568,7 @@
         </w:tc>
         <w:tc>
           <w:tcPr>
-            <w:tcW w:type="dxa" w:w="4021"/>
+            <w:tcW w:type="dxa" w:w="4070"/>
             <w:tcBorders>
               <w:top w:val="single" w:color="C9D6D3" w:sz="4"/>
               <w:left w:val="single" w:color="C9D6D3" w:sz="4"/>
@@ -9598,7 +9598,7 @@
         </w:tc>
         <w:tc>
           <w:tcPr>
-            <w:tcW w:type="dxa" w:w="4229"/>
+            <w:tcW w:type="dxa" w:w="4193"/>
             <w:tcBorders>
               <w:top w:val="single" w:color="C9D6D3" w:sz="4"/>
               <w:left w:val="single" w:color="C9D6D3" w:sz="4"/>
@@ -9634,7 +9634,7 @@
         </w:trPr>
         <w:tc>
           <w:tcPr>
-            <w:tcW w:type="dxa" w:w="1614"/>
+            <w:tcW w:type="dxa" w:w="1601"/>
             <w:tcBorders>
               <w:top w:val="single" w:color="C9D6D3" w:sz="4"/>
               <w:left w:val="single" w:color="C9D6D3" w:sz="4"/>
@@ -9666,7 +9666,7 @@
         </w:tc>
         <w:tc>
           <w:tcPr>
-            <w:tcW w:type="dxa" w:w="4021"/>
+            <w:tcW w:type="dxa" w:w="4070"/>
             <w:tcBorders>
               <w:top w:val="single" w:color="C9D6D3" w:sz="4"/>
               <w:left w:val="single" w:color="C9D6D3" w:sz="4"/>
@@ -9696,7 +9696,7 @@
         </w:tc>
         <w:tc>
           <w:tcPr>
-            <w:tcW w:type="dxa" w:w="4229"/>
+            <w:tcW w:type="dxa" w:w="4193"/>
             <w:tcBorders>
               <w:top w:val="single" w:color="C9D6D3" w:sz="4"/>
               <w:left w:val="single" w:color="C9D6D3" w:sz="4"/>
@@ -9732,7 +9732,7 @@
         </w:trPr>
         <w:tc>
           <w:tcPr>
-            <w:tcW w:type="dxa" w:w="1614"/>
+            <w:tcW w:type="dxa" w:w="1601"/>
             <w:tcBorders>
               <w:top w:val="single" w:color="C9D6D3" w:sz="4"/>
               <w:left w:val="single" w:color="C9D6D3" w:sz="4"/>
@@ -9764,7 +9764,7 @@
         </w:tc>
         <w:tc>
           <w:tcPr>
-            <w:tcW w:type="dxa" w:w="4021"/>
+            <w:tcW w:type="dxa" w:w="4070"/>
             <w:tcBorders>
               <w:top w:val="single" w:color="C9D6D3" w:sz="4"/>
               <w:left w:val="single" w:color="C9D6D3" w:sz="4"/>
@@ -9794,7 +9794,7 @@
         </w:tc>
         <w:tc>
           <w:tcPr>
-            <w:tcW w:type="dxa" w:w="4229"/>
+            <w:tcW w:type="dxa" w:w="4193"/>
             <w:tcBorders>
               <w:top w:val="single" w:color="C9D6D3" w:sz="4"/>
               <w:left w:val="single" w:color="C9D6D3" w:sz="4"/>
@@ -9845,7 +9845,7 @@
         </w:trPr>
         <w:tc>
           <w:tcPr>
-            <w:tcW w:type="dxa" w:w="1614"/>
+            <w:tcW w:type="dxa" w:w="1601"/>
             <w:tcBorders>
               <w:top w:val="single" w:color="C9D6D3" w:sz="4"/>
               <w:left w:val="single" w:color="C9D6D3" w:sz="4"/>
@@ -9877,7 +9877,7 @@
         </w:tc>
         <w:tc>
           <w:tcPr>
-            <w:tcW w:type="dxa" w:w="4021"/>
+            <w:tcW w:type="dxa" w:w="4070"/>
             <w:tcBorders>
               <w:top w:val="single" w:color="C9D6D3" w:sz="4"/>
               <w:left w:val="single" w:color="C9D6D3" w:sz="4"/>
@@ -9907,7 +9907,7 @@
         </w:tc>
         <w:tc>
           <w:tcPr>
-            <w:tcW w:type="dxa" w:w="4229"/>
+            <w:tcW w:type="dxa" w:w="4193"/>
             <w:tcBorders>
               <w:top w:val="single" w:color="C9D6D3" w:sz="4"/>
               <w:left w:val="single" w:color="C9D6D3" w:sz="4"/>
@@ -10681,7 +10681,7 @@
                 <w:sz w:val="17"/>
                 <w:szCs w:val="17"/>
               </w:rPr>
-              <w:t xml:space="preserve">16 / 16,5 / 17 / 17,5% до середини 2027, далі — повернення до цілі (у всіх — 5% у 2029)</w:t>
+              <w:t xml:space="preserve">16 / 16,5 / 17 / 17,5% до середини 2027, далі — повернення до цілі</w:t>
             </w:r>
           </w:p>
         </w:tc>
@@ -10711,7 +10711,7 @@
                 <w:sz w:val="17"/>
                 <w:szCs w:val="17"/>
               </w:rPr>
-              <w:t xml:space="preserve">Втрати (функція оптимізації, λ = 1): 113,3 / 110,8 / 109,6 / 109,6 — утримати 16% найгірше; між 16,5 і 17,5% різниця мала; найменші втрати серед утримань 16–19,5%: 16,5–18% залежно від λ → крок +1 в. п. — судження за ризиками курсу й очікувань</w:t>
+              <w:t xml:space="preserve">Втрати (λ = 1): 103 / 99 / 96 / 95; мінімум серед утримань — 17–18,5% залежно від λ</w:t>
             </w:r>
           </w:p>
         </w:tc>
@@ -10794,7 +10794,7 @@
                 <w:sz w:val="17"/>
                 <w:szCs w:val="17"/>
               </w:rPr>
-              <w:t xml:space="preserve">), λ = 0,5 / 1 / 2; адмінціни з вагою 50%; чутливість: повна реакція / без реакції</w:t>
+              <w:t xml:space="preserve">); наукаст — як фіксовані шоки; штраф за зміну — від чинних 16%</w:t>
             </w:r>
           </w:p>
         </w:tc>
@@ -10824,7 +10824,7 @@
                 <w:sz w:val="17"/>
                 <w:szCs w:val="17"/>
               </w:rPr>
-              <w:t xml:space="preserve">17,1% (λ = 1; 16,5–17,8% залежно від λ); з повною реакцією 17,4%, без реакції 16,9% → рекомендуємо 17%</w:t>
+              <w:t xml:space="preserve">17,6% (λ = 1; 17,0–18,5%), ≈18,1% у I кв. 2027 → рекомендуємо 17% зараз і готовність до +0,5 у грудні</w:t>
             </w:r>
           </w:p>
         </w:tc>
@@ -14180,7 +14180,7 @@
                 <w:sz w:val="17"/>
                 <w:szCs w:val="17"/>
               </w:rPr>
-              <w:t xml:space="preserve">На слайдах «реальна ставка ≈7% — вище нейтральної», а після вересня модель дає ≈6,2% проти нейтральної ≈6,6%</w:t>
+              <w:t xml:space="preserve">Незалежний критик (агент): курсовий ризик із фіксованим курсом не залежав від рішення; наукаст із робастним STL; штраф за зміну ставки від середньої за III кв.; фіксований наукаст в оптимізації зміщував оптимум донизу; базовий курс оптимістичний; пресреліз про резерви</w:t>
             </w:r>
           </w:p>
         </w:tc>
@@ -14210,7 +14210,7 @@
                 <w:sz w:val="17"/>
                 <w:szCs w:val="17"/>
               </w:rPr>
-              <w:t xml:space="preserve">Формулювання з моделі: зараз нижче нейтральної, за 17% зросте до ≈8,7% у II кв. 2027</w:t>
+              <w:t xml:space="preserve">Курсовий ризик — шок UIP (курс реагує на ставку); нероб'юстний STL; штраф від чинної ставки; наукаст як шоки; курс позначено як оптимістичний; таблиця стійкості (10 сценаріїв, очікувані втрати, жаль) — мінімум 17–17,5%; консенсус ICU (16,5%) і прецеденти +1 в. п. (січень, березень 2025)</w:t>
             </w:r>
           </w:p>
         </w:tc>
@@ -14248,7 +14248,7 @@
                 <w:sz w:val="17"/>
                 <w:szCs w:val="17"/>
               </w:rPr>
-              <w:t xml:space="preserve">Ф'ючерси Brent і реальна ставка на слайдах були вписані вручну й застаріли після оновлення даних</w:t>
+              <w:t xml:space="preserve">На слайдах «реальна ставка ≈7% — вище нейтральної», а після вересня модель дає ≈6,2% проти нейтральної ≈6,6%</w:t>
             </w:r>
           </w:p>
         </w:tc>
@@ -14278,7 +14278,7 @@
                 <w:sz w:val="17"/>
                 <w:szCs w:val="17"/>
               </w:rPr>
-              <w:t xml:space="preserve">Беруться з даних автоматично</w:t>
+              <w:t xml:space="preserve">Формулювання з моделі: зараз нижче нейтральної, за 17% зросте до ≈8,7% у II кв. 2027</w:t>
             </w:r>
           </w:p>
         </w:tc>
@@ -14316,7 +14316,7 @@
                 <w:sz w:val="17"/>
                 <w:szCs w:val="17"/>
               </w:rPr>
-              <w:t xml:space="preserve">Не було платіжного балансу (окремий модуль настановчої сесії) і явної рамки «мета — інструменти — позиції КМП»</w:t>
+              <w:t xml:space="preserve">Ф'ючерси Brent і реальна ставка на слайдах були вписані вручну й застаріли після оновлення даних</w:t>
             </w:r>
           </w:p>
         </w:tc>
@@ -14346,7 +14346,7 @@
                 <w:sz w:val="17"/>
                 <w:szCs w:val="17"/>
               </w:rPr>
-              <w:t xml:space="preserve">Два нові слайди</w:t>
+              <w:t xml:space="preserve">Беруться з даних автоматично</w:t>
             </w:r>
           </w:p>
         </w:tc>
@@ -14384,7 +14384,7 @@
                 <w:sz w:val="17"/>
                 <w:szCs w:val="17"/>
               </w:rPr>
-              <w:t xml:space="preserve">Місяці імпорту рахувалися за поточним імпортом, а НБУ — за імпортом наступного року</w:t>
+              <w:t xml:space="preserve">Не було платіжного балансу (окремий модуль настановчої сесії) і явної рамки «мета — інструменти — позиції КМП»</w:t>
             </w:r>
           </w:p>
         </w:tc>
@@ -14414,7 +14414,7 @@
                 <w:sz w:val="17"/>
                 <w:szCs w:val="17"/>
               </w:rPr>
-              <w:t xml:space="preserve">Перейшли на методику НБУ; на графік резервів додано прогноз НБУ</w:t>
+              <w:t xml:space="preserve">Два нові слайди</w:t>
             </w:r>
           </w:p>
         </w:tc>
@@ -14452,6 +14452,74 @@
                 <w:sz w:val="17"/>
                 <w:szCs w:val="17"/>
               </w:rPr>
+              <w:t xml:space="preserve">Місяці імпорту рахувалися за поточним імпортом, а НБУ — за імпортом наступного року</w:t>
+            </w:r>
+          </w:p>
+        </w:tc>
+        <w:tc>
+          <w:tcPr>
+            <w:tcW w:type="dxa" w:w="4932"/>
+            <w:tcBorders>
+              <w:top w:val="single" w:color="C9D6D3" w:sz="4"/>
+              <w:left w:val="single" w:color="C9D6D3" w:sz="4"/>
+              <w:bottom w:val="single" w:color="C9D6D3" w:sz="4"/>
+              <w:right w:val="single" w:color="C9D6D3" w:sz="4"/>
+            </w:tcBorders>
+            <w:shd w:fill="EAF1EF" w:color="auto" w:val="clear"/>
+            <w:tcMar>
+              <w:top w:type="dxa" w:w="50"/>
+              <w:left w:type="dxa" w:w="90"/>
+              <w:bottom w:type="dxa" w:w="50"/>
+              <w:right w:type="dxa" w:w="90"/>
+            </w:tcMar>
+          </w:tcPr>
+          <w:p>
+            <w:pPr>
+              <w:spacing w:after="0" w:before="0" w:line="252"/>
+            </w:pPr>
+            <w:r>
+              <w:rPr>
+                <w:sz w:val="17"/>
+                <w:szCs w:val="17"/>
+              </w:rPr>
+              <w:t xml:space="preserve">Перейшли на методику НБУ; на графік резервів додано прогноз НБУ</w:t>
+            </w:r>
+          </w:p>
+        </w:tc>
+      </w:tr>
+      <w:tr>
+        <w:trPr>
+          <w:cantSplit/>
+          <w:tblHeader w:val="off"/>
+        </w:trPr>
+        <w:tc>
+          <w:tcPr>
+            <w:tcW w:type="dxa" w:w="4932"/>
+            <w:tcBorders>
+              <w:top w:val="single" w:color="C9D6D3" w:sz="4"/>
+              <w:left w:val="single" w:color="C9D6D3" w:sz="4"/>
+              <w:bottom w:val="single" w:color="C9D6D3" w:sz="4"/>
+              <w:right w:val="single" w:color="C9D6D3" w:sz="4"/>
+            </w:tcBorders>
+            <w:shd w:fill="FFFFFF" w:color="auto" w:val="clear"/>
+            <w:tcMar>
+              <w:top w:type="dxa" w:w="50"/>
+              <w:left w:type="dxa" w:w="90"/>
+              <w:bottom w:type="dxa" w:w="50"/>
+              <w:right w:type="dxa" w:w="90"/>
+            </w:tcMar>
+          </w:tcPr>
+          <w:p>
+            <w:pPr>
+              <w:spacing w:after="0" w:before="0" w:line="252"/>
+            </w:pPr>
+            <w:r>
+              <w:rPr>
+                <w:b/>
+                <w:bCs/>
+                <w:sz w:val="17"/>
+                <w:szCs w:val="17"/>
+              </w:rPr>
               <w:t xml:space="preserve">Курсові очікування ринку (≈47 грн/$) і дохідність ОВДП не згадувалися</w:t>
             </w:r>
           </w:p>
@@ -14465,7 +14533,7 @@
               <w:bottom w:val="single" w:color="C9D6D3" w:sz="4"/>
               <w:right w:val="single" w:color="C9D6D3" w:sz="4"/>
             </w:tcBorders>
-            <w:shd w:fill="EAF1EF" w:color="auto" w:val="clear"/>
+            <w:shd w:fill="FFFFFF" w:color="auto" w:val="clear"/>
             <w:tcMar>
               <w:top w:type="dxa" w:w="50"/>
               <w:left w:type="dxa" w:w="90"/>

--- a/docs/scope_of_work.docx
+++ b/docs/scope_of_work.docx
@@ -27,7 +27,22 @@
           <w:sz w:val="20"/>
           <w:szCs w:val="20"/>
         </w:rPr>
-        <w:t xml:space="preserve">Що саме зроблено з шаблоном НБУ, які дані й звідки внесено, що змінено в моделі та як отримано кожен результат. Стан — 20 жовтня 2026 року (дані до вересня 2026, включно з вересневим ІСЦ). Цифри з результатів — з </w:t>
+        <w:t xml:space="preserve">Що саме зроблено з шаблоном НБУ, які дані й звідки внесено, що змінено в моделі та як отримано кожен результат. Стан — 25 жовтня 2026 року (дані до вересня 2026, включно з вересневим ІСЦ; курс і нафта — до 20–25 жовтня) після аудиту й виправлень (</w:t>
+      </w:r>
+      <w:r>
+        <w:rPr>
+          <w:rFonts w:ascii="Consolas" w:cs="Consolas" w:eastAsia="Consolas" w:hAnsi="Consolas"/>
+          <w:sz w:val="20"/>
+          <w:szCs w:val="20"/>
+        </w:rPr>
+        <w:t xml:space="preserve">docs/audit_2026-10-25.md</w:t>
+      </w:r>
+      <w:r>
+        <w:rPr>
+          <w:sz w:val="20"/>
+          <w:szCs w:val="20"/>
+        </w:rPr>
+        <w:t xml:space="preserve">). Цифри з результатів — з </w:t>
       </w:r>
       <w:r>
         <w:rPr>
@@ -230,7 +245,7 @@
               </w:rPr>
               <w:t xml:space="preserve">Шаблон QPM НБУ для конкурсу (</w:t>
             </w:r>
-            <w:hyperlink w:history="1" r:id="rIdp5ziissony7rdngkgfvvq">
+            <w:hyperlink w:history="1" r:id="rIdho7flewgxou3ni_fzeibe">
               <w:r>
                 <w:rPr>
                   <w:color w:val="1F63B5"/>
@@ -412,7 +427,7 @@
                 <w:sz w:val="17"/>
                 <w:szCs w:val="17"/>
               </w:rPr>
-              <w:t xml:space="preserve">Місячні ряди оновлено до вересня 2026 з API НБУ; ВВП — до II кв. 2026; єврозона — фактичні дані й прогноз ЄЦБ (вересень 2026); додано базовий ІСЦ і нафту Brent</w:t>
+              <w:t xml:space="preserve">Місячні ряди оновлено до вересня 2026 з API НБУ (денний курс — до 25.10); ВВП — до II кв. 2026; єврозона — фактичні дані й прогноз ЄЦБ (вересень 2026); додано базовий ІСЦ (з виправленням трьох хибних знаків у файлі НБУ) і спот Brent</w:t>
             </w:r>
           </w:p>
         </w:tc>
@@ -480,7 +495,7 @@
                 <w:sz w:val="17"/>
                 <w:szCs w:val="17"/>
               </w:rPr>
-              <w:t xml:space="preserve">Розширено: базова й небазова інфляція, канал нафти; без розширення (вага нафти 0) модель точно збігається з шаблоном</w:t>
+              <w:t xml:space="preserve">Розширено: базова й небазова інфляція, канал нафти; з вагою нафти 0 функції відгуку збігаються з шаблоном</w:t>
             </w:r>
           </w:p>
         </w:tc>
@@ -548,7 +563,7 @@
                 <w:sz w:val="17"/>
                 <w:szCs w:val="17"/>
               </w:rPr>
-              <w:t xml:space="preserve">Наукаст ІСЦ, 5 суджень із джерелами, траєкторія курсу, зовнішні припущення. Ставка: рішення 17% + утримання до середини 2027, далі — траєкторія повернення до цілі 5% на горизонті до 3 років</w:t>
+              <w:t xml:space="preserve">Наукасти ІСЦ, базового ІСЦ і курсу на IV кв., 4 судження із джерелами, траєкторія курсу, зовнішні припущення. Ставка: рішення 17% + утримання до середини 2027, далі — траєкторія повернення до цілі 5% на горизонті до 3 років</w:t>
             </w:r>
           </w:p>
         </w:tc>
@@ -616,7 +631,7 @@
                 <w:sz w:val="17"/>
                 <w:szCs w:val="17"/>
               </w:rPr>
-              <w:t xml:space="preserve">4 ризикові сценарії, 4 варіанти рішення + оптимальна ставка, віяло невизначеності, бектест, балансовий розрахунок резервів</w:t>
+              <w:t xml:space="preserve">4 ризикові сценарії + 3 ризики, 4 варіанти рішення + оптимальна ставка, стійкість рішення (10 сценаріїв), віяло невизначеності, квазіреальний бектест, балансовий розрахунок резервів</w:t>
             </w:r>
           </w:p>
         </w:tc>
@@ -684,7 +699,7 @@
                 <w:sz w:val="17"/>
                 <w:szCs w:val="17"/>
               </w:rPr>
-              <w:t xml:space="preserve">14 автотестів; той самий файл моделі прогнано в MATLAB R2026b + IRIS — розбіжність фільтра й усіх сценаріїв ~1e−5</w:t>
+              <w:t xml:space="preserve">21 автотест; той самий файл моделі прогнано в MATLAB R2026b + IRIS — розбіжність фільтра й усіх сценаріїв ~1e−5 (на даних до 20.10; після оновлення 25.10 звірку треба повторити); аудит 25.10.2026 і три скептичні рецензії змін</w:t>
             </w:r>
           </w:p>
         </w:tc>
@@ -790,7 +805,7 @@
         </w:rPr>
         <w:t xml:space="preserve">Ключове питання конкурсу: «Якими мають бути рішення Правління НБУ щодо процентних ставок, офіційного курсу та валютних обмежень під час війни і чому?» (</w:t>
       </w:r>
-      <w:hyperlink w:history="1" r:id="rIdyyztwv6ulusmnbsyuoj5c">
+      <w:hyperlink w:history="1" r:id="rIdy_n6qps8-yvahgpaq1t6l">
         <w:r>
           <w:rPr>
             <w:color w:val="1F63B5"/>
@@ -1301,7 +1316,7 @@
                 <w:sz w:val="17"/>
                 <w:szCs w:val="17"/>
               </w:rPr>
-              <w:t xml:space="preserve">Не заморожувати курс (≈44,7 грн/$ з червня): двосторонні коливання, інтервенції лише згладжують</w:t>
+              <w:t xml:space="preserve">Не фіксувати курс (після плато ≈44,7 грн/$ у жовтні — 45,1): двосторонні коливання, інтервенції лише згладжують</w:t>
             </w:r>
           </w:p>
         </w:tc>
@@ -1641,7 +1656,7 @@
                 <w:sz w:val="17"/>
                 <w:szCs w:val="17"/>
               </w:rPr>
-              <w:t xml:space="preserve">Перевірка в MATLAB/IRIS, бектест, сценарії, оптимальна політика, порівняння з НБУ й урядом</w:t>
+              <w:t xml:space="preserve">Звірка рушія з MATLAB/IRIS, квазіреальний бектест, сценарії, оптимальна політика і стійкість рішення, порівняння з НБУ й урядом, незалежний аудит</w:t>
             </w:r>
           </w:p>
         </w:tc>
@@ -3065,11 +3080,11 @@
         <w:tblLayout w:type="fixed"/>
       </w:tblPr>
       <w:tblGrid>
-        <w:gridCol w:w="707"/>
-        <w:gridCol w:w="1271"/>
-        <w:gridCol w:w="2757"/>
-        <w:gridCol w:w="2414"/>
-        <w:gridCol w:w="2715"/>
+        <w:gridCol w:w="608"/>
+        <w:gridCol w:w="1094"/>
+        <w:gridCol w:w="2558"/>
+        <w:gridCol w:w="3265"/>
+        <w:gridCol w:w="2339"/>
       </w:tblGrid>
       <w:tr>
         <w:trPr>
@@ -3078,7 +3093,7 @@
         </w:trPr>
         <w:tc>
           <w:tcPr>
-            <w:tcW w:type="dxa" w:w="707"/>
+            <w:tcW w:type="dxa" w:w="608"/>
             <w:tcBorders>
               <w:top w:val="single" w:color="C9D6D3" w:sz="4"/>
               <w:left w:val="single" w:color="C9D6D3" w:sz="4"/>
@@ -3111,7 +3126,7 @@
         </w:tc>
         <w:tc>
           <w:tcPr>
-            <w:tcW w:type="dxa" w:w="1271"/>
+            <w:tcW w:type="dxa" w:w="1094"/>
             <w:tcBorders>
               <w:top w:val="single" w:color="C9D6D3" w:sz="4"/>
               <w:left w:val="single" w:color="C9D6D3" w:sz="4"/>
@@ -3144,7 +3159,7 @@
         </w:tc>
         <w:tc>
           <w:tcPr>
-            <w:tcW w:type="dxa" w:w="2757"/>
+            <w:tcW w:type="dxa" w:w="2558"/>
             <w:tcBorders>
               <w:top w:val="single" w:color="C9D6D3" w:sz="4"/>
               <w:left w:val="single" w:color="C9D6D3" w:sz="4"/>
@@ -3177,7 +3192,7 @@
         </w:tc>
         <w:tc>
           <w:tcPr>
-            <w:tcW w:type="dxa" w:w="2414"/>
+            <w:tcW w:type="dxa" w:w="3265"/>
             <w:tcBorders>
               <w:top w:val="single" w:color="C9D6D3" w:sz="4"/>
               <w:left w:val="single" w:color="C9D6D3" w:sz="4"/>
@@ -3210,7 +3225,7 @@
         </w:tc>
         <w:tc>
           <w:tcPr>
-            <w:tcW w:type="dxa" w:w="2715"/>
+            <w:tcW w:type="dxa" w:w="2339"/>
             <w:tcBorders>
               <w:top w:val="single" w:color="C9D6D3" w:sz="4"/>
               <w:left w:val="single" w:color="C9D6D3" w:sz="4"/>
@@ -3249,7 +3264,7 @@
         </w:trPr>
         <w:tc>
           <w:tcPr>
-            <w:tcW w:type="dxa" w:w="707"/>
+            <w:tcW w:type="dxa" w:w="608"/>
             <w:tcBorders>
               <w:top w:val="single" w:color="C9D6D3" w:sz="4"/>
               <w:left w:val="single" w:color="C9D6D3" w:sz="4"/>
@@ -3282,7 +3297,7 @@
         </w:tc>
         <w:tc>
           <w:tcPr>
-            <w:tcW w:type="dxa" w:w="1271"/>
+            <w:tcW w:type="dxa" w:w="1094"/>
             <w:tcBorders>
               <w:top w:val="single" w:color="C9D6D3" w:sz="4"/>
               <w:left w:val="single" w:color="C9D6D3" w:sz="4"/>
@@ -3312,7 +3327,7 @@
         </w:tc>
         <w:tc>
           <w:tcPr>
-            <w:tcW w:type="dxa" w:w="2757"/>
+            <w:tcW w:type="dxa" w:w="2558"/>
             <w:tcBorders>
               <w:top w:val="single" w:color="C9D6D3" w:sz="4"/>
               <w:left w:val="single" w:color="C9D6D3" w:sz="4"/>
@@ -3338,7 +3353,7 @@
               </w:rPr>
               <w:t xml:space="preserve">Держстат через </w:t>
             </w:r>
-            <w:hyperlink w:history="1" r:id="rIdebrvv1hjszr7pa9-5mrlo">
+            <w:hyperlink w:history="1" r:id="rIdbk9jno3lnjyt41fh-rbf4">
               <w:r>
                 <w:rPr>
                   <w:color w:val="1F63B5"/>
@@ -3375,7 +3390,7 @@
         </w:tc>
         <w:tc>
           <w:tcPr>
-            <w:tcW w:type="dxa" w:w="2414"/>
+            <w:tcW w:type="dxa" w:w="3265"/>
             <w:tcBorders>
               <w:top w:val="single" w:color="C9D6D3" w:sz="4"/>
               <w:left w:val="single" w:color="C9D6D3" w:sz="4"/>
@@ -3405,7 +3420,7 @@
         </w:tc>
         <w:tc>
           <w:tcPr>
-            <w:tcW w:type="dxa" w:w="2715"/>
+            <w:tcW w:type="dxa" w:w="2339"/>
             <w:tcBorders>
               <w:top w:val="single" w:color="C9D6D3" w:sz="4"/>
               <w:left w:val="single" w:color="C9D6D3" w:sz="4"/>
@@ -3441,7 +3456,7 @@
         </w:trPr>
         <w:tc>
           <w:tcPr>
-            <w:tcW w:type="dxa" w:w="707"/>
+            <w:tcW w:type="dxa" w:w="608"/>
             <w:tcBorders>
               <w:top w:val="single" w:color="C9D6D3" w:sz="4"/>
               <w:left w:val="single" w:color="C9D6D3" w:sz="4"/>
@@ -3474,7 +3489,7 @@
         </w:tc>
         <w:tc>
           <w:tcPr>
-            <w:tcW w:type="dxa" w:w="1271"/>
+            <w:tcW w:type="dxa" w:w="1094"/>
             <w:tcBorders>
               <w:top w:val="single" w:color="C9D6D3" w:sz="4"/>
               <w:left w:val="single" w:color="C9D6D3" w:sz="4"/>
@@ -3520,26 +3535,26 @@
         </w:tc>
         <w:tc>
           <w:tcPr>
-            <w:tcW w:type="dxa" w:w="2757"/>
-            <w:tcBorders>
-              <w:top w:val="single" w:color="C9D6D3" w:sz="4"/>
-              <w:left w:val="single" w:color="C9D6D3" w:sz="4"/>
-              <w:bottom w:val="single" w:color="C9D6D3" w:sz="4"/>
-              <w:right w:val="single" w:color="C9D6D3" w:sz="4"/>
-            </w:tcBorders>
-            <w:shd w:fill="EAF1EF" w:color="auto" w:val="clear"/>
-            <w:tcMar>
-              <w:top w:type="dxa" w:w="50"/>
-              <w:left w:type="dxa" w:w="90"/>
-              <w:bottom w:type="dxa" w:w="50"/>
-              <w:right w:type="dxa" w:w="90"/>
-            </w:tcMar>
-          </w:tcPr>
-          <w:p>
-            <w:pPr>
-              <w:spacing w:after="0" w:before="0" w:line="252"/>
-            </w:pPr>
-            <w:hyperlink w:history="1" r:id="rId10x9qdtzv0kr1movaccdv">
+            <w:tcW w:type="dxa" w:w="2558"/>
+            <w:tcBorders>
+              <w:top w:val="single" w:color="C9D6D3" w:sz="4"/>
+              <w:left w:val="single" w:color="C9D6D3" w:sz="4"/>
+              <w:bottom w:val="single" w:color="C9D6D3" w:sz="4"/>
+              <w:right w:val="single" w:color="C9D6D3" w:sz="4"/>
+            </w:tcBorders>
+            <w:shd w:fill="EAF1EF" w:color="auto" w:val="clear"/>
+            <w:tcMar>
+              <w:top w:type="dxa" w:w="50"/>
+              <w:left w:type="dxa" w:w="90"/>
+              <w:bottom w:type="dxa" w:w="50"/>
+              <w:right w:type="dxa" w:w="90"/>
+            </w:tcMar>
+          </w:tcPr>
+          <w:p>
+            <w:pPr>
+              <w:spacing w:after="0" w:before="0" w:line="252"/>
+            </w:pPr>
+            <w:hyperlink w:history="1" r:id="rIdapfqg1gmqwpavqqx84uqf">
               <w:r>
                 <w:rPr>
                   <w:color w:val="1F63B5"/>
@@ -3561,7 +3576,7 @@
         </w:tc>
         <w:tc>
           <w:tcPr>
-            <w:tcW w:type="dxa" w:w="2414"/>
+            <w:tcW w:type="dxa" w:w="3265"/>
             <w:tcBorders>
               <w:top w:val="single" w:color="C9D6D3" w:sz="4"/>
               <w:left w:val="single" w:color="C9D6D3" w:sz="4"/>
@@ -3591,7 +3606,7 @@
         </w:tc>
         <w:tc>
           <w:tcPr>
-            <w:tcW w:type="dxa" w:w="2715"/>
+            <w:tcW w:type="dxa" w:w="2339"/>
             <w:tcBorders>
               <w:top w:val="single" w:color="C9D6D3" w:sz="4"/>
               <w:left w:val="single" w:color="C9D6D3" w:sz="4"/>
@@ -3627,7 +3642,7 @@
         </w:trPr>
         <w:tc>
           <w:tcPr>
-            <w:tcW w:type="dxa" w:w="707"/>
+            <w:tcW w:type="dxa" w:w="608"/>
             <w:tcBorders>
               <w:top w:val="single" w:color="C9D6D3" w:sz="4"/>
               <w:left w:val="single" w:color="C9D6D3" w:sz="4"/>
@@ -3660,7 +3675,7 @@
         </w:tc>
         <w:tc>
           <w:tcPr>
-            <w:tcW w:type="dxa" w:w="1271"/>
+            <w:tcW w:type="dxa" w:w="1094"/>
             <w:tcBorders>
               <w:top w:val="single" w:color="C9D6D3" w:sz="4"/>
               <w:left w:val="single" w:color="C9D6D3" w:sz="4"/>
@@ -3690,7 +3705,7 @@
         </w:tc>
         <w:tc>
           <w:tcPr>
-            <w:tcW w:type="dxa" w:w="2757"/>
+            <w:tcW w:type="dxa" w:w="2558"/>
             <w:tcBorders>
               <w:top w:val="single" w:color="C9D6D3" w:sz="4"/>
               <w:left w:val="single" w:color="C9D6D3" w:sz="4"/>
@@ -3735,7 +3750,7 @@
         </w:tc>
         <w:tc>
           <w:tcPr>
-            <w:tcW w:type="dxa" w:w="2414"/>
+            <w:tcW w:type="dxa" w:w="3265"/>
             <w:tcBorders>
               <w:top w:val="single" w:color="C9D6D3" w:sz="4"/>
               <w:left w:val="single" w:color="C9D6D3" w:sz="4"/>
@@ -3765,7 +3780,7 @@
         </w:tc>
         <w:tc>
           <w:tcPr>
-            <w:tcW w:type="dxa" w:w="2715"/>
+            <w:tcW w:type="dxa" w:w="2339"/>
             <w:tcBorders>
               <w:top w:val="single" w:color="C9D6D3" w:sz="4"/>
               <w:left w:val="single" w:color="C9D6D3" w:sz="4"/>
@@ -3801,7 +3816,7 @@
         </w:trPr>
         <w:tc>
           <w:tcPr>
-            <w:tcW w:type="dxa" w:w="707"/>
+            <w:tcW w:type="dxa" w:w="608"/>
             <w:tcBorders>
               <w:top w:val="single" w:color="C9D6D3" w:sz="4"/>
               <w:left w:val="single" w:color="C9D6D3" w:sz="4"/>
@@ -3834,7 +3849,7 @@
         </w:tc>
         <w:tc>
           <w:tcPr>
-            <w:tcW w:type="dxa" w:w="1271"/>
+            <w:tcW w:type="dxa" w:w="1094"/>
             <w:tcBorders>
               <w:top w:val="single" w:color="C9D6D3" w:sz="4"/>
               <w:left w:val="single" w:color="C9D6D3" w:sz="4"/>
@@ -3864,7 +3879,7 @@
         </w:tc>
         <w:tc>
           <w:tcPr>
-            <w:tcW w:type="dxa" w:w="2757"/>
+            <w:tcW w:type="dxa" w:w="2558"/>
             <w:tcBorders>
               <w:top w:val="single" w:color="C9D6D3" w:sz="4"/>
               <w:left w:val="single" w:color="C9D6D3" w:sz="4"/>
@@ -3894,37 +3909,37 @@
         </w:tc>
         <w:tc>
           <w:tcPr>
-            <w:tcW w:type="dxa" w:w="2414"/>
-            <w:tcBorders>
-              <w:top w:val="single" w:color="C9D6D3" w:sz="4"/>
-              <w:left w:val="single" w:color="C9D6D3" w:sz="4"/>
-              <w:bottom w:val="single" w:color="C9D6D3" w:sz="4"/>
-              <w:right w:val="single" w:color="C9D6D3" w:sz="4"/>
-            </w:tcBorders>
-            <w:shd w:fill="EAF1EF" w:color="auto" w:val="clear"/>
-            <w:tcMar>
-              <w:top w:type="dxa" w:w="50"/>
-              <w:left w:type="dxa" w:w="90"/>
-              <w:bottom w:type="dxa" w:w="50"/>
-              <w:right w:type="dxa" w:w="90"/>
-            </w:tcMar>
-          </w:tcPr>
-          <w:p>
-            <w:pPr>
-              <w:spacing w:after="0" w:before="0" w:line="252"/>
-            </w:pPr>
-            <w:r>
-              <w:rPr>
-                <w:sz w:val="17"/>
-                <w:szCs w:val="17"/>
-              </w:rPr>
-              <w:t xml:space="preserve">до 09.2026</w:t>
-            </w:r>
-          </w:p>
-        </w:tc>
-        <w:tc>
-          <w:tcPr>
-            <w:tcW w:type="dxa" w:w="2715"/>
+            <w:tcW w:type="dxa" w:w="3265"/>
+            <w:tcBorders>
+              <w:top w:val="single" w:color="C9D6D3" w:sz="4"/>
+              <w:left w:val="single" w:color="C9D6D3" w:sz="4"/>
+              <w:bottom w:val="single" w:color="C9D6D3" w:sz="4"/>
+              <w:right w:val="single" w:color="C9D6D3" w:sz="4"/>
+            </w:tcBorders>
+            <w:shd w:fill="EAF1EF" w:color="auto" w:val="clear"/>
+            <w:tcMar>
+              <w:top w:type="dxa" w:w="50"/>
+              <w:left w:type="dxa" w:w="90"/>
+              <w:bottom w:type="dxa" w:w="50"/>
+              <w:right w:type="dxa" w:w="90"/>
+            </w:tcMar>
+          </w:tcPr>
+          <w:p>
+            <w:pPr>
+              <w:spacing w:after="0" w:before="0" w:line="252"/>
+            </w:pPr>
+            <w:r>
+              <w:rPr>
+                <w:sz w:val="17"/>
+                <w:szCs w:val="17"/>
+              </w:rPr>
+              <w:t xml:space="preserve">до 09.2026; IV кв. 2026 — наукаст (жовтень — факт, далі останній курс)</w:t>
+            </w:r>
+          </w:p>
+        </w:tc>
+        <w:tc>
+          <w:tcPr>
+            <w:tcW w:type="dxa" w:w="2339"/>
             <w:tcBorders>
               <w:top w:val="single" w:color="C9D6D3" w:sz="4"/>
               <w:left w:val="single" w:color="C9D6D3" w:sz="4"/>
@@ -3960,7 +3975,7 @@
         </w:trPr>
         <w:tc>
           <w:tcPr>
-            <w:tcW w:type="dxa" w:w="707"/>
+            <w:tcW w:type="dxa" w:w="608"/>
             <w:tcBorders>
               <w:top w:val="single" w:color="C9D6D3" w:sz="4"/>
               <w:left w:val="single" w:color="C9D6D3" w:sz="4"/>
@@ -3993,7 +4008,7 @@
         </w:tc>
         <w:tc>
           <w:tcPr>
-            <w:tcW w:type="dxa" w:w="1271"/>
+            <w:tcW w:type="dxa" w:w="1094"/>
             <w:tcBorders>
               <w:top w:val="single" w:color="C9D6D3" w:sz="4"/>
               <w:left w:val="single" w:color="C9D6D3" w:sz="4"/>
@@ -4023,7 +4038,7 @@
         </w:tc>
         <w:tc>
           <w:tcPr>
-            <w:tcW w:type="dxa" w:w="2757"/>
+            <w:tcW w:type="dxa" w:w="2558"/>
             <w:tcBorders>
               <w:top w:val="single" w:color="C9D6D3" w:sz="4"/>
               <w:left w:val="single" w:color="C9D6D3" w:sz="4"/>
@@ -4049,7 +4064,7 @@
               </w:rPr>
               <w:t xml:space="preserve">Держстат; </w:t>
             </w:r>
-            <w:hyperlink w:history="1" r:id="rIdjt9-7lulo7mak6emhpri7">
+            <w:hyperlink w:history="1" r:id="rIdoxhiikkygppddoehenrrl">
               <w:r>
                 <w:rPr>
                   <w:color w:val="1F63B5"/>
@@ -4064,7 +4079,7 @@
         </w:tc>
         <w:tc>
           <w:tcPr>
-            <w:tcW w:type="dxa" w:w="2414"/>
+            <w:tcW w:type="dxa" w:w="3265"/>
             <w:tcBorders>
               <w:top w:val="single" w:color="C9D6D3" w:sz="4"/>
               <w:left w:val="single" w:color="C9D6D3" w:sz="4"/>
@@ -4094,7 +4109,7 @@
         </w:tc>
         <w:tc>
           <w:tcPr>
-            <w:tcW w:type="dxa" w:w="2715"/>
+            <w:tcW w:type="dxa" w:w="2339"/>
             <w:tcBorders>
               <w:top w:val="single" w:color="C9D6D3" w:sz="4"/>
               <w:left w:val="single" w:color="C9D6D3" w:sz="4"/>
@@ -4130,7 +4145,7 @@
         </w:trPr>
         <w:tc>
           <w:tcPr>
-            <w:tcW w:type="dxa" w:w="707"/>
+            <w:tcW w:type="dxa" w:w="608"/>
             <w:tcBorders>
               <w:top w:val="single" w:color="C9D6D3" w:sz="4"/>
               <w:left w:val="single" w:color="C9D6D3" w:sz="4"/>
@@ -4163,7 +4178,7 @@
         </w:tc>
         <w:tc>
           <w:tcPr>
-            <w:tcW w:type="dxa" w:w="1271"/>
+            <w:tcW w:type="dxa" w:w="1094"/>
             <w:tcBorders>
               <w:top w:val="single" w:color="C9D6D3" w:sz="4"/>
               <w:left w:val="single" w:color="C9D6D3" w:sz="4"/>
@@ -4193,26 +4208,26 @@
         </w:tc>
         <w:tc>
           <w:tcPr>
-            <w:tcW w:type="dxa" w:w="2757"/>
-            <w:tcBorders>
-              <w:top w:val="single" w:color="C9D6D3" w:sz="4"/>
-              <w:left w:val="single" w:color="C9D6D3" w:sz="4"/>
-              <w:bottom w:val="single" w:color="C9D6D3" w:sz="4"/>
-              <w:right w:val="single" w:color="C9D6D3" w:sz="4"/>
-            </w:tcBorders>
-            <w:shd w:fill="EAF1EF" w:color="auto" w:val="clear"/>
-            <w:tcMar>
-              <w:top w:type="dxa" w:w="50"/>
-              <w:left w:type="dxa" w:w="90"/>
-              <w:bottom w:type="dxa" w:w="50"/>
-              <w:right w:type="dxa" w:w="90"/>
-            </w:tcMar>
-          </w:tcPr>
-          <w:p>
-            <w:pPr>
-              <w:spacing w:after="0" w:before="0" w:line="252"/>
-            </w:pPr>
-            <w:hyperlink w:history="1" r:id="rId-gcngcwudg71acdzqoy89">
+            <w:tcW w:type="dxa" w:w="2558"/>
+            <w:tcBorders>
+              <w:top w:val="single" w:color="C9D6D3" w:sz="4"/>
+              <w:left w:val="single" w:color="C9D6D3" w:sz="4"/>
+              <w:bottom w:val="single" w:color="C9D6D3" w:sz="4"/>
+              <w:right w:val="single" w:color="C9D6D3" w:sz="4"/>
+            </w:tcBorders>
+            <w:shd w:fill="EAF1EF" w:color="auto" w:val="clear"/>
+            <w:tcMar>
+              <w:top w:type="dxa" w:w="50"/>
+              <w:left w:type="dxa" w:w="90"/>
+              <w:bottom w:type="dxa" w:w="50"/>
+              <w:right w:type="dxa" w:w="90"/>
+            </w:tcMar>
+          </w:tcPr>
+          <w:p>
+            <w:pPr>
+              <w:spacing w:after="0" w:before="0" w:line="252"/>
+            </w:pPr>
+            <w:hyperlink w:history="1" r:id="rId16qssq1fg3fzvxqf98cwx">
               <w:r>
                 <w:rPr>
                   <w:color w:val="1F63B5"/>
@@ -4230,7 +4245,7 @@
               </w:rPr>
               <w:t xml:space="preserve">; </w:t>
             </w:r>
-            <w:hyperlink w:history="1" r:id="rIdlaiciqbwi9uimodrdjmcd">
+            <w:hyperlink w:history="1" r:id="rIdnqvwu3v9-egutwr3muh2i">
               <w:r>
                 <w:rPr>
                   <w:color w:val="1F63B5"/>
@@ -4245,7 +4260,7 @@
         </w:tc>
         <w:tc>
           <w:tcPr>
-            <w:tcW w:type="dxa" w:w="2414"/>
+            <w:tcW w:type="dxa" w:w="3265"/>
             <w:tcBorders>
               <w:top w:val="single" w:color="C9D6D3" w:sz="4"/>
               <w:left w:val="single" w:color="C9D6D3" w:sz="4"/>
@@ -4275,7 +4290,7 @@
         </w:tc>
         <w:tc>
           <w:tcPr>
-            <w:tcW w:type="dxa" w:w="2715"/>
+            <w:tcW w:type="dxa" w:w="2339"/>
             <w:tcBorders>
               <w:top w:val="single" w:color="C9D6D3" w:sz="4"/>
               <w:left w:val="single" w:color="C9D6D3" w:sz="4"/>
@@ -4311,7 +4326,7 @@
         </w:trPr>
         <w:tc>
           <w:tcPr>
-            <w:tcW w:type="dxa" w:w="707"/>
+            <w:tcW w:type="dxa" w:w="608"/>
             <w:tcBorders>
               <w:top w:val="single" w:color="C9D6D3" w:sz="4"/>
               <w:left w:val="single" w:color="C9D6D3" w:sz="4"/>
@@ -4344,7 +4359,7 @@
         </w:tc>
         <w:tc>
           <w:tcPr>
-            <w:tcW w:type="dxa" w:w="1271"/>
+            <w:tcW w:type="dxa" w:w="1094"/>
             <w:tcBorders>
               <w:top w:val="single" w:color="C9D6D3" w:sz="4"/>
               <w:left w:val="single" w:color="C9D6D3" w:sz="4"/>
@@ -4374,26 +4389,26 @@
         </w:tc>
         <w:tc>
           <w:tcPr>
-            <w:tcW w:type="dxa" w:w="2757"/>
-            <w:tcBorders>
-              <w:top w:val="single" w:color="C9D6D3" w:sz="4"/>
-              <w:left w:val="single" w:color="C9D6D3" w:sz="4"/>
-              <w:bottom w:val="single" w:color="C9D6D3" w:sz="4"/>
-              <w:right w:val="single" w:color="C9D6D3" w:sz="4"/>
-            </w:tcBorders>
-            <w:shd w:fill="FFFFFF" w:color="auto" w:val="clear"/>
-            <w:tcMar>
-              <w:top w:type="dxa" w:w="50"/>
-              <w:left w:type="dxa" w:w="90"/>
-              <w:bottom w:type="dxa" w:w="50"/>
-              <w:right w:type="dxa" w:w="90"/>
-            </w:tcMar>
-          </w:tcPr>
-          <w:p>
-            <w:pPr>
-              <w:spacing w:after="0" w:before="0" w:line="252"/>
-            </w:pPr>
-            <w:hyperlink w:history="1" r:id="rIdcelizfy30md2dei-_anq0">
+            <w:tcW w:type="dxa" w:w="2558"/>
+            <w:tcBorders>
+              <w:top w:val="single" w:color="C9D6D3" w:sz="4"/>
+              <w:left w:val="single" w:color="C9D6D3" w:sz="4"/>
+              <w:bottom w:val="single" w:color="C9D6D3" w:sz="4"/>
+              <w:right w:val="single" w:color="C9D6D3" w:sz="4"/>
+            </w:tcBorders>
+            <w:shd w:fill="FFFFFF" w:color="auto" w:val="clear"/>
+            <w:tcMar>
+              <w:top w:type="dxa" w:w="50"/>
+              <w:left w:type="dxa" w:w="90"/>
+              <w:bottom w:type="dxa" w:w="50"/>
+              <w:right w:type="dxa" w:w="90"/>
+            </w:tcMar>
+          </w:tcPr>
+          <w:p>
+            <w:pPr>
+              <w:spacing w:after="0" w:before="0" w:line="252"/>
+            </w:pPr>
+            <w:hyperlink w:history="1" r:id="rIdaq3ri6iv98wrsjwezaj-e">
               <w:r>
                 <w:rPr>
                   <w:color w:val="1F63B5"/>
@@ -4415,7 +4430,7 @@
         </w:tc>
         <w:tc>
           <w:tcPr>
-            <w:tcW w:type="dxa" w:w="2414"/>
+            <w:tcW w:type="dxa" w:w="3265"/>
             <w:tcBorders>
               <w:top w:val="single" w:color="C9D6D3" w:sz="4"/>
               <w:left w:val="single" w:color="C9D6D3" w:sz="4"/>
@@ -4445,7 +4460,7 @@
         </w:tc>
         <w:tc>
           <w:tcPr>
-            <w:tcW w:type="dxa" w:w="2715"/>
+            <w:tcW w:type="dxa" w:w="2339"/>
             <w:tcBorders>
               <w:top w:val="single" w:color="C9D6D3" w:sz="4"/>
               <w:left w:val="single" w:color="C9D6D3" w:sz="4"/>
@@ -4481,7 +4496,7 @@
         </w:trPr>
         <w:tc>
           <w:tcPr>
-            <w:tcW w:type="dxa" w:w="707"/>
+            <w:tcW w:type="dxa" w:w="608"/>
             <w:tcBorders>
               <w:top w:val="single" w:color="C9D6D3" w:sz="4"/>
               <w:left w:val="single" w:color="C9D6D3" w:sz="4"/>
@@ -4514,7 +4529,7 @@
         </w:tc>
         <w:tc>
           <w:tcPr>
-            <w:tcW w:type="dxa" w:w="1271"/>
+            <w:tcW w:type="dxa" w:w="1094"/>
             <w:tcBorders>
               <w:top w:val="single" w:color="C9D6D3" w:sz="4"/>
               <w:left w:val="single" w:color="C9D6D3" w:sz="4"/>
@@ -4544,67 +4559,67 @@
         </w:tc>
         <w:tc>
           <w:tcPr>
-            <w:tcW w:type="dxa" w:w="2757"/>
-            <w:tcBorders>
-              <w:top w:val="single" w:color="C9D6D3" w:sz="4"/>
-              <w:left w:val="single" w:color="C9D6D3" w:sz="4"/>
-              <w:bottom w:val="single" w:color="C9D6D3" w:sz="4"/>
-              <w:right w:val="single" w:color="C9D6D3" w:sz="4"/>
-            </w:tcBorders>
-            <w:shd w:fill="EAF1EF" w:color="auto" w:val="clear"/>
-            <w:tcMar>
-              <w:top w:type="dxa" w:w="50"/>
-              <w:left w:type="dxa" w:w="90"/>
-              <w:bottom w:type="dxa" w:w="50"/>
-              <w:right w:type="dxa" w:w="90"/>
-            </w:tcMar>
-          </w:tcPr>
-          <w:p>
-            <w:pPr>
-              <w:spacing w:after="0" w:before="0" w:line="252"/>
-            </w:pPr>
-            <w:r>
-              <w:rPr>
-                <w:sz w:val="17"/>
-                <w:szCs w:val="17"/>
-              </w:rPr>
-              <w:t xml:space="preserve">ECB Data Portal; ринкові очікування</w:t>
-            </w:r>
-          </w:p>
-        </w:tc>
-        <w:tc>
-          <w:tcPr>
-            <w:tcW w:type="dxa" w:w="2414"/>
-            <w:tcBorders>
-              <w:top w:val="single" w:color="C9D6D3" w:sz="4"/>
-              <w:left w:val="single" w:color="C9D6D3" w:sz="4"/>
-              <w:bottom w:val="single" w:color="C9D6D3" w:sz="4"/>
-              <w:right w:val="single" w:color="C9D6D3" w:sz="4"/>
-            </w:tcBorders>
-            <w:shd w:fill="EAF1EF" w:color="auto" w:val="clear"/>
-            <w:tcMar>
-              <w:top w:type="dxa" w:w="50"/>
-              <w:left w:type="dxa" w:w="90"/>
-              <w:bottom w:type="dxa" w:w="50"/>
-              <w:right w:type="dxa" w:w="90"/>
-            </w:tcMar>
-          </w:tcPr>
-          <w:p>
-            <w:pPr>
-              <w:spacing w:after="0" w:before="0" w:line="252"/>
-            </w:pPr>
-            <w:r>
-              <w:rPr>
-                <w:sz w:val="17"/>
-                <w:szCs w:val="17"/>
-              </w:rPr>
-              <w:t xml:space="preserve">факт до III кв. 2026; далі 2,75 → 3,0 → 2,5%</w:t>
-            </w:r>
-          </w:p>
-        </w:tc>
-        <w:tc>
-          <w:tcPr>
-            <w:tcW w:type="dxa" w:w="2715"/>
+            <w:tcW w:type="dxa" w:w="2558"/>
+            <w:tcBorders>
+              <w:top w:val="single" w:color="C9D6D3" w:sz="4"/>
+              <w:left w:val="single" w:color="C9D6D3" w:sz="4"/>
+              <w:bottom w:val="single" w:color="C9D6D3" w:sz="4"/>
+              <w:right w:val="single" w:color="C9D6D3" w:sz="4"/>
+            </w:tcBorders>
+            <w:shd w:fill="EAF1EF" w:color="auto" w:val="clear"/>
+            <w:tcMar>
+              <w:top w:type="dxa" w:w="50"/>
+              <w:left w:type="dxa" w:w="90"/>
+              <w:bottom w:type="dxa" w:w="50"/>
+              <w:right w:type="dxa" w:w="90"/>
+            </w:tcMar>
+          </w:tcPr>
+          <w:p>
+            <w:pPr>
+              <w:spacing w:after="0" w:before="0" w:line="252"/>
+            </w:pPr>
+            <w:r>
+              <w:rPr>
+                <w:sz w:val="17"/>
+                <w:szCs w:val="17"/>
+              </w:rPr>
+              <w:t xml:space="preserve">ECB Data Portal; технічні припущення прогнозу ЄЦБ (вересень 2026)</w:t>
+            </w:r>
+          </w:p>
+        </w:tc>
+        <w:tc>
+          <w:tcPr>
+            <w:tcW w:type="dxa" w:w="3265"/>
+            <w:tcBorders>
+              <w:top w:val="single" w:color="C9D6D3" w:sz="4"/>
+              <w:left w:val="single" w:color="C9D6D3" w:sz="4"/>
+              <w:bottom w:val="single" w:color="C9D6D3" w:sz="4"/>
+              <w:right w:val="single" w:color="C9D6D3" w:sz="4"/>
+            </w:tcBorders>
+            <w:shd w:fill="EAF1EF" w:color="auto" w:val="clear"/>
+            <w:tcMar>
+              <w:top w:type="dxa" w:w="50"/>
+              <w:left w:type="dxa" w:w="90"/>
+              <w:bottom w:type="dxa" w:w="50"/>
+              <w:right w:type="dxa" w:w="90"/>
+            </w:tcMar>
+          </w:tcPr>
+          <w:p>
+            <w:pPr>
+              <w:spacing w:after="0" w:before="0" w:line="252"/>
+            </w:pPr>
+            <w:r>
+              <w:rPr>
+                <w:sz w:val="17"/>
+                <w:szCs w:val="17"/>
+              </w:rPr>
+              <w:t xml:space="preserve">факт до III кв. 2026; далі 2,75% (IV кв. 2026) → 3,0% (2027–2028)</w:t>
+            </w:r>
+          </w:p>
+        </w:tc>
+        <w:tc>
+          <w:tcPr>
+            <w:tcW w:type="dxa" w:w="2339"/>
             <w:tcBorders>
               <w:top w:val="single" w:color="C9D6D3" w:sz="4"/>
               <w:left w:val="single" w:color="C9D6D3" w:sz="4"/>
@@ -4640,7 +4655,7 @@
         </w:trPr>
         <w:tc>
           <w:tcPr>
-            <w:tcW w:type="dxa" w:w="707"/>
+            <w:tcW w:type="dxa" w:w="608"/>
             <w:tcBorders>
               <w:top w:val="single" w:color="C9D6D3" w:sz="4"/>
               <w:left w:val="single" w:color="C9D6D3" w:sz="4"/>
@@ -4673,7 +4688,7 @@
         </w:tc>
         <w:tc>
           <w:tcPr>
-            <w:tcW w:type="dxa" w:w="1271"/>
+            <w:tcW w:type="dxa" w:w="1094"/>
             <w:tcBorders>
               <w:top w:val="single" w:color="C9D6D3" w:sz="4"/>
               <w:left w:val="single" w:color="C9D6D3" w:sz="4"/>
@@ -4719,26 +4734,26 @@
         </w:tc>
         <w:tc>
           <w:tcPr>
-            <w:tcW w:type="dxa" w:w="2757"/>
-            <w:tcBorders>
-              <w:top w:val="single" w:color="C9D6D3" w:sz="4"/>
-              <w:left w:val="single" w:color="C9D6D3" w:sz="4"/>
-              <w:bottom w:val="single" w:color="C9D6D3" w:sz="4"/>
-              <w:right w:val="single" w:color="C9D6D3" w:sz="4"/>
-            </w:tcBorders>
-            <w:shd w:fill="FFFFFF" w:color="auto" w:val="clear"/>
-            <w:tcMar>
-              <w:top w:type="dxa" w:w="50"/>
-              <w:left w:type="dxa" w:w="90"/>
-              <w:bottom w:type="dxa" w:w="50"/>
-              <w:right w:type="dxa" w:w="90"/>
-            </w:tcMar>
-          </w:tcPr>
-          <w:p>
-            <w:pPr>
-              <w:spacing w:after="0" w:before="0" w:line="252"/>
-            </w:pPr>
-            <w:hyperlink w:history="1" r:id="rIdwcwgxg0ef4mbhiiqzs90q">
+            <w:tcW w:type="dxa" w:w="2558"/>
+            <w:tcBorders>
+              <w:top w:val="single" w:color="C9D6D3" w:sz="4"/>
+              <w:left w:val="single" w:color="C9D6D3" w:sz="4"/>
+              <w:bottom w:val="single" w:color="C9D6D3" w:sz="4"/>
+              <w:right w:val="single" w:color="C9D6D3" w:sz="4"/>
+            </w:tcBorders>
+            <w:shd w:fill="FFFFFF" w:color="auto" w:val="clear"/>
+            <w:tcMar>
+              <w:top w:type="dxa" w:w="50"/>
+              <w:left w:type="dxa" w:w="90"/>
+              <w:bottom w:type="dxa" w:w="50"/>
+              <w:right w:type="dxa" w:w="90"/>
+            </w:tcMar>
+          </w:tcPr>
+          <w:p>
+            <w:pPr>
+              <w:spacing w:after="0" w:before="0" w:line="252"/>
+            </w:pPr>
+            <w:hyperlink w:history="1" r:id="rIdxzr_vjnnmmoibzzy3tztv">
               <w:r>
                 <w:rPr>
                   <w:color w:val="1F63B5"/>
@@ -4756,7 +4771,7 @@
               </w:rPr>
               <w:t xml:space="preserve">; </w:t>
             </w:r>
-            <w:hyperlink w:history="1" r:id="rIddeabyk9vsygozrppnfg73">
+            <w:hyperlink w:history="1" r:id="rIdmwdwkgwmk3l_scj_u73o-">
               <w:r>
                 <w:rPr>
                   <w:color w:val="1F63B5"/>
@@ -4774,7 +4789,7 @@
               </w:rPr>
               <w:t xml:space="preserve">; USD/EUR — ЄЦБ, далі </w:t>
             </w:r>
-            <w:hyperlink w:history="1" r:id="rIdddfkjyhku-q2i1fq8s6pv">
+            <w:hyperlink w:history="1" r:id="rId7y9wgg-mn_m8mvex1ixbx">
               <w:r>
                 <w:rPr>
                   <w:color w:val="1F63B5"/>
@@ -4789,37 +4804,37 @@
         </w:tc>
         <w:tc>
           <w:tcPr>
-            <w:tcW w:type="dxa" w:w="2414"/>
-            <w:tcBorders>
-              <w:top w:val="single" w:color="C9D6D3" w:sz="4"/>
-              <w:left w:val="single" w:color="C9D6D3" w:sz="4"/>
-              <w:bottom w:val="single" w:color="C9D6D3" w:sz="4"/>
-              <w:right w:val="single" w:color="C9D6D3" w:sz="4"/>
-            </w:tcBorders>
-            <w:shd w:fill="FFFFFF" w:color="auto" w:val="clear"/>
-            <w:tcMar>
-              <w:top w:type="dxa" w:w="50"/>
-              <w:left w:type="dxa" w:w="90"/>
-              <w:bottom w:type="dxa" w:w="50"/>
-              <w:right w:type="dxa" w:w="90"/>
-            </w:tcMar>
-          </w:tcPr>
-          <w:p>
-            <w:pPr>
-              <w:spacing w:after="0" w:before="0" w:line="252"/>
-            </w:pPr>
-            <w:r>
-              <w:rPr>
-                <w:sz w:val="17"/>
-                <w:szCs w:val="17"/>
-              </w:rPr>
-              <w:t xml:space="preserve">EIA до 05.2026, далі ф'ючерс найближчого місяця; прогноз — ф'ючерсна крива до 2028</w:t>
-            </w:r>
-          </w:p>
-        </w:tc>
-        <w:tc>
-          <w:tcPr>
-            <w:tcW w:type="dxa" w:w="2715"/>
+            <w:tcW w:type="dxa" w:w="3265"/>
+            <w:tcBorders>
+              <w:top w:val="single" w:color="C9D6D3" w:sz="4"/>
+              <w:left w:val="single" w:color="C9D6D3" w:sz="4"/>
+              <w:bottom w:val="single" w:color="C9D6D3" w:sz="4"/>
+              <w:right w:val="single" w:color="C9D6D3" w:sz="4"/>
+            </w:tcBorders>
+            <w:shd w:fill="FFFFFF" w:color="auto" w:val="clear"/>
+            <w:tcMar>
+              <w:top w:type="dxa" w:w="50"/>
+              <w:left w:type="dxa" w:w="90"/>
+              <w:bottom w:type="dxa" w:w="50"/>
+              <w:right w:type="dxa" w:w="90"/>
+            </w:tcMar>
+          </w:tcPr>
+          <w:p>
+            <w:pPr>
+              <w:spacing w:after="0" w:before="0" w:line="252"/>
+            </w:pPr>
+            <w:r>
+              <w:rPr>
+                <w:sz w:val="17"/>
+                <w:szCs w:val="17"/>
+              </w:rPr>
+              <w:t xml:space="preserve">спот EIA (FRED / DBnomics) до 09.2026, жовтень — до 20.10; IV кв. 2026 — жовтень за спотом, далі ф'ючерс; прогноз — ф'ючерсна крива до 2028; USD/EUR на горизонті — жовтневий рівень 1,12 без змін</w:t>
+            </w:r>
+          </w:p>
+        </w:tc>
+        <w:tc>
+          <w:tcPr>
+            <w:tcW w:type="dxa" w:w="2339"/>
             <w:tcBorders>
               <w:top w:val="single" w:color="C9D6D3" w:sz="4"/>
               <w:left w:val="single" w:color="C9D6D3" w:sz="4"/>
@@ -4855,7 +4870,7 @@
         </w:trPr>
         <w:tc>
           <w:tcPr>
-            <w:tcW w:type="dxa" w:w="707"/>
+            <w:tcW w:type="dxa" w:w="608"/>
             <w:tcBorders>
               <w:top w:val="single" w:color="C9D6D3" w:sz="4"/>
               <w:left w:val="single" w:color="C9D6D3" w:sz="4"/>
@@ -4887,7 +4902,7 @@
         </w:tc>
         <w:tc>
           <w:tcPr>
-            <w:tcW w:type="dxa" w:w="1271"/>
+            <w:tcW w:type="dxa" w:w="1094"/>
             <w:tcBorders>
               <w:top w:val="single" w:color="C9D6D3" w:sz="4"/>
               <w:left w:val="single" w:color="C9D6D3" w:sz="4"/>
@@ -4917,7 +4932,7 @@
         </w:tc>
         <w:tc>
           <w:tcPr>
-            <w:tcW w:type="dxa" w:w="2757"/>
+            <w:tcW w:type="dxa" w:w="2558"/>
             <w:tcBorders>
               <w:top w:val="single" w:color="C9D6D3" w:sz="4"/>
               <w:left w:val="single" w:color="C9D6D3" w:sz="4"/>
@@ -4947,7 +4962,7 @@
         </w:tc>
         <w:tc>
           <w:tcPr>
-            <w:tcW w:type="dxa" w:w="2414"/>
+            <w:tcW w:type="dxa" w:w="3265"/>
             <w:tcBorders>
               <w:top w:val="single" w:color="C9D6D3" w:sz="4"/>
               <w:left w:val="single" w:color="C9D6D3" w:sz="4"/>
@@ -4977,7 +4992,7 @@
         </w:tc>
         <w:tc>
           <w:tcPr>
-            <w:tcW w:type="dxa" w:w="2715"/>
+            <w:tcW w:type="dxa" w:w="2339"/>
             <w:tcBorders>
               <w:top w:val="single" w:color="C9D6D3" w:sz="4"/>
               <w:left w:val="single" w:color="C9D6D3" w:sz="4"/>
@@ -5217,7 +5232,7 @@
             <w:pPr>
               <w:spacing w:after="0" w:before="0" w:line="252"/>
             </w:pPr>
-            <w:hyperlink w:history="1" r:id="rIdfnpzcuirssukyw4kqjmdf">
+            <w:hyperlink w:history="1" r:id="rIdn9qn2ono36pday50w5ofh">
               <w:r>
                 <w:rPr>
                   <w:color w:val="1F63B5"/>
@@ -5235,7 +5250,7 @@
               </w:rPr>
               <w:t xml:space="preserve"> — </w:t>
             </w:r>
-            <w:hyperlink w:history="1" r:id="rIdgqzrixdc7k1jcfswdh7xb">
+            <w:hyperlink w:history="1" r:id="rIdbdlxrtg4o2lnkmmfxtf9j">
               <w:r>
                 <w:rPr>
                   <w:color w:val="1F63B5"/>
@@ -5307,7 +5322,7 @@
             <w:pPr>
               <w:spacing w:after="0" w:before="0" w:line="252"/>
             </w:pPr>
-            <w:hyperlink w:history="1" r:id="rIdt-rtpkbq5bnb1vx5f-nd_">
+            <w:hyperlink w:history="1" r:id="rIdzkcrovbpj76vma1x2cubi">
               <w:r>
                 <w:rPr>
                   <w:color w:val="1F63B5"/>
@@ -5379,7 +5394,7 @@
             <w:pPr>
               <w:spacing w:after="0" w:before="0" w:line="252"/>
             </w:pPr>
-            <w:hyperlink w:history="1" r:id="rIdphfcsaenp-wqgdv9ycx6i">
+            <w:hyperlink w:history="1" r:id="rId4pg0wphhtzyilsj9uhkfw">
               <w:r>
                 <w:rPr>
                   <w:color w:val="1F63B5"/>
@@ -5549,7 +5564,7 @@
             <w:pPr>
               <w:spacing w:after="0" w:before="0" w:line="252"/>
             </w:pPr>
-            <w:hyperlink w:history="1" r:id="rIddwqrtns-h60hgmhz4qqvm">
+            <w:hyperlink w:history="1" r:id="rIdexxcd9_i28px6qmjy_hcv">
               <w:r>
                 <w:rPr>
                   <w:color w:val="1F63B5"/>
@@ -5567,7 +5582,7 @@
               </w:rPr>
               <w:t xml:space="preserve">, </w:t>
             </w:r>
-            <w:hyperlink w:history="1" r:id="rIdh7ulkordpq4ytiq5oj19h">
+            <w:hyperlink w:history="1" r:id="rIdt8gnin4sgf7raa8uagi4a">
               <w:r>
                 <w:rPr>
                   <w:color w:val="1F63B5"/>
@@ -5639,7 +5654,7 @@
             <w:pPr>
               <w:spacing w:after="0" w:before="0" w:line="252"/>
             </w:pPr>
-            <w:hyperlink w:history="1" r:id="rIdbadpidj4co94wnlph4xl7">
+            <w:hyperlink w:history="1" r:id="rId0a8chmift6ajbtyel_roz">
               <w:r>
                 <w:rPr>
                   <w:color w:val="1F63B5"/>
@@ -5657,7 +5672,7 @@
               </w:rPr>
               <w:t xml:space="preserve">, </w:t>
             </w:r>
-            <w:hyperlink w:history="1" r:id="rIdnt80gcppvgza4tvkd4cu4">
+            <w:hyperlink w:history="1" r:id="rIdd2r4boyvdm8g4x_3ytr12">
               <w:r>
                 <w:rPr>
                   <w:color w:val="1F63B5"/>
@@ -5729,7 +5744,7 @@
             <w:pPr>
               <w:spacing w:after="0" w:before="0" w:line="252"/>
             </w:pPr>
-            <w:hyperlink w:history="1" r:id="rIdvxsvdukz7tgz-spwtsnzq">
+            <w:hyperlink w:history="1" r:id="rIdshfmwz1zlcxaor4jffrho">
               <w:r>
                 <w:rPr>
                   <w:color w:val="1F63B5"/>
@@ -5808,7 +5823,7 @@
             <w:pPr>
               <w:spacing w:after="0" w:before="0" w:line="252"/>
             </w:pPr>
-            <w:hyperlink w:history="1" r:id="rIdhzaj7jn2hfwg9-w6a2ocy">
+            <w:hyperlink w:history="1" r:id="rId7gx6ic-914oewx7mcbp2h">
               <w:r>
                 <w:rPr>
                   <w:color w:val="1F63B5"/>
@@ -5826,7 +5841,7 @@
               </w:rPr>
               <w:t xml:space="preserve">; </w:t>
             </w:r>
-            <w:hyperlink w:history="1" r:id="rIdwuojbqqqedfiotdsjy-qj">
+            <w:hyperlink w:history="1" r:id="rIdbchejaovyzbljtxvgemz5">
               <w:r>
                 <w:rPr>
                   <w:color w:val="1F63B5"/>
@@ -6041,7 +6056,7 @@
             <w:pPr>
               <w:spacing w:after="0" w:before="0" w:line="252"/>
             </w:pPr>
-            <w:hyperlink w:history="1" r:id="rIdtqjbc0po9tm3lmpekiwl_">
+            <w:hyperlink w:history="1" r:id="rId6uce3rzk4p8_sokegmavp">
               <w:r>
                 <w:rPr>
                   <w:color w:val="1F63B5"/>
@@ -6113,7 +6128,7 @@
             <w:pPr>
               <w:spacing w:after="0" w:before="0" w:line="252"/>
             </w:pPr>
-            <w:hyperlink w:history="1" r:id="rIdlhhyk6sytw1zemhyoqiuq">
+            <w:hyperlink w:history="1" r:id="rId5am-fxsd84fnqp4lopx25">
               <w:r>
                 <w:rPr>
                   <w:color w:val="1F63B5"/>
@@ -6185,7 +6200,7 @@
             <w:pPr>
               <w:spacing w:after="0" w:before="0" w:line="252"/>
             </w:pPr>
-            <w:hyperlink w:history="1" r:id="rId2eis1dxmoixssghoixtlb">
+            <w:hyperlink w:history="1" r:id="rIdha093sh66klqtyuy8mhgh">
               <w:r>
                 <w:rPr>
                   <w:color w:val="1F63B5"/>
@@ -6203,7 +6218,7 @@
               </w:rPr>
               <w:t xml:space="preserve">; </w:t>
             </w:r>
-            <w:hyperlink w:history="1" r:id="rIduejeqrfsaox9hyayxw2lp">
+            <w:hyperlink w:history="1" r:id="rIdg1v2qd0bikdf97r56yur6">
               <w:r>
                 <w:rPr>
                   <w:color w:val="1F63B5"/>
@@ -7257,10 +7272,10 @@
         <w:tblLayout w:type="fixed"/>
       </w:tblPr>
       <w:tblGrid>
-        <w:gridCol w:w="3037"/>
-        <w:gridCol w:w="1451"/>
-        <w:gridCol w:w="1451"/>
-        <w:gridCol w:w="3925"/>
+        <w:gridCol w:w="2177"/>
+        <w:gridCol w:w="1040"/>
+        <w:gridCol w:w="1040"/>
+        <w:gridCol w:w="5607"/>
       </w:tblGrid>
       <w:tr>
         <w:trPr>
@@ -7269,7 +7284,7 @@
         </w:trPr>
         <w:tc>
           <w:tcPr>
-            <w:tcW w:type="dxa" w:w="3037"/>
+            <w:tcW w:type="dxa" w:w="2177"/>
             <w:tcBorders>
               <w:top w:val="single" w:color="C9D6D3" w:sz="4"/>
               <w:left w:val="single" w:color="C9D6D3" w:sz="4"/>
@@ -7302,7 +7317,7 @@
         </w:tc>
         <w:tc>
           <w:tcPr>
-            <w:tcW w:type="dxa" w:w="1451"/>
+            <w:tcW w:type="dxa" w:w="1040"/>
             <w:tcBorders>
               <w:top w:val="single" w:color="C9D6D3" w:sz="4"/>
               <w:left w:val="single" w:color="C9D6D3" w:sz="4"/>
@@ -7335,7 +7350,7 @@
         </w:tc>
         <w:tc>
           <w:tcPr>
-            <w:tcW w:type="dxa" w:w="1451"/>
+            <w:tcW w:type="dxa" w:w="1040"/>
             <w:tcBorders>
               <w:top w:val="single" w:color="C9D6D3" w:sz="4"/>
               <w:left w:val="single" w:color="C9D6D3" w:sz="4"/>
@@ -7368,7 +7383,7 @@
         </w:tc>
         <w:tc>
           <w:tcPr>
-            <w:tcW w:type="dxa" w:w="3925"/>
+            <w:tcW w:type="dxa" w:w="5607"/>
             <w:tcBorders>
               <w:top w:val="single" w:color="C9D6D3" w:sz="4"/>
               <w:left w:val="single" w:color="C9D6D3" w:sz="4"/>
@@ -7407,7 +7422,7 @@
         </w:trPr>
         <w:tc>
           <w:tcPr>
-            <w:tcW w:type="dxa" w:w="3037"/>
+            <w:tcW w:type="dxa" w:w="2177"/>
             <w:tcBorders>
               <w:top w:val="single" w:color="C9D6D3" w:sz="4"/>
               <w:left w:val="single" w:color="C9D6D3" w:sz="4"/>
@@ -7458,7 +7473,7 @@
         </w:tc>
         <w:tc>
           <w:tcPr>
-            <w:tcW w:type="dxa" w:w="1451"/>
+            <w:tcW w:type="dxa" w:w="1040"/>
             <w:tcBorders>
               <w:top w:val="single" w:color="C9D6D3" w:sz="4"/>
               <w:left w:val="single" w:color="C9D6D3" w:sz="4"/>
@@ -7488,7 +7503,7 @@
         </w:tc>
         <w:tc>
           <w:tcPr>
-            <w:tcW w:type="dxa" w:w="1451"/>
+            <w:tcW w:type="dxa" w:w="1040"/>
             <w:tcBorders>
               <w:top w:val="single" w:color="C9D6D3" w:sz="4"/>
               <w:left w:val="single" w:color="C9D6D3" w:sz="4"/>
@@ -7518,7 +7533,7 @@
         </w:tc>
         <w:tc>
           <w:tcPr>
-            <w:tcW w:type="dxa" w:w="3925"/>
+            <w:tcW w:type="dxa" w:w="5607"/>
             <w:tcBorders>
               <w:top w:val="single" w:color="C9D6D3" w:sz="4"/>
               <w:left w:val="single" w:color="C9D6D3" w:sz="4"/>
@@ -7554,7 +7569,7 @@
         </w:trPr>
         <w:tc>
           <w:tcPr>
-            <w:tcW w:type="dxa" w:w="3037"/>
+            <w:tcW w:type="dxa" w:w="2177"/>
             <w:tcBorders>
               <w:top w:val="single" w:color="C9D6D3" w:sz="4"/>
               <w:left w:val="single" w:color="C9D6D3" w:sz="4"/>
@@ -7587,7 +7602,7 @@
         </w:tc>
         <w:tc>
           <w:tcPr>
-            <w:tcW w:type="dxa" w:w="1451"/>
+            <w:tcW w:type="dxa" w:w="1040"/>
             <w:tcBorders>
               <w:top w:val="single" w:color="C9D6D3" w:sz="4"/>
               <w:left w:val="single" w:color="C9D6D3" w:sz="4"/>
@@ -7617,7 +7632,7 @@
         </w:tc>
         <w:tc>
           <w:tcPr>
-            <w:tcW w:type="dxa" w:w="1451"/>
+            <w:tcW w:type="dxa" w:w="1040"/>
             <w:tcBorders>
               <w:top w:val="single" w:color="C9D6D3" w:sz="4"/>
               <w:left w:val="single" w:color="C9D6D3" w:sz="4"/>
@@ -7647,7 +7662,7 @@
         </w:tc>
         <w:tc>
           <w:tcPr>
-            <w:tcW w:type="dxa" w:w="3925"/>
+            <w:tcW w:type="dxa" w:w="5607"/>
             <w:tcBorders>
               <w:top w:val="single" w:color="C9D6D3" w:sz="4"/>
               <w:left w:val="single" w:color="C9D6D3" w:sz="4"/>
@@ -7683,7 +7698,7 @@
         </w:trPr>
         <w:tc>
           <w:tcPr>
-            <w:tcW w:type="dxa" w:w="3037"/>
+            <w:tcW w:type="dxa" w:w="2177"/>
             <w:tcBorders>
               <w:top w:val="single" w:color="C9D6D3" w:sz="4"/>
               <w:left w:val="single" w:color="C9D6D3" w:sz="4"/>
@@ -7725,7 +7740,7 @@
         </w:tc>
         <w:tc>
           <w:tcPr>
-            <w:tcW w:type="dxa" w:w="1451"/>
+            <w:tcW w:type="dxa" w:w="1040"/>
             <w:tcBorders>
               <w:top w:val="single" w:color="C9D6D3" w:sz="4"/>
               <w:left w:val="single" w:color="C9D6D3" w:sz="4"/>
@@ -7770,7 +7785,7 @@
         </w:tc>
         <w:tc>
           <w:tcPr>
-            <w:tcW w:type="dxa" w:w="1451"/>
+            <w:tcW w:type="dxa" w:w="1040"/>
             <w:tcBorders>
               <w:top w:val="single" w:color="C9D6D3" w:sz="4"/>
               <w:left w:val="single" w:color="C9D6D3" w:sz="4"/>
@@ -7800,7 +7815,7 @@
         </w:tc>
         <w:tc>
           <w:tcPr>
-            <w:tcW w:type="dxa" w:w="3925"/>
+            <w:tcW w:type="dxa" w:w="5607"/>
             <w:tcBorders>
               <w:top w:val="single" w:color="C9D6D3" w:sz="4"/>
               <w:left w:val="single" w:color="C9D6D3" w:sz="4"/>
@@ -7836,7 +7851,7 @@
         </w:trPr>
         <w:tc>
           <w:tcPr>
-            <w:tcW w:type="dxa" w:w="3037"/>
+            <w:tcW w:type="dxa" w:w="2177"/>
             <w:tcBorders>
               <w:top w:val="single" w:color="C9D6D3" w:sz="4"/>
               <w:left w:val="single" w:color="C9D6D3" w:sz="4"/>
@@ -7897,7 +7912,7 @@
         </w:tc>
         <w:tc>
           <w:tcPr>
-            <w:tcW w:type="dxa" w:w="1451"/>
+            <w:tcW w:type="dxa" w:w="1040"/>
             <w:tcBorders>
               <w:top w:val="single" w:color="C9D6D3" w:sz="4"/>
               <w:left w:val="single" w:color="C9D6D3" w:sz="4"/>
@@ -7927,61 +7942,61 @@
         </w:tc>
         <w:tc>
           <w:tcPr>
-            <w:tcW w:type="dxa" w:w="1451"/>
-            <w:tcBorders>
-              <w:top w:val="single" w:color="C9D6D3" w:sz="4"/>
-              <w:left w:val="single" w:color="C9D6D3" w:sz="4"/>
-              <w:bottom w:val="single" w:color="C9D6D3" w:sz="4"/>
-              <w:right w:val="single" w:color="C9D6D3" w:sz="4"/>
-            </w:tcBorders>
-            <w:shd w:fill="EAF1EF" w:color="auto" w:val="clear"/>
-            <w:tcMar>
-              <w:top w:type="dxa" w:w="50"/>
-              <w:left w:type="dxa" w:w="90"/>
-              <w:bottom w:type="dxa" w:w="50"/>
-              <w:right w:type="dxa" w:w="90"/>
-            </w:tcMar>
-          </w:tcPr>
-          <w:p>
-            <w:pPr>
-              <w:spacing w:after="0" w:before="0" w:line="252"/>
-            </w:pPr>
-            <w:r>
-              <w:rPr>
-                <w:sz w:val="17"/>
-                <w:szCs w:val="17"/>
-              </w:rPr>
-              <w:t xml:space="preserve">2 / 1</w:t>
-            </w:r>
-          </w:p>
-        </w:tc>
-        <w:tc>
-          <w:tcPr>
-            <w:tcW w:type="dxa" w:w="3925"/>
-            <w:tcBorders>
-              <w:top w:val="single" w:color="C9D6D3" w:sz="4"/>
-              <w:left w:val="single" w:color="C9D6D3" w:sz="4"/>
-              <w:bottom w:val="single" w:color="C9D6D3" w:sz="4"/>
-              <w:right w:val="single" w:color="C9D6D3" w:sz="4"/>
-            </w:tcBorders>
-            <w:shd w:fill="EAF1EF" w:color="auto" w:val="clear"/>
-            <w:tcMar>
-              <w:top w:type="dxa" w:w="50"/>
-              <w:left w:type="dxa" w:w="90"/>
-              <w:bottom w:type="dxa" w:w="50"/>
-              <w:right w:type="dxa" w:w="90"/>
-            </w:tcMar>
-          </w:tcPr>
-          <w:p>
-            <w:pPr>
-              <w:spacing w:after="0" w:before="0" w:line="252"/>
-            </w:pPr>
-            <w:r>
-              <w:rPr>
-                <w:sz w:val="17"/>
-                <w:szCs w:val="17"/>
-              </w:rPr>
-              <w:t xml:space="preserve">Небазові ціни волатильніші за базові</w:t>
+            <w:tcW w:type="dxa" w:w="1040"/>
+            <w:tcBorders>
+              <w:top w:val="single" w:color="C9D6D3" w:sz="4"/>
+              <w:left w:val="single" w:color="C9D6D3" w:sz="4"/>
+              <w:bottom w:val="single" w:color="C9D6D3" w:sz="4"/>
+              <w:right w:val="single" w:color="C9D6D3" w:sz="4"/>
+            </w:tcBorders>
+            <w:shd w:fill="EAF1EF" w:color="auto" w:val="clear"/>
+            <w:tcMar>
+              <w:top w:type="dxa" w:w="50"/>
+              <w:left w:type="dxa" w:w="90"/>
+              <w:bottom w:type="dxa" w:w="50"/>
+              <w:right w:type="dxa" w:w="90"/>
+            </w:tcMar>
+          </w:tcPr>
+          <w:p>
+            <w:pPr>
+              <w:spacing w:after="0" w:before="0" w:line="252"/>
+            </w:pPr>
+            <w:r>
+              <w:rPr>
+                <w:sz w:val="17"/>
+                <w:szCs w:val="17"/>
+              </w:rPr>
+              <w:t xml:space="preserve">2 / 60</w:t>
+            </w:r>
+          </w:p>
+        </w:tc>
+        <w:tc>
+          <w:tcPr>
+            <w:tcW w:type="dxa" w:w="5607"/>
+            <w:tcBorders>
+              <w:top w:val="single" w:color="C9D6D3" w:sz="4"/>
+              <w:left w:val="single" w:color="C9D6D3" w:sz="4"/>
+              <w:bottom w:val="single" w:color="C9D6D3" w:sz="4"/>
+              <w:right w:val="single" w:color="C9D6D3" w:sz="4"/>
+            </w:tcBorders>
+            <w:shd w:fill="EAF1EF" w:color="auto" w:val="clear"/>
+            <w:tcMar>
+              <w:top w:type="dxa" w:w="50"/>
+              <w:left w:type="dxa" w:w="90"/>
+              <w:bottom w:type="dxa" w:w="50"/>
+              <w:right w:type="dxa" w:w="90"/>
+            </w:tcMar>
+          </w:tcPr>
+          <w:p>
+            <w:pPr>
+              <w:spacing w:after="0" w:before="0" w:line="252"/>
+            </w:pPr>
+            <w:r>
+              <w:rPr>
+                <w:sz w:val="17"/>
+                <w:szCs w:val="17"/>
+              </w:rPr>
+              <w:t xml:space="preserve">Небазові ціни волатильніші за базові; std нафтового шоку — округлене емпіричне (нафта спостережувана, на результат не впливає). Std працюють лише у фільтрі; віяло бере емпіричні std</w:t>
             </w:r>
           </w:p>
         </w:tc>
@@ -7993,7 +8008,7 @@
         </w:trPr>
         <w:tc>
           <w:tcPr>
-            <w:tcW w:type="dxa" w:w="3037"/>
+            <w:tcW w:type="dxa" w:w="2177"/>
             <w:tcBorders>
               <w:top w:val="single" w:color="C9D6D3" w:sz="4"/>
               <w:left w:val="single" w:color="C9D6D3" w:sz="4"/>
@@ -8025,7 +8040,7 @@
         </w:tc>
         <w:tc>
           <w:tcPr>
-            <w:tcW w:type="dxa" w:w="1451"/>
+            <w:tcW w:type="dxa" w:w="1040"/>
             <w:tcBorders>
               <w:top w:val="single" w:color="C9D6D3" w:sz="4"/>
               <w:left w:val="single" w:color="C9D6D3" w:sz="4"/>
@@ -8055,7 +8070,7 @@
         </w:tc>
         <w:tc>
           <w:tcPr>
-            <w:tcW w:type="dxa" w:w="1451"/>
+            <w:tcW w:type="dxa" w:w="1040"/>
             <w:tcBorders>
               <w:top w:val="single" w:color="C9D6D3" w:sz="4"/>
               <w:left w:val="single" w:color="C9D6D3" w:sz="4"/>
@@ -8085,7 +8100,7 @@
         </w:tc>
         <w:tc>
           <w:tcPr>
-            <w:tcW w:type="dxa" w:w="3925"/>
+            <w:tcW w:type="dxa" w:w="5607"/>
             <w:tcBorders>
               <w:top w:val="single" w:color="C9D6D3" w:sz="4"/>
               <w:left w:val="single" w:color="C9D6D3" w:sz="4"/>
@@ -8577,9 +8592,9 @@
         <w:tblLayout w:type="fixed"/>
       </w:tblPr>
       <w:tblGrid>
-        <w:gridCol w:w="1601"/>
-        <w:gridCol w:w="4070"/>
-        <w:gridCol w:w="4193"/>
+        <w:gridCol w:w="1626"/>
+        <w:gridCol w:w="4118"/>
+        <w:gridCol w:w="4120"/>
       </w:tblGrid>
       <w:tr>
         <w:trPr>
@@ -8588,7 +8603,7 @@
         </w:trPr>
         <w:tc>
           <w:tcPr>
-            <w:tcW w:type="dxa" w:w="1601"/>
+            <w:tcW w:type="dxa" w:w="1626"/>
             <w:tcBorders>
               <w:top w:val="single" w:color="C9D6D3" w:sz="4"/>
               <w:left w:val="single" w:color="C9D6D3" w:sz="4"/>
@@ -8621,7 +8636,7 @@
         </w:tc>
         <w:tc>
           <w:tcPr>
-            <w:tcW w:type="dxa" w:w="4070"/>
+            <w:tcW w:type="dxa" w:w="4118"/>
             <w:tcBorders>
               <w:top w:val="single" w:color="C9D6D3" w:sz="4"/>
               <w:left w:val="single" w:color="C9D6D3" w:sz="4"/>
@@ -8654,7 +8669,7 @@
         </w:tc>
         <w:tc>
           <w:tcPr>
-            <w:tcW w:type="dxa" w:w="4193"/>
+            <w:tcW w:type="dxa" w:w="4120"/>
             <w:tcBorders>
               <w:top w:val="single" w:color="C9D6D3" w:sz="4"/>
               <w:left w:val="single" w:color="C9D6D3" w:sz="4"/>
@@ -8693,7 +8708,7 @@
         </w:trPr>
         <w:tc>
           <w:tcPr>
-            <w:tcW w:type="dxa" w:w="1601"/>
+            <w:tcW w:type="dxa" w:w="1626"/>
             <w:tcBorders>
               <w:top w:val="single" w:color="C9D6D3" w:sz="4"/>
               <w:left w:val="single" w:color="C9D6D3" w:sz="4"/>
@@ -8725,61 +8740,76 @@
         </w:tc>
         <w:tc>
           <w:tcPr>
-            <w:tcW w:type="dxa" w:w="4070"/>
-            <w:tcBorders>
-              <w:top w:val="single" w:color="C9D6D3" w:sz="4"/>
-              <w:left w:val="single" w:color="C9D6D3" w:sz="4"/>
-              <w:bottom w:val="single" w:color="C9D6D3" w:sz="4"/>
-              <w:right w:val="single" w:color="C9D6D3" w:sz="4"/>
-            </w:tcBorders>
-            <w:shd w:fill="FFFFFF" w:color="auto" w:val="clear"/>
-            <w:tcMar>
-              <w:top w:type="dxa" w:w="50"/>
-              <w:left w:type="dxa" w:w="90"/>
-              <w:bottom w:type="dxa" w:w="50"/>
-              <w:right w:type="dxa" w:w="90"/>
-            </w:tcMar>
-          </w:tcPr>
-          <w:p>
-            <w:pPr>
-              <w:spacing w:after="0" w:before="0" w:line="252"/>
-            </w:pPr>
-            <w:r>
-              <w:rPr>
-                <w:sz w:val="17"/>
-                <w:szCs w:val="17"/>
-              </w:rPr>
-              <w:t xml:space="preserve">Тренд (SA, 3 міс.) + сезонність STL (нероб'юстний, 5 років) − 0,1 в. п. → грудень: ІСЦ 11,3%, базова 9,5% р/р; у IV кв. фіксуються обидва ряди</w:t>
-            </w:r>
-          </w:p>
-        </w:tc>
-        <w:tc>
-          <w:tcPr>
-            <w:tcW w:type="dxa" w:w="4193"/>
-            <w:tcBorders>
-              <w:top w:val="single" w:color="C9D6D3" w:sz="4"/>
-              <w:left w:val="single" w:color="C9D6D3" w:sz="4"/>
-              <w:bottom w:val="single" w:color="C9D6D3" w:sz="4"/>
-              <w:right w:val="single" w:color="C9D6D3" w:sz="4"/>
-            </w:tcBorders>
-            <w:shd w:fill="FFFFFF" w:color="auto" w:val="clear"/>
-            <w:tcMar>
-              <w:top w:type="dxa" w:w="50"/>
-              <w:left w:type="dxa" w:w="90"/>
-              <w:bottom w:type="dxa" w:w="50"/>
-              <w:right w:type="dxa" w:w="90"/>
-            </w:tcMar>
-          </w:tcPr>
-          <w:p>
-            <w:pPr>
-              <w:spacing w:after="0" w:before="0" w:line="252"/>
-            </w:pPr>
-            <w:r>
-              <w:rPr>
-                <w:sz w:val="17"/>
-                <w:szCs w:val="17"/>
-              </w:rPr>
-              <w:t xml:space="preserve">Держстат; робастний STL у наукасті давав неправдоподібний грудень (12,1% і 9,2%)</w:t>
+            <w:tcW w:type="dxa" w:w="4118"/>
+            <w:tcBorders>
+              <w:top w:val="single" w:color="C9D6D3" w:sz="4"/>
+              <w:left w:val="single" w:color="C9D6D3" w:sz="4"/>
+              <w:bottom w:val="single" w:color="C9D6D3" w:sz="4"/>
+              <w:right w:val="single" w:color="C9D6D3" w:sz="4"/>
+            </w:tcBorders>
+            <w:shd w:fill="FFFFFF" w:color="auto" w:val="clear"/>
+            <w:tcMar>
+              <w:top w:type="dxa" w:w="50"/>
+              <w:left w:type="dxa" w:w="90"/>
+              <w:bottom w:type="dxa" w:w="50"/>
+              <w:right w:type="dxa" w:w="90"/>
+            </w:tcMar>
+          </w:tcPr>
+          <w:p>
+            <w:pPr>
+              <w:spacing w:after="0" w:before="0" w:line="252"/>
+            </w:pPr>
+            <w:r>
+              <w:rPr>
+                <w:sz w:val="17"/>
+                <w:szCs w:val="17"/>
+              </w:rPr>
+              <w:t xml:space="preserve">Тренд (SA, 3 міс.) + сезонність STL (нероб'юстний, вікно 13, 5 років) − 0,1 в. п. → грудень: ІСЦ 12,1%, базова 9,6% р/р; у IV кв. фіксуються обидва ряди</w:t>
+            </w:r>
+          </w:p>
+        </w:tc>
+        <w:tc>
+          <w:tcPr>
+            <w:tcW w:type="dxa" w:w="4120"/>
+            <w:tcBorders>
+              <w:top w:val="single" w:color="C9D6D3" w:sz="4"/>
+              <w:left w:val="single" w:color="C9D6D3" w:sz="4"/>
+              <w:bottom w:val="single" w:color="C9D6D3" w:sz="4"/>
+              <w:right w:val="single" w:color="C9D6D3" w:sz="4"/>
+            </w:tcBorders>
+            <w:shd w:fill="FFFFFF" w:color="auto" w:val="clear"/>
+            <w:tcMar>
+              <w:top w:type="dxa" w:w="50"/>
+              <w:left w:type="dxa" w:w="90"/>
+              <w:bottom w:type="dxa" w:w="50"/>
+              <w:right w:type="dxa" w:w="90"/>
+            </w:tcMar>
+          </w:tcPr>
+          <w:p>
+            <w:pPr>
+              <w:spacing w:after="0" w:before="0" w:line="252"/>
+            </w:pPr>
+            <w:r>
+              <w:rPr>
+                <w:sz w:val="17"/>
+                <w:szCs w:val="17"/>
+              </w:rPr>
+              <w:t xml:space="preserve">Держстат; чутливість до поправки й вікна тренду (11,0–13,1%) — </w:t>
+            </w:r>
+            <w:r>
+              <w:rPr>
+                <w:rFonts w:ascii="Consolas" w:cs="Consolas" w:eastAsia="Consolas" w:hAnsi="Consolas"/>
+                <w:sz w:val="17"/>
+                <w:szCs w:val="17"/>
+              </w:rPr>
+              <w:t xml:space="preserve">docs/audit_2026-10-25.md</w:t>
+            </w:r>
+            <w:r>
+              <w:rPr>
+                <w:sz w:val="17"/>
+                <w:szCs w:val="17"/>
+              </w:rPr>
+              <w:t xml:space="preserve"> §5</w:t>
             </w:r>
           </w:p>
         </w:tc>
@@ -8791,93 +8821,93 @@
         </w:trPr>
         <w:tc>
           <w:tcPr>
-            <w:tcW w:type="dxa" w:w="1601"/>
-            <w:tcBorders>
-              <w:top w:val="single" w:color="C9D6D3" w:sz="4"/>
-              <w:left w:val="single" w:color="C9D6D3" w:sz="4"/>
-              <w:bottom w:val="single" w:color="C9D6D3" w:sz="4"/>
-              <w:right w:val="single" w:color="C9D6D3" w:sz="4"/>
-            </w:tcBorders>
-            <w:shd w:fill="EAF1EF" w:color="auto" w:val="clear"/>
-            <w:tcMar>
-              <w:top w:type="dxa" w:w="50"/>
-              <w:left w:type="dxa" w:w="90"/>
-              <w:bottom w:type="dxa" w:w="50"/>
-              <w:right w:type="dxa" w:w="90"/>
-            </w:tcMar>
-          </w:tcPr>
-          <w:p>
-            <w:pPr>
-              <w:spacing w:after="0" w:before="0" w:line="252"/>
-            </w:pPr>
-            <w:r>
-              <w:rPr>
-                <w:b/>
-                <w:bCs/>
-                <w:sz w:val="17"/>
-                <w:szCs w:val="17"/>
-              </w:rPr>
-              <w:t xml:space="preserve">ВВП III кв. 2026</w:t>
-            </w:r>
-          </w:p>
-        </w:tc>
-        <w:tc>
-          <w:tcPr>
-            <w:tcW w:type="dxa" w:w="4070"/>
-            <w:tcBorders>
-              <w:top w:val="single" w:color="C9D6D3" w:sz="4"/>
-              <w:left w:val="single" w:color="C9D6D3" w:sz="4"/>
-              <w:bottom w:val="single" w:color="C9D6D3" w:sz="4"/>
-              <w:right w:val="single" w:color="C9D6D3" w:sz="4"/>
-            </w:tcBorders>
-            <w:shd w:fill="EAF1EF" w:color="auto" w:val="clear"/>
-            <w:tcMar>
-              <w:top w:type="dxa" w:w="50"/>
-              <w:left w:type="dxa" w:w="90"/>
-              <w:bottom w:type="dxa" w:w="50"/>
-              <w:right w:type="dxa" w:w="90"/>
-            </w:tcMar>
-          </w:tcPr>
-          <w:p>
-            <w:pPr>
-              <w:spacing w:after="0" w:before="0" w:line="252"/>
-            </w:pPr>
-            <w:r>
-              <w:rPr>
-                <w:sz w:val="17"/>
-                <w:szCs w:val="17"/>
-              </w:rPr>
-              <w:t xml:space="preserve">+1,1% кв/кв SA (≈+1% р/р)</w:t>
-            </w:r>
-          </w:p>
-        </w:tc>
-        <w:tc>
-          <w:tcPr>
-            <w:tcW w:type="dxa" w:w="4193"/>
-            <w:tcBorders>
-              <w:top w:val="single" w:color="C9D6D3" w:sz="4"/>
-              <w:left w:val="single" w:color="C9D6D3" w:sz="4"/>
-              <w:bottom w:val="single" w:color="C9D6D3" w:sz="4"/>
-              <w:right w:val="single" w:color="C9D6D3" w:sz="4"/>
-            </w:tcBorders>
-            <w:shd w:fill="EAF1EF" w:color="auto" w:val="clear"/>
-            <w:tcMar>
-              <w:top w:type="dxa" w:w="50"/>
-              <w:left w:type="dxa" w:w="90"/>
-              <w:bottom w:type="dxa" w:w="50"/>
-              <w:right w:type="dxa" w:w="90"/>
-            </w:tcMar>
-          </w:tcPr>
-          <w:p>
-            <w:pPr>
-              <w:spacing w:after="0" w:before="0" w:line="252"/>
-            </w:pPr>
-            <w:r>
-              <w:rPr>
-                <w:sz w:val="17"/>
-                <w:szCs w:val="17"/>
-              </w:rPr>
-              <w:t xml:space="preserve">ІЕД: липень +4,0%, серпень +1,2% р/р; Мінекономіки: серпень ≈0%; КМП: «суттєво гірше» за прогноз НБУ (+2,1%). Чутливість: оптимальна ставка 16,5–16,9%</w:t>
+            <w:tcW w:type="dxa" w:w="1626"/>
+            <w:tcBorders>
+              <w:top w:val="single" w:color="C9D6D3" w:sz="4"/>
+              <w:left w:val="single" w:color="C9D6D3" w:sz="4"/>
+              <w:bottom w:val="single" w:color="C9D6D3" w:sz="4"/>
+              <w:right w:val="single" w:color="C9D6D3" w:sz="4"/>
+            </w:tcBorders>
+            <w:shd w:fill="EAF1EF" w:color="auto" w:val="clear"/>
+            <w:tcMar>
+              <w:top w:type="dxa" w:w="50"/>
+              <w:left w:type="dxa" w:w="90"/>
+              <w:bottom w:type="dxa" w:w="50"/>
+              <w:right w:type="dxa" w:w="90"/>
+            </w:tcMar>
+          </w:tcPr>
+          <w:p>
+            <w:pPr>
+              <w:spacing w:after="0" w:before="0" w:line="252"/>
+            </w:pPr>
+            <w:r>
+              <w:rPr>
+                <w:b/>
+                <w:bCs/>
+                <w:sz w:val="17"/>
+                <w:szCs w:val="17"/>
+              </w:rPr>
+              <w:t xml:space="preserve">Наукаст курсу грн/€ (IV кв. 2026)</w:t>
+            </w:r>
+          </w:p>
+        </w:tc>
+        <w:tc>
+          <w:tcPr>
+            <w:tcW w:type="dxa" w:w="4118"/>
+            <w:tcBorders>
+              <w:top w:val="single" w:color="C9D6D3" w:sz="4"/>
+              <w:left w:val="single" w:color="C9D6D3" w:sz="4"/>
+              <w:bottom w:val="single" w:color="C9D6D3" w:sz="4"/>
+              <w:right w:val="single" w:color="C9D6D3" w:sz="4"/>
+            </w:tcBorders>
+            <w:shd w:fill="EAF1EF" w:color="auto" w:val="clear"/>
+            <w:tcMar>
+              <w:top w:type="dxa" w:w="50"/>
+              <w:left w:type="dxa" w:w="90"/>
+              <w:bottom w:type="dxa" w:w="50"/>
+              <w:right w:type="dxa" w:w="90"/>
+            </w:tcMar>
+          </w:tcPr>
+          <w:p>
+            <w:pPr>
+              <w:spacing w:after="0" w:before="0" w:line="252"/>
+            </w:pPr>
+            <w:r>
+              <w:rPr>
+                <w:sz w:val="17"/>
+                <w:szCs w:val="17"/>
+              </w:rPr>
+              <w:t xml:space="preserve">50,4 грн/€: жовтень — середній офіційний курс, листопад–грудень — останній курс без змін</w:t>
+            </w:r>
+          </w:p>
+        </w:tc>
+        <w:tc>
+          <w:tcPr>
+            <w:tcW w:type="dxa" w:w="4120"/>
+            <w:tcBorders>
+              <w:top w:val="single" w:color="C9D6D3" w:sz="4"/>
+              <w:left w:val="single" w:color="C9D6D3" w:sz="4"/>
+              <w:bottom w:val="single" w:color="C9D6D3" w:sz="4"/>
+              <w:right w:val="single" w:color="C9D6D3" w:sz="4"/>
+            </w:tcBorders>
+            <w:shd w:fill="EAF1EF" w:color="auto" w:val="clear"/>
+            <w:tcMar>
+              <w:top w:type="dxa" w:w="50"/>
+              <w:left w:type="dxa" w:w="90"/>
+              <w:bottom w:type="dxa" w:w="50"/>
+              <w:right w:type="dxa" w:w="90"/>
+            </w:tcMar>
+          </w:tcPr>
+          <w:p>
+            <w:pPr>
+              <w:spacing w:after="0" w:before="0" w:line="252"/>
+            </w:pPr>
+            <w:r>
+              <w:rPr>
+                <w:sz w:val="17"/>
+                <w:szCs w:val="17"/>
+              </w:rPr>
+              <w:t xml:space="preserve">Офіційний курс НБУ; найчутливіше припущення: без нього оптимум моделі ≈17,8% замість 16,9%</w:t>
             </w:r>
           </w:p>
         </w:tc>
@@ -8889,14 +8919,112 @@
         </w:trPr>
         <w:tc>
           <w:tcPr>
-            <w:tcW w:type="dxa" w:w="1601"/>
-            <w:tcBorders>
-              <w:top w:val="single" w:color="C9D6D3" w:sz="4"/>
-              <w:left w:val="single" w:color="C9D6D3" w:sz="4"/>
-              <w:bottom w:val="single" w:color="C9D6D3" w:sz="4"/>
-              <w:right w:val="single" w:color="C9D6D3" w:sz="4"/>
-            </w:tcBorders>
-            <w:shd w:fill="FFFFFF" w:color="auto" w:val="clear"/>
+            <w:tcW w:type="dxa" w:w="1626"/>
+            <w:tcBorders>
+              <w:top w:val="single" w:color="C9D6D3" w:sz="4"/>
+              <w:left w:val="single" w:color="C9D6D3" w:sz="4"/>
+              <w:bottom w:val="single" w:color="C9D6D3" w:sz="4"/>
+              <w:right w:val="single" w:color="C9D6D3" w:sz="4"/>
+            </w:tcBorders>
+            <w:shd w:fill="FFFFFF" w:color="auto" w:val="clear"/>
+            <w:tcMar>
+              <w:top w:type="dxa" w:w="50"/>
+              <w:left w:type="dxa" w:w="90"/>
+              <w:bottom w:type="dxa" w:w="50"/>
+              <w:right w:type="dxa" w:w="90"/>
+            </w:tcMar>
+          </w:tcPr>
+          <w:p>
+            <w:pPr>
+              <w:spacing w:after="0" w:before="0" w:line="252"/>
+            </w:pPr>
+            <w:r>
+              <w:rPr>
+                <w:b/>
+                <w:bCs/>
+                <w:sz w:val="17"/>
+                <w:szCs w:val="17"/>
+              </w:rPr>
+              <w:t xml:space="preserve">ВВП III кв. 2026</w:t>
+            </w:r>
+          </w:p>
+        </w:tc>
+        <w:tc>
+          <w:tcPr>
+            <w:tcW w:type="dxa" w:w="4118"/>
+            <w:tcBorders>
+              <w:top w:val="single" w:color="C9D6D3" w:sz="4"/>
+              <w:left w:val="single" w:color="C9D6D3" w:sz="4"/>
+              <w:bottom w:val="single" w:color="C9D6D3" w:sz="4"/>
+              <w:right w:val="single" w:color="C9D6D3" w:sz="4"/>
+            </w:tcBorders>
+            <w:shd w:fill="FFFFFF" w:color="auto" w:val="clear"/>
+            <w:tcMar>
+              <w:top w:type="dxa" w:w="50"/>
+              <w:left w:type="dxa" w:w="90"/>
+              <w:bottom w:type="dxa" w:w="50"/>
+              <w:right w:type="dxa" w:w="90"/>
+            </w:tcMar>
+          </w:tcPr>
+          <w:p>
+            <w:pPr>
+              <w:spacing w:after="0" w:before="0" w:line="252"/>
+            </w:pPr>
+            <w:r>
+              <w:rPr>
+                <w:sz w:val="17"/>
+                <w:szCs w:val="17"/>
+              </w:rPr>
+              <w:t xml:space="preserve">+1,1% кв/кв SA (≈+1% р/р)</w:t>
+            </w:r>
+          </w:p>
+        </w:tc>
+        <w:tc>
+          <w:tcPr>
+            <w:tcW w:type="dxa" w:w="4120"/>
+            <w:tcBorders>
+              <w:top w:val="single" w:color="C9D6D3" w:sz="4"/>
+              <w:left w:val="single" w:color="C9D6D3" w:sz="4"/>
+              <w:bottom w:val="single" w:color="C9D6D3" w:sz="4"/>
+              <w:right w:val="single" w:color="C9D6D3" w:sz="4"/>
+            </w:tcBorders>
+            <w:shd w:fill="FFFFFF" w:color="auto" w:val="clear"/>
+            <w:tcMar>
+              <w:top w:type="dxa" w:w="50"/>
+              <w:left w:type="dxa" w:w="90"/>
+              <w:bottom w:type="dxa" w:w="50"/>
+              <w:right w:type="dxa" w:w="90"/>
+            </w:tcMar>
+          </w:tcPr>
+          <w:p>
+            <w:pPr>
+              <w:spacing w:after="0" w:before="0" w:line="252"/>
+            </w:pPr>
+            <w:r>
+              <w:rPr>
+                <w:sz w:val="17"/>
+                <w:szCs w:val="17"/>
+              </w:rPr>
+              <w:t xml:space="preserve">ІЕД: липень +4,0%, серпень +1,2% р/р; Мінекономіки: серпень ≈0%; КМП: «суттєво гірше» за прогноз НБУ (+2,1%). Чутливість: оптимальна ставка 16,5–16,9%</w:t>
+            </w:r>
+          </w:p>
+        </w:tc>
+      </w:tr>
+      <w:tr>
+        <w:trPr>
+          <w:cantSplit/>
+          <w:tblHeader w:val="off"/>
+        </w:trPr>
+        <w:tc>
+          <w:tcPr>
+            <w:tcW w:type="dxa" w:w="1626"/>
+            <w:tcBorders>
+              <w:top w:val="single" w:color="C9D6D3" w:sz="4"/>
+              <w:left w:val="single" w:color="C9D6D3" w:sz="4"/>
+              <w:bottom w:val="single" w:color="C9D6D3" w:sz="4"/>
+              <w:right w:val="single" w:color="C9D6D3" w:sz="4"/>
+            </w:tcBorders>
+            <w:shd w:fill="EAF1EF" w:color="auto" w:val="clear"/>
             <w:tcMar>
               <w:top w:type="dxa" w:w="50"/>
               <w:left w:type="dxa" w:w="90"/>
@@ -8940,14 +9068,14 @@
         </w:tc>
         <w:tc>
           <w:tcPr>
-            <w:tcW w:type="dxa" w:w="4070"/>
-            <w:tcBorders>
-              <w:top w:val="single" w:color="C9D6D3" w:sz="4"/>
-              <w:left w:val="single" w:color="C9D6D3" w:sz="4"/>
-              <w:bottom w:val="single" w:color="C9D6D3" w:sz="4"/>
-              <w:right w:val="single" w:color="C9D6D3" w:sz="4"/>
-            </w:tcBorders>
-            <w:shd w:fill="FFFFFF" w:color="auto" w:val="clear"/>
+            <w:tcW w:type="dxa" w:w="4118"/>
+            <w:tcBorders>
+              <w:top w:val="single" w:color="C9D6D3" w:sz="4"/>
+              <w:left w:val="single" w:color="C9D6D3" w:sz="4"/>
+              <w:bottom w:val="single" w:color="C9D6D3" w:sz="4"/>
+              <w:right w:val="single" w:color="C9D6D3" w:sz="4"/>
+            </w:tcBorders>
+            <w:shd w:fill="EAF1EF" w:color="auto" w:val="clear"/>
             <w:tcMar>
               <w:top w:type="dxa" w:w="50"/>
               <w:left w:type="dxa" w:w="90"/>
@@ -8970,14 +9098,14 @@
         </w:tc>
         <w:tc>
           <w:tcPr>
-            <w:tcW w:type="dxa" w:w="4193"/>
-            <w:tcBorders>
-              <w:top w:val="single" w:color="C9D6D3" w:sz="4"/>
-              <w:left w:val="single" w:color="C9D6D3" w:sz="4"/>
-              <w:bottom w:val="single" w:color="C9D6D3" w:sz="4"/>
-              <w:right w:val="single" w:color="C9D6D3" w:sz="4"/>
-            </w:tcBorders>
-            <w:shd w:fill="FFFFFF" w:color="auto" w:val="clear"/>
+            <w:tcW w:type="dxa" w:w="4120"/>
+            <w:tcBorders>
+              <w:top w:val="single" w:color="C9D6D3" w:sz="4"/>
+              <w:left w:val="single" w:color="C9D6D3" w:sz="4"/>
+              <w:bottom w:val="single" w:color="C9D6D3" w:sz="4"/>
+              <w:right w:val="single" w:color="C9D6D3" w:sz="4"/>
+            </w:tcBorders>
+            <w:shd w:fill="EAF1EF" w:color="auto" w:val="clear"/>
             <w:tcMar>
               <w:top w:type="dxa" w:w="50"/>
               <w:left w:type="dxa" w:w="90"/>
@@ -8996,7 +9124,7 @@
               </w:rPr>
               <w:t xml:space="preserve">Вторинні ефекти атак в опалювальний сезон; НБУ: +0,4–0,6 в. п. (</w:t>
             </w:r>
-            <w:hyperlink w:history="1" r:id="rIdjqs4dssx5uz3ulzuti_da">
+            <w:hyperlink w:history="1" r:id="rIdnn5jnzcan2mvicq8h_sei">
               <w:r>
                 <w:rPr>
                   <w:color w:val="1F63B5"/>
@@ -9024,14 +9152,14 @@
         </w:trPr>
         <w:tc>
           <w:tcPr>
-            <w:tcW w:type="dxa" w:w="1601"/>
-            <w:tcBorders>
-              <w:top w:val="single" w:color="C9D6D3" w:sz="4"/>
-              <w:left w:val="single" w:color="C9D6D3" w:sz="4"/>
-              <w:bottom w:val="single" w:color="C9D6D3" w:sz="4"/>
-              <w:right w:val="single" w:color="C9D6D3" w:sz="4"/>
-            </w:tcBorders>
-            <w:shd w:fill="EAF1EF" w:color="auto" w:val="clear"/>
+            <w:tcW w:type="dxa" w:w="1626"/>
+            <w:tcBorders>
+              <w:top w:val="single" w:color="C9D6D3" w:sz="4"/>
+              <w:left w:val="single" w:color="C9D6D3" w:sz="4"/>
+              <w:bottom w:val="single" w:color="C9D6D3" w:sz="4"/>
+              <w:right w:val="single" w:color="C9D6D3" w:sz="4"/>
+            </w:tcBorders>
+            <w:shd w:fill="FFFFFF" w:color="auto" w:val="clear"/>
             <w:tcMar>
               <w:top w:type="dxa" w:w="50"/>
               <w:left w:type="dxa" w:w="90"/>
@@ -9075,14 +9203,14 @@
         </w:tc>
         <w:tc>
           <w:tcPr>
-            <w:tcW w:type="dxa" w:w="4070"/>
-            <w:tcBorders>
-              <w:top w:val="single" w:color="C9D6D3" w:sz="4"/>
-              <w:left w:val="single" w:color="C9D6D3" w:sz="4"/>
-              <w:bottom w:val="single" w:color="C9D6D3" w:sz="4"/>
-              <w:right w:val="single" w:color="C9D6D3" w:sz="4"/>
-            </w:tcBorders>
-            <w:shd w:fill="EAF1EF" w:color="auto" w:val="clear"/>
+            <w:tcW w:type="dxa" w:w="4118"/>
+            <w:tcBorders>
+              <w:top w:val="single" w:color="C9D6D3" w:sz="4"/>
+              <w:left w:val="single" w:color="C9D6D3" w:sz="4"/>
+              <w:bottom w:val="single" w:color="C9D6D3" w:sz="4"/>
+              <w:right w:val="single" w:color="C9D6D3" w:sz="4"/>
+            </w:tcBorders>
+            <w:shd w:fill="FFFFFF" w:color="auto" w:val="clear"/>
             <w:tcMar>
               <w:top w:type="dxa" w:w="50"/>
               <w:left w:type="dxa" w:w="90"/>
@@ -9105,14 +9233,14 @@
         </w:tc>
         <w:tc>
           <w:tcPr>
-            <w:tcW w:type="dxa" w:w="4193"/>
-            <w:tcBorders>
-              <w:top w:val="single" w:color="C9D6D3" w:sz="4"/>
-              <w:left w:val="single" w:color="C9D6D3" w:sz="4"/>
-              <w:bottom w:val="single" w:color="C9D6D3" w:sz="4"/>
-              <w:right w:val="single" w:color="C9D6D3" w:sz="4"/>
-            </w:tcBorders>
-            <w:shd w:fill="EAF1EF" w:color="auto" w:val="clear"/>
+            <w:tcW w:type="dxa" w:w="4120"/>
+            <w:tcBorders>
+              <w:top w:val="single" w:color="C9D6D3" w:sz="4"/>
+              <w:left w:val="single" w:color="C9D6D3" w:sz="4"/>
+              <w:bottom w:val="single" w:color="C9D6D3" w:sz="4"/>
+              <w:right w:val="single" w:color="C9D6D3" w:sz="4"/>
+            </w:tcBorders>
+            <w:shd w:fill="FFFFFF" w:color="auto" w:val="clear"/>
             <w:tcMar>
               <w:top w:type="dxa" w:w="50"/>
               <w:left w:type="dxa" w:w="90"/>
@@ -9131,7 +9259,7 @@
               </w:rPr>
               <w:t xml:space="preserve">Середнє 2016–2026 = 1,7 в. п.; НБУ: адмінціни +14,0% / +11,3% (</w:t>
             </w:r>
-            <w:hyperlink w:history="1" r:id="rIdml9rbelruljckcijdxmrg">
+            <w:hyperlink w:history="1" r:id="rIdygs2wz29yy7wx1_k6lq8t">
               <w:r>
                 <w:rPr>
                   <w:color w:val="1F63B5"/>
@@ -9167,14 +9295,14 @@
         </w:trPr>
         <w:tc>
           <w:tcPr>
-            <w:tcW w:type="dxa" w:w="1601"/>
-            <w:tcBorders>
-              <w:top w:val="single" w:color="C9D6D3" w:sz="4"/>
-              <w:left w:val="single" w:color="C9D6D3" w:sz="4"/>
-              <w:bottom w:val="single" w:color="C9D6D3" w:sz="4"/>
-              <w:right w:val="single" w:color="C9D6D3" w:sz="4"/>
-            </w:tcBorders>
-            <w:shd w:fill="FFFFFF" w:color="auto" w:val="clear"/>
+            <w:tcW w:type="dxa" w:w="1626"/>
+            <w:tcBorders>
+              <w:top w:val="single" w:color="C9D6D3" w:sz="4"/>
+              <w:left w:val="single" w:color="C9D6D3" w:sz="4"/>
+              <w:bottom w:val="single" w:color="C9D6D3" w:sz="4"/>
+              <w:right w:val="single" w:color="C9D6D3" w:sz="4"/>
+            </w:tcBorders>
+            <w:shd w:fill="EAF1EF" w:color="auto" w:val="clear"/>
             <w:tcMar>
               <w:top w:type="dxa" w:w="50"/>
               <w:left w:type="dxa" w:w="90"/>
@@ -9199,14 +9327,14 @@
         </w:tc>
         <w:tc>
           <w:tcPr>
-            <w:tcW w:type="dxa" w:w="4070"/>
-            <w:tcBorders>
-              <w:top w:val="single" w:color="C9D6D3" w:sz="4"/>
-              <w:left w:val="single" w:color="C9D6D3" w:sz="4"/>
-              <w:bottom w:val="single" w:color="C9D6D3" w:sz="4"/>
-              <w:right w:val="single" w:color="C9D6D3" w:sz="4"/>
-            </w:tcBorders>
-            <w:shd w:fill="FFFFFF" w:color="auto" w:val="clear"/>
+            <w:tcW w:type="dxa" w:w="4118"/>
+            <w:tcBorders>
+              <w:top w:val="single" w:color="C9D6D3" w:sz="4"/>
+              <w:left w:val="single" w:color="C9D6D3" w:sz="4"/>
+              <w:bottom w:val="single" w:color="C9D6D3" w:sz="4"/>
+              <w:right w:val="single" w:color="C9D6D3" w:sz="4"/>
+            </w:tcBorders>
+            <w:shd w:fill="EAF1EF" w:color="auto" w:val="clear"/>
             <w:tcMar>
               <w:top w:type="dxa" w:w="50"/>
               <w:left w:type="dxa" w:w="90"/>
@@ -9229,14 +9357,14 @@
         </w:tc>
         <w:tc>
           <w:tcPr>
-            <w:tcW w:type="dxa" w:w="4193"/>
-            <w:tcBorders>
-              <w:top w:val="single" w:color="C9D6D3" w:sz="4"/>
-              <w:left w:val="single" w:color="C9D6D3" w:sz="4"/>
-              <w:bottom w:val="single" w:color="C9D6D3" w:sz="4"/>
-              <w:right w:val="single" w:color="C9D6D3" w:sz="4"/>
-            </w:tcBorders>
-            <w:shd w:fill="FFFFFF" w:color="auto" w:val="clear"/>
+            <w:tcW w:type="dxa" w:w="4120"/>
+            <w:tcBorders>
+              <w:top w:val="single" w:color="C9D6D3" w:sz="4"/>
+              <w:left w:val="single" w:color="C9D6D3" w:sz="4"/>
+              <w:bottom w:val="single" w:color="C9D6D3" w:sz="4"/>
+              <w:right w:val="single" w:color="C9D6D3" w:sz="4"/>
+            </w:tcBorders>
+            <w:shd w:fill="EAF1EF" w:color="auto" w:val="clear"/>
             <w:tcMar>
               <w:top w:type="dxa" w:w="50"/>
               <w:left w:type="dxa" w:w="90"/>
@@ -9265,14 +9393,14 @@
         </w:trPr>
         <w:tc>
           <w:tcPr>
-            <w:tcW w:type="dxa" w:w="1601"/>
-            <w:tcBorders>
-              <w:top w:val="single" w:color="C9D6D3" w:sz="4"/>
-              <w:left w:val="single" w:color="C9D6D3" w:sz="4"/>
-              <w:bottom w:val="single" w:color="C9D6D3" w:sz="4"/>
-              <w:right w:val="single" w:color="C9D6D3" w:sz="4"/>
-            </w:tcBorders>
-            <w:shd w:fill="EAF1EF" w:color="auto" w:val="clear"/>
+            <w:tcW w:type="dxa" w:w="1626"/>
+            <w:tcBorders>
+              <w:top w:val="single" w:color="C9D6D3" w:sz="4"/>
+              <w:left w:val="single" w:color="C9D6D3" w:sz="4"/>
+              <w:bottom w:val="single" w:color="C9D6D3" w:sz="4"/>
+              <w:right w:val="single" w:color="C9D6D3" w:sz="4"/>
+            </w:tcBorders>
+            <w:shd w:fill="FFFFFF" w:color="auto" w:val="clear"/>
             <w:tcMar>
               <w:top w:type="dxa" w:w="50"/>
               <w:left w:type="dxa" w:w="90"/>
@@ -9316,14 +9444,14 @@
         </w:tc>
         <w:tc>
           <w:tcPr>
-            <w:tcW w:type="dxa" w:w="4070"/>
-            <w:tcBorders>
-              <w:top w:val="single" w:color="C9D6D3" w:sz="4"/>
-              <w:left w:val="single" w:color="C9D6D3" w:sz="4"/>
-              <w:bottom w:val="single" w:color="C9D6D3" w:sz="4"/>
-              <w:right w:val="single" w:color="C9D6D3" w:sz="4"/>
-            </w:tcBorders>
-            <w:shd w:fill="EAF1EF" w:color="auto" w:val="clear"/>
+            <w:tcW w:type="dxa" w:w="4118"/>
+            <w:tcBorders>
+              <w:top w:val="single" w:color="C9D6D3" w:sz="4"/>
+              <w:left w:val="single" w:color="C9D6D3" w:sz="4"/>
+              <w:bottom w:val="single" w:color="C9D6D3" w:sz="4"/>
+              <w:right w:val="single" w:color="C9D6D3" w:sz="4"/>
+            </w:tcBorders>
+            <w:shd w:fill="FFFFFF" w:color="auto" w:val="clear"/>
             <w:tcMar>
               <w:top w:type="dxa" w:w="50"/>
               <w:left w:type="dxa" w:w="90"/>
@@ -9346,14 +9474,14 @@
         </w:tc>
         <w:tc>
           <w:tcPr>
-            <w:tcW w:type="dxa" w:w="4193"/>
-            <w:tcBorders>
-              <w:top w:val="single" w:color="C9D6D3" w:sz="4"/>
-              <w:left w:val="single" w:color="C9D6D3" w:sz="4"/>
-              <w:bottom w:val="single" w:color="C9D6D3" w:sz="4"/>
-              <w:right w:val="single" w:color="C9D6D3" w:sz="4"/>
-            </w:tcBorders>
-            <w:shd w:fill="EAF1EF" w:color="auto" w:val="clear"/>
+            <w:tcW w:type="dxa" w:w="4120"/>
+            <w:tcBorders>
+              <w:top w:val="single" w:color="C9D6D3" w:sz="4"/>
+              <w:left w:val="single" w:color="C9D6D3" w:sz="4"/>
+              <w:bottom w:val="single" w:color="C9D6D3" w:sz="4"/>
+              <w:right w:val="single" w:color="C9D6D3" w:sz="4"/>
+            </w:tcBorders>
+            <w:shd w:fill="FFFFFF" w:color="auto" w:val="clear"/>
             <w:tcMar>
               <w:top w:type="dxa" w:w="50"/>
               <w:left w:type="dxa" w:w="90"/>
@@ -9372,7 +9500,7 @@
               </w:rPr>
               <w:t xml:space="preserve">Затримки фінансування, резерви $47,1 млрд (</w:t>
             </w:r>
-            <w:hyperlink w:history="1" r:id="rIdnf-6f85lzh057r2n57otm">
+            <w:hyperlink w:history="1" r:id="rIdtcq8x7wrdrdz9s3n-s8wn">
               <w:r>
                 <w:rPr>
                   <w:color w:val="1F63B5"/>
@@ -9400,14 +9528,14 @@
         </w:trPr>
         <w:tc>
           <w:tcPr>
-            <w:tcW w:type="dxa" w:w="1601"/>
-            <w:tcBorders>
-              <w:top w:val="single" w:color="C9D6D3" w:sz="4"/>
-              <w:left w:val="single" w:color="C9D6D3" w:sz="4"/>
-              <w:bottom w:val="single" w:color="C9D6D3" w:sz="4"/>
-              <w:right w:val="single" w:color="C9D6D3" w:sz="4"/>
-            </w:tcBorders>
-            <w:shd w:fill="FFFFFF" w:color="auto" w:val="clear"/>
+            <w:tcW w:type="dxa" w:w="1626"/>
+            <w:tcBorders>
+              <w:top w:val="single" w:color="C9D6D3" w:sz="4"/>
+              <w:left w:val="single" w:color="C9D6D3" w:sz="4"/>
+              <w:bottom w:val="single" w:color="C9D6D3" w:sz="4"/>
+              <w:right w:val="single" w:color="C9D6D3" w:sz="4"/>
+            </w:tcBorders>
+            <w:shd w:fill="EAF1EF" w:color="auto" w:val="clear"/>
             <w:tcMar>
               <w:top w:type="dxa" w:w="50"/>
               <w:left w:type="dxa" w:w="90"/>
@@ -9451,14 +9579,14 @@
         </w:tc>
         <w:tc>
           <w:tcPr>
-            <w:tcW w:type="dxa" w:w="4070"/>
-            <w:tcBorders>
-              <w:top w:val="single" w:color="C9D6D3" w:sz="4"/>
-              <w:left w:val="single" w:color="C9D6D3" w:sz="4"/>
-              <w:bottom w:val="single" w:color="C9D6D3" w:sz="4"/>
-              <w:right w:val="single" w:color="C9D6D3" w:sz="4"/>
-            </w:tcBorders>
-            <w:shd w:fill="FFFFFF" w:color="auto" w:val="clear"/>
+            <w:tcW w:type="dxa" w:w="4118"/>
+            <w:tcBorders>
+              <w:top w:val="single" w:color="C9D6D3" w:sz="4"/>
+              <w:left w:val="single" w:color="C9D6D3" w:sz="4"/>
+              <w:bottom w:val="single" w:color="C9D6D3" w:sz="4"/>
+              <w:right w:val="single" w:color="C9D6D3" w:sz="4"/>
+            </w:tcBorders>
+            <w:shd w:fill="EAF1EF" w:color="auto" w:val="clear"/>
             <w:tcMar>
               <w:top w:type="dxa" w:w="50"/>
               <w:left w:type="dxa" w:w="90"/>
@@ -9481,14 +9609,14 @@
         </w:tc>
         <w:tc>
           <w:tcPr>
-            <w:tcW w:type="dxa" w:w="4193"/>
-            <w:tcBorders>
-              <w:top w:val="single" w:color="C9D6D3" w:sz="4"/>
-              <w:left w:val="single" w:color="C9D6D3" w:sz="4"/>
-              <w:bottom w:val="single" w:color="C9D6D3" w:sz="4"/>
-              <w:right w:val="single" w:color="C9D6D3" w:sz="4"/>
-            </w:tcBorders>
-            <w:shd w:fill="FFFFFF" w:color="auto" w:val="clear"/>
+            <w:tcW w:type="dxa" w:w="4120"/>
+            <w:tcBorders>
+              <w:top w:val="single" w:color="C9D6D3" w:sz="4"/>
+              <w:left w:val="single" w:color="C9D6D3" w:sz="4"/>
+              <w:bottom w:val="single" w:color="C9D6D3" w:sz="4"/>
+              <w:right w:val="single" w:color="C9D6D3" w:sz="4"/>
+            </w:tcBorders>
+            <w:shd w:fill="EAF1EF" w:color="auto" w:val="clear"/>
             <w:tcMar>
               <w:top w:type="dxa" w:w="50"/>
               <w:left w:type="dxa" w:w="90"/>
@@ -9517,14 +9645,14 @@
         </w:trPr>
         <w:tc>
           <w:tcPr>
-            <w:tcW w:type="dxa" w:w="1601"/>
-            <w:tcBorders>
-              <w:top w:val="single" w:color="C9D6D3" w:sz="4"/>
-              <w:left w:val="single" w:color="C9D6D3" w:sz="4"/>
-              <w:bottom w:val="single" w:color="C9D6D3" w:sz="4"/>
-              <w:right w:val="single" w:color="C9D6D3" w:sz="4"/>
-            </w:tcBorders>
-            <w:shd w:fill="EAF1EF" w:color="auto" w:val="clear"/>
+            <w:tcW w:type="dxa" w:w="1626"/>
+            <w:tcBorders>
+              <w:top w:val="single" w:color="C9D6D3" w:sz="4"/>
+              <w:left w:val="single" w:color="C9D6D3" w:sz="4"/>
+              <w:bottom w:val="single" w:color="C9D6D3" w:sz="4"/>
+              <w:right w:val="single" w:color="C9D6D3" w:sz="4"/>
+            </w:tcBorders>
+            <w:shd w:fill="FFFFFF" w:color="auto" w:val="clear"/>
             <w:tcMar>
               <w:top w:type="dxa" w:w="50"/>
               <w:left w:type="dxa" w:w="90"/>
@@ -9568,14 +9696,14 @@
         </w:tc>
         <w:tc>
           <w:tcPr>
-            <w:tcW w:type="dxa" w:w="4070"/>
-            <w:tcBorders>
-              <w:top w:val="single" w:color="C9D6D3" w:sz="4"/>
-              <w:left w:val="single" w:color="C9D6D3" w:sz="4"/>
-              <w:bottom w:val="single" w:color="C9D6D3" w:sz="4"/>
-              <w:right w:val="single" w:color="C9D6D3" w:sz="4"/>
-            </w:tcBorders>
-            <w:shd w:fill="EAF1EF" w:color="auto" w:val="clear"/>
+            <w:tcW w:type="dxa" w:w="4118"/>
+            <w:tcBorders>
+              <w:top w:val="single" w:color="C9D6D3" w:sz="4"/>
+              <w:left w:val="single" w:color="C9D6D3" w:sz="4"/>
+              <w:bottom w:val="single" w:color="C9D6D3" w:sz="4"/>
+              <w:right w:val="single" w:color="C9D6D3" w:sz="4"/>
+            </w:tcBorders>
+            <w:shd w:fill="FFFFFF" w:color="auto" w:val="clear"/>
             <w:tcMar>
               <w:top w:type="dxa" w:w="50"/>
               <w:left w:type="dxa" w:w="90"/>
@@ -9598,31 +9726,31 @@
         </w:tc>
         <w:tc>
           <w:tcPr>
-            <w:tcW w:type="dxa" w:w="4193"/>
-            <w:tcBorders>
-              <w:top w:val="single" w:color="C9D6D3" w:sz="4"/>
-              <w:left w:val="single" w:color="C9D6D3" w:sz="4"/>
-              <w:bottom w:val="single" w:color="C9D6D3" w:sz="4"/>
-              <w:right w:val="single" w:color="C9D6D3" w:sz="4"/>
-            </w:tcBorders>
-            <w:shd w:fill="EAF1EF" w:color="auto" w:val="clear"/>
-            <w:tcMar>
-              <w:top w:type="dxa" w:w="50"/>
-              <w:left w:type="dxa" w:w="90"/>
-              <w:bottom w:type="dxa" w:w="50"/>
-              <w:right w:type="dxa" w:w="90"/>
-            </w:tcMar>
-          </w:tcPr>
-          <w:p>
-            <w:pPr>
-              <w:spacing w:after="0" w:before="0" w:line="252"/>
-            </w:pPr>
-            <w:r>
-              <w:rPr>
-                <w:sz w:val="17"/>
-                <w:szCs w:val="17"/>
-              </w:rPr>
-              <w:t xml:space="preserve">Допустиме послаблення; фактичний курс — модельний: 51,5 → 53,5 грн/€ до 2029 (≈1% на рік) через високий процентний диференціал</w:t>
+            <w:tcW w:type="dxa" w:w="4120"/>
+            <w:tcBorders>
+              <w:top w:val="single" w:color="C9D6D3" w:sz="4"/>
+              <w:left w:val="single" w:color="C9D6D3" w:sz="4"/>
+              <w:bottom w:val="single" w:color="C9D6D3" w:sz="4"/>
+              <w:right w:val="single" w:color="C9D6D3" w:sz="4"/>
+            </w:tcBorders>
+            <w:shd w:fill="FFFFFF" w:color="auto" w:val="clear"/>
+            <w:tcMar>
+              <w:top w:type="dxa" w:w="50"/>
+              <w:left w:type="dxa" w:w="90"/>
+              <w:bottom w:type="dxa" w:w="50"/>
+              <w:right w:type="dxa" w:w="90"/>
+            </w:tcMar>
+          </w:tcPr>
+          <w:p>
+            <w:pPr>
+              <w:spacing w:after="0" w:before="0" w:line="252"/>
+            </w:pPr>
+            <w:r>
+              <w:rPr>
+                <w:sz w:val="17"/>
+                <w:szCs w:val="17"/>
+              </w:rPr>
+              <w:t xml:space="preserve">Допустиме послаблення; фактичний курс — модельний: 50,4 → 52,7 грн/€ до 2029 (≈1,5% на рік) через високий процентний диференціал; до долара (EUR/USD 1,12) — 45,0 → 47,0</w:t>
             </w:r>
           </w:p>
         </w:tc>
@@ -9634,14 +9762,14 @@
         </w:trPr>
         <w:tc>
           <w:tcPr>
-            <w:tcW w:type="dxa" w:w="1601"/>
-            <w:tcBorders>
-              <w:top w:val="single" w:color="C9D6D3" w:sz="4"/>
-              <w:left w:val="single" w:color="C9D6D3" w:sz="4"/>
-              <w:bottom w:val="single" w:color="C9D6D3" w:sz="4"/>
-              <w:right w:val="single" w:color="C9D6D3" w:sz="4"/>
-            </w:tcBorders>
-            <w:shd w:fill="FFFFFF" w:color="auto" w:val="clear"/>
+            <w:tcW w:type="dxa" w:w="1626"/>
+            <w:tcBorders>
+              <w:top w:val="single" w:color="C9D6D3" w:sz="4"/>
+              <w:left w:val="single" w:color="C9D6D3" w:sz="4"/>
+              <w:bottom w:val="single" w:color="C9D6D3" w:sz="4"/>
+              <w:right w:val="single" w:color="C9D6D3" w:sz="4"/>
+            </w:tcBorders>
+            <w:shd w:fill="EAF1EF" w:color="auto" w:val="clear"/>
             <w:tcMar>
               <w:top w:type="dxa" w:w="50"/>
               <w:left w:type="dxa" w:w="90"/>
@@ -9666,44 +9794,44 @@
         </w:tc>
         <w:tc>
           <w:tcPr>
-            <w:tcW w:type="dxa" w:w="4070"/>
-            <w:tcBorders>
-              <w:top w:val="single" w:color="C9D6D3" w:sz="4"/>
-              <w:left w:val="single" w:color="C9D6D3" w:sz="4"/>
-              <w:bottom w:val="single" w:color="C9D6D3" w:sz="4"/>
-              <w:right w:val="single" w:color="C9D6D3" w:sz="4"/>
-            </w:tcBorders>
-            <w:shd w:fill="FFFFFF" w:color="auto" w:val="clear"/>
-            <w:tcMar>
-              <w:top w:type="dxa" w:w="50"/>
-              <w:left w:type="dxa" w:w="90"/>
-              <w:bottom w:type="dxa" w:w="50"/>
-              <w:right w:type="dxa" w:w="90"/>
-            </w:tcMar>
-          </w:tcPr>
-          <w:p>
-            <w:pPr>
-              <w:spacing w:after="0" w:before="0" w:line="252"/>
-            </w:pPr>
-            <w:r>
-              <w:rPr>
-                <w:sz w:val="17"/>
-                <w:szCs w:val="17"/>
-              </w:rPr>
-              <w:t xml:space="preserve">Ф'ючерси (20.10): $109 (IV кв. 2026) → $87 (кінець 2027) → $79 (кінець 2028)</w:t>
-            </w:r>
-          </w:p>
-        </w:tc>
-        <w:tc>
-          <w:tcPr>
-            <w:tcW w:type="dxa" w:w="4193"/>
-            <w:tcBorders>
-              <w:top w:val="single" w:color="C9D6D3" w:sz="4"/>
-              <w:left w:val="single" w:color="C9D6D3" w:sz="4"/>
-              <w:bottom w:val="single" w:color="C9D6D3" w:sz="4"/>
-              <w:right w:val="single" w:color="C9D6D3" w:sz="4"/>
-            </w:tcBorders>
-            <w:shd w:fill="FFFFFF" w:color="auto" w:val="clear"/>
+            <w:tcW w:type="dxa" w:w="4118"/>
+            <w:tcBorders>
+              <w:top w:val="single" w:color="C9D6D3" w:sz="4"/>
+              <w:left w:val="single" w:color="C9D6D3" w:sz="4"/>
+              <w:bottom w:val="single" w:color="C9D6D3" w:sz="4"/>
+              <w:right w:val="single" w:color="C9D6D3" w:sz="4"/>
+            </w:tcBorders>
+            <w:shd w:fill="EAF1EF" w:color="auto" w:val="clear"/>
+            <w:tcMar>
+              <w:top w:type="dxa" w:w="50"/>
+              <w:left w:type="dxa" w:w="90"/>
+              <w:bottom w:type="dxa" w:w="50"/>
+              <w:right w:type="dxa" w:w="90"/>
+            </w:tcMar>
+          </w:tcPr>
+          <w:p>
+            <w:pPr>
+              <w:spacing w:after="0" w:before="0" w:line="252"/>
+            </w:pPr>
+            <w:r>
+              <w:rPr>
+                <w:sz w:val="17"/>
+                <w:szCs w:val="17"/>
+              </w:rPr>
+              <w:t xml:space="preserve">IV кв. 2026 $119 (жовтень — спот $125, далі ф'ючерс); ф'ючерси (24.10): $87 (кінець 2027) → $79 (кінець 2028)</w:t>
+            </w:r>
+          </w:p>
+        </w:tc>
+        <w:tc>
+          <w:tcPr>
+            <w:tcW w:type="dxa" w:w="4120"/>
+            <w:tcBorders>
+              <w:top w:val="single" w:color="C9D6D3" w:sz="4"/>
+              <w:left w:val="single" w:color="C9D6D3" w:sz="4"/>
+              <w:bottom w:val="single" w:color="C9D6D3" w:sz="4"/>
+              <w:right w:val="single" w:color="C9D6D3" w:sz="4"/>
+            </w:tcBorders>
+            <w:shd w:fill="EAF1EF" w:color="auto" w:val="clear"/>
             <w:tcMar>
               <w:top w:type="dxa" w:w="50"/>
               <w:left w:type="dxa" w:w="90"/>
@@ -9732,14 +9860,14 @@
         </w:trPr>
         <w:tc>
           <w:tcPr>
-            <w:tcW w:type="dxa" w:w="1601"/>
-            <w:tcBorders>
-              <w:top w:val="single" w:color="C9D6D3" w:sz="4"/>
-              <w:left w:val="single" w:color="C9D6D3" w:sz="4"/>
-              <w:bottom w:val="single" w:color="C9D6D3" w:sz="4"/>
-              <w:right w:val="single" w:color="C9D6D3" w:sz="4"/>
-            </w:tcBorders>
-            <w:shd w:fill="EAF1EF" w:color="auto" w:val="clear"/>
+            <w:tcW w:type="dxa" w:w="1626"/>
+            <w:tcBorders>
+              <w:top w:val="single" w:color="C9D6D3" w:sz="4"/>
+              <w:left w:val="single" w:color="C9D6D3" w:sz="4"/>
+              <w:bottom w:val="single" w:color="C9D6D3" w:sz="4"/>
+              <w:right w:val="single" w:color="C9D6D3" w:sz="4"/>
+            </w:tcBorders>
+            <w:shd w:fill="FFFFFF" w:color="auto" w:val="clear"/>
             <w:tcMar>
               <w:top w:type="dxa" w:w="50"/>
               <w:left w:type="dxa" w:w="90"/>
@@ -9764,44 +9892,44 @@
         </w:tc>
         <w:tc>
           <w:tcPr>
-            <w:tcW w:type="dxa" w:w="4070"/>
-            <w:tcBorders>
-              <w:top w:val="single" w:color="C9D6D3" w:sz="4"/>
-              <w:left w:val="single" w:color="C9D6D3" w:sz="4"/>
-              <w:bottom w:val="single" w:color="C9D6D3" w:sz="4"/>
-              <w:right w:val="single" w:color="C9D6D3" w:sz="4"/>
-            </w:tcBorders>
-            <w:shd w:fill="EAF1EF" w:color="auto" w:val="clear"/>
-            <w:tcMar>
-              <w:top w:type="dxa" w:w="50"/>
-              <w:left w:type="dxa" w:w="90"/>
-              <w:bottom w:type="dxa" w:w="50"/>
-              <w:right w:type="dxa" w:w="90"/>
-            </w:tcMar>
-          </w:tcPr>
-          <w:p>
-            <w:pPr>
-              <w:spacing w:after="0" w:before="0" w:line="252"/>
-            </w:pPr>
-            <w:r>
-              <w:rPr>
-                <w:sz w:val="17"/>
-                <w:szCs w:val="17"/>
-              </w:rPr>
-              <w:t xml:space="preserve">17% у IV кв. 2026 – II кв. 2027; далі — траєкторія повернення до цілі: 14,7% (кінець 2027), 10,1% (2028), 9,0% (2029)</w:t>
-            </w:r>
-          </w:p>
-        </w:tc>
-        <w:tc>
-          <w:tcPr>
-            <w:tcW w:type="dxa" w:w="4193"/>
-            <w:tcBorders>
-              <w:top w:val="single" w:color="C9D6D3" w:sz="4"/>
-              <w:left w:val="single" w:color="C9D6D3" w:sz="4"/>
-              <w:bottom w:val="single" w:color="C9D6D3" w:sz="4"/>
-              <w:right w:val="single" w:color="C9D6D3" w:sz="4"/>
-            </w:tcBorders>
-            <w:shd w:fill="EAF1EF" w:color="auto" w:val="clear"/>
+            <w:tcW w:type="dxa" w:w="4118"/>
+            <w:tcBorders>
+              <w:top w:val="single" w:color="C9D6D3" w:sz="4"/>
+              <w:left w:val="single" w:color="C9D6D3" w:sz="4"/>
+              <w:bottom w:val="single" w:color="C9D6D3" w:sz="4"/>
+              <w:right w:val="single" w:color="C9D6D3" w:sz="4"/>
+            </w:tcBorders>
+            <w:shd w:fill="FFFFFF" w:color="auto" w:val="clear"/>
+            <w:tcMar>
+              <w:top w:type="dxa" w:w="50"/>
+              <w:left w:type="dxa" w:w="90"/>
+              <w:bottom w:type="dxa" w:w="50"/>
+              <w:right w:type="dxa" w:w="90"/>
+            </w:tcMar>
+          </w:tcPr>
+          <w:p>
+            <w:pPr>
+              <w:spacing w:after="0" w:before="0" w:line="252"/>
+            </w:pPr>
+            <w:r>
+              <w:rPr>
+                <w:sz w:val="17"/>
+                <w:szCs w:val="17"/>
+              </w:rPr>
+              <w:t xml:space="preserve">17% у IV кв. 2026 – II кв. 2027; далі — траєкторія повернення до цілі: 13,1% (кінець 2027), 10,5% (2028), 10,5% (2029)</w:t>
+            </w:r>
+          </w:p>
+        </w:tc>
+        <w:tc>
+          <w:tcPr>
+            <w:tcW w:type="dxa" w:w="4120"/>
+            <w:tcBorders>
+              <w:top w:val="single" w:color="C9D6D3" w:sz="4"/>
+              <w:left w:val="single" w:color="C9D6D3" w:sz="4"/>
+              <w:bottom w:val="single" w:color="C9D6D3" w:sz="4"/>
+              <w:right w:val="single" w:color="C9D6D3" w:sz="4"/>
+            </w:tcBorders>
+            <w:shd w:fill="FFFFFF" w:color="auto" w:val="clear"/>
             <w:tcMar>
               <w:top w:type="dxa" w:w="50"/>
               <w:left w:type="dxa" w:w="90"/>
@@ -9845,14 +9973,14 @@
         </w:trPr>
         <w:tc>
           <w:tcPr>
-            <w:tcW w:type="dxa" w:w="1601"/>
-            <w:tcBorders>
-              <w:top w:val="single" w:color="C9D6D3" w:sz="4"/>
-              <w:left w:val="single" w:color="C9D6D3" w:sz="4"/>
-              <w:bottom w:val="single" w:color="C9D6D3" w:sz="4"/>
-              <w:right w:val="single" w:color="C9D6D3" w:sz="4"/>
-            </w:tcBorders>
-            <w:shd w:fill="FFFFFF" w:color="auto" w:val="clear"/>
+            <w:tcW w:type="dxa" w:w="1626"/>
+            <w:tcBorders>
+              <w:top w:val="single" w:color="C9D6D3" w:sz="4"/>
+              <w:left w:val="single" w:color="C9D6D3" w:sz="4"/>
+              <w:bottom w:val="single" w:color="C9D6D3" w:sz="4"/>
+              <w:right w:val="single" w:color="C9D6D3" w:sz="4"/>
+            </w:tcBorders>
+            <w:shd w:fill="EAF1EF" w:color="auto" w:val="clear"/>
             <w:tcMar>
               <w:top w:type="dxa" w:w="50"/>
               <w:left w:type="dxa" w:w="90"/>
@@ -9877,14 +10005,14 @@
         </w:tc>
         <w:tc>
           <w:tcPr>
-            <w:tcW w:type="dxa" w:w="4070"/>
-            <w:tcBorders>
-              <w:top w:val="single" w:color="C9D6D3" w:sz="4"/>
-              <w:left w:val="single" w:color="C9D6D3" w:sz="4"/>
-              <w:bottom w:val="single" w:color="C9D6D3" w:sz="4"/>
-              <w:right w:val="single" w:color="C9D6D3" w:sz="4"/>
-            </w:tcBorders>
-            <w:shd w:fill="FFFFFF" w:color="auto" w:val="clear"/>
+            <w:tcW w:type="dxa" w:w="4118"/>
+            <w:tcBorders>
+              <w:top w:val="single" w:color="C9D6D3" w:sz="4"/>
+              <w:left w:val="single" w:color="C9D6D3" w:sz="4"/>
+              <w:bottom w:val="single" w:color="C9D6D3" w:sz="4"/>
+              <w:right w:val="single" w:color="C9D6D3" w:sz="4"/>
+            </w:tcBorders>
+            <w:shd w:fill="EAF1EF" w:color="auto" w:val="clear"/>
             <w:tcMar>
               <w:top w:type="dxa" w:w="50"/>
               <w:left w:type="dxa" w:w="90"/>
@@ -9907,14 +10035,14 @@
         </w:tc>
         <w:tc>
           <w:tcPr>
-            <w:tcW w:type="dxa" w:w="4193"/>
-            <w:tcBorders>
-              <w:top w:val="single" w:color="C9D6D3" w:sz="4"/>
-              <w:left w:val="single" w:color="C9D6D3" w:sz="4"/>
-              <w:bottom w:val="single" w:color="C9D6D3" w:sz="4"/>
-              <w:right w:val="single" w:color="C9D6D3" w:sz="4"/>
-            </w:tcBorders>
-            <w:shd w:fill="FFFFFF" w:color="auto" w:val="clear"/>
+            <w:tcW w:type="dxa" w:w="4120"/>
+            <w:tcBorders>
+              <w:top w:val="single" w:color="C9D6D3" w:sz="4"/>
+              <w:left w:val="single" w:color="C9D6D3" w:sz="4"/>
+              <w:bottom w:val="single" w:color="C9D6D3" w:sz="4"/>
+              <w:right w:val="single" w:color="C9D6D3" w:sz="4"/>
+            </w:tcBorders>
+            <w:shd w:fill="EAF1EF" w:color="auto" w:val="clear"/>
             <w:tcMar>
               <w:top w:type="dxa" w:w="50"/>
               <w:left w:type="dxa" w:w="90"/>
@@ -9972,9 +10100,9 @@
         <w:tblLayout w:type="fixed"/>
       </w:tblPr>
       <w:tblGrid>
-        <w:gridCol w:w="1119"/>
-        <w:gridCol w:w="5690"/>
-        <w:gridCol w:w="3055"/>
+        <w:gridCol w:w="1065"/>
+        <w:gridCol w:w="5419"/>
+        <w:gridCol w:w="3380"/>
       </w:tblGrid>
       <w:tr>
         <w:trPr>
@@ -9983,7 +10111,7 @@
         </w:trPr>
         <w:tc>
           <w:tcPr>
-            <w:tcW w:type="dxa" w:w="1119"/>
+            <w:tcW w:type="dxa" w:w="1065"/>
             <w:tcBorders>
               <w:top w:val="single" w:color="C9D6D3" w:sz="4"/>
               <w:left w:val="single" w:color="C9D6D3" w:sz="4"/>
@@ -10016,7 +10144,7 @@
         </w:tc>
         <w:tc>
           <w:tcPr>
-            <w:tcW w:type="dxa" w:w="5690"/>
+            <w:tcW w:type="dxa" w:w="5419"/>
             <w:tcBorders>
               <w:top w:val="single" w:color="C9D6D3" w:sz="4"/>
               <w:left w:val="single" w:color="C9D6D3" w:sz="4"/>
@@ -10049,7 +10177,7 @@
         </w:tc>
         <w:tc>
           <w:tcPr>
-            <w:tcW w:type="dxa" w:w="3055"/>
+            <w:tcW w:type="dxa" w:w="3380"/>
             <w:tcBorders>
               <w:top w:val="single" w:color="C9D6D3" w:sz="4"/>
               <w:left w:val="single" w:color="C9D6D3" w:sz="4"/>
@@ -10088,7 +10216,7 @@
         </w:trPr>
         <w:tc>
           <w:tcPr>
-            <w:tcW w:type="dxa" w:w="1119"/>
+            <w:tcW w:type="dxa" w:w="1065"/>
             <w:tcBorders>
               <w:top w:val="single" w:color="C9D6D3" w:sz="4"/>
               <w:left w:val="single" w:color="C9D6D3" w:sz="4"/>
@@ -10120,61 +10248,61 @@
         </w:tc>
         <w:tc>
           <w:tcPr>
-            <w:tcW w:type="dxa" w:w="5690"/>
-            <w:tcBorders>
-              <w:top w:val="single" w:color="C9D6D3" w:sz="4"/>
-              <w:left w:val="single" w:color="C9D6D3" w:sz="4"/>
-              <w:bottom w:val="single" w:color="C9D6D3" w:sz="4"/>
-              <w:right w:val="single" w:color="C9D6D3" w:sz="4"/>
-            </w:tcBorders>
-            <w:shd w:fill="FFFFFF" w:color="auto" w:val="clear"/>
-            <w:tcMar>
-              <w:top w:type="dxa" w:w="50"/>
-              <w:left w:type="dxa" w:w="90"/>
-              <w:bottom w:type="dxa" w:w="50"/>
-              <w:right w:type="dxa" w:w="90"/>
-            </w:tcMar>
-          </w:tcPr>
-          <w:p>
-            <w:pPr>
-              <w:spacing w:after="0" w:before="0" w:line="252"/>
-            </w:pPr>
-            <w:r>
-              <w:rPr>
-                <w:sz w:val="17"/>
-                <w:szCs w:val="17"/>
-              </w:rPr>
-              <w:t xml:space="preserve">Небазові ціни +3,0 / +1,0, базова +1,0 / +0,5, попит −0,6 / −0,8 / −0,4, премія +1,5 / +1,0</w:t>
-            </w:r>
-          </w:p>
-        </w:tc>
-        <w:tc>
-          <w:tcPr>
-            <w:tcW w:type="dxa" w:w="3055"/>
-            <w:tcBorders>
-              <w:top w:val="single" w:color="C9D6D3" w:sz="4"/>
-              <w:left w:val="single" w:color="C9D6D3" w:sz="4"/>
-              <w:bottom w:val="single" w:color="C9D6D3" w:sz="4"/>
-              <w:right w:val="single" w:color="C9D6D3" w:sz="4"/>
-            </w:tcBorders>
-            <w:shd w:fill="FFFFFF" w:color="auto" w:val="clear"/>
-            <w:tcMar>
-              <w:top w:type="dxa" w:w="50"/>
-              <w:left w:type="dxa" w:w="90"/>
-              <w:bottom w:type="dxa" w:w="50"/>
-              <w:right w:type="dxa" w:w="90"/>
-            </w:tcMar>
-          </w:tcPr>
-          <w:p>
-            <w:pPr>
-              <w:spacing w:after="0" w:before="0" w:line="252"/>
-            </w:pPr>
-            <w:r>
-              <w:rPr>
-                <w:sz w:val="17"/>
-                <w:szCs w:val="17"/>
-              </w:rPr>
-              <w:t xml:space="preserve">ІСЦ до 12,8%, ставка до 17,8%, ВВП-2027 −0,1%</w:t>
+            <w:tcW w:type="dxa" w:w="5419"/>
+            <w:tcBorders>
+              <w:top w:val="single" w:color="C9D6D3" w:sz="4"/>
+              <w:left w:val="single" w:color="C9D6D3" w:sz="4"/>
+              <w:bottom w:val="single" w:color="C9D6D3" w:sz="4"/>
+              <w:right w:val="single" w:color="C9D6D3" w:sz="4"/>
+            </w:tcBorders>
+            <w:shd w:fill="FFFFFF" w:color="auto" w:val="clear"/>
+            <w:tcMar>
+              <w:top w:type="dxa" w:w="50"/>
+              <w:left w:type="dxa" w:w="90"/>
+              <w:bottom w:type="dxa" w:w="50"/>
+              <w:right w:type="dxa" w:w="90"/>
+            </w:tcMar>
+          </w:tcPr>
+          <w:p>
+            <w:pPr>
+              <w:spacing w:after="0" w:before="0" w:line="252"/>
+            </w:pPr>
+            <w:r>
+              <w:rPr>
+                <w:sz w:val="17"/>
+                <w:szCs w:val="17"/>
+              </w:rPr>
+              <w:t xml:space="preserve">Небазові ціни +3,0 / +1,0, базова +1,0 / +0,5, попит −0,6 / −0,8 / −0,4, премія +1,5 / +1,0 (судження)</w:t>
+            </w:r>
+          </w:p>
+        </w:tc>
+        <w:tc>
+          <w:tcPr>
+            <w:tcW w:type="dxa" w:w="3380"/>
+            <w:tcBorders>
+              <w:top w:val="single" w:color="C9D6D3" w:sz="4"/>
+              <w:left w:val="single" w:color="C9D6D3" w:sz="4"/>
+              <w:bottom w:val="single" w:color="C9D6D3" w:sz="4"/>
+              <w:right w:val="single" w:color="C9D6D3" w:sz="4"/>
+            </w:tcBorders>
+            <w:shd w:fill="FFFFFF" w:color="auto" w:val="clear"/>
+            <w:tcMar>
+              <w:top w:type="dxa" w:w="50"/>
+              <w:left w:type="dxa" w:w="90"/>
+              <w:bottom w:type="dxa" w:w="50"/>
+              <w:right w:type="dxa" w:w="90"/>
+            </w:tcMar>
+          </w:tcPr>
+          <w:p>
+            <w:pPr>
+              <w:spacing w:after="0" w:before="0" w:line="252"/>
+            </w:pPr>
+            <w:r>
+              <w:rPr>
+                <w:sz w:val="17"/>
+                <w:szCs w:val="17"/>
+              </w:rPr>
+              <w:t xml:space="preserve">ІСЦ до 12,4%, ставка до 17,8%, ВВП-2027 −1,1%</w:t>
             </w:r>
           </w:p>
         </w:tc>
@@ -10186,7 +10314,7 @@
         </w:trPr>
         <w:tc>
           <w:tcPr>
-            <w:tcW w:type="dxa" w:w="1119"/>
+            <w:tcW w:type="dxa" w:w="1065"/>
             <w:tcBorders>
               <w:top w:val="single" w:color="C9D6D3" w:sz="4"/>
               <w:left w:val="single" w:color="C9D6D3" w:sz="4"/>
@@ -10218,61 +10346,61 @@
         </w:tc>
         <w:tc>
           <w:tcPr>
-            <w:tcW w:type="dxa" w:w="5690"/>
-            <w:tcBorders>
-              <w:top w:val="single" w:color="C9D6D3" w:sz="4"/>
-              <w:left w:val="single" w:color="C9D6D3" w:sz="4"/>
-              <w:bottom w:val="single" w:color="C9D6D3" w:sz="4"/>
-              <w:right w:val="single" w:color="C9D6D3" w:sz="4"/>
-            </w:tcBorders>
-            <w:shd w:fill="EAF1EF" w:color="auto" w:val="clear"/>
-            <w:tcMar>
-              <w:top w:type="dxa" w:w="50"/>
-              <w:left w:type="dxa" w:w="90"/>
-              <w:bottom w:type="dxa" w:w="50"/>
-              <w:right w:type="dxa" w:w="90"/>
-            </w:tcMar>
-          </w:tcPr>
-          <w:p>
-            <w:pPr>
-              <w:spacing w:after="0" w:before="0" w:line="252"/>
-            </w:pPr>
-            <w:r>
-              <w:rPr>
-                <w:sz w:val="17"/>
-                <w:szCs w:val="17"/>
-              </w:rPr>
-              <w:t xml:space="preserve">Цільовий курс +12 / 10 / 8 / 6% на рік, премія +2 / 1,5 / 1, попит −0,8 / −1,0 / −0,8 / −0,5</w:t>
-            </w:r>
-          </w:p>
-        </w:tc>
-        <w:tc>
-          <w:tcPr>
-            <w:tcW w:type="dxa" w:w="3055"/>
-            <w:tcBorders>
-              <w:top w:val="single" w:color="C9D6D3" w:sz="4"/>
-              <w:left w:val="single" w:color="C9D6D3" w:sz="4"/>
-              <w:bottom w:val="single" w:color="C9D6D3" w:sz="4"/>
-              <w:right w:val="single" w:color="C9D6D3" w:sz="4"/>
-            </w:tcBorders>
-            <w:shd w:fill="EAF1EF" w:color="auto" w:val="clear"/>
-            <w:tcMar>
-              <w:top w:type="dxa" w:w="50"/>
-              <w:left w:type="dxa" w:w="90"/>
-              <w:bottom w:type="dxa" w:w="50"/>
-              <w:right w:type="dxa" w:w="90"/>
-            </w:tcMar>
-          </w:tcPr>
-          <w:p>
-            <w:pPr>
-              <w:spacing w:after="0" w:before="0" w:line="252"/>
-            </w:pPr>
-            <w:r>
-              <w:rPr>
-                <w:sz w:val="17"/>
-                <w:szCs w:val="17"/>
-              </w:rPr>
-              <w:t xml:space="preserve">ІСЦ до 13,3%, ставка до 19,3%, ≈55 грн/€</w:t>
+            <w:tcW w:type="dxa" w:w="5419"/>
+            <w:tcBorders>
+              <w:top w:val="single" w:color="C9D6D3" w:sz="4"/>
+              <w:left w:val="single" w:color="C9D6D3" w:sz="4"/>
+              <w:bottom w:val="single" w:color="C9D6D3" w:sz="4"/>
+              <w:right w:val="single" w:color="C9D6D3" w:sz="4"/>
+            </w:tcBorders>
+            <w:shd w:fill="EAF1EF" w:color="auto" w:val="clear"/>
+            <w:tcMar>
+              <w:top w:type="dxa" w:w="50"/>
+              <w:left w:type="dxa" w:w="90"/>
+              <w:bottom w:type="dxa" w:w="50"/>
+              <w:right w:type="dxa" w:w="90"/>
+            </w:tcMar>
+          </w:tcPr>
+          <w:p>
+            <w:pPr>
+              <w:spacing w:after="0" w:before="0" w:line="252"/>
+            </w:pPr>
+            <w:r>
+              <w:rPr>
+                <w:sz w:val="17"/>
+                <w:szCs w:val="17"/>
+              </w:rPr>
+              <w:t xml:space="preserve">Цільовий курс +12 / 10 / 8 / 6% на рік, премія +2 / 1,5 / 1, попит −0,8 / −1,0 / −0,8 / −0,5 (судження: ≈9% послаблення за рік, як у 2024)</w:t>
+            </w:r>
+          </w:p>
+        </w:tc>
+        <w:tc>
+          <w:tcPr>
+            <w:tcW w:type="dxa" w:w="3380"/>
+            <w:tcBorders>
+              <w:top w:val="single" w:color="C9D6D3" w:sz="4"/>
+              <w:left w:val="single" w:color="C9D6D3" w:sz="4"/>
+              <w:bottom w:val="single" w:color="C9D6D3" w:sz="4"/>
+              <w:right w:val="single" w:color="C9D6D3" w:sz="4"/>
+            </w:tcBorders>
+            <w:shd w:fill="EAF1EF" w:color="auto" w:val="clear"/>
+            <w:tcMar>
+              <w:top w:type="dxa" w:w="50"/>
+              <w:left w:type="dxa" w:w="90"/>
+              <w:bottom w:type="dxa" w:w="50"/>
+              <w:right w:type="dxa" w:w="90"/>
+            </w:tcMar>
+          </w:tcPr>
+          <w:p>
+            <w:pPr>
+              <w:spacing w:after="0" w:before="0" w:line="252"/>
+            </w:pPr>
+            <w:r>
+              <w:rPr>
+                <w:sz w:val="17"/>
+                <w:szCs w:val="17"/>
+              </w:rPr>
+              <w:t xml:space="preserve">ІСЦ до 13,0%, ставка до 19,3%, ≈54 грн/€</w:t>
             </w:r>
           </w:p>
         </w:tc>
@@ -10284,7 +10412,7 @@
         </w:trPr>
         <w:tc>
           <w:tcPr>
-            <w:tcW w:type="dxa" w:w="1119"/>
+            <w:tcW w:type="dxa" w:w="1065"/>
             <w:tcBorders>
               <w:top w:val="single" w:color="C9D6D3" w:sz="4"/>
               <w:left w:val="single" w:color="C9D6D3" w:sz="4"/>
@@ -10316,61 +10444,61 @@
         </w:tc>
         <w:tc>
           <w:tcPr>
-            <w:tcW w:type="dxa" w:w="5690"/>
-            <w:tcBorders>
-              <w:top w:val="single" w:color="C9D6D3" w:sz="4"/>
-              <w:left w:val="single" w:color="C9D6D3" w:sz="4"/>
-              <w:bottom w:val="single" w:color="C9D6D3" w:sz="4"/>
-              <w:right w:val="single" w:color="C9D6D3" w:sz="4"/>
-            </w:tcBorders>
-            <w:shd w:fill="FFFFFF" w:color="auto" w:val="clear"/>
-            <w:tcMar>
-              <w:top w:type="dxa" w:w="50"/>
-              <w:left w:type="dxa" w:w="90"/>
-              <w:bottom w:type="dxa" w:w="50"/>
-              <w:right w:type="dxa" w:w="90"/>
-            </w:tcMar>
-          </w:tcPr>
-          <w:p>
-            <w:pPr>
-              <w:spacing w:after="0" w:before="0" w:line="252"/>
-            </w:pPr>
-            <w:r>
-              <w:rPr>
-                <w:sz w:val="17"/>
-                <w:szCs w:val="17"/>
-              </w:rPr>
-              <w:t xml:space="preserve">Премія −1,5 / −1,5 / −1,0, базова −1,0 / −0,7 / −0,5, попит +0,4 / +0,4 / +0,3</w:t>
-            </w:r>
-          </w:p>
-        </w:tc>
-        <w:tc>
-          <w:tcPr>
-            <w:tcW w:type="dxa" w:w="3055"/>
-            <w:tcBorders>
-              <w:top w:val="single" w:color="C9D6D3" w:sz="4"/>
-              <w:left w:val="single" w:color="C9D6D3" w:sz="4"/>
-              <w:bottom w:val="single" w:color="C9D6D3" w:sz="4"/>
-              <w:right w:val="single" w:color="C9D6D3" w:sz="4"/>
-            </w:tcBorders>
-            <w:shd w:fill="FFFFFF" w:color="auto" w:val="clear"/>
-            <w:tcMar>
-              <w:top w:type="dxa" w:w="50"/>
-              <w:left w:type="dxa" w:w="90"/>
-              <w:bottom w:type="dxa" w:w="50"/>
-              <w:right w:type="dxa" w:w="90"/>
-            </w:tcMar>
-          </w:tcPr>
-          <w:p>
-            <w:pPr>
-              <w:spacing w:after="0" w:before="0" w:line="252"/>
-            </w:pPr>
-            <w:r>
-              <w:rPr>
-                <w:sz w:val="17"/>
-                <w:szCs w:val="17"/>
-              </w:rPr>
-              <w:t xml:space="preserve">ІСЦ 5,9% у IV кв. 2027</w:t>
+            <w:tcW w:type="dxa" w:w="5419"/>
+            <w:tcBorders>
+              <w:top w:val="single" w:color="C9D6D3" w:sz="4"/>
+              <w:left w:val="single" w:color="C9D6D3" w:sz="4"/>
+              <w:bottom w:val="single" w:color="C9D6D3" w:sz="4"/>
+              <w:right w:val="single" w:color="C9D6D3" w:sz="4"/>
+            </w:tcBorders>
+            <w:shd w:fill="FFFFFF" w:color="auto" w:val="clear"/>
+            <w:tcMar>
+              <w:top w:type="dxa" w:w="50"/>
+              <w:left w:type="dxa" w:w="90"/>
+              <w:bottom w:type="dxa" w:w="50"/>
+              <w:right w:type="dxa" w:w="90"/>
+            </w:tcMar>
+          </w:tcPr>
+          <w:p>
+            <w:pPr>
+              <w:spacing w:after="0" w:before="0" w:line="252"/>
+            </w:pPr>
+            <w:r>
+              <w:rPr>
+                <w:sz w:val="17"/>
+                <w:szCs w:val="17"/>
+              </w:rPr>
+              <w:t xml:space="preserve">Премія −1,5 / −1,5 / −1,0, базова −1,0 / −0,7 / −0,5, попит +0,4 / +0,4 / +0,3 (судження)</w:t>
+            </w:r>
+          </w:p>
+        </w:tc>
+        <w:tc>
+          <w:tcPr>
+            <w:tcW w:type="dxa" w:w="3380"/>
+            <w:tcBorders>
+              <w:top w:val="single" w:color="C9D6D3" w:sz="4"/>
+              <w:left w:val="single" w:color="C9D6D3" w:sz="4"/>
+              <w:bottom w:val="single" w:color="C9D6D3" w:sz="4"/>
+              <w:right w:val="single" w:color="C9D6D3" w:sz="4"/>
+            </w:tcBorders>
+            <w:shd w:fill="FFFFFF" w:color="auto" w:val="clear"/>
+            <w:tcMar>
+              <w:top w:type="dxa" w:w="50"/>
+              <w:left w:type="dxa" w:w="90"/>
+              <w:bottom w:type="dxa" w:w="50"/>
+              <w:right w:type="dxa" w:w="90"/>
+            </w:tcMar>
+          </w:tcPr>
+          <w:p>
+            <w:pPr>
+              <w:spacing w:after="0" w:before="0" w:line="252"/>
+            </w:pPr>
+            <w:r>
+              <w:rPr>
+                <w:sz w:val="17"/>
+                <w:szCs w:val="17"/>
+              </w:rPr>
+              <w:t xml:space="preserve">ІСЦ 4,2% у IV кв. 2027</w:t>
             </w:r>
           </w:p>
         </w:tc>
@@ -10382,7 +10510,7 @@
         </w:trPr>
         <w:tc>
           <w:tcPr>
-            <w:tcW w:type="dxa" w:w="1119"/>
+            <w:tcW w:type="dxa" w:w="1065"/>
             <w:tcBorders>
               <w:top w:val="single" w:color="C9D6D3" w:sz="4"/>
               <w:left w:val="single" w:color="C9D6D3" w:sz="4"/>
@@ -10414,7 +10542,7 @@
         </w:tc>
         <w:tc>
           <w:tcPr>
-            <w:tcW w:type="dxa" w:w="5690"/>
+            <w:tcW w:type="dxa" w:w="5419"/>
             <w:tcBorders>
               <w:top w:val="single" w:color="C9D6D3" w:sz="4"/>
               <w:left w:val="single" w:color="C9D6D3" w:sz="4"/>
@@ -10444,31 +10572,31 @@
         </w:tc>
         <w:tc>
           <w:tcPr>
-            <w:tcW w:type="dxa" w:w="3055"/>
-            <w:tcBorders>
-              <w:top w:val="single" w:color="C9D6D3" w:sz="4"/>
-              <w:left w:val="single" w:color="C9D6D3" w:sz="4"/>
-              <w:bottom w:val="single" w:color="C9D6D3" w:sz="4"/>
-              <w:right w:val="single" w:color="C9D6D3" w:sz="4"/>
-            </w:tcBorders>
-            <w:shd w:fill="EAF1EF" w:color="auto" w:val="clear"/>
-            <w:tcMar>
-              <w:top w:type="dxa" w:w="50"/>
-              <w:left w:type="dxa" w:w="90"/>
-              <w:bottom w:type="dxa" w:w="50"/>
-              <w:right w:type="dxa" w:w="90"/>
-            </w:tcMar>
-          </w:tcPr>
-          <w:p>
-            <w:pPr>
-              <w:spacing w:after="0" w:before="0" w:line="252"/>
-            </w:pPr>
-            <w:r>
-              <w:rPr>
-                <w:sz w:val="17"/>
-                <w:szCs w:val="17"/>
-              </w:rPr>
-              <w:t xml:space="preserve">+0,4 в. п. до піку ІСЦ, ставка майже без змін</w:t>
+            <w:tcW w:type="dxa" w:w="3380"/>
+            <w:tcBorders>
+              <w:top w:val="single" w:color="C9D6D3" w:sz="4"/>
+              <w:left w:val="single" w:color="C9D6D3" w:sz="4"/>
+              <w:bottom w:val="single" w:color="C9D6D3" w:sz="4"/>
+              <w:right w:val="single" w:color="C9D6D3" w:sz="4"/>
+            </w:tcBorders>
+            <w:shd w:fill="EAF1EF" w:color="auto" w:val="clear"/>
+            <w:tcMar>
+              <w:top w:type="dxa" w:w="50"/>
+              <w:left w:type="dxa" w:w="90"/>
+              <w:bottom w:type="dxa" w:w="50"/>
+              <w:right w:type="dxa" w:w="90"/>
+            </w:tcMar>
+          </w:tcPr>
+          <w:p>
+            <w:pPr>
+              <w:spacing w:after="0" w:before="0" w:line="252"/>
+            </w:pPr>
+            <w:r>
+              <w:rPr>
+                <w:sz w:val="17"/>
+                <w:szCs w:val="17"/>
+              </w:rPr>
+              <w:t xml:space="preserve">+0,1 в. п. до піку ІСЦ (спот у жовтні вже ≈$125), ставка майже без змін</w:t>
             </w:r>
           </w:p>
         </w:tc>
@@ -10509,9 +10637,9 @@
         <w:tblLayout w:type="fixed"/>
       </w:tblPr>
       <w:tblGrid>
-        <w:gridCol w:w="782"/>
-        <w:gridCol w:w="4540"/>
-        <w:gridCol w:w="4542"/>
+        <w:gridCol w:w="847"/>
+        <w:gridCol w:w="4508"/>
+        <w:gridCol w:w="4509"/>
       </w:tblGrid>
       <w:tr>
         <w:trPr>
@@ -10520,7 +10648,7 @@
         </w:trPr>
         <w:tc>
           <w:tcPr>
-            <w:tcW w:type="dxa" w:w="782"/>
+            <w:tcW w:type="dxa" w:w="847"/>
             <w:tcBorders>
               <w:top w:val="single" w:color="C9D6D3" w:sz="4"/>
               <w:left w:val="single" w:color="C9D6D3" w:sz="4"/>
@@ -10553,7 +10681,7 @@
         </w:tc>
         <w:tc>
           <w:tcPr>
-            <w:tcW w:type="dxa" w:w="4540"/>
+            <w:tcW w:type="dxa" w:w="4508"/>
             <w:tcBorders>
               <w:top w:val="single" w:color="C9D6D3" w:sz="4"/>
               <w:left w:val="single" w:color="C9D6D3" w:sz="4"/>
@@ -10586,7 +10714,7 @@
         </w:tc>
         <w:tc>
           <w:tcPr>
-            <w:tcW w:type="dxa" w:w="4542"/>
+            <w:tcW w:type="dxa" w:w="4509"/>
             <w:tcBorders>
               <w:top w:val="single" w:color="C9D6D3" w:sz="4"/>
               <w:left w:val="single" w:color="C9D6D3" w:sz="4"/>
@@ -10625,7 +10753,7 @@
         </w:trPr>
         <w:tc>
           <w:tcPr>
-            <w:tcW w:type="dxa" w:w="782"/>
+            <w:tcW w:type="dxa" w:w="847"/>
             <w:tcBorders>
               <w:top w:val="single" w:color="C9D6D3" w:sz="4"/>
               <w:left w:val="single" w:color="C9D6D3" w:sz="4"/>
@@ -10657,61 +10785,61 @@
         </w:tc>
         <w:tc>
           <w:tcPr>
-            <w:tcW w:type="dxa" w:w="4540"/>
-            <w:tcBorders>
-              <w:top w:val="single" w:color="C9D6D3" w:sz="4"/>
-              <w:left w:val="single" w:color="C9D6D3" w:sz="4"/>
-              <w:bottom w:val="single" w:color="C9D6D3" w:sz="4"/>
-              <w:right w:val="single" w:color="C9D6D3" w:sz="4"/>
-            </w:tcBorders>
-            <w:shd w:fill="FFFFFF" w:color="auto" w:val="clear"/>
-            <w:tcMar>
-              <w:top w:type="dxa" w:w="50"/>
-              <w:left w:type="dxa" w:w="90"/>
-              <w:bottom w:type="dxa" w:w="50"/>
-              <w:right w:type="dxa" w:w="90"/>
-            </w:tcMar>
-          </w:tcPr>
-          <w:p>
-            <w:pPr>
-              <w:spacing w:after="0" w:before="0" w:line="252"/>
-            </w:pPr>
-            <w:r>
-              <w:rPr>
-                <w:sz w:val="17"/>
-                <w:szCs w:val="17"/>
-              </w:rPr>
-              <w:t xml:space="preserve">16 / 16,5 / 17 / 17,5% до середини 2027, далі — повернення до цілі</w:t>
-            </w:r>
-          </w:p>
-        </w:tc>
-        <w:tc>
-          <w:tcPr>
-            <w:tcW w:type="dxa" w:w="4542"/>
-            <w:tcBorders>
-              <w:top w:val="single" w:color="C9D6D3" w:sz="4"/>
-              <w:left w:val="single" w:color="C9D6D3" w:sz="4"/>
-              <w:bottom w:val="single" w:color="C9D6D3" w:sz="4"/>
-              <w:right w:val="single" w:color="C9D6D3" w:sz="4"/>
-            </w:tcBorders>
-            <w:shd w:fill="FFFFFF" w:color="auto" w:val="clear"/>
-            <w:tcMar>
-              <w:top w:type="dxa" w:w="50"/>
-              <w:left w:type="dxa" w:w="90"/>
-              <w:bottom w:type="dxa" w:w="50"/>
-              <w:right w:type="dxa" w:w="90"/>
-            </w:tcMar>
-          </w:tcPr>
-          <w:p>
-            <w:pPr>
-              <w:spacing w:after="0" w:before="0" w:line="252"/>
-            </w:pPr>
-            <w:r>
-              <w:rPr>
-                <w:sz w:val="17"/>
-                <w:szCs w:val="17"/>
-              </w:rPr>
-              <w:t xml:space="preserve">Втрати (λ = 1): 103 / 99 / 96 / 95; мінімум серед утримань — 17–18,5% залежно від λ</w:t>
+            <w:tcW w:type="dxa" w:w="4508"/>
+            <w:tcBorders>
+              <w:top w:val="single" w:color="C9D6D3" w:sz="4"/>
+              <w:left w:val="single" w:color="C9D6D3" w:sz="4"/>
+              <w:bottom w:val="single" w:color="C9D6D3" w:sz="4"/>
+              <w:right w:val="single" w:color="C9D6D3" w:sz="4"/>
+            </w:tcBorders>
+            <w:shd w:fill="FFFFFF" w:color="auto" w:val="clear"/>
+            <w:tcMar>
+              <w:top w:type="dxa" w:w="50"/>
+              <w:left w:type="dxa" w:w="90"/>
+              <w:bottom w:type="dxa" w:w="50"/>
+              <w:right w:type="dxa" w:w="90"/>
+            </w:tcMar>
+          </w:tcPr>
+          <w:p>
+            <w:pPr>
+              <w:spacing w:after="0" w:before="0" w:line="252"/>
+            </w:pPr>
+            <w:r>
+              <w:rPr>
+                <w:sz w:val="17"/>
+                <w:szCs w:val="17"/>
+              </w:rPr>
+              <w:t xml:space="preserve">16 / 16,5 / 17 / 17,5% до середини 2027, далі — повернення до цілі; усі варіанти з одними шоками наукасту</w:t>
+            </w:r>
+          </w:p>
+        </w:tc>
+        <w:tc>
+          <w:tcPr>
+            <w:tcW w:type="dxa" w:w="4509"/>
+            <w:tcBorders>
+              <w:top w:val="single" w:color="C9D6D3" w:sz="4"/>
+              <w:left w:val="single" w:color="C9D6D3" w:sz="4"/>
+              <w:bottom w:val="single" w:color="C9D6D3" w:sz="4"/>
+              <w:right w:val="single" w:color="C9D6D3" w:sz="4"/>
+            </w:tcBorders>
+            <w:shd w:fill="FFFFFF" w:color="auto" w:val="clear"/>
+            <w:tcMar>
+              <w:top w:type="dxa" w:w="50"/>
+              <w:left w:type="dxa" w:w="90"/>
+              <w:bottom w:type="dxa" w:w="50"/>
+              <w:right w:type="dxa" w:w="90"/>
+            </w:tcMar>
+          </w:tcPr>
+          <w:p>
+            <w:pPr>
+              <w:spacing w:after="0" w:before="0" w:line="252"/>
+            </w:pPr>
+            <w:r>
+              <w:rPr>
+                <w:sz w:val="17"/>
+                <w:szCs w:val="17"/>
+              </w:rPr>
+              <w:t xml:space="preserve">Втрати (λ = 1): 106 / 105 / 106 / 108; мінімум серед утримань — 16–17% залежно від λ</w:t>
             </w:r>
           </w:p>
         </w:tc>
@@ -10723,7 +10851,7 @@
         </w:trPr>
         <w:tc>
           <w:tcPr>
-            <w:tcW w:type="dxa" w:w="782"/>
+            <w:tcW w:type="dxa" w:w="847"/>
             <w:tcBorders>
               <w:top w:val="single" w:color="C9D6D3" w:sz="4"/>
               <w:left w:val="single" w:color="C9D6D3" w:sz="4"/>
@@ -10755,7 +10883,7 @@
         </w:tc>
         <w:tc>
           <w:tcPr>
-            <w:tcW w:type="dxa" w:w="4540"/>
+            <w:tcW w:type="dxa" w:w="4508"/>
             <w:tcBorders>
               <w:top w:val="single" w:color="C9D6D3" w:sz="4"/>
               <w:left w:val="single" w:color="C9D6D3" w:sz="4"/>
@@ -10794,37 +10922,37 @@
                 <w:sz w:val="17"/>
                 <w:szCs w:val="17"/>
               </w:rPr>
-              <w:t xml:space="preserve">); наукаст — як фіксовані шоки; штраф за зміну — від чинних 16%</w:t>
-            </w:r>
-          </w:p>
-        </w:tc>
-        <w:tc>
-          <w:tcPr>
-            <w:tcW w:type="dxa" w:w="4542"/>
-            <w:tcBorders>
-              <w:top w:val="single" w:color="C9D6D3" w:sz="4"/>
-              <w:left w:val="single" w:color="C9D6D3" w:sz="4"/>
-              <w:bottom w:val="single" w:color="C9D6D3" w:sz="4"/>
-              <w:right w:val="single" w:color="C9D6D3" w:sz="4"/>
-            </w:tcBorders>
-            <w:shd w:fill="EAF1EF" w:color="auto" w:val="clear"/>
-            <w:tcMar>
-              <w:top w:type="dxa" w:w="50"/>
-              <w:left w:type="dxa" w:w="90"/>
-              <w:bottom w:type="dxa" w:w="50"/>
-              <w:right w:type="dxa" w:w="90"/>
-            </w:tcMar>
-          </w:tcPr>
-          <w:p>
-            <w:pPr>
-              <w:spacing w:after="0" w:before="0" w:line="252"/>
-            </w:pPr>
-            <w:r>
-              <w:rPr>
-                <w:sz w:val="17"/>
-                <w:szCs w:val="17"/>
-              </w:rPr>
-              <w:t xml:space="preserve">17,6% (λ = 1; 17,0–18,5%), ≈18,1% у I кв. 2027 → рекомендуємо 17% зараз і готовність до +0,5 у грудні</w:t>
+              <w:t xml:space="preserve">); наукасти — як фіксовані шоки; штраф за зміну — від чинних 16%</w:t>
+            </w:r>
+          </w:p>
+        </w:tc>
+        <w:tc>
+          <w:tcPr>
+            <w:tcW w:type="dxa" w:w="4509"/>
+            <w:tcBorders>
+              <w:top w:val="single" w:color="C9D6D3" w:sz="4"/>
+              <w:left w:val="single" w:color="C9D6D3" w:sz="4"/>
+              <w:bottom w:val="single" w:color="C9D6D3" w:sz="4"/>
+              <w:right w:val="single" w:color="C9D6D3" w:sz="4"/>
+            </w:tcBorders>
+            <w:shd w:fill="EAF1EF" w:color="auto" w:val="clear"/>
+            <w:tcMar>
+              <w:top w:type="dxa" w:w="50"/>
+              <w:left w:type="dxa" w:w="90"/>
+              <w:bottom w:type="dxa" w:w="50"/>
+              <w:right w:type="dxa" w:w="90"/>
+            </w:tcMar>
+          </w:tcPr>
+          <w:p>
+            <w:pPr>
+              <w:spacing w:after="0" w:before="0" w:line="252"/>
+            </w:pPr>
+            <w:r>
+              <w:rPr>
+                <w:sz w:val="17"/>
+                <w:szCs w:val="17"/>
+              </w:rPr>
+              <w:t xml:space="preserve">16,9% (λ = 1; 16,4–17,7%), ≈16,9% у I кв. 2027 → рекомендуємо 17% зараз і готовність до +0,5 у грудні</w:t>
             </w:r>
           </w:p>
         </w:tc>
@@ -10836,93 +10964,93 @@
         </w:trPr>
         <w:tc>
           <w:tcPr>
-            <w:tcW w:type="dxa" w:w="782"/>
-            <w:tcBorders>
-              <w:top w:val="single" w:color="C9D6D3" w:sz="4"/>
-              <w:left w:val="single" w:color="C9D6D3" w:sz="4"/>
-              <w:bottom w:val="single" w:color="C9D6D3" w:sz="4"/>
-              <w:right w:val="single" w:color="C9D6D3" w:sz="4"/>
-            </w:tcBorders>
-            <w:shd w:fill="FFFFFF" w:color="auto" w:val="clear"/>
-            <w:tcMar>
-              <w:top w:type="dxa" w:w="50"/>
-              <w:left w:type="dxa" w:w="90"/>
-              <w:bottom w:type="dxa" w:w="50"/>
-              <w:right w:type="dxa" w:w="90"/>
-            </w:tcMar>
-          </w:tcPr>
-          <w:p>
-            <w:pPr>
-              <w:spacing w:after="0" w:before="0" w:line="252"/>
-            </w:pPr>
-            <w:r>
-              <w:rPr>
-                <w:b/>
-                <w:bCs/>
-                <w:sz w:val="17"/>
-                <w:szCs w:val="17"/>
-              </w:rPr>
-              <w:t xml:space="preserve">Віяло</w:t>
-            </w:r>
-          </w:p>
-        </w:tc>
-        <w:tc>
-          <w:tcPr>
-            <w:tcW w:type="dxa" w:w="4540"/>
-            <w:tcBorders>
-              <w:top w:val="single" w:color="C9D6D3" w:sz="4"/>
-              <w:left w:val="single" w:color="C9D6D3" w:sz="4"/>
-              <w:bottom w:val="single" w:color="C9D6D3" w:sz="4"/>
-              <w:right w:val="single" w:color="C9D6D3" w:sz="4"/>
-            </w:tcBorders>
-            <w:shd w:fill="FFFFFF" w:color="auto" w:val="clear"/>
-            <w:tcMar>
-              <w:top w:type="dxa" w:w="50"/>
-              <w:left w:type="dxa" w:w="90"/>
-              <w:bottom w:type="dxa" w:w="50"/>
-              <w:right w:type="dxa" w:w="90"/>
-            </w:tcMar>
-          </w:tcPr>
-          <w:p>
-            <w:pPr>
-              <w:spacing w:after="0" w:before="0" w:line="252"/>
-            </w:pPr>
-            <w:r>
-              <w:rPr>
-                <w:sz w:val="17"/>
-                <w:szCs w:val="17"/>
-              </w:rPr>
-              <w:t xml:space="preserve">2000 симуляцій, σ шоків — згладжені шоки 2023–2026</w:t>
-            </w:r>
-          </w:p>
-        </w:tc>
-        <w:tc>
-          <w:tcPr>
-            <w:tcW w:type="dxa" w:w="4542"/>
-            <w:tcBorders>
-              <w:top w:val="single" w:color="C9D6D3" w:sz="4"/>
-              <w:left w:val="single" w:color="C9D6D3" w:sz="4"/>
-              <w:bottom w:val="single" w:color="C9D6D3" w:sz="4"/>
-              <w:right w:val="single" w:color="C9D6D3" w:sz="4"/>
-            </w:tcBorders>
-            <w:shd w:fill="FFFFFF" w:color="auto" w:val="clear"/>
-            <w:tcMar>
-              <w:top w:type="dxa" w:w="50"/>
-              <w:left w:type="dxa" w:w="90"/>
-              <w:bottom w:type="dxa" w:w="50"/>
-              <w:right w:type="dxa" w:w="90"/>
-            </w:tcMar>
-          </w:tcPr>
-          <w:p>
-            <w:pPr>
-              <w:spacing w:after="0" w:before="0" w:line="252"/>
-            </w:pPr>
-            <w:r>
-              <w:rPr>
-                <w:sz w:val="17"/>
-                <w:szCs w:val="17"/>
-              </w:rPr>
-              <w:t xml:space="preserve">Інтервал 70% для ІСЦ у IV кв. 2027: 3,6–10,8%</w:t>
+            <w:tcW w:type="dxa" w:w="847"/>
+            <w:tcBorders>
+              <w:top w:val="single" w:color="C9D6D3" w:sz="4"/>
+              <w:left w:val="single" w:color="C9D6D3" w:sz="4"/>
+              <w:bottom w:val="single" w:color="C9D6D3" w:sz="4"/>
+              <w:right w:val="single" w:color="C9D6D3" w:sz="4"/>
+            </w:tcBorders>
+            <w:shd w:fill="FFFFFF" w:color="auto" w:val="clear"/>
+            <w:tcMar>
+              <w:top w:type="dxa" w:w="50"/>
+              <w:left w:type="dxa" w:w="90"/>
+              <w:bottom w:type="dxa" w:w="50"/>
+              <w:right w:type="dxa" w:w="90"/>
+            </w:tcMar>
+          </w:tcPr>
+          <w:p>
+            <w:pPr>
+              <w:spacing w:after="0" w:before="0" w:line="252"/>
+            </w:pPr>
+            <w:r>
+              <w:rPr>
+                <w:b/>
+                <w:bCs/>
+                <w:sz w:val="17"/>
+                <w:szCs w:val="17"/>
+              </w:rPr>
+              <w:t xml:space="preserve">Стійкість рішення</w:t>
+            </w:r>
+          </w:p>
+        </w:tc>
+        <w:tc>
+          <w:tcPr>
+            <w:tcW w:type="dxa" w:w="4508"/>
+            <w:tcBorders>
+              <w:top w:val="single" w:color="C9D6D3" w:sz="4"/>
+              <w:left w:val="single" w:color="C9D6D3" w:sz="4"/>
+              <w:bottom w:val="single" w:color="C9D6D3" w:sz="4"/>
+              <w:right w:val="single" w:color="C9D6D3" w:sz="4"/>
+            </w:tcBorders>
+            <w:shd w:fill="FFFFFF" w:color="auto" w:val="clear"/>
+            <w:tcMar>
+              <w:top w:type="dxa" w:w="50"/>
+              <w:left w:type="dxa" w:w="90"/>
+              <w:bottom w:type="dxa" w:w="50"/>
+              <w:right w:type="dxa" w:w="90"/>
+            </w:tcMar>
+          </w:tcPr>
+          <w:p>
+            <w:pPr>
+              <w:spacing w:after="0" w:before="0" w:line="252"/>
+            </w:pPr>
+            <w:r>
+              <w:rPr>
+                <w:sz w:val="17"/>
+                <w:szCs w:val="17"/>
+              </w:rPr>
+              <w:t xml:space="preserve">16–18% у базовому і 9 ризикових сценаріях, очікувані втрати за двома наборами ймовірностей, максимальний жаль</w:t>
+            </w:r>
+          </w:p>
+        </w:tc>
+        <w:tc>
+          <w:tcPr>
+            <w:tcW w:type="dxa" w:w="4509"/>
+            <w:tcBorders>
+              <w:top w:val="single" w:color="C9D6D3" w:sz="4"/>
+              <w:left w:val="single" w:color="C9D6D3" w:sz="4"/>
+              <w:bottom w:val="single" w:color="C9D6D3" w:sz="4"/>
+              <w:right w:val="single" w:color="C9D6D3" w:sz="4"/>
+            </w:tcBorders>
+            <w:shd w:fill="FFFFFF" w:color="auto" w:val="clear"/>
+            <w:tcMar>
+              <w:top w:type="dxa" w:w="50"/>
+              <w:left w:type="dxa" w:w="90"/>
+              <w:bottom w:type="dxa" w:w="50"/>
+              <w:right w:type="dxa" w:w="90"/>
+            </w:tcMar>
+          </w:tcPr>
+          <w:p>
+            <w:pPr>
+              <w:spacing w:after="0" w:before="0" w:line="252"/>
+            </w:pPr>
+            <w:r>
+              <w:rPr>
+                <w:sz w:val="17"/>
+                <w:szCs w:val="17"/>
+              </w:rPr>
+              <w:t xml:space="preserve">Найменші очікувані втрати — 17,0% (P1) / 16,5% (P2), мінімальний жаль — 17,5%</w:t>
             </w:r>
           </w:p>
         </w:tc>
@@ -10934,93 +11062,93 @@
         </w:trPr>
         <w:tc>
           <w:tcPr>
-            <w:tcW w:type="dxa" w:w="782"/>
-            <w:tcBorders>
-              <w:top w:val="single" w:color="C9D6D3" w:sz="4"/>
-              <w:left w:val="single" w:color="C9D6D3" w:sz="4"/>
-              <w:bottom w:val="single" w:color="C9D6D3" w:sz="4"/>
-              <w:right w:val="single" w:color="C9D6D3" w:sz="4"/>
-            </w:tcBorders>
-            <w:shd w:fill="EAF1EF" w:color="auto" w:val="clear"/>
-            <w:tcMar>
-              <w:top w:type="dxa" w:w="50"/>
-              <w:left w:type="dxa" w:w="90"/>
-              <w:bottom w:type="dxa" w:w="50"/>
-              <w:right w:type="dxa" w:w="90"/>
-            </w:tcMar>
-          </w:tcPr>
-          <w:p>
-            <w:pPr>
-              <w:spacing w:after="0" w:before="0" w:line="252"/>
-            </w:pPr>
-            <w:r>
-              <w:rPr>
-                <w:b/>
-                <w:bCs/>
-                <w:sz w:val="17"/>
-                <w:szCs w:val="17"/>
-              </w:rPr>
-              <w:t xml:space="preserve">Бектест</w:t>
-            </w:r>
-          </w:p>
-        </w:tc>
-        <w:tc>
-          <w:tcPr>
-            <w:tcW w:type="dxa" w:w="4540"/>
-            <w:tcBorders>
-              <w:top w:val="single" w:color="C9D6D3" w:sz="4"/>
-              <w:left w:val="single" w:color="C9D6D3" w:sz="4"/>
-              <w:bottom w:val="single" w:color="C9D6D3" w:sz="4"/>
-              <w:right w:val="single" w:color="C9D6D3" w:sz="4"/>
-            </w:tcBorders>
-            <w:shd w:fill="EAF1EF" w:color="auto" w:val="clear"/>
-            <w:tcMar>
-              <w:top w:type="dxa" w:w="50"/>
-              <w:left w:type="dxa" w:w="90"/>
-              <w:bottom w:type="dxa" w:w="50"/>
-              <w:right w:type="dxa" w:w="90"/>
-            </w:tcMar>
-          </w:tcPr>
-          <w:p>
-            <w:pPr>
-              <w:spacing w:after="0" w:before="0" w:line="252"/>
-            </w:pPr>
-            <w:r>
-              <w:rPr>
-                <w:sz w:val="17"/>
-                <w:szCs w:val="17"/>
-              </w:rPr>
-              <w:t xml:space="preserve">Прогноз із даними до II, III, IV кв. 2025, без суджень</w:t>
-            </w:r>
-          </w:p>
-        </w:tc>
-        <w:tc>
-          <w:tcPr>
-            <w:tcW w:type="dxa" w:w="4542"/>
-            <w:tcBorders>
-              <w:top w:val="single" w:color="C9D6D3" w:sz="4"/>
-              <w:left w:val="single" w:color="C9D6D3" w:sz="4"/>
-              <w:bottom w:val="single" w:color="C9D6D3" w:sz="4"/>
-              <w:right w:val="single" w:color="C9D6D3" w:sz="4"/>
-            </w:tcBorders>
-            <w:shd w:fill="EAF1EF" w:color="auto" w:val="clear"/>
-            <w:tcMar>
-              <w:top w:type="dxa" w:w="50"/>
-              <w:left w:type="dxa" w:w="90"/>
-              <w:bottom w:type="dxa" w:w="50"/>
-              <w:right w:type="dxa" w:w="90"/>
-            </w:tcMar>
-          </w:tcPr>
-          <w:p>
-            <w:pPr>
-              <w:spacing w:after="0" w:before="0" w:line="252"/>
-            </w:pPr>
-            <w:r>
-              <w:rPr>
-                <w:sz w:val="17"/>
-                <w:szCs w:val="17"/>
-              </w:rPr>
-              <w:t xml:space="preserve">Помилка ІСЦ на 4 кв. 0,8–1,0 в. п. (наївний: 1,3–6,1)</w:t>
+            <w:tcW w:type="dxa" w:w="847"/>
+            <w:tcBorders>
+              <w:top w:val="single" w:color="C9D6D3" w:sz="4"/>
+              <w:left w:val="single" w:color="C9D6D3" w:sz="4"/>
+              <w:bottom w:val="single" w:color="C9D6D3" w:sz="4"/>
+              <w:right w:val="single" w:color="C9D6D3" w:sz="4"/>
+            </w:tcBorders>
+            <w:shd w:fill="EAF1EF" w:color="auto" w:val="clear"/>
+            <w:tcMar>
+              <w:top w:type="dxa" w:w="50"/>
+              <w:left w:type="dxa" w:w="90"/>
+              <w:bottom w:type="dxa" w:w="50"/>
+              <w:right w:type="dxa" w:w="90"/>
+            </w:tcMar>
+          </w:tcPr>
+          <w:p>
+            <w:pPr>
+              <w:spacing w:after="0" w:before="0" w:line="252"/>
+            </w:pPr>
+            <w:r>
+              <w:rPr>
+                <w:b/>
+                <w:bCs/>
+                <w:sz w:val="17"/>
+                <w:szCs w:val="17"/>
+              </w:rPr>
+              <w:t xml:space="preserve">Віяло</w:t>
+            </w:r>
+          </w:p>
+        </w:tc>
+        <w:tc>
+          <w:tcPr>
+            <w:tcW w:type="dxa" w:w="4508"/>
+            <w:tcBorders>
+              <w:top w:val="single" w:color="C9D6D3" w:sz="4"/>
+              <w:left w:val="single" w:color="C9D6D3" w:sz="4"/>
+              <w:bottom w:val="single" w:color="C9D6D3" w:sz="4"/>
+              <w:right w:val="single" w:color="C9D6D3" w:sz="4"/>
+            </w:tcBorders>
+            <w:shd w:fill="EAF1EF" w:color="auto" w:val="clear"/>
+            <w:tcMar>
+              <w:top w:type="dxa" w:w="50"/>
+              <w:left w:type="dxa" w:w="90"/>
+              <w:bottom w:type="dxa" w:w="50"/>
+              <w:right w:type="dxa" w:w="90"/>
+            </w:tcMar>
+          </w:tcPr>
+          <w:p>
+            <w:pPr>
+              <w:spacing w:after="0" w:before="0" w:line="252"/>
+            </w:pPr>
+            <w:r>
+              <w:rPr>
+                <w:sz w:val="17"/>
+                <w:szCs w:val="17"/>
+              </w:rPr>
+              <w:t xml:space="preserve">2000 симуляцій, σ шоків — згладжені шоки 2023–2026 (внутрішні, нафта, єврозона)</w:t>
+            </w:r>
+          </w:p>
+        </w:tc>
+        <w:tc>
+          <w:tcPr>
+            <w:tcW w:type="dxa" w:w="4509"/>
+            <w:tcBorders>
+              <w:top w:val="single" w:color="C9D6D3" w:sz="4"/>
+              <w:left w:val="single" w:color="C9D6D3" w:sz="4"/>
+              <w:bottom w:val="single" w:color="C9D6D3" w:sz="4"/>
+              <w:right w:val="single" w:color="C9D6D3" w:sz="4"/>
+            </w:tcBorders>
+            <w:shd w:fill="EAF1EF" w:color="auto" w:val="clear"/>
+            <w:tcMar>
+              <w:top w:type="dxa" w:w="50"/>
+              <w:left w:type="dxa" w:w="90"/>
+              <w:bottom w:type="dxa" w:w="50"/>
+              <w:right w:type="dxa" w:w="90"/>
+            </w:tcMar>
+          </w:tcPr>
+          <w:p>
+            <w:pPr>
+              <w:spacing w:after="0" w:before="0" w:line="252"/>
+            </w:pPr>
+            <w:r>
+              <w:rPr>
+                <w:sz w:val="17"/>
+                <w:szCs w:val="17"/>
+              </w:rPr>
+              <w:t xml:space="preserve">Інтервал 70% для ІСЦ у IV кв. 2027: 2,0–9,1%</w:t>
             </w:r>
           </w:p>
         </w:tc>
@@ -11032,14 +11160,112 @@
         </w:trPr>
         <w:tc>
           <w:tcPr>
-            <w:tcW w:type="dxa" w:w="782"/>
-            <w:tcBorders>
-              <w:top w:val="single" w:color="C9D6D3" w:sz="4"/>
-              <w:left w:val="single" w:color="C9D6D3" w:sz="4"/>
-              <w:bottom w:val="single" w:color="C9D6D3" w:sz="4"/>
-              <w:right w:val="single" w:color="C9D6D3" w:sz="4"/>
-            </w:tcBorders>
-            <w:shd w:fill="FFFFFF" w:color="auto" w:val="clear"/>
+            <w:tcW w:type="dxa" w:w="847"/>
+            <w:tcBorders>
+              <w:top w:val="single" w:color="C9D6D3" w:sz="4"/>
+              <w:left w:val="single" w:color="C9D6D3" w:sz="4"/>
+              <w:bottom w:val="single" w:color="C9D6D3" w:sz="4"/>
+              <w:right w:val="single" w:color="C9D6D3" w:sz="4"/>
+            </w:tcBorders>
+            <w:shd w:fill="FFFFFF" w:color="auto" w:val="clear"/>
+            <w:tcMar>
+              <w:top w:type="dxa" w:w="50"/>
+              <w:left w:type="dxa" w:w="90"/>
+              <w:bottom w:type="dxa" w:w="50"/>
+              <w:right w:type="dxa" w:w="90"/>
+            </w:tcMar>
+          </w:tcPr>
+          <w:p>
+            <w:pPr>
+              <w:spacing w:after="0" w:before="0" w:line="252"/>
+            </w:pPr>
+            <w:r>
+              <w:rPr>
+                <w:b/>
+                <w:bCs/>
+                <w:sz w:val="17"/>
+                <w:szCs w:val="17"/>
+              </w:rPr>
+              <w:t xml:space="preserve">Бектест</w:t>
+            </w:r>
+          </w:p>
+        </w:tc>
+        <w:tc>
+          <w:tcPr>
+            <w:tcW w:type="dxa" w:w="4508"/>
+            <w:tcBorders>
+              <w:top w:val="single" w:color="C9D6D3" w:sz="4"/>
+              <w:left w:val="single" w:color="C9D6D3" w:sz="4"/>
+              <w:bottom w:val="single" w:color="C9D6D3" w:sz="4"/>
+              <w:right w:val="single" w:color="C9D6D3" w:sz="4"/>
+            </w:tcBorders>
+            <w:shd w:fill="FFFFFF" w:color="auto" w:val="clear"/>
+            <w:tcMar>
+              <w:top w:type="dxa" w:w="50"/>
+              <w:left w:type="dxa" w:w="90"/>
+              <w:bottom w:type="dxa" w:w="50"/>
+              <w:right w:type="dxa" w:w="90"/>
+            </w:tcMar>
+          </w:tcPr>
+          <w:p>
+            <w:pPr>
+              <w:spacing w:after="0" w:before="0" w:line="252"/>
+            </w:pPr>
+            <w:r>
+              <w:rPr>
+                <w:sz w:val="17"/>
+                <w:szCs w:val="17"/>
+              </w:rPr>
+              <w:t xml:space="preserve">Прогноз із даними до II, III, IV кв. 2025, без суджень і наукастів; квазіреальний (сезонність і фільтр — лише на даних до дати); факт — лише опубліковані дані</w:t>
+            </w:r>
+          </w:p>
+        </w:tc>
+        <w:tc>
+          <w:tcPr>
+            <w:tcW w:type="dxa" w:w="4509"/>
+            <w:tcBorders>
+              <w:top w:val="single" w:color="C9D6D3" w:sz="4"/>
+              <w:left w:val="single" w:color="C9D6D3" w:sz="4"/>
+              <w:bottom w:val="single" w:color="C9D6D3" w:sz="4"/>
+              <w:right w:val="single" w:color="C9D6D3" w:sz="4"/>
+            </w:tcBorders>
+            <w:shd w:fill="FFFFFF" w:color="auto" w:val="clear"/>
+            <w:tcMar>
+              <w:top w:type="dxa" w:w="50"/>
+              <w:left w:type="dxa" w:w="90"/>
+              <w:bottom w:type="dxa" w:w="50"/>
+              <w:right w:type="dxa" w:w="90"/>
+            </w:tcMar>
+          </w:tcPr>
+          <w:p>
+            <w:pPr>
+              <w:spacing w:after="0" w:before="0" w:line="252"/>
+            </w:pPr>
+            <w:r>
+              <w:rPr>
+                <w:sz w:val="17"/>
+                <w:szCs w:val="17"/>
+              </w:rPr>
+              <w:t xml:space="preserve">RMSE ІСЦ за горизонтами 1–4 кв. 0,4–1,8 в. п. (наївний: 1,3–6,1)</w:t>
+            </w:r>
+          </w:p>
+        </w:tc>
+      </w:tr>
+      <w:tr>
+        <w:trPr>
+          <w:cantSplit/>
+          <w:tblHeader w:val="off"/>
+        </w:trPr>
+        <w:tc>
+          <w:tcPr>
+            <w:tcW w:type="dxa" w:w="847"/>
+            <w:tcBorders>
+              <w:top w:val="single" w:color="C9D6D3" w:sz="4"/>
+              <w:left w:val="single" w:color="C9D6D3" w:sz="4"/>
+              <w:bottom w:val="single" w:color="C9D6D3" w:sz="4"/>
+              <w:right w:val="single" w:color="C9D6D3" w:sz="4"/>
+            </w:tcBorders>
+            <w:shd w:fill="EAF1EF" w:color="auto" w:val="clear"/>
             <w:tcMar>
               <w:top w:type="dxa" w:w="50"/>
               <w:left w:type="dxa" w:w="90"/>
@@ -11064,14 +11290,14 @@
         </w:tc>
         <w:tc>
           <w:tcPr>
-            <w:tcW w:type="dxa" w:w="4540"/>
-            <w:tcBorders>
-              <w:top w:val="single" w:color="C9D6D3" w:sz="4"/>
-              <w:left w:val="single" w:color="C9D6D3" w:sz="4"/>
-              <w:bottom w:val="single" w:color="C9D6D3" w:sz="4"/>
-              <w:right w:val="single" w:color="C9D6D3" w:sz="4"/>
-            </w:tcBorders>
-            <w:shd w:fill="FFFFFF" w:color="auto" w:val="clear"/>
+            <w:tcW w:type="dxa" w:w="4508"/>
+            <w:tcBorders>
+              <w:top w:val="single" w:color="C9D6D3" w:sz="4"/>
+              <w:left w:val="single" w:color="C9D6D3" w:sz="4"/>
+              <w:bottom w:val="single" w:color="C9D6D3" w:sz="4"/>
+              <w:right w:val="single" w:color="C9D6D3" w:sz="4"/>
+            </w:tcBorders>
+            <w:shd w:fill="EAF1EF" w:color="auto" w:val="clear"/>
             <w:tcMar>
               <w:top w:type="dxa" w:w="50"/>
               <w:left w:type="dxa" w:w="90"/>
@@ -11094,14 +11320,14 @@
         </w:tc>
         <w:tc>
           <w:tcPr>
-            <w:tcW w:type="dxa" w:w="4542"/>
-            <w:tcBorders>
-              <w:top w:val="single" w:color="C9D6D3" w:sz="4"/>
-              <w:left w:val="single" w:color="C9D6D3" w:sz="4"/>
-              <w:bottom w:val="single" w:color="C9D6D3" w:sz="4"/>
-              <w:right w:val="single" w:color="C9D6D3" w:sz="4"/>
-            </w:tcBorders>
-            <w:shd w:fill="FFFFFF" w:color="auto" w:val="clear"/>
+            <w:tcW w:type="dxa" w:w="4509"/>
+            <w:tcBorders>
+              <w:top w:val="single" w:color="C9D6D3" w:sz="4"/>
+              <w:left w:val="single" w:color="C9D6D3" w:sz="4"/>
+              <w:bottom w:val="single" w:color="C9D6D3" w:sz="4"/>
+              <w:right w:val="single" w:color="C9D6D3" w:sz="4"/>
+            </w:tcBorders>
+            <w:shd w:fill="EAF1EF" w:color="auto" w:val="clear"/>
             <w:tcMar>
               <w:top w:type="dxa" w:w="50"/>
               <w:left w:type="dxa" w:w="90"/>
@@ -11159,8 +11385,8 @@
         <w:tblLayout w:type="fixed"/>
       </w:tblPr>
       <w:tblGrid>
-        <w:gridCol w:w="2528"/>
-        <w:gridCol w:w="7336"/>
+        <w:gridCol w:w="2668"/>
+        <w:gridCol w:w="7196"/>
       </w:tblGrid>
       <w:tr>
         <w:trPr>
@@ -11169,7 +11395,7 @@
         </w:trPr>
         <w:tc>
           <w:tcPr>
-            <w:tcW w:type="dxa" w:w="2528"/>
+            <w:tcW w:type="dxa" w:w="2668"/>
             <w:tcBorders>
               <w:top w:val="single" w:color="C9D6D3" w:sz="4"/>
               <w:left w:val="single" w:color="C9D6D3" w:sz="4"/>
@@ -11202,7 +11428,7 @@
         </w:tc>
         <w:tc>
           <w:tcPr>
-            <w:tcW w:type="dxa" w:w="7336"/>
+            <w:tcW w:type="dxa" w:w="7196"/>
             <w:tcBorders>
               <w:top w:val="single" w:color="C9D6D3" w:sz="4"/>
               <w:left w:val="single" w:color="C9D6D3" w:sz="4"/>
@@ -11241,7 +11467,7 @@
         </w:trPr>
         <w:tc>
           <w:tcPr>
-            <w:tcW w:type="dxa" w:w="2528"/>
+            <w:tcW w:type="dxa" w:w="2668"/>
             <w:tcBorders>
               <w:top w:val="single" w:color="C9D6D3" w:sz="4"/>
               <w:left w:val="single" w:color="C9D6D3" w:sz="4"/>
@@ -11273,7 +11499,7 @@
         </w:tc>
         <w:tc>
           <w:tcPr>
-            <w:tcW w:type="dxa" w:w="7336"/>
+            <w:tcW w:type="dxa" w:w="7196"/>
             <w:tcBorders>
               <w:top w:val="single" w:color="C9D6D3" w:sz="4"/>
               <w:left w:val="single" w:color="C9D6D3" w:sz="4"/>
@@ -11309,63 +11535,63 @@
         </w:trPr>
         <w:tc>
           <w:tcPr>
-            <w:tcW w:type="dxa" w:w="2528"/>
-            <w:tcBorders>
-              <w:top w:val="single" w:color="C9D6D3" w:sz="4"/>
-              <w:left w:val="single" w:color="C9D6D3" w:sz="4"/>
-              <w:bottom w:val="single" w:color="C9D6D3" w:sz="4"/>
-              <w:right w:val="single" w:color="C9D6D3" w:sz="4"/>
-            </w:tcBorders>
-            <w:shd w:fill="EAF1EF" w:color="auto" w:val="clear"/>
-            <w:tcMar>
-              <w:top w:type="dxa" w:w="50"/>
-              <w:left w:type="dxa" w:w="90"/>
-              <w:bottom w:type="dxa" w:w="50"/>
-              <w:right w:type="dxa" w:w="90"/>
-            </w:tcMar>
-          </w:tcPr>
-          <w:p>
-            <w:pPr>
-              <w:spacing w:after="0" w:before="0" w:line="252"/>
-            </w:pPr>
-            <w:r>
-              <w:rPr>
-                <w:b/>
-                <w:bCs/>
-                <w:sz w:val="17"/>
-                <w:szCs w:val="17"/>
-              </w:rPr>
-              <w:t xml:space="preserve">Модель із вагою нафти 0 = шаблон НБУ</w:t>
-            </w:r>
-          </w:p>
-        </w:tc>
-        <w:tc>
-          <w:tcPr>
-            <w:tcW w:type="dxa" w:w="7336"/>
-            <w:tcBorders>
-              <w:top w:val="single" w:color="C9D6D3" w:sz="4"/>
-              <w:left w:val="single" w:color="C9D6D3" w:sz="4"/>
-              <w:bottom w:val="single" w:color="C9D6D3" w:sz="4"/>
-              <w:right w:val="single" w:color="C9D6D3" w:sz="4"/>
-            </w:tcBorders>
-            <w:shd w:fill="EAF1EF" w:color="auto" w:val="clear"/>
-            <w:tcMar>
-              <w:top w:type="dxa" w:w="50"/>
-              <w:left w:type="dxa" w:w="90"/>
-              <w:bottom w:type="dxa" w:w="50"/>
-              <w:right w:type="dxa" w:w="90"/>
-            </w:tcMar>
-          </w:tcPr>
-          <w:p>
-            <w:pPr>
-              <w:spacing w:after="0" w:before="0" w:line="252"/>
-            </w:pPr>
-            <w:r>
-              <w:rPr>
-                <w:sz w:val="17"/>
-                <w:szCs w:val="17"/>
-              </w:rPr>
-              <w:t xml:space="preserve">Функції відгуку збігаються з опублікованими MATLAB-значеннями (тест)</w:t>
+            <w:tcW w:type="dxa" w:w="2668"/>
+            <w:tcBorders>
+              <w:top w:val="single" w:color="C9D6D3" w:sz="4"/>
+              <w:left w:val="single" w:color="C9D6D3" w:sz="4"/>
+              <w:bottom w:val="single" w:color="C9D6D3" w:sz="4"/>
+              <w:right w:val="single" w:color="C9D6D3" w:sz="4"/>
+            </w:tcBorders>
+            <w:shd w:fill="EAF1EF" w:color="auto" w:val="clear"/>
+            <w:tcMar>
+              <w:top w:type="dxa" w:w="50"/>
+              <w:left w:type="dxa" w:w="90"/>
+              <w:bottom w:type="dxa" w:w="50"/>
+              <w:right w:type="dxa" w:w="90"/>
+            </w:tcMar>
+          </w:tcPr>
+          <w:p>
+            <w:pPr>
+              <w:spacing w:after="0" w:before="0" w:line="252"/>
+            </w:pPr>
+            <w:r>
+              <w:rPr>
+                <w:b/>
+                <w:bCs/>
+                <w:sz w:val="17"/>
+                <w:szCs w:val="17"/>
+              </w:rPr>
+              <w:t xml:space="preserve">Модель із вагою нафти 0: функції відгуку = шаблон НБУ</w:t>
+            </w:r>
+          </w:p>
+        </w:tc>
+        <w:tc>
+          <w:tcPr>
+            <w:tcW w:type="dxa" w:w="7196"/>
+            <w:tcBorders>
+              <w:top w:val="single" w:color="C9D6D3" w:sz="4"/>
+              <w:left w:val="single" w:color="C9D6D3" w:sz="4"/>
+              <w:bottom w:val="single" w:color="C9D6D3" w:sz="4"/>
+              <w:right w:val="single" w:color="C9D6D3" w:sz="4"/>
+            </w:tcBorders>
+            <w:shd w:fill="EAF1EF" w:color="auto" w:val="clear"/>
+            <w:tcMar>
+              <w:top w:type="dxa" w:w="50"/>
+              <w:left w:type="dxa" w:w="90"/>
+              <w:bottom w:type="dxa" w:w="50"/>
+              <w:right w:type="dxa" w:w="90"/>
+            </w:tcMar>
+          </w:tcPr>
+          <w:p>
+            <w:pPr>
+              <w:spacing w:after="0" w:before="0" w:line="252"/>
+            </w:pPr>
+            <w:r>
+              <w:rPr>
+                <w:sz w:val="17"/>
+                <w:szCs w:val="17"/>
+              </w:rPr>
+              <w:t xml:space="preserve">Збігаються з опублікованими MATLAB-значеннями (тест; β = 0 і 0,8); фільтр і прогноз додатково використовують базовий ІСЦ</w:t>
             </w:r>
           </w:p>
         </w:tc>
@@ -11377,7 +11603,7 @@
         </w:trPr>
         <w:tc>
           <w:tcPr>
-            <w:tcW w:type="dxa" w:w="2528"/>
+            <w:tcW w:type="dxa" w:w="2668"/>
             <w:tcBorders>
               <w:top w:val="single" w:color="C9D6D3" w:sz="4"/>
               <w:left w:val="single" w:color="C9D6D3" w:sz="4"/>
@@ -11409,7 +11635,7 @@
         </w:tc>
         <w:tc>
           <w:tcPr>
-            <w:tcW w:type="dxa" w:w="7336"/>
+            <w:tcW w:type="dxa" w:w="7196"/>
             <w:tcBorders>
               <w:top w:val="single" w:color="C9D6D3" w:sz="4"/>
               <w:left w:val="single" w:color="C9D6D3" w:sz="4"/>
@@ -11445,93 +11671,63 @@
         </w:trPr>
         <w:tc>
           <w:tcPr>
-            <w:tcW w:type="dxa" w:w="2528"/>
-            <w:tcBorders>
-              <w:top w:val="single" w:color="C9D6D3" w:sz="4"/>
-              <w:left w:val="single" w:color="C9D6D3" w:sz="4"/>
-              <w:bottom w:val="single" w:color="C9D6D3" w:sz="4"/>
-              <w:right w:val="single" w:color="C9D6D3" w:sz="4"/>
-            </w:tcBorders>
-            <w:shd w:fill="EAF1EF" w:color="auto" w:val="clear"/>
-            <w:tcMar>
-              <w:top w:type="dxa" w:w="50"/>
-              <w:left w:type="dxa" w:w="90"/>
-              <w:bottom w:type="dxa" w:w="50"/>
-              <w:right w:type="dxa" w:w="90"/>
-            </w:tcMar>
-          </w:tcPr>
-          <w:p>
-            <w:pPr>
-              <w:spacing w:after="0" w:before="0" w:line="252"/>
-            </w:pPr>
-            <w:r>
-              <w:rPr>
-                <w:b/>
-                <w:bCs/>
-                <w:sz w:val="17"/>
-                <w:szCs w:val="17"/>
-              </w:rPr>
-              <w:t xml:space="preserve">MATLAB R2026b + IRIS 20230622</w:t>
-            </w:r>
-          </w:p>
-        </w:tc>
-        <w:tc>
-          <w:tcPr>
-            <w:tcW w:type="dxa" w:w="7336"/>
-            <w:tcBorders>
-              <w:top w:val="single" w:color="C9D6D3" w:sz="4"/>
-              <w:left w:val="single" w:color="C9D6D3" w:sz="4"/>
-              <w:bottom w:val="single" w:color="C9D6D3" w:sz="4"/>
-              <w:right w:val="single" w:color="C9D6D3" w:sz="4"/>
-            </w:tcBorders>
-            <w:shd w:fill="EAF1EF" w:color="auto" w:val="clear"/>
-            <w:tcMar>
-              <w:top w:type="dxa" w:w="50"/>
-              <w:left w:type="dxa" w:w="90"/>
-              <w:bottom w:type="dxa" w:w="50"/>
-              <w:right w:type="dxa" w:w="90"/>
-            </w:tcMar>
-          </w:tcPr>
-          <w:p>
-            <w:pPr>
-              <w:spacing w:after="0" w:before="0" w:line="252"/>
-            </w:pPr>
-            <w:r>
-              <w:rPr>
-                <w:sz w:val="17"/>
-                <w:szCs w:val="17"/>
-              </w:rPr>
-              <w:t xml:space="preserve">Той самий </w:t>
-            </w:r>
-            <w:r>
-              <w:rPr>
-                <w:rFonts w:ascii="Consolas" w:cs="Consolas" w:eastAsia="Consolas" w:hAnsi="Consolas"/>
-                <w:sz w:val="15"/>
-                <w:szCs w:val="15"/>
-              </w:rPr>
-              <w:t xml:space="preserve">.model</w:t>
-            </w:r>
-            <w:r>
-              <w:rPr>
-                <w:sz w:val="17"/>
-                <w:szCs w:val="17"/>
-              </w:rPr>
-              <w:t xml:space="preserve">, дані й плани: фільтр і 5 сценаріїв — розбіжність 1,4e−5 (</w:t>
-            </w:r>
-            <w:r>
-              <w:rPr>
-                <w:rFonts w:ascii="Consolas" w:cs="Consolas" w:eastAsia="Consolas" w:hAnsi="Consolas"/>
-                <w:sz w:val="17"/>
-                <w:szCs w:val="17"/>
-              </w:rPr>
-              <w:t xml:space="preserve">docs/matlab_check.md</w:t>
-            </w:r>
-            <w:r>
-              <w:rPr>
-                <w:sz w:val="17"/>
-                <w:szCs w:val="17"/>
-              </w:rPr>
-              <w:t xml:space="preserve">)</w:t>
+            <w:tcW w:type="dxa" w:w="2668"/>
+            <w:tcBorders>
+              <w:top w:val="single" w:color="C9D6D3" w:sz="4"/>
+              <w:left w:val="single" w:color="C9D6D3" w:sz="4"/>
+              <w:bottom w:val="single" w:color="C9D6D3" w:sz="4"/>
+              <w:right w:val="single" w:color="C9D6D3" w:sz="4"/>
+            </w:tcBorders>
+            <w:shd w:fill="EAF1EF" w:color="auto" w:val="clear"/>
+            <w:tcMar>
+              <w:top w:type="dxa" w:w="50"/>
+              <w:left w:type="dxa" w:w="90"/>
+              <w:bottom w:type="dxa" w:w="50"/>
+              <w:right w:type="dxa" w:w="90"/>
+            </w:tcMar>
+          </w:tcPr>
+          <w:p>
+            <w:pPr>
+              <w:spacing w:after="0" w:before="0" w:line="252"/>
+            </w:pPr>
+            <w:r>
+              <w:rPr>
+                <w:b/>
+                <w:bCs/>
+                <w:sz w:val="17"/>
+                <w:szCs w:val="17"/>
+              </w:rPr>
+              <w:t xml:space="preserve">Виправлення аудиту 25.10.2026</w:t>
+            </w:r>
+          </w:p>
+        </w:tc>
+        <w:tc>
+          <w:tcPr>
+            <w:tcW w:type="dxa" w:w="7196"/>
+            <w:tcBorders>
+              <w:top w:val="single" w:color="C9D6D3" w:sz="4"/>
+              <w:left w:val="single" w:color="C9D6D3" w:sz="4"/>
+              <w:bottom w:val="single" w:color="C9D6D3" w:sz="4"/>
+              <w:right w:val="single" w:color="C9D6D3" w:sz="4"/>
+            </w:tcBorders>
+            <w:shd w:fill="EAF1EF" w:color="auto" w:val="clear"/>
+            <w:tcMar>
+              <w:top w:type="dxa" w:w="50"/>
+              <w:left w:type="dxa" w:w="90"/>
+              <w:bottom w:type="dxa" w:w="50"/>
+              <w:right w:type="dxa" w:w="90"/>
+            </w:tcMar>
+          </w:tcPr>
+          <w:p>
+            <w:pPr>
+              <w:spacing w:after="0" w:before="0" w:line="252"/>
+            </w:pPr>
+            <w:r>
+              <w:rPr>
+                <w:sz w:val="17"/>
+                <w:szCs w:val="17"/>
+              </w:rPr>
+              <w:t xml:space="preserve">Базовий ІСЦ = річні дані Держстату; Brent — лише спот; сезонний фактор вересня не переписується новим місяцем; наукаст курсу виконується; таблиця стійкості = таблиця варіантів; бектест — лише факт (6 тестів)</w:t>
             </w:r>
           </w:p>
         </w:tc>
@@ -11543,63 +11739,108 @@
         </w:trPr>
         <w:tc>
           <w:tcPr>
-            <w:tcW w:type="dxa" w:w="2528"/>
-            <w:tcBorders>
-              <w:top w:val="single" w:color="C9D6D3" w:sz="4"/>
-              <w:left w:val="single" w:color="C9D6D3" w:sz="4"/>
-              <w:bottom w:val="single" w:color="C9D6D3" w:sz="4"/>
-              <w:right w:val="single" w:color="C9D6D3" w:sz="4"/>
-            </w:tcBorders>
-            <w:shd w:fill="FFFFFF" w:color="auto" w:val="clear"/>
-            <w:tcMar>
-              <w:top w:type="dxa" w:w="50"/>
-              <w:left w:type="dxa" w:w="90"/>
-              <w:bottom w:type="dxa" w:w="50"/>
-              <w:right w:type="dxa" w:w="90"/>
-            </w:tcMar>
-          </w:tcPr>
-          <w:p>
-            <w:pPr>
-              <w:spacing w:after="0" w:before="0" w:line="252"/>
-            </w:pPr>
-            <w:r>
-              <w:rPr>
-                <w:b/>
-                <w:bCs/>
-                <w:sz w:val="17"/>
-                <w:szCs w:val="17"/>
-              </w:rPr>
-              <w:t xml:space="preserve">Інше</w:t>
-            </w:r>
-          </w:p>
-        </w:tc>
-        <w:tc>
-          <w:tcPr>
-            <w:tcW w:type="dxa" w:w="7336"/>
-            <w:tcBorders>
-              <w:top w:val="single" w:color="C9D6D3" w:sz="4"/>
-              <w:left w:val="single" w:color="C9D6D3" w:sz="4"/>
-              <w:bottom w:val="single" w:color="C9D6D3" w:sz="4"/>
-              <w:right w:val="single" w:color="C9D6D3" w:sz="4"/>
-            </w:tcBorders>
-            <w:shd w:fill="FFFFFF" w:color="auto" w:val="clear"/>
-            <w:tcMar>
-              <w:top w:type="dxa" w:w="50"/>
-              <w:left w:type="dxa" w:w="90"/>
-              <w:bottom w:type="dxa" w:w="50"/>
-              <w:right w:type="dxa" w:w="90"/>
-            </w:tcMar>
-          </w:tcPr>
-          <w:p>
-            <w:pPr>
-              <w:spacing w:after="0" w:before="0" w:line="252"/>
-            </w:pPr>
-            <w:r>
-              <w:rPr>
-                <w:sz w:val="17"/>
-                <w:szCs w:val="17"/>
-              </w:rPr>
-              <w:t xml:space="preserve">Нафтовий шок без хибного відскоку; шоки сценаріїв додаються; прогноз приземляється на 5%; цифри слайда «Головне» = результати моделі</w:t>
+            <w:tcW w:type="dxa" w:w="2668"/>
+            <w:tcBorders>
+              <w:top w:val="single" w:color="C9D6D3" w:sz="4"/>
+              <w:left w:val="single" w:color="C9D6D3" w:sz="4"/>
+              <w:bottom w:val="single" w:color="C9D6D3" w:sz="4"/>
+              <w:right w:val="single" w:color="C9D6D3" w:sz="4"/>
+            </w:tcBorders>
+            <w:shd w:fill="FFFFFF" w:color="auto" w:val="clear"/>
+            <w:tcMar>
+              <w:top w:type="dxa" w:w="50"/>
+              <w:left w:type="dxa" w:w="90"/>
+              <w:bottom w:type="dxa" w:w="50"/>
+              <w:right w:type="dxa" w:w="90"/>
+            </w:tcMar>
+          </w:tcPr>
+          <w:p>
+            <w:pPr>
+              <w:spacing w:after="0" w:before="0" w:line="252"/>
+            </w:pPr>
+            <w:r>
+              <w:rPr>
+                <w:b/>
+                <w:bCs/>
+                <w:sz w:val="17"/>
+                <w:szCs w:val="17"/>
+              </w:rPr>
+              <w:t xml:space="preserve">MATLAB R2026b + IRIS 20230622</w:t>
+            </w:r>
+          </w:p>
+        </w:tc>
+        <w:tc>
+          <w:tcPr>
+            <w:tcW w:type="dxa" w:w="7196"/>
+            <w:tcBorders>
+              <w:top w:val="single" w:color="C9D6D3" w:sz="4"/>
+              <w:left w:val="single" w:color="C9D6D3" w:sz="4"/>
+              <w:bottom w:val="single" w:color="C9D6D3" w:sz="4"/>
+              <w:right w:val="single" w:color="C9D6D3" w:sz="4"/>
+            </w:tcBorders>
+            <w:shd w:fill="FFFFFF" w:color="auto" w:val="clear"/>
+            <w:tcMar>
+              <w:top w:type="dxa" w:w="50"/>
+              <w:left w:type="dxa" w:w="90"/>
+              <w:bottom w:type="dxa" w:w="50"/>
+              <w:right w:type="dxa" w:w="90"/>
+            </w:tcMar>
+          </w:tcPr>
+          <w:p>
+            <w:pPr>
+              <w:spacing w:after="0" w:before="0" w:line="252"/>
+            </w:pPr>
+            <w:r>
+              <w:rPr>
+                <w:sz w:val="17"/>
+                <w:szCs w:val="17"/>
+              </w:rPr>
+              <w:t xml:space="preserve">Той самий </w:t>
+            </w:r>
+            <w:r>
+              <w:rPr>
+                <w:rFonts w:ascii="Consolas" w:cs="Consolas" w:eastAsia="Consolas" w:hAnsi="Consolas"/>
+                <w:sz w:val="15"/>
+                <w:szCs w:val="15"/>
+              </w:rPr>
+              <w:t xml:space="preserve">.model</w:t>
+            </w:r>
+            <w:r>
+              <w:rPr>
+                <w:sz w:val="17"/>
+                <w:szCs w:val="17"/>
+              </w:rPr>
+              <w:t xml:space="preserve">, дані й плани: фільтр і 5 сценаріїв — розбіжність 1,4e−5 на даних до 20.10 (</w:t>
+            </w:r>
+            <w:r>
+              <w:rPr>
+                <w:rFonts w:ascii="Consolas" w:cs="Consolas" w:eastAsia="Consolas" w:hAnsi="Consolas"/>
+                <w:sz w:val="17"/>
+                <w:szCs w:val="17"/>
+              </w:rPr>
+              <w:t xml:space="preserve">docs/matlab_check.md</w:t>
+            </w:r>
+            <w:r>
+              <w:rPr>
+                <w:sz w:val="17"/>
+                <w:szCs w:val="17"/>
+              </w:rPr>
+              <w:t xml:space="preserve">); після оновлення даних 25.10 </w:t>
+            </w:r>
+            <w:r>
+              <w:rPr>
+                <w:rFonts w:ascii="Consolas" w:cs="Consolas" w:eastAsia="Consolas" w:hAnsi="Consolas"/>
+                <w:sz w:val="15"/>
+                <w:szCs w:val="15"/>
+              </w:rPr>
+              <w:t xml:space="preserve">run_check.m</w:t>
+            </w:r>
+            <w:r>
+              <w:rPr>
+                <w:sz w:val="17"/>
+                <w:szCs w:val="17"/>
+              </w:rPr>
+              <w:t xml:space="preserve"> треба перезапустити</w:t>
             </w:r>
           </w:p>
         </w:tc>
@@ -11611,14 +11852,82 @@
         </w:trPr>
         <w:tc>
           <w:tcPr>
-            <w:tcW w:type="dxa" w:w="2528"/>
-            <w:tcBorders>
-              <w:top w:val="single" w:color="C9D6D3" w:sz="4"/>
-              <w:left w:val="single" w:color="C9D6D3" w:sz="4"/>
-              <w:bottom w:val="single" w:color="C9D6D3" w:sz="4"/>
-              <w:right w:val="single" w:color="C9D6D3" w:sz="4"/>
-            </w:tcBorders>
-            <w:shd w:fill="EAF1EF" w:color="auto" w:val="clear"/>
+            <w:tcW w:type="dxa" w:w="2668"/>
+            <w:tcBorders>
+              <w:top w:val="single" w:color="C9D6D3" w:sz="4"/>
+              <w:left w:val="single" w:color="C9D6D3" w:sz="4"/>
+              <w:bottom w:val="single" w:color="C9D6D3" w:sz="4"/>
+              <w:right w:val="single" w:color="C9D6D3" w:sz="4"/>
+            </w:tcBorders>
+            <w:shd w:fill="EAF1EF" w:color="auto" w:val="clear"/>
+            <w:tcMar>
+              <w:top w:type="dxa" w:w="50"/>
+              <w:left w:type="dxa" w:w="90"/>
+              <w:bottom w:type="dxa" w:w="50"/>
+              <w:right w:type="dxa" w:w="90"/>
+            </w:tcMar>
+          </w:tcPr>
+          <w:p>
+            <w:pPr>
+              <w:spacing w:after="0" w:before="0" w:line="252"/>
+            </w:pPr>
+            <w:r>
+              <w:rPr>
+                <w:b/>
+                <w:bCs/>
+                <w:sz w:val="17"/>
+                <w:szCs w:val="17"/>
+              </w:rPr>
+              <w:t xml:space="preserve">Інше</w:t>
+            </w:r>
+          </w:p>
+        </w:tc>
+        <w:tc>
+          <w:tcPr>
+            <w:tcW w:type="dxa" w:w="7196"/>
+            <w:tcBorders>
+              <w:top w:val="single" w:color="C9D6D3" w:sz="4"/>
+              <w:left w:val="single" w:color="C9D6D3" w:sz="4"/>
+              <w:bottom w:val="single" w:color="C9D6D3" w:sz="4"/>
+              <w:right w:val="single" w:color="C9D6D3" w:sz="4"/>
+            </w:tcBorders>
+            <w:shd w:fill="EAF1EF" w:color="auto" w:val="clear"/>
+            <w:tcMar>
+              <w:top w:type="dxa" w:w="50"/>
+              <w:left w:type="dxa" w:w="90"/>
+              <w:bottom w:type="dxa" w:w="50"/>
+              <w:right w:type="dxa" w:w="90"/>
+            </w:tcMar>
+          </w:tcPr>
+          <w:p>
+            <w:pPr>
+              <w:spacing w:after="0" w:before="0" w:line="252"/>
+            </w:pPr>
+            <w:r>
+              <w:rPr>
+                <w:sz w:val="17"/>
+                <w:szCs w:val="17"/>
+              </w:rPr>
+              <w:t xml:space="preserve">Нафтовий шок без хибного відскоку; шоки сценаріїв додаються; прогноз приземляється на 5%; цифри слайда «Головне» = результати моделі</w:t>
+            </w:r>
+          </w:p>
+        </w:tc>
+      </w:tr>
+      <w:tr>
+        <w:trPr>
+          <w:cantSplit/>
+          <w:tblHeader w:val="off"/>
+        </w:trPr>
+        <w:tc>
+          <w:tcPr>
+            <w:tcW w:type="dxa" w:w="2668"/>
+            <w:tcBorders>
+              <w:top w:val="single" w:color="C9D6D3" w:sz="4"/>
+              <w:left w:val="single" w:color="C9D6D3" w:sz="4"/>
+              <w:bottom w:val="single" w:color="C9D6D3" w:sz="4"/>
+              <w:right w:val="single" w:color="C9D6D3" w:sz="4"/>
+            </w:tcBorders>
+            <w:shd w:fill="FFFFFF" w:color="auto" w:val="clear"/>
             <w:tcMar>
               <w:top w:type="dxa" w:w="50"/>
               <w:left w:type="dxa" w:w="90"/>
@@ -11643,31 +11952,31 @@
         </w:tc>
         <w:tc>
           <w:tcPr>
-            <w:tcW w:type="dxa" w:w="7336"/>
-            <w:tcBorders>
-              <w:top w:val="single" w:color="C9D6D3" w:sz="4"/>
-              <w:left w:val="single" w:color="C9D6D3" w:sz="4"/>
-              <w:bottom w:val="single" w:color="C9D6D3" w:sz="4"/>
-              <w:right w:val="single" w:color="C9D6D3" w:sz="4"/>
-            </w:tcBorders>
-            <w:shd w:fill="EAF1EF" w:color="auto" w:val="clear"/>
-            <w:tcMar>
-              <w:top w:type="dxa" w:w="50"/>
-              <w:left w:type="dxa" w:w="90"/>
-              <w:bottom w:type="dxa" w:w="50"/>
-              <w:right w:type="dxa" w:w="90"/>
-            </w:tcMar>
-          </w:tcPr>
-          <w:p>
-            <w:pPr>
-              <w:spacing w:after="0" w:before="0" w:line="252"/>
-            </w:pPr>
-            <w:r>
-              <w:rPr>
-                <w:sz w:val="17"/>
-                <w:szCs w:val="17"/>
-              </w:rPr>
-              <w:t xml:space="preserve">14 тестів (</w:t>
+            <w:tcW w:type="dxa" w:w="7196"/>
+            <w:tcBorders>
+              <w:top w:val="single" w:color="C9D6D3" w:sz="4"/>
+              <w:left w:val="single" w:color="C9D6D3" w:sz="4"/>
+              <w:bottom w:val="single" w:color="C9D6D3" w:sz="4"/>
+              <w:right w:val="single" w:color="C9D6D3" w:sz="4"/>
+            </w:tcBorders>
+            <w:shd w:fill="FFFFFF" w:color="auto" w:val="clear"/>
+            <w:tcMar>
+              <w:top w:type="dxa" w:w="50"/>
+              <w:left w:type="dxa" w:w="90"/>
+              <w:bottom w:type="dxa" w:w="50"/>
+              <w:right w:type="dxa" w:w="90"/>
+            </w:tcMar>
+          </w:tcPr>
+          <w:p>
+            <w:pPr>
+              <w:spacing w:after="0" w:before="0" w:line="252"/>
+            </w:pPr>
+            <w:r>
+              <w:rPr>
+                <w:sz w:val="17"/>
+                <w:szCs w:val="17"/>
+              </w:rPr>
+              <w:t xml:space="preserve">21 тест (</w:t>
             </w:r>
             <w:r>
               <w:rPr>
@@ -14006,7 +14315,7 @@
                 <w:sz w:val="17"/>
                 <w:szCs w:val="17"/>
               </w:rPr>
-              <w:t xml:space="preserve">Рекомендація: не заморожувати курс (≈44,7 грн/$ з червня); резерви захищає ритм допомоги й пауза в лібералізації. Додано ризик ринкового послаблення (≈5%/рік → ІСЦ IV кв. 2027 ≈10,5%)</w:t>
+              <w:t xml:space="preserve">Рекомендація: не заморожувати курс (тоді ≈44,7 грн/$ з червня); резерви захищає ритм допомоги й пауза в лібералізації. Додано ризик ринкового послаблення (≈5%/рік → ІСЦ IV кв. 2027 ≈10,5%)</w:t>
             </w:r>
           </w:p>
         </w:tc>
@@ -14210,7 +14519,7 @@
                 <w:sz w:val="17"/>
                 <w:szCs w:val="17"/>
               </w:rPr>
-              <w:t xml:space="preserve">Курсовий ризик — шок UIP (курс реагує на ставку); нероб'юстний STL; штраф від чинної ставки; наукаст як шоки; курс позначено як оптимістичний; таблиця стійкості (10 сценаріїв, очікувані втрати, жаль) — мінімум 17–17,5%; консенсус ICU (16,5%) і прецеденти +1 в. п. (січень, березень 2025)</w:t>
+              <w:t xml:space="preserve">Курсовий ризик — шок UIP (курс реагує на ставку); нероб'юстний STL; штраф від чинної ставки; наукаст як шоки; курс позначено як оптимістичний; таблиця стійкості (10 сценаріїв, очікувані втрати, жаль) — тоді мінімум 17–17,5% (розрахунок був непослідовним, виправлено аудитом 25.10); консенсус ICU (згодом прибрано — без джерела) і прецеденти +1 в. п. (січень, березень 2025)</w:t>
             </w:r>
           </w:p>
         </w:tc>
@@ -14551,6 +14860,89 @@
                 <w:szCs w:val="17"/>
               </w:rPr>
               <w:t xml:space="preserve">Додано на слайди й у Q&amp;A</w:t>
+            </w:r>
+          </w:p>
+        </w:tc>
+      </w:tr>
+      <w:tr>
+        <w:trPr>
+          <w:cantSplit/>
+          <w:tblHeader w:val="off"/>
+        </w:trPr>
+        <w:tc>
+          <w:tcPr>
+            <w:tcW w:type="dxa" w:w="4932"/>
+            <w:tcBorders>
+              <w:top w:val="single" w:color="C9D6D3" w:sz="4"/>
+              <w:left w:val="single" w:color="C9D6D3" w:sz="4"/>
+              <w:bottom w:val="single" w:color="C9D6D3" w:sz="4"/>
+              <w:right w:val="single" w:color="C9D6D3" w:sz="4"/>
+            </w:tcBorders>
+            <w:shd w:fill="EAF1EF" w:color="auto" w:val="clear"/>
+            <w:tcMar>
+              <w:top w:type="dxa" w:w="50"/>
+              <w:left w:type="dxa" w:w="90"/>
+              <w:bottom w:type="dxa" w:w="50"/>
+              <w:right w:type="dxa" w:w="90"/>
+            </w:tcMar>
+          </w:tcPr>
+          <w:p>
+            <w:pPr>
+              <w:spacing w:after="0" w:before="0" w:line="252"/>
+            </w:pPr>
+            <w:r>
+              <w:rPr>
+                <w:b/>
+                <w:bCs/>
+                <w:sz w:val="17"/>
+                <w:szCs w:val="17"/>
+              </w:rPr>
+              <w:t xml:space="preserve">Аудит 25.10.2026 (три незалежні огляди + три скептичні рецензії змін): непослідовна перевірка стійкості, ф'ючерс замість споту в нафті, застарілий курс, хибні знаки базового ІСЦ у файлі НБУ, сезонність, бектест проти власної проєкції, перебільшення на слайдах (MATLAB, базова інфляція, ICU без джерела)</w:t>
+            </w:r>
+          </w:p>
+        </w:tc>
+        <w:tc>
+          <w:tcPr>
+            <w:tcW w:type="dxa" w:w="4932"/>
+            <w:tcBorders>
+              <w:top w:val="single" w:color="C9D6D3" w:sz="4"/>
+              <w:left w:val="single" w:color="C9D6D3" w:sz="4"/>
+              <w:bottom w:val="single" w:color="C9D6D3" w:sz="4"/>
+              <w:right w:val="single" w:color="C9D6D3" w:sz="4"/>
+            </w:tcBorders>
+            <w:shd w:fill="EAF1EF" w:color="auto" w:val="clear"/>
+            <w:tcMar>
+              <w:top w:type="dxa" w:w="50"/>
+              <w:left w:type="dxa" w:w="90"/>
+              <w:bottom w:type="dxa" w:w="50"/>
+              <w:right w:type="dxa" w:w="90"/>
+            </w:tcMar>
+          </w:tcPr>
+          <w:p>
+            <w:pPr>
+              <w:spacing w:after="0" w:before="0" w:line="252"/>
+            </w:pPr>
+            <w:r>
+              <w:rPr>
+                <w:sz w:val="17"/>
+                <w:szCs w:val="17"/>
+              </w:rPr>
+              <w:t xml:space="preserve">Усе виправлено й покрито тестами; результати й розкладання змін — </w:t>
+            </w:r>
+            <w:r>
+              <w:rPr>
+                <w:rFonts w:ascii="Consolas" w:cs="Consolas" w:eastAsia="Consolas" w:hAnsi="Consolas"/>
+                <w:sz w:val="17"/>
+                <w:szCs w:val="17"/>
+              </w:rPr>
+              <w:t xml:space="preserve">docs/audit_2026-10-25.md</w:t>
+            </w:r>
+            <w:r>
+              <w:rPr>
+                <w:sz w:val="17"/>
+                <w:szCs w:val="17"/>
+              </w:rPr>
+              <w:t xml:space="preserve">. Оптимум моделі 17,6% → 16,9%, стійкість 17–17,5% (хибно) → 16,5–17%</w:t>
             </w:r>
           </w:p>
         </w:tc>
@@ -14625,7 +15017,7 @@
           <w:sz w:val="20"/>
           <w:szCs w:val="20"/>
         </w:rPr>
-        <w:t xml:space="preserve">Курс грн/$ і EUR/USD модель не пояснює; бектест курсу не кращий за наївний прогноз.</w:t>
+        <w:t xml:space="preserve">Курс грн/$ і EUR/USD модель не пояснює (EUR/USD на горизонті — жовтневий рівень без змін); бектест курсу не кращий за наївний прогноз.</w:t>
       </w:r>
     </w:p>
     <w:p>
@@ -14642,7 +15034,7 @@
           <w:sz w:val="20"/>
           <w:szCs w:val="20"/>
         </w:rPr>
-        <w:t xml:space="preserve">На 2029 р. зовнішні змінні — модельні.</w:t>
+        <w:t xml:space="preserve">На 2029 р. зовнішні змінні — модельні; у стаціонарному стані базова інфляція дорівнює загальній (дрейф небазових цін задано судженням лише до 2028 р.).</w:t>
       </w:r>
     </w:p>
     <w:p>
@@ -14659,7 +15051,24 @@
           <w:sz w:val="20"/>
           <w:szCs w:val="20"/>
         </w:rPr>
-        <w:t xml:space="preserve">Невизначеність воєнного часу дуже велика (широке віяло).</w:t>
+        <w:t xml:space="preserve">Невизначеність воєнного часу дуже велика (широке віяло); калібровані std шоків шаблону в рази менші за фактичні, тому віяло бере емпіричні.</w:t>
+      </w:r>
+    </w:p>
+    <w:p>
+      <w:pPr>
+        <w:pStyle w:val="ListParagraph"/>
+        <w:numPr>
+          <w:ilvl w:val="0"/>
+          <w:numId w:val="3"/>
+        </w:numPr>
+        <w:spacing w:after="40"/>
+      </w:pPr>
+      <w:r>
+        <w:rPr>
+          <w:sz w:val="20"/>
+          <w:szCs w:val="20"/>
+        </w:rPr>
+        <w:t xml:space="preserve">Наукаст грудня (12,1%) чутливий до поправки на разовість вересневого стрибка (11,0–13,1% за різних налаштувань) — судження команди.</w:t>
       </w:r>
     </w:p>
     <w:sectPr>

--- a/docs/scope_of_work.docx
+++ b/docs/scope_of_work.docx
@@ -245,7 +245,7 @@
               </w:rPr>
               <w:t xml:space="preserve">Шаблон QPM НБУ для конкурсу (</w:t>
             </w:r>
-            <w:hyperlink w:history="1" r:id="rIdho7flewgxou3ni_fzeibe">
+            <w:hyperlink w:history="1" r:id="rId0ud7fzkce5jm2gyacal5t">
               <w:r>
                 <w:rPr>
                   <w:color w:val="1F63B5"/>
@@ -805,7 +805,7 @@
         </w:rPr>
         <w:t xml:space="preserve">Ключове питання конкурсу: «Якими мають бути рішення Правління НБУ щодо процентних ставок, офіційного курсу та валютних обмежень під час війни і чому?» (</w:t>
       </w:r>
-      <w:hyperlink w:history="1" r:id="rIdy_n6qps8-yvahgpaq1t6l">
+      <w:hyperlink w:history="1" r:id="rIdzo5ioqufwr4zzcqryidlc">
         <w:r>
           <w:rPr>
             <w:color w:val="1F63B5"/>
@@ -3353,7 +3353,7 @@
               </w:rPr>
               <w:t xml:space="preserve">Держстат через </w:t>
             </w:r>
-            <w:hyperlink w:history="1" r:id="rIdbk9jno3lnjyt41fh-rbf4">
+            <w:hyperlink w:history="1" r:id="rId_ijayi-tcsrd0x8xwdscm">
               <w:r>
                 <w:rPr>
                   <w:color w:val="1F63B5"/>
@@ -3554,7 +3554,7 @@
             <w:pPr>
               <w:spacing w:after="0" w:before="0" w:line="252"/>
             </w:pPr>
-            <w:hyperlink w:history="1" r:id="rIdapfqg1gmqwpavqqx84uqf">
+            <w:hyperlink w:history="1" r:id="rIdfs68qmq7ejfihpb-dculb">
               <w:r>
                 <w:rPr>
                   <w:color w:val="1F63B5"/>
@@ -4064,7 +4064,7 @@
               </w:rPr>
               <w:t xml:space="preserve">Держстат; </w:t>
             </w:r>
-            <w:hyperlink w:history="1" r:id="rIdoxhiikkygppddoehenrrl">
+            <w:hyperlink w:history="1" r:id="rIdc0zpq1n3nz-uxzi2h53r4">
               <w:r>
                 <w:rPr>
                   <w:color w:val="1F63B5"/>
@@ -4227,7 +4227,7 @@
             <w:pPr>
               <w:spacing w:after="0" w:before="0" w:line="252"/>
             </w:pPr>
-            <w:hyperlink w:history="1" r:id="rId16qssq1fg3fzvxqf98cwx">
+            <w:hyperlink w:history="1" r:id="rIdo2smvg3rzqvk5sht7upvk">
               <w:r>
                 <w:rPr>
                   <w:color w:val="1F63B5"/>
@@ -4245,7 +4245,7 @@
               </w:rPr>
               <w:t xml:space="preserve">; </w:t>
             </w:r>
-            <w:hyperlink w:history="1" r:id="rIdnqvwu3v9-egutwr3muh2i">
+            <w:hyperlink w:history="1" r:id="rIdnsocdgulnudi0xa3p6p5f">
               <w:r>
                 <w:rPr>
                   <w:color w:val="1F63B5"/>
@@ -4408,7 +4408,7 @@
             <w:pPr>
               <w:spacing w:after="0" w:before="0" w:line="252"/>
             </w:pPr>
-            <w:hyperlink w:history="1" r:id="rIdaq3ri6iv98wrsjwezaj-e">
+            <w:hyperlink w:history="1" r:id="rIdrvezidovc8chjqoukpcpm">
               <w:r>
                 <w:rPr>
                   <w:color w:val="1F63B5"/>
@@ -4753,7 +4753,7 @@
             <w:pPr>
               <w:spacing w:after="0" w:before="0" w:line="252"/>
             </w:pPr>
-            <w:hyperlink w:history="1" r:id="rIdxzr_vjnnmmoibzzy3tztv">
+            <w:hyperlink w:history="1" r:id="rId1rouenpf3ndiwor0cpgyn">
               <w:r>
                 <w:rPr>
                   <w:color w:val="1F63B5"/>
@@ -4771,7 +4771,7 @@
               </w:rPr>
               <w:t xml:space="preserve">; </w:t>
             </w:r>
-            <w:hyperlink w:history="1" r:id="rIdmwdwkgwmk3l_scj_u73o-">
+            <w:hyperlink w:history="1" r:id="rId5ghl-jimhbzzkzgtag25m">
               <w:r>
                 <w:rPr>
                   <w:color w:val="1F63B5"/>
@@ -4789,7 +4789,7 @@
               </w:rPr>
               <w:t xml:space="preserve">; USD/EUR — ЄЦБ, далі </w:t>
             </w:r>
-            <w:hyperlink w:history="1" r:id="rId7y9wgg-mn_m8mvex1ixbx">
+            <w:hyperlink w:history="1" r:id="rIdtvmfcqtthwecdlezixmvz">
               <w:r>
                 <w:rPr>
                   <w:color w:val="1F63B5"/>
@@ -5232,7 +5232,7 @@
             <w:pPr>
               <w:spacing w:after="0" w:before="0" w:line="252"/>
             </w:pPr>
-            <w:hyperlink w:history="1" r:id="rIdn9qn2ono36pday50w5ofh">
+            <w:hyperlink w:history="1" r:id="rIddmvpj9dyizyuskiomupc_">
               <w:r>
                 <w:rPr>
                   <w:color w:val="1F63B5"/>
@@ -5250,7 +5250,7 @@
               </w:rPr>
               <w:t xml:space="preserve"> — </w:t>
             </w:r>
-            <w:hyperlink w:history="1" r:id="rIdbdlxrtg4o2lnkmmfxtf9j">
+            <w:hyperlink w:history="1" r:id="rIdmoyoaoujhn5vt3w9d96j2">
               <w:r>
                 <w:rPr>
                   <w:color w:val="1F63B5"/>
@@ -5322,7 +5322,7 @@
             <w:pPr>
               <w:spacing w:after="0" w:before="0" w:line="252"/>
             </w:pPr>
-            <w:hyperlink w:history="1" r:id="rIdzkcrovbpj76vma1x2cubi">
+            <w:hyperlink w:history="1" r:id="rIdbrbnyww26qxo9spljhfzu">
               <w:r>
                 <w:rPr>
                   <w:color w:val="1F63B5"/>
@@ -5394,7 +5394,7 @@
             <w:pPr>
               <w:spacing w:after="0" w:before="0" w:line="252"/>
             </w:pPr>
-            <w:hyperlink w:history="1" r:id="rId4pg0wphhtzyilsj9uhkfw">
+            <w:hyperlink w:history="1" r:id="rIdhbfopa_ehkphf3mqqigqw">
               <w:r>
                 <w:rPr>
                   <w:color w:val="1F63B5"/>
@@ -5564,7 +5564,7 @@
             <w:pPr>
               <w:spacing w:after="0" w:before="0" w:line="252"/>
             </w:pPr>
-            <w:hyperlink w:history="1" r:id="rIdexxcd9_i28px6qmjy_hcv">
+            <w:hyperlink w:history="1" r:id="rIdscq7kjxk4x8lazgla73iq">
               <w:r>
                 <w:rPr>
                   <w:color w:val="1F63B5"/>
@@ -5582,7 +5582,7 @@
               </w:rPr>
               <w:t xml:space="preserve">, </w:t>
             </w:r>
-            <w:hyperlink w:history="1" r:id="rIdt8gnin4sgf7raa8uagi4a">
+            <w:hyperlink w:history="1" r:id="rIdopiqnmr8rdimxs_z9o9jz">
               <w:r>
                 <w:rPr>
                   <w:color w:val="1F63B5"/>
@@ -5654,7 +5654,7 @@
             <w:pPr>
               <w:spacing w:after="0" w:before="0" w:line="252"/>
             </w:pPr>
-            <w:hyperlink w:history="1" r:id="rId0a8chmift6ajbtyel_roz">
+            <w:hyperlink w:history="1" r:id="rIdo1hz-1qq-v-4faowsyxwl">
               <w:r>
                 <w:rPr>
                   <w:color w:val="1F63B5"/>
@@ -5672,7 +5672,7 @@
               </w:rPr>
               <w:t xml:space="preserve">, </w:t>
             </w:r>
-            <w:hyperlink w:history="1" r:id="rIdd2r4boyvdm8g4x_3ytr12">
+            <w:hyperlink w:history="1" r:id="rIdnskbrtamn7cip1viwhuqk">
               <w:r>
                 <w:rPr>
                   <w:color w:val="1F63B5"/>
@@ -5744,7 +5744,7 @@
             <w:pPr>
               <w:spacing w:after="0" w:before="0" w:line="252"/>
             </w:pPr>
-            <w:hyperlink w:history="1" r:id="rIdshfmwz1zlcxaor4jffrho">
+            <w:hyperlink w:history="1" r:id="rIdfsexppm91zbzudnailvzx">
               <w:r>
                 <w:rPr>
                   <w:color w:val="1F63B5"/>
@@ -5823,7 +5823,7 @@
             <w:pPr>
               <w:spacing w:after="0" w:before="0" w:line="252"/>
             </w:pPr>
-            <w:hyperlink w:history="1" r:id="rId7gx6ic-914oewx7mcbp2h">
+            <w:hyperlink w:history="1" r:id="rIdyp8baz1nzr3dmcckzbkas">
               <w:r>
                 <w:rPr>
                   <w:color w:val="1F63B5"/>
@@ -5841,7 +5841,7 @@
               </w:rPr>
               <w:t xml:space="preserve">; </w:t>
             </w:r>
-            <w:hyperlink w:history="1" r:id="rIdbchejaovyzbljtxvgemz5">
+            <w:hyperlink w:history="1" r:id="rIdz67ktzrtamii1sajqkelt">
               <w:r>
                 <w:rPr>
                   <w:color w:val="1F63B5"/>
@@ -6056,7 +6056,7 @@
             <w:pPr>
               <w:spacing w:after="0" w:before="0" w:line="252"/>
             </w:pPr>
-            <w:hyperlink w:history="1" r:id="rId6uce3rzk4p8_sokegmavp">
+            <w:hyperlink w:history="1" r:id="rIdmjxqnjv9pjio-bqvja6te">
               <w:r>
                 <w:rPr>
                   <w:color w:val="1F63B5"/>
@@ -6128,7 +6128,7 @@
             <w:pPr>
               <w:spacing w:after="0" w:before="0" w:line="252"/>
             </w:pPr>
-            <w:hyperlink w:history="1" r:id="rId5am-fxsd84fnqp4lopx25">
+            <w:hyperlink w:history="1" r:id="rIdjvcubftjlmu3f2w6rbug6">
               <w:r>
                 <w:rPr>
                   <w:color w:val="1F63B5"/>
@@ -6200,7 +6200,7 @@
             <w:pPr>
               <w:spacing w:after="0" w:before="0" w:line="252"/>
             </w:pPr>
-            <w:hyperlink w:history="1" r:id="rIdha093sh66klqtyuy8mhgh">
+            <w:hyperlink w:history="1" r:id="rId4yc0uppsjdjnul2ewvzty">
               <w:r>
                 <w:rPr>
                   <w:color w:val="1F63B5"/>
@@ -6218,7 +6218,7 @@
               </w:rPr>
               <w:t xml:space="preserve">; </w:t>
             </w:r>
-            <w:hyperlink w:history="1" r:id="rIdg1v2qd0bikdf97r56yur6">
+            <w:hyperlink w:history="1" r:id="rIdfmeuq5v4lcjfyqxxlgiax">
               <w:r>
                 <w:rPr>
                   <w:color w:val="1F63B5"/>
@@ -9124,7 +9124,7 @@
               </w:rPr>
               <w:t xml:space="preserve">Вторинні ефекти атак в опалювальний сезон; НБУ: +0,4–0,6 в. п. (</w:t>
             </w:r>
-            <w:hyperlink w:history="1" r:id="rIdnn5jnzcan2mvicq8h_sei">
+            <w:hyperlink w:history="1" r:id="rId-vymh-q-ahy3fz52k_aau">
               <w:r>
                 <w:rPr>
                   <w:color w:val="1F63B5"/>
@@ -9259,7 +9259,7 @@
               </w:rPr>
               <w:t xml:space="preserve">Середнє 2016–2026 = 1,7 в. п.; НБУ: адмінціни +14,0% / +11,3% (</w:t>
             </w:r>
-            <w:hyperlink w:history="1" r:id="rIdygs2wz29yy7wx1_k6lq8t">
+            <w:hyperlink w:history="1" r:id="rIdtp9-zmoa8hxq3z9mbofh-">
               <w:r>
                 <w:rPr>
                   <w:color w:val="1F63B5"/>
@@ -9500,7 +9500,7 @@
               </w:rPr>
               <w:t xml:space="preserve">Затримки фінансування, резерви $47,1 млрд (</w:t>
             </w:r>
-            <w:hyperlink w:history="1" r:id="rIdtcq8x7wrdrdz9s3n-s8wn">
+            <w:hyperlink w:history="1" r:id="rId4vjsijvzvr8bagbfs-z9i">
               <w:r>
                 <w:rPr>
                   <w:color w:val="1F63B5"/>

--- a/docs/scope_of_work.docx
+++ b/docs/scope_of_work.docx
@@ -245,7 +245,7 @@
               </w:rPr>
               <w:t xml:space="preserve">Шаблон QPM НБУ для конкурсу (</w:t>
             </w:r>
-            <w:hyperlink w:history="1" r:id="rId0ud7fzkce5jm2gyacal5t">
+            <w:hyperlink w:history="1" r:id="rIdhzq2rumlwxoof-9wklmrb">
               <w:r>
                 <w:rPr>
                   <w:color w:val="1F63B5"/>
@@ -805,7 +805,7 @@
         </w:rPr>
         <w:t xml:space="preserve">Ключове питання конкурсу: «Якими мають бути рішення Правління НБУ щодо процентних ставок, офіційного курсу та валютних обмежень під час війни і чому?» (</w:t>
       </w:r>
-      <w:hyperlink w:history="1" r:id="rIdzo5ioqufwr4zzcqryidlc">
+      <w:hyperlink w:history="1" r:id="rIddbltau_xvwcz5lgle31zs">
         <w:r>
           <w:rPr>
             <w:color w:val="1F63B5"/>
@@ -3353,7 +3353,7 @@
               </w:rPr>
               <w:t xml:space="preserve">Держстат через </w:t>
             </w:r>
-            <w:hyperlink w:history="1" r:id="rId_ijayi-tcsrd0x8xwdscm">
+            <w:hyperlink w:history="1" r:id="rId6gdxt9c7fo3qezacqjoql">
               <w:r>
                 <w:rPr>
                   <w:color w:val="1F63B5"/>
@@ -3554,7 +3554,7 @@
             <w:pPr>
               <w:spacing w:after="0" w:before="0" w:line="252"/>
             </w:pPr>
-            <w:hyperlink w:history="1" r:id="rIdfs68qmq7ejfihpb-dculb">
+            <w:hyperlink w:history="1" r:id="rId5ndyyubmsxykorm3jpasx">
               <w:r>
                 <w:rPr>
                   <w:color w:val="1F63B5"/>
@@ -4064,7 +4064,7 @@
               </w:rPr>
               <w:t xml:space="preserve">Держстат; </w:t>
             </w:r>
-            <w:hyperlink w:history="1" r:id="rIdc0zpq1n3nz-uxzi2h53r4">
+            <w:hyperlink w:history="1" r:id="rIdilqpflrqt3xdmwskzilpw">
               <w:r>
                 <w:rPr>
                   <w:color w:val="1F63B5"/>
@@ -4227,7 +4227,7 @@
             <w:pPr>
               <w:spacing w:after="0" w:before="0" w:line="252"/>
             </w:pPr>
-            <w:hyperlink w:history="1" r:id="rIdo2smvg3rzqvk5sht7upvk">
+            <w:hyperlink w:history="1" r:id="rIdmmixfa9wj8uiiar3nak5-">
               <w:r>
                 <w:rPr>
                   <w:color w:val="1F63B5"/>
@@ -4245,7 +4245,7 @@
               </w:rPr>
               <w:t xml:space="preserve">; </w:t>
             </w:r>
-            <w:hyperlink w:history="1" r:id="rIdnsocdgulnudi0xa3p6p5f">
+            <w:hyperlink w:history="1" r:id="rId9dbs0uoplzlxvfjrc9r8g">
               <w:r>
                 <w:rPr>
                   <w:color w:val="1F63B5"/>
@@ -4408,7 +4408,7 @@
             <w:pPr>
               <w:spacing w:after="0" w:before="0" w:line="252"/>
             </w:pPr>
-            <w:hyperlink w:history="1" r:id="rIdrvezidovc8chjqoukpcpm">
+            <w:hyperlink w:history="1" r:id="rIdpv9ovnsjzrpwkwjxuy2tb">
               <w:r>
                 <w:rPr>
                   <w:color w:val="1F63B5"/>
@@ -4753,7 +4753,7 @@
             <w:pPr>
               <w:spacing w:after="0" w:before="0" w:line="252"/>
             </w:pPr>
-            <w:hyperlink w:history="1" r:id="rId1rouenpf3ndiwor0cpgyn">
+            <w:hyperlink w:history="1" r:id="rIdhyagnjjv0b8maovcr2p2r">
               <w:r>
                 <w:rPr>
                   <w:color w:val="1F63B5"/>
@@ -4771,7 +4771,7 @@
               </w:rPr>
               <w:t xml:space="preserve">; </w:t>
             </w:r>
-            <w:hyperlink w:history="1" r:id="rId5ghl-jimhbzzkzgtag25m">
+            <w:hyperlink w:history="1" r:id="rIdaznosvrabfoipxylp-v_3">
               <w:r>
                 <w:rPr>
                   <w:color w:val="1F63B5"/>
@@ -4789,7 +4789,7 @@
               </w:rPr>
               <w:t xml:space="preserve">; USD/EUR — ЄЦБ, далі </w:t>
             </w:r>
-            <w:hyperlink w:history="1" r:id="rIdtvmfcqtthwecdlezixmvz">
+            <w:hyperlink w:history="1" r:id="rIdqscgtnguohncc4enxevdi">
               <w:r>
                 <w:rPr>
                   <w:color w:val="1F63B5"/>
@@ -5232,7 +5232,7 @@
             <w:pPr>
               <w:spacing w:after="0" w:before="0" w:line="252"/>
             </w:pPr>
-            <w:hyperlink w:history="1" r:id="rIddmvpj9dyizyuskiomupc_">
+            <w:hyperlink w:history="1" r:id="rIdoydnqtqlcbf76mgai4q_t">
               <w:r>
                 <w:rPr>
                   <w:color w:val="1F63B5"/>
@@ -5250,7 +5250,7 @@
               </w:rPr>
               <w:t xml:space="preserve"> — </w:t>
             </w:r>
-            <w:hyperlink w:history="1" r:id="rIdmoyoaoujhn5vt3w9d96j2">
+            <w:hyperlink w:history="1" r:id="rId4xmlllcjupy7wy_c4kc6c">
               <w:r>
                 <w:rPr>
                   <w:color w:val="1F63B5"/>
@@ -5322,7 +5322,7 @@
             <w:pPr>
               <w:spacing w:after="0" w:before="0" w:line="252"/>
             </w:pPr>
-            <w:hyperlink w:history="1" r:id="rIdbrbnyww26qxo9spljhfzu">
+            <w:hyperlink w:history="1" r:id="rIdscdo6satndm_cpzd58t8p">
               <w:r>
                 <w:rPr>
                   <w:color w:val="1F63B5"/>
@@ -5394,7 +5394,7 @@
             <w:pPr>
               <w:spacing w:after="0" w:before="0" w:line="252"/>
             </w:pPr>
-            <w:hyperlink w:history="1" r:id="rIdhbfopa_ehkphf3mqqigqw">
+            <w:hyperlink w:history="1" r:id="rId4q_mutfbccbmlrwcdd9km">
               <w:r>
                 <w:rPr>
                   <w:color w:val="1F63B5"/>
@@ -5564,7 +5564,7 @@
             <w:pPr>
               <w:spacing w:after="0" w:before="0" w:line="252"/>
             </w:pPr>
-            <w:hyperlink w:history="1" r:id="rIdscq7kjxk4x8lazgla73iq">
+            <w:hyperlink w:history="1" r:id="rIdihbqwgjwl_by_rmaczmxp">
               <w:r>
                 <w:rPr>
                   <w:color w:val="1F63B5"/>
@@ -5582,7 +5582,7 @@
               </w:rPr>
               <w:t xml:space="preserve">, </w:t>
             </w:r>
-            <w:hyperlink w:history="1" r:id="rIdopiqnmr8rdimxs_z9o9jz">
+            <w:hyperlink w:history="1" r:id="rIdqgto1aa5avhwxmskbggjx">
               <w:r>
                 <w:rPr>
                   <w:color w:val="1F63B5"/>
@@ -5654,7 +5654,7 @@
             <w:pPr>
               <w:spacing w:after="0" w:before="0" w:line="252"/>
             </w:pPr>
-            <w:hyperlink w:history="1" r:id="rIdo1hz-1qq-v-4faowsyxwl">
+            <w:hyperlink w:history="1" r:id="rIddz7srcmlvsh-dhk5plxzi">
               <w:r>
                 <w:rPr>
                   <w:color w:val="1F63B5"/>
@@ -5672,7 +5672,7 @@
               </w:rPr>
               <w:t xml:space="preserve">, </w:t>
             </w:r>
-            <w:hyperlink w:history="1" r:id="rIdnskbrtamn7cip1viwhuqk">
+            <w:hyperlink w:history="1" r:id="rIdtofrgvnaosi8652qtspia">
               <w:r>
                 <w:rPr>
                   <w:color w:val="1F63B5"/>
@@ -5744,7 +5744,7 @@
             <w:pPr>
               <w:spacing w:after="0" w:before="0" w:line="252"/>
             </w:pPr>
-            <w:hyperlink w:history="1" r:id="rIdfsexppm91zbzudnailvzx">
+            <w:hyperlink w:history="1" r:id="rIdlw96u5ozlcemarxxoame5">
               <w:r>
                 <w:rPr>
                   <w:color w:val="1F63B5"/>
@@ -5823,7 +5823,7 @@
             <w:pPr>
               <w:spacing w:after="0" w:before="0" w:line="252"/>
             </w:pPr>
-            <w:hyperlink w:history="1" r:id="rIdyp8baz1nzr3dmcckzbkas">
+            <w:hyperlink w:history="1" r:id="rIdvmsv2zb00ydnsr1zdmaek">
               <w:r>
                 <w:rPr>
                   <w:color w:val="1F63B5"/>
@@ -5841,7 +5841,7 @@
               </w:rPr>
               <w:t xml:space="preserve">; </w:t>
             </w:r>
-            <w:hyperlink w:history="1" r:id="rIdz67ktzrtamii1sajqkelt">
+            <w:hyperlink w:history="1" r:id="rIdj0xrj7os0ya4yt4kihqc1">
               <w:r>
                 <w:rPr>
                   <w:color w:val="1F63B5"/>
@@ -6056,7 +6056,7 @@
             <w:pPr>
               <w:spacing w:after="0" w:before="0" w:line="252"/>
             </w:pPr>
-            <w:hyperlink w:history="1" r:id="rIdmjxqnjv9pjio-bqvja6te">
+            <w:hyperlink w:history="1" r:id="rIdgfiv-plc5ijafjfphze9o">
               <w:r>
                 <w:rPr>
                   <w:color w:val="1F63B5"/>
@@ -6128,7 +6128,7 @@
             <w:pPr>
               <w:spacing w:after="0" w:before="0" w:line="252"/>
             </w:pPr>
-            <w:hyperlink w:history="1" r:id="rIdjvcubftjlmu3f2w6rbug6">
+            <w:hyperlink w:history="1" r:id="rIdmig6x-yrw86oiaeeqym1f">
               <w:r>
                 <w:rPr>
                   <w:color w:val="1F63B5"/>
@@ -6200,7 +6200,7 @@
             <w:pPr>
               <w:spacing w:after="0" w:before="0" w:line="252"/>
             </w:pPr>
-            <w:hyperlink w:history="1" r:id="rId4yc0uppsjdjnul2ewvzty">
+            <w:hyperlink w:history="1" r:id="rIdqeh5xvqa5u1zq-f8-tbvc">
               <w:r>
                 <w:rPr>
                   <w:color w:val="1F63B5"/>
@@ -6218,7 +6218,7 @@
               </w:rPr>
               <w:t xml:space="preserve">; </w:t>
             </w:r>
-            <w:hyperlink w:history="1" r:id="rIdfmeuq5v4lcjfyqxxlgiax">
+            <w:hyperlink w:history="1" r:id="rIdy0pt2ykomo10akraiixid">
               <w:r>
                 <w:rPr>
                   <w:color w:val="1F63B5"/>
@@ -9124,7 +9124,7 @@
               </w:rPr>
               <w:t xml:space="preserve">Вторинні ефекти атак в опалювальний сезон; НБУ: +0,4–0,6 в. п. (</w:t>
             </w:r>
-            <w:hyperlink w:history="1" r:id="rId-vymh-q-ahy3fz52k_aau">
+            <w:hyperlink w:history="1" r:id="rIdif2q-2r3_fvdsweibyi7q">
               <w:r>
                 <w:rPr>
                   <w:color w:val="1F63B5"/>
@@ -9259,7 +9259,7 @@
               </w:rPr>
               <w:t xml:space="preserve">Середнє 2016–2026 = 1,7 в. п.; НБУ: адмінціни +14,0% / +11,3% (</w:t>
             </w:r>
-            <w:hyperlink w:history="1" r:id="rIdtp9-zmoa8hxq3z9mbofh-">
+            <w:hyperlink w:history="1" r:id="rIdped-seo9f_ouixe7rfcym">
               <w:r>
                 <w:rPr>
                   <w:color w:val="1F63B5"/>
@@ -9500,7 +9500,7 @@
               </w:rPr>
               <w:t xml:space="preserve">Затримки фінансування, резерви $47,1 млрд (</w:t>
             </w:r>
-            <w:hyperlink w:history="1" r:id="rId4vjsijvzvr8bagbfs-z9i">
+            <w:hyperlink w:history="1" r:id="rIdat629a2rqeqtsw_3dcugr">
               <w:r>
                 <w:rPr>
                   <w:color w:val="1F63B5"/>

--- a/docs/scope_of_work.docx
+++ b/docs/scope_of_work.docx
@@ -245,7 +245,7 @@
               </w:rPr>
               <w:t xml:space="preserve">Шаблон QPM НБУ для конкурсу (</w:t>
             </w:r>
-            <w:hyperlink w:history="1" r:id="rIdhzq2rumlwxoof-9wklmrb">
+            <w:hyperlink w:history="1" r:id="rIdrtde0zk6jj6ocbcirpmt9">
               <w:r>
                 <w:rPr>
                   <w:color w:val="1F63B5"/>
@@ -631,7 +631,7 @@
                 <w:sz w:val="17"/>
                 <w:szCs w:val="17"/>
               </w:rPr>
-              <w:t xml:space="preserve">4 ризикові сценарії + 3 ризики, 4 варіанти рішення + оптимальна ставка, стійкість рішення (10 сценаріїв), віяло невизначеності, квазіреальний бектест, балансовий розрахунок резервів</w:t>
+              <w:t xml:space="preserve">4 ризикові сценарії + 4 ризики, 4 варіанти рішення + оптимальна ставка, стійкість рішення (11 сценаріїв, дві конвенції шоків наукасту), чутливість до курсового припущення, віяло невизначеності, квазіреальний бектест, балансовий розрахунок резервів</w:t>
             </w:r>
           </w:p>
         </w:tc>
@@ -805,7 +805,7 @@
         </w:rPr>
         <w:t xml:space="preserve">Ключове питання конкурсу: «Якими мають бути рішення Правління НБУ щодо процентних ставок, офіційного курсу та валютних обмежень під час війни і чому?» (</w:t>
       </w:r>
-      <w:hyperlink w:history="1" r:id="rIddbltau_xvwcz5lgle31zs">
+      <w:hyperlink w:history="1" r:id="rIdwiakvmt9f25tbdqkp0v8e">
         <w:r>
           <w:rPr>
             <w:color w:val="1F63B5"/>
@@ -3353,7 +3353,7 @@
               </w:rPr>
               <w:t xml:space="preserve">Держстат через </w:t>
             </w:r>
-            <w:hyperlink w:history="1" r:id="rId6gdxt9c7fo3qezacqjoql">
+            <w:hyperlink w:history="1" r:id="rIdp64qfr2b-guovvneddxdv">
               <w:r>
                 <w:rPr>
                   <w:color w:val="1F63B5"/>
@@ -3554,7 +3554,7 @@
             <w:pPr>
               <w:spacing w:after="0" w:before="0" w:line="252"/>
             </w:pPr>
-            <w:hyperlink w:history="1" r:id="rId5ndyyubmsxykorm3jpasx">
+            <w:hyperlink w:history="1" r:id="rIdyfeltkp38tb_abybrugza">
               <w:r>
                 <w:rPr>
                   <w:color w:val="1F63B5"/>
@@ -4064,7 +4064,7 @@
               </w:rPr>
               <w:t xml:space="preserve">Держстат; </w:t>
             </w:r>
-            <w:hyperlink w:history="1" r:id="rIdilqpflrqt3xdmwskzilpw">
+            <w:hyperlink w:history="1" r:id="rIdstm-wsmkllmquwvjbqrlh">
               <w:r>
                 <w:rPr>
                   <w:color w:val="1F63B5"/>
@@ -4227,7 +4227,7 @@
             <w:pPr>
               <w:spacing w:after="0" w:before="0" w:line="252"/>
             </w:pPr>
-            <w:hyperlink w:history="1" r:id="rIdmmixfa9wj8uiiar3nak5-">
+            <w:hyperlink w:history="1" r:id="rIdj_vdldan4knnct3izjcsm">
               <w:r>
                 <w:rPr>
                   <w:color w:val="1F63B5"/>
@@ -4245,7 +4245,7 @@
               </w:rPr>
               <w:t xml:space="preserve">; </w:t>
             </w:r>
-            <w:hyperlink w:history="1" r:id="rId9dbs0uoplzlxvfjrc9r8g">
+            <w:hyperlink w:history="1" r:id="rIdfzwnxhbqphw7erdcoxreu">
               <w:r>
                 <w:rPr>
                   <w:color w:val="1F63B5"/>
@@ -4408,7 +4408,7 @@
             <w:pPr>
               <w:spacing w:after="0" w:before="0" w:line="252"/>
             </w:pPr>
-            <w:hyperlink w:history="1" r:id="rIdpv9ovnsjzrpwkwjxuy2tb">
+            <w:hyperlink w:history="1" r:id="rId6z-uqvtroebv7cvdzoaul">
               <w:r>
                 <w:rPr>
                   <w:color w:val="1F63B5"/>
@@ -4753,7 +4753,7 @@
             <w:pPr>
               <w:spacing w:after="0" w:before="0" w:line="252"/>
             </w:pPr>
-            <w:hyperlink w:history="1" r:id="rIdhyagnjjv0b8maovcr2p2r">
+            <w:hyperlink w:history="1" r:id="rId9pgck224k6ogmflr3brky">
               <w:r>
                 <w:rPr>
                   <w:color w:val="1F63B5"/>
@@ -4771,7 +4771,7 @@
               </w:rPr>
               <w:t xml:space="preserve">; </w:t>
             </w:r>
-            <w:hyperlink w:history="1" r:id="rIdaznosvrabfoipxylp-v_3">
+            <w:hyperlink w:history="1" r:id="rIdqe7yff25ozsxaqv2ticog">
               <w:r>
                 <w:rPr>
                   <w:color w:val="1F63B5"/>
@@ -4789,7 +4789,7 @@
               </w:rPr>
               <w:t xml:space="preserve">; USD/EUR — ЄЦБ, далі </w:t>
             </w:r>
-            <w:hyperlink w:history="1" r:id="rIdqscgtnguohncc4enxevdi">
+            <w:hyperlink w:history="1" r:id="rId9fcuhtzzz7vvqjf7sxgcg">
               <w:r>
                 <w:rPr>
                   <w:color w:val="1F63B5"/>
@@ -5232,7 +5232,7 @@
             <w:pPr>
               <w:spacing w:after="0" w:before="0" w:line="252"/>
             </w:pPr>
-            <w:hyperlink w:history="1" r:id="rIdoydnqtqlcbf76mgai4q_t">
+            <w:hyperlink w:history="1" r:id="rIddbq6pitoqxijfi6t1rtx6">
               <w:r>
                 <w:rPr>
                   <w:color w:val="1F63B5"/>
@@ -5250,7 +5250,7 @@
               </w:rPr>
               <w:t xml:space="preserve"> — </w:t>
             </w:r>
-            <w:hyperlink w:history="1" r:id="rId4xmlllcjupy7wy_c4kc6c">
+            <w:hyperlink w:history="1" r:id="rIdrny9pd3ngxghbevrsm0k4">
               <w:r>
                 <w:rPr>
                   <w:color w:val="1F63B5"/>
@@ -5322,7 +5322,7 @@
             <w:pPr>
               <w:spacing w:after="0" w:before="0" w:line="252"/>
             </w:pPr>
-            <w:hyperlink w:history="1" r:id="rIdscdo6satndm_cpzd58t8p">
+            <w:hyperlink w:history="1" r:id="rIdxc2gzv3knuy8snkdecxwv">
               <w:r>
                 <w:rPr>
                   <w:color w:val="1F63B5"/>
@@ -5394,7 +5394,7 @@
             <w:pPr>
               <w:spacing w:after="0" w:before="0" w:line="252"/>
             </w:pPr>
-            <w:hyperlink w:history="1" r:id="rId4q_mutfbccbmlrwcdd9km">
+            <w:hyperlink w:history="1" r:id="rId0l6sypzohkwsrqowzfa9b">
               <w:r>
                 <w:rPr>
                   <w:color w:val="1F63B5"/>
@@ -5564,7 +5564,7 @@
             <w:pPr>
               <w:spacing w:after="0" w:before="0" w:line="252"/>
             </w:pPr>
-            <w:hyperlink w:history="1" r:id="rIdihbqwgjwl_by_rmaczmxp">
+            <w:hyperlink w:history="1" r:id="rIdteybucfidadqcrwpdzxbq">
               <w:r>
                 <w:rPr>
                   <w:color w:val="1F63B5"/>
@@ -5582,7 +5582,7 @@
               </w:rPr>
               <w:t xml:space="preserve">, </w:t>
             </w:r>
-            <w:hyperlink w:history="1" r:id="rIdqgto1aa5avhwxmskbggjx">
+            <w:hyperlink w:history="1" r:id="rIdu5j1xq9-zoqj_ueqmzwdl">
               <w:r>
                 <w:rPr>
                   <w:color w:val="1F63B5"/>
@@ -5654,7 +5654,7 @@
             <w:pPr>
               <w:spacing w:after="0" w:before="0" w:line="252"/>
             </w:pPr>
-            <w:hyperlink w:history="1" r:id="rIddz7srcmlvsh-dhk5plxzi">
+            <w:hyperlink w:history="1" r:id="rIdfxwto6nar75fbbrjpiaow">
               <w:r>
                 <w:rPr>
                   <w:color w:val="1F63B5"/>
@@ -5672,7 +5672,7 @@
               </w:rPr>
               <w:t xml:space="preserve">, </w:t>
             </w:r>
-            <w:hyperlink w:history="1" r:id="rIdtofrgvnaosi8652qtspia">
+            <w:hyperlink w:history="1" r:id="rIdcl5bqmpdvcuchqcmkbgy9">
               <w:r>
                 <w:rPr>
                   <w:color w:val="1F63B5"/>
@@ -5744,7 +5744,7 @@
             <w:pPr>
               <w:spacing w:after="0" w:before="0" w:line="252"/>
             </w:pPr>
-            <w:hyperlink w:history="1" r:id="rIdlw96u5ozlcemarxxoame5">
+            <w:hyperlink w:history="1" r:id="rIdxttnp1pl4emqhvzhykolz">
               <w:r>
                 <w:rPr>
                   <w:color w:val="1F63B5"/>
@@ -5823,7 +5823,7 @@
             <w:pPr>
               <w:spacing w:after="0" w:before="0" w:line="252"/>
             </w:pPr>
-            <w:hyperlink w:history="1" r:id="rIdvmsv2zb00ydnsr1zdmaek">
+            <w:hyperlink w:history="1" r:id="rIdfcewtqqhglzwx7njnmfwu">
               <w:r>
                 <w:rPr>
                   <w:color w:val="1F63B5"/>
@@ -5841,7 +5841,7 @@
               </w:rPr>
               <w:t xml:space="preserve">; </w:t>
             </w:r>
-            <w:hyperlink w:history="1" r:id="rIdj0xrj7os0ya4yt4kihqc1">
+            <w:hyperlink w:history="1" r:id="rIdtwe0vliomfcx2_ohlm-au">
               <w:r>
                 <w:rPr>
                   <w:color w:val="1F63B5"/>
@@ -6056,7 +6056,7 @@
             <w:pPr>
               <w:spacing w:after="0" w:before="0" w:line="252"/>
             </w:pPr>
-            <w:hyperlink w:history="1" r:id="rIdgfiv-plc5ijafjfphze9o">
+            <w:hyperlink w:history="1" r:id="rId_eqjoj4z0mbtbpxodlcza">
               <w:r>
                 <w:rPr>
                   <w:color w:val="1F63B5"/>
@@ -6128,7 +6128,7 @@
             <w:pPr>
               <w:spacing w:after="0" w:before="0" w:line="252"/>
             </w:pPr>
-            <w:hyperlink w:history="1" r:id="rIdmig6x-yrw86oiaeeqym1f">
+            <w:hyperlink w:history="1" r:id="rIdyugfifrmpyfqhwvnlngps">
               <w:r>
                 <w:rPr>
                   <w:color w:val="1F63B5"/>
@@ -6200,7 +6200,7 @@
             <w:pPr>
               <w:spacing w:after="0" w:before="0" w:line="252"/>
             </w:pPr>
-            <w:hyperlink w:history="1" r:id="rIdqeh5xvqa5u1zq-f8-tbvc">
+            <w:hyperlink w:history="1" r:id="rIdakyyqtlmq7btjhejz32mb">
               <w:r>
                 <w:rPr>
                   <w:color w:val="1F63B5"/>
@@ -6218,7 +6218,7 @@
               </w:rPr>
               <w:t xml:space="preserve">; </w:t>
             </w:r>
-            <w:hyperlink w:history="1" r:id="rIdy0pt2ykomo10akraiixid">
+            <w:hyperlink w:history="1" r:id="rIdsojrrsnokuuefuprgmc7d">
               <w:r>
                 <w:rPr>
                   <w:color w:val="1F63B5"/>
@@ -9124,7 +9124,7 @@
               </w:rPr>
               <w:t xml:space="preserve">Вторинні ефекти атак в опалювальний сезон; НБУ: +0,4–0,6 в. п. (</w:t>
             </w:r>
-            <w:hyperlink w:history="1" r:id="rIdif2q-2r3_fvdsweibyi7q">
+            <w:hyperlink w:history="1" r:id="rIdfzgckod0mqcorxtzxpcac">
               <w:r>
                 <w:rPr>
                   <w:color w:val="1F63B5"/>
@@ -9259,7 +9259,7 @@
               </w:rPr>
               <w:t xml:space="preserve">Середнє 2016–2026 = 1,7 в. п.; НБУ: адмінціни +14,0% / +11,3% (</w:t>
             </w:r>
-            <w:hyperlink w:history="1" r:id="rIdped-seo9f_ouixe7rfcym">
+            <w:hyperlink w:history="1" r:id="rIdy0qyf9nbzh5a8xmi6t6b3">
               <w:r>
                 <w:rPr>
                   <w:color w:val="1F63B5"/>
@@ -9500,7 +9500,7 @@
               </w:rPr>
               <w:t xml:space="preserve">Затримки фінансування, резерви $47,1 млрд (</w:t>
             </w:r>
-            <w:hyperlink w:history="1" r:id="rIdat629a2rqeqtsw_3dcugr">
+            <w:hyperlink w:history="1" r:id="rIdfhbmejhsj2ogxvoaof5tc">
               <w:r>
                 <w:rPr>
                   <w:color w:val="1F63B5"/>
@@ -10100,9 +10100,9 @@
         <w:tblLayout w:type="fixed"/>
       </w:tblPr>
       <w:tblGrid>
-        <w:gridCol w:w="1065"/>
-        <w:gridCol w:w="5419"/>
-        <w:gridCol w:w="3380"/>
+        <w:gridCol w:w="1160"/>
+        <w:gridCol w:w="5496"/>
+        <w:gridCol w:w="3208"/>
       </w:tblGrid>
       <w:tr>
         <w:trPr>
@@ -10111,7 +10111,7 @@
         </w:trPr>
         <w:tc>
           <w:tcPr>
-            <w:tcW w:type="dxa" w:w="1065"/>
+            <w:tcW w:type="dxa" w:w="1160"/>
             <w:tcBorders>
               <w:top w:val="single" w:color="C9D6D3" w:sz="4"/>
               <w:left w:val="single" w:color="C9D6D3" w:sz="4"/>
@@ -10144,7 +10144,7 @@
         </w:tc>
         <w:tc>
           <w:tcPr>
-            <w:tcW w:type="dxa" w:w="5419"/>
+            <w:tcW w:type="dxa" w:w="5496"/>
             <w:tcBorders>
               <w:top w:val="single" w:color="C9D6D3" w:sz="4"/>
               <w:left w:val="single" w:color="C9D6D3" w:sz="4"/>
@@ -10177,7 +10177,7 @@
         </w:tc>
         <w:tc>
           <w:tcPr>
-            <w:tcW w:type="dxa" w:w="3380"/>
+            <w:tcW w:type="dxa" w:w="3208"/>
             <w:tcBorders>
               <w:top w:val="single" w:color="C9D6D3" w:sz="4"/>
               <w:left w:val="single" w:color="C9D6D3" w:sz="4"/>
@@ -10216,7 +10216,7 @@
         </w:trPr>
         <w:tc>
           <w:tcPr>
-            <w:tcW w:type="dxa" w:w="1065"/>
+            <w:tcW w:type="dxa" w:w="1160"/>
             <w:tcBorders>
               <w:top w:val="single" w:color="C9D6D3" w:sz="4"/>
               <w:left w:val="single" w:color="C9D6D3" w:sz="4"/>
@@ -10248,7 +10248,7 @@
         </w:tc>
         <w:tc>
           <w:tcPr>
-            <w:tcW w:type="dxa" w:w="5419"/>
+            <w:tcW w:type="dxa" w:w="5496"/>
             <w:tcBorders>
               <w:top w:val="single" w:color="C9D6D3" w:sz="4"/>
               <w:left w:val="single" w:color="C9D6D3" w:sz="4"/>
@@ -10278,7 +10278,7 @@
         </w:tc>
         <w:tc>
           <w:tcPr>
-            <w:tcW w:type="dxa" w:w="3380"/>
+            <w:tcW w:type="dxa" w:w="3208"/>
             <w:tcBorders>
               <w:top w:val="single" w:color="C9D6D3" w:sz="4"/>
               <w:left w:val="single" w:color="C9D6D3" w:sz="4"/>
@@ -10314,7 +10314,7 @@
         </w:trPr>
         <w:tc>
           <w:tcPr>
-            <w:tcW w:type="dxa" w:w="1065"/>
+            <w:tcW w:type="dxa" w:w="1160"/>
             <w:tcBorders>
               <w:top w:val="single" w:color="C9D6D3" w:sz="4"/>
               <w:left w:val="single" w:color="C9D6D3" w:sz="4"/>
@@ -10346,7 +10346,7 @@
         </w:tc>
         <w:tc>
           <w:tcPr>
-            <w:tcW w:type="dxa" w:w="5419"/>
+            <w:tcW w:type="dxa" w:w="5496"/>
             <w:tcBorders>
               <w:top w:val="single" w:color="C9D6D3" w:sz="4"/>
               <w:left w:val="single" w:color="C9D6D3" w:sz="4"/>
@@ -10376,7 +10376,7 @@
         </w:tc>
         <w:tc>
           <w:tcPr>
-            <w:tcW w:type="dxa" w:w="3380"/>
+            <w:tcW w:type="dxa" w:w="3208"/>
             <w:tcBorders>
               <w:top w:val="single" w:color="C9D6D3" w:sz="4"/>
               <w:left w:val="single" w:color="C9D6D3" w:sz="4"/>
@@ -10412,7 +10412,7 @@
         </w:trPr>
         <w:tc>
           <w:tcPr>
-            <w:tcW w:type="dxa" w:w="1065"/>
+            <w:tcW w:type="dxa" w:w="1160"/>
             <w:tcBorders>
               <w:top w:val="single" w:color="C9D6D3" w:sz="4"/>
               <w:left w:val="single" w:color="C9D6D3" w:sz="4"/>
@@ -10444,7 +10444,7 @@
         </w:tc>
         <w:tc>
           <w:tcPr>
-            <w:tcW w:type="dxa" w:w="5419"/>
+            <w:tcW w:type="dxa" w:w="5496"/>
             <w:tcBorders>
               <w:top w:val="single" w:color="C9D6D3" w:sz="4"/>
               <w:left w:val="single" w:color="C9D6D3" w:sz="4"/>
@@ -10474,7 +10474,7 @@
         </w:tc>
         <w:tc>
           <w:tcPr>
-            <w:tcW w:type="dxa" w:w="3380"/>
+            <w:tcW w:type="dxa" w:w="3208"/>
             <w:tcBorders>
               <w:top w:val="single" w:color="C9D6D3" w:sz="4"/>
               <w:left w:val="single" w:color="C9D6D3" w:sz="4"/>
@@ -10510,7 +10510,7 @@
         </w:trPr>
         <w:tc>
           <w:tcPr>
-            <w:tcW w:type="dxa" w:w="1065"/>
+            <w:tcW w:type="dxa" w:w="1160"/>
             <w:tcBorders>
               <w:top w:val="single" w:color="C9D6D3" w:sz="4"/>
               <w:left w:val="single" w:color="C9D6D3" w:sz="4"/>
@@ -10542,61 +10542,159 @@
         </w:tc>
         <w:tc>
           <w:tcPr>
-            <w:tcW w:type="dxa" w:w="5419"/>
-            <w:tcBorders>
-              <w:top w:val="single" w:color="C9D6D3" w:sz="4"/>
-              <w:left w:val="single" w:color="C9D6D3" w:sz="4"/>
-              <w:bottom w:val="single" w:color="C9D6D3" w:sz="4"/>
-              <w:right w:val="single" w:color="C9D6D3" w:sz="4"/>
-            </w:tcBorders>
-            <w:shd w:fill="EAF1EF" w:color="auto" w:val="clear"/>
-            <w:tcMar>
-              <w:top w:type="dxa" w:w="50"/>
-              <w:left w:type="dxa" w:w="90"/>
-              <w:bottom w:type="dxa" w:w="50"/>
-              <w:right w:type="dxa" w:w="90"/>
-            </w:tcMar>
-          </w:tcPr>
-          <w:p>
-            <w:pPr>
-              <w:spacing w:after="0" w:before="0" w:line="252"/>
-            </w:pPr>
-            <w:r>
-              <w:rPr>
-                <w:sz w:val="17"/>
-                <w:szCs w:val="17"/>
-              </w:rPr>
-              <w:t xml:space="preserve">Brent $120 до I кв. 2027, далі повернення до ф'ючерсів</w:t>
-            </w:r>
-          </w:p>
-        </w:tc>
-        <w:tc>
-          <w:tcPr>
-            <w:tcW w:type="dxa" w:w="3380"/>
-            <w:tcBorders>
-              <w:top w:val="single" w:color="C9D6D3" w:sz="4"/>
-              <w:left w:val="single" w:color="C9D6D3" w:sz="4"/>
-              <w:bottom w:val="single" w:color="C9D6D3" w:sz="4"/>
-              <w:right w:val="single" w:color="C9D6D3" w:sz="4"/>
-            </w:tcBorders>
-            <w:shd w:fill="EAF1EF" w:color="auto" w:val="clear"/>
-            <w:tcMar>
-              <w:top w:type="dxa" w:w="50"/>
-              <w:left w:type="dxa" w:w="90"/>
-              <w:bottom w:type="dxa" w:w="50"/>
-              <w:right w:type="dxa" w:w="90"/>
-            </w:tcMar>
-          </w:tcPr>
-          <w:p>
-            <w:pPr>
-              <w:spacing w:after="0" w:before="0" w:line="252"/>
-            </w:pPr>
-            <w:r>
-              <w:rPr>
-                <w:sz w:val="17"/>
-                <w:szCs w:val="17"/>
-              </w:rPr>
-              <w:t xml:space="preserve">+0,1 в. п. до піку ІСЦ (спот у жовтні вже ≈$125), ставка майже без змін</w:t>
+            <w:tcW w:type="dxa" w:w="5496"/>
+            <w:tcBorders>
+              <w:top w:val="single" w:color="C9D6D3" w:sz="4"/>
+              <w:left w:val="single" w:color="C9D6D3" w:sz="4"/>
+              <w:bottom w:val="single" w:color="C9D6D3" w:sz="4"/>
+              <w:right w:val="single" w:color="C9D6D3" w:sz="4"/>
+            </w:tcBorders>
+            <w:shd w:fill="EAF1EF" w:color="auto" w:val="clear"/>
+            <w:tcMar>
+              <w:top w:type="dxa" w:w="50"/>
+              <w:left w:type="dxa" w:w="90"/>
+              <w:bottom w:type="dxa" w:w="50"/>
+              <w:right w:type="dxa" w:w="90"/>
+            </w:tcMar>
+          </w:tcPr>
+          <w:p>
+            <w:pPr>
+              <w:spacing w:after="0" w:before="0" w:line="252"/>
+            </w:pPr>
+            <w:r>
+              <w:rPr>
+                <w:sz w:val="17"/>
+                <w:szCs w:val="17"/>
+              </w:rPr>
+              <w:t xml:space="preserve">Brent лишається ≈$120 весь 2027 р. замість ≈$87 за ф'ючерсами, у 2028 — повернення до ф'ючерсів</w:t>
+            </w:r>
+          </w:p>
+        </w:tc>
+        <w:tc>
+          <w:tcPr>
+            <w:tcW w:type="dxa" w:w="3208"/>
+            <w:tcBorders>
+              <w:top w:val="single" w:color="C9D6D3" w:sz="4"/>
+              <w:left w:val="single" w:color="C9D6D3" w:sz="4"/>
+              <w:bottom w:val="single" w:color="C9D6D3" w:sz="4"/>
+              <w:right w:val="single" w:color="C9D6D3" w:sz="4"/>
+            </w:tcBorders>
+            <w:shd w:fill="EAF1EF" w:color="auto" w:val="clear"/>
+            <w:tcMar>
+              <w:top w:type="dxa" w:w="50"/>
+              <w:left w:type="dxa" w:w="90"/>
+              <w:bottom w:type="dxa" w:w="50"/>
+              <w:right w:type="dxa" w:w="90"/>
+            </w:tcMar>
+          </w:tcPr>
+          <w:p>
+            <w:pPr>
+              <w:spacing w:after="0" w:before="0" w:line="252"/>
+            </w:pPr>
+            <w:r>
+              <w:rPr>
+                <w:sz w:val="17"/>
+                <w:szCs w:val="17"/>
+              </w:rPr>
+              <w:t xml:space="preserve">+0,6 в. п. до ІСЦ IV кв. 2027, ставка на піку +0,3 в. п.</w:t>
+            </w:r>
+          </w:p>
+        </w:tc>
+      </w:tr>
+      <w:tr>
+        <w:trPr>
+          <w:cantSplit/>
+          <w:tblHeader w:val="off"/>
+        </w:trPr>
+        <w:tc>
+          <w:tcPr>
+            <w:tcW w:type="dxa" w:w="1160"/>
+            <w:tcBorders>
+              <w:top w:val="single" w:color="C9D6D3" w:sz="4"/>
+              <w:left w:val="single" w:color="C9D6D3" w:sz="4"/>
+              <w:bottom w:val="single" w:color="C9D6D3" w:sz="4"/>
+              <w:right w:val="single" w:color="C9D6D3" w:sz="4"/>
+            </w:tcBorders>
+            <w:shd w:fill="FFFFFF" w:color="auto" w:val="clear"/>
+            <w:tcMar>
+              <w:top w:type="dxa" w:w="50"/>
+              <w:left w:type="dxa" w:w="90"/>
+              <w:bottom w:type="dxa" w:w="50"/>
+              <w:right w:type="dxa" w:w="90"/>
+            </w:tcMar>
+          </w:tcPr>
+          <w:p>
+            <w:pPr>
+              <w:spacing w:after="0" w:before="0" w:line="252"/>
+            </w:pPr>
+            <w:r>
+              <w:rPr>
+                <w:b/>
+                <w:bCs/>
+                <w:sz w:val="17"/>
+                <w:szCs w:val="17"/>
+              </w:rPr>
+              <w:t xml:space="preserve">Євро знову 1,16 $</w:t>
+            </w:r>
+          </w:p>
+        </w:tc>
+        <w:tc>
+          <w:tcPr>
+            <w:tcW w:type="dxa" w:w="5496"/>
+            <w:tcBorders>
+              <w:top w:val="single" w:color="C9D6D3" w:sz="4"/>
+              <w:left w:val="single" w:color="C9D6D3" w:sz="4"/>
+              <w:bottom w:val="single" w:color="C9D6D3" w:sz="4"/>
+              <w:right w:val="single" w:color="C9D6D3" w:sz="4"/>
+            </w:tcBorders>
+            <w:shd w:fill="FFFFFF" w:color="auto" w:val="clear"/>
+            <w:tcMar>
+              <w:top w:type="dxa" w:w="50"/>
+              <w:left w:type="dxa" w:w="90"/>
+              <w:bottom w:type="dxa" w:w="50"/>
+              <w:right w:type="dxa" w:w="90"/>
+            </w:tcMar>
+          </w:tcPr>
+          <w:p>
+            <w:pPr>
+              <w:spacing w:after="0" w:before="0" w:line="252"/>
+            </w:pPr>
+            <w:r>
+              <w:rPr>
+                <w:sz w:val="17"/>
+                <w:szCs w:val="17"/>
+              </w:rPr>
+              <w:t xml:space="preserve">USD/EUR 1,16 з I кв. 2027 (липневе припущення НБУ) за того ж грн/$ → гривня до євро −3,4% (шоками UIP)</w:t>
+            </w:r>
+          </w:p>
+        </w:tc>
+        <w:tc>
+          <w:tcPr>
+            <w:tcW w:type="dxa" w:w="3208"/>
+            <w:tcBorders>
+              <w:top w:val="single" w:color="C9D6D3" w:sz="4"/>
+              <w:left w:val="single" w:color="C9D6D3" w:sz="4"/>
+              <w:bottom w:val="single" w:color="C9D6D3" w:sz="4"/>
+              <w:right w:val="single" w:color="C9D6D3" w:sz="4"/>
+            </w:tcBorders>
+            <w:shd w:fill="FFFFFF" w:color="auto" w:val="clear"/>
+            <w:tcMar>
+              <w:top w:type="dxa" w:w="50"/>
+              <w:left w:type="dxa" w:w="90"/>
+              <w:bottom w:type="dxa" w:w="50"/>
+              <w:right w:type="dxa" w:w="90"/>
+            </w:tcMar>
+          </w:tcPr>
+          <w:p>
+            <w:pPr>
+              <w:spacing w:after="0" w:before="0" w:line="252"/>
+            </w:pPr>
+            <w:r>
+              <w:rPr>
+                <w:sz w:val="17"/>
+                <w:szCs w:val="17"/>
+              </w:rPr>
+              <w:t xml:space="preserve">ІСЦ IV кв. 2027 ≈8,0%, ставка до 18,7%</w:t>
             </w:r>
           </w:p>
         </w:tc>
@@ -14942,7 +15040,7 @@
                 <w:sz w:val="17"/>
                 <w:szCs w:val="17"/>
               </w:rPr>
-              <w:t xml:space="preserve">. Оптимум моделі 17,6% → 16,9%, стійкість 17–17,5% (хибно) → 16,5–17%</w:t>
+              <w:t xml:space="preserve">. Оптимум моделі 17,6% → 16,9%, стійкість 17–17,5% (хибно) → 17% (11 сценаріїв); після рецензій: виправлено подвійний облік шоку UIP у курсовому ризику, додано ризик «Євро знову 1,16 $», перекалібровано «Нафту $120», показано чутливість до конвенції шоків наукасту (16% за старої) і до курсового припущення (оптимум 16,9–18,2%)</w:t>
             </w:r>
           </w:p>
         </w:tc>

--- a/docs/scope_of_work.docx
+++ b/docs/scope_of_work.docx
@@ -245,7 +245,7 @@
               </w:rPr>
               <w:t xml:space="preserve">Шаблон QPM НБУ для конкурсу (</w:t>
             </w:r>
-            <w:hyperlink w:history="1" r:id="rIdrtde0zk6jj6ocbcirpmt9">
+            <w:hyperlink w:history="1" r:id="rIdsbihmg4k8xhv8f0ifneew">
               <w:r>
                 <w:rPr>
                   <w:color w:val="1F63B5"/>
@@ -805,7 +805,7 @@
         </w:rPr>
         <w:t xml:space="preserve">Ключове питання конкурсу: «Якими мають бути рішення Правління НБУ щодо процентних ставок, офіційного курсу та валютних обмежень під час війни і чому?» (</w:t>
       </w:r>
-      <w:hyperlink w:history="1" r:id="rIdwiakvmt9f25tbdqkp0v8e">
+      <w:hyperlink w:history="1" r:id="rIdkmn4aikjloyvhp32u90wr">
         <w:r>
           <w:rPr>
             <w:color w:val="1F63B5"/>
@@ -3353,7 +3353,7 @@
               </w:rPr>
               <w:t xml:space="preserve">Держстат через </w:t>
             </w:r>
-            <w:hyperlink w:history="1" r:id="rIdp64qfr2b-guovvneddxdv">
+            <w:hyperlink w:history="1" r:id="rIdv5t76-fgj9o4ktqomique">
               <w:r>
                 <w:rPr>
                   <w:color w:val="1F63B5"/>
@@ -3554,7 +3554,7 @@
             <w:pPr>
               <w:spacing w:after="0" w:before="0" w:line="252"/>
             </w:pPr>
-            <w:hyperlink w:history="1" r:id="rIdyfeltkp38tb_abybrugza">
+            <w:hyperlink w:history="1" r:id="rIdlfr5aa97rozozz2nqjl5m">
               <w:r>
                 <w:rPr>
                   <w:color w:val="1F63B5"/>
@@ -4064,7 +4064,7 @@
               </w:rPr>
               <w:t xml:space="preserve">Держстат; </w:t>
             </w:r>
-            <w:hyperlink w:history="1" r:id="rIdstm-wsmkllmquwvjbqrlh">
+            <w:hyperlink w:history="1" r:id="rIdgktbqaeiywjgukbxr3ouh">
               <w:r>
                 <w:rPr>
                   <w:color w:val="1F63B5"/>
@@ -4227,7 +4227,7 @@
             <w:pPr>
               <w:spacing w:after="0" w:before="0" w:line="252"/>
             </w:pPr>
-            <w:hyperlink w:history="1" r:id="rIdj_vdldan4knnct3izjcsm">
+            <w:hyperlink w:history="1" r:id="rId2cyumdbbg4ufx7clx9qqa">
               <w:r>
                 <w:rPr>
                   <w:color w:val="1F63B5"/>
@@ -4245,7 +4245,7 @@
               </w:rPr>
               <w:t xml:space="preserve">; </w:t>
             </w:r>
-            <w:hyperlink w:history="1" r:id="rIdfzwnxhbqphw7erdcoxreu">
+            <w:hyperlink w:history="1" r:id="rIdrurqninmrzsknbuwbbihf">
               <w:r>
                 <w:rPr>
                   <w:color w:val="1F63B5"/>
@@ -4408,7 +4408,7 @@
             <w:pPr>
               <w:spacing w:after="0" w:before="0" w:line="252"/>
             </w:pPr>
-            <w:hyperlink w:history="1" r:id="rId6z-uqvtroebv7cvdzoaul">
+            <w:hyperlink w:history="1" r:id="rId9voyeqox11szvnvbycepv">
               <w:r>
                 <w:rPr>
                   <w:color w:val="1F63B5"/>
@@ -4753,7 +4753,7 @@
             <w:pPr>
               <w:spacing w:after="0" w:before="0" w:line="252"/>
             </w:pPr>
-            <w:hyperlink w:history="1" r:id="rId9pgck224k6ogmflr3brky">
+            <w:hyperlink w:history="1" r:id="rIdonnqhmlsa1dajcprq4yi9">
               <w:r>
                 <w:rPr>
                   <w:color w:val="1F63B5"/>
@@ -4771,7 +4771,7 @@
               </w:rPr>
               <w:t xml:space="preserve">; </w:t>
             </w:r>
-            <w:hyperlink w:history="1" r:id="rIdqe7yff25ozsxaqv2ticog">
+            <w:hyperlink w:history="1" r:id="rIdgt1zbgvijxfljvw6j1d6n">
               <w:r>
                 <w:rPr>
                   <w:color w:val="1F63B5"/>
@@ -4789,7 +4789,7 @@
               </w:rPr>
               <w:t xml:space="preserve">; USD/EUR — ЄЦБ, далі </w:t>
             </w:r>
-            <w:hyperlink w:history="1" r:id="rId9fcuhtzzz7vvqjf7sxgcg">
+            <w:hyperlink w:history="1" r:id="rIdgkcz015ben9mhjlh4eqlq">
               <w:r>
                 <w:rPr>
                   <w:color w:val="1F63B5"/>
@@ -5232,7 +5232,7 @@
             <w:pPr>
               <w:spacing w:after="0" w:before="0" w:line="252"/>
             </w:pPr>
-            <w:hyperlink w:history="1" r:id="rIddbq6pitoqxijfi6t1rtx6">
+            <w:hyperlink w:history="1" r:id="rIdgcsly8kxosdewgu4igclh">
               <w:r>
                 <w:rPr>
                   <w:color w:val="1F63B5"/>
@@ -5250,7 +5250,7 @@
               </w:rPr>
               <w:t xml:space="preserve"> — </w:t>
             </w:r>
-            <w:hyperlink w:history="1" r:id="rIdrny9pd3ngxghbevrsm0k4">
+            <w:hyperlink w:history="1" r:id="rIdbdsgap5vqmdhabu5ybohs">
               <w:r>
                 <w:rPr>
                   <w:color w:val="1F63B5"/>
@@ -5322,7 +5322,7 @@
             <w:pPr>
               <w:spacing w:after="0" w:before="0" w:line="252"/>
             </w:pPr>
-            <w:hyperlink w:history="1" r:id="rIdxc2gzv3knuy8snkdecxwv">
+            <w:hyperlink w:history="1" r:id="rIdbu5rt4ctveke2vvr0cb2p">
               <w:r>
                 <w:rPr>
                   <w:color w:val="1F63B5"/>
@@ -5394,7 +5394,7 @@
             <w:pPr>
               <w:spacing w:after="0" w:before="0" w:line="252"/>
             </w:pPr>
-            <w:hyperlink w:history="1" r:id="rId0l6sypzohkwsrqowzfa9b">
+            <w:hyperlink w:history="1" r:id="rIdmihblyy-zq7d_plxns-e1">
               <w:r>
                 <w:rPr>
                   <w:color w:val="1F63B5"/>
@@ -5564,7 +5564,7 @@
             <w:pPr>
               <w:spacing w:after="0" w:before="0" w:line="252"/>
             </w:pPr>
-            <w:hyperlink w:history="1" r:id="rIdteybucfidadqcrwpdzxbq">
+            <w:hyperlink w:history="1" r:id="rIdtxidgrnl70jxyqqqcusbu">
               <w:r>
                 <w:rPr>
                   <w:color w:val="1F63B5"/>
@@ -5582,7 +5582,7 @@
               </w:rPr>
               <w:t xml:space="preserve">, </w:t>
             </w:r>
-            <w:hyperlink w:history="1" r:id="rIdu5j1xq9-zoqj_ueqmzwdl">
+            <w:hyperlink w:history="1" r:id="rIdkmhair5bunq4ikntoefv1">
               <w:r>
                 <w:rPr>
                   <w:color w:val="1F63B5"/>
@@ -5654,7 +5654,7 @@
             <w:pPr>
               <w:spacing w:after="0" w:before="0" w:line="252"/>
             </w:pPr>
-            <w:hyperlink w:history="1" r:id="rIdfxwto6nar75fbbrjpiaow">
+            <w:hyperlink w:history="1" r:id="rIdz32nfj84ohp03id6fo-kr">
               <w:r>
                 <w:rPr>
                   <w:color w:val="1F63B5"/>
@@ -5672,7 +5672,7 @@
               </w:rPr>
               <w:t xml:space="preserve">, </w:t>
             </w:r>
-            <w:hyperlink w:history="1" r:id="rIdcl5bqmpdvcuchqcmkbgy9">
+            <w:hyperlink w:history="1" r:id="rIdyjhnn3txs7kpspjgrgeq8">
               <w:r>
                 <w:rPr>
                   <w:color w:val="1F63B5"/>
@@ -5744,7 +5744,7 @@
             <w:pPr>
               <w:spacing w:after="0" w:before="0" w:line="252"/>
             </w:pPr>
-            <w:hyperlink w:history="1" r:id="rIdxttnp1pl4emqhvzhykolz">
+            <w:hyperlink w:history="1" r:id="rIdwzqkr-cr5eksqxo73xa8x">
               <w:r>
                 <w:rPr>
                   <w:color w:val="1F63B5"/>
@@ -5823,7 +5823,7 @@
             <w:pPr>
               <w:spacing w:after="0" w:before="0" w:line="252"/>
             </w:pPr>
-            <w:hyperlink w:history="1" r:id="rIdfcewtqqhglzwx7njnmfwu">
+            <w:hyperlink w:history="1" r:id="rIdydcucyn-idpr7rqewkkmj">
               <w:r>
                 <w:rPr>
                   <w:color w:val="1F63B5"/>
@@ -5841,7 +5841,7 @@
               </w:rPr>
               <w:t xml:space="preserve">; </w:t>
             </w:r>
-            <w:hyperlink w:history="1" r:id="rIdtwe0vliomfcx2_ohlm-au">
+            <w:hyperlink w:history="1" r:id="rId8vl0l7vbck7eprzwy86vs">
               <w:r>
                 <w:rPr>
                   <w:color w:val="1F63B5"/>
@@ -6056,7 +6056,7 @@
             <w:pPr>
               <w:spacing w:after="0" w:before="0" w:line="252"/>
             </w:pPr>
-            <w:hyperlink w:history="1" r:id="rId_eqjoj4z0mbtbpxodlcza">
+            <w:hyperlink w:history="1" r:id="rIdfogynvabklrhbklsyynhm">
               <w:r>
                 <w:rPr>
                   <w:color w:val="1F63B5"/>
@@ -6128,7 +6128,7 @@
             <w:pPr>
               <w:spacing w:after="0" w:before="0" w:line="252"/>
             </w:pPr>
-            <w:hyperlink w:history="1" r:id="rIdyugfifrmpyfqhwvnlngps">
+            <w:hyperlink w:history="1" r:id="rIddr2matk9sgx1m75x8x-xv">
               <w:r>
                 <w:rPr>
                   <w:color w:val="1F63B5"/>
@@ -6200,7 +6200,7 @@
             <w:pPr>
               <w:spacing w:after="0" w:before="0" w:line="252"/>
             </w:pPr>
-            <w:hyperlink w:history="1" r:id="rIdakyyqtlmq7btjhejz32mb">
+            <w:hyperlink w:history="1" r:id="rIdnj-j3hqyefadvkdaewbda">
               <w:r>
                 <w:rPr>
                   <w:color w:val="1F63B5"/>
@@ -6218,7 +6218,7 @@
               </w:rPr>
               <w:t xml:space="preserve">; </w:t>
             </w:r>
-            <w:hyperlink w:history="1" r:id="rIdsojrrsnokuuefuprgmc7d">
+            <w:hyperlink w:history="1" r:id="rIdvyurxgj-uuojmhblincwv">
               <w:r>
                 <w:rPr>
                   <w:color w:val="1F63B5"/>
@@ -9124,7 +9124,7 @@
               </w:rPr>
               <w:t xml:space="preserve">Вторинні ефекти атак в опалювальний сезон; НБУ: +0,4–0,6 в. п. (</w:t>
             </w:r>
-            <w:hyperlink w:history="1" r:id="rIdfzgckod0mqcorxtzxpcac">
+            <w:hyperlink w:history="1" r:id="rIdo7nlcuqce4ojzjlqyw-tq">
               <w:r>
                 <w:rPr>
                   <w:color w:val="1F63B5"/>
@@ -9259,7 +9259,7 @@
               </w:rPr>
               <w:t xml:space="preserve">Середнє 2016–2026 = 1,7 в. п.; НБУ: адмінціни +14,0% / +11,3% (</w:t>
             </w:r>
-            <w:hyperlink w:history="1" r:id="rIdy0qyf9nbzh5a8xmi6t6b3">
+            <w:hyperlink w:history="1" r:id="rId00b9txzpt_m6owbbetqff">
               <w:r>
                 <w:rPr>
                   <w:color w:val="1F63B5"/>
@@ -9500,7 +9500,7 @@
               </w:rPr>
               <w:t xml:space="preserve">Затримки фінансування, резерви $47,1 млрд (</w:t>
             </w:r>
-            <w:hyperlink w:history="1" r:id="rIdfhbmejhsj2ogxvoaof5tc">
+            <w:hyperlink w:history="1" r:id="rId3vj0sqyfazlkg9ofpxmoi">
               <w:r>
                 <w:rPr>
                   <w:color w:val="1F63B5"/>

--- a/docs/scope_of_work.docx
+++ b/docs/scope_of_work.docx
@@ -245,7 +245,7 @@
               </w:rPr>
               <w:t xml:space="preserve">Шаблон QPM НБУ для конкурсу (</w:t>
             </w:r>
-            <w:hyperlink w:history="1" r:id="rIdsbihmg4k8xhv8f0ifneew">
+            <w:hyperlink w:history="1" r:id="rId2rxc_qzdjzyivrj9gxnjd">
               <w:r>
                 <w:rPr>
                   <w:color w:val="1F63B5"/>
@@ -805,7 +805,7 @@
         </w:rPr>
         <w:t xml:space="preserve">Ключове питання конкурсу: «Якими мають бути рішення Правління НБУ щодо процентних ставок, офіційного курсу та валютних обмежень під час війни і чому?» (</w:t>
       </w:r>
-      <w:hyperlink w:history="1" r:id="rIdkmn4aikjloyvhp32u90wr">
+      <w:hyperlink w:history="1" r:id="rIdfr2upshymnrudk1t-b07a">
         <w:r>
           <w:rPr>
             <w:color w:val="1F63B5"/>
@@ -3353,7 +3353,7 @@
               </w:rPr>
               <w:t xml:space="preserve">Держстат через </w:t>
             </w:r>
-            <w:hyperlink w:history="1" r:id="rIdv5t76-fgj9o4ktqomique">
+            <w:hyperlink w:history="1" r:id="rId29invuip89qtxjzemdb4b">
               <w:r>
                 <w:rPr>
                   <w:color w:val="1F63B5"/>
@@ -3554,7 +3554,7 @@
             <w:pPr>
               <w:spacing w:after="0" w:before="0" w:line="252"/>
             </w:pPr>
-            <w:hyperlink w:history="1" r:id="rIdlfr5aa97rozozz2nqjl5m">
+            <w:hyperlink w:history="1" r:id="rIdbvwsex74iv1oas6u7gb1f">
               <w:r>
                 <w:rPr>
                   <w:color w:val="1F63B5"/>
@@ -4064,7 +4064,7 @@
               </w:rPr>
               <w:t xml:space="preserve">Держстат; </w:t>
             </w:r>
-            <w:hyperlink w:history="1" r:id="rIdgktbqaeiywjgukbxr3ouh">
+            <w:hyperlink w:history="1" r:id="rIddgacujqs2q2qwykrhic0z">
               <w:r>
                 <w:rPr>
                   <w:color w:val="1F63B5"/>
@@ -4227,7 +4227,7 @@
             <w:pPr>
               <w:spacing w:after="0" w:before="0" w:line="252"/>
             </w:pPr>
-            <w:hyperlink w:history="1" r:id="rId2cyumdbbg4ufx7clx9qqa">
+            <w:hyperlink w:history="1" r:id="rIdotrmwc7vb8252_fkl-_ll">
               <w:r>
                 <w:rPr>
                   <w:color w:val="1F63B5"/>
@@ -4245,7 +4245,7 @@
               </w:rPr>
               <w:t xml:space="preserve">; </w:t>
             </w:r>
-            <w:hyperlink w:history="1" r:id="rIdrurqninmrzsknbuwbbihf">
+            <w:hyperlink w:history="1" r:id="rId5lmfuzrrsoggw-qnr0nvh">
               <w:r>
                 <w:rPr>
                   <w:color w:val="1F63B5"/>
@@ -4408,7 +4408,7 @@
             <w:pPr>
               <w:spacing w:after="0" w:before="0" w:line="252"/>
             </w:pPr>
-            <w:hyperlink w:history="1" r:id="rId9voyeqox11szvnvbycepv">
+            <w:hyperlink w:history="1" r:id="rIdkojney3u0ygrdnr8sqy6p">
               <w:r>
                 <w:rPr>
                   <w:color w:val="1F63B5"/>
@@ -4753,7 +4753,7 @@
             <w:pPr>
               <w:spacing w:after="0" w:before="0" w:line="252"/>
             </w:pPr>
-            <w:hyperlink w:history="1" r:id="rIdonnqhmlsa1dajcprq4yi9">
+            <w:hyperlink w:history="1" r:id="rIdd4jagpye28maoqaem4xql">
               <w:r>
                 <w:rPr>
                   <w:color w:val="1F63B5"/>
@@ -4771,7 +4771,7 @@
               </w:rPr>
               <w:t xml:space="preserve">; </w:t>
             </w:r>
-            <w:hyperlink w:history="1" r:id="rIdgt1zbgvijxfljvw6j1d6n">
+            <w:hyperlink w:history="1" r:id="rIdyf7lecqwnpzryefwvc4bp">
               <w:r>
                 <w:rPr>
                   <w:color w:val="1F63B5"/>
@@ -4789,7 +4789,7 @@
               </w:rPr>
               <w:t xml:space="preserve">; USD/EUR — ЄЦБ, далі </w:t>
             </w:r>
-            <w:hyperlink w:history="1" r:id="rIdgkcz015ben9mhjlh4eqlq">
+            <w:hyperlink w:history="1" r:id="rIdt_ltwmnqjlziuyiaeby3q">
               <w:r>
                 <w:rPr>
                   <w:color w:val="1F63B5"/>
@@ -5232,7 +5232,7 @@
             <w:pPr>
               <w:spacing w:after="0" w:before="0" w:line="252"/>
             </w:pPr>
-            <w:hyperlink w:history="1" r:id="rIdgcsly8kxosdewgu4igclh">
+            <w:hyperlink w:history="1" r:id="rIdmcygpp9dun-pujhp4vz5n">
               <w:r>
                 <w:rPr>
                   <w:color w:val="1F63B5"/>
@@ -5250,7 +5250,7 @@
               </w:rPr>
               <w:t xml:space="preserve"> — </w:t>
             </w:r>
-            <w:hyperlink w:history="1" r:id="rIdbdsgap5vqmdhabu5ybohs">
+            <w:hyperlink w:history="1" r:id="rIdgyfqvdunszbi_n995m_me">
               <w:r>
                 <w:rPr>
                   <w:color w:val="1F63B5"/>
@@ -5322,7 +5322,7 @@
             <w:pPr>
               <w:spacing w:after="0" w:before="0" w:line="252"/>
             </w:pPr>
-            <w:hyperlink w:history="1" r:id="rIdbu5rt4ctveke2vvr0cb2p">
+            <w:hyperlink w:history="1" r:id="rIdajskztznasdhhsjvkiuio">
               <w:r>
                 <w:rPr>
                   <w:color w:val="1F63B5"/>
@@ -5394,7 +5394,7 @@
             <w:pPr>
               <w:spacing w:after="0" w:before="0" w:line="252"/>
             </w:pPr>
-            <w:hyperlink w:history="1" r:id="rIdmihblyy-zq7d_plxns-e1">
+            <w:hyperlink w:history="1" r:id="rIdzvxo4o6lmcm2hdjv57ie4">
               <w:r>
                 <w:rPr>
                   <w:color w:val="1F63B5"/>
@@ -5564,7 +5564,7 @@
             <w:pPr>
               <w:spacing w:after="0" w:before="0" w:line="252"/>
             </w:pPr>
-            <w:hyperlink w:history="1" r:id="rIdtxidgrnl70jxyqqqcusbu">
+            <w:hyperlink w:history="1" r:id="rId21qswm6nfmufp3vgc4eji">
               <w:r>
                 <w:rPr>
                   <w:color w:val="1F63B5"/>
@@ -5582,7 +5582,7 @@
               </w:rPr>
               <w:t xml:space="preserve">, </w:t>
             </w:r>
-            <w:hyperlink w:history="1" r:id="rIdkmhair5bunq4ikntoefv1">
+            <w:hyperlink w:history="1" r:id="rId1faeafynseu73n9if1wz7">
               <w:r>
                 <w:rPr>
                   <w:color w:val="1F63B5"/>
@@ -5654,7 +5654,7 @@
             <w:pPr>
               <w:spacing w:after="0" w:before="0" w:line="252"/>
             </w:pPr>
-            <w:hyperlink w:history="1" r:id="rIdz32nfj84ohp03id6fo-kr">
+            <w:hyperlink w:history="1" r:id="rIdiw3u6lm9tgjpciigz7zqw">
               <w:r>
                 <w:rPr>
                   <w:color w:val="1F63B5"/>
@@ -5672,7 +5672,7 @@
               </w:rPr>
               <w:t xml:space="preserve">, </w:t>
             </w:r>
-            <w:hyperlink w:history="1" r:id="rIdyjhnn3txs7kpspjgrgeq8">
+            <w:hyperlink w:history="1" r:id="rIdkhzrzgjxhggjpg1nkjk2w">
               <w:r>
                 <w:rPr>
                   <w:color w:val="1F63B5"/>
@@ -5744,7 +5744,7 @@
             <w:pPr>
               <w:spacing w:after="0" w:before="0" w:line="252"/>
             </w:pPr>
-            <w:hyperlink w:history="1" r:id="rIdwzqkr-cr5eksqxo73xa8x">
+            <w:hyperlink w:history="1" r:id="rIdmkmyuwcfmrcgckkys6ftu">
               <w:r>
                 <w:rPr>
                   <w:color w:val="1F63B5"/>
@@ -5823,7 +5823,7 @@
             <w:pPr>
               <w:spacing w:after="0" w:before="0" w:line="252"/>
             </w:pPr>
-            <w:hyperlink w:history="1" r:id="rIdydcucyn-idpr7rqewkkmj">
+            <w:hyperlink w:history="1" r:id="rIdksvevxestwjvmlmrlfonv">
               <w:r>
                 <w:rPr>
                   <w:color w:val="1F63B5"/>
@@ -5841,7 +5841,7 @@
               </w:rPr>
               <w:t xml:space="preserve">; </w:t>
             </w:r>
-            <w:hyperlink w:history="1" r:id="rId8vl0l7vbck7eprzwy86vs">
+            <w:hyperlink w:history="1" r:id="rIda_wnphpowb0fajh1kj-pq">
               <w:r>
                 <w:rPr>
                   <w:color w:val="1F63B5"/>
@@ -6056,7 +6056,7 @@
             <w:pPr>
               <w:spacing w:after="0" w:before="0" w:line="252"/>
             </w:pPr>
-            <w:hyperlink w:history="1" r:id="rIdfogynvabklrhbklsyynhm">
+            <w:hyperlink w:history="1" r:id="rIdafdrnss5omescs0ayw3jb">
               <w:r>
                 <w:rPr>
                   <w:color w:val="1F63B5"/>
@@ -6128,7 +6128,7 @@
             <w:pPr>
               <w:spacing w:after="0" w:before="0" w:line="252"/>
             </w:pPr>
-            <w:hyperlink w:history="1" r:id="rIddr2matk9sgx1m75x8x-xv">
+            <w:hyperlink w:history="1" r:id="rIdt7fjd-thknssnqj4xhlmu">
               <w:r>
                 <w:rPr>
                   <w:color w:val="1F63B5"/>
@@ -6200,7 +6200,7 @@
             <w:pPr>
               <w:spacing w:after="0" w:before="0" w:line="252"/>
             </w:pPr>
-            <w:hyperlink w:history="1" r:id="rIdnj-j3hqyefadvkdaewbda">
+            <w:hyperlink w:history="1" r:id="rIdbudeqgebu_yx9-m4habs3">
               <w:r>
                 <w:rPr>
                   <w:color w:val="1F63B5"/>
@@ -6218,7 +6218,7 @@
               </w:rPr>
               <w:t xml:space="preserve">; </w:t>
             </w:r>
-            <w:hyperlink w:history="1" r:id="rIdvyurxgj-uuojmhblincwv">
+            <w:hyperlink w:history="1" r:id="rIderwspszxzqcewclok8jyw">
               <w:r>
                 <w:rPr>
                   <w:color w:val="1F63B5"/>
@@ -9124,7 +9124,7 @@
               </w:rPr>
               <w:t xml:space="preserve">Вторинні ефекти атак в опалювальний сезон; НБУ: +0,4–0,6 в. п. (</w:t>
             </w:r>
-            <w:hyperlink w:history="1" r:id="rIdo7nlcuqce4ojzjlqyw-tq">
+            <w:hyperlink w:history="1" r:id="rIdkcu7xfaoyvbdjnfbnqzhd">
               <w:r>
                 <w:rPr>
                   <w:color w:val="1F63B5"/>
@@ -9259,7 +9259,7 @@
               </w:rPr>
               <w:t xml:space="preserve">Середнє 2016–2026 = 1,7 в. п.; НБУ: адмінціни +14,0% / +11,3% (</w:t>
             </w:r>
-            <w:hyperlink w:history="1" r:id="rId00b9txzpt_m6owbbetqff">
+            <w:hyperlink w:history="1" r:id="rIds5gpwkxlzkk4d251cgvbv">
               <w:r>
                 <w:rPr>
                   <w:color w:val="1F63B5"/>
@@ -9500,7 +9500,7 @@
               </w:rPr>
               <w:t xml:space="preserve">Затримки фінансування, резерви $47,1 млрд (</w:t>
             </w:r>
-            <w:hyperlink w:history="1" r:id="rId3vj0sqyfazlkg9ofpxmoi">
+            <w:hyperlink w:history="1" r:id="rIdbx88n_xanowuy29twamxk">
               <w:r>
                 <w:rPr>
                   <w:color w:val="1F63B5"/>
